--- a/deliverables/05_manuscript/onki_short_report_ja_submission.docx
+++ b/deliverables/05_manuscript/onki_short_report_ja_submission.docx
@@ -304,7 +304,21 @@
           <w:rFonts w:hint="eastAsia" w:ascii="Times New Roman" w:hAnsi="Times New Roman" w:eastAsia="Yu Mincho"/>
           <w:sz w:val="24"/>
         </w:rPr>
-        <w:t xml:space="preserve">寒冷期の入浴では、居間から脱衣所を経て浴室へ移動する際に、温熱環境が大きく変化し得る。青森・秋田を含む地域の調査でも、寒冷期に入浴中心肺停止が増加し、その発生には脱衣場・浴室内の温度の低さが関係していると考察されている[1]。ただし、この報告は入浴事故と脱衣場・浴室内の温熱環境を対象としたものであり、浴室暖房乾燥機の設置状況や使用状況を調査したものではない。</w:t>
+        <w:t xml:space="preserve">本邦では、寒冷期に増加する入浴事故の防止は、公衆衛生上の重要な課題である[1]。前報では、浴室暖房乾燥機設置率が高いほどW65「浴槽内での溺死及び溺水」およびW66「浴槽への転落による溺死及び溺水」の死亡数が少ない方向の関連が、非寒冷県よりも寒冷県で強い可能性が示唆された[2]。探索的サブ解析では、浴室暖房乾燥機設置率が低く、標準化死亡比（SMR;</w:t>
+      </w:r>
+      <w:r>
+        <w:rPr>
+          <w:rFonts w:ascii="Times New Roman" w:hAnsi="Times New Roman" w:eastAsia="Yu Mincho"/>
+          <w:sz w:val="24"/>
+        </w:rPr>
+        <w:t xml:space="preserve"> </w:t>
+      </w:r>
+      <w:r>
+        <w:rPr>
+          <w:rFonts w:hint="eastAsia" w:ascii="Times New Roman" w:hAnsi="Times New Roman" w:eastAsia="Yu Mincho"/>
+          <w:sz w:val="24"/>
+        </w:rPr>
+        <w:t xml:space="preserve">観測死亡数/期待死亡数）が高い寒冷県の候補として、青森県と秋田県が抽出された[2]。しかし、既存の広域集計からは、青森県における低設置率の背景や、浴室の寒さ体感、暖房設備の使用実態を把握できなかった。</w:t>
       </w:r>
     </w:p>
     <w:p>
@@ -316,45 +330,7 @@
           <w:rFonts w:hint="eastAsia" w:ascii="Times New Roman" w:hAnsi="Times New Roman" w:eastAsia="Yu Mincho"/>
           <w:sz w:val="24"/>
         </w:rPr>
-        <w:t xml:space="preserve">前報では、寒冷県において浴室暖房乾燥機設置率の上昇とW65「浴槽内での溺死及び溺水」およびW66「浴槽への転落による溺死及び溺水」の死亡の低下方向の関連が非寒冷県より強く示唆された[2]。さらに探索的サブ解析により、寒冷県のうち浴室暖房乾燥機設置率が下位1/3、2023年の標準化死亡比（SMR;</w:t>
-      </w:r>
-      <w:r>
-        <w:rPr>
-          <w:rFonts w:ascii="Times New Roman" w:hAnsi="Times New Roman" w:eastAsia="Yu Mincho"/>
-          <w:sz w:val="24"/>
-        </w:rPr>
-        <w:t xml:space="preserve"> </w:t>
-      </w:r>
-      <w:r>
-        <w:rPr>
-          <w:rFonts w:hint="eastAsia" w:ascii="Times New Roman" w:hAnsi="Times New Roman" w:eastAsia="Yu Mincho"/>
-          <w:sz w:val="24"/>
-        </w:rPr>
-        <w:t xml:space="preserve">観測死亡数/期待死亡数）が上位1/3に該当する候補県として青森県と秋田県が抽出された。</w:t>
-      </w:r>
-    </w:p>
-    <w:p>
-      <w:pPr>
-        <w:pStyle w:val="BodyText"/>
-      </w:pPr>
-      <w:r>
-        <w:rPr>
-          <w:rFonts w:hint="eastAsia" w:ascii="Times New Roman" w:hAnsi="Times New Roman" w:eastAsia="Yu Mincho"/>
-          <w:sz w:val="24"/>
-        </w:rPr>
-        <w:t xml:space="preserve">浴室暖房乾燥機設置率が低い理由として、前報ではセントラル暖房が浴室暖房乾燥機を代替している可能性を考察した。しかし、セントラル暖房使用率の根拠とした公開統計「家庭部門のCO2排出実態統計調査」は、北海道や東北地方等の地方別集計であり、青森県単独の使用状況や地方内の差は把握できなかった[2]。また、八塚らの全国インターネット調査では、北東北の戸建住宅における冬期非暖房時の浴室寒さ体感が示されているが、地域ブロック別の結果に限られ、青森県単独の状況は不明であった[3]。青森県内で浴室・脱衣所の寒さ体感や浴室暖房設備の利用実態を調べた既報は、今回確認した公開情報の範囲では見当たらなかった。</w:t>
-      </w:r>
-    </w:p>
-    <w:p>
-      <w:pPr>
-        <w:pStyle w:val="BodyText"/>
-      </w:pPr>
-      <w:r>
-        <w:rPr>
-          <w:rFonts w:hint="eastAsia" w:ascii="Times New Roman" w:hAnsi="Times New Roman" w:eastAsia="Yu Mincho"/>
-          <w:sz w:val="24"/>
-        </w:rPr>
-        <w:t xml:space="preserve">本研究は、青森県五所川原市内で配布した質問紙の便宜抽出標本を用い、浴室暖房乾燥機を設置していない、または使用していない回答者における理由の内訳と浴室寒さ体感との関係を主に記述することを目的とした。副次的に、セントラル暖房の使用状況、浴室暖房乾燥機との併用、および寒さ体感を記述した。</w:t>
+        <w:t xml:space="preserve">そこで本研究では、青森県五所川原市内で配布した質問紙の便宜抽出標本を用い、浴室暖房乾燥機を設置していない、または使用していない回答者における理由の内訳と浴室寒さ体感との関係を主に記述することを目的とした。副次的に、セントラル暖房の使用状況および浴室暖房乾燥機との併用状況を記述した。</w:t>
       </w:r>
     </w:p>
     <w:bookmarkEnd w:id="11"/>
@@ -1146,7 +1122,7 @@
           <w:rFonts w:hint="eastAsia" w:ascii="Times New Roman" w:hAnsi="Times New Roman" w:eastAsia="Yu Mincho"/>
           <w:sz w:val="24"/>
         </w:rPr>
-        <w:t xml:space="preserve">本調査の主要所見は、浴室暖房乾燥機を未使用または未設置の回答者では「不要」だけでなく、費用や住宅・設置制約を含む障壁の選択が多く、特に浴室寒さ5-7群で障壁の選択割合が大きかったことである。寒さ5-7群では未使用・未設置者の85.5%が何らかの障壁を選択した一方、寒さ1-4群では32.0%であった。したがって、浴室が寒いという認識があっても、設備の導入または使用に至らない回答者が存在した。</w:t>
+        <w:t xml:space="preserve">本調査の主要所見は、浴室暖房乾燥機の未使用・未設置者のうち、浴室を寒いと感じながら、費用面または住宅・設置上の制約を理由として挙げた者が観察されたことである。</w:t>
       </w:r>
     </w:p>
     <w:p>
@@ -1158,7 +1134,7 @@
           <w:rFonts w:hint="eastAsia" w:ascii="Times New Roman" w:hAnsi="Times New Roman" w:eastAsia="Yu Mincho"/>
           <w:sz w:val="24"/>
         </w:rPr>
-        <w:t xml:space="preserve">八塚らの全国調査では、北海道は冬期非暖房時の浴室を「寒い」または「非常に寒い」と回答した者の割合が他地域より顕著に小さかった[3]。一方、北東北の結果は地域ブロック単位で示され、青森県単独の寒さ体感は明らかでなかった。前報で参照した公的集計では、北海道地域のセントラル暖房使用率は24.6%で、他地域の0.4-4.0%より高かったが、全国10地域の地方別集計であり、青森県単独の使用率は得られなかった[2]。大中らの全国11都市の住宅実測では、札幌では全室暖房を背景に居間以外も比較的高温に保たれ、室間温度差が小さいことが報告されている[4]。これらから、青森県でも全館暖房が浴室周辺を暖め、浴室暖房乾燥機を代替している可能性を否定できず、前報ではこの可能性を考察した[2]。ただし、この考察は北海道・札幌の知見と地方別集計から導いた未検証の仮説であり、青森県の実態を示すものではなかった。</w:t>
+        <w:t xml:space="preserve">寒冷期の入浴では、居間から脱衣所を経て浴室へ移動する際に、温熱環境が大きく変化し得る。青森・秋田を含む地域の調査では、寒冷期に入浴中心肺停止が増加し、その発生には脱衣場・浴室内の低温が関係している可能性が考察されている[1]。しかし、同報告では、浴室暖房乾燥機およびセントラル暖房の設置・使用状況は扱われていなかった。</w:t>
       </w:r>
     </w:p>
     <w:p>
@@ -1170,7 +1146,7 @@
           <w:rFonts w:hint="eastAsia" w:ascii="Times New Roman" w:hAnsi="Times New Roman" w:eastAsia="Yu Mincho"/>
           <w:sz w:val="24"/>
         </w:rPr>
-        <w:t xml:space="preserve">本調査では、セントラル暖房使用者28人のうち19人が浴室暖房乾燥機も使用しており、併用が多く観察された。したがって、少なくとも本標本の設備利用パターンは、セントラル暖房と浴室暖房乾燥機の単純な排他的代替だけでは説明しにくい。一方、この比較は便宜抽出標本内の少数例を用いた未調整の横断比較であり、浴室温も実測していない。したがって、青森県全体における代替の可能性を支持または棄却することはできず、セントラル暖房または浴室暖房乾燥機の効果も推定できない。</w:t>
+        <w:t xml:space="preserve">北海道については、前報で参照した公的集計でセントラル暖房使用率が24.6%と、他地域の0.4-4.0%より高かった[2]。八塚らの全国調査では、北海道は冬期非暖房時の浴室を「寒い」または「非常に寒い」と回答した者の割合が他地域より顕著に小さかった[3]。また、大中らによる全国11都市の住宅実測では、札幌では全室暖房を背景に居間以外も比較的高温に保たれ、室間温度差が小さいことが報告されている[4]。これらの知見から、北海道では、セントラル暖房を含む全館暖房が浴室周辺を暖め、浴室暖房乾燥機を代替している可能性が考えられる。</w:t>
       </w:r>
     </w:p>
     <w:p>
@@ -1182,6 +1158,30 @@
           <w:rFonts w:hint="eastAsia" w:ascii="Times New Roman" w:hAnsi="Times New Roman" w:eastAsia="Yu Mincho"/>
           <w:sz w:val="24"/>
         </w:rPr>
+        <w:t xml:space="preserve">一方、青森県については、セントラル暖房使用率は東北地方単位の集計[2]、浴室寒さ体感は北東北ブロック単位の集計[3]に限られ、県単独の実態は明らかでなかった。前報では、青森県も北海道と同様に寒冷な地域であることから、セントラル暖房が浴室暖房乾燥機を代替しているという仮説を提示したが、既存の広域集計からこの仮説を検証することは困難であった[2]。</w:t>
+      </w:r>
+    </w:p>
+    <w:p>
+      <w:pPr>
+        <w:pStyle w:val="BodyText"/>
+      </w:pPr>
+      <w:r>
+        <w:rPr>
+          <w:rFonts w:hint="eastAsia" w:ascii="Times New Roman" w:hAnsi="Times New Roman" w:eastAsia="Yu Mincho"/>
+          <w:sz w:val="24"/>
+        </w:rPr>
+        <w:t xml:space="preserve">本調査では、セントラル暖房使用者28人のうち19人が浴室暖房乾燥機も使用しており、併用が多く観察された。したがって、少なくとも本標本の設備利用パターンは、セントラル暖房と浴室暖房乾燥機の単純な排他的代替だけでは説明しにくかった。</w:t>
+      </w:r>
+    </w:p>
+    <w:p>
+      <w:pPr>
+        <w:pStyle w:val="BodyText"/>
+      </w:pPr>
+      <w:r>
+        <w:rPr>
+          <w:rFonts w:hint="eastAsia" w:ascii="Times New Roman" w:hAnsi="Times New Roman" w:eastAsia="Yu Mincho"/>
+          <w:sz w:val="24"/>
+        </w:rPr>
         <w:t xml:space="preserve">費用系は未使用・未設置者の36.6%、住宅・設置制約系は24.1%が選択した。啓発のみでは対応しにくいこれらの回答は、設備導入を個人の必要性認識だけで説明できない可能性を示す。寒冷地の浴室温熱環境を検討する際には、電気代や設置費用に加え、既存住宅の構造、賃貸住宅での工事制約、個別設備以外の暖房方式も区別して把握する必要がある。</w:t>
       </w:r>
     </w:p>
@@ -1194,7 +1194,7 @@
           <w:rFonts w:hint="eastAsia" w:ascii="Times New Roman" w:hAnsi="Times New Roman" w:eastAsia="Yu Mincho"/>
           <w:sz w:val="24"/>
         </w:rPr>
-        <w:t xml:space="preserve">本研究には限界がある。第一に、協力者ネットワークによる便宜抽出であり、回答者住所も取得していないため、標本が五所川原市の成人を代表するとはいえず、市全体の割合は推定できない。本標本のセントラル暖房使用割合を、抽出法、対象範囲および設問が異なる東北地方の公的統計値と直接比較することもできない。第二に、横断研究であり、寒さ体感と理由の時間的順序は不明である。室温の実測もないため、主観的な寒さと実際の温度を同一視できない。セントラル暖房が浴室・脱衣所まで実際に暖めていたかも確認していない。第三に、標本数が限られ、交絡要因を調整していない。設備別の差には住宅性能や世帯属性による選択の影響が含まれ得る。第四に、未設置・未使用理由は複数回答であり、分類間に重複がある。選択された理由が主たる理由であるとは限らない。以上から、所見は本便宜抽出標本内の記述的な関連として解釈する必要がある。</w:t>
+        <w:t xml:space="preserve">本研究は協力者ネットワークによる便宜抽出で、回答者住所も確認していないため、標本は五所川原市の成人を代表しない。横断的な自己申告調査で、室温実測や交絡調整を行っていないため、暖房設備による寒さ改善効果は推定できない。未設置・未使用理由は複数回答で主たる理由を特定できず、入浴事故も調査していないため、その関連や予防効果は評価できない。以上から、所見は本標本内の記述的な関連として解釈する必要がある。</w:t>
       </w:r>
     </w:p>
     <w:bookmarkEnd w:id="21"/>
@@ -1227,7 +1227,7 @@
           <w:rFonts w:hint="eastAsia" w:ascii="Times New Roman" w:hAnsi="Times New Roman" w:eastAsia="Yu Mincho"/>
           <w:sz w:val="24"/>
         </w:rPr>
-        <w:t xml:space="preserve">五所川原市内で配布した質問紙の便宜抽出標本では、浴室暖房乾燥機を未使用または未設置の回答者に、浴室を寒いと感じながら費用または住宅・設置上の制約を抱える者が観察された。セントラル暖房使用者では浴室暖房乾燥機との併用が多く、単純な代替関係だけでは本標本の設備利用パターンを説明しにくかった。低設置率の背景を検討するには、併用を含む住宅設備構成を把握する必要がある。市全体の割合、設備による寒さ改善効果、入浴事故の予防効果は本研究から結論できない。</w:t>
+        <w:t xml:space="preserve">五所川原市内で配布した質問紙の便宜抽出標本では、浴室暖房乾燥機を未使用または未設置の回答者に、浴室を寒いと感じながら費用または住宅・設置上の制約を抱える者が観察された。セントラル暖房使用者では浴室暖房乾燥機との併用が多く、単純な代替関係だけでは本標本の設備利用パターンを説明しにくかった。低設置率の背景を検討するには、併用を含む住宅設備構成を把握する必要がある。</w:t>
       </w:r>
     </w:p>
     <w:bookmarkEnd w:id="22"/>

--- a/deliverables/05_manuscript/onki_short_report_ja_submission.docx
+++ b/deliverables/05_manuscript/onki_short_report_ja_submission.docx
@@ -1146,7 +1146,7 @@
           <w:rFonts w:hint="eastAsia" w:ascii="Times New Roman" w:hAnsi="Times New Roman" w:eastAsia="Yu Mincho"/>
           <w:sz w:val="24"/>
         </w:rPr>
-        <w:t xml:space="preserve">北海道については、前報で参照した公的集計でセントラル暖房使用率が24.6%と、他地域の0.4-4.0%より高かった[2]。八塚らの全国調査では、北海道は冬期非暖房時の浴室を「寒い」または「非常に寒い」と回答した者の割合が他地域より顕著に小さかった[3]。また、大中らによる全国11都市の住宅実測では、札幌では全室暖房を背景に居間以外も比較的高温に保たれ、室間温度差が小さいことが報告されている[4]。これらの知見から、北海道では、セントラル暖房を含む全館暖房が浴室周辺を暖め、浴室暖房乾燥機を代替している可能性が考えられる。</w:t>
+        <w:t xml:space="preserve">北海道については、前報でも参照した家庭部門のCO2排出実態統計調査でセントラル暖房使用率が24.6%と、他地域の0.4-4.0%より高かった[2]。八塚らの全国調査では、北海道は冬期非暖房時の浴室を「寒い」または「非常に寒い」と回答した者の割合が他地域より顕著に小さかった[3]。また、大中らによる全国11都市の住宅実測では、札幌では全室暖房を背景に居間以外も比較的高温に保たれ、室間温度差が小さいことが報告されている[4]。これらの知見から、北海道では、セントラル暖房を含む全館暖房が浴室周辺を暖め、浴室暖房乾燥機を代替している可能性が考えられる。</w:t>
       </w:r>
     </w:p>
     <w:p>

--- a/deliverables/05_manuscript/onki_short_report_ja_submission.docx
+++ b/deliverables/05_manuscript/onki_short_report_ja_submission.docx
@@ -1182,7 +1182,7 @@
           <w:rFonts w:hint="eastAsia" w:ascii="Times New Roman" w:hAnsi="Times New Roman" w:eastAsia="Yu Mincho"/>
           <w:sz w:val="24"/>
         </w:rPr>
-        <w:t xml:space="preserve">費用系は未使用・未設置者の36.6%、住宅・設置制約系は24.1%が選択した。啓発のみでは対応しにくいこれらの回答は、設備導入を個人の必要性認識だけで説明できない可能性を示す。寒冷地の浴室温熱環境を検討する際には、電気代や設置費用に加え、既存住宅の構造、賃貸住宅での工事制約、個別設備以外の暖房方式も区別して把握する必要がある。</w:t>
+        <w:t xml:space="preserve">費用系は未使用・未設置者の36.6%、住宅・設置制約系は24.1%が選択した。浴室の寒さ対策の必要性を伝える啓発だけでは対応しにくいこれらの回答は、設備の導入・使用に至らない理由を個人の必要性認識だけでは説明できない可能性を示す。寒冷地の浴室温熱環境を検討する際には、電気代や設置費用に加え、既存住宅の構造、賃貸住宅での工事制約、個別設備以外の暖房方式も区別して把握する必要がある。</w:t>
       </w:r>
     </w:p>
     <w:p>

--- a/deliverables/05_manuscript/onki_short_report_ja_submission.docx
+++ b/deliverables/05_manuscript/onki_short_report_ja_submission.docx
@@ -1146,7 +1146,7 @@
           <w:rFonts w:hint="eastAsia" w:ascii="Times New Roman" w:hAnsi="Times New Roman" w:eastAsia="Yu Mincho"/>
           <w:sz w:val="24"/>
         </w:rPr>
-        <w:t xml:space="preserve">北海道については、前報でも参照した家庭部門のCO2排出実態統計調査でセントラル暖房使用率が24.6%と、他地域の0.4-4.0%より高かった[2]。八塚らの全国調査では、北海道は冬期非暖房時の浴室を「寒い」または「非常に寒い」と回答した者の割合が他地域より顕著に小さかった[3]。また、大中らによる全国11都市の住宅実測では、札幌では全室暖房を背景に居間以外も比較的高温に保たれ、室間温度差が小さいことが報告されている[4]。これらの知見から、北海道では、セントラル暖房を含む全館暖房が浴室周辺を暖め、浴室暖房乾燥機を代替している可能性が考えられる。</w:t>
+        <w:t xml:space="preserve">北海道については、前報でも参照した家庭部門のCO2排出実態統計調査でセントラル暖房使用率が24.6%と、他地域の0.4-4.0%より高かった[2]。八塚らの全国調査では、北海道は冬期非暖房時の浴室を「寒い」または「非常に寒い」と回答した者の割合が他地域より顕著に小さかった[3]。また、大中らによる全国11都市の住宅実測では、札幌では全室暖房を背景に居間以外も比較的高温に保たれ、室間温度差が小さいことが報告されている[4]。これらの知見から、北海道では、セントラル暖房を含む全館暖房が浴室まで暖め、浴室暖房乾燥機を代替している可能性が考えられる。</w:t>
       </w:r>
     </w:p>
     <w:p>

--- a/deliverables/05_manuscript/onki_short_report_ja_submission.docx
+++ b/deliverables/05_manuscript/onki_short_report_ja_submission.docx
@@ -1182,7 +1182,7 @@
           <w:rFonts w:hint="eastAsia" w:ascii="Times New Roman" w:hAnsi="Times New Roman" w:eastAsia="Yu Mincho"/>
           <w:sz w:val="24"/>
         </w:rPr>
-        <w:t xml:space="preserve">費用系は未使用・未設置者の36.6%、住宅・設置制約系は24.1%が選択した。浴室の寒さ対策の必要性を伝える啓発だけでは対応しにくいこれらの回答は、設備の導入・使用に至らない理由を個人の必要性認識だけでは説明できない可能性を示す。寒冷地の浴室温熱環境を検討する際には、電気代や設置費用に加え、既存住宅の構造、賃貸住宅での工事制約、個別設備以外の暖房方式も区別して把握する必要がある。</w:t>
+        <w:t xml:space="preserve">費用系の障壁は未使用・未設置者の36.6%が、住宅・設置制約系の障壁は24.1%が選択した。浴室の寒さ対策の必要性を伝える啓発だけでは対応しにくいこれらの回答は、設備の導入・使用に至らない理由を個人の必要性認識だけでは説明できない可能性を示す。寒冷地の浴室温熱環境を検討する際には、既存住宅の構造、賃貸住宅での工事制約、個別設備以外の暖房方式に加え、電気代や設置費用も区別して把握する必要がある。</w:t>
       </w:r>
     </w:p>
     <w:p>

--- a/deliverables/05_manuscript/onki_short_report_ja_submission.docx
+++ b/deliverables/05_manuscript/onki_short_report_ja_submission.docx
@@ -1194,7 +1194,7 @@
           <w:rFonts w:hint="eastAsia" w:ascii="Times New Roman" w:hAnsi="Times New Roman" w:eastAsia="Yu Mincho"/>
           <w:sz w:val="24"/>
         </w:rPr>
-        <w:t xml:space="preserve">本研究は協力者ネットワークによる便宜抽出で、回答者住所も確認していないため、標本は五所川原市の成人を代表しない。横断的な自己申告調査で、室温実測や交絡調整を行っていないため、暖房設備による寒さ改善効果は推定できない。未設置・未使用理由は複数回答で主たる理由を特定できず、入浴事故も調査していないため、その関連や予防効果は評価できない。以上から、所見は本標本内の記述的な関連として解釈する必要がある。</w:t>
+        <w:t xml:space="preserve">本研究には以下の限界があり、以上の所見は本標本内の記述的な関連として解釈する必要がある。第一に、協力者ネットワークによる便宜抽出で、回答者住所も確認していないため、本標本は五所川原市の成人を代表せず、青森県全体の傾向を示すものでもない。第二に、横断的な自己申告調査で、室温実測や交絡調整を行っていないため、暖房設備による寒さ改善効果は推定できない。第三に、未設置・未使用理由は複数回答であり、主たる理由を特定できない。第四に、入浴事故を調査していないため、浴室寒さや暖房設備と入浴事故との関連および予防効果は評価できない。</w:t>
       </w:r>
     </w:p>
     <w:bookmarkEnd w:id="21"/>

--- a/deliverables/05_manuscript/onki_short_report_ja_submission.docx
+++ b/deliverables/05_manuscript/onki_short_report_ja_submission.docx
@@ -224,7 +224,7 @@
           <w:rFonts w:hint="eastAsia" w:ascii="Times New Roman" w:hAnsi="Times New Roman" w:eastAsia="Yu Mincho"/>
           <w:sz w:val="24"/>
         </w:rPr>
-        <w:t xml:space="preserve">目的：前報の探索的解析で低い浴室暖房乾燥機設置率かつ高い標準化死亡比の寒冷県候補となった青森県において、未設置・未使用理由と浴室寒さ体感との関係を主に記述し、セントラル暖房の使用および浴室暖房乾燥機との併用を副次的に検討する。方法：2026年3月11日-4月30日に五所川原市内で無記名の横断質問紙調査を行った。190部を配布し154部を回収した。主要解析は147人、セントラル暖房別解析は140人を対象とし、割合のWilson</w:t>
+        <w:t xml:space="preserve">目的：前報の探索的解析で低い浴室暖房乾燥機設置率かつ高い標準化死亡比の寒冷県候補となった青森県において、浴室暖房乾燥機の未設置・未使用理由と浴室寒さ体感との関係を主に記述し、セントラル暖房の使用および浴室暖房乾燥機との併用を副次的に検討する。方法：2026年3月11日-4月30日に五所川原市内で無記名の横断質問紙調査を行った。190部を配布し154部を回収した。主要解析は147人、セントラル暖房別解析は140人を対象とし、割合のWilson</w:t>
       </w:r>
       <w:r>
         <w:rPr>
@@ -252,7 +252,7 @@
           <w:rFonts w:hint="eastAsia" w:ascii="Times New Roman" w:hAnsi="Times New Roman" w:eastAsia="Yu Mincho"/>
           <w:sz w:val="24"/>
         </w:rPr>
-        <w:t xml:space="preserve">95%CIを算出した。結果：浴室寒さ5-7群は66/147人（44.9%）であった。未使用・未設置112人では、「障壁あり」が69人（61.6%）、不要が31人（27.7%）であった。障壁ありは浴室寒さ5-7群で53/62人（85.5%）、寒さ1-4群で16/50人（32.0%）で、割合差は53.5パーセントポイント（95%CI</w:t>
+        <w:t xml:space="preserve">95%CIを算出した。結果：浴室寒さ5-7群は66/147人（44.9%）であった。浴室暖房乾燥機の未使用・未設置者112人では、「障壁あり」が69人（61.6%）、不要が31人（27.7%）であった。障壁ありは浴室寒さ5-7群で53/62人（85.5%）、寒さ1-4群で16/50人（32.0%）で、割合差は53.5パーセントポイント（95%CI</w:t>
       </w:r>
       <w:r>
         <w:rPr>
@@ -428,7 +428,7 @@
           <w:rFonts w:hint="eastAsia" w:ascii="Times New Roman" w:hAnsi="Times New Roman" w:eastAsia="Yu Mincho"/>
           <w:sz w:val="24"/>
         </w:rPr>
-        <w:t xml:space="preserve">基本属性および住宅条件として、年代、住宅種別（一戸建て、集合住宅）、住居形態（持家、賃貸）、浴室窓（二重サッシ/複層ガラス、単板ガラス、窓なし、不明）を尋ねた。暖房設備および温熱環境として、浴室暖房乾燥機（設置して使用、設置しているが未使用、未設置）、セントラル暖房（24時間使用、時間限定使用、不使用）、冬季（1-2月の最も寒い時期）の脱衣所および浴室の寒さ体感を尋ねた。浴室暖房乾燥機を未使用または未設置と回答した者には、その理由を複数回答で尋ねた。</w:t>
+        <w:t xml:space="preserve">基本属性および住宅条件として、年代、住宅種別（一戸建て、集合住宅）、築年帯、住居形態（持家、賃貸）、浴室窓（二重サッシ/複層ガラス、単板ガラス、窓なし、不明）を尋ねた。入浴状況として、冬季（1-2月の最も寒い時期）の自宅入浴頻度を尋ねた。暖房設備および温熱環境として、浴室暖房乾燥機（設置して使用、設置しているが未使用、未設置）、セントラル暖房（24時間使用、時間限定使用、不使用）、これら以外に脱衣所または浴室を温めるために使用する設備（ストーブ、エアコン、床暖房、その他、使用なし）、ならびに冬季の脱衣所および浴室の寒さ体感を尋ねた。浴室暖房乾燥機を設置しているが使用していない者と未設置者を合わせて「不使用者」とし、その理由を複数回答で尋ねた。その他の暖房設備も複数回答とした。</w:t>
       </w:r>
     </w:p>
     <w:p>
@@ -485,7 +485,7 @@
           <w:rFonts w:hint="eastAsia" w:ascii="Times New Roman" w:hAnsi="Times New Roman" w:eastAsia="Yu Mincho"/>
           <w:sz w:val="24"/>
         </w:rPr>
-        <w:t xml:space="preserve">154部のうち、浴室暖房乾燥機の状況が無回答の3部と、未使用・未設置で理由が無回答の4部を除き、浴室寒さが回答された147部を解析対象とした。未使用・未設置理由の解析対象は112部であった。浴室暖房乾燥機を使用しているにもかかわらず理由欄にも回答した4部は、機器の使用状況を原回答どおり保持し、理由解析には含めなかった。セントラル暖房別の比較では無回答7部を除外し、140部を解析した。</w:t>
+        <w:t xml:space="preserve">154部のうち、浴室暖房乾燥機の状況が無回答の3部と、浴室暖房乾燥機の不使用者で理由が無回答の4部を除き、浴室寒さが回答された147部を解析対象とした。浴室暖房乾燥機の未設置・未使用理由の解析対象は112部であった。浴室暖房乾燥機を使用しているにもかかわらず理由欄にも回答した4部は、機器の使用状況を原回答どおり保持し、理由解析には含めなかった。セントラル暖房別の比較では無回答7部を除外し、140部を解析した。</w:t>
       </w:r>
     </w:p>
     <w:p>
@@ -626,7 +626,7 @@
           <w:rFonts w:hint="eastAsia" w:ascii="Times New Roman" w:hAnsi="Times New Roman" w:eastAsia="Yu Mincho"/>
           <w:sz w:val="24"/>
         </w:rPr>
-        <w:t xml:space="preserve">解析対象147人のうち、60-69歳が61人（41.5%）、70歳以上が29人（19.7%）であった。一戸建てが132人（89.8%）、持家が130人（88.4%）、築30年以上が77人（52.4%）であった。浴室暖房乾燥機を設置して使用していた者は35人（23.8%）、設置しているが使用していない者は13人（8.8%）、未設置は99人（67.3%）であった。浴室寒さ5-7群は66/147人（44.9%、95%CI</w:t>
+        <w:t xml:space="preserve">解析対象147人のうち、60-69歳が61人（41.5%）、70歳以上が29人（19.7%）であった。一戸建てが132人（89.8%）、持家が130人（88.4%）、築30年以上が77人（52.4%）であった。冬季に自宅で毎日入浴する者は94人（63.9%）であった。浴室窓は、二重サッシまたは複層ガラスが111人（75.5%）、単板ガラスが26人（17.7%）、窓なしが7人（4.8%）、不明が2人（1.4%）で、無回答が1人（0.7%）であった。浴室寒さ5-7群は66/147人（44.9%、95%CI</w:t>
       </w:r>
       <w:r>
         <w:rPr>
@@ -684,7 +684,7 @@
       </w:r>
     </w:p>
     <w:bookmarkEnd w:id="17"/>
-    <w:bookmarkStart w:id="18" w:name="未設置未使用理由と浴室寒さ"/>
+    <w:bookmarkStart w:id="18" w:name="暖房設備の利用状況"/>
     <w:p>
       <w:pPr>
         <w:pStyle w:val="Heading3"/>
@@ -701,7 +701,7 @@
           <w:rFonts w:hint="eastAsia" w:ascii="Times New Roman" w:hAnsi="Times New Roman" w:eastAsia="Yu Mincho"/>
           <w:sz w:val="24"/>
         </w:rPr>
-        <w:t xml:space="preserve">未設置・未使用理由と浴室寒さ</w:t>
+        <w:t xml:space="preserve">暖房設備の利用状況</w:t>
       </w:r>
     </w:p>
     <w:p>
@@ -713,7 +713,216 @@
           <w:rFonts w:hint="eastAsia" w:ascii="Times New Roman" w:hAnsi="Times New Roman" w:eastAsia="Yu Mincho"/>
           <w:sz w:val="24"/>
         </w:rPr>
-        <w:t xml:space="preserve">未使用・未設置112人のうち、障壁ありは69人（61.6%、95%CI</w:t>
+        <w:t xml:space="preserve">解析対象全体では、浴室暖房乾燥機を設置して使用していた者は35人（23.8%）、設置しているが使用していない者は13人（8.8%）、未設置は99人（67.3%）であった。浴室暖房乾燥機の利用状況別にみると、浴室寒さ5-7群は、不使用者では62/112人（55.4%、95%CI</w:t>
+      </w:r>
+      <w:r>
+        <w:rPr>
+          <w:rFonts w:ascii="Times New Roman" w:hAnsi="Times New Roman" w:eastAsia="Yu Mincho"/>
+          <w:sz w:val="24"/>
+        </w:rPr>
+        <w:t xml:space="preserve"> [46.1, </w:t>
+      </w:r>
+      <w:r>
+        <w:rPr>
+          <w:rFonts w:hint="eastAsia" w:ascii="Times New Roman" w:hAnsi="Times New Roman" w:eastAsia="Yu Mincho"/>
+          <w:sz w:val="24"/>
+        </w:rPr>
+        <w:t xml:space="preserve">64.2]）、使用者では4/35人（11.4%、95%CI</w:t>
+      </w:r>
+      <w:r>
+        <w:rPr>
+          <w:rFonts w:ascii="Times New Roman" w:hAnsi="Times New Roman" w:eastAsia="Yu Mincho"/>
+          <w:sz w:val="24"/>
+        </w:rPr>
+        <w:t xml:space="preserve"> [4.5, </w:t>
+      </w:r>
+      <w:r>
+        <w:rPr>
+          <w:rFonts w:hint="eastAsia" w:ascii="Times New Roman" w:hAnsi="Times New Roman" w:eastAsia="Yu Mincho"/>
+          <w:sz w:val="24"/>
+        </w:rPr>
+        <w:t xml:space="preserve">26.0]）であり、割合差（使用者-不使用者）は-43.9パーセントポイント（95%CI</w:t>
+      </w:r>
+      <w:r>
+        <w:rPr>
+          <w:rFonts w:ascii="Times New Roman" w:hAnsi="Times New Roman" w:eastAsia="Yu Mincho"/>
+          <w:sz w:val="24"/>
+        </w:rPr>
+        <w:t xml:space="preserve"> [-55.2, </w:t>
+      </w:r>
+      <w:r>
+        <w:rPr>
+          <w:rFonts w:hint="eastAsia" w:ascii="Times New Roman" w:hAnsi="Times New Roman" w:eastAsia="Yu Mincho"/>
+          <w:sz w:val="24"/>
+        </w:rPr>
+        <w:t xml:space="preserve">-26.7]）であった。</w:t>
+      </w:r>
+    </w:p>
+    <w:p>
+      <w:pPr>
+        <w:pStyle w:val="BodyText"/>
+      </w:pPr>
+      <w:r>
+        <w:rPr>
+          <w:rFonts w:hint="eastAsia" w:ascii="Times New Roman" w:hAnsi="Times New Roman" w:eastAsia="Yu Mincho"/>
+          <w:sz w:val="24"/>
+        </w:rPr>
+        <w:t xml:space="preserve">セントラル暖房に回答した140人のうち、使用者は28人（20.0%、95%CI</w:t>
+      </w:r>
+      <w:r>
+        <w:rPr>
+          <w:rFonts w:ascii="Times New Roman" w:hAnsi="Times New Roman" w:eastAsia="Yu Mincho"/>
+          <w:sz w:val="24"/>
+        </w:rPr>
+        <w:t xml:space="preserve"> [14.2, </w:t>
+      </w:r>
+      <w:r>
+        <w:rPr>
+          <w:rFonts w:hint="eastAsia" w:ascii="Times New Roman" w:hAnsi="Times New Roman" w:eastAsia="Yu Mincho"/>
+          <w:sz w:val="24"/>
+        </w:rPr>
+        <w:t xml:space="preserve">27.4]）であった。浴室寒さ5-7群は、セントラル暖房の不使用者では61/112人（54.5%、95%CI</w:t>
+      </w:r>
+      <w:r>
+        <w:rPr>
+          <w:rFonts w:ascii="Times New Roman" w:hAnsi="Times New Roman" w:eastAsia="Yu Mincho"/>
+          <w:sz w:val="24"/>
+        </w:rPr>
+        <w:t xml:space="preserve"> [45.3, </w:t>
+      </w:r>
+      <w:r>
+        <w:rPr>
+          <w:rFonts w:hint="eastAsia" w:ascii="Times New Roman" w:hAnsi="Times New Roman" w:eastAsia="Yu Mincho"/>
+          <w:sz w:val="24"/>
+        </w:rPr>
+        <w:t xml:space="preserve">63.4]）、使用者では2/28人（7.1%、95%CI</w:t>
+      </w:r>
+      <w:r>
+        <w:rPr>
+          <w:rFonts w:ascii="Times New Roman" w:hAnsi="Times New Roman" w:eastAsia="Yu Mincho"/>
+          <w:sz w:val="24"/>
+        </w:rPr>
+        <w:t xml:space="preserve"> [2.0, </w:t>
+      </w:r>
+      <w:r>
+        <w:rPr>
+          <w:rFonts w:hint="eastAsia" w:ascii="Times New Roman" w:hAnsi="Times New Roman" w:eastAsia="Yu Mincho"/>
+          <w:sz w:val="24"/>
+        </w:rPr>
+        <w:t xml:space="preserve">22.7]）であり、割合差（使用者-不使用者）は-47.3パーセントポイント（95%CI</w:t>
+      </w:r>
+      <w:r>
+        <w:rPr>
+          <w:rFonts w:ascii="Times New Roman" w:hAnsi="Times New Roman" w:eastAsia="Yu Mincho"/>
+          <w:sz w:val="24"/>
+        </w:rPr>
+        <w:t xml:space="preserve"> [-57.6, </w:t>
+      </w:r>
+      <w:r>
+        <w:rPr>
+          <w:rFonts w:hint="eastAsia" w:ascii="Times New Roman" w:hAnsi="Times New Roman" w:eastAsia="Yu Mincho"/>
+          <w:sz w:val="24"/>
+        </w:rPr>
+        <w:t xml:space="preserve">-29.3]）であった。使用者28人のうち、浴室暖房乾燥機も使用していた者は19人（67.9%、95%CI</w:t>
+      </w:r>
+      <w:r>
+        <w:rPr>
+          <w:rFonts w:ascii="Times New Roman" w:hAnsi="Times New Roman" w:eastAsia="Yu Mincho"/>
+          <w:sz w:val="24"/>
+        </w:rPr>
+        <w:t xml:space="preserve"> [49.3, </w:t>
+      </w:r>
+      <w:r>
+        <w:rPr>
+          <w:rFonts w:hint="eastAsia" w:ascii="Times New Roman" w:hAnsi="Times New Roman" w:eastAsia="Yu Mincho"/>
+          <w:sz w:val="24"/>
+        </w:rPr>
+        <w:t xml:space="preserve">82.1]）、浴室暖房乾燥機の不使用者は9人（32.1%、95%CI</w:t>
+      </w:r>
+      <w:r>
+        <w:rPr>
+          <w:rFonts w:ascii="Times New Roman" w:hAnsi="Times New Roman" w:eastAsia="Yu Mincho"/>
+          <w:sz w:val="24"/>
+        </w:rPr>
+        <w:t xml:space="preserve"> [17.9, </w:t>
+      </w:r>
+      <w:r>
+        <w:rPr>
+          <w:rFonts w:hint="eastAsia" w:ascii="Times New Roman" w:hAnsi="Times New Roman" w:eastAsia="Yu Mincho"/>
+          <w:sz w:val="24"/>
+        </w:rPr>
+        <w:t xml:space="preserve">50.7]）であった（Fig.</w:t>
+      </w:r>
+      <w:r>
+        <w:rPr>
+          <w:rFonts w:ascii="Times New Roman" w:hAnsi="Times New Roman" w:eastAsia="Yu Mincho"/>
+          <w:sz w:val="24"/>
+        </w:rPr>
+        <w:t xml:space="preserve"> </w:t>
+      </w:r>
+      <w:r>
+        <w:rPr>
+          <w:rFonts w:hint="eastAsia" w:ascii="Times New Roman" w:hAnsi="Times New Roman" w:eastAsia="Yu Mincho"/>
+          <w:sz w:val="24"/>
+        </w:rPr>
+        <w:t xml:space="preserve">2）。</w:t>
+      </w:r>
+    </w:p>
+    <w:p>
+      <w:pPr>
+        <w:pStyle w:val="BodyText"/>
+      </w:pPr>
+      <w:r>
+        <w:rPr>
+          <w:rFonts w:hint="eastAsia" w:ascii="Times New Roman" w:hAnsi="Times New Roman" w:eastAsia="Yu Mincho"/>
+          <w:sz w:val="24"/>
+        </w:rPr>
+        <w:t xml:space="preserve">浴室暖房乾燥機とセントラル暖房以外に使用する設備は、ストーブ63人（42.9%）、エアコン15人（10.2%）、床暖房2人（1.4%）、その他4人（2.7%）で、使用なしは61人（41.5%）、無回答は8人（5.4%）であった（複数回答）。</w:t>
+      </w:r>
+    </w:p>
+    <w:p>
+      <w:pPr>
+        <w:pStyle w:val="BodyText"/>
+      </w:pPr>
+      <w:r>
+        <w:rPr>
+          <w:rFonts w:ascii="Times New Roman" w:hAnsi="Times New Roman" w:eastAsia="Yu Mincho"/>
+          <w:sz w:val="24"/>
+        </w:rPr>
+        <w:t xml:space="preserve">&lt;Fig. 2 here&gt;</w:t>
+      </w:r>
+    </w:p>
+    <w:bookmarkEnd w:id="18"/>
+    <w:bookmarkStart w:id="19" w:name="浴室暖房乾燥機の未設置未使用理由と浴室寒さ"/>
+    <w:p>
+      <w:pPr>
+        <w:pStyle w:val="Heading3"/>
+      </w:pPr>
+      <w:r>
+        <w:rPr>
+          <w:rFonts w:ascii="Times New Roman" w:hAnsi="Times New Roman" w:eastAsia="Yu Mincho"/>
+          <w:sz w:val="24"/>
+        </w:rPr>
+        <w:t xml:space="preserve">3. </w:t>
+      </w:r>
+      <w:r>
+        <w:rPr>
+          <w:rFonts w:hint="eastAsia" w:ascii="Times New Roman" w:hAnsi="Times New Roman" w:eastAsia="Yu Mincho"/>
+          <w:sz w:val="24"/>
+        </w:rPr>
+        <w:t xml:space="preserve">浴室暖房乾燥機の未設置・未使用理由と浴室寒さ</w:t>
+      </w:r>
+    </w:p>
+    <w:p>
+      <w:pPr>
+        <w:pStyle w:val="FirstParagraph"/>
+      </w:pPr>
+      <w:r>
+        <w:rPr>
+          <w:rFonts w:hint="eastAsia" w:ascii="Times New Roman" w:hAnsi="Times New Roman" w:eastAsia="Yu Mincho"/>
+          <w:sz w:val="24"/>
+        </w:rPr>
+        <w:t xml:space="preserve">浴室暖房乾燥機の不使用者112人のうち、障壁ありは69人（61.6%、95%CI</w:t>
       </w:r>
       <w:r>
         <w:rPr>
@@ -753,7 +962,7 @@
           <w:rFonts w:hint="eastAsia" w:ascii="Times New Roman" w:hAnsi="Times New Roman" w:eastAsia="Yu Mincho"/>
           <w:sz w:val="24"/>
         </w:rPr>
-        <w:t xml:space="preserve">障壁ありは、浴室寒さ5-7群で53/62人（85.5%、95%CI</w:t>
+        <w:t xml:space="preserve">浴室暖房乾燥機の不使用者を浴室寒さ体感別にみると、障壁ありは浴室寒さ5-7群で53/62人（85.5%、95%CI</w:t>
       </w:r>
       <w:r>
         <w:rPr>
@@ -809,7 +1018,35 @@
           <w:rFonts w:hint="eastAsia" w:ascii="Times New Roman" w:hAnsi="Times New Roman" w:eastAsia="Yu Mincho"/>
           <w:sz w:val="24"/>
         </w:rPr>
-        <w:t xml:space="preserve">2）。一方、不要は寒さ5-7群で4/62人（6.5%、95%CI</w:t>
+        <w:t xml:space="preserve">3）。障壁の内訳では、費用系の割合差は30.0パーセントポイント（95%CI</w:t>
+      </w:r>
+      <w:r>
+        <w:rPr>
+          <w:rFonts w:ascii="Times New Roman" w:hAnsi="Times New Roman" w:eastAsia="Yu Mincho"/>
+          <w:sz w:val="24"/>
+        </w:rPr>
+        <w:t xml:space="preserve"> [12.2, </w:t>
+      </w:r>
+      <w:r>
+        <w:rPr>
+          <w:rFonts w:hint="eastAsia" w:ascii="Times New Roman" w:hAnsi="Times New Roman" w:eastAsia="Yu Mincho"/>
+          <w:sz w:val="24"/>
+        </w:rPr>
+        <w:t xml:space="preserve">44.9]）、住宅・設置制約系は21.9パーセントポイント（95%CI</w:t>
+      </w:r>
+      <w:r>
+        <w:rPr>
+          <w:rFonts w:ascii="Times New Roman" w:hAnsi="Times New Roman" w:eastAsia="Yu Mincho"/>
+          <w:sz w:val="24"/>
+        </w:rPr>
+        <w:t xml:space="preserve"> [6.1, </w:t>
+      </w:r>
+      <w:r>
+        <w:rPr>
+          <w:rFonts w:hint="eastAsia" w:ascii="Times New Roman" w:hAnsi="Times New Roman" w:eastAsia="Yu Mincho"/>
+          <w:sz w:val="24"/>
+        </w:rPr>
+        <w:t xml:space="preserve">35.8]）であった。一方、不要は寒さ5-7群で4/62人（6.5%、95%CI</w:t>
       </w:r>
       <w:r>
         <w:rPr>
@@ -851,232 +1088,7 @@
           <w:rFonts w:hint="eastAsia" w:ascii="Times New Roman" w:hAnsi="Times New Roman" w:eastAsia="Yu Mincho"/>
           <w:sz w:val="24"/>
         </w:rPr>
-        <w:t xml:space="preserve">-31.2]）であった。費用系の割合差は30.0パーセントポイント（95%CI</w:t>
-      </w:r>
-      <w:r>
-        <w:rPr>
-          <w:rFonts w:ascii="Times New Roman" w:hAnsi="Times New Roman" w:eastAsia="Yu Mincho"/>
-          <w:sz w:val="24"/>
-        </w:rPr>
-        <w:t xml:space="preserve"> [12.2, </w:t>
-      </w:r>
-      <w:r>
-        <w:rPr>
-          <w:rFonts w:hint="eastAsia" w:ascii="Times New Roman" w:hAnsi="Times New Roman" w:eastAsia="Yu Mincho"/>
-          <w:sz w:val="24"/>
-        </w:rPr>
-        <w:t xml:space="preserve">44.9]）、住宅・設置制約系は21.9パーセントポイント（95%CI</w:t>
-      </w:r>
-      <w:r>
-        <w:rPr>
-          <w:rFonts w:ascii="Times New Roman" w:hAnsi="Times New Roman" w:eastAsia="Yu Mincho"/>
-          <w:sz w:val="24"/>
-        </w:rPr>
-        <w:t xml:space="preserve"> [6.1, </w:t>
-      </w:r>
-      <w:r>
-        <w:rPr>
-          <w:rFonts w:hint="eastAsia" w:ascii="Times New Roman" w:hAnsi="Times New Roman" w:eastAsia="Yu Mincho"/>
-          <w:sz w:val="24"/>
-        </w:rPr>
-        <w:t xml:space="preserve">35.8]）であった。</w:t>
-      </w:r>
-    </w:p>
-    <w:p>
-      <w:pPr>
-        <w:pStyle w:val="BodyText"/>
-      </w:pPr>
-      <w:r>
-        <w:rPr>
-          <w:rFonts w:ascii="Times New Roman" w:hAnsi="Times New Roman" w:eastAsia="Yu Mincho"/>
-          <w:sz w:val="24"/>
-        </w:rPr>
-        <w:t xml:space="preserve">&lt;Fig. 2 here&gt;</w:t>
-      </w:r>
-    </w:p>
-    <w:bookmarkEnd w:id="18"/>
-    <w:bookmarkStart w:id="19" w:name="暖房設備の利用状況"/>
-    <w:p>
-      <w:pPr>
-        <w:pStyle w:val="Heading3"/>
-      </w:pPr>
-      <w:r>
-        <w:rPr>
-          <w:rFonts w:ascii="Times New Roman" w:hAnsi="Times New Roman" w:eastAsia="Yu Mincho"/>
-          <w:sz w:val="24"/>
-        </w:rPr>
-        <w:t xml:space="preserve">3. </w:t>
-      </w:r>
-      <w:r>
-        <w:rPr>
-          <w:rFonts w:hint="eastAsia" w:ascii="Times New Roman" w:hAnsi="Times New Roman" w:eastAsia="Yu Mincho"/>
-          <w:sz w:val="24"/>
-        </w:rPr>
-        <w:t xml:space="preserve">暖房設備の利用状況</w:t>
-      </w:r>
-    </w:p>
-    <w:p>
-      <w:pPr>
-        <w:pStyle w:val="FirstParagraph"/>
-      </w:pPr>
-      <w:r>
-        <w:rPr>
-          <w:rFonts w:hint="eastAsia" w:ascii="Times New Roman" w:hAnsi="Times New Roman" w:eastAsia="Yu Mincho"/>
-          <w:sz w:val="24"/>
-        </w:rPr>
-        <w:t xml:space="preserve">セントラル暖房に回答した140人のうち、使用者は28人（20.0%、95%CI</w:t>
-      </w:r>
-      <w:r>
-        <w:rPr>
-          <w:rFonts w:ascii="Times New Roman" w:hAnsi="Times New Roman" w:eastAsia="Yu Mincho"/>
-          <w:sz w:val="24"/>
-        </w:rPr>
-        <w:t xml:space="preserve"> [14.2, </w:t>
-      </w:r>
-      <w:r>
-        <w:rPr>
-          <w:rFonts w:hint="eastAsia" w:ascii="Times New Roman" w:hAnsi="Times New Roman" w:eastAsia="Yu Mincho"/>
-          <w:sz w:val="24"/>
-        </w:rPr>
-        <w:t xml:space="preserve">27.4]）であった。使用者28人のうち、浴室暖房乾燥機を使用していた者は19人（67.9%、95%CI</w:t>
-      </w:r>
-      <w:r>
-        <w:rPr>
-          <w:rFonts w:ascii="Times New Roman" w:hAnsi="Times New Roman" w:eastAsia="Yu Mincho"/>
-          <w:sz w:val="24"/>
-        </w:rPr>
-        <w:t xml:space="preserve"> [49.3, </w:t>
-      </w:r>
-      <w:r>
-        <w:rPr>
-          <w:rFonts w:hint="eastAsia" w:ascii="Times New Roman" w:hAnsi="Times New Roman" w:eastAsia="Yu Mincho"/>
-          <w:sz w:val="24"/>
-        </w:rPr>
-        <w:t xml:space="preserve">82.1]）、設置しているが未使用または未設置の者は9人（32.1%、95%CI</w:t>
-      </w:r>
-      <w:r>
-        <w:rPr>
-          <w:rFonts w:ascii="Times New Roman" w:hAnsi="Times New Roman" w:eastAsia="Yu Mincho"/>
-          <w:sz w:val="24"/>
-        </w:rPr>
-        <w:t xml:space="preserve"> [17.9, </w:t>
-      </w:r>
-      <w:r>
-        <w:rPr>
-          <w:rFonts w:hint="eastAsia" w:ascii="Times New Roman" w:hAnsi="Times New Roman" w:eastAsia="Yu Mincho"/>
-          <w:sz w:val="24"/>
-        </w:rPr>
-        <w:t xml:space="preserve">50.7]）であった（Fig.</w:t>
-      </w:r>
-      <w:r>
-        <w:rPr>
-          <w:rFonts w:ascii="Times New Roman" w:hAnsi="Times New Roman" w:eastAsia="Yu Mincho"/>
-          <w:sz w:val="24"/>
-        </w:rPr>
-        <w:t xml:space="preserve"> </w:t>
-      </w:r>
-      <w:r>
-        <w:rPr>
-          <w:rFonts w:hint="eastAsia" w:ascii="Times New Roman" w:hAnsi="Times New Roman" w:eastAsia="Yu Mincho"/>
-          <w:sz w:val="24"/>
-        </w:rPr>
-        <w:t xml:space="preserve">3）。</w:t>
-      </w:r>
-    </w:p>
-    <w:p>
-      <w:pPr>
-        <w:pStyle w:val="BodyText"/>
-      </w:pPr>
-      <w:r>
-        <w:rPr>
-          <w:rFonts w:hint="eastAsia" w:ascii="Times New Roman" w:hAnsi="Times New Roman" w:eastAsia="Yu Mincho"/>
-          <w:sz w:val="24"/>
-        </w:rPr>
-        <w:t xml:space="preserve">浴室暖房乾燥機の不使用者では浴室寒さ5-7群が62/112人（55.4%、95%CI</w:t>
-      </w:r>
-      <w:r>
-        <w:rPr>
-          <w:rFonts w:ascii="Times New Roman" w:hAnsi="Times New Roman" w:eastAsia="Yu Mincho"/>
-          <w:sz w:val="24"/>
-        </w:rPr>
-        <w:t xml:space="preserve"> [46.1, </w:t>
-      </w:r>
-      <w:r>
-        <w:rPr>
-          <w:rFonts w:hint="eastAsia" w:ascii="Times New Roman" w:hAnsi="Times New Roman" w:eastAsia="Yu Mincho"/>
-          <w:sz w:val="24"/>
-        </w:rPr>
-        <w:t xml:space="preserve">64.2]）であったのに対し、使用者では4/35人（11.4%、95%CI</w:t>
-      </w:r>
-      <w:r>
-        <w:rPr>
-          <w:rFonts w:ascii="Times New Roman" w:hAnsi="Times New Roman" w:eastAsia="Yu Mincho"/>
-          <w:sz w:val="24"/>
-        </w:rPr>
-        <w:t xml:space="preserve"> [4.5, </w:t>
-      </w:r>
-      <w:r>
-        <w:rPr>
-          <w:rFonts w:hint="eastAsia" w:ascii="Times New Roman" w:hAnsi="Times New Roman" w:eastAsia="Yu Mincho"/>
-          <w:sz w:val="24"/>
-        </w:rPr>
-        <w:t xml:space="preserve">26.0]）であり、割合差（使用者-不使用者）は-43.9パーセントポイント（95%CI</w:t>
-      </w:r>
-      <w:r>
-        <w:rPr>
-          <w:rFonts w:ascii="Times New Roman" w:hAnsi="Times New Roman" w:eastAsia="Yu Mincho"/>
-          <w:sz w:val="24"/>
-        </w:rPr>
-        <w:t xml:space="preserve"> [-55.2, </w:t>
-      </w:r>
-      <w:r>
-        <w:rPr>
-          <w:rFonts w:hint="eastAsia" w:ascii="Times New Roman" w:hAnsi="Times New Roman" w:eastAsia="Yu Mincho"/>
-          <w:sz w:val="24"/>
-        </w:rPr>
-        <w:t xml:space="preserve">-26.7]）であった。セントラル暖房の不使用者では61/112人（54.5%、95%CI</w:t>
-      </w:r>
-      <w:r>
-        <w:rPr>
-          <w:rFonts w:ascii="Times New Roman" w:hAnsi="Times New Roman" w:eastAsia="Yu Mincho"/>
-          <w:sz w:val="24"/>
-        </w:rPr>
-        <w:t xml:space="preserve"> [45.3, </w:t>
-      </w:r>
-      <w:r>
-        <w:rPr>
-          <w:rFonts w:hint="eastAsia" w:ascii="Times New Roman" w:hAnsi="Times New Roman" w:eastAsia="Yu Mincho"/>
-          <w:sz w:val="24"/>
-        </w:rPr>
-        <w:t xml:space="preserve">63.4]）、使用者では2/28人（7.1%、95%CI</w:t>
-      </w:r>
-      <w:r>
-        <w:rPr>
-          <w:rFonts w:ascii="Times New Roman" w:hAnsi="Times New Roman" w:eastAsia="Yu Mincho"/>
-          <w:sz w:val="24"/>
-        </w:rPr>
-        <w:t xml:space="preserve"> [2.0, </w:t>
-      </w:r>
-      <w:r>
-        <w:rPr>
-          <w:rFonts w:hint="eastAsia" w:ascii="Times New Roman" w:hAnsi="Times New Roman" w:eastAsia="Yu Mincho"/>
-          <w:sz w:val="24"/>
-        </w:rPr>
-        <w:t xml:space="preserve">22.7]）であり、割合差（使用者-不使用者）は-47.3パーセントポイント（95%CI</w:t>
-      </w:r>
-      <w:r>
-        <w:rPr>
-          <w:rFonts w:ascii="Times New Roman" w:hAnsi="Times New Roman" w:eastAsia="Yu Mincho"/>
-          <w:sz w:val="24"/>
-        </w:rPr>
-        <w:t xml:space="preserve"> [-57.6, </w:t>
-      </w:r>
-      <w:r>
-        <w:rPr>
-          <w:rFonts w:hint="eastAsia" w:ascii="Times New Roman" w:hAnsi="Times New Roman" w:eastAsia="Yu Mincho"/>
-          <w:sz w:val="24"/>
-        </w:rPr>
-        <w:t xml:space="preserve">-29.3]）であった。これらは未調整の横断比較であり、設備による寒さ改善効果を示すものではない。</w:t>
+        <w:t xml:space="preserve">-31.2]）であった。</w:t>
       </w:r>
     </w:p>
     <w:p>
@@ -1122,7 +1134,7 @@
           <w:rFonts w:hint="eastAsia" w:ascii="Times New Roman" w:hAnsi="Times New Roman" w:eastAsia="Yu Mincho"/>
           <w:sz w:val="24"/>
         </w:rPr>
-        <w:t xml:space="preserve">本調査の主要所見は、浴室暖房乾燥機の未使用・未設置者のうち、浴室を寒いと感じながら、費用面または住宅・設置上の制約を理由として挙げた者が観察されたことである。</w:t>
+        <w:t xml:space="preserve">本調査の主要所見は、浴室暖房乾燥機の不使用者のうち、浴室を寒いと感じながら、費用面または住宅・設置上の制約を理由として挙げた者が観察されたことである。</w:t>
       </w:r>
     </w:p>
     <w:p>
@@ -1182,7 +1194,7 @@
           <w:rFonts w:hint="eastAsia" w:ascii="Times New Roman" w:hAnsi="Times New Roman" w:eastAsia="Yu Mincho"/>
           <w:sz w:val="24"/>
         </w:rPr>
-        <w:t xml:space="preserve">費用系の障壁は未使用・未設置者の36.6%が、住宅・設置制約系の障壁は24.1%が選択した。浴室の寒さ対策の必要性を伝える啓発だけでは対応しにくいこれらの回答は、設備の導入・使用に至らない理由を個人の必要性認識だけでは説明できない可能性を示す。寒冷地の浴室温熱環境を検討する際には、既存住宅の構造、賃貸住宅での工事制約、個別設備以外の暖房方式に加え、電気代や設置費用も区別して把握する必要がある。</w:t>
+        <w:t xml:space="preserve">浴室暖房乾燥機の不使用者のうち、費用系の障壁を選択した者は36.6%、住宅・設置制約系の障壁を選択した者は24.1%であった。浴室の寒さ対策の必要性を伝える啓発だけでは対応しにくいこれらの回答は、設備の導入・使用に至らない理由を個人の必要性認識だけでは説明できない可能性を示す。寒冷地の浴室温熱環境を検討する際には、既存住宅の構造、賃貸住宅での工事制約、個別設備以外の暖房方式に加え、電気代や設置費用も区別して把握する必要がある。</w:t>
       </w:r>
     </w:p>
     <w:p>
@@ -1194,7 +1206,7 @@
           <w:rFonts w:hint="eastAsia" w:ascii="Times New Roman" w:hAnsi="Times New Roman" w:eastAsia="Yu Mincho"/>
           <w:sz w:val="24"/>
         </w:rPr>
-        <w:t xml:space="preserve">本研究には以下の限界があり、以上の所見は本標本内の記述的な関連として解釈する必要がある。第一に、協力者ネットワークによる便宜抽出で、回答者住所も確認していないため、本標本は五所川原市の成人を代表せず、青森県全体の傾向を示すものでもない。第二に、横断的な自己申告調査で、室温実測や交絡調整を行っていないため、暖房設備による寒さ改善効果は推定できない。第三に、未設置・未使用理由は複数回答であり、主たる理由を特定できない。第四に、入浴事故を調査していないため、浴室寒さや暖房設備と入浴事故との関連および予防効果は評価できない。</w:t>
+        <w:t xml:space="preserve">本研究には以下の限界があり、以上の所見は本標本内の記述的な関連として解釈する必要がある。第一に、協力者ネットワークによる便宜抽出で、回答者住所も確認していないため、本標本は五所川原市の成人を代表せず、青森県全体の傾向を示すものでもない。第二に、横断的な自己申告調査で、室温実測や交絡調整を行っていないため、暖房設備による寒さ改善効果は推定できない。第三に、浴室暖房乾燥機の未設置・未使用理由は複数回答であり、主たる理由を特定できない。第四に、入浴事故を調査していないため、浴室寒さや暖房設備と入浴事故との関連および予防効果は評価できない。</w:t>
       </w:r>
     </w:p>
     <w:bookmarkEnd w:id="21"/>
@@ -1227,7 +1239,7 @@
           <w:rFonts w:hint="eastAsia" w:ascii="Times New Roman" w:hAnsi="Times New Roman" w:eastAsia="Yu Mincho"/>
           <w:sz w:val="24"/>
         </w:rPr>
-        <w:t xml:space="preserve">五所川原市内で配布した質問紙の便宜抽出標本では、浴室暖房乾燥機を未使用または未設置の回答者に、浴室を寒いと感じながら費用または住宅・設置上の制約を抱える者が観察された。セントラル暖房使用者では浴室暖房乾燥機との併用が多く、単純な代替関係だけでは本標本の設備利用パターンを説明しにくかった。低設置率の背景を検討するには、併用を含む住宅設備構成を把握する必要がある。</w:t>
+        <w:t xml:space="preserve">五所川原市内で配布した質問紙の便宜抽出標本では、浴室暖房乾燥機の不使用者に、浴室を寒いと感じながら費用または住宅・設置上の制約を抱える者が観察された。セントラル暖房使用者では浴室暖房乾燥機との併用が多く、単純な代替関係だけでは本標本の設備利用パターンを説明しにくかった。低設置率の背景を検討するには、併用を含む住宅設備構成を把握する必要がある。</w:t>
       </w:r>
     </w:p>
     <w:bookmarkEnd w:id="22"/>
@@ -1645,20 +1657,94 @@
         </w:rPr>
         <w:drawing>
           <wp:inline>
-            <wp:extent cx="5067300" cy="1933045"/>
+            <wp:extent cx="5067300" cy="2773830"/>
             <wp:effectExtent b="0" l="0" r="0" t="0"/>
-            <wp:docPr descr="deliverables/figures/onki_short_report_figure2_barrier_by_bathroom_coldness_en.png" title="" id="33" name="Picture"/>
+            <wp:docPr descr="deliverables/figures/onki_short_report_figure2_heating_concurrent_use_en.png" title="" id="33" name="Picture"/>
             <a:graphic>
               <a:graphicData uri="http://schemas.openxmlformats.org/drawingml/2006/picture">
                 <pic:pic>
                   <pic:nvPicPr>
-                    <pic:cNvPr descr="deliverables/figures/onki_short_report_figure2_barrier_by_bathroom_coldness_en.png" id="34" name="Picture"/>
+                    <pic:cNvPr descr="deliverables/figures/onki_short_report_figure2_heating_concurrent_use_en.png" id="34" name="Picture"/>
                     <pic:cNvPicPr>
                       <a:picLocks noChangeArrowheads="1" noChangeAspect="1"/>
                     </pic:cNvPicPr>
                   </pic:nvPicPr>
                   <pic:blipFill>
                     <a:blip r:embed="rId32"/>
+                    <a:stretch>
+                      <a:fillRect/>
+                    </a:stretch>
+                  </pic:blipFill>
+                  <pic:spPr bwMode="auto">
+                    <a:xfrm>
+                      <a:off x="0" y="0"/>
+                      <a:ext cx="5067300" cy="2773830"/>
+                    </a:xfrm>
+                    <a:prstGeom prst="rect">
+                      <a:avLst/>
+                    </a:prstGeom>
+                    <a:noFill/>
+                    <a:ln w="9525">
+                      <a:noFill/>
+                      <a:headEnd/>
+                      <a:tailEnd/>
+                    </a:ln>
+                  </pic:spPr>
+                </pic:pic>
+              </a:graphicData>
+            </a:graphic>
+          </wp:inline>
+        </w:drawing>
+      </w:r>
+      <w:r>
+        <w:rPr>
+          <w:rFonts w:ascii="Times New Roman" w:hAnsi="Times New Roman" w:eastAsia="Yu Mincho"/>
+          <w:sz w:val="24"/>
+        </w:rPr>
+        <w:t xml:space="preserve"> </w:t>
+      </w:r>
+    </w:p>
+    <w:bookmarkEnd w:id="35"/>
+    <w:bookmarkStart w:id="39" w:name="figure-3"/>
+    <w:p>
+      <w:pPr>
+        <w:pStyle w:val="Heading3"/>
+        <w:pageBreakBefore/>
+      </w:pPr>
+      <w:r>
+        <w:rPr>
+          <w:rFonts w:ascii="Times New Roman" w:hAnsi="Times New Roman" w:eastAsia="Yu Mincho"/>
+          <w:sz w:val="24"/>
+        </w:rPr>
+        <w:t xml:space="preserve">Figure 3</w:t>
+      </w:r>
+    </w:p>
+    <w:p>
+      <w:pPr>
+        <w:pStyle w:val="FirstParagraph"/>
+        <w:spacing w:line="240" w:lineRule="auto"/>
+      </w:pPr>
+      <w:r>
+        <w:rPr>
+          <w:rFonts w:ascii="Times New Roman" w:hAnsi="Times New Roman" w:eastAsia="Yu Mincho"/>
+          <w:sz w:val="24"/>
+        </w:rPr>
+        <w:drawing>
+          <wp:inline>
+            <wp:extent cx="5067300" cy="1933045"/>
+            <wp:effectExtent b="0" l="0" r="0" t="0"/>
+            <wp:docPr descr="deliverables/figures/onki_short_report_figure3_barrier_by_bathroom_coldness_en.png" title="" id="37" name="Picture"/>
+            <a:graphic>
+              <a:graphicData uri="http://schemas.openxmlformats.org/drawingml/2006/picture">
+                <pic:pic>
+                  <pic:nvPicPr>
+                    <pic:cNvPr descr="deliverables/figures/onki_short_report_figure3_barrier_by_bathroom_coldness_en.png" id="38" name="Picture"/>
+                    <pic:cNvPicPr>
+                      <a:picLocks noChangeArrowheads="1" noChangeAspect="1"/>
+                    </pic:cNvPicPr>
+                  </pic:nvPicPr>
+                  <pic:blipFill>
+                    <a:blip r:embed="rId36"/>
                     <a:stretch>
                       <a:fillRect/>
                     </a:stretch>
@@ -1692,80 +1778,6 @@
         <w:t xml:space="preserve"> </w:t>
       </w:r>
     </w:p>
-    <w:bookmarkEnd w:id="35"/>
-    <w:bookmarkStart w:id="39" w:name="figure-3"/>
-    <w:p>
-      <w:pPr>
-        <w:pStyle w:val="Heading3"/>
-        <w:pageBreakBefore/>
-      </w:pPr>
-      <w:r>
-        <w:rPr>
-          <w:rFonts w:ascii="Times New Roman" w:hAnsi="Times New Roman" w:eastAsia="Yu Mincho"/>
-          <w:sz w:val="24"/>
-        </w:rPr>
-        <w:t xml:space="preserve">Figure 3</w:t>
-      </w:r>
-    </w:p>
-    <w:p>
-      <w:pPr>
-        <w:pStyle w:val="FirstParagraph"/>
-        <w:spacing w:line="240" w:lineRule="auto"/>
-      </w:pPr>
-      <w:r>
-        <w:rPr>
-          <w:rFonts w:ascii="Times New Roman" w:hAnsi="Times New Roman" w:eastAsia="Yu Mincho"/>
-          <w:sz w:val="24"/>
-        </w:rPr>
-        <w:drawing>
-          <wp:inline>
-            <wp:extent cx="5067300" cy="2773830"/>
-            <wp:effectExtent b="0" l="0" r="0" t="0"/>
-            <wp:docPr descr="deliverables/figures/onki_short_report_figure3_heating_concurrent_use_en.png" title="" id="37" name="Picture"/>
-            <a:graphic>
-              <a:graphicData uri="http://schemas.openxmlformats.org/drawingml/2006/picture">
-                <pic:pic>
-                  <pic:nvPicPr>
-                    <pic:cNvPr descr="deliverables/figures/onki_short_report_figure3_heating_concurrent_use_en.png" id="38" name="Picture"/>
-                    <pic:cNvPicPr>
-                      <a:picLocks noChangeArrowheads="1" noChangeAspect="1"/>
-                    </pic:cNvPicPr>
-                  </pic:nvPicPr>
-                  <pic:blipFill>
-                    <a:blip r:embed="rId36"/>
-                    <a:stretch>
-                      <a:fillRect/>
-                    </a:stretch>
-                  </pic:blipFill>
-                  <pic:spPr bwMode="auto">
-                    <a:xfrm>
-                      <a:off x="0" y="0"/>
-                      <a:ext cx="5067300" cy="2773830"/>
-                    </a:xfrm>
-                    <a:prstGeom prst="rect">
-                      <a:avLst/>
-                    </a:prstGeom>
-                    <a:noFill/>
-                    <a:ln w="9525">
-                      <a:noFill/>
-                      <a:headEnd/>
-                      <a:tailEnd/>
-                    </a:ln>
-                  </pic:spPr>
-                </pic:pic>
-              </a:graphicData>
-            </a:graphic>
-          </wp:inline>
-        </w:drawing>
-      </w:r>
-      <w:r>
-        <w:rPr>
-          <w:rFonts w:ascii="Times New Roman" w:hAnsi="Times New Roman" w:eastAsia="Yu Mincho"/>
-          <w:sz w:val="24"/>
-        </w:rPr>
-        <w:t xml:space="preserve"> </w:t>
-      </w:r>
-    </w:p>
     <w:bookmarkEnd w:id="39"/>
     <w:bookmarkEnd w:id="40"/>
     <w:bookmarkStart w:id="44" w:name="figure-legends"/>
@@ -1864,7 +1876,7 @@
       </w:r>
     </w:p>
     <w:bookmarkEnd w:id="41"/>
-    <w:bookmarkStart w:id="42" w:name="Xdf86594771a2d40876925b08088dc2dd18a214e"/>
+    <w:bookmarkStart w:id="42" w:name="X403c4685edc8c09d8476d65ef05f4f21f8f6a80"/>
     <w:p>
       <w:pPr>
         <w:pStyle w:val="Heading3"/>
@@ -1875,7 +1887,7 @@
           <w:rFonts w:ascii="Times New Roman" w:hAnsi="Times New Roman" w:eastAsia="Yu Mincho"/>
           <w:sz w:val="24"/>
         </w:rPr>
-        <w:t xml:space="preserve">Figure 2. Barriers to installation or use by perceived bathroom coldness</w:t>
+        <w:t xml:space="preserve">Figure 2. Central heating use and concurrent bathroom heater-dryer use</w:t>
       </w:r>
     </w:p>
     <w:p>
@@ -1887,11 +1899,11 @@
           <w:rFonts w:ascii="Times New Roman" w:hAnsi="Times New Roman" w:eastAsia="Yu Mincho"/>
           <w:sz w:val="24"/>
         </w:rPr>
-        <w:t xml:space="preserve">The analysis includes 112 respondents who had not installed or did not use a bathroom heater-dryer. At least one barrier was defined as selection of any reason from 2 to 7. Reasons were collected as multiple responses. The coldness 5-7 and coldness 1-4 groups included 62 and 50 respondents, respectively.</w:t>
+        <w:t xml:space="preserve">The left panel includes 140 respondents who provided information on central heating use; 7 respondents with missing information were excluded. The right panel is restricted to the 28 central heating users. Respondents who had installed but did not use a bathroom heater-dryer and those who had not installed one were classified as not concurrently using one.</w:t>
       </w:r>
     </w:p>
     <w:bookmarkEnd w:id="42"/>
-    <w:bookmarkStart w:id="43" w:name="X7628e778bdcc4dc49c3944463a735d57fbca8d0"/>
+    <w:bookmarkStart w:id="43" w:name="X4e84cdd00d77db9a1930a71eb9fed903a603143"/>
     <w:p>
       <w:pPr>
         <w:pStyle w:val="Heading3"/>
@@ -1902,7 +1914,7 @@
           <w:rFonts w:ascii="Times New Roman" w:hAnsi="Times New Roman" w:eastAsia="Yu Mincho"/>
           <w:sz w:val="24"/>
         </w:rPr>
-        <w:t xml:space="preserve">Figure 3. Central heating use and concurrent bathroom heater-dryer use</w:t>
+        <w:t xml:space="preserve">Figure 3. Barriers to installation or use by perceived bathroom coldness</w:t>
       </w:r>
     </w:p>
     <w:p>
@@ -1914,7 +1926,7 @@
           <w:rFonts w:ascii="Times New Roman" w:hAnsi="Times New Roman" w:eastAsia="Yu Mincho"/>
           <w:sz w:val="24"/>
         </w:rPr>
-        <w:t xml:space="preserve">The left panel includes 140 respondents who provided information on central heating use; 7 respondents with missing information were excluded. The right panel is restricted to the 28 central heating users. Respondents who had installed but did not use a bathroom heater-dryer and those who had not installed one were classified as not concurrently using one.</w:t>
+        <w:t xml:space="preserve">The analysis includes 112 respondents who had not installed or did not use a bathroom heater-dryer. At least one barrier was defined as selection of any reason from 2 to 7. Reasons were collected as multiple responses. The coldness 5-7 and coldness 1-4 groups included 62 and 50 respondents, respectively.</w:t>
       </w:r>
     </w:p>
     <w:bookmarkEnd w:id="43"/>

--- a/deliverables/05_manuscript/onki_short_report_ja_submission.docx
+++ b/deliverables/05_manuscript/onki_short_report_ja_submission.docx
@@ -2,7 +2,7 @@
 <file path=word/document.xml><?xml version="1.0" encoding="utf-8"?>
 <w:document xmlns:w="http://schemas.openxmlformats.org/wordprocessingml/2006/main" xmlns:m="http://schemas.openxmlformats.org/officeDocument/2006/math" xmlns:r="http://schemas.openxmlformats.org/officeDocument/2006/relationships" xmlns:o="urn:schemas-microsoft-com:office:office" xmlns:v="urn:schemas-microsoft-com:vml" xmlns:w10="urn:schemas-microsoft-com:office:word" xmlns:a="http://schemas.openxmlformats.org/drawingml/2006/main" xmlns:pic="http://schemas.openxmlformats.org/drawingml/2006/picture" xmlns:wp="http://schemas.openxmlformats.org/drawingml/2006/wordprocessingDrawing">
   <w:body>
-    <w:bookmarkStart w:id="45" w:name="X6f2792845bb9047ca3f30365ecdae12de1c26c6"/>
+    <w:bookmarkStart w:id="37" w:name="五所川原市での質問紙調査における浴室暖房乾燥機の未設置未使用理由と浴室の寒さ体感"/>
     <w:p>
       <w:pPr>
         <w:pStyle w:val="Heading1"/>
@@ -12,7 +12,7 @@
           <w:rFonts w:hint="eastAsia" w:ascii="Times New Roman" w:hAnsi="Times New Roman" w:eastAsia="Yu Mincho"/>
           <w:sz w:val="24"/>
         </w:rPr>
-        <w:t xml:space="preserve">五所川原市でのアンケート調査における浴室暖房乾燥機の未設置・未使用理由と浴室の寒さ体感</w:t>
+        <w:t xml:space="preserve">五所川原市での質問紙調査における浴室暖房乾燥機の未設置・未使用理由と浴室の寒さ体感</w:t>
       </w:r>
     </w:p>
     <w:bookmarkStart w:id="9" w:name="title-page"/>
@@ -85,7 +85,7 @@
           <w:rFonts w:hint="eastAsia" w:ascii="Times New Roman" w:hAnsi="Times New Roman" w:eastAsia="Yu Mincho"/>
           <w:sz w:val="24"/>
         </w:rPr>
-        <w:t xml:space="preserve">五所川原市でのアンケート調査における浴室暖房乾燥機の未設置・未使用理由と浴室の寒さ体感</w:t>
+        <w:t xml:space="preserve">五所川原市での質問紙調査における浴室暖房乾燥機の未設置・未使用理由と浴室の寒さ体感</w:t>
       </w:r>
     </w:p>
     <w:p>
@@ -304,7 +304,7 @@
           <w:rFonts w:hint="eastAsia" w:ascii="Times New Roman" w:hAnsi="Times New Roman" w:eastAsia="Yu Mincho"/>
           <w:sz w:val="24"/>
         </w:rPr>
-        <w:t xml:space="preserve">本邦では、寒冷期に増加する入浴事故の防止は、公衆衛生上の重要な課題である[1]。前報では、浴室暖房乾燥機設置率が高いほどW65「浴槽内での溺死及び溺水」およびW66「浴槽への転落による溺死及び溺水」の死亡数が少ない方向の関連が、非寒冷県よりも寒冷県で強い可能性が示唆された[2]。探索的サブ解析では、浴室暖房乾燥機設置率が低く、標準化死亡比（SMR;</w:t>
+        <w:t xml:space="preserve">本邦では、寒冷期に増加する入浴事故の防止は、公衆衛生上の重要な課題である[1]。前報では、浴室暖房乾燥機設置率が高いほど、W65「浴槽内での溺死及び溺水」およびW66「浴槽への転落による溺死及び溺水」の死亡数が少ないという方向の関連が、非寒冷県よりも寒冷県で強い可能性が示唆された[2]。探索的サブ解析では、浴室暖房乾燥機設置率が低く、標準化死亡比（SMR;</w:t>
       </w:r>
       <w:r>
         <w:rPr>
@@ -318,7 +318,7 @@
           <w:rFonts w:hint="eastAsia" w:ascii="Times New Roman" w:hAnsi="Times New Roman" w:eastAsia="Yu Mincho"/>
           <w:sz w:val="24"/>
         </w:rPr>
-        <w:t xml:space="preserve">観測死亡数/期待死亡数）が高い寒冷県の候補として、青森県と秋田県が抽出された[2]。しかし、既存の広域集計からは、青森県における低設置率の背景や、浴室の寒さ体感、暖房設備の使用実態を把握できなかった。</w:t>
+        <w:t xml:space="preserve">観測死亡数/期待死亡数）が高い寒冷県の候補として、青森県と秋田県が抽出された[2]。しかし、既存の広域集計からは、青森県における低設置率の背景、浴室の寒さ体感、および暖房設備の使用実態を把握することはできなかった。</w:t>
       </w:r>
     </w:p>
     <w:p>
@@ -330,7 +330,7 @@
           <w:rFonts w:hint="eastAsia" w:ascii="Times New Roman" w:hAnsi="Times New Roman" w:eastAsia="Yu Mincho"/>
           <w:sz w:val="24"/>
         </w:rPr>
-        <w:t xml:space="preserve">そこで本研究では、青森県五所川原市内で配布した質問紙の便宜抽出標本を用い、浴室暖房乾燥機を設置していない、または使用していない回答者における理由の内訳と浴室寒さ体感との関係を主に記述することを目的とした。副次的に、セントラル暖房の使用状況および浴室暖房乾燥機との併用状況を記述した。</w:t>
+        <w:t xml:space="preserve">そこで本研究では、青森県五所川原市内で配布した質問紙の便宜抽出標本を用い、浴室暖房乾燥機を設置していない、または使用していない回答者が挙げた理由の内訳と、浴室の寒さ体感との関係を主に記述することを目的とした。副次的に、セントラル暖房の使用状況および浴室暖房乾燥機との併用状況を記述した。</w:t>
       </w:r>
     </w:p>
     <w:bookmarkEnd w:id="11"/>
@@ -383,7 +383,7 @@
           <w:rFonts w:hint="eastAsia" w:ascii="Times New Roman" w:hAnsi="Times New Roman" w:eastAsia="Yu Mincho"/>
           <w:sz w:val="24"/>
         </w:rPr>
-        <w:t xml:space="preserve">無記名自記式質問紙による横断研究を実施した。調査期間は2026年3月11日-4月30日であった。五所川原市在住の協力者が、原則として市内在住の18歳以上、1世帯1人を対象に、市内で質問紙を手渡し配布し、手渡しで回収した。これは協力者ネットワークによる便宜抽出であり、無作為抽出ではない。回答者の氏名、住所および連絡先は取得していないため、市内在住であることを個票単位では確認していない。</w:t>
+        <w:t xml:space="preserve">無記名自記式質問紙による横断研究を実施した。調査期間は2026年3月11日-4月30日で、五所川原市内の現地協力者1名の協力を得た。標本は便宜抽出であり、無作為抽出ではなかった。回答者の氏名、住所および連絡先は取得しなかった。</w:t>
       </w:r>
     </w:p>
     <w:p>
@@ -428,7 +428,7 @@
           <w:rFonts w:hint="eastAsia" w:ascii="Times New Roman" w:hAnsi="Times New Roman" w:eastAsia="Yu Mincho"/>
           <w:sz w:val="24"/>
         </w:rPr>
-        <w:t xml:space="preserve">基本属性および住宅条件として、年代、住宅種別（一戸建て、集合住宅）、築年帯、住居形態（持家、賃貸）、浴室窓（二重サッシ/複層ガラス、単板ガラス、窓なし、不明）を尋ねた。入浴状況として、冬季（1-2月の最も寒い時期）の自宅入浴頻度を尋ねた。暖房設備および温熱環境として、浴室暖房乾燥機（設置して使用、設置しているが未使用、未設置）、セントラル暖房（24時間使用、時間限定使用、不使用）、これら以外に脱衣所または浴室を温めるために使用する設備（ストーブ、エアコン、床暖房、その他、使用なし）、ならびに冬季の脱衣所および浴室の寒さ体感を尋ねた。浴室暖房乾燥機を設置しているが使用していない者と未設置者を合わせて「不使用者」とし、その理由を複数回答で尋ねた。その他の暖房設備も複数回答とした。</w:t>
+        <w:t xml:space="preserve">基本属性、住宅条件、冬季の自宅入浴頻度、暖房設備、ならびに冬季の脱衣所および浴室の寒さ体感を尋ねた。浴室暖房乾燥機の回答肢は「設置して使用」「設置しているが未使用」「未設置」とし、後二者を合わせて「不使用者」と定義した。不使用者には未設置・未使用理由を複数回答で尋ねた。質問票では、セントラル暖房を、1か所の熱源で作った温水を配管で各室へ送り、パネルヒーター、ファンコンベクターまたは床暖房などで住宅全体を暖める方式と説明し、使用状況を「24時間使用」「時間限定使用」「不使用」で尋ねた。</w:t>
       </w:r>
     </w:p>
     <w:p>
@@ -440,7 +440,7 @@
           <w:rFonts w:hint="eastAsia" w:ascii="Times New Roman" w:hAnsi="Times New Roman" w:eastAsia="Yu Mincho"/>
           <w:sz w:val="24"/>
         </w:rPr>
-        <w:t xml:space="preserve">理由1「既に十分暖かいので必要がない」を「不要」とした。理由2「電気代が気になる」と理由3「設置費用が高い」を「費用系」、理由4「住宅の構造上、設置が難しい」と理由5「賃貸で工事できない」を「住宅・設置制約系」、理由6「使い方がわからない」と理由7「故障中で使えない」を「使用方法・故障系」とした。理由2-7のいずれかを選択した者を「障壁あり」とした。理由8は「その他」とした。複数回答のため、不要と障壁、および障壁分類間の重複を許した。</w:t>
+        <w:t xml:space="preserve">これらの理由のうち、理由1「既に十分暖かいので必要がない」を「不要」とした。理由2「電気代が気になる」と理由3「設置費用が高い」を「費用系」、理由4「住宅の構造上、設置が難しい」と理由5「賃貸で工事できない」を「住宅・設置制約系」、理由6「使い方がわからない」と理由7「故障中で使えない」を「使用方法・故障系」とした。理由2-7のいずれかを選択した者を「障壁あり」とした。理由8は「その他」とした。複数回答であるため、「不要」と「障壁あり」の重複、および障壁分類間の重複を許容した。</w:t>
       </w:r>
     </w:p>
     <w:p>
@@ -452,7 +452,7 @@
           <w:rFonts w:hint="eastAsia" w:ascii="Times New Roman" w:hAnsi="Times New Roman" w:eastAsia="Yu Mincho"/>
           <w:sz w:val="24"/>
         </w:rPr>
-        <w:t xml:space="preserve">冬季の寒さ体感は、回答選択肢に1「非常に暖かい」から7「非常に寒い」を順に割り当て、5「やや寒い」、6「寒い」、7「非常に寒い」を寒さ5-7群、1-4を比較群とした。セントラル暖房は24時間使用または時間限定使用を「使用」、不使用を「不使用」とした。</w:t>
+        <w:t xml:space="preserve">冬季の寒さ体感は、1「非常に暖かい」、4「どちらでもない」、7「非常に寒い」を両端と中立点とする7件法で尋ねた。事前に定めた区分により5-7を寒さ5-7群、1-4を寒さ1-4群とした。セントラル暖房は24時間使用または時間限定使用を「使用」、不使用を「不使用」とした。</w:t>
       </w:r>
     </w:p>
     <w:bookmarkEnd w:id="13"/>
@@ -485,7 +485,7 @@
           <w:rFonts w:hint="eastAsia" w:ascii="Times New Roman" w:hAnsi="Times New Roman" w:eastAsia="Yu Mincho"/>
           <w:sz w:val="24"/>
         </w:rPr>
-        <w:t xml:space="preserve">154部のうち、浴室暖房乾燥機の状況が無回答の3部と、浴室暖房乾燥機の不使用者で理由が無回答の4部を除き、浴室寒さが回答された147部を解析対象とした。浴室暖房乾燥機の未設置・未使用理由の解析対象は112部であった。浴室暖房乾燥機を使用しているにもかかわらず理由欄にも回答した4部は、機器の使用状況を原回答どおり保持し、理由解析には含めなかった。セントラル暖房別の比較では無回答7部を除外し、140部を解析した。</w:t>
+        <w:t xml:space="preserve">154部のうち、浴室暖房乾燥機の設置・使用状況が無回答の3部と、不使用者のうち理由が無回答の4部を除いた147部を主要解析対象とした。このうち不使用者112部を理由解析の対象とした。浴室暖房乾燥機を使用しながら理由欄にも回答した4部は、使用状況を原回答のまま扱い、理由解析には含めなかった。セントラル暖房別解析は同項目が無回答の7部を除く140部とした。各解析には利用可能例を用い、欠測値の補完は行わなかった。</w:t>
       </w:r>
     </w:p>
     <w:p>
@@ -497,35 +497,7 @@
           <w:rFonts w:hint="eastAsia" w:ascii="Times New Roman" w:hAnsi="Times New Roman" w:eastAsia="Yu Mincho"/>
           <w:sz w:val="24"/>
         </w:rPr>
-        <w:t xml:space="preserve">カテゴリ変数は人数と割合で示し、割合の95%CIはWilson法で算出した。2群間の割合差は、寒さ群の比較では「寒さ5-7群</w:t>
-      </w:r>
-      <w:r>
-        <w:rPr>
-          <w:rFonts w:ascii="Times New Roman" w:hAnsi="Times New Roman" w:eastAsia="Yu Mincho"/>
-          <w:sz w:val="24"/>
-        </w:rPr>
-        <w:t xml:space="preserve"> - </w:t>
-      </w:r>
-      <w:r>
-        <w:rPr>
-          <w:rFonts w:hint="eastAsia" w:ascii="Times New Roman" w:hAnsi="Times New Roman" w:eastAsia="Yu Mincho"/>
-          <w:sz w:val="24"/>
-        </w:rPr>
-        <w:t xml:space="preserve">寒さ1-4群」、設備比較では「設備あり</w:t>
-      </w:r>
-      <w:r>
-        <w:rPr>
-          <w:rFonts w:ascii="Times New Roman" w:hAnsi="Times New Roman" w:eastAsia="Yu Mincho"/>
-          <w:sz w:val="24"/>
-        </w:rPr>
-        <w:t xml:space="preserve"> - </w:t>
-      </w:r>
-      <w:r>
-        <w:rPr>
-          <w:rFonts w:hint="eastAsia" w:ascii="Times New Roman" w:hAnsi="Times New Roman" w:eastAsia="Yu Mincho"/>
-          <w:sz w:val="24"/>
-        </w:rPr>
-        <w:t xml:space="preserve">設備なし」とし、Newcombe-Wilson法による95%CIを算出した。副次解析として、セントラル暖房使用者における浴室暖房乾燥機の使用有無を人数、割合および95%CIで示した。調整回帰およびp値による評価は行わなかった。解析にはPython</w:t>
+        <w:t xml:space="preserve">カテゴリ変数は人数と割合で示した。未設置・未使用理由は、「不要」、理由2-7のいずれか、費用系、住宅・設置制約系の4分類について寒さ2群の割合を比較した。割合の95%CIはWilson法、寒さ5-7群から寒さ1-4群を引いた割合差の95%CIはNewcombe-Wilson法で算出した。理由分類別比較は探索的解析とし、多重性の調整、調整回帰およびp値による評価は行わなかった。理由2-5のいずれかに限定した感度解析も行った。解析にはPython</w:t>
       </w:r>
       <w:r>
         <w:rPr>
@@ -572,7 +544,7 @@
           <w:rFonts w:hint="eastAsia" w:ascii="Times New Roman" w:hAnsi="Times New Roman" w:eastAsia="Yu Mincho"/>
           <w:sz w:val="24"/>
         </w:rPr>
-        <w:t xml:space="preserve">回答は任意かつ無記名とし、調査目的、回答拒否または中断による不利益がないこと、データの利用・保管方法を質問紙表紙に記載した。回答済み質問紙の提出をもって研究参加への同意とした。本研究は日本温泉気候物理医学会倫理審査会の承認を受けた（承認日2026年3月11日、承認番号Onki26-01）。</w:t>
+        <w:t xml:space="preserve">回答は任意かつ無記名とし、調査の目的、回答の拒否または中断によって不利益が生じないこと、ならびにデータの利用・保管の方法を質問紙の表紙に記載した。回答済み質問紙の提出をもって研究参加への同意とした。本研究は日本温泉気候物理医学会倫理審査会の承認を受け、承認を確認した後に調査を開始した（承認日2026年3月11日、承認番号Onki26-01）。</w:t>
       </w:r>
     </w:p>
     <w:bookmarkEnd w:id="15"/>
@@ -626,35 +598,7 @@
           <w:rFonts w:hint="eastAsia" w:ascii="Times New Roman" w:hAnsi="Times New Roman" w:eastAsia="Yu Mincho"/>
           <w:sz w:val="24"/>
         </w:rPr>
-        <w:t xml:space="preserve">解析対象147人のうち、60-69歳が61人（41.5%）、70歳以上が29人（19.7%）であった。一戸建てが132人（89.8%）、持家が130人（88.4%）、築30年以上が77人（52.4%）であった。冬季に自宅で毎日入浴する者は94人（63.9%）であった。浴室窓は、二重サッシまたは複層ガラスが111人（75.5%）、単板ガラスが26人（17.7%）、窓なしが7人（4.8%）、不明が2人（1.4%）で、無回答が1人（0.7%）であった。浴室寒さ5-7群は66/147人（44.9%、95%CI</w:t>
-      </w:r>
-      <w:r>
-        <w:rPr>
-          <w:rFonts w:ascii="Times New Roman" w:hAnsi="Times New Roman" w:eastAsia="Yu Mincho"/>
-          <w:sz w:val="24"/>
-        </w:rPr>
-        <w:t xml:space="preserve"> [37.1, </w:t>
-      </w:r>
-      <w:r>
-        <w:rPr>
-          <w:rFonts w:hint="eastAsia" w:ascii="Times New Roman" w:hAnsi="Times New Roman" w:eastAsia="Yu Mincho"/>
-          <w:sz w:val="24"/>
-        </w:rPr>
-        <w:t xml:space="preserve">53.0]）、脱衣所寒さ5-7群は77/147人（52.4%、95%CI</w:t>
-      </w:r>
-      <w:r>
-        <w:rPr>
-          <w:rFonts w:ascii="Times New Roman" w:hAnsi="Times New Roman" w:eastAsia="Yu Mincho"/>
-          <w:sz w:val="24"/>
-        </w:rPr>
-        <w:t xml:space="preserve"> [44.4, </w:t>
-      </w:r>
-      <w:r>
-        <w:rPr>
-          <w:rFonts w:hint="eastAsia" w:ascii="Times New Roman" w:hAnsi="Times New Roman" w:eastAsia="Yu Mincho"/>
-          <w:sz w:val="24"/>
-        </w:rPr>
-        <w:t xml:space="preserve">60.3]）であった（Fig.</w:t>
+        <w:t xml:space="preserve">解析対象147人の年齢は18-49歳32人（21.8%）、50-59歳25人（17.0%）、60-69歳61人（41.5%）、70歳以上29人（19.7%）であった。一戸建て132人（89.8%）、持家130人（88.4%）、築30年以上77人（52.4%）であった。浴室寒さ5-7群は66人（44.9%）、脱衣所寒さ5-7群は77人（52.4%）であった（Table</w:t>
       </w:r>
       <w:r>
         <w:rPr>
@@ -680,7 +624,7 @@
           <w:rFonts w:ascii="Times New Roman" w:hAnsi="Times New Roman" w:eastAsia="Yu Mincho"/>
           <w:sz w:val="24"/>
         </w:rPr>
-        <w:t xml:space="preserve">&lt;Fig. 1 here&gt;</w:t>
+        <w:t xml:space="preserve">&lt;Table 1 here&gt;</w:t>
       </w:r>
     </w:p>
     <w:bookmarkEnd w:id="17"/>
@@ -713,183 +657,7 @@
           <w:rFonts w:hint="eastAsia" w:ascii="Times New Roman" w:hAnsi="Times New Roman" w:eastAsia="Yu Mincho"/>
           <w:sz w:val="24"/>
         </w:rPr>
-        <w:t xml:space="preserve">解析対象全体では、浴室暖房乾燥機を設置して使用していた者は35人（23.8%）、設置しているが使用していない者は13人（8.8%）、未設置は99人（67.3%）であった。浴室暖房乾燥機の利用状況別にみると、浴室寒さ5-7群は、不使用者では62/112人（55.4%、95%CI</w:t>
-      </w:r>
-      <w:r>
-        <w:rPr>
-          <w:rFonts w:ascii="Times New Roman" w:hAnsi="Times New Roman" w:eastAsia="Yu Mincho"/>
-          <w:sz w:val="24"/>
-        </w:rPr>
-        <w:t xml:space="preserve"> [46.1, </w:t>
-      </w:r>
-      <w:r>
-        <w:rPr>
-          <w:rFonts w:hint="eastAsia" w:ascii="Times New Roman" w:hAnsi="Times New Roman" w:eastAsia="Yu Mincho"/>
-          <w:sz w:val="24"/>
-        </w:rPr>
-        <w:t xml:space="preserve">64.2]）、使用者では4/35人（11.4%、95%CI</w:t>
-      </w:r>
-      <w:r>
-        <w:rPr>
-          <w:rFonts w:ascii="Times New Roman" w:hAnsi="Times New Roman" w:eastAsia="Yu Mincho"/>
-          <w:sz w:val="24"/>
-        </w:rPr>
-        <w:t xml:space="preserve"> [4.5, </w:t>
-      </w:r>
-      <w:r>
-        <w:rPr>
-          <w:rFonts w:hint="eastAsia" w:ascii="Times New Roman" w:hAnsi="Times New Roman" w:eastAsia="Yu Mincho"/>
-          <w:sz w:val="24"/>
-        </w:rPr>
-        <w:t xml:space="preserve">26.0]）であり、割合差（使用者-不使用者）は-43.9パーセントポイント（95%CI</w:t>
-      </w:r>
-      <w:r>
-        <w:rPr>
-          <w:rFonts w:ascii="Times New Roman" w:hAnsi="Times New Roman" w:eastAsia="Yu Mincho"/>
-          <w:sz w:val="24"/>
-        </w:rPr>
-        <w:t xml:space="preserve"> [-55.2, </w:t>
-      </w:r>
-      <w:r>
-        <w:rPr>
-          <w:rFonts w:hint="eastAsia" w:ascii="Times New Roman" w:hAnsi="Times New Roman" w:eastAsia="Yu Mincho"/>
-          <w:sz w:val="24"/>
-        </w:rPr>
-        <w:t xml:space="preserve">-26.7]）であった。</w:t>
-      </w:r>
-    </w:p>
-    <w:p>
-      <w:pPr>
-        <w:pStyle w:val="BodyText"/>
-      </w:pPr>
-      <w:r>
-        <w:rPr>
-          <w:rFonts w:hint="eastAsia" w:ascii="Times New Roman" w:hAnsi="Times New Roman" w:eastAsia="Yu Mincho"/>
-          <w:sz w:val="24"/>
-        </w:rPr>
-        <w:t xml:space="preserve">セントラル暖房に回答した140人のうち、使用者は28人（20.0%、95%CI</w:t>
-      </w:r>
-      <w:r>
-        <w:rPr>
-          <w:rFonts w:ascii="Times New Roman" w:hAnsi="Times New Roman" w:eastAsia="Yu Mincho"/>
-          <w:sz w:val="24"/>
-        </w:rPr>
-        <w:t xml:space="preserve"> [14.2, </w:t>
-      </w:r>
-      <w:r>
-        <w:rPr>
-          <w:rFonts w:hint="eastAsia" w:ascii="Times New Roman" w:hAnsi="Times New Roman" w:eastAsia="Yu Mincho"/>
-          <w:sz w:val="24"/>
-        </w:rPr>
-        <w:t xml:space="preserve">27.4]）であった。浴室寒さ5-7群は、セントラル暖房の不使用者では61/112人（54.5%、95%CI</w:t>
-      </w:r>
-      <w:r>
-        <w:rPr>
-          <w:rFonts w:ascii="Times New Roman" w:hAnsi="Times New Roman" w:eastAsia="Yu Mincho"/>
-          <w:sz w:val="24"/>
-        </w:rPr>
-        <w:t xml:space="preserve"> [45.3, </w:t>
-      </w:r>
-      <w:r>
-        <w:rPr>
-          <w:rFonts w:hint="eastAsia" w:ascii="Times New Roman" w:hAnsi="Times New Roman" w:eastAsia="Yu Mincho"/>
-          <w:sz w:val="24"/>
-        </w:rPr>
-        <w:t xml:space="preserve">63.4]）、使用者では2/28人（7.1%、95%CI</w:t>
-      </w:r>
-      <w:r>
-        <w:rPr>
-          <w:rFonts w:ascii="Times New Roman" w:hAnsi="Times New Roman" w:eastAsia="Yu Mincho"/>
-          <w:sz w:val="24"/>
-        </w:rPr>
-        <w:t xml:space="preserve"> [2.0, </w:t>
-      </w:r>
-      <w:r>
-        <w:rPr>
-          <w:rFonts w:hint="eastAsia" w:ascii="Times New Roman" w:hAnsi="Times New Roman" w:eastAsia="Yu Mincho"/>
-          <w:sz w:val="24"/>
-        </w:rPr>
-        <w:t xml:space="preserve">22.7]）であり、割合差（使用者-不使用者）は-47.3パーセントポイント（95%CI</w:t>
-      </w:r>
-      <w:r>
-        <w:rPr>
-          <w:rFonts w:ascii="Times New Roman" w:hAnsi="Times New Roman" w:eastAsia="Yu Mincho"/>
-          <w:sz w:val="24"/>
-        </w:rPr>
-        <w:t xml:space="preserve"> [-57.6, </w:t>
-      </w:r>
-      <w:r>
-        <w:rPr>
-          <w:rFonts w:hint="eastAsia" w:ascii="Times New Roman" w:hAnsi="Times New Roman" w:eastAsia="Yu Mincho"/>
-          <w:sz w:val="24"/>
-        </w:rPr>
-        <w:t xml:space="preserve">-29.3]）であった。使用者28人のうち、浴室暖房乾燥機も使用していた者は19人（67.9%、95%CI</w:t>
-      </w:r>
-      <w:r>
-        <w:rPr>
-          <w:rFonts w:ascii="Times New Roman" w:hAnsi="Times New Roman" w:eastAsia="Yu Mincho"/>
-          <w:sz w:val="24"/>
-        </w:rPr>
-        <w:t xml:space="preserve"> [49.3, </w:t>
-      </w:r>
-      <w:r>
-        <w:rPr>
-          <w:rFonts w:hint="eastAsia" w:ascii="Times New Roman" w:hAnsi="Times New Roman" w:eastAsia="Yu Mincho"/>
-          <w:sz w:val="24"/>
-        </w:rPr>
-        <w:t xml:space="preserve">82.1]）、浴室暖房乾燥機の不使用者は9人（32.1%、95%CI</w:t>
-      </w:r>
-      <w:r>
-        <w:rPr>
-          <w:rFonts w:ascii="Times New Roman" w:hAnsi="Times New Roman" w:eastAsia="Yu Mincho"/>
-          <w:sz w:val="24"/>
-        </w:rPr>
-        <w:t xml:space="preserve"> [17.9, </w:t>
-      </w:r>
-      <w:r>
-        <w:rPr>
-          <w:rFonts w:hint="eastAsia" w:ascii="Times New Roman" w:hAnsi="Times New Roman" w:eastAsia="Yu Mincho"/>
-          <w:sz w:val="24"/>
-        </w:rPr>
-        <w:t xml:space="preserve">50.7]）であった（Fig.</w:t>
-      </w:r>
-      <w:r>
-        <w:rPr>
-          <w:rFonts w:ascii="Times New Roman" w:hAnsi="Times New Roman" w:eastAsia="Yu Mincho"/>
-          <w:sz w:val="24"/>
-        </w:rPr>
-        <w:t xml:space="preserve"> </w:t>
-      </w:r>
-      <w:r>
-        <w:rPr>
-          <w:rFonts w:hint="eastAsia" w:ascii="Times New Roman" w:hAnsi="Times New Roman" w:eastAsia="Yu Mincho"/>
-          <w:sz w:val="24"/>
-        </w:rPr>
-        <w:t xml:space="preserve">2）。</w:t>
-      </w:r>
-    </w:p>
-    <w:p>
-      <w:pPr>
-        <w:pStyle w:val="BodyText"/>
-      </w:pPr>
-      <w:r>
-        <w:rPr>
-          <w:rFonts w:hint="eastAsia" w:ascii="Times New Roman" w:hAnsi="Times New Roman" w:eastAsia="Yu Mincho"/>
-          <w:sz w:val="24"/>
-        </w:rPr>
-        <w:t xml:space="preserve">浴室暖房乾燥機とセントラル暖房以外に使用する設備は、ストーブ63人（42.9%）、エアコン15人（10.2%）、床暖房2人（1.4%）、その他4人（2.7%）で、使用なしは61人（41.5%）、無回答は8人（5.4%）であった（複数回答）。</w:t>
-      </w:r>
-    </w:p>
-    <w:p>
-      <w:pPr>
-        <w:pStyle w:val="BodyText"/>
-      </w:pPr>
-      <w:r>
-        <w:rPr>
-          <w:rFonts w:ascii="Times New Roman" w:hAnsi="Times New Roman" w:eastAsia="Yu Mincho"/>
-          <w:sz w:val="24"/>
-        </w:rPr>
-        <w:t xml:space="preserve">&lt;Fig. 2 here&gt;</w:t>
+        <w:t xml:space="preserve">浴室暖房乾燥機は、設置して使用35人（23.8%）、設置しているが未使用13人（8.8%）、未設置99人（67.3%）であった。セントラル暖房の使用状況に回答した140人のうち、使用者は28人（20.0%）で、浴室寒さ5-7群は2/28人（7.1%）であった。使用者のうち19/28人（67.9%）は浴室暖房乾燥機も使用していた。</w:t>
       </w:r>
     </w:p>
     <w:bookmarkEnd w:id="18"/>
@@ -922,35 +690,7 @@
           <w:rFonts w:hint="eastAsia" w:ascii="Times New Roman" w:hAnsi="Times New Roman" w:eastAsia="Yu Mincho"/>
           <w:sz w:val="24"/>
         </w:rPr>
-        <w:t xml:space="preserve">浴室暖房乾燥機の不使用者112人のうち、障壁ありは69人（61.6%、95%CI</w:t>
-      </w:r>
-      <w:r>
-        <w:rPr>
-          <w:rFonts w:ascii="Times New Roman" w:hAnsi="Times New Roman" w:eastAsia="Yu Mincho"/>
-          <w:sz w:val="24"/>
-        </w:rPr>
-        <w:t xml:space="preserve"> [52.4, </w:t>
-      </w:r>
-      <w:r>
-        <w:rPr>
-          <w:rFonts w:hint="eastAsia" w:ascii="Times New Roman" w:hAnsi="Times New Roman" w:eastAsia="Yu Mincho"/>
-          <w:sz w:val="24"/>
-        </w:rPr>
-        <w:t xml:space="preserve">70.1]）、不要は31人（27.7%、95%CI</w:t>
-      </w:r>
-      <w:r>
-        <w:rPr>
-          <w:rFonts w:ascii="Times New Roman" w:hAnsi="Times New Roman" w:eastAsia="Yu Mincho"/>
-          <w:sz w:val="24"/>
-        </w:rPr>
-        <w:t xml:space="preserve"> [20.2, </w:t>
-      </w:r>
-      <w:r>
-        <w:rPr>
-          <w:rFonts w:hint="eastAsia" w:ascii="Times New Roman" w:hAnsi="Times New Roman" w:eastAsia="Yu Mincho"/>
-          <w:sz w:val="24"/>
-        </w:rPr>
-        <w:t xml:space="preserve">36.6]）であった。障壁の内訳は、費用系41人（36.6%）、住宅・設置制約系27人（24.1%）、使用方法・故障系3人（2.7%）であった。不要と障壁の両方を選択した者は3人、費用系と住宅・設置制約系の両方を選択した者は2人であり、その他の障壁分類間に重複はなかった。</w:t>
+        <w:t xml:space="preserve">不使用者112人のうち、理由2-7のいずれかを選択した者は69人（61.6%）、不要は31人（27.7%）であった。理由8「その他」は17人（15.2%）で、この理由のみを選択した者は15人（13.4%）であった。不要と理由2-7の両方を選択した者は3人であった。</w:t>
       </w:r>
     </w:p>
     <w:p>
@@ -962,35 +702,7 @@
           <w:rFonts w:hint="eastAsia" w:ascii="Times New Roman" w:hAnsi="Times New Roman" w:eastAsia="Yu Mincho"/>
           <w:sz w:val="24"/>
         </w:rPr>
-        <w:t xml:space="preserve">浴室暖房乾燥機の不使用者を浴室寒さ体感別にみると、障壁ありは浴室寒さ5-7群で53/62人（85.5%、95%CI</w:t>
-      </w:r>
-      <w:r>
-        <w:rPr>
-          <w:rFonts w:ascii="Times New Roman" w:hAnsi="Times New Roman" w:eastAsia="Yu Mincho"/>
-          <w:sz w:val="24"/>
-        </w:rPr>
-        <w:t xml:space="preserve"> [74.7, </w:t>
-      </w:r>
-      <w:r>
-        <w:rPr>
-          <w:rFonts w:hint="eastAsia" w:ascii="Times New Roman" w:hAnsi="Times New Roman" w:eastAsia="Yu Mincho"/>
-          <w:sz w:val="24"/>
-        </w:rPr>
-        <w:t xml:space="preserve">92.2]）、寒さ1-4群で16/50人（32.0%、95%CI</w:t>
-      </w:r>
-      <w:r>
-        <w:rPr>
-          <w:rFonts w:ascii="Times New Roman" w:hAnsi="Times New Roman" w:eastAsia="Yu Mincho"/>
-          <w:sz w:val="24"/>
-        </w:rPr>
-        <w:t xml:space="preserve"> [20.8, </w:t>
-      </w:r>
-      <w:r>
-        <w:rPr>
-          <w:rFonts w:hint="eastAsia" w:ascii="Times New Roman" w:hAnsi="Times New Roman" w:eastAsia="Yu Mincho"/>
-          <w:sz w:val="24"/>
-        </w:rPr>
-        <w:t xml:space="preserve">45.8]）であった。割合差は53.5パーセントポイント（95%CI</w:t>
+        <w:t xml:space="preserve">寒さ5-7群と寒さ1-4群を比較すると、理由2-7のいずれかは53/62人（85.5%）対16/50人（32.0%）で、割合差は53.5パーセントポイント（95%CI</w:t>
       </w:r>
       <w:r>
         <w:rPr>
@@ -1004,7 +716,7 @@
           <w:rFonts w:hint="eastAsia" w:ascii="Times New Roman" w:hAnsi="Times New Roman" w:eastAsia="Yu Mincho"/>
           <w:sz w:val="24"/>
         </w:rPr>
-        <w:t xml:space="preserve">66.6]）であった（Fig.</w:t>
+        <w:t xml:space="preserve">66.6]）であった。費用系は31/62人（50.0%）対10/50人（20.0%）、住宅・設置制約系は21/62人（33.9%）対6/50人（12.0%）であった。不要は4/62人（6.5%）対27/50人（54.0%）であった（Fig.</w:t>
       </w:r>
       <w:r>
         <w:rPr>
@@ -1018,77 +730,35 @@
           <w:rFonts w:hint="eastAsia" w:ascii="Times New Roman" w:hAnsi="Times New Roman" w:eastAsia="Yu Mincho"/>
           <w:sz w:val="24"/>
         </w:rPr>
-        <w:t xml:space="preserve">3）。障壁の内訳では、費用系の割合差は30.0パーセントポイント（95%CI</w:t>
-      </w:r>
-      <w:r>
-        <w:rPr>
-          <w:rFonts w:ascii="Times New Roman" w:hAnsi="Times New Roman" w:eastAsia="Yu Mincho"/>
-          <w:sz w:val="24"/>
-        </w:rPr>
-        <w:t xml:space="preserve"> [12.2, </w:t>
-      </w:r>
-      <w:r>
-        <w:rPr>
-          <w:rFonts w:hint="eastAsia" w:ascii="Times New Roman" w:hAnsi="Times New Roman" w:eastAsia="Yu Mincho"/>
-          <w:sz w:val="24"/>
-        </w:rPr>
-        <w:t xml:space="preserve">44.9]）、住宅・設置制約系は21.9パーセントポイント（95%CI</w:t>
-      </w:r>
-      <w:r>
-        <w:rPr>
-          <w:rFonts w:ascii="Times New Roman" w:hAnsi="Times New Roman" w:eastAsia="Yu Mincho"/>
-          <w:sz w:val="24"/>
-        </w:rPr>
-        <w:t xml:space="preserve"> [6.1, </w:t>
-      </w:r>
-      <w:r>
-        <w:rPr>
-          <w:rFonts w:hint="eastAsia" w:ascii="Times New Roman" w:hAnsi="Times New Roman" w:eastAsia="Yu Mincho"/>
-          <w:sz w:val="24"/>
-        </w:rPr>
-        <w:t xml:space="preserve">35.8]）であった。一方、不要は寒さ5-7群で4/62人（6.5%、95%CI</w:t>
-      </w:r>
-      <w:r>
-        <w:rPr>
-          <w:rFonts w:ascii="Times New Roman" w:hAnsi="Times New Roman" w:eastAsia="Yu Mincho"/>
-          <w:sz w:val="24"/>
-        </w:rPr>
-        <w:t xml:space="preserve"> [2.5, </w:t>
-      </w:r>
-      <w:r>
-        <w:rPr>
-          <w:rFonts w:hint="eastAsia" w:ascii="Times New Roman" w:hAnsi="Times New Roman" w:eastAsia="Yu Mincho"/>
-          <w:sz w:val="24"/>
-        </w:rPr>
-        <w:t xml:space="preserve">15.5]）、寒さ1-4群で27/50人（54.0%、95%CI</w:t>
-      </w:r>
-      <w:r>
-        <w:rPr>
-          <w:rFonts w:ascii="Times New Roman" w:hAnsi="Times New Roman" w:eastAsia="Yu Mincho"/>
-          <w:sz w:val="24"/>
-        </w:rPr>
-        <w:t xml:space="preserve"> [40.4, </w:t>
-      </w:r>
-      <w:r>
-        <w:rPr>
-          <w:rFonts w:hint="eastAsia" w:ascii="Times New Roman" w:hAnsi="Times New Roman" w:eastAsia="Yu Mincho"/>
-          <w:sz w:val="24"/>
-        </w:rPr>
-        <w:t xml:space="preserve">67.0]）で、割合差は-47.6パーセントポイント（95%CI</w:t>
-      </w:r>
-      <w:r>
-        <w:rPr>
-          <w:rFonts w:ascii="Times New Roman" w:hAnsi="Times New Roman" w:eastAsia="Yu Mincho"/>
-          <w:sz w:val="24"/>
-        </w:rPr>
-        <w:t xml:space="preserve"> [-61.2, </w:t>
-      </w:r>
-      <w:r>
-        <w:rPr>
-          <w:rFonts w:hint="eastAsia" w:ascii="Times New Roman" w:hAnsi="Times New Roman" w:eastAsia="Yu Mincho"/>
-          <w:sz w:val="24"/>
-        </w:rPr>
-        <w:t xml:space="preserve">-31.2]）であった。</w:t>
+        <w:t xml:space="preserve">1）。理由2-5のいずれかに限定した感度解析では、寒さ5-7群で51/62人（82.3%、95%CI</w:t>
+      </w:r>
+      <w:r>
+        <w:rPr>
+          <w:rFonts w:ascii="Times New Roman" w:hAnsi="Times New Roman" w:eastAsia="Yu Mincho"/>
+          <w:sz w:val="24"/>
+        </w:rPr>
+        <w:t xml:space="preserve"> [71.0, </w:t>
+      </w:r>
+      <w:r>
+        <w:rPr>
+          <w:rFonts w:hint="eastAsia" w:ascii="Times New Roman" w:hAnsi="Times New Roman" w:eastAsia="Yu Mincho"/>
+          <w:sz w:val="24"/>
+        </w:rPr>
+        <w:t xml:space="preserve">89.8]）、寒さ1-4群で15/50人（30.0%）で、割合差は52.3パーセントポイント（95%CI</w:t>
+      </w:r>
+      <w:r>
+        <w:rPr>
+          <w:rFonts w:ascii="Times New Roman" w:hAnsi="Times New Roman" w:eastAsia="Yu Mincho"/>
+          <w:sz w:val="24"/>
+        </w:rPr>
+        <w:t xml:space="preserve"> [34.5, </w:t>
+      </w:r>
+      <w:r>
+        <w:rPr>
+          <w:rFonts w:hint="eastAsia" w:ascii="Times New Roman" w:hAnsi="Times New Roman" w:eastAsia="Yu Mincho"/>
+          <w:sz w:val="24"/>
+        </w:rPr>
+        <w:t xml:space="preserve">65.5]）であった。</w:t>
       </w:r>
     </w:p>
     <w:p>
@@ -1100,7 +770,7 @@
           <w:rFonts w:ascii="Times New Roman" w:hAnsi="Times New Roman" w:eastAsia="Yu Mincho"/>
           <w:sz w:val="24"/>
         </w:rPr>
-        <w:t xml:space="preserve">&lt;Fig. 3 here&gt;</w:t>
+        <w:t xml:space="preserve">&lt;Fig. 1 here&gt;</w:t>
       </w:r>
     </w:p>
     <w:bookmarkEnd w:id="19"/>
@@ -1134,7 +804,7 @@
           <w:rFonts w:hint="eastAsia" w:ascii="Times New Roman" w:hAnsi="Times New Roman" w:eastAsia="Yu Mincho"/>
           <w:sz w:val="24"/>
         </w:rPr>
-        <w:t xml:space="preserve">本調査の主要所見は、浴室暖房乾燥機の不使用者のうち、浴室を寒いと感じながら、費用面または住宅・設置上の制約を理由として挙げた者が観察されたことである。</w:t>
+        <w:t xml:space="preserve">本調査の主要所見は、浴室を寒いと感じる不使用者62人のうち、51人（82.3%）が費用系または住宅・設置制約系の理由を選択したことである。内訳は費用系31人、住宅・設置制約系21人であり、浴室の寒さ対策を促す際には必要性の周知に加えて、使用費、設置費および住宅側の工事制約を考慮する必要があることを示す記述的所見である。</w:t>
       </w:r>
     </w:p>
     <w:p>
@@ -1146,7 +816,7 @@
           <w:rFonts w:hint="eastAsia" w:ascii="Times New Roman" w:hAnsi="Times New Roman" w:eastAsia="Yu Mincho"/>
           <w:sz w:val="24"/>
         </w:rPr>
-        <w:t xml:space="preserve">寒冷期の入浴では、居間から脱衣所を経て浴室へ移動する際に、温熱環境が大きく変化し得る。青森・秋田を含む地域の調査では、寒冷期に入浴中心肺停止が増加し、その発生には脱衣場・浴室内の低温が関係している可能性が考察されている[1]。しかし、同報告では、浴室暖房乾燥機およびセントラル暖房の設置・使用状況は扱われていなかった。</w:t>
+        <w:t xml:space="preserve">理由は複数回答であり、理由1「不要」と理由2-7の重複も3人に認めたため、「障壁あり」と「障壁なし」を相互排他的に分類したものではない。寒さ2群間の53.5パーセントポイントの差も、費用・設置制約が寒さを生じさせたことを示す因果効果ではなく、寒さを感じる者が制約を理由として認識・回答しやすいという逆方向の解釈も可能である。理由2-5に限定した感度解析でも同様の分布を認めたが、これらは多重性を調整していない探索的比較である。</w:t>
       </w:r>
     </w:p>
     <w:p>
@@ -1158,55 +828,7 @@
           <w:rFonts w:hint="eastAsia" w:ascii="Times New Roman" w:hAnsi="Times New Roman" w:eastAsia="Yu Mincho"/>
           <w:sz w:val="24"/>
         </w:rPr>
-        <w:t xml:space="preserve">北海道については、前報でも参照した家庭部門のCO2排出実態統計調査でセントラル暖房使用率が24.6%と、他地域の0.4-4.0%より高かった[2]。八塚らの全国調査では、北海道は冬期非暖房時の浴室を「寒い」または「非常に寒い」と回答した者の割合が他地域より顕著に小さかった[3]。また、大中らによる全国11都市の住宅実測では、札幌では全室暖房を背景に居間以外も比較的高温に保たれ、室間温度差が小さいことが報告されている[4]。これらの知見から、北海道では、セントラル暖房を含む全館暖房が浴室まで暖め、浴室暖房乾燥機を代替している可能性が考えられる。</w:t>
-      </w:r>
-    </w:p>
-    <w:p>
-      <w:pPr>
-        <w:pStyle w:val="BodyText"/>
-      </w:pPr>
-      <w:r>
-        <w:rPr>
-          <w:rFonts w:hint="eastAsia" w:ascii="Times New Roman" w:hAnsi="Times New Roman" w:eastAsia="Yu Mincho"/>
-          <w:sz w:val="24"/>
-        </w:rPr>
-        <w:t xml:space="preserve">一方、青森県については、セントラル暖房使用率は東北地方単位の集計[2]、浴室寒さ体感は北東北ブロック単位の集計[3]に限られ、県単独の実態は明らかでなかった。前報では、青森県も北海道と同様に寒冷な地域であることから、セントラル暖房が浴室暖房乾燥機を代替しているという仮説を提示したが、既存の広域集計からこの仮説を検証することは困難であった[2]。</w:t>
-      </w:r>
-    </w:p>
-    <w:p>
-      <w:pPr>
-        <w:pStyle w:val="BodyText"/>
-      </w:pPr>
-      <w:r>
-        <w:rPr>
-          <w:rFonts w:hint="eastAsia" w:ascii="Times New Roman" w:hAnsi="Times New Roman" w:eastAsia="Yu Mincho"/>
-          <w:sz w:val="24"/>
-        </w:rPr>
-        <w:t xml:space="preserve">本調査では、セントラル暖房使用者28人のうち19人が浴室暖房乾燥機も使用しており、併用が多く観察された。したがって、少なくとも本標本の設備利用パターンは、セントラル暖房と浴室暖房乾燥機の単純な排他的代替だけでは説明しにくかった。</w:t>
-      </w:r>
-    </w:p>
-    <w:p>
-      <w:pPr>
-        <w:pStyle w:val="BodyText"/>
-      </w:pPr>
-      <w:r>
-        <w:rPr>
-          <w:rFonts w:hint="eastAsia" w:ascii="Times New Roman" w:hAnsi="Times New Roman" w:eastAsia="Yu Mincho"/>
-          <w:sz w:val="24"/>
-        </w:rPr>
-        <w:t xml:space="preserve">浴室暖房乾燥機の不使用者のうち、費用系の障壁を選択した者は36.6%、住宅・設置制約系の障壁を選択した者は24.1%であった。浴室の寒さ対策の必要性を伝える啓発だけでは対応しにくいこれらの回答は、設備の導入・使用に至らない理由を個人の必要性認識だけでは説明できない可能性を示す。寒冷地の浴室温熱環境を検討する際には、既存住宅の構造、賃貸住宅での工事制約、個別設備以外の暖房方式に加え、電気代や設置費用も区別して把握する必要がある。</w:t>
-      </w:r>
-    </w:p>
-    <w:p>
-      <w:pPr>
-        <w:pStyle w:val="BodyText"/>
-      </w:pPr>
-      <w:r>
-        <w:rPr>
-          <w:rFonts w:hint="eastAsia" w:ascii="Times New Roman" w:hAnsi="Times New Roman" w:eastAsia="Yu Mincho"/>
-          <w:sz w:val="24"/>
-        </w:rPr>
-        <w:t xml:space="preserve">本研究には以下の限界があり、以上の所見は本標本内の記述的な関連として解釈する必要がある。第一に、協力者ネットワークによる便宜抽出で、回答者住所も確認していないため、本標本は五所川原市の成人を代表せず、青森県全体の傾向を示すものでもない。第二に、横断的な自己申告調査で、室温実測や交絡調整を行っていないため、暖房設備による寒さ改善効果は推定できない。第三に、浴室暖房乾燥機の未設置・未使用理由は複数回答であり、主たる理由を特定できない。第四に、入浴事故を調査していないため、浴室寒さや暖房設備と入浴事故との関連および予防効果は評価できない。</w:t>
+        <w:t xml:space="preserve">セントラル暖房使用者は28/140人で、そのうち浴室寒さ5-7群は2人、浴室暖房乾燥機との併用は19人であった。北海道では全館暖房を背景に浴室の寒さや室間温度差が小さいことが報告されているが[3,4]、本調査の比較は便宜抽出標本によるもので、断熱性能、築年、所有形態などの住宅特性による交絡を除けない。また、自己申告には想起および回答の誤差があり、標本は五所川原市や青森県を代表しない。室温と健康アウトカムを測定していないため、暖房設備による寒さの改善効果や入浴事故との関連は評価できない。</w:t>
       </w:r>
     </w:p>
     <w:bookmarkEnd w:id="21"/>
@@ -1239,7 +861,7 @@
           <w:rFonts w:hint="eastAsia" w:ascii="Times New Roman" w:hAnsi="Times New Roman" w:eastAsia="Yu Mincho"/>
           <w:sz w:val="24"/>
         </w:rPr>
-        <w:t xml:space="preserve">五所川原市内で配布した質問紙の便宜抽出標本では、浴室暖房乾燥機の不使用者に、浴室を寒いと感じながら費用または住宅・設置上の制約を抱える者が観察された。セントラル暖房使用者では浴室暖房乾燥機との併用が多く、単純な代替関係だけでは本標本の設備利用パターンを説明しにくかった。低設置率の背景を検討するには、併用を含む住宅設備構成を把握する必要がある。</w:t>
+        <w:t xml:space="preserve">五所川原市内の便宜抽出標本では、浴室を寒いと感じる浴室暖房乾燥機の不使用者の多くが、費用または住宅・設置上の制約を回答した。寒冷地の浴室対策を検討する際には、設備の必要性だけでなく、導入・使用を妨げる具体的制約と住宅の暖房構成を把握する必要がある。</w:t>
       </w:r>
     </w:p>
     <w:bookmarkEnd w:id="22"/>
@@ -1265,7 +887,7 @@
           <w:rFonts w:hint="eastAsia" w:ascii="Times New Roman" w:hAnsi="Times New Roman" w:eastAsia="Yu Mincho"/>
           <w:sz w:val="24"/>
         </w:rPr>
-        <w:t xml:space="preserve">本調査に回答いただいた皆様、ならびに質問紙の配布・回収に協力いただいた皆様に深謝する。</w:t>
+        <w:t xml:space="preserve">本調査に回答いただいた皆様、ならびに質問紙の配布・回収に協力いただいた現地協力者に深謝する。</w:t>
       </w:r>
     </w:p>
     <w:bookmarkEnd w:id="23"/>
@@ -1544,7 +1166,7 @@
       </w:r>
     </w:p>
     <w:bookmarkEnd w:id="27"/>
-    <w:bookmarkStart w:id="40" w:name="figures"/>
+    <w:bookmarkStart w:id="29" w:name="tables"/>
     <w:p>
       <w:pPr>
         <w:pStyle w:val="Heading2"/>
@@ -1555,10 +1177,1966 @@
           <w:rFonts w:ascii="Times New Roman" w:hAnsi="Times New Roman" w:eastAsia="Yu Mincho"/>
           <w:sz w:val="24"/>
         </w:rPr>
+        <w:t xml:space="preserve">Tables</w:t>
+      </w:r>
+    </w:p>
+    <w:bookmarkStart w:id="28" w:name="Xddc380cd39eb8ce6f8a1e7e6c0373e37308fd83"/>
+    <w:p>
+      <w:pPr>
+        <w:pStyle w:val="Heading3"/>
+      </w:pPr>
+      <w:r>
+        <w:rPr>
+          <w:rFonts w:ascii="Times New Roman" w:hAnsi="Times New Roman" w:eastAsia="Yu Mincho"/>
+          <w:sz w:val="24"/>
+        </w:rPr>
+        <w:t xml:space="preserve">Table 1. Characteristics of respondents (n=147)</w:t>
+      </w:r>
+    </w:p>
+    <w:tbl>
+      <w:tblPr>
+        <w:tblStyle w:val="Table"/>
+        <w:tblW w:type="auto" w:w="0"/>
+        <w:tblLook w:firstRow="1" w:lastRow="0" w:firstColumn="0" w:lastColumn="0" w:noHBand="0" w:noVBand="0" w:val="0020"/>
+      </w:tblPr>
+      <w:tblGrid>
+        <w:gridCol w:w="2640"/>
+        <w:gridCol w:w="2640"/>
+        <w:gridCol w:w="2640"/>
+      </w:tblGrid>
+      <w:tr>
+        <w:trPr>
+          <w:tblHeader w:val="on"/>
+          <w:tblHeader w:val="true"/>
+          <w:cantSplit/>
+        </w:trPr>
+        <w:tc>
+          <w:tcPr>
+            <w:vAlign w:val="center"/>
+          </w:tcPr>
+          <w:p>
+            <w:pPr>
+              <w:pStyle w:val="Compact"/>
+              <w:spacing w:line="240" w:lineRule="auto" w:after="0"/>
+            </w:pPr>
+            <w:r>
+              <w:rPr>
+                <w:rFonts w:ascii="Times New Roman" w:hAnsi="Times New Roman" w:eastAsia="Yu Mincho"/>
+                <w:sz w:val="18"/>
+              </w:rPr>
+              <w:t xml:space="preserve">Characteristic</w:t>
+            </w:r>
+          </w:p>
+        </w:tc>
+        <w:tc>
+          <w:tcPr>
+            <w:vAlign w:val="center"/>
+          </w:tcPr>
+          <w:p>
+            <w:pPr>
+              <w:pStyle w:val="Compact"/>
+              <w:spacing w:line="240" w:lineRule="auto" w:after="0"/>
+            </w:pPr>
+            <w:r>
+              <w:rPr>
+                <w:rFonts w:ascii="Times New Roman" w:hAnsi="Times New Roman" w:eastAsia="Yu Mincho"/>
+                <w:sz w:val="18"/>
+              </w:rPr>
+              <w:t xml:space="preserve">Category</w:t>
+            </w:r>
+          </w:p>
+        </w:tc>
+        <w:tc>
+          <w:tcPr>
+            <w:vAlign w:val="center"/>
+          </w:tcPr>
+          <w:p>
+            <w:pPr>
+              <w:pStyle w:val="Compact"/>
+              <w:spacing w:line="240" w:lineRule="auto" w:after="0"/>
+              <w:jc w:val="right"/>
+            </w:pPr>
+            <w:r>
+              <w:rPr>
+                <w:rFonts w:ascii="Times New Roman" w:hAnsi="Times New Roman" w:eastAsia="Yu Mincho"/>
+                <w:sz w:val="18"/>
+              </w:rPr>
+              <w:t xml:space="preserve">n (%)</w:t>
+            </w:r>
+          </w:p>
+        </w:tc>
+      </w:tr>
+      <w:tr>
+        <w:trPr>
+          <w:cantSplit/>
+        </w:trPr>
+        <w:tc>
+          <w:tcPr>
+            <w:vAlign w:val="center"/>
+          </w:tcPr>
+          <w:p>
+            <w:pPr>
+              <w:pStyle w:val="Compact"/>
+              <w:spacing w:line="240" w:lineRule="auto" w:after="0"/>
+            </w:pPr>
+            <w:r>
+              <w:rPr>
+                <w:rFonts w:ascii="Times New Roman" w:hAnsi="Times New Roman" w:eastAsia="Yu Mincho"/>
+                <w:sz w:val="18"/>
+              </w:rPr>
+              <w:t xml:space="preserve">Age</w:t>
+            </w:r>
+          </w:p>
+        </w:tc>
+        <w:tc>
+          <w:tcPr>
+            <w:vAlign w:val="center"/>
+          </w:tcPr>
+          <w:p>
+            <w:pPr>
+              <w:pStyle w:val="Compact"/>
+              <w:spacing w:line="240" w:lineRule="auto" w:after="0"/>
+            </w:pPr>
+            <w:r>
+              <w:rPr>
+                <w:rFonts w:ascii="Times New Roman" w:hAnsi="Times New Roman" w:eastAsia="Yu Mincho"/>
+                <w:sz w:val="18"/>
+              </w:rPr>
+              <w:t xml:space="preserve">18-49 years</w:t>
+            </w:r>
+          </w:p>
+        </w:tc>
+        <w:tc>
+          <w:tcPr>
+            <w:vAlign w:val="center"/>
+          </w:tcPr>
+          <w:p>
+            <w:pPr>
+              <w:pStyle w:val="Compact"/>
+              <w:spacing w:line="240" w:lineRule="auto" w:after="0"/>
+              <w:jc w:val="right"/>
+            </w:pPr>
+            <w:r>
+              <w:rPr>
+                <w:rFonts w:ascii="Times New Roman" w:hAnsi="Times New Roman" w:eastAsia="Yu Mincho"/>
+                <w:sz w:val="18"/>
+              </w:rPr>
+              <w:t xml:space="preserve">32 (21.8)</w:t>
+            </w:r>
+          </w:p>
+        </w:tc>
+      </w:tr>
+      <w:tr>
+        <w:trPr>
+          <w:cantSplit/>
+        </w:trPr>
+        <w:tc>
+          <w:tcPr>
+            <w:vAlign w:val="center"/>
+          </w:tcPr>
+          <w:p>
+            <w:pPr>
+              <w:pStyle w:val="Compact"/>
+              <w:spacing w:line="240" w:lineRule="auto" w:after="0"/>
+            </w:pPr>
+            <w:r>
+              <w:rPr>
+                <w:rFonts w:ascii="Times New Roman" w:hAnsi="Times New Roman" w:eastAsia="Yu Mincho"/>
+                <w:sz w:val="18"/>
+              </w:rPr>
+              <w:t xml:space="preserve">Age</w:t>
+            </w:r>
+          </w:p>
+        </w:tc>
+        <w:tc>
+          <w:tcPr>
+            <w:vAlign w:val="center"/>
+          </w:tcPr>
+          <w:p>
+            <w:pPr>
+              <w:pStyle w:val="Compact"/>
+              <w:spacing w:line="240" w:lineRule="auto" w:after="0"/>
+            </w:pPr>
+            <w:r>
+              <w:rPr>
+                <w:rFonts w:ascii="Times New Roman" w:hAnsi="Times New Roman" w:eastAsia="Yu Mincho"/>
+                <w:sz w:val="18"/>
+              </w:rPr>
+              <w:t xml:space="preserve">50-59 years</w:t>
+            </w:r>
+          </w:p>
+        </w:tc>
+        <w:tc>
+          <w:tcPr>
+            <w:vAlign w:val="center"/>
+          </w:tcPr>
+          <w:p>
+            <w:pPr>
+              <w:pStyle w:val="Compact"/>
+              <w:spacing w:line="240" w:lineRule="auto" w:after="0"/>
+              <w:jc w:val="right"/>
+            </w:pPr>
+            <w:r>
+              <w:rPr>
+                <w:rFonts w:ascii="Times New Roman" w:hAnsi="Times New Roman" w:eastAsia="Yu Mincho"/>
+                <w:sz w:val="18"/>
+              </w:rPr>
+              <w:t xml:space="preserve">25 (17.0)</w:t>
+            </w:r>
+          </w:p>
+        </w:tc>
+      </w:tr>
+      <w:tr>
+        <w:trPr>
+          <w:cantSplit/>
+        </w:trPr>
+        <w:tc>
+          <w:tcPr>
+            <w:vAlign w:val="center"/>
+          </w:tcPr>
+          <w:p>
+            <w:pPr>
+              <w:pStyle w:val="Compact"/>
+              <w:spacing w:line="240" w:lineRule="auto" w:after="0"/>
+            </w:pPr>
+            <w:r>
+              <w:rPr>
+                <w:rFonts w:ascii="Times New Roman" w:hAnsi="Times New Roman" w:eastAsia="Yu Mincho"/>
+                <w:sz w:val="18"/>
+              </w:rPr>
+              <w:t xml:space="preserve">Age</w:t>
+            </w:r>
+          </w:p>
+        </w:tc>
+        <w:tc>
+          <w:tcPr>
+            <w:vAlign w:val="center"/>
+          </w:tcPr>
+          <w:p>
+            <w:pPr>
+              <w:pStyle w:val="Compact"/>
+              <w:spacing w:line="240" w:lineRule="auto" w:after="0"/>
+            </w:pPr>
+            <w:r>
+              <w:rPr>
+                <w:rFonts w:ascii="Times New Roman" w:hAnsi="Times New Roman" w:eastAsia="Yu Mincho"/>
+                <w:sz w:val="18"/>
+              </w:rPr>
+              <w:t xml:space="preserve">60-69 years</w:t>
+            </w:r>
+          </w:p>
+        </w:tc>
+        <w:tc>
+          <w:tcPr>
+            <w:vAlign w:val="center"/>
+          </w:tcPr>
+          <w:p>
+            <w:pPr>
+              <w:pStyle w:val="Compact"/>
+              <w:spacing w:line="240" w:lineRule="auto" w:after="0"/>
+              <w:jc w:val="right"/>
+            </w:pPr>
+            <w:r>
+              <w:rPr>
+                <w:rFonts w:ascii="Times New Roman" w:hAnsi="Times New Roman" w:eastAsia="Yu Mincho"/>
+                <w:sz w:val="18"/>
+              </w:rPr>
+              <w:t xml:space="preserve">61 (41.5)</w:t>
+            </w:r>
+          </w:p>
+        </w:tc>
+      </w:tr>
+      <w:tr>
+        <w:trPr>
+          <w:cantSplit/>
+        </w:trPr>
+        <w:tc>
+          <w:tcPr>
+            <w:vAlign w:val="center"/>
+          </w:tcPr>
+          <w:p>
+            <w:pPr>
+              <w:pStyle w:val="Compact"/>
+              <w:spacing w:line="240" w:lineRule="auto" w:after="0"/>
+            </w:pPr>
+            <w:r>
+              <w:rPr>
+                <w:rFonts w:ascii="Times New Roman" w:hAnsi="Times New Roman" w:eastAsia="Yu Mincho"/>
+                <w:sz w:val="18"/>
+              </w:rPr>
+              <w:t xml:space="preserve">Age</w:t>
+            </w:r>
+          </w:p>
+        </w:tc>
+        <w:tc>
+          <w:tcPr>
+            <w:vAlign w:val="center"/>
+          </w:tcPr>
+          <w:p>
+            <w:pPr>
+              <w:pStyle w:val="Compact"/>
+              <w:spacing w:line="240" w:lineRule="auto" w:after="0"/>
+            </w:pPr>
+            <w:r>
+              <w:rPr>
+                <w:rFonts w:ascii="Times New Roman" w:hAnsi="Times New Roman" w:eastAsia="Yu Mincho"/>
+                <w:sz w:val="18"/>
+              </w:rPr>
+              <w:t xml:space="preserve">≥70 years</w:t>
+            </w:r>
+          </w:p>
+        </w:tc>
+        <w:tc>
+          <w:tcPr>
+            <w:vAlign w:val="center"/>
+          </w:tcPr>
+          <w:p>
+            <w:pPr>
+              <w:pStyle w:val="Compact"/>
+              <w:spacing w:line="240" w:lineRule="auto" w:after="0"/>
+              <w:jc w:val="right"/>
+            </w:pPr>
+            <w:r>
+              <w:rPr>
+                <w:rFonts w:ascii="Times New Roman" w:hAnsi="Times New Roman" w:eastAsia="Yu Mincho"/>
+                <w:sz w:val="18"/>
+              </w:rPr>
+              <w:t xml:space="preserve">29 (19.7)</w:t>
+            </w:r>
+          </w:p>
+        </w:tc>
+      </w:tr>
+      <w:tr>
+        <w:trPr>
+          <w:cantSplit/>
+        </w:trPr>
+        <w:tc>
+          <w:tcPr>
+            <w:vAlign w:val="center"/>
+          </w:tcPr>
+          <w:p>
+            <w:pPr>
+              <w:pStyle w:val="Compact"/>
+              <w:spacing w:line="240" w:lineRule="auto" w:after="0"/>
+            </w:pPr>
+            <w:r>
+              <w:rPr>
+                <w:rFonts w:ascii="Times New Roman" w:hAnsi="Times New Roman" w:eastAsia="Yu Mincho"/>
+                <w:sz w:val="18"/>
+              </w:rPr>
+              <w:t xml:space="preserve">Housing type</w:t>
+            </w:r>
+          </w:p>
+        </w:tc>
+        <w:tc>
+          <w:tcPr>
+            <w:vAlign w:val="center"/>
+          </w:tcPr>
+          <w:p>
+            <w:pPr>
+              <w:pStyle w:val="Compact"/>
+              <w:spacing w:line="240" w:lineRule="auto" w:after="0"/>
+            </w:pPr>
+            <w:r>
+              <w:rPr>
+                <w:rFonts w:ascii="Times New Roman" w:hAnsi="Times New Roman" w:eastAsia="Yu Mincho"/>
+                <w:sz w:val="18"/>
+              </w:rPr>
+              <w:t xml:space="preserve">Detached house</w:t>
+            </w:r>
+          </w:p>
+        </w:tc>
+        <w:tc>
+          <w:tcPr>
+            <w:vAlign w:val="center"/>
+          </w:tcPr>
+          <w:p>
+            <w:pPr>
+              <w:pStyle w:val="Compact"/>
+              <w:spacing w:line="240" w:lineRule="auto" w:after="0"/>
+              <w:jc w:val="right"/>
+            </w:pPr>
+            <w:r>
+              <w:rPr>
+                <w:rFonts w:ascii="Times New Roman" w:hAnsi="Times New Roman" w:eastAsia="Yu Mincho"/>
+                <w:sz w:val="18"/>
+              </w:rPr>
+              <w:t xml:space="preserve">132 (89.8)</w:t>
+            </w:r>
+          </w:p>
+        </w:tc>
+      </w:tr>
+      <w:tr>
+        <w:trPr>
+          <w:cantSplit/>
+        </w:trPr>
+        <w:tc>
+          <w:tcPr>
+            <w:vAlign w:val="center"/>
+          </w:tcPr>
+          <w:p>
+            <w:pPr>
+              <w:pStyle w:val="Compact"/>
+              <w:spacing w:line="240" w:lineRule="auto" w:after="0"/>
+            </w:pPr>
+            <w:r>
+              <w:rPr>
+                <w:rFonts w:ascii="Times New Roman" w:hAnsi="Times New Roman" w:eastAsia="Yu Mincho"/>
+                <w:sz w:val="18"/>
+              </w:rPr>
+              <w:t xml:space="preserve">Housing type</w:t>
+            </w:r>
+          </w:p>
+        </w:tc>
+        <w:tc>
+          <w:tcPr>
+            <w:vAlign w:val="center"/>
+          </w:tcPr>
+          <w:p>
+            <w:pPr>
+              <w:pStyle w:val="Compact"/>
+              <w:spacing w:line="240" w:lineRule="auto" w:after="0"/>
+            </w:pPr>
+            <w:r>
+              <w:rPr>
+                <w:rFonts w:ascii="Times New Roman" w:hAnsi="Times New Roman" w:eastAsia="Yu Mincho"/>
+                <w:sz w:val="18"/>
+              </w:rPr>
+              <w:t xml:space="preserve">Apartment/condominium</w:t>
+            </w:r>
+          </w:p>
+        </w:tc>
+        <w:tc>
+          <w:tcPr>
+            <w:vAlign w:val="center"/>
+          </w:tcPr>
+          <w:p>
+            <w:pPr>
+              <w:pStyle w:val="Compact"/>
+              <w:spacing w:line="240" w:lineRule="auto" w:after="0"/>
+              <w:jc w:val="right"/>
+            </w:pPr>
+            <w:r>
+              <w:rPr>
+                <w:rFonts w:ascii="Times New Roman" w:hAnsi="Times New Roman" w:eastAsia="Yu Mincho"/>
+                <w:sz w:val="18"/>
+              </w:rPr>
+              <w:t xml:space="preserve">15 (10.2)</w:t>
+            </w:r>
+          </w:p>
+        </w:tc>
+      </w:tr>
+      <w:tr>
+        <w:trPr>
+          <w:cantSplit/>
+        </w:trPr>
+        <w:tc>
+          <w:tcPr>
+            <w:vAlign w:val="center"/>
+          </w:tcPr>
+          <w:p>
+            <w:pPr>
+              <w:pStyle w:val="Compact"/>
+              <w:spacing w:line="240" w:lineRule="auto" w:after="0"/>
+            </w:pPr>
+            <w:r>
+              <w:rPr>
+                <w:rFonts w:ascii="Times New Roman" w:hAnsi="Times New Roman" w:eastAsia="Yu Mincho"/>
+                <w:sz w:val="18"/>
+              </w:rPr>
+              <w:t xml:space="preserve">Building age</w:t>
+            </w:r>
+          </w:p>
+        </w:tc>
+        <w:tc>
+          <w:tcPr>
+            <w:vAlign w:val="center"/>
+          </w:tcPr>
+          <w:p>
+            <w:pPr>
+              <w:pStyle w:val="Compact"/>
+              <w:spacing w:line="240" w:lineRule="auto" w:after="0"/>
+            </w:pPr>
+            <w:r>
+              <w:rPr>
+                <w:rFonts w:ascii="Times New Roman" w:hAnsi="Times New Roman" w:eastAsia="Yu Mincho"/>
+                <w:sz w:val="18"/>
+              </w:rPr>
+              <w:t xml:space="preserve">&lt;30 years</w:t>
+            </w:r>
+          </w:p>
+        </w:tc>
+        <w:tc>
+          <w:tcPr>
+            <w:vAlign w:val="center"/>
+          </w:tcPr>
+          <w:p>
+            <w:pPr>
+              <w:pStyle w:val="Compact"/>
+              <w:spacing w:line="240" w:lineRule="auto" w:after="0"/>
+              <w:jc w:val="right"/>
+            </w:pPr>
+            <w:r>
+              <w:rPr>
+                <w:rFonts w:ascii="Times New Roman" w:hAnsi="Times New Roman" w:eastAsia="Yu Mincho"/>
+                <w:sz w:val="18"/>
+              </w:rPr>
+              <w:t xml:space="preserve">62 (42.2)</w:t>
+            </w:r>
+          </w:p>
+        </w:tc>
+      </w:tr>
+      <w:tr>
+        <w:trPr>
+          <w:cantSplit/>
+        </w:trPr>
+        <w:tc>
+          <w:tcPr>
+            <w:vAlign w:val="center"/>
+          </w:tcPr>
+          <w:p>
+            <w:pPr>
+              <w:pStyle w:val="Compact"/>
+              <w:spacing w:line="240" w:lineRule="auto" w:after="0"/>
+            </w:pPr>
+            <w:r>
+              <w:rPr>
+                <w:rFonts w:ascii="Times New Roman" w:hAnsi="Times New Roman" w:eastAsia="Yu Mincho"/>
+                <w:sz w:val="18"/>
+              </w:rPr>
+              <w:t xml:space="preserve">Building age</w:t>
+            </w:r>
+          </w:p>
+        </w:tc>
+        <w:tc>
+          <w:tcPr>
+            <w:vAlign w:val="center"/>
+          </w:tcPr>
+          <w:p>
+            <w:pPr>
+              <w:pStyle w:val="Compact"/>
+              <w:spacing w:line="240" w:lineRule="auto" w:after="0"/>
+            </w:pPr>
+            <w:r>
+              <w:rPr>
+                <w:rFonts w:ascii="Times New Roman" w:hAnsi="Times New Roman" w:eastAsia="Yu Mincho"/>
+                <w:sz w:val="18"/>
+              </w:rPr>
+              <w:t xml:space="preserve">≥30 years</w:t>
+            </w:r>
+          </w:p>
+        </w:tc>
+        <w:tc>
+          <w:tcPr>
+            <w:vAlign w:val="center"/>
+          </w:tcPr>
+          <w:p>
+            <w:pPr>
+              <w:pStyle w:val="Compact"/>
+              <w:spacing w:line="240" w:lineRule="auto" w:after="0"/>
+              <w:jc w:val="right"/>
+            </w:pPr>
+            <w:r>
+              <w:rPr>
+                <w:rFonts w:ascii="Times New Roman" w:hAnsi="Times New Roman" w:eastAsia="Yu Mincho"/>
+                <w:sz w:val="18"/>
+              </w:rPr>
+              <w:t xml:space="preserve">77 (52.4)</w:t>
+            </w:r>
+          </w:p>
+        </w:tc>
+      </w:tr>
+      <w:tr>
+        <w:trPr>
+          <w:cantSplit/>
+        </w:trPr>
+        <w:tc>
+          <w:tcPr>
+            <w:vAlign w:val="center"/>
+          </w:tcPr>
+          <w:p>
+            <w:pPr>
+              <w:pStyle w:val="Compact"/>
+              <w:spacing w:line="240" w:lineRule="auto" w:after="0"/>
+            </w:pPr>
+            <w:r>
+              <w:rPr>
+                <w:rFonts w:ascii="Times New Roman" w:hAnsi="Times New Roman" w:eastAsia="Yu Mincho"/>
+                <w:sz w:val="18"/>
+              </w:rPr>
+              <w:t xml:space="preserve">Building age</w:t>
+            </w:r>
+          </w:p>
+        </w:tc>
+        <w:tc>
+          <w:tcPr>
+            <w:vAlign w:val="center"/>
+          </w:tcPr>
+          <w:p>
+            <w:pPr>
+              <w:pStyle w:val="Compact"/>
+              <w:spacing w:line="240" w:lineRule="auto" w:after="0"/>
+            </w:pPr>
+            <w:r>
+              <w:rPr>
+                <w:rFonts w:ascii="Times New Roman" w:hAnsi="Times New Roman" w:eastAsia="Yu Mincho"/>
+                <w:sz w:val="18"/>
+              </w:rPr>
+              <w:t xml:space="preserve">Unknown</w:t>
+            </w:r>
+          </w:p>
+        </w:tc>
+        <w:tc>
+          <w:tcPr>
+            <w:vAlign w:val="center"/>
+          </w:tcPr>
+          <w:p>
+            <w:pPr>
+              <w:pStyle w:val="Compact"/>
+              <w:spacing w:line="240" w:lineRule="auto" w:after="0"/>
+              <w:jc w:val="right"/>
+            </w:pPr>
+            <w:r>
+              <w:rPr>
+                <w:rFonts w:ascii="Times New Roman" w:hAnsi="Times New Roman" w:eastAsia="Yu Mincho"/>
+                <w:sz w:val="18"/>
+              </w:rPr>
+              <w:t xml:space="preserve">8 (5.4)</w:t>
+            </w:r>
+          </w:p>
+        </w:tc>
+      </w:tr>
+      <w:tr>
+        <w:trPr>
+          <w:cantSplit/>
+        </w:trPr>
+        <w:tc>
+          <w:tcPr>
+            <w:vAlign w:val="center"/>
+          </w:tcPr>
+          <w:p>
+            <w:pPr>
+              <w:pStyle w:val="Compact"/>
+              <w:spacing w:line="240" w:lineRule="auto" w:after="0"/>
+            </w:pPr>
+            <w:r>
+              <w:rPr>
+                <w:rFonts w:ascii="Times New Roman" w:hAnsi="Times New Roman" w:eastAsia="Yu Mincho"/>
+                <w:sz w:val="18"/>
+              </w:rPr>
+              <w:t xml:space="preserve">Tenure</w:t>
+            </w:r>
+          </w:p>
+        </w:tc>
+        <w:tc>
+          <w:tcPr>
+            <w:vAlign w:val="center"/>
+          </w:tcPr>
+          <w:p>
+            <w:pPr>
+              <w:pStyle w:val="Compact"/>
+              <w:spacing w:line="240" w:lineRule="auto" w:after="0"/>
+            </w:pPr>
+            <w:r>
+              <w:rPr>
+                <w:rFonts w:ascii="Times New Roman" w:hAnsi="Times New Roman" w:eastAsia="Yu Mincho"/>
+                <w:sz w:val="18"/>
+              </w:rPr>
+              <w:t xml:space="preserve">Owner-occupied</w:t>
+            </w:r>
+          </w:p>
+        </w:tc>
+        <w:tc>
+          <w:tcPr>
+            <w:vAlign w:val="center"/>
+          </w:tcPr>
+          <w:p>
+            <w:pPr>
+              <w:pStyle w:val="Compact"/>
+              <w:spacing w:line="240" w:lineRule="auto" w:after="0"/>
+              <w:jc w:val="right"/>
+            </w:pPr>
+            <w:r>
+              <w:rPr>
+                <w:rFonts w:ascii="Times New Roman" w:hAnsi="Times New Roman" w:eastAsia="Yu Mincho"/>
+                <w:sz w:val="18"/>
+              </w:rPr>
+              <w:t xml:space="preserve">130 (88.4)</w:t>
+            </w:r>
+          </w:p>
+        </w:tc>
+      </w:tr>
+      <w:tr>
+        <w:trPr>
+          <w:cantSplit/>
+        </w:trPr>
+        <w:tc>
+          <w:tcPr>
+            <w:vAlign w:val="center"/>
+          </w:tcPr>
+          <w:p>
+            <w:pPr>
+              <w:pStyle w:val="Compact"/>
+              <w:spacing w:line="240" w:lineRule="auto" w:after="0"/>
+            </w:pPr>
+            <w:r>
+              <w:rPr>
+                <w:rFonts w:ascii="Times New Roman" w:hAnsi="Times New Roman" w:eastAsia="Yu Mincho"/>
+                <w:sz w:val="18"/>
+              </w:rPr>
+              <w:t xml:space="preserve">Tenure</w:t>
+            </w:r>
+          </w:p>
+        </w:tc>
+        <w:tc>
+          <w:tcPr>
+            <w:vAlign w:val="center"/>
+          </w:tcPr>
+          <w:p>
+            <w:pPr>
+              <w:pStyle w:val="Compact"/>
+              <w:spacing w:line="240" w:lineRule="auto" w:after="0"/>
+            </w:pPr>
+            <w:r>
+              <w:rPr>
+                <w:rFonts w:ascii="Times New Roman" w:hAnsi="Times New Roman" w:eastAsia="Yu Mincho"/>
+                <w:sz w:val="18"/>
+              </w:rPr>
+              <w:t xml:space="preserve">Rented</w:t>
+            </w:r>
+          </w:p>
+        </w:tc>
+        <w:tc>
+          <w:tcPr>
+            <w:vAlign w:val="center"/>
+          </w:tcPr>
+          <w:p>
+            <w:pPr>
+              <w:pStyle w:val="Compact"/>
+              <w:spacing w:line="240" w:lineRule="auto" w:after="0"/>
+              <w:jc w:val="right"/>
+            </w:pPr>
+            <w:r>
+              <w:rPr>
+                <w:rFonts w:ascii="Times New Roman" w:hAnsi="Times New Roman" w:eastAsia="Yu Mincho"/>
+                <w:sz w:val="18"/>
+              </w:rPr>
+              <w:t xml:space="preserve">16 (10.9)</w:t>
+            </w:r>
+          </w:p>
+        </w:tc>
+      </w:tr>
+      <w:tr>
+        <w:trPr>
+          <w:cantSplit/>
+        </w:trPr>
+        <w:tc>
+          <w:tcPr>
+            <w:vAlign w:val="center"/>
+          </w:tcPr>
+          <w:p>
+            <w:pPr>
+              <w:pStyle w:val="Compact"/>
+              <w:spacing w:line="240" w:lineRule="auto" w:after="0"/>
+            </w:pPr>
+            <w:r>
+              <w:rPr>
+                <w:rFonts w:ascii="Times New Roman" w:hAnsi="Times New Roman" w:eastAsia="Yu Mincho"/>
+                <w:sz w:val="18"/>
+              </w:rPr>
+              <w:t xml:space="preserve">Tenure</w:t>
+            </w:r>
+          </w:p>
+        </w:tc>
+        <w:tc>
+          <w:tcPr>
+            <w:vAlign w:val="center"/>
+          </w:tcPr>
+          <w:p>
+            <w:pPr>
+              <w:pStyle w:val="Compact"/>
+              <w:spacing w:line="240" w:lineRule="auto" w:after="0"/>
+            </w:pPr>
+            <w:r>
+              <w:rPr>
+                <w:rFonts w:ascii="Times New Roman" w:hAnsi="Times New Roman" w:eastAsia="Yu Mincho"/>
+                <w:sz w:val="18"/>
+              </w:rPr>
+              <w:t xml:space="preserve">Missing</w:t>
+            </w:r>
+          </w:p>
+        </w:tc>
+        <w:tc>
+          <w:tcPr>
+            <w:vAlign w:val="center"/>
+          </w:tcPr>
+          <w:p>
+            <w:pPr>
+              <w:pStyle w:val="Compact"/>
+              <w:spacing w:line="240" w:lineRule="auto" w:after="0"/>
+              <w:jc w:val="right"/>
+            </w:pPr>
+            <w:r>
+              <w:rPr>
+                <w:rFonts w:ascii="Times New Roman" w:hAnsi="Times New Roman" w:eastAsia="Yu Mincho"/>
+                <w:sz w:val="18"/>
+              </w:rPr>
+              <w:t xml:space="preserve">1 (0.7)</w:t>
+            </w:r>
+          </w:p>
+        </w:tc>
+      </w:tr>
+      <w:tr>
+        <w:trPr>
+          <w:cantSplit/>
+        </w:trPr>
+        <w:tc>
+          <w:tcPr>
+            <w:vAlign w:val="center"/>
+          </w:tcPr>
+          <w:p>
+            <w:pPr>
+              <w:pStyle w:val="Compact"/>
+              <w:spacing w:line="240" w:lineRule="auto" w:after="0"/>
+            </w:pPr>
+            <w:r>
+              <w:rPr>
+                <w:rFonts w:ascii="Times New Roman" w:hAnsi="Times New Roman" w:eastAsia="Yu Mincho"/>
+                <w:sz w:val="18"/>
+              </w:rPr>
+              <w:t xml:space="preserve">Winter bathing frequency</w:t>
+            </w:r>
+          </w:p>
+        </w:tc>
+        <w:tc>
+          <w:tcPr>
+            <w:vAlign w:val="center"/>
+          </w:tcPr>
+          <w:p>
+            <w:pPr>
+              <w:pStyle w:val="Compact"/>
+              <w:spacing w:line="240" w:lineRule="auto" w:after="0"/>
+            </w:pPr>
+            <w:r>
+              <w:rPr>
+                <w:rFonts w:ascii="Times New Roman" w:hAnsi="Times New Roman" w:eastAsia="Yu Mincho"/>
+                <w:sz w:val="18"/>
+              </w:rPr>
+              <w:t xml:space="preserve">Daily</w:t>
+            </w:r>
+          </w:p>
+        </w:tc>
+        <w:tc>
+          <w:tcPr>
+            <w:vAlign w:val="center"/>
+          </w:tcPr>
+          <w:p>
+            <w:pPr>
+              <w:pStyle w:val="Compact"/>
+              <w:spacing w:line="240" w:lineRule="auto" w:after="0"/>
+              <w:jc w:val="right"/>
+            </w:pPr>
+            <w:r>
+              <w:rPr>
+                <w:rFonts w:ascii="Times New Roman" w:hAnsi="Times New Roman" w:eastAsia="Yu Mincho"/>
+                <w:sz w:val="18"/>
+              </w:rPr>
+              <w:t xml:space="preserve">94 (63.9)</w:t>
+            </w:r>
+          </w:p>
+        </w:tc>
+      </w:tr>
+      <w:tr>
+        <w:trPr>
+          <w:cantSplit/>
+        </w:trPr>
+        <w:tc>
+          <w:tcPr>
+            <w:vAlign w:val="center"/>
+          </w:tcPr>
+          <w:p>
+            <w:pPr>
+              <w:pStyle w:val="Compact"/>
+              <w:spacing w:line="240" w:lineRule="auto" w:after="0"/>
+            </w:pPr>
+            <w:r>
+              <w:rPr>
+                <w:rFonts w:ascii="Times New Roman" w:hAnsi="Times New Roman" w:eastAsia="Yu Mincho"/>
+                <w:sz w:val="18"/>
+              </w:rPr>
+              <w:t xml:space="preserve">Winter bathing frequency</w:t>
+            </w:r>
+          </w:p>
+        </w:tc>
+        <w:tc>
+          <w:tcPr>
+            <w:vAlign w:val="center"/>
+          </w:tcPr>
+          <w:p>
+            <w:pPr>
+              <w:pStyle w:val="Compact"/>
+              <w:spacing w:line="240" w:lineRule="auto" w:after="0"/>
+            </w:pPr>
+            <w:r>
+              <w:rPr>
+                <w:rFonts w:ascii="Times New Roman" w:hAnsi="Times New Roman" w:eastAsia="Yu Mincho"/>
+                <w:sz w:val="18"/>
+              </w:rPr>
+              <w:t xml:space="preserve">4-6 times/week</w:t>
+            </w:r>
+          </w:p>
+        </w:tc>
+        <w:tc>
+          <w:tcPr>
+            <w:vAlign w:val="center"/>
+          </w:tcPr>
+          <w:p>
+            <w:pPr>
+              <w:pStyle w:val="Compact"/>
+              <w:spacing w:line="240" w:lineRule="auto" w:after="0"/>
+              <w:jc w:val="right"/>
+            </w:pPr>
+            <w:r>
+              <w:rPr>
+                <w:rFonts w:ascii="Times New Roman" w:hAnsi="Times New Roman" w:eastAsia="Yu Mincho"/>
+                <w:sz w:val="18"/>
+              </w:rPr>
+              <w:t xml:space="preserve">36 (24.5)</w:t>
+            </w:r>
+          </w:p>
+        </w:tc>
+      </w:tr>
+      <w:tr>
+        <w:trPr>
+          <w:cantSplit/>
+        </w:trPr>
+        <w:tc>
+          <w:tcPr>
+            <w:vAlign w:val="center"/>
+          </w:tcPr>
+          <w:p>
+            <w:pPr>
+              <w:pStyle w:val="Compact"/>
+              <w:spacing w:line="240" w:lineRule="auto" w:after="0"/>
+            </w:pPr>
+            <w:r>
+              <w:rPr>
+                <w:rFonts w:ascii="Times New Roman" w:hAnsi="Times New Roman" w:eastAsia="Yu Mincho"/>
+                <w:sz w:val="18"/>
+              </w:rPr>
+              <w:t xml:space="preserve">Winter bathing frequency</w:t>
+            </w:r>
+          </w:p>
+        </w:tc>
+        <w:tc>
+          <w:tcPr>
+            <w:vAlign w:val="center"/>
+          </w:tcPr>
+          <w:p>
+            <w:pPr>
+              <w:pStyle w:val="Compact"/>
+              <w:spacing w:line="240" w:lineRule="auto" w:after="0"/>
+            </w:pPr>
+            <w:r>
+              <w:rPr>
+                <w:rFonts w:ascii="Times New Roman" w:hAnsi="Times New Roman" w:eastAsia="Yu Mincho"/>
+                <w:sz w:val="18"/>
+              </w:rPr>
+              <w:t xml:space="preserve">1-3 times/week</w:t>
+            </w:r>
+          </w:p>
+        </w:tc>
+        <w:tc>
+          <w:tcPr>
+            <w:vAlign w:val="center"/>
+          </w:tcPr>
+          <w:p>
+            <w:pPr>
+              <w:pStyle w:val="Compact"/>
+              <w:spacing w:line="240" w:lineRule="auto" w:after="0"/>
+              <w:jc w:val="right"/>
+            </w:pPr>
+            <w:r>
+              <w:rPr>
+                <w:rFonts w:ascii="Times New Roman" w:hAnsi="Times New Roman" w:eastAsia="Yu Mincho"/>
+                <w:sz w:val="18"/>
+              </w:rPr>
+              <w:t xml:space="preserve">10 (6.8)</w:t>
+            </w:r>
+          </w:p>
+        </w:tc>
+      </w:tr>
+      <w:tr>
+        <w:trPr>
+          <w:cantSplit/>
+        </w:trPr>
+        <w:tc>
+          <w:tcPr>
+            <w:vAlign w:val="center"/>
+          </w:tcPr>
+          <w:p>
+            <w:pPr>
+              <w:pStyle w:val="Compact"/>
+              <w:spacing w:line="240" w:lineRule="auto" w:after="0"/>
+            </w:pPr>
+            <w:r>
+              <w:rPr>
+                <w:rFonts w:ascii="Times New Roman" w:hAnsi="Times New Roman" w:eastAsia="Yu Mincho"/>
+                <w:sz w:val="18"/>
+              </w:rPr>
+              <w:t xml:space="preserve">Winter bathing frequency</w:t>
+            </w:r>
+          </w:p>
+        </w:tc>
+        <w:tc>
+          <w:tcPr>
+            <w:vAlign w:val="center"/>
+          </w:tcPr>
+          <w:p>
+            <w:pPr>
+              <w:pStyle w:val="Compact"/>
+              <w:spacing w:line="240" w:lineRule="auto" w:after="0"/>
+            </w:pPr>
+            <w:r>
+              <w:rPr>
+                <w:rFonts w:ascii="Times New Roman" w:hAnsi="Times New Roman" w:eastAsia="Yu Mincho"/>
+                <w:sz w:val="18"/>
+              </w:rPr>
+              <w:t xml:space="preserve">1-3 times/month</w:t>
+            </w:r>
+          </w:p>
+        </w:tc>
+        <w:tc>
+          <w:tcPr>
+            <w:vAlign w:val="center"/>
+          </w:tcPr>
+          <w:p>
+            <w:pPr>
+              <w:pStyle w:val="Compact"/>
+              <w:spacing w:line="240" w:lineRule="auto" w:after="0"/>
+              <w:jc w:val="right"/>
+            </w:pPr>
+            <w:r>
+              <w:rPr>
+                <w:rFonts w:ascii="Times New Roman" w:hAnsi="Times New Roman" w:eastAsia="Yu Mincho"/>
+                <w:sz w:val="18"/>
+              </w:rPr>
+              <w:t xml:space="preserve">2 (1.4)</w:t>
+            </w:r>
+          </w:p>
+        </w:tc>
+      </w:tr>
+      <w:tr>
+        <w:trPr>
+          <w:cantSplit/>
+        </w:trPr>
+        <w:tc>
+          <w:tcPr>
+            <w:vAlign w:val="center"/>
+          </w:tcPr>
+          <w:p>
+            <w:pPr>
+              <w:pStyle w:val="Compact"/>
+              <w:spacing w:line="240" w:lineRule="auto" w:after="0"/>
+            </w:pPr>
+            <w:r>
+              <w:rPr>
+                <w:rFonts w:ascii="Times New Roman" w:hAnsi="Times New Roman" w:eastAsia="Yu Mincho"/>
+                <w:sz w:val="18"/>
+              </w:rPr>
+              <w:t xml:space="preserve">Winter bathing frequency</w:t>
+            </w:r>
+          </w:p>
+        </w:tc>
+        <w:tc>
+          <w:tcPr>
+            <w:vAlign w:val="center"/>
+          </w:tcPr>
+          <w:p>
+            <w:pPr>
+              <w:pStyle w:val="Compact"/>
+              <w:spacing w:line="240" w:lineRule="auto" w:after="0"/>
+            </w:pPr>
+            <w:r>
+              <w:rPr>
+                <w:rFonts w:ascii="Times New Roman" w:hAnsi="Times New Roman" w:eastAsia="Yu Mincho"/>
+                <w:sz w:val="18"/>
+              </w:rPr>
+              <w:t xml:space="preserve">Almost never</w:t>
+            </w:r>
+          </w:p>
+        </w:tc>
+        <w:tc>
+          <w:tcPr>
+            <w:vAlign w:val="center"/>
+          </w:tcPr>
+          <w:p>
+            <w:pPr>
+              <w:pStyle w:val="Compact"/>
+              <w:spacing w:line="240" w:lineRule="auto" w:after="0"/>
+              <w:jc w:val="right"/>
+            </w:pPr>
+            <w:r>
+              <w:rPr>
+                <w:rFonts w:ascii="Times New Roman" w:hAnsi="Times New Roman" w:eastAsia="Yu Mincho"/>
+                <w:sz w:val="18"/>
+              </w:rPr>
+              <w:t xml:space="preserve">5 (3.4)</w:t>
+            </w:r>
+          </w:p>
+        </w:tc>
+      </w:tr>
+      <w:tr>
+        <w:trPr>
+          <w:cantSplit/>
+        </w:trPr>
+        <w:tc>
+          <w:tcPr>
+            <w:vAlign w:val="center"/>
+          </w:tcPr>
+          <w:p>
+            <w:pPr>
+              <w:pStyle w:val="Compact"/>
+              <w:spacing w:line="240" w:lineRule="auto" w:after="0"/>
+            </w:pPr>
+            <w:r>
+              <w:rPr>
+                <w:rFonts w:ascii="Times New Roman" w:hAnsi="Times New Roman" w:eastAsia="Yu Mincho"/>
+                <w:sz w:val="18"/>
+              </w:rPr>
+              <w:t xml:space="preserve">Bathroom window</w:t>
+            </w:r>
+          </w:p>
+        </w:tc>
+        <w:tc>
+          <w:tcPr>
+            <w:vAlign w:val="center"/>
+          </w:tcPr>
+          <w:p>
+            <w:pPr>
+              <w:pStyle w:val="Compact"/>
+              <w:spacing w:line="240" w:lineRule="auto" w:after="0"/>
+            </w:pPr>
+            <w:r>
+              <w:rPr>
+                <w:rFonts w:ascii="Times New Roman" w:hAnsi="Times New Roman" w:eastAsia="Yu Mincho"/>
+                <w:sz w:val="18"/>
+              </w:rPr>
+              <w:t xml:space="preserve">Double window/double glazing</w:t>
+            </w:r>
+          </w:p>
+        </w:tc>
+        <w:tc>
+          <w:tcPr>
+            <w:vAlign w:val="center"/>
+          </w:tcPr>
+          <w:p>
+            <w:pPr>
+              <w:pStyle w:val="Compact"/>
+              <w:spacing w:line="240" w:lineRule="auto" w:after="0"/>
+              <w:jc w:val="right"/>
+            </w:pPr>
+            <w:r>
+              <w:rPr>
+                <w:rFonts w:ascii="Times New Roman" w:hAnsi="Times New Roman" w:eastAsia="Yu Mincho"/>
+                <w:sz w:val="18"/>
+              </w:rPr>
+              <w:t xml:space="preserve">111 (75.5)</w:t>
+            </w:r>
+          </w:p>
+        </w:tc>
+      </w:tr>
+      <w:tr>
+        <w:trPr>
+          <w:cantSplit/>
+        </w:trPr>
+        <w:tc>
+          <w:tcPr>
+            <w:vAlign w:val="center"/>
+          </w:tcPr>
+          <w:p>
+            <w:pPr>
+              <w:pStyle w:val="Compact"/>
+              <w:spacing w:line="240" w:lineRule="auto" w:after="0"/>
+            </w:pPr>
+            <w:r>
+              <w:rPr>
+                <w:rFonts w:ascii="Times New Roman" w:hAnsi="Times New Roman" w:eastAsia="Yu Mincho"/>
+                <w:sz w:val="18"/>
+              </w:rPr>
+              <w:t xml:space="preserve">Bathroom window</w:t>
+            </w:r>
+          </w:p>
+        </w:tc>
+        <w:tc>
+          <w:tcPr>
+            <w:vAlign w:val="center"/>
+          </w:tcPr>
+          <w:p>
+            <w:pPr>
+              <w:pStyle w:val="Compact"/>
+              <w:spacing w:line="240" w:lineRule="auto" w:after="0"/>
+            </w:pPr>
+            <w:r>
+              <w:rPr>
+                <w:rFonts w:ascii="Times New Roman" w:hAnsi="Times New Roman" w:eastAsia="Yu Mincho"/>
+                <w:sz w:val="18"/>
+              </w:rPr>
+              <w:t xml:space="preserve">Single glazing</w:t>
+            </w:r>
+          </w:p>
+        </w:tc>
+        <w:tc>
+          <w:tcPr>
+            <w:vAlign w:val="center"/>
+          </w:tcPr>
+          <w:p>
+            <w:pPr>
+              <w:pStyle w:val="Compact"/>
+              <w:spacing w:line="240" w:lineRule="auto" w:after="0"/>
+              <w:jc w:val="right"/>
+            </w:pPr>
+            <w:r>
+              <w:rPr>
+                <w:rFonts w:ascii="Times New Roman" w:hAnsi="Times New Roman" w:eastAsia="Yu Mincho"/>
+                <w:sz w:val="18"/>
+              </w:rPr>
+              <w:t xml:space="preserve">26 (17.7)</w:t>
+            </w:r>
+          </w:p>
+        </w:tc>
+      </w:tr>
+      <w:tr>
+        <w:trPr>
+          <w:cantSplit/>
+        </w:trPr>
+        <w:tc>
+          <w:tcPr>
+            <w:vAlign w:val="center"/>
+          </w:tcPr>
+          <w:p>
+            <w:pPr>
+              <w:pStyle w:val="Compact"/>
+              <w:spacing w:line="240" w:lineRule="auto" w:after="0"/>
+            </w:pPr>
+            <w:r>
+              <w:rPr>
+                <w:rFonts w:ascii="Times New Roman" w:hAnsi="Times New Roman" w:eastAsia="Yu Mincho"/>
+                <w:sz w:val="18"/>
+              </w:rPr>
+              <w:t xml:space="preserve">Bathroom window</w:t>
+            </w:r>
+          </w:p>
+        </w:tc>
+        <w:tc>
+          <w:tcPr>
+            <w:vAlign w:val="center"/>
+          </w:tcPr>
+          <w:p>
+            <w:pPr>
+              <w:pStyle w:val="Compact"/>
+              <w:spacing w:line="240" w:lineRule="auto" w:after="0"/>
+            </w:pPr>
+            <w:r>
+              <w:rPr>
+                <w:rFonts w:ascii="Times New Roman" w:hAnsi="Times New Roman" w:eastAsia="Yu Mincho"/>
+                <w:sz w:val="18"/>
+              </w:rPr>
+              <w:t xml:space="preserve">No window</w:t>
+            </w:r>
+          </w:p>
+        </w:tc>
+        <w:tc>
+          <w:tcPr>
+            <w:vAlign w:val="center"/>
+          </w:tcPr>
+          <w:p>
+            <w:pPr>
+              <w:pStyle w:val="Compact"/>
+              <w:spacing w:line="240" w:lineRule="auto" w:after="0"/>
+              <w:jc w:val="right"/>
+            </w:pPr>
+            <w:r>
+              <w:rPr>
+                <w:rFonts w:ascii="Times New Roman" w:hAnsi="Times New Roman" w:eastAsia="Yu Mincho"/>
+                <w:sz w:val="18"/>
+              </w:rPr>
+              <w:t xml:space="preserve">7 (4.8)</w:t>
+            </w:r>
+          </w:p>
+        </w:tc>
+      </w:tr>
+      <w:tr>
+        <w:trPr>
+          <w:cantSplit/>
+        </w:trPr>
+        <w:tc>
+          <w:tcPr>
+            <w:vAlign w:val="center"/>
+          </w:tcPr>
+          <w:p>
+            <w:pPr>
+              <w:pStyle w:val="Compact"/>
+              <w:spacing w:line="240" w:lineRule="auto" w:after="0"/>
+            </w:pPr>
+            <w:r>
+              <w:rPr>
+                <w:rFonts w:ascii="Times New Roman" w:hAnsi="Times New Roman" w:eastAsia="Yu Mincho"/>
+                <w:sz w:val="18"/>
+              </w:rPr>
+              <w:t xml:space="preserve">Bathroom window</w:t>
+            </w:r>
+          </w:p>
+        </w:tc>
+        <w:tc>
+          <w:tcPr>
+            <w:vAlign w:val="center"/>
+          </w:tcPr>
+          <w:p>
+            <w:pPr>
+              <w:pStyle w:val="Compact"/>
+              <w:spacing w:line="240" w:lineRule="auto" w:after="0"/>
+            </w:pPr>
+            <w:r>
+              <w:rPr>
+                <w:rFonts w:ascii="Times New Roman" w:hAnsi="Times New Roman" w:eastAsia="Yu Mincho"/>
+                <w:sz w:val="18"/>
+              </w:rPr>
+              <w:t xml:space="preserve">Unknown/missing</w:t>
+            </w:r>
+          </w:p>
+        </w:tc>
+        <w:tc>
+          <w:tcPr>
+            <w:vAlign w:val="center"/>
+          </w:tcPr>
+          <w:p>
+            <w:pPr>
+              <w:pStyle w:val="Compact"/>
+              <w:spacing w:line="240" w:lineRule="auto" w:after="0"/>
+              <w:jc w:val="right"/>
+            </w:pPr>
+            <w:r>
+              <w:rPr>
+                <w:rFonts w:ascii="Times New Roman" w:hAnsi="Times New Roman" w:eastAsia="Yu Mincho"/>
+                <w:sz w:val="18"/>
+              </w:rPr>
+              <w:t xml:space="preserve">3 (2.0)</w:t>
+            </w:r>
+          </w:p>
+        </w:tc>
+      </w:tr>
+      <w:tr>
+        <w:trPr>
+          <w:cantSplit/>
+        </w:trPr>
+        <w:tc>
+          <w:tcPr>
+            <w:vAlign w:val="center"/>
+          </w:tcPr>
+          <w:p>
+            <w:pPr>
+              <w:pStyle w:val="Compact"/>
+              <w:spacing w:line="240" w:lineRule="auto" w:after="0"/>
+            </w:pPr>
+            <w:r>
+              <w:rPr>
+                <w:rFonts w:ascii="Times New Roman" w:hAnsi="Times New Roman" w:eastAsia="Yu Mincho"/>
+                <w:sz w:val="18"/>
+              </w:rPr>
+              <w:t xml:space="preserve">Bathroom heater-dryer</w:t>
+            </w:r>
+          </w:p>
+        </w:tc>
+        <w:tc>
+          <w:tcPr>
+            <w:vAlign w:val="center"/>
+          </w:tcPr>
+          <w:p>
+            <w:pPr>
+              <w:pStyle w:val="Compact"/>
+              <w:spacing w:line="240" w:lineRule="auto" w:after="0"/>
+            </w:pPr>
+            <w:r>
+              <w:rPr>
+                <w:rFonts w:ascii="Times New Roman" w:hAnsi="Times New Roman" w:eastAsia="Yu Mincho"/>
+                <w:sz w:val="18"/>
+              </w:rPr>
+              <w:t xml:space="preserve">Installed and used</w:t>
+            </w:r>
+          </w:p>
+        </w:tc>
+        <w:tc>
+          <w:tcPr>
+            <w:vAlign w:val="center"/>
+          </w:tcPr>
+          <w:p>
+            <w:pPr>
+              <w:pStyle w:val="Compact"/>
+              <w:spacing w:line="240" w:lineRule="auto" w:after="0"/>
+              <w:jc w:val="right"/>
+            </w:pPr>
+            <w:r>
+              <w:rPr>
+                <w:rFonts w:ascii="Times New Roman" w:hAnsi="Times New Roman" w:eastAsia="Yu Mincho"/>
+                <w:sz w:val="18"/>
+              </w:rPr>
+              <w:t xml:space="preserve">35 (23.8)</w:t>
+            </w:r>
+          </w:p>
+        </w:tc>
+      </w:tr>
+      <w:tr>
+        <w:trPr>
+          <w:cantSplit/>
+        </w:trPr>
+        <w:tc>
+          <w:tcPr>
+            <w:vAlign w:val="center"/>
+          </w:tcPr>
+          <w:p>
+            <w:pPr>
+              <w:pStyle w:val="Compact"/>
+              <w:spacing w:line="240" w:lineRule="auto" w:after="0"/>
+            </w:pPr>
+            <w:r>
+              <w:rPr>
+                <w:rFonts w:ascii="Times New Roman" w:hAnsi="Times New Roman" w:eastAsia="Yu Mincho"/>
+                <w:sz w:val="18"/>
+              </w:rPr>
+              <w:t xml:space="preserve">Bathroom heater-dryer</w:t>
+            </w:r>
+          </w:p>
+        </w:tc>
+        <w:tc>
+          <w:tcPr>
+            <w:vAlign w:val="center"/>
+          </w:tcPr>
+          <w:p>
+            <w:pPr>
+              <w:pStyle w:val="Compact"/>
+              <w:spacing w:line="240" w:lineRule="auto" w:after="0"/>
+            </w:pPr>
+            <w:r>
+              <w:rPr>
+                <w:rFonts w:ascii="Times New Roman" w:hAnsi="Times New Roman" w:eastAsia="Yu Mincho"/>
+                <w:sz w:val="18"/>
+              </w:rPr>
+              <w:t xml:space="preserve">Installed but not used</w:t>
+            </w:r>
+          </w:p>
+        </w:tc>
+        <w:tc>
+          <w:tcPr>
+            <w:vAlign w:val="center"/>
+          </w:tcPr>
+          <w:p>
+            <w:pPr>
+              <w:pStyle w:val="Compact"/>
+              <w:spacing w:line="240" w:lineRule="auto" w:after="0"/>
+              <w:jc w:val="right"/>
+            </w:pPr>
+            <w:r>
+              <w:rPr>
+                <w:rFonts w:ascii="Times New Roman" w:hAnsi="Times New Roman" w:eastAsia="Yu Mincho"/>
+                <w:sz w:val="18"/>
+              </w:rPr>
+              <w:t xml:space="preserve">13 (8.8)</w:t>
+            </w:r>
+          </w:p>
+        </w:tc>
+      </w:tr>
+      <w:tr>
+        <w:trPr>
+          <w:cantSplit/>
+        </w:trPr>
+        <w:tc>
+          <w:tcPr>
+            <w:vAlign w:val="center"/>
+          </w:tcPr>
+          <w:p>
+            <w:pPr>
+              <w:pStyle w:val="Compact"/>
+              <w:spacing w:line="240" w:lineRule="auto" w:after="0"/>
+            </w:pPr>
+            <w:r>
+              <w:rPr>
+                <w:rFonts w:ascii="Times New Roman" w:hAnsi="Times New Roman" w:eastAsia="Yu Mincho"/>
+                <w:sz w:val="18"/>
+              </w:rPr>
+              <w:t xml:space="preserve">Bathroom heater-dryer</w:t>
+            </w:r>
+          </w:p>
+        </w:tc>
+        <w:tc>
+          <w:tcPr>
+            <w:vAlign w:val="center"/>
+          </w:tcPr>
+          <w:p>
+            <w:pPr>
+              <w:pStyle w:val="Compact"/>
+              <w:spacing w:line="240" w:lineRule="auto" w:after="0"/>
+            </w:pPr>
+            <w:r>
+              <w:rPr>
+                <w:rFonts w:ascii="Times New Roman" w:hAnsi="Times New Roman" w:eastAsia="Yu Mincho"/>
+                <w:sz w:val="18"/>
+              </w:rPr>
+              <w:t xml:space="preserve">Not installed</w:t>
+            </w:r>
+          </w:p>
+        </w:tc>
+        <w:tc>
+          <w:tcPr>
+            <w:vAlign w:val="center"/>
+          </w:tcPr>
+          <w:p>
+            <w:pPr>
+              <w:pStyle w:val="Compact"/>
+              <w:spacing w:line="240" w:lineRule="auto" w:after="0"/>
+              <w:jc w:val="right"/>
+            </w:pPr>
+            <w:r>
+              <w:rPr>
+                <w:rFonts w:ascii="Times New Roman" w:hAnsi="Times New Roman" w:eastAsia="Yu Mincho"/>
+                <w:sz w:val="18"/>
+              </w:rPr>
+              <w:t xml:space="preserve">99 (67.3)</w:t>
+            </w:r>
+          </w:p>
+        </w:tc>
+      </w:tr>
+      <w:tr>
+        <w:trPr>
+          <w:cantSplit/>
+        </w:trPr>
+        <w:tc>
+          <w:tcPr>
+            <w:vAlign w:val="center"/>
+          </w:tcPr>
+          <w:p>
+            <w:pPr>
+              <w:pStyle w:val="Compact"/>
+              <w:spacing w:line="240" w:lineRule="auto" w:after="0"/>
+            </w:pPr>
+            <w:r>
+              <w:rPr>
+                <w:rFonts w:ascii="Times New Roman" w:hAnsi="Times New Roman" w:eastAsia="Yu Mincho"/>
+                <w:sz w:val="18"/>
+              </w:rPr>
+              <w:t xml:space="preserve">Central heating</w:t>
+            </w:r>
+          </w:p>
+        </w:tc>
+        <w:tc>
+          <w:tcPr>
+            <w:vAlign w:val="center"/>
+          </w:tcPr>
+          <w:p>
+            <w:pPr>
+              <w:pStyle w:val="Compact"/>
+              <w:spacing w:line="240" w:lineRule="auto" w:after="0"/>
+            </w:pPr>
+            <w:r>
+              <w:rPr>
+                <w:rFonts w:ascii="Times New Roman" w:hAnsi="Times New Roman" w:eastAsia="Yu Mincho"/>
+                <w:sz w:val="18"/>
+              </w:rPr>
+              <w:t xml:space="preserve">Used 24 hours</w:t>
+            </w:r>
+          </w:p>
+        </w:tc>
+        <w:tc>
+          <w:tcPr>
+            <w:vAlign w:val="center"/>
+          </w:tcPr>
+          <w:p>
+            <w:pPr>
+              <w:pStyle w:val="Compact"/>
+              <w:spacing w:line="240" w:lineRule="auto" w:after="0"/>
+              <w:jc w:val="right"/>
+            </w:pPr>
+            <w:r>
+              <w:rPr>
+                <w:rFonts w:ascii="Times New Roman" w:hAnsi="Times New Roman" w:eastAsia="Yu Mincho"/>
+                <w:sz w:val="18"/>
+              </w:rPr>
+              <w:t xml:space="preserve">16 (10.9)</w:t>
+            </w:r>
+          </w:p>
+        </w:tc>
+      </w:tr>
+      <w:tr>
+        <w:trPr>
+          <w:cantSplit/>
+        </w:trPr>
+        <w:tc>
+          <w:tcPr>
+            <w:vAlign w:val="center"/>
+          </w:tcPr>
+          <w:p>
+            <w:pPr>
+              <w:pStyle w:val="Compact"/>
+              <w:spacing w:line="240" w:lineRule="auto" w:after="0"/>
+            </w:pPr>
+            <w:r>
+              <w:rPr>
+                <w:rFonts w:ascii="Times New Roman" w:hAnsi="Times New Roman" w:eastAsia="Yu Mincho"/>
+                <w:sz w:val="18"/>
+              </w:rPr>
+              <w:t xml:space="preserve">Central heating</w:t>
+            </w:r>
+          </w:p>
+        </w:tc>
+        <w:tc>
+          <w:tcPr>
+            <w:vAlign w:val="center"/>
+          </w:tcPr>
+          <w:p>
+            <w:pPr>
+              <w:pStyle w:val="Compact"/>
+              <w:spacing w:line="240" w:lineRule="auto" w:after="0"/>
+            </w:pPr>
+            <w:r>
+              <w:rPr>
+                <w:rFonts w:ascii="Times New Roman" w:hAnsi="Times New Roman" w:eastAsia="Yu Mincho"/>
+                <w:sz w:val="18"/>
+              </w:rPr>
+              <w:t xml:space="preserve">Used for limited hours</w:t>
+            </w:r>
+          </w:p>
+        </w:tc>
+        <w:tc>
+          <w:tcPr>
+            <w:vAlign w:val="center"/>
+          </w:tcPr>
+          <w:p>
+            <w:pPr>
+              <w:pStyle w:val="Compact"/>
+              <w:spacing w:line="240" w:lineRule="auto" w:after="0"/>
+              <w:jc w:val="right"/>
+            </w:pPr>
+            <w:r>
+              <w:rPr>
+                <w:rFonts w:ascii="Times New Roman" w:hAnsi="Times New Roman" w:eastAsia="Yu Mincho"/>
+                <w:sz w:val="18"/>
+              </w:rPr>
+              <w:t xml:space="preserve">12 (8.2)</w:t>
+            </w:r>
+          </w:p>
+        </w:tc>
+      </w:tr>
+      <w:tr>
+        <w:trPr>
+          <w:cantSplit/>
+        </w:trPr>
+        <w:tc>
+          <w:tcPr>
+            <w:vAlign w:val="center"/>
+          </w:tcPr>
+          <w:p>
+            <w:pPr>
+              <w:pStyle w:val="Compact"/>
+              <w:spacing w:line="240" w:lineRule="auto" w:after="0"/>
+            </w:pPr>
+            <w:r>
+              <w:rPr>
+                <w:rFonts w:ascii="Times New Roman" w:hAnsi="Times New Roman" w:eastAsia="Yu Mincho"/>
+                <w:sz w:val="18"/>
+              </w:rPr>
+              <w:t xml:space="preserve">Central heating</w:t>
+            </w:r>
+          </w:p>
+        </w:tc>
+        <w:tc>
+          <w:tcPr>
+            <w:vAlign w:val="center"/>
+          </w:tcPr>
+          <w:p>
+            <w:pPr>
+              <w:pStyle w:val="Compact"/>
+              <w:spacing w:line="240" w:lineRule="auto" w:after="0"/>
+            </w:pPr>
+            <w:r>
+              <w:rPr>
+                <w:rFonts w:ascii="Times New Roman" w:hAnsi="Times New Roman" w:eastAsia="Yu Mincho"/>
+                <w:sz w:val="18"/>
+              </w:rPr>
+              <w:t xml:space="preserve">Not used</w:t>
+            </w:r>
+          </w:p>
+        </w:tc>
+        <w:tc>
+          <w:tcPr>
+            <w:vAlign w:val="center"/>
+          </w:tcPr>
+          <w:p>
+            <w:pPr>
+              <w:pStyle w:val="Compact"/>
+              <w:spacing w:line="240" w:lineRule="auto" w:after="0"/>
+              <w:jc w:val="right"/>
+            </w:pPr>
+            <w:r>
+              <w:rPr>
+                <w:rFonts w:ascii="Times New Roman" w:hAnsi="Times New Roman" w:eastAsia="Yu Mincho"/>
+                <w:sz w:val="18"/>
+              </w:rPr>
+              <w:t xml:space="preserve">112 (76.2)</w:t>
+            </w:r>
+          </w:p>
+        </w:tc>
+      </w:tr>
+      <w:tr>
+        <w:trPr>
+          <w:cantSplit/>
+        </w:trPr>
+        <w:tc>
+          <w:tcPr>
+            <w:vAlign w:val="center"/>
+          </w:tcPr>
+          <w:p>
+            <w:pPr>
+              <w:pStyle w:val="Compact"/>
+              <w:spacing w:line="240" w:lineRule="auto" w:after="0"/>
+            </w:pPr>
+            <w:r>
+              <w:rPr>
+                <w:rFonts w:ascii="Times New Roman" w:hAnsi="Times New Roman" w:eastAsia="Yu Mincho"/>
+                <w:sz w:val="18"/>
+              </w:rPr>
+              <w:t xml:space="preserve">Central heating</w:t>
+            </w:r>
+          </w:p>
+        </w:tc>
+        <w:tc>
+          <w:tcPr>
+            <w:vAlign w:val="center"/>
+          </w:tcPr>
+          <w:p>
+            <w:pPr>
+              <w:pStyle w:val="Compact"/>
+              <w:spacing w:line="240" w:lineRule="auto" w:after="0"/>
+            </w:pPr>
+            <w:r>
+              <w:rPr>
+                <w:rFonts w:ascii="Times New Roman" w:hAnsi="Times New Roman" w:eastAsia="Yu Mincho"/>
+                <w:sz w:val="18"/>
+              </w:rPr>
+              <w:t xml:space="preserve">Missing</w:t>
+            </w:r>
+          </w:p>
+        </w:tc>
+        <w:tc>
+          <w:tcPr>
+            <w:vAlign w:val="center"/>
+          </w:tcPr>
+          <w:p>
+            <w:pPr>
+              <w:pStyle w:val="Compact"/>
+              <w:spacing w:line="240" w:lineRule="auto" w:after="0"/>
+              <w:jc w:val="right"/>
+            </w:pPr>
+            <w:r>
+              <w:rPr>
+                <w:rFonts w:ascii="Times New Roman" w:hAnsi="Times New Roman" w:eastAsia="Yu Mincho"/>
+                <w:sz w:val="18"/>
+              </w:rPr>
+              <w:t xml:space="preserve">7 (4.8)</w:t>
+            </w:r>
+          </w:p>
+        </w:tc>
+      </w:tr>
+      <w:tr>
+        <w:trPr>
+          <w:cantSplit/>
+        </w:trPr>
+        <w:tc>
+          <w:tcPr>
+            <w:vAlign w:val="center"/>
+          </w:tcPr>
+          <w:p>
+            <w:pPr>
+              <w:pStyle w:val="Compact"/>
+              <w:spacing w:line="240" w:lineRule="auto" w:after="0"/>
+            </w:pPr>
+            <w:r>
+              <w:rPr>
+                <w:rFonts w:ascii="Times New Roman" w:hAnsi="Times New Roman" w:eastAsia="Yu Mincho"/>
+                <w:sz w:val="18"/>
+              </w:rPr>
+              <w:t xml:space="preserve">Perceived coldness</w:t>
+            </w:r>
+          </w:p>
+        </w:tc>
+        <w:tc>
+          <w:tcPr>
+            <w:vAlign w:val="center"/>
+          </w:tcPr>
+          <w:p>
+            <w:pPr>
+              <w:pStyle w:val="Compact"/>
+              <w:spacing w:line="240" w:lineRule="auto" w:after="0"/>
+            </w:pPr>
+            <w:r>
+              <w:rPr>
+                <w:rFonts w:ascii="Times New Roman" w:hAnsi="Times New Roman" w:eastAsia="Yu Mincho"/>
+                <w:sz w:val="18"/>
+              </w:rPr>
+              <w:t xml:space="preserve">Bathroom score 5-7</w:t>
+            </w:r>
+          </w:p>
+        </w:tc>
+        <w:tc>
+          <w:tcPr>
+            <w:vAlign w:val="center"/>
+          </w:tcPr>
+          <w:p>
+            <w:pPr>
+              <w:pStyle w:val="Compact"/>
+              <w:spacing w:line="240" w:lineRule="auto" w:after="0"/>
+              <w:jc w:val="right"/>
+            </w:pPr>
+            <w:r>
+              <w:rPr>
+                <w:rFonts w:ascii="Times New Roman" w:hAnsi="Times New Roman" w:eastAsia="Yu Mincho"/>
+                <w:sz w:val="18"/>
+              </w:rPr>
+              <w:t xml:space="preserve">66 (44.9)</w:t>
+            </w:r>
+          </w:p>
+        </w:tc>
+      </w:tr>
+      <w:tr>
+        <w:trPr>
+          <w:cantSplit/>
+        </w:trPr>
+        <w:tc>
+          <w:tcPr>
+            <w:vAlign w:val="center"/>
+          </w:tcPr>
+          <w:p>
+            <w:pPr>
+              <w:pStyle w:val="Compact"/>
+              <w:spacing w:line="240" w:lineRule="auto" w:after="0"/>
+            </w:pPr>
+            <w:r>
+              <w:rPr>
+                <w:rFonts w:ascii="Times New Roman" w:hAnsi="Times New Roman" w:eastAsia="Yu Mincho"/>
+                <w:sz w:val="18"/>
+              </w:rPr>
+              <w:t xml:space="preserve">Perceived coldness</w:t>
+            </w:r>
+          </w:p>
+        </w:tc>
+        <w:tc>
+          <w:tcPr>
+            <w:vAlign w:val="center"/>
+          </w:tcPr>
+          <w:p>
+            <w:pPr>
+              <w:pStyle w:val="Compact"/>
+              <w:spacing w:line="240" w:lineRule="auto" w:after="0"/>
+            </w:pPr>
+            <w:r>
+              <w:rPr>
+                <w:rFonts w:ascii="Times New Roman" w:hAnsi="Times New Roman" w:eastAsia="Yu Mincho"/>
+                <w:sz w:val="18"/>
+              </w:rPr>
+              <w:t xml:space="preserve">Dressing-room score 5-7</w:t>
+            </w:r>
+          </w:p>
+        </w:tc>
+        <w:tc>
+          <w:tcPr>
+            <w:vAlign w:val="center"/>
+          </w:tcPr>
+          <w:p>
+            <w:pPr>
+              <w:pStyle w:val="Compact"/>
+              <w:spacing w:line="240" w:lineRule="auto" w:after="0"/>
+              <w:jc w:val="right"/>
+            </w:pPr>
+            <w:r>
+              <w:rPr>
+                <w:rFonts w:ascii="Times New Roman" w:hAnsi="Times New Roman" w:eastAsia="Yu Mincho"/>
+                <w:sz w:val="18"/>
+              </w:rPr>
+              <w:t xml:space="preserve">77 (52.4)</w:t>
+            </w:r>
+          </w:p>
+        </w:tc>
+      </w:tr>
+    </w:tbl>
+    <w:p>
+      <w:pPr>
+        <w:pStyle w:val="BodyText"/>
+      </w:pPr>
+      <w:r>
+        <w:rPr>
+          <w:rFonts w:ascii="Times New Roman" w:hAnsi="Times New Roman" w:eastAsia="Yu Mincho"/>
+          <w:sz w:val="24"/>
+        </w:rPr>
+        <w:t xml:space="preserve">Values are n (%), with all 147 respondents as the denominator. Coldness scores ranged from 1 (very warm) to 7 (very cold); scores 5-7 were classified as perceived coldness.</w:t>
+      </w:r>
+    </w:p>
+    <w:bookmarkEnd w:id="28"/>
+    <w:bookmarkEnd w:id="29"/>
+    <w:bookmarkStart w:id="31" w:name="figure-legends"/>
+    <w:p>
+      <w:pPr>
+        <w:pStyle w:val="Heading2"/>
+        <w:pageBreakBefore/>
+      </w:pPr>
+      <w:r>
+        <w:rPr>
+          <w:rFonts w:ascii="Times New Roman" w:hAnsi="Times New Roman" w:eastAsia="Yu Mincho"/>
+          <w:sz w:val="24"/>
+        </w:rPr>
+        <w:t xml:space="preserve">Figure Legends</w:t>
+      </w:r>
+    </w:p>
+    <w:bookmarkStart w:id="30" w:name="X0ab4bd3df955986c91b583f2d5a0dc190ac02ea"/>
+    <w:p>
+      <w:pPr>
+        <w:pStyle w:val="Heading3"/>
+      </w:pPr>
+      <w:r>
+        <w:rPr>
+          <w:rFonts w:ascii="Times New Roman" w:hAnsi="Times New Roman" w:eastAsia="Yu Mincho"/>
+          <w:sz w:val="24"/>
+        </w:rPr>
+        <w:t xml:space="preserve">Figure 1. Reasons for non-installation or non-use by perceived bathroom coldness</w:t>
+      </w:r>
+    </w:p>
+    <w:p>
+      <w:pPr>
+        <w:pStyle w:val="FirstParagraph"/>
+      </w:pPr>
+      <w:r>
+        <w:rPr>
+          <w:rFonts w:ascii="Times New Roman" w:hAnsi="Times New Roman" w:eastAsia="Yu Mincho"/>
+          <w:sz w:val="24"/>
+        </w:rPr>
+        <w:t xml:space="preserve">The analysis includes 112 respondents who had not installed or did not use a bathroom heater-dryer. The coldness 5-7 and coldness 1-4 groups included 62 and 50 respondents, respectively. Reasons were collected as multiple responses. Reasons 2-7 denote selection of any prespecified constraint; cost-related reasons comprise reasons 2-3, and housing/installation-related reasons comprise reasons 4-5. Group proportions are shown as n/N (%) with Wilson 95% confidence intervals. Differences are coldness 5-7 minus coldness 1-4 and are shown with Newcombe-Wilson 95% confidence intervals. Comparisons are exploratory and were not adjusted for multiplicity.</w:t>
+      </w:r>
+    </w:p>
+    <w:bookmarkEnd w:id="30"/>
+    <w:bookmarkEnd w:id="31"/>
+    <w:bookmarkStart w:id="36" w:name="figures"/>
+    <w:p>
+      <w:pPr>
+        <w:pStyle w:val="Heading2"/>
+        <w:pageBreakBefore/>
+      </w:pPr>
+      <w:r>
+        <w:rPr>
+          <w:rFonts w:ascii="Times New Roman" w:hAnsi="Times New Roman" w:eastAsia="Yu Mincho"/>
+          <w:sz w:val="24"/>
+        </w:rPr>
         <w:t xml:space="preserve">Figures</w:t>
       </w:r>
     </w:p>
-    <w:bookmarkStart w:id="31" w:name="figure-1"/>
+    <w:bookmarkStart w:id="35" w:name="figure-1"/>
     <w:p>
       <w:pPr>
         <w:pStyle w:val="Heading3"/>
@@ -1583,20 +3161,20 @@
         </w:rPr>
         <w:drawing>
           <wp:inline>
-            <wp:extent cx="5067300" cy="4566615"/>
+            <wp:extent cx="5067300" cy="2541499"/>
             <wp:effectExtent b="0" l="0" r="0" t="0"/>
-            <wp:docPr descr="deliverables/figures/onki_short_report_figure1_participant_profile_en.png" title="" id="29" name="Picture"/>
+            <wp:docPr descr="deliverables/figures/onki_short_report_figure1_reasons_by_bathroom_coldness_en.png" title="" id="33" name="Picture"/>
             <a:graphic>
               <a:graphicData uri="http://schemas.openxmlformats.org/drawingml/2006/picture">
                 <pic:pic>
                   <pic:nvPicPr>
-                    <pic:cNvPr descr="deliverables/figures/onki_short_report_figure1_participant_profile_en.png" id="30" name="Picture"/>
+                    <pic:cNvPr descr="deliverables/figures/onki_short_report_figure1_reasons_by_bathroom_coldness_en.png" id="34" name="Picture"/>
                     <pic:cNvPicPr>
                       <a:picLocks noChangeArrowheads="1" noChangeAspect="1"/>
                     </pic:cNvPicPr>
                   </pic:nvPicPr>
                   <pic:blipFill>
-                    <a:blip r:embed="rId28"/>
+                    <a:blip r:embed="rId32"/>
                     <a:stretch>
                       <a:fillRect/>
                     </a:stretch>
@@ -1604,7 +3182,7 @@
                   <pic:spPr bwMode="auto">
                     <a:xfrm>
                       <a:off x="0" y="0"/>
-                      <a:ext cx="5067300" cy="4566615"/>
+                      <a:ext cx="5067300" cy="2541499"/>
                     </a:xfrm>
                     <a:prstGeom prst="rect">
                       <a:avLst/>
@@ -1630,308 +3208,9 @@
         <w:t xml:space="preserve"> </w:t>
       </w:r>
     </w:p>
-    <w:bookmarkEnd w:id="31"/>
-    <w:bookmarkStart w:id="35" w:name="figure-2"/>
-    <w:p>
-      <w:pPr>
-        <w:pStyle w:val="Heading3"/>
-        <w:pageBreakBefore/>
-      </w:pPr>
-      <w:r>
-        <w:rPr>
-          <w:rFonts w:ascii="Times New Roman" w:hAnsi="Times New Roman" w:eastAsia="Yu Mincho"/>
-          <w:sz w:val="24"/>
-        </w:rPr>
-        <w:t xml:space="preserve">Figure 2</w:t>
-      </w:r>
-    </w:p>
-    <w:p>
-      <w:pPr>
-        <w:pStyle w:val="FirstParagraph"/>
-        <w:spacing w:line="240" w:lineRule="auto"/>
-      </w:pPr>
-      <w:r>
-        <w:rPr>
-          <w:rFonts w:ascii="Times New Roman" w:hAnsi="Times New Roman" w:eastAsia="Yu Mincho"/>
-          <w:sz w:val="24"/>
-        </w:rPr>
-        <w:drawing>
-          <wp:inline>
-            <wp:extent cx="5067300" cy="2773830"/>
-            <wp:effectExtent b="0" l="0" r="0" t="0"/>
-            <wp:docPr descr="deliverables/figures/onki_short_report_figure2_heating_concurrent_use_en.png" title="" id="33" name="Picture"/>
-            <a:graphic>
-              <a:graphicData uri="http://schemas.openxmlformats.org/drawingml/2006/picture">
-                <pic:pic>
-                  <pic:nvPicPr>
-                    <pic:cNvPr descr="deliverables/figures/onki_short_report_figure2_heating_concurrent_use_en.png" id="34" name="Picture"/>
-                    <pic:cNvPicPr>
-                      <a:picLocks noChangeArrowheads="1" noChangeAspect="1"/>
-                    </pic:cNvPicPr>
-                  </pic:nvPicPr>
-                  <pic:blipFill>
-                    <a:blip r:embed="rId32"/>
-                    <a:stretch>
-                      <a:fillRect/>
-                    </a:stretch>
-                  </pic:blipFill>
-                  <pic:spPr bwMode="auto">
-                    <a:xfrm>
-                      <a:off x="0" y="0"/>
-                      <a:ext cx="5067300" cy="2773830"/>
-                    </a:xfrm>
-                    <a:prstGeom prst="rect">
-                      <a:avLst/>
-                    </a:prstGeom>
-                    <a:noFill/>
-                    <a:ln w="9525">
-                      <a:noFill/>
-                      <a:headEnd/>
-                      <a:tailEnd/>
-                    </a:ln>
-                  </pic:spPr>
-                </pic:pic>
-              </a:graphicData>
-            </a:graphic>
-          </wp:inline>
-        </w:drawing>
-      </w:r>
-      <w:r>
-        <w:rPr>
-          <w:rFonts w:ascii="Times New Roman" w:hAnsi="Times New Roman" w:eastAsia="Yu Mincho"/>
-          <w:sz w:val="24"/>
-        </w:rPr>
-        <w:t xml:space="preserve"> </w:t>
-      </w:r>
-    </w:p>
     <w:bookmarkEnd w:id="35"/>
-    <w:bookmarkStart w:id="39" w:name="figure-3"/>
-    <w:p>
-      <w:pPr>
-        <w:pStyle w:val="Heading3"/>
-        <w:pageBreakBefore/>
-      </w:pPr>
-      <w:r>
-        <w:rPr>
-          <w:rFonts w:ascii="Times New Roman" w:hAnsi="Times New Roman" w:eastAsia="Yu Mincho"/>
-          <w:sz w:val="24"/>
-        </w:rPr>
-        <w:t xml:space="preserve">Figure 3</w:t>
-      </w:r>
-    </w:p>
-    <w:p>
-      <w:pPr>
-        <w:pStyle w:val="FirstParagraph"/>
-        <w:spacing w:line="240" w:lineRule="auto"/>
-      </w:pPr>
-      <w:r>
-        <w:rPr>
-          <w:rFonts w:ascii="Times New Roman" w:hAnsi="Times New Roman" w:eastAsia="Yu Mincho"/>
-          <w:sz w:val="24"/>
-        </w:rPr>
-        <w:drawing>
-          <wp:inline>
-            <wp:extent cx="5067300" cy="1933045"/>
-            <wp:effectExtent b="0" l="0" r="0" t="0"/>
-            <wp:docPr descr="deliverables/figures/onki_short_report_figure3_barrier_by_bathroom_coldness_en.png" title="" id="37" name="Picture"/>
-            <a:graphic>
-              <a:graphicData uri="http://schemas.openxmlformats.org/drawingml/2006/picture">
-                <pic:pic>
-                  <pic:nvPicPr>
-                    <pic:cNvPr descr="deliverables/figures/onki_short_report_figure3_barrier_by_bathroom_coldness_en.png" id="38" name="Picture"/>
-                    <pic:cNvPicPr>
-                      <a:picLocks noChangeArrowheads="1" noChangeAspect="1"/>
-                    </pic:cNvPicPr>
-                  </pic:nvPicPr>
-                  <pic:blipFill>
-                    <a:blip r:embed="rId36"/>
-                    <a:stretch>
-                      <a:fillRect/>
-                    </a:stretch>
-                  </pic:blipFill>
-                  <pic:spPr bwMode="auto">
-                    <a:xfrm>
-                      <a:off x="0" y="0"/>
-                      <a:ext cx="5067300" cy="1933045"/>
-                    </a:xfrm>
-                    <a:prstGeom prst="rect">
-                      <a:avLst/>
-                    </a:prstGeom>
-                    <a:noFill/>
-                    <a:ln w="9525">
-                      <a:noFill/>
-                      <a:headEnd/>
-                      <a:tailEnd/>
-                    </a:ln>
-                  </pic:spPr>
-                </pic:pic>
-              </a:graphicData>
-            </a:graphic>
-          </wp:inline>
-        </w:drawing>
-      </w:r>
-      <w:r>
-        <w:rPr>
-          <w:rFonts w:ascii="Times New Roman" w:hAnsi="Times New Roman" w:eastAsia="Yu Mincho"/>
-          <w:sz w:val="24"/>
-        </w:rPr>
-        <w:t xml:space="preserve"> </w:t>
-      </w:r>
-    </w:p>
-    <w:bookmarkEnd w:id="39"/>
-    <w:bookmarkEnd w:id="40"/>
-    <w:bookmarkStart w:id="44" w:name="figure-legends"/>
-    <w:p>
-      <w:pPr>
-        <w:pStyle w:val="Heading2"/>
-        <w:pageBreakBefore/>
-      </w:pPr>
-      <w:r>
-        <w:rPr>
-          <w:rFonts w:ascii="Times New Roman" w:hAnsi="Times New Roman" w:eastAsia="Yu Mincho"/>
-          <w:sz w:val="24"/>
-        </w:rPr>
-        <w:t xml:space="preserve">Figure Legends</w:t>
-      </w:r>
-    </w:p>
-    <w:bookmarkStart w:id="41" w:name="Xb84269f00d39d33302d680302d1de42f4a8b850"/>
-    <w:p>
-      <w:pPr>
-        <w:pStyle w:val="Heading3"/>
-      </w:pPr>
-      <w:r>
-        <w:rPr>
-          <w:rFonts w:ascii="Times New Roman" w:hAnsi="Times New Roman" w:eastAsia="Yu Mincho"/>
-          <w:sz w:val="24"/>
-        </w:rPr>
-        <w:t xml:space="preserve">Figure 1. Participant and housing characteristics</w:t>
-      </w:r>
-    </w:p>
-    <w:p>
-      <w:pPr>
-        <w:pStyle w:val="FirstParagraph"/>
-      </w:pPr>
-      <w:r>
-        <w:rPr>
-          <w:rFonts w:ascii="Times New Roman" w:hAnsi="Times New Roman" w:eastAsia="Yu Mincho"/>
-          <w:sz w:val="24"/>
-        </w:rPr>
-        <w:t xml:space="preserve">The panels show age, housing type, bathroom heater-dryer installation and use status, and perceived coldness in the bathroom and dressing room. Percentages use all 147 respondents as the denominator. Coldness scores of 5-7 correspond to</w:t>
-      </w:r>
-      <w:r>
-        <w:rPr>
-          <w:rFonts w:ascii="Times New Roman" w:hAnsi="Times New Roman" w:eastAsia="Yu Mincho"/>
-          <w:sz w:val="24"/>
-        </w:rPr>
-        <w:t xml:space="preserve"> </w:t>
-      </w:r>
-      <w:r>
-        <w:rPr>
-          <w:rFonts w:ascii="Times New Roman" w:hAnsi="Times New Roman" w:eastAsia="Yu Mincho"/>
-          <w:sz w:val="24"/>
-        </w:rPr>
-        <w:t xml:space="preserve">“somewhat cold,”</w:t>
-      </w:r>
-      <w:r>
-        <w:rPr>
-          <w:rFonts w:ascii="Times New Roman" w:hAnsi="Times New Roman" w:eastAsia="Yu Mincho"/>
-          <w:sz w:val="24"/>
-        </w:rPr>
-        <w:t xml:space="preserve"> </w:t>
-      </w:r>
-      <w:r>
-        <w:rPr>
-          <w:rFonts w:ascii="Times New Roman" w:hAnsi="Times New Roman" w:eastAsia="Yu Mincho"/>
-          <w:sz w:val="24"/>
-        </w:rPr>
-        <w:t xml:space="preserve">“cold,”</w:t>
-      </w:r>
-      <w:r>
-        <w:rPr>
-          <w:rFonts w:ascii="Times New Roman" w:hAnsi="Times New Roman" w:eastAsia="Yu Mincho"/>
-          <w:sz w:val="24"/>
-        </w:rPr>
-        <w:t xml:space="preserve"> </w:t>
-      </w:r>
-      <w:r>
-        <w:rPr>
-          <w:rFonts w:ascii="Times New Roman" w:hAnsi="Times New Roman" w:eastAsia="Yu Mincho"/>
-          <w:sz w:val="24"/>
-        </w:rPr>
-        <w:t xml:space="preserve">or</w:t>
-      </w:r>
-      <w:r>
-        <w:rPr>
-          <w:rFonts w:ascii="Times New Roman" w:hAnsi="Times New Roman" w:eastAsia="Yu Mincho"/>
-          <w:sz w:val="24"/>
-        </w:rPr>
-        <w:t xml:space="preserve"> </w:t>
-      </w:r>
-      <w:r>
-        <w:rPr>
-          <w:rFonts w:ascii="Times New Roman" w:hAnsi="Times New Roman" w:eastAsia="Yu Mincho"/>
-          <w:sz w:val="24"/>
-        </w:rPr>
-        <w:t xml:space="preserve">“very cold.”</w:t>
-      </w:r>
-    </w:p>
-    <w:bookmarkEnd w:id="41"/>
-    <w:bookmarkStart w:id="42" w:name="X403c4685edc8c09d8476d65ef05f4f21f8f6a80"/>
-    <w:p>
-      <w:pPr>
-        <w:pStyle w:val="Heading3"/>
-        <w:pageBreakBefore/>
-      </w:pPr>
-      <w:r>
-        <w:rPr>
-          <w:rFonts w:ascii="Times New Roman" w:hAnsi="Times New Roman" w:eastAsia="Yu Mincho"/>
-          <w:sz w:val="24"/>
-        </w:rPr>
-        <w:t xml:space="preserve">Figure 2. Central heating use and concurrent bathroom heater-dryer use</w:t>
-      </w:r>
-    </w:p>
-    <w:p>
-      <w:pPr>
-        <w:pStyle w:val="FirstParagraph"/>
-      </w:pPr>
-      <w:r>
-        <w:rPr>
-          <w:rFonts w:ascii="Times New Roman" w:hAnsi="Times New Roman" w:eastAsia="Yu Mincho"/>
-          <w:sz w:val="24"/>
-        </w:rPr>
-        <w:t xml:space="preserve">The left panel includes 140 respondents who provided information on central heating use; 7 respondents with missing information were excluded. The right panel is restricted to the 28 central heating users. Respondents who had installed but did not use a bathroom heater-dryer and those who had not installed one were classified as not concurrently using one.</w:t>
-      </w:r>
-    </w:p>
-    <w:bookmarkEnd w:id="42"/>
-    <w:bookmarkStart w:id="43" w:name="X4e84cdd00d77db9a1930a71eb9fed903a603143"/>
-    <w:p>
-      <w:pPr>
-        <w:pStyle w:val="Heading3"/>
-        <w:pageBreakBefore/>
-      </w:pPr>
-      <w:r>
-        <w:rPr>
-          <w:rFonts w:ascii="Times New Roman" w:hAnsi="Times New Roman" w:eastAsia="Yu Mincho"/>
-          <w:sz w:val="24"/>
-        </w:rPr>
-        <w:t xml:space="preserve">Figure 3. Barriers to installation or use by perceived bathroom coldness</w:t>
-      </w:r>
-    </w:p>
-    <w:p>
-      <w:pPr>
-        <w:pStyle w:val="FirstParagraph"/>
-      </w:pPr>
-      <w:r>
-        <w:rPr>
-          <w:rFonts w:ascii="Times New Roman" w:hAnsi="Times New Roman" w:eastAsia="Yu Mincho"/>
-          <w:sz w:val="24"/>
-        </w:rPr>
-        <w:t xml:space="preserve">The analysis includes 112 respondents who had not installed or did not use a bathroom heater-dryer. At least one barrier was defined as selection of any reason from 2 to 7. Reasons were collected as multiple responses. The coldness 5-7 and coldness 1-4 groups included 62 and 50 respondents, respectively.</w:t>
-      </w:r>
-    </w:p>
-    <w:bookmarkEnd w:id="43"/>
-    <w:bookmarkEnd w:id="44"/>
-    <w:bookmarkEnd w:id="45"/>
+    <w:bookmarkEnd w:id="36"/>
+    <w:bookmarkEnd w:id="37"/>
     <w:sectPr>
       <w:footnotePr>
         <w:numRestart w:val="eachSect"/>

--- a/deliverables/05_manuscript/onki_short_report_ja_submission.docx
+++ b/deliverables/05_manuscript/onki_short_report_ja_submission.docx
@@ -224,49 +224,7 @@
           <w:rFonts w:hint="eastAsia" w:ascii="Times New Roman" w:hAnsi="Times New Roman" w:eastAsia="Yu Mincho"/>
           <w:sz w:val="24"/>
         </w:rPr>
-        <w:t xml:space="preserve">目的：前報の探索的解析で低い浴室暖房乾燥機設置率かつ高い標準化死亡比の寒冷県候補となった青森県において、浴室暖房乾燥機の未設置・未使用理由と浴室寒さ体感との関係を主に記述し、セントラル暖房の使用および浴室暖房乾燥機との併用を副次的に検討する。方法：2026年3月11日-4月30日に五所川原市内で無記名の横断質問紙調査を行った。190部を配布し154部を回収した。主要解析は147人、セントラル暖房別解析は140人を対象とし、割合のWilson</w:t>
-      </w:r>
-      <w:r>
-        <w:rPr>
-          <w:rFonts w:ascii="Times New Roman" w:hAnsi="Times New Roman" w:eastAsia="Yu Mincho"/>
-          <w:sz w:val="24"/>
-        </w:rPr>
-        <w:t xml:space="preserve"> </w:t>
-      </w:r>
-      <w:r>
-        <w:rPr>
-          <w:rFonts w:hint="eastAsia" w:ascii="Times New Roman" w:hAnsi="Times New Roman" w:eastAsia="Yu Mincho"/>
-          <w:sz w:val="24"/>
-        </w:rPr>
-        <w:t xml:space="preserve">95%信頼区間（CI）と群間の割合差のNewcombe</w:t>
-      </w:r>
-      <w:r>
-        <w:rPr>
-          <w:rFonts w:ascii="Times New Roman" w:hAnsi="Times New Roman" w:eastAsia="Yu Mincho"/>
-          <w:sz w:val="24"/>
-        </w:rPr>
-        <w:t xml:space="preserve"> </w:t>
-      </w:r>
-      <w:r>
-        <w:rPr>
-          <w:rFonts w:hint="eastAsia" w:ascii="Times New Roman" w:hAnsi="Times New Roman" w:eastAsia="Yu Mincho"/>
-          <w:sz w:val="24"/>
-        </w:rPr>
-        <w:t xml:space="preserve">95%CIを算出した。結果：浴室寒さ5-7群は66/147人（44.9%）であった。浴室暖房乾燥機の未使用・未設置者112人では、「障壁あり」が69人（61.6%）、不要が31人（27.7%）であった。障壁ありは浴室寒さ5-7群で53/62人（85.5%）、寒さ1-4群で16/50人（32.0%）で、割合差は53.5パーセントポイント（95%CI</w:t>
-      </w:r>
-      <w:r>
-        <w:rPr>
-          <w:rFonts w:ascii="Times New Roman" w:hAnsi="Times New Roman" w:eastAsia="Yu Mincho"/>
-          <w:sz w:val="24"/>
-        </w:rPr>
-        <w:t xml:space="preserve"> [35.9, </w:t>
-      </w:r>
-      <w:r>
-        <w:rPr>
-          <w:rFonts w:hint="eastAsia" w:ascii="Times New Roman" w:hAnsi="Times New Roman" w:eastAsia="Yu Mincho"/>
-          <w:sz w:val="24"/>
-        </w:rPr>
-        <w:t xml:space="preserve">66.6]）であった。セントラル暖房使用者は28/140人（20.0%）で、そのうち19/28人が浴室暖房乾燥機も使用していた。結論：便宜抽出標本内で、浴室を寒いと感じながら費用または設置上の制約を回答した者が観察された。セントラル暖房と浴室暖房乾燥機の併用も多く、単純な代替関係だけでは本標本の設備利用パターンを説明しにくかった。</w:t>
+        <w:t xml:space="preserve">目的：前報の探索的解析で低い浴室暖房乾燥機設置率かつ高い標準化死亡比の寒冷県候補となった青森県において、浴室暖房乾燥機の未設置・未使用理由を浴室寒さ体感別に主に記述し、セントラル暖房の使用および浴室暖房乾燥機との併用を副次的に記述する。方法：2026年3月11日-4月30日に五所川原市内で無記名の横断質問紙調査を行った。190部を配布し154部を回収した。主要解析は147人、セントラル暖房別解析は140人を対象とし、寒さ体感群別に人数と割合を記述した。結果：浴室寒さ5-7群は66/147人（44.9%）であった。浴室暖房乾燥機の不使用者112人では、費用または住宅・設置制約を66人（58.9%）、不要を31人（27.7%）が回答した。費用または住宅・設置制約を回答した者は、浴室寒さ5-7群で51/62人（82.3%）、寒さ1-4群で15/50人（30.0%）であった。セントラル暖房使用者は28/140人（20.0%）で、そのうち19/28人が浴室暖房乾燥機も使用していた。結論：便宜抽出標本内で、浴室を寒いと感じながら費用または設置上の制約を回答した者が観察された。セントラル暖房使用者28人中19人に浴室暖房乾燥機との併用が観察され、単純な排他的代替だけでは本標本の設備利用パターンを説明しにくかった。</w:t>
       </w:r>
     </w:p>
     <w:p>
@@ -330,7 +288,7 @@
           <w:rFonts w:hint="eastAsia" w:ascii="Times New Roman" w:hAnsi="Times New Roman" w:eastAsia="Yu Mincho"/>
           <w:sz w:val="24"/>
         </w:rPr>
-        <w:t xml:space="preserve">そこで本研究では、青森県五所川原市内で配布した質問紙の便宜抽出標本を用い、浴室暖房乾燥機を設置していない、または使用していない回答者が挙げた理由の内訳と、浴室の寒さ体感との関係を主に記述することを目的とした。副次的に、セントラル暖房の使用状況および浴室暖房乾燥機との併用状況を記述した。</w:t>
+        <w:t xml:space="preserve">そこで本研究では、青森県五所川原市内で配布した質問紙の便宜抽出標本を用い、浴室暖房乾燥機を設置していない、または使用していない回答者が挙げた理由の内訳を、浴室の寒さ体感別に記述することを目的とした。副次的に、セントラル暖房の使用状況および浴室暖房乾燥機との併用状況を記述した。</w:t>
       </w:r>
     </w:p>
     <w:bookmarkEnd w:id="11"/>
@@ -428,7 +386,7 @@
           <w:rFonts w:hint="eastAsia" w:ascii="Times New Roman" w:hAnsi="Times New Roman" w:eastAsia="Yu Mincho"/>
           <w:sz w:val="24"/>
         </w:rPr>
-        <w:t xml:space="preserve">基本属性、住宅条件、冬季の自宅入浴頻度、暖房設備、ならびに冬季の脱衣所および浴室の寒さ体感を尋ねた。浴室暖房乾燥機の回答肢は「設置して使用」「設置しているが未使用」「未設置」とし、後二者を合わせて「不使用者」と定義した。不使用者には未設置・未使用理由を複数回答で尋ねた。質問票では、セントラル暖房を、1か所の熱源で作った温水を配管で各室へ送り、パネルヒーター、ファンコンベクターまたは床暖房などで住宅全体を暖める方式と説明し、使用状況を「24時間使用」「時間限定使用」「不使用」で尋ねた。</w:t>
+        <w:t xml:space="preserve">回答者の基本属性、住宅条件、冬季の自宅入浴頻度、暖房設備、ならびに冬季の脱衣所および浴室の寒さ体感を尋ねた。浴室暖房乾燥機の回答肢は「設置して使用」「設置しているが未使用」「未設置」とし、後二者を合わせて「不使用者」と定義した。不使用者には未設置・未使用理由を複数回答で尋ねた。質問票では、セントラル暖房を「1か所の熱源で作った温水を配管で各室へ送り、パネルヒーター、ファンコンベクターまたは床暖房などで住宅全体を暖める方式」と説明し、使用状況を「24時間使用」「時間限定使用」「不使用」で尋ねた。</w:t>
       </w:r>
     </w:p>
     <w:p>
@@ -440,7 +398,7 @@
           <w:rFonts w:hint="eastAsia" w:ascii="Times New Roman" w:hAnsi="Times New Roman" w:eastAsia="Yu Mincho"/>
           <w:sz w:val="24"/>
         </w:rPr>
-        <w:t xml:space="preserve">これらの理由のうち、理由1「既に十分暖かいので必要がない」を「不要」とした。理由2「電気代が気になる」と理由3「設置費用が高い」を「費用系」、理由4「住宅の構造上、設置が難しい」と理由5「賃貸で工事できない」を「住宅・設置制約系」、理由6「使い方がわからない」と理由7「故障中で使えない」を「使用方法・故障系」とした。理由2-7のいずれかを選択した者を「障壁あり」とした。理由8は「その他」とした。複数回答であるため、「不要」と「障壁あり」の重複、および障壁分類間の重複を許容した。</w:t>
+        <w:t xml:space="preserve">これらの理由のうち、理由1「既に十分暖かいので必要がない」を「不要」とした。理由2「電気代が気になる」と理由3「設置費用が高い」を「費用系」、理由4「住宅の構造上、設置が難しい」と理由5「賃貸で工事できない」を「住宅・設置制約系」、理由6「使い方がわからない」と理由7「故障中で使えない」を「使用方法・故障系」とした。理由2-5のいずれかを選択した者を「費用・住宅設置制約」、理由2-7のいずれかを選択した者を「障壁あり」とした。理由8は「その他」とした。複数回答であるため、「不要」と「障壁あり」の重複、および障壁分類間の重複を許容した。</w:t>
       </w:r>
     </w:p>
     <w:p>
@@ -497,7 +455,21 @@
           <w:rFonts w:hint="eastAsia" w:ascii="Times New Roman" w:hAnsi="Times New Roman" w:eastAsia="Yu Mincho"/>
           <w:sz w:val="24"/>
         </w:rPr>
-        <w:t xml:space="preserve">カテゴリ変数は人数と割合で示した。未設置・未使用理由は、「不要」、理由2-7のいずれか、費用系、住宅・設置制約系の4分類について寒さ2群の割合を比較した。割合の95%CIはWilson法、寒さ5-7群から寒さ1-4群を引いた割合差の95%CIはNewcombe-Wilson法で算出した。理由分類別比較は探索的解析とし、多重性の調整、調整回帰およびp値による評価は行わなかった。理由2-5のいずれかに限定した感度解析も行った。解析にはPython</w:t>
+        <w:t xml:space="preserve">カテゴリ変数は人数と割合で示した。未設置・未使用理由は、費用・住宅設置制約、費用系、住宅・設置制約系、理由2-7のいずれか、および不要の5分類について、寒さ2群別に人数と割合を記述した。各割合の95%CIはWilson法で算出し、Fig.</w:t>
+      </w:r>
+      <w:r>
+        <w:rPr>
+          <w:rFonts w:ascii="Times New Roman" w:hAnsi="Times New Roman" w:eastAsia="Yu Mincho"/>
+          <w:sz w:val="24"/>
+        </w:rPr>
+        <w:t xml:space="preserve"> </w:t>
+      </w:r>
+      <w:r>
+        <w:rPr>
+          <w:rFonts w:hint="eastAsia" w:ascii="Times New Roman" w:hAnsi="Times New Roman" w:eastAsia="Yu Mincho"/>
+          <w:sz w:val="24"/>
+        </w:rPr>
+        <w:t xml:space="preserve">1に示した。群間差、調整回帰およびp値による評価は行わなかった。解析にはPython</w:t>
       </w:r>
       <w:r>
         <w:rPr>
@@ -690,7 +662,7 @@
           <w:rFonts w:hint="eastAsia" w:ascii="Times New Roman" w:hAnsi="Times New Roman" w:eastAsia="Yu Mincho"/>
           <w:sz w:val="24"/>
         </w:rPr>
-        <w:t xml:space="preserve">不使用者112人のうち、理由2-7のいずれかを選択した者は69人（61.6%）、不要は31人（27.7%）であった。理由8「その他」は17人（15.2%）で、この理由のみを選択した者は15人（13.4%）であった。不要と理由2-7の両方を選択した者は3人であった。</w:t>
+        <w:t xml:space="preserve">不使用者112人のうち、費用・住宅設置制約を選択した者は66人（58.9%）、理由2-7のいずれかを選択した者は69人（61.6%）、不要は31人（27.7%）であった。理由8「その他」は17人（15.2%）で、この理由のみを選択した者は15人（13.4%）であった。不要と理由2-7の両方を選択した者は3人であった。</w:t>
       </w:r>
     </w:p>
     <w:p>
@@ -702,21 +674,7 @@
           <w:rFonts w:hint="eastAsia" w:ascii="Times New Roman" w:hAnsi="Times New Roman" w:eastAsia="Yu Mincho"/>
           <w:sz w:val="24"/>
         </w:rPr>
-        <w:t xml:space="preserve">寒さ5-7群と寒さ1-4群を比較すると、理由2-7のいずれかは53/62人（85.5%）対16/50人（32.0%）で、割合差は53.5パーセントポイント（95%CI</w:t>
-      </w:r>
-      <w:r>
-        <w:rPr>
-          <w:rFonts w:ascii="Times New Roman" w:hAnsi="Times New Roman" w:eastAsia="Yu Mincho"/>
-          <w:sz w:val="24"/>
-        </w:rPr>
-        <w:t xml:space="preserve"> [35.9, </w:t>
-      </w:r>
-      <w:r>
-        <w:rPr>
-          <w:rFonts w:hint="eastAsia" w:ascii="Times New Roman" w:hAnsi="Times New Roman" w:eastAsia="Yu Mincho"/>
-          <w:sz w:val="24"/>
-        </w:rPr>
-        <w:t xml:space="preserve">66.6]）であった。費用系は31/62人（50.0%）対10/50人（20.0%）、住宅・設置制約系は21/62人（33.9%）対6/50人（12.0%）であった。不要は4/62人（6.5%）対27/50人（54.0%）であった（Fig.</w:t>
+        <w:t xml:space="preserve">寒さ5-7群では、費用・住宅設置制約を51/62人（82.3%）、費用系を31/62人（50.0%）、住宅・設置制約系を21/62人（33.9%）、理由2-7のいずれかを53/62人（85.5%）、不要を4/62人（6.5%）が選択した。寒さ1-4群では、それぞれ15/50人（30.0%）、10/50人（20.0%）、6/50人（12.0%）、16/50人（32.0%）、27/50人（54.0%）であった（Fig.</w:t>
       </w:r>
       <w:r>
         <w:rPr>
@@ -730,35 +688,7 @@
           <w:rFonts w:hint="eastAsia" w:ascii="Times New Roman" w:hAnsi="Times New Roman" w:eastAsia="Yu Mincho"/>
           <w:sz w:val="24"/>
         </w:rPr>
-        <w:t xml:space="preserve">1）。理由2-5のいずれかに限定した感度解析では、寒さ5-7群で51/62人（82.3%、95%CI</w:t>
-      </w:r>
-      <w:r>
-        <w:rPr>
-          <w:rFonts w:ascii="Times New Roman" w:hAnsi="Times New Roman" w:eastAsia="Yu Mincho"/>
-          <w:sz w:val="24"/>
-        </w:rPr>
-        <w:t xml:space="preserve"> [71.0, </w:t>
-      </w:r>
-      <w:r>
-        <w:rPr>
-          <w:rFonts w:hint="eastAsia" w:ascii="Times New Roman" w:hAnsi="Times New Roman" w:eastAsia="Yu Mincho"/>
-          <w:sz w:val="24"/>
-        </w:rPr>
-        <w:t xml:space="preserve">89.8]）、寒さ1-4群で15/50人（30.0%）で、割合差は52.3パーセントポイント（95%CI</w:t>
-      </w:r>
-      <w:r>
-        <w:rPr>
-          <w:rFonts w:ascii="Times New Roman" w:hAnsi="Times New Roman" w:eastAsia="Yu Mincho"/>
-          <w:sz w:val="24"/>
-        </w:rPr>
-        <w:t xml:space="preserve"> [34.5, </w:t>
-      </w:r>
-      <w:r>
-        <w:rPr>
-          <w:rFonts w:hint="eastAsia" w:ascii="Times New Roman" w:hAnsi="Times New Roman" w:eastAsia="Yu Mincho"/>
-          <w:sz w:val="24"/>
-        </w:rPr>
-        <w:t xml:space="preserve">65.5]）であった。</w:t>
+        <w:t xml:space="preserve">1）。</w:t>
       </w:r>
     </w:p>
     <w:p>
@@ -804,7 +734,7 @@
           <w:rFonts w:hint="eastAsia" w:ascii="Times New Roman" w:hAnsi="Times New Roman" w:eastAsia="Yu Mincho"/>
           <w:sz w:val="24"/>
         </w:rPr>
-        <w:t xml:space="preserve">本調査の主要所見は、浴室を寒いと感じる不使用者62人のうち、51人（82.3%）が費用系または住宅・設置制約系の理由を選択したことである。内訳は費用系31人、住宅・設置制約系21人であり、浴室の寒さ対策を促す際には必要性の周知に加えて、使用費、設置費および住宅側の工事制約を考慮する必要があることを示す記述的所見である。</w:t>
+        <w:t xml:space="preserve">本調査の主要所見は、浴室を寒いと感じる不使用者62人のうち、51人（82.3%）が費用系または住宅・設置制約系の理由を選択したことである。内訳は費用系31人、住宅・設置制約系21人であった。このような回答が観察されたことから、浴室の寒さ対策を検討する際には、必要性の周知に加えて、使用費、設置費および住宅側の工事制約を把握する必要がある。</w:t>
       </w:r>
     </w:p>
     <w:p>
@@ -816,7 +746,7 @@
           <w:rFonts w:hint="eastAsia" w:ascii="Times New Roman" w:hAnsi="Times New Roman" w:eastAsia="Yu Mincho"/>
           <w:sz w:val="24"/>
         </w:rPr>
-        <w:t xml:space="preserve">理由は複数回答であり、理由1「不要」と理由2-7の重複も3人に認めたため、「障壁あり」と「障壁なし」を相互排他的に分類したものではない。寒さ2群間の53.5パーセントポイントの差も、費用・設置制約が寒さを生じさせたことを示す因果効果ではなく、寒さを感じる者が制約を理由として認識・回答しやすいという逆方向の解釈も可能である。理由2-5に限定した感度解析でも同様の分布を認めたが、これらは多重性を調整していない探索的比較である。</w:t>
+        <w:t xml:space="preserve">北海道では、浴室の寒さや室間温度差が他地域より小さいことが報告されている[3,4]。これらの知見を踏まえ、前報では、寒冷地においてセントラル暖房等の全館暖房が浴室暖房乾燥機を代替し得る可能性に言及した[2]。本調査では、セントラル暖房使用者28/140人のうち浴室寒さ5-7群は2人であり、19人は浴室暖房乾燥機も使用していた。この併用状況から、少なくとも本標本の設備利用パターンは、セントラル暖房による単純な排他的代替だけでは説明しにくかった。</w:t>
       </w:r>
     </w:p>
     <w:p>
@@ -828,7 +758,7 @@
           <w:rFonts w:hint="eastAsia" w:ascii="Times New Roman" w:hAnsi="Times New Roman" w:eastAsia="Yu Mincho"/>
           <w:sz w:val="24"/>
         </w:rPr>
-        <w:t xml:space="preserve">セントラル暖房使用者は28/140人で、そのうち浴室寒さ5-7群は2人、浴室暖房乾燥機との併用は19人であった。北海道では全館暖房を背景に浴室の寒さや室間温度差が小さいことが報告されているが[3,4]、本調査の比較は便宜抽出標本によるもので、断熱性能、築年、所有形態などの住宅特性による交絡を除けない。また、自己申告には想起および回答の誤差があり、標本は五所川原市や青森県を代表しない。室温と健康アウトカムを測定していないため、暖房設備による寒さの改善効果や入浴事故との関連は評価できない。</w:t>
+        <w:t xml:space="preserve">本研究には限界がある。理由1「既に十分暖かいので必要がない」は寒さ体感の評価と定義上重なり、「不要」と理由2-7の両方を選択した者も3人いたため、「不要」と「障壁あり」は相互排他的ではない。寒さ体感別に示した割合は因果効果を意味せず、寒さを感じる者ほど制約を認識・回答しやすいという逆方向の解釈も可能である。また、本調査は便宜抽出による自己申告調査であり、五所川原市や青森県を代表せず、想起・回答誤差を伴う。断熱性能、築年、所有形態などによる交絡も残り、セントラル暖房が浴室や脱衣所まで実際に暖めていたかは確認していない。室温および健康アウトカムも測定していないため、青森県全体での両設備の代替関係、暖房設備による寒さの改善効果、入浴事故との関連は評価できない。</w:t>
       </w:r>
     </w:p>
     <w:bookmarkEnd w:id="21"/>
@@ -861,7 +791,7 @@
           <w:rFonts w:hint="eastAsia" w:ascii="Times New Roman" w:hAnsi="Times New Roman" w:eastAsia="Yu Mincho"/>
           <w:sz w:val="24"/>
         </w:rPr>
-        <w:t xml:space="preserve">五所川原市内の便宜抽出標本では、浴室を寒いと感じる浴室暖房乾燥機の不使用者の多くが、費用または住宅・設置上の制約を回答した。寒冷地の浴室対策を検討する際には、設備の必要性だけでなく、導入・使用を妨げる具体的制約と住宅の暖房構成を把握する必要がある。</w:t>
+        <w:t xml:space="preserve">五所川原市内の便宜抽出標本では、浴室を寒いと感じる浴室暖房乾燥機の不使用者のうち、費用または住宅・設置上の制約を回答した者が観察された。寒冷地の浴室対策を検討する際には、設備の必要性だけでなく、導入・使用を妨げる具体的制約と住宅の暖房構成を把握する必要がある。</w:t>
       </w:r>
     </w:p>
     <w:bookmarkEnd w:id="22"/>
@@ -1149,7 +1079,7 @@
           <w:rFonts w:ascii="Times New Roman" w:hAnsi="Times New Roman" w:eastAsia="Yu Mincho"/>
           <w:sz w:val="24"/>
         </w:rPr>
-        <w:t xml:space="preserve">Objective: Following an exploratory ecological analysis that identified Aomori as a candidate cold prefecture with a low bathroom heater-dryer installation rate and a high standardized mortality ratio, we primarily described reasons for non-installation or non-use and their relationship with perceived bathroom coldness. Secondarily, we described central heating use and concurrent bathroom heater-dryer use. Methods: We conducted an anonymous cross-sectional questionnaire survey in Goshogawara City, Japan, from March 11 to April 30, 2026. Of 190 questionnaires distributed, 154 were returned. The primary analysis included 147 respondents, and the central heating analysis included 140 respondents. Wilson 95% confidence intervals (CIs) were calculated for proportions, and Newcombe 95% CIs were calculated for differences in proportions. Results: Overall, 66/147 respondents (44.9%) reported bathroom coldness scores of 5-7. Among 112 respondents who did not use or had not installed a bathroom heater-dryer, 69 (61.6%) selected at least one barrier, whereas 31 (27.7%) selected that heating was unnecessary. Barriers were selected by 53/62 respondents (85.5%) in the coldness 5-7 group and 16/50 (32.0%) in the coldness 1-4 group, a difference of 53.5 percentage points (95% CI [35.9, 66.6]). Central heating was used by 28/140 respondents (20.0%), of whom 19/28 also used a bathroom heater-dryer. Conclusions: Within this convenience sample, some respondents perceived their bathrooms as cold while reporting cost-related or installation-related constraints. Frequent concurrent use of central heating and bathroom heater-dryers suggested that a simple substitution relationship alone did not explain the equipment-use pattern in this sample. These findings do not estimate citywide prevalence or establish effects of heating equipment on coldness or bathing-related health outcomes.</w:t>
+        <w:t xml:space="preserve">Objective: Following an exploratory ecological analysis that identified Aomori as a candidate cold prefecture with a low bathroom heater-dryer installation rate and a high standardized mortality ratio, we primarily described reasons for non-installation or non-use by perceived bathroom coldness group. Secondarily, we described central heating use and concurrent bathroom heater-dryer use. Methods: We conducted an anonymous cross-sectional questionnaire survey in Goshogawara City, Japan, from March 11 to April 30, 2026. Of 190 questionnaires distributed, 154 were returned. The primary analysis included 147 respondents, and the central heating analysis included 140 respondents. Counts and percentages were described by perceived coldness group. Results: Overall, 66/147 respondents (44.9%) reported bathroom coldness scores of 5-7. Among 112 respondents who did not use or had not installed a bathroom heater-dryer, 66 (58.9%) reported cost-related or housing/installation-related constraints, whereas 31 (27.7%) selected that heating was unnecessary. Cost-related or housing/installation-related constraints were reported by 51/62 respondents (82.3%) in the coldness 5-7 group and 15/50 (30.0%) in the coldness 1-4 group. Central heating was used by 28/140 respondents (20.0%), of whom 19/28 also used a bathroom heater-dryer. Conclusions: Within this convenience sample, some respondents perceived their bathrooms as cold while reporting cost-related or installation-related constraints. Concurrent use of central heating and bathroom heater-dryers was observed in 19/28 central heating users, indicating that a simple mutually exclusive substitution alone did not explain the equipment-use pattern in this sample. These findings do not estimate citywide prevalence or establish effects of heating equipment on coldness or bathing-related health outcomes.</w:t>
       </w:r>
     </w:p>
     <w:p>
@@ -3117,7 +3047,7 @@
           <w:rFonts w:ascii="Times New Roman" w:hAnsi="Times New Roman" w:eastAsia="Yu Mincho"/>
           <w:sz w:val="24"/>
         </w:rPr>
-        <w:t xml:space="preserve">The analysis includes 112 respondents who had not installed or did not use a bathroom heater-dryer. The coldness 5-7 and coldness 1-4 groups included 62 and 50 respondents, respectively. Reasons were collected as multiple responses. Reasons 2-7 denote selection of any prespecified constraint; cost-related reasons comprise reasons 2-3, and housing/installation-related reasons comprise reasons 4-5. Group proportions are shown as n/N (%) with Wilson 95% confidence intervals. Differences are coldness 5-7 minus coldness 1-4 and are shown with Newcombe-Wilson 95% confidence intervals. Comparisons are exploratory and were not adjusted for multiplicity.</w:t>
+        <w:t xml:space="preserve">The analysis includes 112 respondents who had not installed or did not use a bathroom heater-dryer. The coldness 5-7 and coldness 1-4 groups included 62 and 50 respondents, respectively. Reasons were collected as multiple responses. Cost-related or housing/installation-related constraints comprise reasons 2-5; cost-related reasons comprise reasons 2-3; housing/installation-related reasons comprise reasons 4-5; and any prespecified constraint comprises reasons 2-7. Group proportions are shown as n/N (%) with Wilson 95% confidence intervals. Between-group differences and p values were not calculated.</w:t>
       </w:r>
     </w:p>
     <w:bookmarkEnd w:id="30"/>
@@ -3161,7 +3091,7 @@
         </w:rPr>
         <w:drawing>
           <wp:inline>
-            <wp:extent cx="5067300" cy="2541499"/>
+            <wp:extent cx="5067300" cy="3343840"/>
             <wp:effectExtent b="0" l="0" r="0" t="0"/>
             <wp:docPr descr="deliverables/figures/onki_short_report_figure1_reasons_by_bathroom_coldness_en.png" title="" id="33" name="Picture"/>
             <a:graphic>
@@ -3182,7 +3112,7 @@
                   <pic:spPr bwMode="auto">
                     <a:xfrm>
                       <a:off x="0" y="0"/>
-                      <a:ext cx="5067300" cy="2541499"/>
+                      <a:ext cx="5067300" cy="3343840"/>
                     </a:xfrm>
                     <a:prstGeom prst="rect">
                       <a:avLst/>

--- a/deliverables/05_manuscript/onki_short_report_ja_submission.docx
+++ b/deliverables/05_manuscript/onki_short_report_ja_submission.docx
@@ -734,7 +734,7 @@
           <w:rFonts w:hint="eastAsia" w:ascii="Times New Roman" w:hAnsi="Times New Roman" w:eastAsia="Yu Mincho"/>
           <w:sz w:val="24"/>
         </w:rPr>
-        <w:t xml:space="preserve">本調査の主要所見は、浴室を寒いと感じる不使用者62人のうち、51人（82.3%）が費用系または住宅・設置制約系の理由を選択したことである。内訳は費用系31人、住宅・設置制約系21人であった。このような回答が観察されたことから、浴室の寒さ対策を検討する際には、必要性の周知に加えて、使用費、設置費および住宅側の工事制約を把握する必要がある。</w:t>
+        <w:t xml:space="preserve">本調査の主要所見は、浴室を寒いと感じる不使用者62人のうち、51人（82.3%）が費用系または住宅・設置制約系の理由を選択したことである。内訳は費用系31人、住宅・設置制約系21人であった。このような回答が観察されたことから、浴室の寒さ対策を検討する際には、設備の必要性に関する周知に加えて、使用費、設置費および住宅側の工事制約を把握する必要性が示唆された。</w:t>
       </w:r>
     </w:p>
     <w:p>
@@ -746,7 +746,7 @@
           <w:rFonts w:hint="eastAsia" w:ascii="Times New Roman" w:hAnsi="Times New Roman" w:eastAsia="Yu Mincho"/>
           <w:sz w:val="24"/>
         </w:rPr>
-        <w:t xml:space="preserve">北海道では、浴室の寒さや室間温度差が他地域より小さいことが報告されている[3,4]。これらの知見を踏まえ、前報では、寒冷地においてセントラル暖房等の全館暖房が浴室暖房乾燥機を代替し得る可能性に言及した[2]。本調査では、セントラル暖房使用者28/140人のうち浴室寒さ5-7群は2人であり、19人は浴室暖房乾燥機も使用していた。この併用状況から、少なくとも本標本の設備利用パターンは、セントラル暖房による単純な排他的代替だけでは説明しにくかった。</w:t>
+        <w:t xml:space="preserve">前報において、環境省「令和5年度家庭部門のCO2排出実態統計調査」の公開表を用いて集計したセントラル暖房使用率は、北海道地域で24.6%であり、他地域の0.4-4.0%より高かった[2]。また、北海道では、浴室の寒さや室間温度差が他地域より小さいことが報告されている[3,4]。これらの知見を踏まえ、前報では、寒冷地においてセントラル暖房を含む全館暖房が浴室暖房乾燥機を代替し得る可能性に言及した[2]。本調査では、セントラル暖房使用者は28/140人であり、そのうち浴室寒さ5-7群が2人いた。また、19人は浴室暖房乾燥機も使用していた。こうした観察事実から、少なくとも本標本で観察された浴室暖房乾燥機の不使用・未設置および設備利用パターンは、「浴室が暖かいため不要」という理由や、セントラル暖房による単純な排他的代替だけでは説明しにくかった。</w:t>
       </w:r>
     </w:p>
     <w:p>

--- a/deliverables/05_manuscript/onki_short_report_ja_submission.docx
+++ b/deliverables/05_manuscript/onki_short_report_ja_submission.docx
@@ -455,7 +455,7 @@
           <w:rFonts w:hint="eastAsia" w:ascii="Times New Roman" w:hAnsi="Times New Roman" w:eastAsia="Yu Mincho"/>
           <w:sz w:val="24"/>
         </w:rPr>
-        <w:t xml:space="preserve">カテゴリ変数は人数と割合で示した。未設置・未使用理由は、費用・住宅設置制約、費用系、住宅・設置制約系、理由2-7のいずれか、および不要の5分類について、寒さ2群別に人数と割合を記述した。各割合の95%CIはWilson法で算出し、Fig.</w:t>
+        <w:t xml:space="preserve">カテゴリ変数は人数と割合で示した。未設置・未使用理由は、費用・住宅設置制約、費用系、住宅・設置制約系、理由2-7のいずれか、および不要の5分類について、寒さ2群別に人数と割合を記述した。このうち、費用・住宅設置制約、費用系、住宅・設置制約系および不要の4分類をFig.</w:t>
       </w:r>
       <w:r>
         <w:rPr>
@@ -3047,7 +3047,7 @@
           <w:rFonts w:ascii="Times New Roman" w:hAnsi="Times New Roman" w:eastAsia="Yu Mincho"/>
           <w:sz w:val="24"/>
         </w:rPr>
-        <w:t xml:space="preserve">The analysis includes 112 respondents who had not installed or did not use a bathroom heater-dryer. The coldness 5-7 and coldness 1-4 groups included 62 and 50 respondents, respectively. Reasons were collected as multiple responses. Cost-related or housing/installation-related constraints comprise reasons 2-5; cost-related reasons comprise reasons 2-3; housing/installation-related reasons comprise reasons 4-5; and any prespecified constraint comprises reasons 2-7. Group proportions are shown as n/N (%) with Wilson 95% confidence intervals. Between-group differences and p values were not calculated.</w:t>
+        <w:t xml:space="preserve">The analysis includes 112 respondents who had not installed or did not use a bathroom heater-dryer. The coldness 5-7 and coldness 1-4 groups included 62 and 50 respondents, respectively. Reasons were collected as multiple responses; therefore, percentages do not sum to 100%. Cost-related or housing/installation-related constraints comprise reasons 2-5; cost-related reasons comprise reasons 2-3; and housing/installation-related reasons comprise reasons 4-5. Bars show the observed n/N (%) within each group. Confidence intervals are not shown; between-group differences and p values were not calculated.</w:t>
       </w:r>
     </w:p>
     <w:bookmarkEnd w:id="30"/>
@@ -3091,7 +3091,7 @@
         </w:rPr>
         <w:drawing>
           <wp:inline>
-            <wp:extent cx="5067300" cy="3343840"/>
+            <wp:extent cx="5067300" cy="2644400"/>
             <wp:effectExtent b="0" l="0" r="0" t="0"/>
             <wp:docPr descr="deliverables/figures/onki_short_report_figure1_reasons_by_bathroom_coldness_en.png" title="" id="33" name="Picture"/>
             <a:graphic>
@@ -3112,7 +3112,7 @@
                   <pic:spPr bwMode="auto">
                     <a:xfrm>
                       <a:off x="0" y="0"/>
-                      <a:ext cx="5067300" cy="3343840"/>
+                      <a:ext cx="5067300" cy="2644400"/>
                     </a:xfrm>
                     <a:prstGeom prst="rect">
                       <a:avLst/>

--- a/deliverables/05_manuscript/onki_short_report_ja_submission.docx
+++ b/deliverables/05_manuscript/onki_short_report_ja_submission.docx
@@ -3025,7 +3025,7 @@
         <w:t xml:space="preserve">Figure Legends</w:t>
       </w:r>
     </w:p>
-    <w:bookmarkStart w:id="30" w:name="X0ab4bd3df955986c91b583f2d5a0dc190ac02ea"/>
+    <w:bookmarkStart w:id="30" w:name="X5b16f371837f14f7d32a43ed5d18d04ada7a77e"/>
     <w:p>
       <w:pPr>
         <w:pStyle w:val="Heading3"/>
@@ -3035,7 +3035,7 @@
           <w:rFonts w:ascii="Times New Roman" w:hAnsi="Times New Roman" w:eastAsia="Yu Mincho"/>
           <w:sz w:val="24"/>
         </w:rPr>
-        <w:t xml:space="preserve">Figure 1. Reasons for non-installation or non-use by perceived bathroom coldness</w:t>
+        <w:t xml:space="preserve">Figure 1. Reasons for non-installation or non-use of a bathroom heater-dryer by perceived bathroom coldness</w:t>
       </w:r>
     </w:p>
     <w:p>
@@ -3047,7 +3047,7 @@
           <w:rFonts w:ascii="Times New Roman" w:hAnsi="Times New Roman" w:eastAsia="Yu Mincho"/>
           <w:sz w:val="24"/>
         </w:rPr>
-        <w:t xml:space="preserve">The analysis includes 112 respondents who had not installed or did not use a bathroom heater-dryer. The coldness 5-7 and coldness 1-4 groups included 62 and 50 respondents, respectively. Reasons were collected as multiple responses; therefore, percentages do not sum to 100%. Cost-related or housing/installation-related constraints comprise reasons 2-5; cost-related reasons comprise reasons 2-3; and housing/installation-related reasons comprise reasons 4-5. Bars show the observed n/N (%) within each group. Confidence intervals are not shown; between-group differences and p values were not calculated.</w:t>
+        <w:t xml:space="preserve">The analysis includes 112 respondents who had not installed or did not use a bathroom heater-dryer. The left and right panels show the coldness 1-4 group (n=50) and the coldness 5-7 group (n=62), respectively, using the same scale and bar style. Reasons were collected as multiple responses; therefore, percentages do not sum to 100%. Cost-related or housing/installation-related constraints comprise reasons 2-5; cost-related reasons comprise reasons 2-3; and housing/installation-related reasons comprise reasons 4-5. Bars show the observed n/N (%) within each group. Confidence intervals are not shown; between-group differences and p values were not calculated.</w:t>
       </w:r>
     </w:p>
     <w:bookmarkEnd w:id="30"/>
@@ -3091,7 +3091,7 @@
         </w:rPr>
         <w:drawing>
           <wp:inline>
-            <wp:extent cx="5067300" cy="2644400"/>
+            <wp:extent cx="5067300" cy="2570543"/>
             <wp:effectExtent b="0" l="0" r="0" t="0"/>
             <wp:docPr descr="deliverables/figures/onki_short_report_figure1_reasons_by_bathroom_coldness_en.png" title="" id="33" name="Picture"/>
             <a:graphic>
@@ -3112,7 +3112,7 @@
                   <pic:spPr bwMode="auto">
                     <a:xfrm>
                       <a:off x="0" y="0"/>
-                      <a:ext cx="5067300" cy="2644400"/>
+                      <a:ext cx="5067300" cy="2570543"/>
                     </a:xfrm>
                     <a:prstGeom prst="rect">
                       <a:avLst/>

--- a/deliverables/05_manuscript/onki_short_report_ja_submission.docx
+++ b/deliverables/05_manuscript/onki_short_report_ja_submission.docx
@@ -1126,13 +1126,23 @@
     <w:tbl>
       <w:tblPr>
         <w:tblStyle w:val="Table"/>
-        <w:tblW w:type="auto" w:w="0"/>
+        <w:tblW w:type="dxa" w:w="8504"/>
+        <w:jc w:val="center"/>
+        <w:tblLayout w:type="fixed"/>
         <w:tblLook w:firstRow="1" w:lastRow="0" w:firstColumn="0" w:lastColumn="0" w:noHBand="0" w:noVBand="0" w:val="0020"/>
+        <w:tblBorders>
+          <w:top w:val="nil"/>
+          <w:left w:val="nil"/>
+          <w:bottom w:val="nil"/>
+          <w:right w:val="nil"/>
+          <w:insideH w:val="nil"/>
+          <w:insideV w:val="nil"/>
+        </w:tblBorders>
       </w:tblPr>
       <w:tblGrid>
-        <w:gridCol w:w="2640"/>
-        <w:gridCol w:w="2640"/>
-        <w:gridCol w:w="2640"/>
+        <w:gridCol w:w="2551"/>
+        <w:gridCol w:w="4252"/>
+        <w:gridCol w:w="1701"/>
       </w:tblGrid>
       <w:tr>
         <w:trPr>
@@ -1142,12 +1152,24 @@
         </w:trPr>
         <w:tc>
           <w:tcPr>
-            <w:vAlign w:val="center"/>
-          </w:tcPr>
-          <w:p>
-            <w:pPr>
-              <w:pStyle w:val="Compact"/>
-              <w:spacing w:line="240" w:lineRule="auto" w:after="0"/>
+            <w:tcW w:type="dxa" w:w="2551"/>
+            <w:vAlign w:val="top"/>
+            <w:tcMar>
+              <w:top w:w="28" w:type="dxa"/>
+              <w:right w:w="85" w:type="dxa"/>
+              <w:bottom w:w="28" w:type="dxa"/>
+              <w:left w:w="85" w:type="dxa"/>
+            </w:tcMar>
+            <w:tcBorders>
+              <w:top w:val="single" w:sz="8" w:space="0" w:color="000000"/>
+              <w:bottom w:val="single" w:sz="8" w:space="0" w:color="000000"/>
+            </w:tcBorders>
+          </w:tcPr>
+          <w:p>
+            <w:pPr>
+              <w:pStyle w:val="Compact"/>
+              <w:spacing w:line="240" w:lineRule="auto" w:after="0" w:before="0"/>
+              <w:jc w:val="left"/>
             </w:pPr>
             <w:r>
               <w:rPr>
@@ -1160,12 +1182,24 @@
         </w:tc>
         <w:tc>
           <w:tcPr>
-            <w:vAlign w:val="center"/>
-          </w:tcPr>
-          <w:p>
-            <w:pPr>
-              <w:pStyle w:val="Compact"/>
-              <w:spacing w:line="240" w:lineRule="auto" w:after="0"/>
+            <w:tcW w:type="dxa" w:w="4252"/>
+            <w:vAlign w:val="top"/>
+            <w:tcMar>
+              <w:top w:w="28" w:type="dxa"/>
+              <w:right w:w="85" w:type="dxa"/>
+              <w:bottom w:w="28" w:type="dxa"/>
+              <w:left w:w="85" w:type="dxa"/>
+            </w:tcMar>
+            <w:tcBorders>
+              <w:top w:val="single" w:sz="8" w:space="0" w:color="000000"/>
+              <w:bottom w:val="single" w:sz="8" w:space="0" w:color="000000"/>
+            </w:tcBorders>
+          </w:tcPr>
+          <w:p>
+            <w:pPr>
+              <w:pStyle w:val="Compact"/>
+              <w:spacing w:line="240" w:lineRule="auto" w:after="0" w:before="0"/>
+              <w:jc w:val="left"/>
             </w:pPr>
             <w:r>
               <w:rPr>
@@ -1178,12 +1212,23 @@
         </w:tc>
         <w:tc>
           <w:tcPr>
-            <w:vAlign w:val="center"/>
-          </w:tcPr>
-          <w:p>
-            <w:pPr>
-              <w:pStyle w:val="Compact"/>
-              <w:spacing w:line="240" w:lineRule="auto" w:after="0"/>
+            <w:tcW w:type="dxa" w:w="1701"/>
+            <w:vAlign w:val="top"/>
+            <w:tcMar>
+              <w:top w:w="28" w:type="dxa"/>
+              <w:right w:w="85" w:type="dxa"/>
+              <w:bottom w:w="28" w:type="dxa"/>
+              <w:left w:w="85" w:type="dxa"/>
+            </w:tcMar>
+            <w:tcBorders>
+              <w:top w:val="single" w:sz="8" w:space="0" w:color="000000"/>
+              <w:bottom w:val="single" w:sz="8" w:space="0" w:color="000000"/>
+            </w:tcBorders>
+          </w:tcPr>
+          <w:p>
+            <w:pPr>
+              <w:pStyle w:val="Compact"/>
+              <w:spacing w:line="240" w:lineRule="auto" w:after="0" w:before="0"/>
               <w:jc w:val="right"/>
             </w:pPr>
             <w:r>
@@ -1202,16 +1247,30 @@
         </w:trPr>
         <w:tc>
           <w:tcPr>
-            <w:vAlign w:val="center"/>
-          </w:tcPr>
-          <w:p>
-            <w:pPr>
-              <w:pStyle w:val="Compact"/>
-              <w:spacing w:line="240" w:lineRule="auto" w:after="0"/>
-            </w:pPr>
-            <w:r>
-              <w:rPr>
-                <w:rFonts w:ascii="Times New Roman" w:hAnsi="Times New Roman" w:eastAsia="Yu Mincho"/>
+            <w:tcW w:type="dxa" w:w="2551"/>
+            <w:vAlign w:val="top"/>
+            <w:tcMar>
+              <w:top w:w="28" w:type="dxa"/>
+              <w:right w:w="85" w:type="dxa"/>
+              <w:bottom w:w="28" w:type="dxa"/>
+              <w:left w:w="85" w:type="dxa"/>
+            </w:tcMar>
+            <w:tcBorders>
+              <w:top w:val="single" w:sz="4" w:space="0" w:color="B7B7B7"/>
+              <w:bottom w:val="nil"/>
+            </w:tcBorders>
+          </w:tcPr>
+          <w:p>
+            <w:pPr>
+              <w:pStyle w:val="Compact"/>
+              <w:keepNext/>
+              <w:spacing w:line="240" w:lineRule="auto" w:after="0" w:before="0"/>
+              <w:jc w:val="left"/>
+            </w:pPr>
+            <w:r>
+              <w:rPr>
+                <w:rFonts w:ascii="Times New Roman" w:hAnsi="Times New Roman" w:eastAsia="Yu Mincho"/>
+                <w:b/>
                 <w:sz w:val="18"/>
               </w:rPr>
               <w:t xml:space="preserve">Age</w:t>
@@ -1220,12 +1279,26 @@
         </w:tc>
         <w:tc>
           <w:tcPr>
-            <w:vAlign w:val="center"/>
-          </w:tcPr>
-          <w:p>
-            <w:pPr>
-              <w:pStyle w:val="Compact"/>
-              <w:spacing w:line="240" w:lineRule="auto" w:after="0"/>
+            <w:tcW w:type="dxa" w:w="4252"/>
+            <w:vAlign w:val="top"/>
+            <w:tcMar>
+              <w:top w:w="28" w:type="dxa"/>
+              <w:right w:w="85" w:type="dxa"/>
+              <w:bottom w:w="28" w:type="dxa"/>
+              <w:left w:w="85" w:type="dxa"/>
+            </w:tcMar>
+            <w:tcBorders>
+              <w:top w:val="single" w:sz="4" w:space="0" w:color="B7B7B7"/>
+              <w:bottom w:val="nil"/>
+            </w:tcBorders>
+          </w:tcPr>
+          <w:p>
+            <w:pPr>
+              <w:pStyle w:val="Compact"/>
+              <w:keepNext/>
+              <w:spacing w:line="240" w:lineRule="auto" w:after="0" w:before="0"/>
+              <w:ind w:left="142"/>
+              <w:jc w:val="left"/>
             </w:pPr>
             <w:r>
               <w:rPr>
@@ -1238,12 +1311,24 @@
         </w:tc>
         <w:tc>
           <w:tcPr>
-            <w:vAlign w:val="center"/>
-          </w:tcPr>
-          <w:p>
-            <w:pPr>
-              <w:pStyle w:val="Compact"/>
-              <w:spacing w:line="240" w:lineRule="auto" w:after="0"/>
+            <w:tcW w:type="dxa" w:w="1701"/>
+            <w:vAlign w:val="top"/>
+            <w:tcMar>
+              <w:top w:w="28" w:type="dxa"/>
+              <w:right w:w="85" w:type="dxa"/>
+              <w:bottom w:w="28" w:type="dxa"/>
+              <w:left w:w="85" w:type="dxa"/>
+            </w:tcMar>
+            <w:tcBorders>
+              <w:top w:val="single" w:sz="4" w:space="0" w:color="B7B7B7"/>
+              <w:bottom w:val="nil"/>
+            </w:tcBorders>
+          </w:tcPr>
+          <w:p>
+            <w:pPr>
+              <w:pStyle w:val="Compact"/>
+              <w:keepNext/>
+              <w:spacing w:line="240" w:lineRule="auto" w:after="0" w:before="0"/>
               <w:jc w:val="right"/>
             </w:pPr>
             <w:r>
@@ -1262,30 +1347,50 @@
         </w:trPr>
         <w:tc>
           <w:tcPr>
-            <w:vAlign w:val="center"/>
-          </w:tcPr>
-          <w:p>
-            <w:pPr>
-              <w:pStyle w:val="Compact"/>
-              <w:spacing w:line="240" w:lineRule="auto" w:after="0"/>
-            </w:pPr>
-            <w:r>
-              <w:rPr>
-                <w:rFonts w:ascii="Times New Roman" w:hAnsi="Times New Roman" w:eastAsia="Yu Mincho"/>
-                <w:sz w:val="18"/>
-              </w:rPr>
-              <w:t xml:space="preserve">Age</w:t>
-            </w:r>
-          </w:p>
-        </w:tc>
-        <w:tc>
-          <w:tcPr>
-            <w:vAlign w:val="center"/>
-          </w:tcPr>
-          <w:p>
-            <w:pPr>
-              <w:pStyle w:val="Compact"/>
-              <w:spacing w:line="240" w:lineRule="auto" w:after="0"/>
+            <w:tcW w:type="dxa" w:w="2551"/>
+            <w:vAlign w:val="top"/>
+            <w:tcMar>
+              <w:top w:w="28" w:type="dxa"/>
+              <w:right w:w="85" w:type="dxa"/>
+              <w:bottom w:w="28" w:type="dxa"/>
+              <w:left w:w="85" w:type="dxa"/>
+            </w:tcMar>
+            <w:tcBorders>
+              <w:top w:val="nil"/>
+              <w:bottom w:val="nil"/>
+            </w:tcBorders>
+          </w:tcPr>
+          <w:p>
+            <w:pPr>
+              <w:pStyle w:val="Compact"/>
+              <w:keepNext/>
+              <w:spacing w:line="240" w:lineRule="auto" w:after="0" w:before="0"/>
+              <w:jc w:val="left"/>
+            </w:pPr>
+          </w:p>
+        </w:tc>
+        <w:tc>
+          <w:tcPr>
+            <w:tcW w:type="dxa" w:w="4252"/>
+            <w:vAlign w:val="top"/>
+            <w:tcMar>
+              <w:top w:w="28" w:type="dxa"/>
+              <w:right w:w="85" w:type="dxa"/>
+              <w:bottom w:w="28" w:type="dxa"/>
+              <w:left w:w="85" w:type="dxa"/>
+            </w:tcMar>
+            <w:tcBorders>
+              <w:top w:val="nil"/>
+              <w:bottom w:val="nil"/>
+            </w:tcBorders>
+          </w:tcPr>
+          <w:p>
+            <w:pPr>
+              <w:pStyle w:val="Compact"/>
+              <w:keepNext/>
+              <w:spacing w:line="240" w:lineRule="auto" w:after="0" w:before="0"/>
+              <w:ind w:left="142"/>
+              <w:jc w:val="left"/>
             </w:pPr>
             <w:r>
               <w:rPr>
@@ -1298,12 +1403,24 @@
         </w:tc>
         <w:tc>
           <w:tcPr>
-            <w:vAlign w:val="center"/>
-          </w:tcPr>
-          <w:p>
-            <w:pPr>
-              <w:pStyle w:val="Compact"/>
-              <w:spacing w:line="240" w:lineRule="auto" w:after="0"/>
+            <w:tcW w:type="dxa" w:w="1701"/>
+            <w:vAlign w:val="top"/>
+            <w:tcMar>
+              <w:top w:w="28" w:type="dxa"/>
+              <w:right w:w="85" w:type="dxa"/>
+              <w:bottom w:w="28" w:type="dxa"/>
+              <w:left w:w="85" w:type="dxa"/>
+            </w:tcMar>
+            <w:tcBorders>
+              <w:top w:val="nil"/>
+              <w:bottom w:val="nil"/>
+            </w:tcBorders>
+          </w:tcPr>
+          <w:p>
+            <w:pPr>
+              <w:pStyle w:val="Compact"/>
+              <w:keepNext/>
+              <w:spacing w:line="240" w:lineRule="auto" w:after="0" w:before="0"/>
               <w:jc w:val="right"/>
             </w:pPr>
             <w:r>
@@ -1322,30 +1439,50 @@
         </w:trPr>
         <w:tc>
           <w:tcPr>
-            <w:vAlign w:val="center"/>
-          </w:tcPr>
-          <w:p>
-            <w:pPr>
-              <w:pStyle w:val="Compact"/>
-              <w:spacing w:line="240" w:lineRule="auto" w:after="0"/>
-            </w:pPr>
-            <w:r>
-              <w:rPr>
-                <w:rFonts w:ascii="Times New Roman" w:hAnsi="Times New Roman" w:eastAsia="Yu Mincho"/>
-                <w:sz w:val="18"/>
-              </w:rPr>
-              <w:t xml:space="preserve">Age</w:t>
-            </w:r>
-          </w:p>
-        </w:tc>
-        <w:tc>
-          <w:tcPr>
-            <w:vAlign w:val="center"/>
-          </w:tcPr>
-          <w:p>
-            <w:pPr>
-              <w:pStyle w:val="Compact"/>
-              <w:spacing w:line="240" w:lineRule="auto" w:after="0"/>
+            <w:tcW w:type="dxa" w:w="2551"/>
+            <w:vAlign w:val="top"/>
+            <w:tcMar>
+              <w:top w:w="28" w:type="dxa"/>
+              <w:right w:w="85" w:type="dxa"/>
+              <w:bottom w:w="28" w:type="dxa"/>
+              <w:left w:w="85" w:type="dxa"/>
+            </w:tcMar>
+            <w:tcBorders>
+              <w:top w:val="nil"/>
+              <w:bottom w:val="nil"/>
+            </w:tcBorders>
+          </w:tcPr>
+          <w:p>
+            <w:pPr>
+              <w:pStyle w:val="Compact"/>
+              <w:keepNext/>
+              <w:spacing w:line="240" w:lineRule="auto" w:after="0" w:before="0"/>
+              <w:jc w:val="left"/>
+            </w:pPr>
+          </w:p>
+        </w:tc>
+        <w:tc>
+          <w:tcPr>
+            <w:tcW w:type="dxa" w:w="4252"/>
+            <w:vAlign w:val="top"/>
+            <w:tcMar>
+              <w:top w:w="28" w:type="dxa"/>
+              <w:right w:w="85" w:type="dxa"/>
+              <w:bottom w:w="28" w:type="dxa"/>
+              <w:left w:w="85" w:type="dxa"/>
+            </w:tcMar>
+            <w:tcBorders>
+              <w:top w:val="nil"/>
+              <w:bottom w:val="nil"/>
+            </w:tcBorders>
+          </w:tcPr>
+          <w:p>
+            <w:pPr>
+              <w:pStyle w:val="Compact"/>
+              <w:keepNext/>
+              <w:spacing w:line="240" w:lineRule="auto" w:after="0" w:before="0"/>
+              <w:ind w:left="142"/>
+              <w:jc w:val="left"/>
             </w:pPr>
             <w:r>
               <w:rPr>
@@ -1358,12 +1495,24 @@
         </w:tc>
         <w:tc>
           <w:tcPr>
-            <w:vAlign w:val="center"/>
-          </w:tcPr>
-          <w:p>
-            <w:pPr>
-              <w:pStyle w:val="Compact"/>
-              <w:spacing w:line="240" w:lineRule="auto" w:after="0"/>
+            <w:tcW w:type="dxa" w:w="1701"/>
+            <w:vAlign w:val="top"/>
+            <w:tcMar>
+              <w:top w:w="28" w:type="dxa"/>
+              <w:right w:w="85" w:type="dxa"/>
+              <w:bottom w:w="28" w:type="dxa"/>
+              <w:left w:w="85" w:type="dxa"/>
+            </w:tcMar>
+            <w:tcBorders>
+              <w:top w:val="nil"/>
+              <w:bottom w:val="nil"/>
+            </w:tcBorders>
+          </w:tcPr>
+          <w:p>
+            <w:pPr>
+              <w:pStyle w:val="Compact"/>
+              <w:keepNext/>
+              <w:spacing w:line="240" w:lineRule="auto" w:after="0" w:before="0"/>
               <w:jc w:val="right"/>
             </w:pPr>
             <w:r>
@@ -1382,30 +1531,48 @@
         </w:trPr>
         <w:tc>
           <w:tcPr>
-            <w:vAlign w:val="center"/>
-          </w:tcPr>
-          <w:p>
-            <w:pPr>
-              <w:pStyle w:val="Compact"/>
-              <w:spacing w:line="240" w:lineRule="auto" w:after="0"/>
-            </w:pPr>
-            <w:r>
-              <w:rPr>
-                <w:rFonts w:ascii="Times New Roman" w:hAnsi="Times New Roman" w:eastAsia="Yu Mincho"/>
-                <w:sz w:val="18"/>
-              </w:rPr>
-              <w:t xml:space="preserve">Age</w:t>
-            </w:r>
-          </w:p>
-        </w:tc>
-        <w:tc>
-          <w:tcPr>
-            <w:vAlign w:val="center"/>
-          </w:tcPr>
-          <w:p>
-            <w:pPr>
-              <w:pStyle w:val="Compact"/>
-              <w:spacing w:line="240" w:lineRule="auto" w:after="0"/>
+            <w:tcW w:type="dxa" w:w="2551"/>
+            <w:vAlign w:val="top"/>
+            <w:tcMar>
+              <w:top w:w="28" w:type="dxa"/>
+              <w:right w:w="85" w:type="dxa"/>
+              <w:bottom w:w="28" w:type="dxa"/>
+              <w:left w:w="85" w:type="dxa"/>
+            </w:tcMar>
+            <w:tcBorders>
+              <w:top w:val="nil"/>
+              <w:bottom w:val="nil"/>
+            </w:tcBorders>
+          </w:tcPr>
+          <w:p>
+            <w:pPr>
+              <w:pStyle w:val="Compact"/>
+              <w:spacing w:line="240" w:lineRule="auto" w:after="0" w:before="0"/>
+              <w:jc w:val="left"/>
+            </w:pPr>
+          </w:p>
+        </w:tc>
+        <w:tc>
+          <w:tcPr>
+            <w:tcW w:type="dxa" w:w="4252"/>
+            <w:vAlign w:val="top"/>
+            <w:tcMar>
+              <w:top w:w="28" w:type="dxa"/>
+              <w:right w:w="85" w:type="dxa"/>
+              <w:bottom w:w="28" w:type="dxa"/>
+              <w:left w:w="85" w:type="dxa"/>
+            </w:tcMar>
+            <w:tcBorders>
+              <w:top w:val="nil"/>
+              <w:bottom w:val="nil"/>
+            </w:tcBorders>
+          </w:tcPr>
+          <w:p>
+            <w:pPr>
+              <w:pStyle w:val="Compact"/>
+              <w:spacing w:line="240" w:lineRule="auto" w:after="0" w:before="0"/>
+              <w:ind w:left="142"/>
+              <w:jc w:val="left"/>
             </w:pPr>
             <w:r>
               <w:rPr>
@@ -1418,12 +1585,23 @@
         </w:tc>
         <w:tc>
           <w:tcPr>
-            <w:vAlign w:val="center"/>
-          </w:tcPr>
-          <w:p>
-            <w:pPr>
-              <w:pStyle w:val="Compact"/>
-              <w:spacing w:line="240" w:lineRule="auto" w:after="0"/>
+            <w:tcW w:type="dxa" w:w="1701"/>
+            <w:vAlign w:val="top"/>
+            <w:tcMar>
+              <w:top w:w="28" w:type="dxa"/>
+              <w:right w:w="85" w:type="dxa"/>
+              <w:bottom w:w="28" w:type="dxa"/>
+              <w:left w:w="85" w:type="dxa"/>
+            </w:tcMar>
+            <w:tcBorders>
+              <w:top w:val="nil"/>
+              <w:bottom w:val="nil"/>
+            </w:tcBorders>
+          </w:tcPr>
+          <w:p>
+            <w:pPr>
+              <w:pStyle w:val="Compact"/>
+              <w:spacing w:line="240" w:lineRule="auto" w:after="0" w:before="0"/>
               <w:jc w:val="right"/>
             </w:pPr>
             <w:r>
@@ -1442,16 +1620,30 @@
         </w:trPr>
         <w:tc>
           <w:tcPr>
-            <w:vAlign w:val="center"/>
-          </w:tcPr>
-          <w:p>
-            <w:pPr>
-              <w:pStyle w:val="Compact"/>
-              <w:spacing w:line="240" w:lineRule="auto" w:after="0"/>
-            </w:pPr>
-            <w:r>
-              <w:rPr>
-                <w:rFonts w:ascii="Times New Roman" w:hAnsi="Times New Roman" w:eastAsia="Yu Mincho"/>
+            <w:tcW w:type="dxa" w:w="2551"/>
+            <w:vAlign w:val="top"/>
+            <w:tcMar>
+              <w:top w:w="28" w:type="dxa"/>
+              <w:right w:w="85" w:type="dxa"/>
+              <w:bottom w:w="28" w:type="dxa"/>
+              <w:left w:w="85" w:type="dxa"/>
+            </w:tcMar>
+            <w:tcBorders>
+              <w:top w:val="single" w:sz="4" w:space="0" w:color="B7B7B7"/>
+              <w:bottom w:val="nil"/>
+            </w:tcBorders>
+          </w:tcPr>
+          <w:p>
+            <w:pPr>
+              <w:pStyle w:val="Compact"/>
+              <w:keepNext/>
+              <w:spacing w:line="240" w:lineRule="auto" w:after="0" w:before="0"/>
+              <w:jc w:val="left"/>
+            </w:pPr>
+            <w:r>
+              <w:rPr>
+                <w:rFonts w:ascii="Times New Roman" w:hAnsi="Times New Roman" w:eastAsia="Yu Mincho"/>
+                <w:b/>
                 <w:sz w:val="18"/>
               </w:rPr>
               <w:t xml:space="preserve">Housing type</w:t>
@@ -1460,12 +1652,26 @@
         </w:tc>
         <w:tc>
           <w:tcPr>
-            <w:vAlign w:val="center"/>
-          </w:tcPr>
-          <w:p>
-            <w:pPr>
-              <w:pStyle w:val="Compact"/>
-              <w:spacing w:line="240" w:lineRule="auto" w:after="0"/>
+            <w:tcW w:type="dxa" w:w="4252"/>
+            <w:vAlign w:val="top"/>
+            <w:tcMar>
+              <w:top w:w="28" w:type="dxa"/>
+              <w:right w:w="85" w:type="dxa"/>
+              <w:bottom w:w="28" w:type="dxa"/>
+              <w:left w:w="85" w:type="dxa"/>
+            </w:tcMar>
+            <w:tcBorders>
+              <w:top w:val="single" w:sz="4" w:space="0" w:color="B7B7B7"/>
+              <w:bottom w:val="nil"/>
+            </w:tcBorders>
+          </w:tcPr>
+          <w:p>
+            <w:pPr>
+              <w:pStyle w:val="Compact"/>
+              <w:keepNext/>
+              <w:spacing w:line="240" w:lineRule="auto" w:after="0" w:before="0"/>
+              <w:ind w:left="142"/>
+              <w:jc w:val="left"/>
             </w:pPr>
             <w:r>
               <w:rPr>
@@ -1478,12 +1684,24 @@
         </w:tc>
         <w:tc>
           <w:tcPr>
-            <w:vAlign w:val="center"/>
-          </w:tcPr>
-          <w:p>
-            <w:pPr>
-              <w:pStyle w:val="Compact"/>
-              <w:spacing w:line="240" w:lineRule="auto" w:after="0"/>
+            <w:tcW w:type="dxa" w:w="1701"/>
+            <w:vAlign w:val="top"/>
+            <w:tcMar>
+              <w:top w:w="28" w:type="dxa"/>
+              <w:right w:w="85" w:type="dxa"/>
+              <w:bottom w:w="28" w:type="dxa"/>
+              <w:left w:w="85" w:type="dxa"/>
+            </w:tcMar>
+            <w:tcBorders>
+              <w:top w:val="single" w:sz="4" w:space="0" w:color="B7B7B7"/>
+              <w:bottom w:val="nil"/>
+            </w:tcBorders>
+          </w:tcPr>
+          <w:p>
+            <w:pPr>
+              <w:pStyle w:val="Compact"/>
+              <w:keepNext/>
+              <w:spacing w:line="240" w:lineRule="auto" w:after="0" w:before="0"/>
               <w:jc w:val="right"/>
             </w:pPr>
             <w:r>
@@ -1502,30 +1720,48 @@
         </w:trPr>
         <w:tc>
           <w:tcPr>
-            <w:vAlign w:val="center"/>
-          </w:tcPr>
-          <w:p>
-            <w:pPr>
-              <w:pStyle w:val="Compact"/>
-              <w:spacing w:line="240" w:lineRule="auto" w:after="0"/>
-            </w:pPr>
-            <w:r>
-              <w:rPr>
-                <w:rFonts w:ascii="Times New Roman" w:hAnsi="Times New Roman" w:eastAsia="Yu Mincho"/>
-                <w:sz w:val="18"/>
-              </w:rPr>
-              <w:t xml:space="preserve">Housing type</w:t>
-            </w:r>
-          </w:p>
-        </w:tc>
-        <w:tc>
-          <w:tcPr>
-            <w:vAlign w:val="center"/>
-          </w:tcPr>
-          <w:p>
-            <w:pPr>
-              <w:pStyle w:val="Compact"/>
-              <w:spacing w:line="240" w:lineRule="auto" w:after="0"/>
+            <w:tcW w:type="dxa" w:w="2551"/>
+            <w:vAlign w:val="top"/>
+            <w:tcMar>
+              <w:top w:w="28" w:type="dxa"/>
+              <w:right w:w="85" w:type="dxa"/>
+              <w:bottom w:w="28" w:type="dxa"/>
+              <w:left w:w="85" w:type="dxa"/>
+            </w:tcMar>
+            <w:tcBorders>
+              <w:top w:val="nil"/>
+              <w:bottom w:val="nil"/>
+            </w:tcBorders>
+          </w:tcPr>
+          <w:p>
+            <w:pPr>
+              <w:pStyle w:val="Compact"/>
+              <w:spacing w:line="240" w:lineRule="auto" w:after="0" w:before="0"/>
+              <w:jc w:val="left"/>
+            </w:pPr>
+          </w:p>
+        </w:tc>
+        <w:tc>
+          <w:tcPr>
+            <w:tcW w:type="dxa" w:w="4252"/>
+            <w:vAlign w:val="top"/>
+            <w:tcMar>
+              <w:top w:w="28" w:type="dxa"/>
+              <w:right w:w="85" w:type="dxa"/>
+              <w:bottom w:w="28" w:type="dxa"/>
+              <w:left w:w="85" w:type="dxa"/>
+            </w:tcMar>
+            <w:tcBorders>
+              <w:top w:val="nil"/>
+              <w:bottom w:val="nil"/>
+            </w:tcBorders>
+          </w:tcPr>
+          <w:p>
+            <w:pPr>
+              <w:pStyle w:val="Compact"/>
+              <w:spacing w:line="240" w:lineRule="auto" w:after="0" w:before="0"/>
+              <w:ind w:left="142"/>
+              <w:jc w:val="left"/>
             </w:pPr>
             <w:r>
               <w:rPr>
@@ -1538,12 +1774,23 @@
         </w:tc>
         <w:tc>
           <w:tcPr>
-            <w:vAlign w:val="center"/>
-          </w:tcPr>
-          <w:p>
-            <w:pPr>
-              <w:pStyle w:val="Compact"/>
-              <w:spacing w:line="240" w:lineRule="auto" w:after="0"/>
+            <w:tcW w:type="dxa" w:w="1701"/>
+            <w:vAlign w:val="top"/>
+            <w:tcMar>
+              <w:top w:w="28" w:type="dxa"/>
+              <w:right w:w="85" w:type="dxa"/>
+              <w:bottom w:w="28" w:type="dxa"/>
+              <w:left w:w="85" w:type="dxa"/>
+            </w:tcMar>
+            <w:tcBorders>
+              <w:top w:val="nil"/>
+              <w:bottom w:val="nil"/>
+            </w:tcBorders>
+          </w:tcPr>
+          <w:p>
+            <w:pPr>
+              <w:pStyle w:val="Compact"/>
+              <w:spacing w:line="240" w:lineRule="auto" w:after="0" w:before="0"/>
               <w:jc w:val="right"/>
             </w:pPr>
             <w:r>
@@ -1562,16 +1809,30 @@
         </w:trPr>
         <w:tc>
           <w:tcPr>
-            <w:vAlign w:val="center"/>
-          </w:tcPr>
-          <w:p>
-            <w:pPr>
-              <w:pStyle w:val="Compact"/>
-              <w:spacing w:line="240" w:lineRule="auto" w:after="0"/>
-            </w:pPr>
-            <w:r>
-              <w:rPr>
-                <w:rFonts w:ascii="Times New Roman" w:hAnsi="Times New Roman" w:eastAsia="Yu Mincho"/>
+            <w:tcW w:type="dxa" w:w="2551"/>
+            <w:vAlign w:val="top"/>
+            <w:tcMar>
+              <w:top w:w="28" w:type="dxa"/>
+              <w:right w:w="85" w:type="dxa"/>
+              <w:bottom w:w="28" w:type="dxa"/>
+              <w:left w:w="85" w:type="dxa"/>
+            </w:tcMar>
+            <w:tcBorders>
+              <w:top w:val="single" w:sz="4" w:space="0" w:color="B7B7B7"/>
+              <w:bottom w:val="nil"/>
+            </w:tcBorders>
+          </w:tcPr>
+          <w:p>
+            <w:pPr>
+              <w:pStyle w:val="Compact"/>
+              <w:keepNext/>
+              <w:spacing w:line="240" w:lineRule="auto" w:after="0" w:before="0"/>
+              <w:jc w:val="left"/>
+            </w:pPr>
+            <w:r>
+              <w:rPr>
+                <w:rFonts w:ascii="Times New Roman" w:hAnsi="Times New Roman" w:eastAsia="Yu Mincho"/>
+                <w:b/>
                 <w:sz w:val="18"/>
               </w:rPr>
               <w:t xml:space="preserve">Building age</w:t>
@@ -1580,12 +1841,26 @@
         </w:tc>
         <w:tc>
           <w:tcPr>
-            <w:vAlign w:val="center"/>
-          </w:tcPr>
-          <w:p>
-            <w:pPr>
-              <w:pStyle w:val="Compact"/>
-              <w:spacing w:line="240" w:lineRule="auto" w:after="0"/>
+            <w:tcW w:type="dxa" w:w="4252"/>
+            <w:vAlign w:val="top"/>
+            <w:tcMar>
+              <w:top w:w="28" w:type="dxa"/>
+              <w:right w:w="85" w:type="dxa"/>
+              <w:bottom w:w="28" w:type="dxa"/>
+              <w:left w:w="85" w:type="dxa"/>
+            </w:tcMar>
+            <w:tcBorders>
+              <w:top w:val="single" w:sz="4" w:space="0" w:color="B7B7B7"/>
+              <w:bottom w:val="nil"/>
+            </w:tcBorders>
+          </w:tcPr>
+          <w:p>
+            <w:pPr>
+              <w:pStyle w:val="Compact"/>
+              <w:keepNext/>
+              <w:spacing w:line="240" w:lineRule="auto" w:after="0" w:before="0"/>
+              <w:ind w:left="142"/>
+              <w:jc w:val="left"/>
             </w:pPr>
             <w:r>
               <w:rPr>
@@ -1598,12 +1873,24 @@
         </w:tc>
         <w:tc>
           <w:tcPr>
-            <w:vAlign w:val="center"/>
-          </w:tcPr>
-          <w:p>
-            <w:pPr>
-              <w:pStyle w:val="Compact"/>
-              <w:spacing w:line="240" w:lineRule="auto" w:after="0"/>
+            <w:tcW w:type="dxa" w:w="1701"/>
+            <w:vAlign w:val="top"/>
+            <w:tcMar>
+              <w:top w:w="28" w:type="dxa"/>
+              <w:right w:w="85" w:type="dxa"/>
+              <w:bottom w:w="28" w:type="dxa"/>
+              <w:left w:w="85" w:type="dxa"/>
+            </w:tcMar>
+            <w:tcBorders>
+              <w:top w:val="single" w:sz="4" w:space="0" w:color="B7B7B7"/>
+              <w:bottom w:val="nil"/>
+            </w:tcBorders>
+          </w:tcPr>
+          <w:p>
+            <w:pPr>
+              <w:pStyle w:val="Compact"/>
+              <w:keepNext/>
+              <w:spacing w:line="240" w:lineRule="auto" w:after="0" w:before="0"/>
               <w:jc w:val="right"/>
             </w:pPr>
             <w:r>
@@ -1622,30 +1909,50 @@
         </w:trPr>
         <w:tc>
           <w:tcPr>
-            <w:vAlign w:val="center"/>
-          </w:tcPr>
-          <w:p>
-            <w:pPr>
-              <w:pStyle w:val="Compact"/>
-              <w:spacing w:line="240" w:lineRule="auto" w:after="0"/>
-            </w:pPr>
-            <w:r>
-              <w:rPr>
-                <w:rFonts w:ascii="Times New Roman" w:hAnsi="Times New Roman" w:eastAsia="Yu Mincho"/>
-                <w:sz w:val="18"/>
-              </w:rPr>
-              <w:t xml:space="preserve">Building age</w:t>
-            </w:r>
-          </w:p>
-        </w:tc>
-        <w:tc>
-          <w:tcPr>
-            <w:vAlign w:val="center"/>
-          </w:tcPr>
-          <w:p>
-            <w:pPr>
-              <w:pStyle w:val="Compact"/>
-              <w:spacing w:line="240" w:lineRule="auto" w:after="0"/>
+            <w:tcW w:type="dxa" w:w="2551"/>
+            <w:vAlign w:val="top"/>
+            <w:tcMar>
+              <w:top w:w="28" w:type="dxa"/>
+              <w:right w:w="85" w:type="dxa"/>
+              <w:bottom w:w="28" w:type="dxa"/>
+              <w:left w:w="85" w:type="dxa"/>
+            </w:tcMar>
+            <w:tcBorders>
+              <w:top w:val="nil"/>
+              <w:bottom w:val="nil"/>
+            </w:tcBorders>
+          </w:tcPr>
+          <w:p>
+            <w:pPr>
+              <w:pStyle w:val="Compact"/>
+              <w:keepNext/>
+              <w:spacing w:line="240" w:lineRule="auto" w:after="0" w:before="0"/>
+              <w:jc w:val="left"/>
+            </w:pPr>
+          </w:p>
+        </w:tc>
+        <w:tc>
+          <w:tcPr>
+            <w:tcW w:type="dxa" w:w="4252"/>
+            <w:vAlign w:val="top"/>
+            <w:tcMar>
+              <w:top w:w="28" w:type="dxa"/>
+              <w:right w:w="85" w:type="dxa"/>
+              <w:bottom w:w="28" w:type="dxa"/>
+              <w:left w:w="85" w:type="dxa"/>
+            </w:tcMar>
+            <w:tcBorders>
+              <w:top w:val="nil"/>
+              <w:bottom w:val="nil"/>
+            </w:tcBorders>
+          </w:tcPr>
+          <w:p>
+            <w:pPr>
+              <w:pStyle w:val="Compact"/>
+              <w:keepNext/>
+              <w:spacing w:line="240" w:lineRule="auto" w:after="0" w:before="0"/>
+              <w:ind w:left="142"/>
+              <w:jc w:val="left"/>
             </w:pPr>
             <w:r>
               <w:rPr>
@@ -1658,12 +1965,24 @@
         </w:tc>
         <w:tc>
           <w:tcPr>
-            <w:vAlign w:val="center"/>
-          </w:tcPr>
-          <w:p>
-            <w:pPr>
-              <w:pStyle w:val="Compact"/>
-              <w:spacing w:line="240" w:lineRule="auto" w:after="0"/>
+            <w:tcW w:type="dxa" w:w="1701"/>
+            <w:vAlign w:val="top"/>
+            <w:tcMar>
+              <w:top w:w="28" w:type="dxa"/>
+              <w:right w:w="85" w:type="dxa"/>
+              <w:bottom w:w="28" w:type="dxa"/>
+              <w:left w:w="85" w:type="dxa"/>
+            </w:tcMar>
+            <w:tcBorders>
+              <w:top w:val="nil"/>
+              <w:bottom w:val="nil"/>
+            </w:tcBorders>
+          </w:tcPr>
+          <w:p>
+            <w:pPr>
+              <w:pStyle w:val="Compact"/>
+              <w:keepNext/>
+              <w:spacing w:line="240" w:lineRule="auto" w:after="0" w:before="0"/>
               <w:jc w:val="right"/>
             </w:pPr>
             <w:r>
@@ -1682,30 +2001,48 @@
         </w:trPr>
         <w:tc>
           <w:tcPr>
-            <w:vAlign w:val="center"/>
-          </w:tcPr>
-          <w:p>
-            <w:pPr>
-              <w:pStyle w:val="Compact"/>
-              <w:spacing w:line="240" w:lineRule="auto" w:after="0"/>
-            </w:pPr>
-            <w:r>
-              <w:rPr>
-                <w:rFonts w:ascii="Times New Roman" w:hAnsi="Times New Roman" w:eastAsia="Yu Mincho"/>
-                <w:sz w:val="18"/>
-              </w:rPr>
-              <w:t xml:space="preserve">Building age</w:t>
-            </w:r>
-          </w:p>
-        </w:tc>
-        <w:tc>
-          <w:tcPr>
-            <w:vAlign w:val="center"/>
-          </w:tcPr>
-          <w:p>
-            <w:pPr>
-              <w:pStyle w:val="Compact"/>
-              <w:spacing w:line="240" w:lineRule="auto" w:after="0"/>
+            <w:tcW w:type="dxa" w:w="2551"/>
+            <w:vAlign w:val="top"/>
+            <w:tcMar>
+              <w:top w:w="28" w:type="dxa"/>
+              <w:right w:w="85" w:type="dxa"/>
+              <w:bottom w:w="28" w:type="dxa"/>
+              <w:left w:w="85" w:type="dxa"/>
+            </w:tcMar>
+            <w:tcBorders>
+              <w:top w:val="nil"/>
+              <w:bottom w:val="nil"/>
+            </w:tcBorders>
+          </w:tcPr>
+          <w:p>
+            <w:pPr>
+              <w:pStyle w:val="Compact"/>
+              <w:spacing w:line="240" w:lineRule="auto" w:after="0" w:before="0"/>
+              <w:jc w:val="left"/>
+            </w:pPr>
+          </w:p>
+        </w:tc>
+        <w:tc>
+          <w:tcPr>
+            <w:tcW w:type="dxa" w:w="4252"/>
+            <w:vAlign w:val="top"/>
+            <w:tcMar>
+              <w:top w:w="28" w:type="dxa"/>
+              <w:right w:w="85" w:type="dxa"/>
+              <w:bottom w:w="28" w:type="dxa"/>
+              <w:left w:w="85" w:type="dxa"/>
+            </w:tcMar>
+            <w:tcBorders>
+              <w:top w:val="nil"/>
+              <w:bottom w:val="nil"/>
+            </w:tcBorders>
+          </w:tcPr>
+          <w:p>
+            <w:pPr>
+              <w:pStyle w:val="Compact"/>
+              <w:spacing w:line="240" w:lineRule="auto" w:after="0" w:before="0"/>
+              <w:ind w:left="142"/>
+              <w:jc w:val="left"/>
             </w:pPr>
             <w:r>
               <w:rPr>
@@ -1718,12 +2055,23 @@
         </w:tc>
         <w:tc>
           <w:tcPr>
-            <w:vAlign w:val="center"/>
-          </w:tcPr>
-          <w:p>
-            <w:pPr>
-              <w:pStyle w:val="Compact"/>
-              <w:spacing w:line="240" w:lineRule="auto" w:after="0"/>
+            <w:tcW w:type="dxa" w:w="1701"/>
+            <w:vAlign w:val="top"/>
+            <w:tcMar>
+              <w:top w:w="28" w:type="dxa"/>
+              <w:right w:w="85" w:type="dxa"/>
+              <w:bottom w:w="28" w:type="dxa"/>
+              <w:left w:w="85" w:type="dxa"/>
+            </w:tcMar>
+            <w:tcBorders>
+              <w:top w:val="nil"/>
+              <w:bottom w:val="nil"/>
+            </w:tcBorders>
+          </w:tcPr>
+          <w:p>
+            <w:pPr>
+              <w:pStyle w:val="Compact"/>
+              <w:spacing w:line="240" w:lineRule="auto" w:after="0" w:before="0"/>
               <w:jc w:val="right"/>
             </w:pPr>
             <w:r>
@@ -1742,16 +2090,30 @@
         </w:trPr>
         <w:tc>
           <w:tcPr>
-            <w:vAlign w:val="center"/>
-          </w:tcPr>
-          <w:p>
-            <w:pPr>
-              <w:pStyle w:val="Compact"/>
-              <w:spacing w:line="240" w:lineRule="auto" w:after="0"/>
-            </w:pPr>
-            <w:r>
-              <w:rPr>
-                <w:rFonts w:ascii="Times New Roman" w:hAnsi="Times New Roman" w:eastAsia="Yu Mincho"/>
+            <w:tcW w:type="dxa" w:w="2551"/>
+            <w:vAlign w:val="top"/>
+            <w:tcMar>
+              <w:top w:w="28" w:type="dxa"/>
+              <w:right w:w="85" w:type="dxa"/>
+              <w:bottom w:w="28" w:type="dxa"/>
+              <w:left w:w="85" w:type="dxa"/>
+            </w:tcMar>
+            <w:tcBorders>
+              <w:top w:val="single" w:sz="4" w:space="0" w:color="B7B7B7"/>
+              <w:bottom w:val="nil"/>
+            </w:tcBorders>
+          </w:tcPr>
+          <w:p>
+            <w:pPr>
+              <w:pStyle w:val="Compact"/>
+              <w:keepNext/>
+              <w:spacing w:line="240" w:lineRule="auto" w:after="0" w:before="0"/>
+              <w:jc w:val="left"/>
+            </w:pPr>
+            <w:r>
+              <w:rPr>
+                <w:rFonts w:ascii="Times New Roman" w:hAnsi="Times New Roman" w:eastAsia="Yu Mincho"/>
+                <w:b/>
                 <w:sz w:val="18"/>
               </w:rPr>
               <w:t xml:space="preserve">Tenure</w:t>
@@ -1760,12 +2122,26 @@
         </w:tc>
         <w:tc>
           <w:tcPr>
-            <w:vAlign w:val="center"/>
-          </w:tcPr>
-          <w:p>
-            <w:pPr>
-              <w:pStyle w:val="Compact"/>
-              <w:spacing w:line="240" w:lineRule="auto" w:after="0"/>
+            <w:tcW w:type="dxa" w:w="4252"/>
+            <w:vAlign w:val="top"/>
+            <w:tcMar>
+              <w:top w:w="28" w:type="dxa"/>
+              <w:right w:w="85" w:type="dxa"/>
+              <w:bottom w:w="28" w:type="dxa"/>
+              <w:left w:w="85" w:type="dxa"/>
+            </w:tcMar>
+            <w:tcBorders>
+              <w:top w:val="single" w:sz="4" w:space="0" w:color="B7B7B7"/>
+              <w:bottom w:val="nil"/>
+            </w:tcBorders>
+          </w:tcPr>
+          <w:p>
+            <w:pPr>
+              <w:pStyle w:val="Compact"/>
+              <w:keepNext/>
+              <w:spacing w:line="240" w:lineRule="auto" w:after="0" w:before="0"/>
+              <w:ind w:left="142"/>
+              <w:jc w:val="left"/>
             </w:pPr>
             <w:r>
               <w:rPr>
@@ -1778,12 +2154,24 @@
         </w:tc>
         <w:tc>
           <w:tcPr>
-            <w:vAlign w:val="center"/>
-          </w:tcPr>
-          <w:p>
-            <w:pPr>
-              <w:pStyle w:val="Compact"/>
-              <w:spacing w:line="240" w:lineRule="auto" w:after="0"/>
+            <w:tcW w:type="dxa" w:w="1701"/>
+            <w:vAlign w:val="top"/>
+            <w:tcMar>
+              <w:top w:w="28" w:type="dxa"/>
+              <w:right w:w="85" w:type="dxa"/>
+              <w:bottom w:w="28" w:type="dxa"/>
+              <w:left w:w="85" w:type="dxa"/>
+            </w:tcMar>
+            <w:tcBorders>
+              <w:top w:val="single" w:sz="4" w:space="0" w:color="B7B7B7"/>
+              <w:bottom w:val="nil"/>
+            </w:tcBorders>
+          </w:tcPr>
+          <w:p>
+            <w:pPr>
+              <w:pStyle w:val="Compact"/>
+              <w:keepNext/>
+              <w:spacing w:line="240" w:lineRule="auto" w:after="0" w:before="0"/>
               <w:jc w:val="right"/>
             </w:pPr>
             <w:r>
@@ -1802,30 +2190,50 @@
         </w:trPr>
         <w:tc>
           <w:tcPr>
-            <w:vAlign w:val="center"/>
-          </w:tcPr>
-          <w:p>
-            <w:pPr>
-              <w:pStyle w:val="Compact"/>
-              <w:spacing w:line="240" w:lineRule="auto" w:after="0"/>
-            </w:pPr>
-            <w:r>
-              <w:rPr>
-                <w:rFonts w:ascii="Times New Roman" w:hAnsi="Times New Roman" w:eastAsia="Yu Mincho"/>
-                <w:sz w:val="18"/>
-              </w:rPr>
-              <w:t xml:space="preserve">Tenure</w:t>
-            </w:r>
-          </w:p>
-        </w:tc>
-        <w:tc>
-          <w:tcPr>
-            <w:vAlign w:val="center"/>
-          </w:tcPr>
-          <w:p>
-            <w:pPr>
-              <w:pStyle w:val="Compact"/>
-              <w:spacing w:line="240" w:lineRule="auto" w:after="0"/>
+            <w:tcW w:type="dxa" w:w="2551"/>
+            <w:vAlign w:val="top"/>
+            <w:tcMar>
+              <w:top w:w="28" w:type="dxa"/>
+              <w:right w:w="85" w:type="dxa"/>
+              <w:bottom w:w="28" w:type="dxa"/>
+              <w:left w:w="85" w:type="dxa"/>
+            </w:tcMar>
+            <w:tcBorders>
+              <w:top w:val="nil"/>
+              <w:bottom w:val="nil"/>
+            </w:tcBorders>
+          </w:tcPr>
+          <w:p>
+            <w:pPr>
+              <w:pStyle w:val="Compact"/>
+              <w:keepNext/>
+              <w:spacing w:line="240" w:lineRule="auto" w:after="0" w:before="0"/>
+              <w:jc w:val="left"/>
+            </w:pPr>
+          </w:p>
+        </w:tc>
+        <w:tc>
+          <w:tcPr>
+            <w:tcW w:type="dxa" w:w="4252"/>
+            <w:vAlign w:val="top"/>
+            <w:tcMar>
+              <w:top w:w="28" w:type="dxa"/>
+              <w:right w:w="85" w:type="dxa"/>
+              <w:bottom w:w="28" w:type="dxa"/>
+              <w:left w:w="85" w:type="dxa"/>
+            </w:tcMar>
+            <w:tcBorders>
+              <w:top w:val="nil"/>
+              <w:bottom w:val="nil"/>
+            </w:tcBorders>
+          </w:tcPr>
+          <w:p>
+            <w:pPr>
+              <w:pStyle w:val="Compact"/>
+              <w:keepNext/>
+              <w:spacing w:line="240" w:lineRule="auto" w:after="0" w:before="0"/>
+              <w:ind w:left="142"/>
+              <w:jc w:val="left"/>
             </w:pPr>
             <w:r>
               <w:rPr>
@@ -1838,12 +2246,24 @@
         </w:tc>
         <w:tc>
           <w:tcPr>
-            <w:vAlign w:val="center"/>
-          </w:tcPr>
-          <w:p>
-            <w:pPr>
-              <w:pStyle w:val="Compact"/>
-              <w:spacing w:line="240" w:lineRule="auto" w:after="0"/>
+            <w:tcW w:type="dxa" w:w="1701"/>
+            <w:vAlign w:val="top"/>
+            <w:tcMar>
+              <w:top w:w="28" w:type="dxa"/>
+              <w:right w:w="85" w:type="dxa"/>
+              <w:bottom w:w="28" w:type="dxa"/>
+              <w:left w:w="85" w:type="dxa"/>
+            </w:tcMar>
+            <w:tcBorders>
+              <w:top w:val="nil"/>
+              <w:bottom w:val="nil"/>
+            </w:tcBorders>
+          </w:tcPr>
+          <w:p>
+            <w:pPr>
+              <w:pStyle w:val="Compact"/>
+              <w:keepNext/>
+              <w:spacing w:line="240" w:lineRule="auto" w:after="0" w:before="0"/>
               <w:jc w:val="right"/>
             </w:pPr>
             <w:r>
@@ -1862,30 +2282,48 @@
         </w:trPr>
         <w:tc>
           <w:tcPr>
-            <w:vAlign w:val="center"/>
-          </w:tcPr>
-          <w:p>
-            <w:pPr>
-              <w:pStyle w:val="Compact"/>
-              <w:spacing w:line="240" w:lineRule="auto" w:after="0"/>
-            </w:pPr>
-            <w:r>
-              <w:rPr>
-                <w:rFonts w:ascii="Times New Roman" w:hAnsi="Times New Roman" w:eastAsia="Yu Mincho"/>
-                <w:sz w:val="18"/>
-              </w:rPr>
-              <w:t xml:space="preserve">Tenure</w:t>
-            </w:r>
-          </w:p>
-        </w:tc>
-        <w:tc>
-          <w:tcPr>
-            <w:vAlign w:val="center"/>
-          </w:tcPr>
-          <w:p>
-            <w:pPr>
-              <w:pStyle w:val="Compact"/>
-              <w:spacing w:line="240" w:lineRule="auto" w:after="0"/>
+            <w:tcW w:type="dxa" w:w="2551"/>
+            <w:vAlign w:val="top"/>
+            <w:tcMar>
+              <w:top w:w="28" w:type="dxa"/>
+              <w:right w:w="85" w:type="dxa"/>
+              <w:bottom w:w="28" w:type="dxa"/>
+              <w:left w:w="85" w:type="dxa"/>
+            </w:tcMar>
+            <w:tcBorders>
+              <w:top w:val="nil"/>
+              <w:bottom w:val="nil"/>
+            </w:tcBorders>
+          </w:tcPr>
+          <w:p>
+            <w:pPr>
+              <w:pStyle w:val="Compact"/>
+              <w:spacing w:line="240" w:lineRule="auto" w:after="0" w:before="0"/>
+              <w:jc w:val="left"/>
+            </w:pPr>
+          </w:p>
+        </w:tc>
+        <w:tc>
+          <w:tcPr>
+            <w:tcW w:type="dxa" w:w="4252"/>
+            <w:vAlign w:val="top"/>
+            <w:tcMar>
+              <w:top w:w="28" w:type="dxa"/>
+              <w:right w:w="85" w:type="dxa"/>
+              <w:bottom w:w="28" w:type="dxa"/>
+              <w:left w:w="85" w:type="dxa"/>
+            </w:tcMar>
+            <w:tcBorders>
+              <w:top w:val="nil"/>
+              <w:bottom w:val="nil"/>
+            </w:tcBorders>
+          </w:tcPr>
+          <w:p>
+            <w:pPr>
+              <w:pStyle w:val="Compact"/>
+              <w:spacing w:line="240" w:lineRule="auto" w:after="0" w:before="0"/>
+              <w:ind w:left="142"/>
+              <w:jc w:val="left"/>
             </w:pPr>
             <w:r>
               <w:rPr>
@@ -1898,12 +2336,23 @@
         </w:tc>
         <w:tc>
           <w:tcPr>
-            <w:vAlign w:val="center"/>
-          </w:tcPr>
-          <w:p>
-            <w:pPr>
-              <w:pStyle w:val="Compact"/>
-              <w:spacing w:line="240" w:lineRule="auto" w:after="0"/>
+            <w:tcW w:type="dxa" w:w="1701"/>
+            <w:vAlign w:val="top"/>
+            <w:tcMar>
+              <w:top w:w="28" w:type="dxa"/>
+              <w:right w:w="85" w:type="dxa"/>
+              <w:bottom w:w="28" w:type="dxa"/>
+              <w:left w:w="85" w:type="dxa"/>
+            </w:tcMar>
+            <w:tcBorders>
+              <w:top w:val="nil"/>
+              <w:bottom w:val="nil"/>
+            </w:tcBorders>
+          </w:tcPr>
+          <w:p>
+            <w:pPr>
+              <w:pStyle w:val="Compact"/>
+              <w:spacing w:line="240" w:lineRule="auto" w:after="0" w:before="0"/>
               <w:jc w:val="right"/>
             </w:pPr>
             <w:r>
@@ -1922,16 +2371,30 @@
         </w:trPr>
         <w:tc>
           <w:tcPr>
-            <w:vAlign w:val="center"/>
-          </w:tcPr>
-          <w:p>
-            <w:pPr>
-              <w:pStyle w:val="Compact"/>
-              <w:spacing w:line="240" w:lineRule="auto" w:after="0"/>
-            </w:pPr>
-            <w:r>
-              <w:rPr>
-                <w:rFonts w:ascii="Times New Roman" w:hAnsi="Times New Roman" w:eastAsia="Yu Mincho"/>
+            <w:tcW w:type="dxa" w:w="2551"/>
+            <w:vAlign w:val="top"/>
+            <w:tcMar>
+              <w:top w:w="28" w:type="dxa"/>
+              <w:right w:w="85" w:type="dxa"/>
+              <w:bottom w:w="28" w:type="dxa"/>
+              <w:left w:w="85" w:type="dxa"/>
+            </w:tcMar>
+            <w:tcBorders>
+              <w:top w:val="single" w:sz="4" w:space="0" w:color="B7B7B7"/>
+              <w:bottom w:val="nil"/>
+            </w:tcBorders>
+          </w:tcPr>
+          <w:p>
+            <w:pPr>
+              <w:pStyle w:val="Compact"/>
+              <w:keepNext/>
+              <w:spacing w:line="240" w:lineRule="auto" w:after="0" w:before="0"/>
+              <w:jc w:val="left"/>
+            </w:pPr>
+            <w:r>
+              <w:rPr>
+                <w:rFonts w:ascii="Times New Roman" w:hAnsi="Times New Roman" w:eastAsia="Yu Mincho"/>
+                <w:b/>
                 <w:sz w:val="18"/>
               </w:rPr>
               <w:t xml:space="preserve">Winter bathing frequency</w:t>
@@ -1940,12 +2403,26 @@
         </w:tc>
         <w:tc>
           <w:tcPr>
-            <w:vAlign w:val="center"/>
-          </w:tcPr>
-          <w:p>
-            <w:pPr>
-              <w:pStyle w:val="Compact"/>
-              <w:spacing w:line="240" w:lineRule="auto" w:after="0"/>
+            <w:tcW w:type="dxa" w:w="4252"/>
+            <w:vAlign w:val="top"/>
+            <w:tcMar>
+              <w:top w:w="28" w:type="dxa"/>
+              <w:right w:w="85" w:type="dxa"/>
+              <w:bottom w:w="28" w:type="dxa"/>
+              <w:left w:w="85" w:type="dxa"/>
+            </w:tcMar>
+            <w:tcBorders>
+              <w:top w:val="single" w:sz="4" w:space="0" w:color="B7B7B7"/>
+              <w:bottom w:val="nil"/>
+            </w:tcBorders>
+          </w:tcPr>
+          <w:p>
+            <w:pPr>
+              <w:pStyle w:val="Compact"/>
+              <w:keepNext/>
+              <w:spacing w:line="240" w:lineRule="auto" w:after="0" w:before="0"/>
+              <w:ind w:left="142"/>
+              <w:jc w:val="left"/>
             </w:pPr>
             <w:r>
               <w:rPr>
@@ -1958,12 +2435,24 @@
         </w:tc>
         <w:tc>
           <w:tcPr>
-            <w:vAlign w:val="center"/>
-          </w:tcPr>
-          <w:p>
-            <w:pPr>
-              <w:pStyle w:val="Compact"/>
-              <w:spacing w:line="240" w:lineRule="auto" w:after="0"/>
+            <w:tcW w:type="dxa" w:w="1701"/>
+            <w:vAlign w:val="top"/>
+            <w:tcMar>
+              <w:top w:w="28" w:type="dxa"/>
+              <w:right w:w="85" w:type="dxa"/>
+              <w:bottom w:w="28" w:type="dxa"/>
+              <w:left w:w="85" w:type="dxa"/>
+            </w:tcMar>
+            <w:tcBorders>
+              <w:top w:val="single" w:sz="4" w:space="0" w:color="B7B7B7"/>
+              <w:bottom w:val="nil"/>
+            </w:tcBorders>
+          </w:tcPr>
+          <w:p>
+            <w:pPr>
+              <w:pStyle w:val="Compact"/>
+              <w:keepNext/>
+              <w:spacing w:line="240" w:lineRule="auto" w:after="0" w:before="0"/>
               <w:jc w:val="right"/>
             </w:pPr>
             <w:r>
@@ -1982,30 +2471,50 @@
         </w:trPr>
         <w:tc>
           <w:tcPr>
-            <w:vAlign w:val="center"/>
-          </w:tcPr>
-          <w:p>
-            <w:pPr>
-              <w:pStyle w:val="Compact"/>
-              <w:spacing w:line="240" w:lineRule="auto" w:after="0"/>
-            </w:pPr>
-            <w:r>
-              <w:rPr>
-                <w:rFonts w:ascii="Times New Roman" w:hAnsi="Times New Roman" w:eastAsia="Yu Mincho"/>
-                <w:sz w:val="18"/>
-              </w:rPr>
-              <w:t xml:space="preserve">Winter bathing frequency</w:t>
-            </w:r>
-          </w:p>
-        </w:tc>
-        <w:tc>
-          <w:tcPr>
-            <w:vAlign w:val="center"/>
-          </w:tcPr>
-          <w:p>
-            <w:pPr>
-              <w:pStyle w:val="Compact"/>
-              <w:spacing w:line="240" w:lineRule="auto" w:after="0"/>
+            <w:tcW w:type="dxa" w:w="2551"/>
+            <w:vAlign w:val="top"/>
+            <w:tcMar>
+              <w:top w:w="28" w:type="dxa"/>
+              <w:right w:w="85" w:type="dxa"/>
+              <w:bottom w:w="28" w:type="dxa"/>
+              <w:left w:w="85" w:type="dxa"/>
+            </w:tcMar>
+            <w:tcBorders>
+              <w:top w:val="nil"/>
+              <w:bottom w:val="nil"/>
+            </w:tcBorders>
+          </w:tcPr>
+          <w:p>
+            <w:pPr>
+              <w:pStyle w:val="Compact"/>
+              <w:keepNext/>
+              <w:spacing w:line="240" w:lineRule="auto" w:after="0" w:before="0"/>
+              <w:jc w:val="left"/>
+            </w:pPr>
+          </w:p>
+        </w:tc>
+        <w:tc>
+          <w:tcPr>
+            <w:tcW w:type="dxa" w:w="4252"/>
+            <w:vAlign w:val="top"/>
+            <w:tcMar>
+              <w:top w:w="28" w:type="dxa"/>
+              <w:right w:w="85" w:type="dxa"/>
+              <w:bottom w:w="28" w:type="dxa"/>
+              <w:left w:w="85" w:type="dxa"/>
+            </w:tcMar>
+            <w:tcBorders>
+              <w:top w:val="nil"/>
+              <w:bottom w:val="nil"/>
+            </w:tcBorders>
+          </w:tcPr>
+          <w:p>
+            <w:pPr>
+              <w:pStyle w:val="Compact"/>
+              <w:keepNext/>
+              <w:spacing w:line="240" w:lineRule="auto" w:after="0" w:before="0"/>
+              <w:ind w:left="142"/>
+              <w:jc w:val="left"/>
             </w:pPr>
             <w:r>
               <w:rPr>
@@ -2018,12 +2527,24 @@
         </w:tc>
         <w:tc>
           <w:tcPr>
-            <w:vAlign w:val="center"/>
-          </w:tcPr>
-          <w:p>
-            <w:pPr>
-              <w:pStyle w:val="Compact"/>
-              <w:spacing w:line="240" w:lineRule="auto" w:after="0"/>
+            <w:tcW w:type="dxa" w:w="1701"/>
+            <w:vAlign w:val="top"/>
+            <w:tcMar>
+              <w:top w:w="28" w:type="dxa"/>
+              <w:right w:w="85" w:type="dxa"/>
+              <w:bottom w:w="28" w:type="dxa"/>
+              <w:left w:w="85" w:type="dxa"/>
+            </w:tcMar>
+            <w:tcBorders>
+              <w:top w:val="nil"/>
+              <w:bottom w:val="nil"/>
+            </w:tcBorders>
+          </w:tcPr>
+          <w:p>
+            <w:pPr>
+              <w:pStyle w:val="Compact"/>
+              <w:keepNext/>
+              <w:spacing w:line="240" w:lineRule="auto" w:after="0" w:before="0"/>
               <w:jc w:val="right"/>
             </w:pPr>
             <w:r>
@@ -2042,30 +2563,50 @@
         </w:trPr>
         <w:tc>
           <w:tcPr>
-            <w:vAlign w:val="center"/>
-          </w:tcPr>
-          <w:p>
-            <w:pPr>
-              <w:pStyle w:val="Compact"/>
-              <w:spacing w:line="240" w:lineRule="auto" w:after="0"/>
-            </w:pPr>
-            <w:r>
-              <w:rPr>
-                <w:rFonts w:ascii="Times New Roman" w:hAnsi="Times New Roman" w:eastAsia="Yu Mincho"/>
-                <w:sz w:val="18"/>
-              </w:rPr>
-              <w:t xml:space="preserve">Winter bathing frequency</w:t>
-            </w:r>
-          </w:p>
-        </w:tc>
-        <w:tc>
-          <w:tcPr>
-            <w:vAlign w:val="center"/>
-          </w:tcPr>
-          <w:p>
-            <w:pPr>
-              <w:pStyle w:val="Compact"/>
-              <w:spacing w:line="240" w:lineRule="auto" w:after="0"/>
+            <w:tcW w:type="dxa" w:w="2551"/>
+            <w:vAlign w:val="top"/>
+            <w:tcMar>
+              <w:top w:w="28" w:type="dxa"/>
+              <w:right w:w="85" w:type="dxa"/>
+              <w:bottom w:w="28" w:type="dxa"/>
+              <w:left w:w="85" w:type="dxa"/>
+            </w:tcMar>
+            <w:tcBorders>
+              <w:top w:val="nil"/>
+              <w:bottom w:val="nil"/>
+            </w:tcBorders>
+          </w:tcPr>
+          <w:p>
+            <w:pPr>
+              <w:pStyle w:val="Compact"/>
+              <w:keepNext/>
+              <w:spacing w:line="240" w:lineRule="auto" w:after="0" w:before="0"/>
+              <w:jc w:val="left"/>
+            </w:pPr>
+          </w:p>
+        </w:tc>
+        <w:tc>
+          <w:tcPr>
+            <w:tcW w:type="dxa" w:w="4252"/>
+            <w:vAlign w:val="top"/>
+            <w:tcMar>
+              <w:top w:w="28" w:type="dxa"/>
+              <w:right w:w="85" w:type="dxa"/>
+              <w:bottom w:w="28" w:type="dxa"/>
+              <w:left w:w="85" w:type="dxa"/>
+            </w:tcMar>
+            <w:tcBorders>
+              <w:top w:val="nil"/>
+              <w:bottom w:val="nil"/>
+            </w:tcBorders>
+          </w:tcPr>
+          <w:p>
+            <w:pPr>
+              <w:pStyle w:val="Compact"/>
+              <w:keepNext/>
+              <w:spacing w:line="240" w:lineRule="auto" w:after="0" w:before="0"/>
+              <w:ind w:left="142"/>
+              <w:jc w:val="left"/>
             </w:pPr>
             <w:r>
               <w:rPr>
@@ -2078,12 +2619,24 @@
         </w:tc>
         <w:tc>
           <w:tcPr>
-            <w:vAlign w:val="center"/>
-          </w:tcPr>
-          <w:p>
-            <w:pPr>
-              <w:pStyle w:val="Compact"/>
-              <w:spacing w:line="240" w:lineRule="auto" w:after="0"/>
+            <w:tcW w:type="dxa" w:w="1701"/>
+            <w:vAlign w:val="top"/>
+            <w:tcMar>
+              <w:top w:w="28" w:type="dxa"/>
+              <w:right w:w="85" w:type="dxa"/>
+              <w:bottom w:w="28" w:type="dxa"/>
+              <w:left w:w="85" w:type="dxa"/>
+            </w:tcMar>
+            <w:tcBorders>
+              <w:top w:val="nil"/>
+              <w:bottom w:val="nil"/>
+            </w:tcBorders>
+          </w:tcPr>
+          <w:p>
+            <w:pPr>
+              <w:pStyle w:val="Compact"/>
+              <w:keepNext/>
+              <w:spacing w:line="240" w:lineRule="auto" w:after="0" w:before="0"/>
               <w:jc w:val="right"/>
             </w:pPr>
             <w:r>
@@ -2102,30 +2655,50 @@
         </w:trPr>
         <w:tc>
           <w:tcPr>
-            <w:vAlign w:val="center"/>
-          </w:tcPr>
-          <w:p>
-            <w:pPr>
-              <w:pStyle w:val="Compact"/>
-              <w:spacing w:line="240" w:lineRule="auto" w:after="0"/>
-            </w:pPr>
-            <w:r>
-              <w:rPr>
-                <w:rFonts w:ascii="Times New Roman" w:hAnsi="Times New Roman" w:eastAsia="Yu Mincho"/>
-                <w:sz w:val="18"/>
-              </w:rPr>
-              <w:t xml:space="preserve">Winter bathing frequency</w:t>
-            </w:r>
-          </w:p>
-        </w:tc>
-        <w:tc>
-          <w:tcPr>
-            <w:vAlign w:val="center"/>
-          </w:tcPr>
-          <w:p>
-            <w:pPr>
-              <w:pStyle w:val="Compact"/>
-              <w:spacing w:line="240" w:lineRule="auto" w:after="0"/>
+            <w:tcW w:type="dxa" w:w="2551"/>
+            <w:vAlign w:val="top"/>
+            <w:tcMar>
+              <w:top w:w="28" w:type="dxa"/>
+              <w:right w:w="85" w:type="dxa"/>
+              <w:bottom w:w="28" w:type="dxa"/>
+              <w:left w:w="85" w:type="dxa"/>
+            </w:tcMar>
+            <w:tcBorders>
+              <w:top w:val="nil"/>
+              <w:bottom w:val="nil"/>
+            </w:tcBorders>
+          </w:tcPr>
+          <w:p>
+            <w:pPr>
+              <w:pStyle w:val="Compact"/>
+              <w:keepNext/>
+              <w:spacing w:line="240" w:lineRule="auto" w:after="0" w:before="0"/>
+              <w:jc w:val="left"/>
+            </w:pPr>
+          </w:p>
+        </w:tc>
+        <w:tc>
+          <w:tcPr>
+            <w:tcW w:type="dxa" w:w="4252"/>
+            <w:vAlign w:val="top"/>
+            <w:tcMar>
+              <w:top w:w="28" w:type="dxa"/>
+              <w:right w:w="85" w:type="dxa"/>
+              <w:bottom w:w="28" w:type="dxa"/>
+              <w:left w:w="85" w:type="dxa"/>
+            </w:tcMar>
+            <w:tcBorders>
+              <w:top w:val="nil"/>
+              <w:bottom w:val="nil"/>
+            </w:tcBorders>
+          </w:tcPr>
+          <w:p>
+            <w:pPr>
+              <w:pStyle w:val="Compact"/>
+              <w:keepNext/>
+              <w:spacing w:line="240" w:lineRule="auto" w:after="0" w:before="0"/>
+              <w:ind w:left="142"/>
+              <w:jc w:val="left"/>
             </w:pPr>
             <w:r>
               <w:rPr>
@@ -2138,12 +2711,24 @@
         </w:tc>
         <w:tc>
           <w:tcPr>
-            <w:vAlign w:val="center"/>
-          </w:tcPr>
-          <w:p>
-            <w:pPr>
-              <w:pStyle w:val="Compact"/>
-              <w:spacing w:line="240" w:lineRule="auto" w:after="0"/>
+            <w:tcW w:type="dxa" w:w="1701"/>
+            <w:vAlign w:val="top"/>
+            <w:tcMar>
+              <w:top w:w="28" w:type="dxa"/>
+              <w:right w:w="85" w:type="dxa"/>
+              <w:bottom w:w="28" w:type="dxa"/>
+              <w:left w:w="85" w:type="dxa"/>
+            </w:tcMar>
+            <w:tcBorders>
+              <w:top w:val="nil"/>
+              <w:bottom w:val="nil"/>
+            </w:tcBorders>
+          </w:tcPr>
+          <w:p>
+            <w:pPr>
+              <w:pStyle w:val="Compact"/>
+              <w:keepNext/>
+              <w:spacing w:line="240" w:lineRule="auto" w:after="0" w:before="0"/>
               <w:jc w:val="right"/>
             </w:pPr>
             <w:r>
@@ -2162,30 +2747,48 @@
         </w:trPr>
         <w:tc>
           <w:tcPr>
-            <w:vAlign w:val="center"/>
-          </w:tcPr>
-          <w:p>
-            <w:pPr>
-              <w:pStyle w:val="Compact"/>
-              <w:spacing w:line="240" w:lineRule="auto" w:after="0"/>
-            </w:pPr>
-            <w:r>
-              <w:rPr>
-                <w:rFonts w:ascii="Times New Roman" w:hAnsi="Times New Roman" w:eastAsia="Yu Mincho"/>
-                <w:sz w:val="18"/>
-              </w:rPr>
-              <w:t xml:space="preserve">Winter bathing frequency</w:t>
-            </w:r>
-          </w:p>
-        </w:tc>
-        <w:tc>
-          <w:tcPr>
-            <w:vAlign w:val="center"/>
-          </w:tcPr>
-          <w:p>
-            <w:pPr>
-              <w:pStyle w:val="Compact"/>
-              <w:spacing w:line="240" w:lineRule="auto" w:after="0"/>
+            <w:tcW w:type="dxa" w:w="2551"/>
+            <w:vAlign w:val="top"/>
+            <w:tcMar>
+              <w:top w:w="28" w:type="dxa"/>
+              <w:right w:w="85" w:type="dxa"/>
+              <w:bottom w:w="28" w:type="dxa"/>
+              <w:left w:w="85" w:type="dxa"/>
+            </w:tcMar>
+            <w:tcBorders>
+              <w:top w:val="nil"/>
+              <w:bottom w:val="nil"/>
+            </w:tcBorders>
+          </w:tcPr>
+          <w:p>
+            <w:pPr>
+              <w:pStyle w:val="Compact"/>
+              <w:spacing w:line="240" w:lineRule="auto" w:after="0" w:before="0"/>
+              <w:jc w:val="left"/>
+            </w:pPr>
+          </w:p>
+        </w:tc>
+        <w:tc>
+          <w:tcPr>
+            <w:tcW w:type="dxa" w:w="4252"/>
+            <w:vAlign w:val="top"/>
+            <w:tcMar>
+              <w:top w:w="28" w:type="dxa"/>
+              <w:right w:w="85" w:type="dxa"/>
+              <w:bottom w:w="28" w:type="dxa"/>
+              <w:left w:w="85" w:type="dxa"/>
+            </w:tcMar>
+            <w:tcBorders>
+              <w:top w:val="nil"/>
+              <w:bottom w:val="nil"/>
+            </w:tcBorders>
+          </w:tcPr>
+          <w:p>
+            <w:pPr>
+              <w:pStyle w:val="Compact"/>
+              <w:spacing w:line="240" w:lineRule="auto" w:after="0" w:before="0"/>
+              <w:ind w:left="142"/>
+              <w:jc w:val="left"/>
             </w:pPr>
             <w:r>
               <w:rPr>
@@ -2198,12 +2801,23 @@
         </w:tc>
         <w:tc>
           <w:tcPr>
-            <w:vAlign w:val="center"/>
-          </w:tcPr>
-          <w:p>
-            <w:pPr>
-              <w:pStyle w:val="Compact"/>
-              <w:spacing w:line="240" w:lineRule="auto" w:after="0"/>
+            <w:tcW w:type="dxa" w:w="1701"/>
+            <w:vAlign w:val="top"/>
+            <w:tcMar>
+              <w:top w:w="28" w:type="dxa"/>
+              <w:right w:w="85" w:type="dxa"/>
+              <w:bottom w:w="28" w:type="dxa"/>
+              <w:left w:w="85" w:type="dxa"/>
+            </w:tcMar>
+            <w:tcBorders>
+              <w:top w:val="nil"/>
+              <w:bottom w:val="nil"/>
+            </w:tcBorders>
+          </w:tcPr>
+          <w:p>
+            <w:pPr>
+              <w:pStyle w:val="Compact"/>
+              <w:spacing w:line="240" w:lineRule="auto" w:after="0" w:before="0"/>
               <w:jc w:val="right"/>
             </w:pPr>
             <w:r>
@@ -2222,16 +2836,30 @@
         </w:trPr>
         <w:tc>
           <w:tcPr>
-            <w:vAlign w:val="center"/>
-          </w:tcPr>
-          <w:p>
-            <w:pPr>
-              <w:pStyle w:val="Compact"/>
-              <w:spacing w:line="240" w:lineRule="auto" w:after="0"/>
-            </w:pPr>
-            <w:r>
-              <w:rPr>
-                <w:rFonts w:ascii="Times New Roman" w:hAnsi="Times New Roman" w:eastAsia="Yu Mincho"/>
+            <w:tcW w:type="dxa" w:w="2551"/>
+            <w:vAlign w:val="top"/>
+            <w:tcMar>
+              <w:top w:w="28" w:type="dxa"/>
+              <w:right w:w="85" w:type="dxa"/>
+              <w:bottom w:w="28" w:type="dxa"/>
+              <w:left w:w="85" w:type="dxa"/>
+            </w:tcMar>
+            <w:tcBorders>
+              <w:top w:val="single" w:sz="4" w:space="0" w:color="B7B7B7"/>
+              <w:bottom w:val="nil"/>
+            </w:tcBorders>
+          </w:tcPr>
+          <w:p>
+            <w:pPr>
+              <w:pStyle w:val="Compact"/>
+              <w:keepNext/>
+              <w:spacing w:line="240" w:lineRule="auto" w:after="0" w:before="0"/>
+              <w:jc w:val="left"/>
+            </w:pPr>
+            <w:r>
+              <w:rPr>
+                <w:rFonts w:ascii="Times New Roman" w:hAnsi="Times New Roman" w:eastAsia="Yu Mincho"/>
+                <w:b/>
                 <w:sz w:val="18"/>
               </w:rPr>
               <w:t xml:space="preserve">Bathroom window</w:t>
@@ -2240,12 +2868,26 @@
         </w:tc>
         <w:tc>
           <w:tcPr>
-            <w:vAlign w:val="center"/>
-          </w:tcPr>
-          <w:p>
-            <w:pPr>
-              <w:pStyle w:val="Compact"/>
-              <w:spacing w:line="240" w:lineRule="auto" w:after="0"/>
+            <w:tcW w:type="dxa" w:w="4252"/>
+            <w:vAlign w:val="top"/>
+            <w:tcMar>
+              <w:top w:w="28" w:type="dxa"/>
+              <w:right w:w="85" w:type="dxa"/>
+              <w:bottom w:w="28" w:type="dxa"/>
+              <w:left w:w="85" w:type="dxa"/>
+            </w:tcMar>
+            <w:tcBorders>
+              <w:top w:val="single" w:sz="4" w:space="0" w:color="B7B7B7"/>
+              <w:bottom w:val="nil"/>
+            </w:tcBorders>
+          </w:tcPr>
+          <w:p>
+            <w:pPr>
+              <w:pStyle w:val="Compact"/>
+              <w:keepNext/>
+              <w:spacing w:line="240" w:lineRule="auto" w:after="0" w:before="0"/>
+              <w:ind w:left="142"/>
+              <w:jc w:val="left"/>
             </w:pPr>
             <w:r>
               <w:rPr>
@@ -2258,12 +2900,24 @@
         </w:tc>
         <w:tc>
           <w:tcPr>
-            <w:vAlign w:val="center"/>
-          </w:tcPr>
-          <w:p>
-            <w:pPr>
-              <w:pStyle w:val="Compact"/>
-              <w:spacing w:line="240" w:lineRule="auto" w:after="0"/>
+            <w:tcW w:type="dxa" w:w="1701"/>
+            <w:vAlign w:val="top"/>
+            <w:tcMar>
+              <w:top w:w="28" w:type="dxa"/>
+              <w:right w:w="85" w:type="dxa"/>
+              <w:bottom w:w="28" w:type="dxa"/>
+              <w:left w:w="85" w:type="dxa"/>
+            </w:tcMar>
+            <w:tcBorders>
+              <w:top w:val="single" w:sz="4" w:space="0" w:color="B7B7B7"/>
+              <w:bottom w:val="nil"/>
+            </w:tcBorders>
+          </w:tcPr>
+          <w:p>
+            <w:pPr>
+              <w:pStyle w:val="Compact"/>
+              <w:keepNext/>
+              <w:spacing w:line="240" w:lineRule="auto" w:after="0" w:before="0"/>
               <w:jc w:val="right"/>
             </w:pPr>
             <w:r>
@@ -2282,30 +2936,50 @@
         </w:trPr>
         <w:tc>
           <w:tcPr>
-            <w:vAlign w:val="center"/>
-          </w:tcPr>
-          <w:p>
-            <w:pPr>
-              <w:pStyle w:val="Compact"/>
-              <w:spacing w:line="240" w:lineRule="auto" w:after="0"/>
-            </w:pPr>
-            <w:r>
-              <w:rPr>
-                <w:rFonts w:ascii="Times New Roman" w:hAnsi="Times New Roman" w:eastAsia="Yu Mincho"/>
-                <w:sz w:val="18"/>
-              </w:rPr>
-              <w:t xml:space="preserve">Bathroom window</w:t>
-            </w:r>
-          </w:p>
-        </w:tc>
-        <w:tc>
-          <w:tcPr>
-            <w:vAlign w:val="center"/>
-          </w:tcPr>
-          <w:p>
-            <w:pPr>
-              <w:pStyle w:val="Compact"/>
-              <w:spacing w:line="240" w:lineRule="auto" w:after="0"/>
+            <w:tcW w:type="dxa" w:w="2551"/>
+            <w:vAlign w:val="top"/>
+            <w:tcMar>
+              <w:top w:w="28" w:type="dxa"/>
+              <w:right w:w="85" w:type="dxa"/>
+              <w:bottom w:w="28" w:type="dxa"/>
+              <w:left w:w="85" w:type="dxa"/>
+            </w:tcMar>
+            <w:tcBorders>
+              <w:top w:val="nil"/>
+              <w:bottom w:val="nil"/>
+            </w:tcBorders>
+          </w:tcPr>
+          <w:p>
+            <w:pPr>
+              <w:pStyle w:val="Compact"/>
+              <w:keepNext/>
+              <w:spacing w:line="240" w:lineRule="auto" w:after="0" w:before="0"/>
+              <w:jc w:val="left"/>
+            </w:pPr>
+          </w:p>
+        </w:tc>
+        <w:tc>
+          <w:tcPr>
+            <w:tcW w:type="dxa" w:w="4252"/>
+            <w:vAlign w:val="top"/>
+            <w:tcMar>
+              <w:top w:w="28" w:type="dxa"/>
+              <w:right w:w="85" w:type="dxa"/>
+              <w:bottom w:w="28" w:type="dxa"/>
+              <w:left w:w="85" w:type="dxa"/>
+            </w:tcMar>
+            <w:tcBorders>
+              <w:top w:val="nil"/>
+              <w:bottom w:val="nil"/>
+            </w:tcBorders>
+          </w:tcPr>
+          <w:p>
+            <w:pPr>
+              <w:pStyle w:val="Compact"/>
+              <w:keepNext/>
+              <w:spacing w:line="240" w:lineRule="auto" w:after="0" w:before="0"/>
+              <w:ind w:left="142"/>
+              <w:jc w:val="left"/>
             </w:pPr>
             <w:r>
               <w:rPr>
@@ -2318,12 +2992,24 @@
         </w:tc>
         <w:tc>
           <w:tcPr>
-            <w:vAlign w:val="center"/>
-          </w:tcPr>
-          <w:p>
-            <w:pPr>
-              <w:pStyle w:val="Compact"/>
-              <w:spacing w:line="240" w:lineRule="auto" w:after="0"/>
+            <w:tcW w:type="dxa" w:w="1701"/>
+            <w:vAlign w:val="top"/>
+            <w:tcMar>
+              <w:top w:w="28" w:type="dxa"/>
+              <w:right w:w="85" w:type="dxa"/>
+              <w:bottom w:w="28" w:type="dxa"/>
+              <w:left w:w="85" w:type="dxa"/>
+            </w:tcMar>
+            <w:tcBorders>
+              <w:top w:val="nil"/>
+              <w:bottom w:val="nil"/>
+            </w:tcBorders>
+          </w:tcPr>
+          <w:p>
+            <w:pPr>
+              <w:pStyle w:val="Compact"/>
+              <w:keepNext/>
+              <w:spacing w:line="240" w:lineRule="auto" w:after="0" w:before="0"/>
               <w:jc w:val="right"/>
             </w:pPr>
             <w:r>
@@ -2342,30 +3028,50 @@
         </w:trPr>
         <w:tc>
           <w:tcPr>
-            <w:vAlign w:val="center"/>
-          </w:tcPr>
-          <w:p>
-            <w:pPr>
-              <w:pStyle w:val="Compact"/>
-              <w:spacing w:line="240" w:lineRule="auto" w:after="0"/>
-            </w:pPr>
-            <w:r>
-              <w:rPr>
-                <w:rFonts w:ascii="Times New Roman" w:hAnsi="Times New Roman" w:eastAsia="Yu Mincho"/>
-                <w:sz w:val="18"/>
-              </w:rPr>
-              <w:t xml:space="preserve">Bathroom window</w:t>
-            </w:r>
-          </w:p>
-        </w:tc>
-        <w:tc>
-          <w:tcPr>
-            <w:vAlign w:val="center"/>
-          </w:tcPr>
-          <w:p>
-            <w:pPr>
-              <w:pStyle w:val="Compact"/>
-              <w:spacing w:line="240" w:lineRule="auto" w:after="0"/>
+            <w:tcW w:type="dxa" w:w="2551"/>
+            <w:vAlign w:val="top"/>
+            <w:tcMar>
+              <w:top w:w="28" w:type="dxa"/>
+              <w:right w:w="85" w:type="dxa"/>
+              <w:bottom w:w="28" w:type="dxa"/>
+              <w:left w:w="85" w:type="dxa"/>
+            </w:tcMar>
+            <w:tcBorders>
+              <w:top w:val="nil"/>
+              <w:bottom w:val="nil"/>
+            </w:tcBorders>
+          </w:tcPr>
+          <w:p>
+            <w:pPr>
+              <w:pStyle w:val="Compact"/>
+              <w:keepNext/>
+              <w:spacing w:line="240" w:lineRule="auto" w:after="0" w:before="0"/>
+              <w:jc w:val="left"/>
+            </w:pPr>
+          </w:p>
+        </w:tc>
+        <w:tc>
+          <w:tcPr>
+            <w:tcW w:type="dxa" w:w="4252"/>
+            <w:vAlign w:val="top"/>
+            <w:tcMar>
+              <w:top w:w="28" w:type="dxa"/>
+              <w:right w:w="85" w:type="dxa"/>
+              <w:bottom w:w="28" w:type="dxa"/>
+              <w:left w:w="85" w:type="dxa"/>
+            </w:tcMar>
+            <w:tcBorders>
+              <w:top w:val="nil"/>
+              <w:bottom w:val="nil"/>
+            </w:tcBorders>
+          </w:tcPr>
+          <w:p>
+            <w:pPr>
+              <w:pStyle w:val="Compact"/>
+              <w:keepNext/>
+              <w:spacing w:line="240" w:lineRule="auto" w:after="0" w:before="0"/>
+              <w:ind w:left="142"/>
+              <w:jc w:val="left"/>
             </w:pPr>
             <w:r>
               <w:rPr>
@@ -2378,12 +3084,24 @@
         </w:tc>
         <w:tc>
           <w:tcPr>
-            <w:vAlign w:val="center"/>
-          </w:tcPr>
-          <w:p>
-            <w:pPr>
-              <w:pStyle w:val="Compact"/>
-              <w:spacing w:line="240" w:lineRule="auto" w:after="0"/>
+            <w:tcW w:type="dxa" w:w="1701"/>
+            <w:vAlign w:val="top"/>
+            <w:tcMar>
+              <w:top w:w="28" w:type="dxa"/>
+              <w:right w:w="85" w:type="dxa"/>
+              <w:bottom w:w="28" w:type="dxa"/>
+              <w:left w:w="85" w:type="dxa"/>
+            </w:tcMar>
+            <w:tcBorders>
+              <w:top w:val="nil"/>
+              <w:bottom w:val="nil"/>
+            </w:tcBorders>
+          </w:tcPr>
+          <w:p>
+            <w:pPr>
+              <w:pStyle w:val="Compact"/>
+              <w:keepNext/>
+              <w:spacing w:line="240" w:lineRule="auto" w:after="0" w:before="0"/>
               <w:jc w:val="right"/>
             </w:pPr>
             <w:r>
@@ -2402,30 +3120,48 @@
         </w:trPr>
         <w:tc>
           <w:tcPr>
-            <w:vAlign w:val="center"/>
-          </w:tcPr>
-          <w:p>
-            <w:pPr>
-              <w:pStyle w:val="Compact"/>
-              <w:spacing w:line="240" w:lineRule="auto" w:after="0"/>
-            </w:pPr>
-            <w:r>
-              <w:rPr>
-                <w:rFonts w:ascii="Times New Roman" w:hAnsi="Times New Roman" w:eastAsia="Yu Mincho"/>
-                <w:sz w:val="18"/>
-              </w:rPr>
-              <w:t xml:space="preserve">Bathroom window</w:t>
-            </w:r>
-          </w:p>
-        </w:tc>
-        <w:tc>
-          <w:tcPr>
-            <w:vAlign w:val="center"/>
-          </w:tcPr>
-          <w:p>
-            <w:pPr>
-              <w:pStyle w:val="Compact"/>
-              <w:spacing w:line="240" w:lineRule="auto" w:after="0"/>
+            <w:tcW w:type="dxa" w:w="2551"/>
+            <w:vAlign w:val="top"/>
+            <w:tcMar>
+              <w:top w:w="28" w:type="dxa"/>
+              <w:right w:w="85" w:type="dxa"/>
+              <w:bottom w:w="28" w:type="dxa"/>
+              <w:left w:w="85" w:type="dxa"/>
+            </w:tcMar>
+            <w:tcBorders>
+              <w:top w:val="nil"/>
+              <w:bottom w:val="nil"/>
+            </w:tcBorders>
+          </w:tcPr>
+          <w:p>
+            <w:pPr>
+              <w:pStyle w:val="Compact"/>
+              <w:spacing w:line="240" w:lineRule="auto" w:after="0" w:before="0"/>
+              <w:jc w:val="left"/>
+            </w:pPr>
+          </w:p>
+        </w:tc>
+        <w:tc>
+          <w:tcPr>
+            <w:tcW w:type="dxa" w:w="4252"/>
+            <w:vAlign w:val="top"/>
+            <w:tcMar>
+              <w:top w:w="28" w:type="dxa"/>
+              <w:right w:w="85" w:type="dxa"/>
+              <w:bottom w:w="28" w:type="dxa"/>
+              <w:left w:w="85" w:type="dxa"/>
+            </w:tcMar>
+            <w:tcBorders>
+              <w:top w:val="nil"/>
+              <w:bottom w:val="nil"/>
+            </w:tcBorders>
+          </w:tcPr>
+          <w:p>
+            <w:pPr>
+              <w:pStyle w:val="Compact"/>
+              <w:spacing w:line="240" w:lineRule="auto" w:after="0" w:before="0"/>
+              <w:ind w:left="142"/>
+              <w:jc w:val="left"/>
             </w:pPr>
             <w:r>
               <w:rPr>
@@ -2438,12 +3174,23 @@
         </w:tc>
         <w:tc>
           <w:tcPr>
-            <w:vAlign w:val="center"/>
-          </w:tcPr>
-          <w:p>
-            <w:pPr>
-              <w:pStyle w:val="Compact"/>
-              <w:spacing w:line="240" w:lineRule="auto" w:after="0"/>
+            <w:tcW w:type="dxa" w:w="1701"/>
+            <w:vAlign w:val="top"/>
+            <w:tcMar>
+              <w:top w:w="28" w:type="dxa"/>
+              <w:right w:w="85" w:type="dxa"/>
+              <w:bottom w:w="28" w:type="dxa"/>
+              <w:left w:w="85" w:type="dxa"/>
+            </w:tcMar>
+            <w:tcBorders>
+              <w:top w:val="nil"/>
+              <w:bottom w:val="nil"/>
+            </w:tcBorders>
+          </w:tcPr>
+          <w:p>
+            <w:pPr>
+              <w:pStyle w:val="Compact"/>
+              <w:spacing w:line="240" w:lineRule="auto" w:after="0" w:before="0"/>
               <w:jc w:val="right"/>
             </w:pPr>
             <w:r>
@@ -2462,16 +3209,30 @@
         </w:trPr>
         <w:tc>
           <w:tcPr>
-            <w:vAlign w:val="center"/>
-          </w:tcPr>
-          <w:p>
-            <w:pPr>
-              <w:pStyle w:val="Compact"/>
-              <w:spacing w:line="240" w:lineRule="auto" w:after="0"/>
-            </w:pPr>
-            <w:r>
-              <w:rPr>
-                <w:rFonts w:ascii="Times New Roman" w:hAnsi="Times New Roman" w:eastAsia="Yu Mincho"/>
+            <w:tcW w:type="dxa" w:w="2551"/>
+            <w:vAlign w:val="top"/>
+            <w:tcMar>
+              <w:top w:w="28" w:type="dxa"/>
+              <w:right w:w="85" w:type="dxa"/>
+              <w:bottom w:w="28" w:type="dxa"/>
+              <w:left w:w="85" w:type="dxa"/>
+            </w:tcMar>
+            <w:tcBorders>
+              <w:top w:val="single" w:sz="4" w:space="0" w:color="B7B7B7"/>
+              <w:bottom w:val="nil"/>
+            </w:tcBorders>
+          </w:tcPr>
+          <w:p>
+            <w:pPr>
+              <w:pStyle w:val="Compact"/>
+              <w:keepNext/>
+              <w:spacing w:line="240" w:lineRule="auto" w:after="0" w:before="0"/>
+              <w:jc w:val="left"/>
+            </w:pPr>
+            <w:r>
+              <w:rPr>
+                <w:rFonts w:ascii="Times New Roman" w:hAnsi="Times New Roman" w:eastAsia="Yu Mincho"/>
+                <w:b/>
                 <w:sz w:val="18"/>
               </w:rPr>
               <w:t xml:space="preserve">Bathroom heater-dryer</w:t>
@@ -2480,12 +3241,26 @@
         </w:tc>
         <w:tc>
           <w:tcPr>
-            <w:vAlign w:val="center"/>
-          </w:tcPr>
-          <w:p>
-            <w:pPr>
-              <w:pStyle w:val="Compact"/>
-              <w:spacing w:line="240" w:lineRule="auto" w:after="0"/>
+            <w:tcW w:type="dxa" w:w="4252"/>
+            <w:vAlign w:val="top"/>
+            <w:tcMar>
+              <w:top w:w="28" w:type="dxa"/>
+              <w:right w:w="85" w:type="dxa"/>
+              <w:bottom w:w="28" w:type="dxa"/>
+              <w:left w:w="85" w:type="dxa"/>
+            </w:tcMar>
+            <w:tcBorders>
+              <w:top w:val="single" w:sz="4" w:space="0" w:color="B7B7B7"/>
+              <w:bottom w:val="nil"/>
+            </w:tcBorders>
+          </w:tcPr>
+          <w:p>
+            <w:pPr>
+              <w:pStyle w:val="Compact"/>
+              <w:keepNext/>
+              <w:spacing w:line="240" w:lineRule="auto" w:after="0" w:before="0"/>
+              <w:ind w:left="142"/>
+              <w:jc w:val="left"/>
             </w:pPr>
             <w:r>
               <w:rPr>
@@ -2498,12 +3273,24 @@
         </w:tc>
         <w:tc>
           <w:tcPr>
-            <w:vAlign w:val="center"/>
-          </w:tcPr>
-          <w:p>
-            <w:pPr>
-              <w:pStyle w:val="Compact"/>
-              <w:spacing w:line="240" w:lineRule="auto" w:after="0"/>
+            <w:tcW w:type="dxa" w:w="1701"/>
+            <w:vAlign w:val="top"/>
+            <w:tcMar>
+              <w:top w:w="28" w:type="dxa"/>
+              <w:right w:w="85" w:type="dxa"/>
+              <w:bottom w:w="28" w:type="dxa"/>
+              <w:left w:w="85" w:type="dxa"/>
+            </w:tcMar>
+            <w:tcBorders>
+              <w:top w:val="single" w:sz="4" w:space="0" w:color="B7B7B7"/>
+              <w:bottom w:val="nil"/>
+            </w:tcBorders>
+          </w:tcPr>
+          <w:p>
+            <w:pPr>
+              <w:pStyle w:val="Compact"/>
+              <w:keepNext/>
+              <w:spacing w:line="240" w:lineRule="auto" w:after="0" w:before="0"/>
               <w:jc w:val="right"/>
             </w:pPr>
             <w:r>
@@ -2522,30 +3309,50 @@
         </w:trPr>
         <w:tc>
           <w:tcPr>
-            <w:vAlign w:val="center"/>
-          </w:tcPr>
-          <w:p>
-            <w:pPr>
-              <w:pStyle w:val="Compact"/>
-              <w:spacing w:line="240" w:lineRule="auto" w:after="0"/>
-            </w:pPr>
-            <w:r>
-              <w:rPr>
-                <w:rFonts w:ascii="Times New Roman" w:hAnsi="Times New Roman" w:eastAsia="Yu Mincho"/>
-                <w:sz w:val="18"/>
-              </w:rPr>
-              <w:t xml:space="preserve">Bathroom heater-dryer</w:t>
-            </w:r>
-          </w:p>
-        </w:tc>
-        <w:tc>
-          <w:tcPr>
-            <w:vAlign w:val="center"/>
-          </w:tcPr>
-          <w:p>
-            <w:pPr>
-              <w:pStyle w:val="Compact"/>
-              <w:spacing w:line="240" w:lineRule="auto" w:after="0"/>
+            <w:tcW w:type="dxa" w:w="2551"/>
+            <w:vAlign w:val="top"/>
+            <w:tcMar>
+              <w:top w:w="28" w:type="dxa"/>
+              <w:right w:w="85" w:type="dxa"/>
+              <w:bottom w:w="28" w:type="dxa"/>
+              <w:left w:w="85" w:type="dxa"/>
+            </w:tcMar>
+            <w:tcBorders>
+              <w:top w:val="nil"/>
+              <w:bottom w:val="nil"/>
+            </w:tcBorders>
+          </w:tcPr>
+          <w:p>
+            <w:pPr>
+              <w:pStyle w:val="Compact"/>
+              <w:keepNext/>
+              <w:spacing w:line="240" w:lineRule="auto" w:after="0" w:before="0"/>
+              <w:jc w:val="left"/>
+            </w:pPr>
+          </w:p>
+        </w:tc>
+        <w:tc>
+          <w:tcPr>
+            <w:tcW w:type="dxa" w:w="4252"/>
+            <w:vAlign w:val="top"/>
+            <w:tcMar>
+              <w:top w:w="28" w:type="dxa"/>
+              <w:right w:w="85" w:type="dxa"/>
+              <w:bottom w:w="28" w:type="dxa"/>
+              <w:left w:w="85" w:type="dxa"/>
+            </w:tcMar>
+            <w:tcBorders>
+              <w:top w:val="nil"/>
+              <w:bottom w:val="nil"/>
+            </w:tcBorders>
+          </w:tcPr>
+          <w:p>
+            <w:pPr>
+              <w:pStyle w:val="Compact"/>
+              <w:keepNext/>
+              <w:spacing w:line="240" w:lineRule="auto" w:after="0" w:before="0"/>
+              <w:ind w:left="142"/>
+              <w:jc w:val="left"/>
             </w:pPr>
             <w:r>
               <w:rPr>
@@ -2558,12 +3365,24 @@
         </w:tc>
         <w:tc>
           <w:tcPr>
-            <w:vAlign w:val="center"/>
-          </w:tcPr>
-          <w:p>
-            <w:pPr>
-              <w:pStyle w:val="Compact"/>
-              <w:spacing w:line="240" w:lineRule="auto" w:after="0"/>
+            <w:tcW w:type="dxa" w:w="1701"/>
+            <w:vAlign w:val="top"/>
+            <w:tcMar>
+              <w:top w:w="28" w:type="dxa"/>
+              <w:right w:w="85" w:type="dxa"/>
+              <w:bottom w:w="28" w:type="dxa"/>
+              <w:left w:w="85" w:type="dxa"/>
+            </w:tcMar>
+            <w:tcBorders>
+              <w:top w:val="nil"/>
+              <w:bottom w:val="nil"/>
+            </w:tcBorders>
+          </w:tcPr>
+          <w:p>
+            <w:pPr>
+              <w:pStyle w:val="Compact"/>
+              <w:keepNext/>
+              <w:spacing w:line="240" w:lineRule="auto" w:after="0" w:before="0"/>
               <w:jc w:val="right"/>
             </w:pPr>
             <w:r>
@@ -2582,30 +3401,48 @@
         </w:trPr>
         <w:tc>
           <w:tcPr>
-            <w:vAlign w:val="center"/>
-          </w:tcPr>
-          <w:p>
-            <w:pPr>
-              <w:pStyle w:val="Compact"/>
-              <w:spacing w:line="240" w:lineRule="auto" w:after="0"/>
-            </w:pPr>
-            <w:r>
-              <w:rPr>
-                <w:rFonts w:ascii="Times New Roman" w:hAnsi="Times New Roman" w:eastAsia="Yu Mincho"/>
-                <w:sz w:val="18"/>
-              </w:rPr>
-              <w:t xml:space="preserve">Bathroom heater-dryer</w:t>
-            </w:r>
-          </w:p>
-        </w:tc>
-        <w:tc>
-          <w:tcPr>
-            <w:vAlign w:val="center"/>
-          </w:tcPr>
-          <w:p>
-            <w:pPr>
-              <w:pStyle w:val="Compact"/>
-              <w:spacing w:line="240" w:lineRule="auto" w:after="0"/>
+            <w:tcW w:type="dxa" w:w="2551"/>
+            <w:vAlign w:val="top"/>
+            <w:tcMar>
+              <w:top w:w="28" w:type="dxa"/>
+              <w:right w:w="85" w:type="dxa"/>
+              <w:bottom w:w="28" w:type="dxa"/>
+              <w:left w:w="85" w:type="dxa"/>
+            </w:tcMar>
+            <w:tcBorders>
+              <w:top w:val="nil"/>
+              <w:bottom w:val="nil"/>
+            </w:tcBorders>
+          </w:tcPr>
+          <w:p>
+            <w:pPr>
+              <w:pStyle w:val="Compact"/>
+              <w:spacing w:line="240" w:lineRule="auto" w:after="0" w:before="0"/>
+              <w:jc w:val="left"/>
+            </w:pPr>
+          </w:p>
+        </w:tc>
+        <w:tc>
+          <w:tcPr>
+            <w:tcW w:type="dxa" w:w="4252"/>
+            <w:vAlign w:val="top"/>
+            <w:tcMar>
+              <w:top w:w="28" w:type="dxa"/>
+              <w:right w:w="85" w:type="dxa"/>
+              <w:bottom w:w="28" w:type="dxa"/>
+              <w:left w:w="85" w:type="dxa"/>
+            </w:tcMar>
+            <w:tcBorders>
+              <w:top w:val="nil"/>
+              <w:bottom w:val="nil"/>
+            </w:tcBorders>
+          </w:tcPr>
+          <w:p>
+            <w:pPr>
+              <w:pStyle w:val="Compact"/>
+              <w:spacing w:line="240" w:lineRule="auto" w:after="0" w:before="0"/>
+              <w:ind w:left="142"/>
+              <w:jc w:val="left"/>
             </w:pPr>
             <w:r>
               <w:rPr>
@@ -2618,12 +3455,23 @@
         </w:tc>
         <w:tc>
           <w:tcPr>
-            <w:vAlign w:val="center"/>
-          </w:tcPr>
-          <w:p>
-            <w:pPr>
-              <w:pStyle w:val="Compact"/>
-              <w:spacing w:line="240" w:lineRule="auto" w:after="0"/>
+            <w:tcW w:type="dxa" w:w="1701"/>
+            <w:vAlign w:val="top"/>
+            <w:tcMar>
+              <w:top w:w="28" w:type="dxa"/>
+              <w:right w:w="85" w:type="dxa"/>
+              <w:bottom w:w="28" w:type="dxa"/>
+              <w:left w:w="85" w:type="dxa"/>
+            </w:tcMar>
+            <w:tcBorders>
+              <w:top w:val="nil"/>
+              <w:bottom w:val="nil"/>
+            </w:tcBorders>
+          </w:tcPr>
+          <w:p>
+            <w:pPr>
+              <w:pStyle w:val="Compact"/>
+              <w:spacing w:line="240" w:lineRule="auto" w:after="0" w:before="0"/>
               <w:jc w:val="right"/>
             </w:pPr>
             <w:r>
@@ -2642,16 +3490,30 @@
         </w:trPr>
         <w:tc>
           <w:tcPr>
-            <w:vAlign w:val="center"/>
-          </w:tcPr>
-          <w:p>
-            <w:pPr>
-              <w:pStyle w:val="Compact"/>
-              <w:spacing w:line="240" w:lineRule="auto" w:after="0"/>
-            </w:pPr>
-            <w:r>
-              <w:rPr>
-                <w:rFonts w:ascii="Times New Roman" w:hAnsi="Times New Roman" w:eastAsia="Yu Mincho"/>
+            <w:tcW w:type="dxa" w:w="2551"/>
+            <w:vAlign w:val="top"/>
+            <w:tcMar>
+              <w:top w:w="28" w:type="dxa"/>
+              <w:right w:w="85" w:type="dxa"/>
+              <w:bottom w:w="28" w:type="dxa"/>
+              <w:left w:w="85" w:type="dxa"/>
+            </w:tcMar>
+            <w:tcBorders>
+              <w:top w:val="single" w:sz="4" w:space="0" w:color="B7B7B7"/>
+              <w:bottom w:val="nil"/>
+            </w:tcBorders>
+          </w:tcPr>
+          <w:p>
+            <w:pPr>
+              <w:pStyle w:val="Compact"/>
+              <w:keepNext/>
+              <w:spacing w:line="240" w:lineRule="auto" w:after="0" w:before="0"/>
+              <w:jc w:val="left"/>
+            </w:pPr>
+            <w:r>
+              <w:rPr>
+                <w:rFonts w:ascii="Times New Roman" w:hAnsi="Times New Roman" w:eastAsia="Yu Mincho"/>
+                <w:b/>
                 <w:sz w:val="18"/>
               </w:rPr>
               <w:t xml:space="preserve">Central heating</w:t>
@@ -2660,12 +3522,26 @@
         </w:tc>
         <w:tc>
           <w:tcPr>
-            <w:vAlign w:val="center"/>
-          </w:tcPr>
-          <w:p>
-            <w:pPr>
-              <w:pStyle w:val="Compact"/>
-              <w:spacing w:line="240" w:lineRule="auto" w:after="0"/>
+            <w:tcW w:type="dxa" w:w="4252"/>
+            <w:vAlign w:val="top"/>
+            <w:tcMar>
+              <w:top w:w="28" w:type="dxa"/>
+              <w:right w:w="85" w:type="dxa"/>
+              <w:bottom w:w="28" w:type="dxa"/>
+              <w:left w:w="85" w:type="dxa"/>
+            </w:tcMar>
+            <w:tcBorders>
+              <w:top w:val="single" w:sz="4" w:space="0" w:color="B7B7B7"/>
+              <w:bottom w:val="nil"/>
+            </w:tcBorders>
+          </w:tcPr>
+          <w:p>
+            <w:pPr>
+              <w:pStyle w:val="Compact"/>
+              <w:keepNext/>
+              <w:spacing w:line="240" w:lineRule="auto" w:after="0" w:before="0"/>
+              <w:ind w:left="142"/>
+              <w:jc w:val="left"/>
             </w:pPr>
             <w:r>
               <w:rPr>
@@ -2678,12 +3554,24 @@
         </w:tc>
         <w:tc>
           <w:tcPr>
-            <w:vAlign w:val="center"/>
-          </w:tcPr>
-          <w:p>
-            <w:pPr>
-              <w:pStyle w:val="Compact"/>
-              <w:spacing w:line="240" w:lineRule="auto" w:after="0"/>
+            <w:tcW w:type="dxa" w:w="1701"/>
+            <w:vAlign w:val="top"/>
+            <w:tcMar>
+              <w:top w:w="28" w:type="dxa"/>
+              <w:right w:w="85" w:type="dxa"/>
+              <w:bottom w:w="28" w:type="dxa"/>
+              <w:left w:w="85" w:type="dxa"/>
+            </w:tcMar>
+            <w:tcBorders>
+              <w:top w:val="single" w:sz="4" w:space="0" w:color="B7B7B7"/>
+              <w:bottom w:val="nil"/>
+            </w:tcBorders>
+          </w:tcPr>
+          <w:p>
+            <w:pPr>
+              <w:pStyle w:val="Compact"/>
+              <w:keepNext/>
+              <w:spacing w:line="240" w:lineRule="auto" w:after="0" w:before="0"/>
               <w:jc w:val="right"/>
             </w:pPr>
             <w:r>
@@ -2702,30 +3590,50 @@
         </w:trPr>
         <w:tc>
           <w:tcPr>
-            <w:vAlign w:val="center"/>
-          </w:tcPr>
-          <w:p>
-            <w:pPr>
-              <w:pStyle w:val="Compact"/>
-              <w:spacing w:line="240" w:lineRule="auto" w:after="0"/>
-            </w:pPr>
-            <w:r>
-              <w:rPr>
-                <w:rFonts w:ascii="Times New Roman" w:hAnsi="Times New Roman" w:eastAsia="Yu Mincho"/>
-                <w:sz w:val="18"/>
-              </w:rPr>
-              <w:t xml:space="preserve">Central heating</w:t>
-            </w:r>
-          </w:p>
-        </w:tc>
-        <w:tc>
-          <w:tcPr>
-            <w:vAlign w:val="center"/>
-          </w:tcPr>
-          <w:p>
-            <w:pPr>
-              <w:pStyle w:val="Compact"/>
-              <w:spacing w:line="240" w:lineRule="auto" w:after="0"/>
+            <w:tcW w:type="dxa" w:w="2551"/>
+            <w:vAlign w:val="top"/>
+            <w:tcMar>
+              <w:top w:w="28" w:type="dxa"/>
+              <w:right w:w="85" w:type="dxa"/>
+              <w:bottom w:w="28" w:type="dxa"/>
+              <w:left w:w="85" w:type="dxa"/>
+            </w:tcMar>
+            <w:tcBorders>
+              <w:top w:val="nil"/>
+              <w:bottom w:val="nil"/>
+            </w:tcBorders>
+          </w:tcPr>
+          <w:p>
+            <w:pPr>
+              <w:pStyle w:val="Compact"/>
+              <w:keepNext/>
+              <w:spacing w:line="240" w:lineRule="auto" w:after="0" w:before="0"/>
+              <w:jc w:val="left"/>
+            </w:pPr>
+          </w:p>
+        </w:tc>
+        <w:tc>
+          <w:tcPr>
+            <w:tcW w:type="dxa" w:w="4252"/>
+            <w:vAlign w:val="top"/>
+            <w:tcMar>
+              <w:top w:w="28" w:type="dxa"/>
+              <w:right w:w="85" w:type="dxa"/>
+              <w:bottom w:w="28" w:type="dxa"/>
+              <w:left w:w="85" w:type="dxa"/>
+            </w:tcMar>
+            <w:tcBorders>
+              <w:top w:val="nil"/>
+              <w:bottom w:val="nil"/>
+            </w:tcBorders>
+          </w:tcPr>
+          <w:p>
+            <w:pPr>
+              <w:pStyle w:val="Compact"/>
+              <w:keepNext/>
+              <w:spacing w:line="240" w:lineRule="auto" w:after="0" w:before="0"/>
+              <w:ind w:left="142"/>
+              <w:jc w:val="left"/>
             </w:pPr>
             <w:r>
               <w:rPr>
@@ -2738,12 +3646,24 @@
         </w:tc>
         <w:tc>
           <w:tcPr>
-            <w:vAlign w:val="center"/>
-          </w:tcPr>
-          <w:p>
-            <w:pPr>
-              <w:pStyle w:val="Compact"/>
-              <w:spacing w:line="240" w:lineRule="auto" w:after="0"/>
+            <w:tcW w:type="dxa" w:w="1701"/>
+            <w:vAlign w:val="top"/>
+            <w:tcMar>
+              <w:top w:w="28" w:type="dxa"/>
+              <w:right w:w="85" w:type="dxa"/>
+              <w:bottom w:w="28" w:type="dxa"/>
+              <w:left w:w="85" w:type="dxa"/>
+            </w:tcMar>
+            <w:tcBorders>
+              <w:top w:val="nil"/>
+              <w:bottom w:val="nil"/>
+            </w:tcBorders>
+          </w:tcPr>
+          <w:p>
+            <w:pPr>
+              <w:pStyle w:val="Compact"/>
+              <w:keepNext/>
+              <w:spacing w:line="240" w:lineRule="auto" w:after="0" w:before="0"/>
               <w:jc w:val="right"/>
             </w:pPr>
             <w:r>
@@ -2762,30 +3682,50 @@
         </w:trPr>
         <w:tc>
           <w:tcPr>
-            <w:vAlign w:val="center"/>
-          </w:tcPr>
-          <w:p>
-            <w:pPr>
-              <w:pStyle w:val="Compact"/>
-              <w:spacing w:line="240" w:lineRule="auto" w:after="0"/>
-            </w:pPr>
-            <w:r>
-              <w:rPr>
-                <w:rFonts w:ascii="Times New Roman" w:hAnsi="Times New Roman" w:eastAsia="Yu Mincho"/>
-                <w:sz w:val="18"/>
-              </w:rPr>
-              <w:t xml:space="preserve">Central heating</w:t>
-            </w:r>
-          </w:p>
-        </w:tc>
-        <w:tc>
-          <w:tcPr>
-            <w:vAlign w:val="center"/>
-          </w:tcPr>
-          <w:p>
-            <w:pPr>
-              <w:pStyle w:val="Compact"/>
-              <w:spacing w:line="240" w:lineRule="auto" w:after="0"/>
+            <w:tcW w:type="dxa" w:w="2551"/>
+            <w:vAlign w:val="top"/>
+            <w:tcMar>
+              <w:top w:w="28" w:type="dxa"/>
+              <w:right w:w="85" w:type="dxa"/>
+              <w:bottom w:w="28" w:type="dxa"/>
+              <w:left w:w="85" w:type="dxa"/>
+            </w:tcMar>
+            <w:tcBorders>
+              <w:top w:val="nil"/>
+              <w:bottom w:val="nil"/>
+            </w:tcBorders>
+          </w:tcPr>
+          <w:p>
+            <w:pPr>
+              <w:pStyle w:val="Compact"/>
+              <w:keepNext/>
+              <w:spacing w:line="240" w:lineRule="auto" w:after="0" w:before="0"/>
+              <w:jc w:val="left"/>
+            </w:pPr>
+          </w:p>
+        </w:tc>
+        <w:tc>
+          <w:tcPr>
+            <w:tcW w:type="dxa" w:w="4252"/>
+            <w:vAlign w:val="top"/>
+            <w:tcMar>
+              <w:top w:w="28" w:type="dxa"/>
+              <w:right w:w="85" w:type="dxa"/>
+              <w:bottom w:w="28" w:type="dxa"/>
+              <w:left w:w="85" w:type="dxa"/>
+            </w:tcMar>
+            <w:tcBorders>
+              <w:top w:val="nil"/>
+              <w:bottom w:val="nil"/>
+            </w:tcBorders>
+          </w:tcPr>
+          <w:p>
+            <w:pPr>
+              <w:pStyle w:val="Compact"/>
+              <w:keepNext/>
+              <w:spacing w:line="240" w:lineRule="auto" w:after="0" w:before="0"/>
+              <w:ind w:left="142"/>
+              <w:jc w:val="left"/>
             </w:pPr>
             <w:r>
               <w:rPr>
@@ -2798,12 +3738,24 @@
         </w:tc>
         <w:tc>
           <w:tcPr>
-            <w:vAlign w:val="center"/>
-          </w:tcPr>
-          <w:p>
-            <w:pPr>
-              <w:pStyle w:val="Compact"/>
-              <w:spacing w:line="240" w:lineRule="auto" w:after="0"/>
+            <w:tcW w:type="dxa" w:w="1701"/>
+            <w:vAlign w:val="top"/>
+            <w:tcMar>
+              <w:top w:w="28" w:type="dxa"/>
+              <w:right w:w="85" w:type="dxa"/>
+              <w:bottom w:w="28" w:type="dxa"/>
+              <w:left w:w="85" w:type="dxa"/>
+            </w:tcMar>
+            <w:tcBorders>
+              <w:top w:val="nil"/>
+              <w:bottom w:val="nil"/>
+            </w:tcBorders>
+          </w:tcPr>
+          <w:p>
+            <w:pPr>
+              <w:pStyle w:val="Compact"/>
+              <w:keepNext/>
+              <w:spacing w:line="240" w:lineRule="auto" w:after="0" w:before="0"/>
               <w:jc w:val="right"/>
             </w:pPr>
             <w:r>
@@ -2822,30 +3774,48 @@
         </w:trPr>
         <w:tc>
           <w:tcPr>
-            <w:vAlign w:val="center"/>
-          </w:tcPr>
-          <w:p>
-            <w:pPr>
-              <w:pStyle w:val="Compact"/>
-              <w:spacing w:line="240" w:lineRule="auto" w:after="0"/>
-            </w:pPr>
-            <w:r>
-              <w:rPr>
-                <w:rFonts w:ascii="Times New Roman" w:hAnsi="Times New Roman" w:eastAsia="Yu Mincho"/>
-                <w:sz w:val="18"/>
-              </w:rPr>
-              <w:t xml:space="preserve">Central heating</w:t>
-            </w:r>
-          </w:p>
-        </w:tc>
-        <w:tc>
-          <w:tcPr>
-            <w:vAlign w:val="center"/>
-          </w:tcPr>
-          <w:p>
-            <w:pPr>
-              <w:pStyle w:val="Compact"/>
-              <w:spacing w:line="240" w:lineRule="auto" w:after="0"/>
+            <w:tcW w:type="dxa" w:w="2551"/>
+            <w:vAlign w:val="top"/>
+            <w:tcMar>
+              <w:top w:w="28" w:type="dxa"/>
+              <w:right w:w="85" w:type="dxa"/>
+              <w:bottom w:w="28" w:type="dxa"/>
+              <w:left w:w="85" w:type="dxa"/>
+            </w:tcMar>
+            <w:tcBorders>
+              <w:top w:val="nil"/>
+              <w:bottom w:val="nil"/>
+            </w:tcBorders>
+          </w:tcPr>
+          <w:p>
+            <w:pPr>
+              <w:pStyle w:val="Compact"/>
+              <w:spacing w:line="240" w:lineRule="auto" w:after="0" w:before="0"/>
+              <w:jc w:val="left"/>
+            </w:pPr>
+          </w:p>
+        </w:tc>
+        <w:tc>
+          <w:tcPr>
+            <w:tcW w:type="dxa" w:w="4252"/>
+            <w:vAlign w:val="top"/>
+            <w:tcMar>
+              <w:top w:w="28" w:type="dxa"/>
+              <w:right w:w="85" w:type="dxa"/>
+              <w:bottom w:w="28" w:type="dxa"/>
+              <w:left w:w="85" w:type="dxa"/>
+            </w:tcMar>
+            <w:tcBorders>
+              <w:top w:val="nil"/>
+              <w:bottom w:val="nil"/>
+            </w:tcBorders>
+          </w:tcPr>
+          <w:p>
+            <w:pPr>
+              <w:pStyle w:val="Compact"/>
+              <w:spacing w:line="240" w:lineRule="auto" w:after="0" w:before="0"/>
+              <w:ind w:left="142"/>
+              <w:jc w:val="left"/>
             </w:pPr>
             <w:r>
               <w:rPr>
@@ -2858,12 +3828,23 @@
         </w:tc>
         <w:tc>
           <w:tcPr>
-            <w:vAlign w:val="center"/>
-          </w:tcPr>
-          <w:p>
-            <w:pPr>
-              <w:pStyle w:val="Compact"/>
-              <w:spacing w:line="240" w:lineRule="auto" w:after="0"/>
+            <w:tcW w:type="dxa" w:w="1701"/>
+            <w:vAlign w:val="top"/>
+            <w:tcMar>
+              <w:top w:w="28" w:type="dxa"/>
+              <w:right w:w="85" w:type="dxa"/>
+              <w:bottom w:w="28" w:type="dxa"/>
+              <w:left w:w="85" w:type="dxa"/>
+            </w:tcMar>
+            <w:tcBorders>
+              <w:top w:val="nil"/>
+              <w:bottom w:val="nil"/>
+            </w:tcBorders>
+          </w:tcPr>
+          <w:p>
+            <w:pPr>
+              <w:pStyle w:val="Compact"/>
+              <w:spacing w:line="240" w:lineRule="auto" w:after="0" w:before="0"/>
               <w:jc w:val="right"/>
             </w:pPr>
             <w:r>
@@ -2882,16 +3863,30 @@
         </w:trPr>
         <w:tc>
           <w:tcPr>
-            <w:vAlign w:val="center"/>
-          </w:tcPr>
-          <w:p>
-            <w:pPr>
-              <w:pStyle w:val="Compact"/>
-              <w:spacing w:line="240" w:lineRule="auto" w:after="0"/>
-            </w:pPr>
-            <w:r>
-              <w:rPr>
-                <w:rFonts w:ascii="Times New Roman" w:hAnsi="Times New Roman" w:eastAsia="Yu Mincho"/>
+            <w:tcW w:type="dxa" w:w="2551"/>
+            <w:vAlign w:val="top"/>
+            <w:tcMar>
+              <w:top w:w="28" w:type="dxa"/>
+              <w:right w:w="85" w:type="dxa"/>
+              <w:bottom w:w="28" w:type="dxa"/>
+              <w:left w:w="85" w:type="dxa"/>
+            </w:tcMar>
+            <w:tcBorders>
+              <w:top w:val="single" w:sz="4" w:space="0" w:color="B7B7B7"/>
+              <w:bottom w:val="nil"/>
+            </w:tcBorders>
+          </w:tcPr>
+          <w:p>
+            <w:pPr>
+              <w:pStyle w:val="Compact"/>
+              <w:keepNext/>
+              <w:spacing w:line="240" w:lineRule="auto" w:after="0" w:before="0"/>
+              <w:jc w:val="left"/>
+            </w:pPr>
+            <w:r>
+              <w:rPr>
+                <w:rFonts w:ascii="Times New Roman" w:hAnsi="Times New Roman" w:eastAsia="Yu Mincho"/>
+                <w:b/>
                 <w:sz w:val="18"/>
               </w:rPr>
               <w:t xml:space="preserve">Perceived coldness</w:t>
@@ -2900,12 +3895,26 @@
         </w:tc>
         <w:tc>
           <w:tcPr>
-            <w:vAlign w:val="center"/>
-          </w:tcPr>
-          <w:p>
-            <w:pPr>
-              <w:pStyle w:val="Compact"/>
-              <w:spacing w:line="240" w:lineRule="auto" w:after="0"/>
+            <w:tcW w:type="dxa" w:w="4252"/>
+            <w:vAlign w:val="top"/>
+            <w:tcMar>
+              <w:top w:w="28" w:type="dxa"/>
+              <w:right w:w="85" w:type="dxa"/>
+              <w:bottom w:w="28" w:type="dxa"/>
+              <w:left w:w="85" w:type="dxa"/>
+            </w:tcMar>
+            <w:tcBorders>
+              <w:top w:val="single" w:sz="4" w:space="0" w:color="B7B7B7"/>
+              <w:bottom w:val="nil"/>
+            </w:tcBorders>
+          </w:tcPr>
+          <w:p>
+            <w:pPr>
+              <w:pStyle w:val="Compact"/>
+              <w:keepNext/>
+              <w:spacing w:line="240" w:lineRule="auto" w:after="0" w:before="0"/>
+              <w:ind w:left="142"/>
+              <w:jc w:val="left"/>
             </w:pPr>
             <w:r>
               <w:rPr>
@@ -2918,12 +3927,24 @@
         </w:tc>
         <w:tc>
           <w:tcPr>
-            <w:vAlign w:val="center"/>
-          </w:tcPr>
-          <w:p>
-            <w:pPr>
-              <w:pStyle w:val="Compact"/>
-              <w:spacing w:line="240" w:lineRule="auto" w:after="0"/>
+            <w:tcW w:type="dxa" w:w="1701"/>
+            <w:vAlign w:val="top"/>
+            <w:tcMar>
+              <w:top w:w="28" w:type="dxa"/>
+              <w:right w:w="85" w:type="dxa"/>
+              <w:bottom w:w="28" w:type="dxa"/>
+              <w:left w:w="85" w:type="dxa"/>
+            </w:tcMar>
+            <w:tcBorders>
+              <w:top w:val="single" w:sz="4" w:space="0" w:color="B7B7B7"/>
+              <w:bottom w:val="nil"/>
+            </w:tcBorders>
+          </w:tcPr>
+          <w:p>
+            <w:pPr>
+              <w:pStyle w:val="Compact"/>
+              <w:keepNext/>
+              <w:spacing w:line="240" w:lineRule="auto" w:after="0" w:before="0"/>
               <w:jc w:val="right"/>
             </w:pPr>
             <w:r>
@@ -2942,30 +3963,48 @@
         </w:trPr>
         <w:tc>
           <w:tcPr>
-            <w:vAlign w:val="center"/>
-          </w:tcPr>
-          <w:p>
-            <w:pPr>
-              <w:pStyle w:val="Compact"/>
-              <w:spacing w:line="240" w:lineRule="auto" w:after="0"/>
-            </w:pPr>
-            <w:r>
-              <w:rPr>
-                <w:rFonts w:ascii="Times New Roman" w:hAnsi="Times New Roman" w:eastAsia="Yu Mincho"/>
-                <w:sz w:val="18"/>
-              </w:rPr>
-              <w:t xml:space="preserve">Perceived coldness</w:t>
-            </w:r>
-          </w:p>
-        </w:tc>
-        <w:tc>
-          <w:tcPr>
-            <w:vAlign w:val="center"/>
-          </w:tcPr>
-          <w:p>
-            <w:pPr>
-              <w:pStyle w:val="Compact"/>
-              <w:spacing w:line="240" w:lineRule="auto" w:after="0"/>
+            <w:tcW w:type="dxa" w:w="2551"/>
+            <w:vAlign w:val="top"/>
+            <w:tcMar>
+              <w:top w:w="28" w:type="dxa"/>
+              <w:right w:w="85" w:type="dxa"/>
+              <w:bottom w:w="28" w:type="dxa"/>
+              <w:left w:w="85" w:type="dxa"/>
+            </w:tcMar>
+            <w:tcBorders>
+              <w:top w:val="nil"/>
+              <w:bottom w:val="single" w:sz="8" w:space="0" w:color="000000"/>
+            </w:tcBorders>
+          </w:tcPr>
+          <w:p>
+            <w:pPr>
+              <w:pStyle w:val="Compact"/>
+              <w:spacing w:line="240" w:lineRule="auto" w:after="0" w:before="0"/>
+              <w:jc w:val="left"/>
+            </w:pPr>
+          </w:p>
+        </w:tc>
+        <w:tc>
+          <w:tcPr>
+            <w:tcW w:type="dxa" w:w="4252"/>
+            <w:vAlign w:val="top"/>
+            <w:tcMar>
+              <w:top w:w="28" w:type="dxa"/>
+              <w:right w:w="85" w:type="dxa"/>
+              <w:bottom w:w="28" w:type="dxa"/>
+              <w:left w:w="85" w:type="dxa"/>
+            </w:tcMar>
+            <w:tcBorders>
+              <w:top w:val="nil"/>
+              <w:bottom w:val="single" w:sz="8" w:space="0" w:color="000000"/>
+            </w:tcBorders>
+          </w:tcPr>
+          <w:p>
+            <w:pPr>
+              <w:pStyle w:val="Compact"/>
+              <w:spacing w:line="240" w:lineRule="auto" w:after="0" w:before="0"/>
+              <w:ind w:left="142"/>
+              <w:jc w:val="left"/>
             </w:pPr>
             <w:r>
               <w:rPr>
@@ -2978,12 +4017,23 @@
         </w:tc>
         <w:tc>
           <w:tcPr>
-            <w:vAlign w:val="center"/>
-          </w:tcPr>
-          <w:p>
-            <w:pPr>
-              <w:pStyle w:val="Compact"/>
-              <w:spacing w:line="240" w:lineRule="auto" w:after="0"/>
+            <w:tcW w:type="dxa" w:w="1701"/>
+            <w:vAlign w:val="top"/>
+            <w:tcMar>
+              <w:top w:w="28" w:type="dxa"/>
+              <w:right w:w="85" w:type="dxa"/>
+              <w:bottom w:w="28" w:type="dxa"/>
+              <w:left w:w="85" w:type="dxa"/>
+            </w:tcMar>
+            <w:tcBorders>
+              <w:top w:val="nil"/>
+              <w:bottom w:val="single" w:sz="8" w:space="0" w:color="000000"/>
+            </w:tcBorders>
+          </w:tcPr>
+          <w:p>
+            <w:pPr>
+              <w:pStyle w:val="Compact"/>
+              <w:spacing w:line="240" w:lineRule="auto" w:after="0" w:before="0"/>
               <w:jc w:val="right"/>
             </w:pPr>
             <w:r>
@@ -3000,11 +4050,13 @@
     <w:p>
       <w:pPr>
         <w:pStyle w:val="BodyText"/>
+        <w:keepLines/>
+        <w:spacing w:line="240" w:lineRule="auto" w:before="60" w:after="0"/>
       </w:pPr>
       <w:r>
         <w:rPr>
           <w:rFonts w:ascii="Times New Roman" w:hAnsi="Times New Roman" w:eastAsia="Yu Mincho"/>
-          <w:sz w:val="24"/>
+          <w:sz w:val="18"/>
         </w:rPr>
         <w:t xml:space="preserve">Values are n (%), with all 147 respondents as the denominator. Coldness scores ranged from 1 (very warm) to 7 (very cold); scores 5-7 were classified as perceived coldness.</w:t>
       </w:r>

--- a/deliverables/05_manuscript/onki_short_report_ja_submission.docx
+++ b/deliverables/05_manuscript/onki_short_report_ja_submission.docx
@@ -262,7 +262,7 @@
           <w:rFonts w:hint="eastAsia" w:ascii="Times New Roman" w:hAnsi="Times New Roman" w:eastAsia="Yu Mincho"/>
           <w:sz w:val="24"/>
         </w:rPr>
-        <w:t xml:space="preserve">本邦では、寒冷期に増加する入浴事故の防止は、公衆衛生上の重要な課題である[1]。前報では、浴室暖房乾燥機設置率が高いほど、W65「浴槽内での溺死及び溺水」およびW66「浴槽への転落による溺死及び溺水」の死亡数が少ないという方向の関連が、非寒冷県よりも寒冷県で強い可能性が示唆された[2]。探索的サブ解析では、浴室暖房乾燥機設置率が低く、標準化死亡比（SMR;</w:t>
+        <w:t xml:space="preserve">本邦において、寒冷期に増加する入浴事故の防止は、公衆衛生上の重要な課題である[1]。前報では、浴室暖房乾燥機設置率が高いほど、W65「浴槽内での溺死及び溺水」およびW66「浴槽への転落による溺死及び溺水」の死亡数が少ないという方向の関連が、非寒冷県よりも寒冷県で強い可能性が示唆された[2]。探索的サブ解析では、浴室暖房乾燥機設置率が低く、標準化死亡比（SMR;</w:t>
       </w:r>
       <w:r>
         <w:rPr>
@@ -276,7 +276,7 @@
           <w:rFonts w:hint="eastAsia" w:ascii="Times New Roman" w:hAnsi="Times New Roman" w:eastAsia="Yu Mincho"/>
           <w:sz w:val="24"/>
         </w:rPr>
-        <w:t xml:space="preserve">観測死亡数/期待死亡数）が高い寒冷県の候補として、青森県と秋田県が抽出された[2]。しかし、既存の広域集計からは、青森県における低設置率の背景、浴室の寒さ体感、および暖房設備の使用実態を把握することはできなかった。</w:t>
+        <w:t xml:space="preserve">観測死亡数/期待死亡数）が高い寒冷県の1つとして、青森県が抽出された[2]。しかし、既存の広域集計からは、青森県における低設置率の背景、浴室の寒さ体感、および暖房設備の使用実態を把握することはできなかった。</w:t>
       </w:r>
     </w:p>
     <w:p>
@@ -353,7 +353,7 @@
           <w:rFonts w:hint="eastAsia" w:ascii="Times New Roman" w:hAnsi="Times New Roman" w:eastAsia="Yu Mincho"/>
           <w:sz w:val="24"/>
         </w:rPr>
-        <w:t xml:space="preserve">質問紙は200部を準備し、190部を配布した。10部は未配布であった。154部を回収し、36部は未回収であった。回収率は154/190（81.1%）であった。</w:t>
+        <w:t xml:space="preserve">質問紙は200部を準備し、190部を配布した。154部を回収し、回収率は154/190（81.1%）であった。</w:t>
       </w:r>
     </w:p>
     <w:bookmarkEnd w:id="12"/>
@@ -516,7 +516,7 @@
           <w:rFonts w:hint="eastAsia" w:ascii="Times New Roman" w:hAnsi="Times New Roman" w:eastAsia="Yu Mincho"/>
           <w:sz w:val="24"/>
         </w:rPr>
-        <w:t xml:space="preserve">回答は任意かつ無記名とし、調査の目的、回答の拒否または中断によって不利益が生じないこと、ならびにデータの利用・保管の方法を質問紙の表紙に記載した。回答済み質問紙の提出をもって研究参加への同意とした。本研究は日本温泉気候物理医学会倫理審査会の承認を受け、承認を確認した後に調査を開始した（承認日2026年3月11日、承認番号Onki26-01）。</w:t>
+        <w:t xml:space="preserve">回答は任意かつ無記名とし、調査の目的、回答の拒否または中断によって不利益が生じないこと、ならびにデータの利用・保管の方法を質問紙の表紙に記載した。回答済み質問紙の提出をもって研究参加への同意とした。本研究は日本温泉気候物理医学会倫理審査会の承認を受けた後に調査を開始した（承認日2026年3月11日、承認番号Onki26-01）。</w:t>
       </w:r>
     </w:p>
     <w:bookmarkEnd w:id="15"/>

--- a/deliverables/05_manuscript/onki_short_report_ja_submission.docx
+++ b/deliverables/05_manuscript/onki_short_report_ja_submission.docx
@@ -262,7 +262,7 @@
           <w:rFonts w:hint="eastAsia" w:ascii="Times New Roman" w:hAnsi="Times New Roman" w:eastAsia="Yu Mincho"/>
           <w:sz w:val="24"/>
         </w:rPr>
-        <w:t xml:space="preserve">本邦において、寒冷期に増加する入浴事故の防止は、公衆衛生上の重要な課題である[1]。前報では、浴室暖房乾燥機設置率が高いほど、W65「浴槽内での溺死及び溺水」およびW66「浴槽への転落による溺死及び溺水」の死亡数が少ないという方向の関連が、非寒冷県よりも寒冷県で強い可能性が示唆された[2]。探索的サブ解析では、浴室暖房乾燥機設置率が低く、標準化死亡比（SMR;</w:t>
+        <w:t xml:space="preserve">本邦において、冬季に多発する入浴中の事故の防止は、公衆衛生上の重要な課題である[1,2]。前報では、浴室暖房乾燥機設置率が高いほど、W65「浴槽内での溺死及び溺水」およびW66「浴槽への転落による溺死及び溺水」の死亡数が少ないという方向の関連が、非寒冷県よりも寒冷県で強い可能性が示唆された[4]。探索的サブ解析では、浴室暖房乾燥機設置率が低く、標準化死亡比（SMR;</w:t>
       </w:r>
       <w:r>
         <w:rPr>
@@ -276,7 +276,7 @@
           <w:rFonts w:hint="eastAsia" w:ascii="Times New Roman" w:hAnsi="Times New Roman" w:eastAsia="Yu Mincho"/>
           <w:sz w:val="24"/>
         </w:rPr>
-        <w:t xml:space="preserve">観測死亡数/期待死亡数）が高い寒冷県の1つとして、青森県が抽出された[2]。しかし、既存の広域集計からは、青森県における低設置率の背景、浴室の寒さ体感、および暖房設備の使用実態を把握することはできなかった。</w:t>
+        <w:t xml:space="preserve">観測死亡数/期待死亡数）が高い寒冷県の1つとして、青森県が抽出された[4]。しかし、既存の広域集計からは、青森県における低設置率の背景、浴室の寒さ体感、および暖房設備の使用実態を把握することはできなかった。</w:t>
       </w:r>
     </w:p>
     <w:p>
@@ -746,7 +746,7 @@
           <w:rFonts w:hint="eastAsia" w:ascii="Times New Roman" w:hAnsi="Times New Roman" w:eastAsia="Yu Mincho"/>
           <w:sz w:val="24"/>
         </w:rPr>
-        <w:t xml:space="preserve">前報において、環境省「令和5年度家庭部門のCO2排出実態統計調査」の公開表を用いて集計したセントラル暖房使用率は、北海道地域で24.6%であり、他地域の0.4-4.0%より高かった[2]。また、北海道では、浴室の寒さや室間温度差が他地域より小さいことが報告されている[3,4]。これらの知見を踏まえ、前報では、寒冷地においてセントラル暖房を含む全館暖房が浴室暖房乾燥機を代替し得る可能性に言及した[2]。本調査では、セントラル暖房使用者は28/140人であり、そのうち浴室寒さ5-7群が2人いた。また、19人は浴室暖房乾燥機も使用していた。こうした観察事実から、少なくとも本標本で観察された浴室暖房乾燥機の不使用・未設置および設備利用パターンは、「浴室が暖かいため不要」という理由や、セントラル暖房による単純な排他的代替だけでは説明しにくかった。</w:t>
+        <w:t xml:space="preserve">前報において、環境省「令和5年度家庭部門のCO2排出実態統計調査」の公開表を用いて集計したセントラル暖房使用率は、北海道地域で24.6%であり、他地域の0.4-4.0%より高かった[4]。北海道では浴室の寒さや室間温度差も他地域より小さく[5,6]、前報では、セントラル暖房を含む全館暖房が浴室暖房乾燥機を代替し得る可能性に言及した[4]。一方、青森県では、重臣らが入浴中心肺停止の多さと寒冷期の脱衣場・浴室内低温を報告しているものの[3]、浴室周辺の寒さ・室間温度差を県単位で示した報告や、浴室暖房乾燥機・セントラル暖房の設置・使用実態を調べた報告は、今回確認した公開情報の範囲では見当たらなかった。この情報不足を踏まえて実施した本調査では、セントラル暖房使用者28/140人のうち、浴室寒さ5-7群は2人で、19人が浴室暖房乾燥機も使用していた。こうした観察事実から、少なくとも本標本の設備利用パターンは、「浴室が暖かいため不要」という理由や、セントラル暖房による単純な排他的代替だけでは説明しにくかった。</w:t>
       </w:r>
     </w:p>
     <w:p>
@@ -758,7 +758,7 @@
           <w:rFonts w:hint="eastAsia" w:ascii="Times New Roman" w:hAnsi="Times New Roman" w:eastAsia="Yu Mincho"/>
           <w:sz w:val="24"/>
         </w:rPr>
-        <w:t xml:space="preserve">本研究には限界がある。理由1「既に十分暖かいので必要がない」は寒さ体感の評価と定義上重なり、「不要」と理由2-7の両方を選択した者も3人いたため、「不要」と「障壁あり」は相互排他的ではない。寒さ体感別に示した割合は因果効果を意味せず、寒さを感じる者ほど制約を認識・回答しやすいという逆方向の解釈も可能である。また、本調査は便宜抽出による自己申告調査であり、五所川原市や青森県を代表せず、想起・回答誤差を伴う。断熱性能、築年、所有形態などによる交絡も残り、セントラル暖房が浴室や脱衣所まで実際に暖めていたかは確認していない。室温および健康アウトカムも測定していないため、青森県全体での両設備の代替関係、暖房設備による寒さの改善効果、入浴事故との関連は評価できない。</w:t>
+        <w:t xml:space="preserve">本研究には限界がある。理由1「既に十分暖かいので必要がない」は寒さ体感の評価と定義上重なり、「不要」と理由2-7の両方を選択した者も3人いたため、「不要」と「障壁あり」は相互排他的ではない。寒さ体感別に示した割合は因果効果を意味せず、寒さを感じる者ほど制約を認識・回答しやすいという逆方向の解釈も可能である。また、本調査は便宜抽出による自己申告調査であり、五所川原市や青森県を代表せず、想起・回答誤差を伴う。断熱性能、築年、所有形態などによる交絡も残り、セントラル暖房が浴室や脱衣所まで実際に暖めていたかは確認していない。室温および健康アウトカムも測定していないため、青森県全体での両設備の代替関係、暖房設備による寒さの改善効果、入浴中の事故との関連は評価できない。</w:t>
       </w:r>
     </w:p>
     <w:bookmarkEnd w:id="21"/>
@@ -858,6 +858,73 @@
           <w:sz w:val="24"/>
         </w:rPr>
         <w:t xml:space="preserve">引用文献</w:t>
+      </w:r>
+    </w:p>
+    <w:p>
+      <w:pPr>
+        <w:pStyle w:val="Compact"/>
+        <w:numPr>
+          <w:ilvl w:val="0"/>
+          <w:numId w:val="1002"/>
+        </w:numPr>
+      </w:pPr>
+      <w:r>
+        <w:rPr>
+          <w:rFonts w:hint="eastAsia" w:ascii="Times New Roman" w:hAnsi="Times New Roman" w:eastAsia="Yu Mincho"/>
+          <w:sz w:val="24"/>
+        </w:rPr>
+        <w:t xml:space="preserve">消費者庁：冬季に多発する入浴中の事故に御注意ください！―11月26日は「いい風呂」の日―．2018．https://www.caa.go.jp/policies/policy/consumer_safety/caution/caution_009/pdf/caution_009_181121_0001.pdf（2026年8月10日閲覧）</w:t>
+      </w:r>
+    </w:p>
+    <w:p>
+      <w:pPr>
+        <w:pStyle w:val="Compact"/>
+        <w:numPr>
+          <w:ilvl w:val="0"/>
+          <w:numId w:val="1002"/>
+        </w:numPr>
+      </w:pPr>
+      <w:r>
+        <w:rPr>
+          <w:rFonts w:ascii="Times New Roman" w:hAnsi="Times New Roman" w:eastAsia="Yu Mincho"/>
+          <w:sz w:val="24"/>
+        </w:rPr>
+        <w:t xml:space="preserve">Kiyohara K, Nishiyama C, Hayashida S, et </w:t>
+      </w:r>
+      <w:r>
+        <w:rPr>
+          <w:rFonts w:hint="eastAsia" w:ascii="Times New Roman" w:hAnsi="Times New Roman" w:eastAsia="Yu Mincho"/>
+          <w:sz w:val="24"/>
+        </w:rPr>
+        <w:t xml:space="preserve">al：Characteristics</w:t>
+      </w:r>
+      <w:r>
+        <w:rPr>
+          <w:rFonts w:ascii="Times New Roman" w:hAnsi="Times New Roman" w:eastAsia="Yu Mincho"/>
+          <w:sz w:val="24"/>
+        </w:rPr>
+        <w:t xml:space="preserve"> and outcomes of bath-related out-of-hospital cardiac arrest in </w:t>
+      </w:r>
+      <w:r>
+        <w:rPr>
+          <w:rFonts w:hint="eastAsia" w:ascii="Times New Roman" w:hAnsi="Times New Roman" w:eastAsia="Yu Mincho"/>
+          <w:sz w:val="24"/>
+        </w:rPr>
+        <w:t xml:space="preserve">Japan．Circ</w:t>
+      </w:r>
+      <w:r>
+        <w:rPr>
+          <w:rFonts w:ascii="Times New Roman" w:hAnsi="Times New Roman" w:eastAsia="Yu Mincho"/>
+          <w:sz w:val="24"/>
+        </w:rPr>
+        <w:t xml:space="preserve"> J </w:t>
+      </w:r>
+      <w:r>
+        <w:rPr>
+          <w:rFonts w:hint="eastAsia" w:ascii="Times New Roman" w:hAnsi="Times New Roman" w:eastAsia="Yu Mincho"/>
+          <w:sz w:val="24"/>
+        </w:rPr>
+        <w:t xml:space="preserve">80：1564-1570，2016．doi:10.1253/circj.CJ-16-0241</w:t>
       </w:r>
     </w:p>
     <w:p>

--- a/deliverables/05_manuscript/onki_short_report_ja_submission.docx
+++ b/deliverables/05_manuscript/onki_short_report_ja_submission.docx
@@ -262,7 +262,7 @@
           <w:rFonts w:hint="eastAsia" w:ascii="Times New Roman" w:hAnsi="Times New Roman" w:eastAsia="Yu Mincho"/>
           <w:sz w:val="24"/>
         </w:rPr>
-        <w:t xml:space="preserve">本邦において、冬季に多発する入浴中の事故の防止は、公衆衛生上の重要な課題である[1,2]。前報では、浴室暖房乾燥機設置率が高いほど、W65「浴槽内での溺死及び溺水」およびW66「浴槽への転落による溺死及び溺水」の死亡数が少ないという方向の関連が、非寒冷県よりも寒冷県で強い可能性が示唆された[4]。探索的サブ解析では、浴室暖房乾燥機設置率が低く、標準化死亡比（SMR;</w:t>
+        <w:t xml:space="preserve">本邦において、冬季に多発する入浴中の事故の防止は、公衆衛生上の重要な課題である[1,2]。前報では、浴室暖房乾燥機設置率が高いほど、W65「浴槽内での溺死及び溺水」およびW66「浴槽への転落による溺死及び溺水」の死亡数が少ないという方向の関連が、非寒冷県よりも寒冷県で強い可能性が示唆された[3]。探索的サブ解析では、浴室暖房乾燥機設置率が低く、標準化死亡比（SMR;</w:t>
       </w:r>
       <w:r>
         <w:rPr>
@@ -276,7 +276,7 @@
           <w:rFonts w:hint="eastAsia" w:ascii="Times New Roman" w:hAnsi="Times New Roman" w:eastAsia="Yu Mincho"/>
           <w:sz w:val="24"/>
         </w:rPr>
-        <w:t xml:space="preserve">観測死亡数/期待死亡数）が高い寒冷県の1つとして、青森県が抽出された[4]。しかし、既存の広域集計からは、青森県における低設置率の背景、浴室の寒さ体感、および暖房設備の使用実態を把握することはできなかった。</w:t>
+        <w:t xml:space="preserve">観測死亡数/期待死亡数）が高い寒冷県の1つとして、青森県が抽出された[3]。しかし、既存の広域集計からは、青森県における低設置率の背景、浴室の寒さ体感、および暖房設備の使用実態を把握することはできなかった。</w:t>
       </w:r>
     </w:p>
     <w:p>
@@ -746,7 +746,7 @@
           <w:rFonts w:hint="eastAsia" w:ascii="Times New Roman" w:hAnsi="Times New Roman" w:eastAsia="Yu Mincho"/>
           <w:sz w:val="24"/>
         </w:rPr>
-        <w:t xml:space="preserve">前報において、環境省「令和5年度家庭部門のCO2排出実態統計調査」の公開表を用いて集計したセントラル暖房使用率は、北海道地域で24.6%であり、他地域の0.4-4.0%より高かった[4]。北海道では浴室の寒さや室間温度差も他地域より小さく[5,6]、前報では、セントラル暖房を含む全館暖房が浴室暖房乾燥機を代替し得る可能性に言及した[4]。一方、青森県では、重臣らが入浴中心肺停止の多さと寒冷期の脱衣場・浴室内低温を報告しているものの[3]、浴室周辺の寒さ・室間温度差を県単位で示した報告や、浴室暖房乾燥機・セントラル暖房の設置・使用実態を調べた報告は、今回確認した公開情報の範囲では見当たらなかった。この情報不足を踏まえて実施した本調査では、セントラル暖房使用者28/140人のうち、浴室寒さ5-7群は2人で、19人が浴室暖房乾燥機も使用していた。こうした観察事実から、少なくとも本標本の設備利用パターンは、「浴室が暖かいため不要」という理由や、セントラル暖房による単純な排他的代替だけでは説明しにくかった。</w:t>
+        <w:t xml:space="preserve">前報において、環境省「令和5年度家庭部門のCO2排出実態統計調査」の公開表を用いて集計したセントラル暖房使用率は、北海道地域で24.6%であり、他地域の0.4-4.0%より高かった[3]。北海道では浴室の寒さや室間温度差も他地域より小さく[4,5]、前報では、セントラル暖房を含む全館暖房が浴室暖房乾燥機を代替し得る可能性に言及した[3]。一方、青森県では、重臣らが入浴中心肺停止の多さと寒冷期の脱衣場・浴室内低温を報告しているものの[6]、浴室周辺の寒さ・室間温度差を県単位で示した報告や、浴室暖房乾燥機・セントラル暖房の設置・使用実態を調べた報告は、今回確認した公開情報の範囲では見当たらなかった。この情報不足を踏まえて実施した本調査では、セントラル暖房使用者28/140人のうち、浴室寒さ5-7群は2人で、19人が浴室暖房乾燥機も使用していた。こうした観察事実から、少なくとも本標本の設備利用パターンは、「浴室が暖かいため不要」という理由や、セントラル暖房による単純な排他的代替だけでは説明しにくかった。</w:t>
       </w:r>
     </w:p>
     <w:p>
@@ -870,10 +870,45 @@
       </w:pPr>
       <w:r>
         <w:rPr>
-          <w:rFonts w:hint="eastAsia" w:ascii="Times New Roman" w:hAnsi="Times New Roman" w:eastAsia="Yu Mincho"/>
-          <w:sz w:val="24"/>
-        </w:rPr>
-        <w:t xml:space="preserve">消費者庁：冬季に多発する入浴中の事故に御注意ください！―11月26日は「いい風呂」の日―．2018．https://www.caa.go.jp/policies/policy/consumer_safety/caution/caution_009/pdf/caution_009_181121_0001.pdf（2026年8月10日閲覧）</w:t>
+          <w:rFonts w:ascii="Times New Roman" w:hAnsi="Times New Roman" w:eastAsia="Yu Mincho"/>
+          <w:sz w:val="24"/>
+        </w:rPr>
+        <w:t xml:space="preserve">Kiyohara K, Nishiyama C, Hayashida S, et </w:t>
+      </w:r>
+      <w:r>
+        <w:rPr>
+          <w:rFonts w:hint="eastAsia" w:ascii="Times New Roman" w:hAnsi="Times New Roman" w:eastAsia="Yu Mincho"/>
+          <w:sz w:val="24"/>
+        </w:rPr>
+        <w:t xml:space="preserve">al：Characteristics</w:t>
+      </w:r>
+      <w:r>
+        <w:rPr>
+          <w:rFonts w:ascii="Times New Roman" w:hAnsi="Times New Roman" w:eastAsia="Yu Mincho"/>
+          <w:sz w:val="24"/>
+        </w:rPr>
+        <w:t xml:space="preserve"> and outcomes of bath-related out-of-hospital cardiac arrest in </w:t>
+      </w:r>
+      <w:r>
+        <w:rPr>
+          <w:rFonts w:hint="eastAsia" w:ascii="Times New Roman" w:hAnsi="Times New Roman" w:eastAsia="Yu Mincho"/>
+          <w:sz w:val="24"/>
+        </w:rPr>
+        <w:t xml:space="preserve">Japan．Circ</w:t>
+      </w:r>
+      <w:r>
+        <w:rPr>
+          <w:rFonts w:ascii="Times New Roman" w:hAnsi="Times New Roman" w:eastAsia="Yu Mincho"/>
+          <w:sz w:val="24"/>
+        </w:rPr>
+        <w:t xml:space="preserve"> J </w:t>
+      </w:r>
+      <w:r>
+        <w:rPr>
+          <w:rFonts w:hint="eastAsia" w:ascii="Times New Roman" w:hAnsi="Times New Roman" w:eastAsia="Yu Mincho"/>
+          <w:sz w:val="24"/>
+        </w:rPr>
+        <w:t xml:space="preserve">80：1564-1570，2016．doi:10.1253/circj.CJ-16-0241</w:t>
       </w:r>
     </w:p>
     <w:p>
@@ -886,45 +921,10 @@
       </w:pPr>
       <w:r>
         <w:rPr>
-          <w:rFonts w:ascii="Times New Roman" w:hAnsi="Times New Roman" w:eastAsia="Yu Mincho"/>
-          <w:sz w:val="24"/>
-        </w:rPr>
-        <w:t xml:space="preserve">Kiyohara K, Nishiyama C, Hayashida S, et </w:t>
-      </w:r>
-      <w:r>
-        <w:rPr>
-          <w:rFonts w:hint="eastAsia" w:ascii="Times New Roman" w:hAnsi="Times New Roman" w:eastAsia="Yu Mincho"/>
-          <w:sz w:val="24"/>
-        </w:rPr>
-        <w:t xml:space="preserve">al：Characteristics</w:t>
-      </w:r>
-      <w:r>
-        <w:rPr>
-          <w:rFonts w:ascii="Times New Roman" w:hAnsi="Times New Roman" w:eastAsia="Yu Mincho"/>
-          <w:sz w:val="24"/>
-        </w:rPr>
-        <w:t xml:space="preserve"> and outcomes of bath-related out-of-hospital cardiac arrest in </w:t>
-      </w:r>
-      <w:r>
-        <w:rPr>
-          <w:rFonts w:hint="eastAsia" w:ascii="Times New Roman" w:hAnsi="Times New Roman" w:eastAsia="Yu Mincho"/>
-          <w:sz w:val="24"/>
-        </w:rPr>
-        <w:t xml:space="preserve">Japan．Circ</w:t>
-      </w:r>
-      <w:r>
-        <w:rPr>
-          <w:rFonts w:ascii="Times New Roman" w:hAnsi="Times New Roman" w:eastAsia="Yu Mincho"/>
-          <w:sz w:val="24"/>
-        </w:rPr>
-        <w:t xml:space="preserve"> J </w:t>
-      </w:r>
-      <w:r>
-        <w:rPr>
-          <w:rFonts w:hint="eastAsia" w:ascii="Times New Roman" w:hAnsi="Times New Roman" w:eastAsia="Yu Mincho"/>
-          <w:sz w:val="24"/>
-        </w:rPr>
-        <w:t xml:space="preserve">80：1564-1570，2016．doi:10.1253/circj.CJ-16-0241</w:t>
+          <w:rFonts w:hint="eastAsia" w:ascii="Times New Roman" w:hAnsi="Times New Roman" w:eastAsia="Yu Mincho"/>
+          <w:sz w:val="24"/>
+        </w:rPr>
+        <w:t xml:space="preserve">消費者庁：冬季に多発する入浴中の事故に御注意ください！―11月26日は「いい風呂」の日―．2018．https://www.caa.go.jp/policies/policy/consumer_safety/caution/caution_009/pdf/caution_009_181121_0001.pdf</w:t>
       </w:r>
     </w:p>
     <w:p>
@@ -940,7 +940,7 @@
           <w:rFonts w:hint="eastAsia" w:ascii="Times New Roman" w:hAnsi="Times New Roman" w:eastAsia="Yu Mincho"/>
           <w:sz w:val="24"/>
         </w:rPr>
-        <w:t xml:space="preserve">重臣宗伯，佐藤ワカナ，柴田繁啓，他：高齢者の入浴中心肺停止と地域性．蘇生</w:t>
+        <w:t xml:space="preserve">野城聡志：寒冷地における浴室暖房乾燥機設置率と浴槽内での溺死及び溺水の関連：生態学的パネル解析．日本温泉気候物理医学会雑誌</w:t>
       </w:r>
       <w:r>
         <w:rPr>
@@ -954,7 +954,7 @@
           <w:rFonts w:hint="eastAsia" w:ascii="Times New Roman" w:hAnsi="Times New Roman" w:eastAsia="Yu Mincho"/>
           <w:sz w:val="24"/>
         </w:rPr>
-        <w:t xml:space="preserve">20：145-148，2001．doi:10.11414/jjreanimatology1983.20.145</w:t>
+        <w:t xml:space="preserve">89：66-76，2026．doi:10.11390/onki.2376</w:t>
       </w:r>
     </w:p>
     <w:p>
@@ -970,7 +970,7 @@
           <w:rFonts w:hint="eastAsia" w:ascii="Times New Roman" w:hAnsi="Times New Roman" w:eastAsia="Yu Mincho"/>
           <w:sz w:val="24"/>
         </w:rPr>
-        <w:t xml:space="preserve">野城聡志：寒冷地における浴室暖房乾燥機設置率と浴槽内での溺死及び溺水の関連：生態学的パネル解析．日本温泉気候物理医学会雑誌</w:t>
+        <w:t xml:space="preserve">八塚春子，井上隆，前真之，森勇樹：浴室設備と冬期における入浴・浴室温熱環境の実態把握―インターネット調査による地域・建築形態・築年数の検討．日本建築学会環境系論文集</w:t>
       </w:r>
       <w:r>
         <w:rPr>
@@ -984,7 +984,7 @@
           <w:rFonts w:hint="eastAsia" w:ascii="Times New Roman" w:hAnsi="Times New Roman" w:eastAsia="Yu Mincho"/>
           <w:sz w:val="24"/>
         </w:rPr>
-        <w:t xml:space="preserve">89：66-76，2026．doi:10.11390/onki.2376</w:t>
+        <w:t xml:space="preserve">78：489-496，2013．doi:10.3130/aije.78.489</w:t>
       </w:r>
     </w:p>
     <w:p>
@@ -1000,7 +1000,7 @@
           <w:rFonts w:hint="eastAsia" w:ascii="Times New Roman" w:hAnsi="Times New Roman" w:eastAsia="Yu Mincho"/>
           <w:sz w:val="24"/>
         </w:rPr>
-        <w:t xml:space="preserve">八塚春子，井上隆，前真之，森勇樹：浴室設備と冬期における入浴・浴室温熱環境の実態把握―インターネット調査による地域・建築形態・築年数の検討．日本建築学会環境系論文集</w:t>
+        <w:t xml:space="preserve">大中忠勝，高崎裕治，栃原裕，他：冬期における浴室温熱環境の全国調査．人間と生活環境</w:t>
       </w:r>
       <w:r>
         <w:rPr>
@@ -1014,7 +1014,7 @@
           <w:rFonts w:hint="eastAsia" w:ascii="Times New Roman" w:hAnsi="Times New Roman" w:eastAsia="Yu Mincho"/>
           <w:sz w:val="24"/>
         </w:rPr>
-        <w:t xml:space="preserve">78：489-496，2013．doi:10.3130/aije.78.489</w:t>
+        <w:t xml:space="preserve">14：11-16，2007．doi:10.24538/jhesj.14.1_11</w:t>
       </w:r>
     </w:p>
     <w:p>
@@ -1030,7 +1030,7 @@
           <w:rFonts w:hint="eastAsia" w:ascii="Times New Roman" w:hAnsi="Times New Roman" w:eastAsia="Yu Mincho"/>
           <w:sz w:val="24"/>
         </w:rPr>
-        <w:t xml:space="preserve">大中忠勝，高崎裕治，栃原裕，他：冬期における浴室温熱環境の全国調査．人間と生活環境</w:t>
+        <w:t xml:space="preserve">重臣宗伯，佐藤ワカナ，柴田繁啓，他：高齢者の入浴中心肺停止と地域性．蘇生</w:t>
       </w:r>
       <w:r>
         <w:rPr>
@@ -1044,7 +1044,7 @@
           <w:rFonts w:hint="eastAsia" w:ascii="Times New Roman" w:hAnsi="Times New Roman" w:eastAsia="Yu Mincho"/>
           <w:sz w:val="24"/>
         </w:rPr>
-        <w:t xml:space="preserve">14：11-16，2007．doi:10.24538/jhesj.14.1_11</w:t>
+        <w:t xml:space="preserve">20：145-148，2001．doi:10.11414/jjreanimatology1983.20.145</w:t>
       </w:r>
     </w:p>
     <w:bookmarkEnd w:id="25"/>

--- a/deliverables/05_manuscript/onki_short_report_ja_submission.docx
+++ b/deliverables/05_manuscript/onki_short_report_ja_submission.docx
@@ -758,7 +758,7 @@
           <w:rFonts w:hint="eastAsia" w:ascii="Times New Roman" w:hAnsi="Times New Roman" w:eastAsia="Yu Mincho"/>
           <w:sz w:val="24"/>
         </w:rPr>
-        <w:t xml:space="preserve">本研究には限界がある。理由1「既に十分暖かいので必要がない」は寒さ体感の評価と定義上重なり、「不要」と理由2-7の両方を選択した者も3人いたため、「不要」と「障壁あり」は相互排他的ではない。寒さ体感別に示した割合は因果効果を意味せず、寒さを感じる者ほど制約を認識・回答しやすいという逆方向の解釈も可能である。また、本調査は便宜抽出による自己申告調査であり、五所川原市や青森県を代表せず、想起・回答誤差を伴う。断熱性能、築年、所有形態などによる交絡も残り、セントラル暖房が浴室や脱衣所まで実際に暖めていたかは確認していない。室温および健康アウトカムも測定していないため、青森県全体での両設備の代替関係、暖房設備による寒さの改善効果、入浴中の事故との関連は評価できない。</w:t>
+        <w:t xml:space="preserve">本研究には限界がある。理由1「既に十分暖かいので必要がない」は、それ自体が寒さ体感に関する判断を含む項目である。このため、寒さ体感群間の「不要」の割合差を独立した所見として解釈することはできない。「不要」を選択した者のうち3人は理由2-7のいずれかも選択しており、「不要」と「障壁あり」は相互排他的ではない。また、横断調査であるため、寒さ体感別の障壁回答割合から、障壁の認識と寒さ体感の前後関係は判断できない。逆に、寒さを感じる者ほど障壁を認識し、該当する理由を選択しやすかった可能性もある。標本は便宜抽出であり、五所川原市および青森県全体を代表するものではない。自己申告に伴う想起誤差や回答誤差が生じ得るほか、断熱性能、築年、所有形態などによる交絡も残る。さらに、セントラル暖房が浴室や脱衣所を実際に暖めていたかは確認しておらず、入浴中の事故の発生も調査していない。以上から、青森県全体における浴室暖房乾燥機とセントラル暖房の代替関係、暖房設備による寒さ体感の改善効果、および暖房設備と入浴中の事故との関連は評価できない。</w:t>
       </w:r>
     </w:p>
     <w:bookmarkEnd w:id="21"/>

--- a/deliverables/05_manuscript/onki_short_report_ja_submission.docx
+++ b/deliverables/05_manuscript/onki_short_report_ja_submission.docx
@@ -469,21 +469,21 @@
           <w:rFonts w:hint="eastAsia" w:ascii="Times New Roman" w:hAnsi="Times New Roman" w:eastAsia="Yu Mincho"/>
           <w:sz w:val="24"/>
         </w:rPr>
-        <w:t xml:space="preserve">1に示した。群間差、調整回帰およびp値による評価は行わなかった。解析にはPython</w:t>
+        <w:t xml:space="preserve">1に示した。解析および作図にはPython</w:t>
       </w:r>
       <w:r>
         <w:rPr>
           <w:rFonts w:ascii="Times New Roman" w:hAnsi="Times New Roman" w:eastAsia="Yu Mincho"/>
           <w:sz w:val="24"/>
         </w:rPr>
-        <w:t xml:space="preserve"> 3.11.3、pandas 2.2.3およびmatplotlib </w:t>
-      </w:r>
-      <w:r>
-        <w:rPr>
-          <w:rFonts w:hint="eastAsia" w:ascii="Times New Roman" w:hAnsi="Times New Roman" w:eastAsia="Yu Mincho"/>
-          <w:sz w:val="24"/>
-        </w:rPr>
-        <w:t xml:space="preserve">3.10.8を用いた。</w:t>
+        <w:t xml:space="preserve"> </w:t>
+      </w:r>
+      <w:r>
+        <w:rPr>
+          <w:rFonts w:hint="eastAsia" w:ascii="Times New Roman" w:hAnsi="Times New Roman" w:eastAsia="Yu Mincho"/>
+          <w:sz w:val="24"/>
+        </w:rPr>
+        <w:t xml:space="preserve">3.11.3を用いた。</w:t>
       </w:r>
     </w:p>
     <w:bookmarkEnd w:id="14"/>

--- a/deliverables/05_manuscript/onki_short_report_ja_submission.docx
+++ b/deliverables/05_manuscript/onki_short_report_ja_submission.docx
@@ -1207,9 +1207,12 @@
         </w:tblBorders>
       </w:tblPr>
       <w:tblGrid>
-        <w:gridCol w:w="2551"/>
-        <w:gridCol w:w="4252"/>
-        <w:gridCol w:w="1701"/>
+        <w:gridCol w:w="1247"/>
+        <w:gridCol w:w="2041"/>
+        <w:gridCol w:w="964"/>
+        <w:gridCol w:w="1247"/>
+        <w:gridCol w:w="2041"/>
+        <w:gridCol w:w="964"/>
       </w:tblGrid>
       <w:tr>
         <w:trPr>
@@ -1219,13 +1222,13 @@
         </w:trPr>
         <w:tc>
           <w:tcPr>
-            <w:tcW w:type="dxa" w:w="2551"/>
-            <w:vAlign w:val="top"/>
-            <w:tcMar>
-              <w:top w:w="28" w:type="dxa"/>
-              <w:right w:w="85" w:type="dxa"/>
-              <w:bottom w:w="28" w:type="dxa"/>
-              <w:left w:w="85" w:type="dxa"/>
+            <w:tcW w:type="dxa" w:w="1247"/>
+            <w:vAlign w:val="top"/>
+            <w:tcMar>
+              <w:top w:w="28" w:type="dxa"/>
+              <w:right w:w="28" w:type="dxa"/>
+              <w:bottom w:w="28" w:type="dxa"/>
+              <w:left w:w="28" w:type="dxa"/>
             </w:tcMar>
             <w:tcBorders>
               <w:top w:val="single" w:sz="8" w:space="0" w:color="000000"/>
@@ -1249,13 +1252,13 @@
         </w:tc>
         <w:tc>
           <w:tcPr>
-            <w:tcW w:type="dxa" w:w="4252"/>
-            <w:vAlign w:val="top"/>
-            <w:tcMar>
-              <w:top w:w="28" w:type="dxa"/>
-              <w:right w:w="85" w:type="dxa"/>
-              <w:bottom w:w="28" w:type="dxa"/>
-              <w:left w:w="85" w:type="dxa"/>
+            <w:tcW w:type="dxa" w:w="2041"/>
+            <w:vAlign w:val="top"/>
+            <w:tcMar>
+              <w:top w:w="28" w:type="dxa"/>
+              <w:right w:w="28" w:type="dxa"/>
+              <w:bottom w:w="28" w:type="dxa"/>
+              <w:left w:w="28" w:type="dxa"/>
             </w:tcMar>
             <w:tcBorders>
               <w:top w:val="single" w:sz="8" w:space="0" w:color="000000"/>
@@ -1279,13 +1282,103 @@
         </w:tc>
         <w:tc>
           <w:tcPr>
-            <w:tcW w:type="dxa" w:w="1701"/>
+            <w:tcW w:type="dxa" w:w="964"/>
             <w:vAlign w:val="top"/>
             <w:tcMar>
               <w:top w:w="28" w:type="dxa"/>
               <w:right w:w="85" w:type="dxa"/>
               <w:bottom w:w="28" w:type="dxa"/>
+              <w:left w:w="28" w:type="dxa"/>
+            </w:tcMar>
+            <w:tcBorders>
+              <w:top w:val="single" w:sz="8" w:space="0" w:color="000000"/>
+              <w:bottom w:val="single" w:sz="8" w:space="0" w:color="000000"/>
+            </w:tcBorders>
+          </w:tcPr>
+          <w:p>
+            <w:pPr>
+              <w:pStyle w:val="Compact"/>
+              <w:spacing w:line="240" w:lineRule="auto" w:after="0" w:before="0"/>
+              <w:jc w:val="right"/>
+            </w:pPr>
+            <w:r>
+              <w:rPr>
+                <w:rFonts w:ascii="Times New Roman" w:hAnsi="Times New Roman" w:eastAsia="Yu Mincho"/>
+                <w:sz w:val="18"/>
+              </w:rPr>
+              <w:t xml:space="preserve">n (%)</w:t>
+            </w:r>
+          </w:p>
+        </w:tc>
+        <w:tc>
+          <w:tcPr>
+            <w:tcW w:type="dxa" w:w="1247"/>
+            <w:vAlign w:val="top"/>
+            <w:tcMar>
+              <w:top w:w="28" w:type="dxa"/>
+              <w:right w:w="28" w:type="dxa"/>
+              <w:bottom w:w="28" w:type="dxa"/>
               <w:left w:w="85" w:type="dxa"/>
+            </w:tcMar>
+            <w:tcBorders>
+              <w:top w:val="single" w:sz="8" w:space="0" w:color="000000"/>
+              <w:bottom w:val="single" w:sz="8" w:space="0" w:color="000000"/>
+            </w:tcBorders>
+          </w:tcPr>
+          <w:p>
+            <w:pPr>
+              <w:pStyle w:val="Compact"/>
+              <w:spacing w:line="240" w:lineRule="auto" w:after="0" w:before="0"/>
+              <w:jc w:val="left"/>
+            </w:pPr>
+            <w:r>
+              <w:rPr>
+                <w:rFonts w:ascii="Times New Roman" w:hAnsi="Times New Roman" w:eastAsia="Yu Mincho"/>
+                <w:sz w:val="18"/>
+              </w:rPr>
+              <w:t xml:space="preserve">Characteristic</w:t>
+            </w:r>
+          </w:p>
+        </w:tc>
+        <w:tc>
+          <w:tcPr>
+            <w:tcW w:type="dxa" w:w="2041"/>
+            <w:vAlign w:val="top"/>
+            <w:tcMar>
+              <w:top w:w="28" w:type="dxa"/>
+              <w:right w:w="28" w:type="dxa"/>
+              <w:bottom w:w="28" w:type="dxa"/>
+              <w:left w:w="28" w:type="dxa"/>
+            </w:tcMar>
+            <w:tcBorders>
+              <w:top w:val="single" w:sz="8" w:space="0" w:color="000000"/>
+              <w:bottom w:val="single" w:sz="8" w:space="0" w:color="000000"/>
+            </w:tcBorders>
+          </w:tcPr>
+          <w:p>
+            <w:pPr>
+              <w:pStyle w:val="Compact"/>
+              <w:spacing w:line="240" w:lineRule="auto" w:after="0" w:before="0"/>
+              <w:jc w:val="left"/>
+            </w:pPr>
+            <w:r>
+              <w:rPr>
+                <w:rFonts w:ascii="Times New Roman" w:hAnsi="Times New Roman" w:eastAsia="Yu Mincho"/>
+                <w:sz w:val="18"/>
+              </w:rPr>
+              <w:t xml:space="preserve">Category</w:t>
+            </w:r>
+          </w:p>
+        </w:tc>
+        <w:tc>
+          <w:tcPr>
+            <w:tcW w:type="dxa" w:w="964"/>
+            <w:vAlign w:val="top"/>
+            <w:tcMar>
+              <w:top w:w="28" w:type="dxa"/>
+              <w:right w:w="28" w:type="dxa"/>
+              <w:bottom w:w="28" w:type="dxa"/>
+              <w:left w:w="28" w:type="dxa"/>
             </w:tcMar>
             <w:tcBorders>
               <w:top w:val="single" w:sz="8" w:space="0" w:color="000000"/>
@@ -1314,12 +1407,106 @@
         </w:trPr>
         <w:tc>
           <w:tcPr>
-            <w:tcW w:type="dxa" w:w="2551"/>
+            <w:tcW w:type="dxa" w:w="1247"/>
+            <w:vAlign w:val="top"/>
+            <w:tcMar>
+              <w:top w:w="28" w:type="dxa"/>
+              <w:right w:w="28" w:type="dxa"/>
+              <w:bottom w:w="28" w:type="dxa"/>
+              <w:left w:w="28" w:type="dxa"/>
+            </w:tcMar>
+            <w:tcBorders>
+              <w:top w:val="single" w:sz="4" w:space="0" w:color="B7B7B7"/>
+              <w:bottom w:val="nil"/>
+            </w:tcBorders>
+          </w:tcPr>
+          <w:p>
+            <w:pPr>
+              <w:pStyle w:val="Compact"/>
+              <w:keepNext/>
+              <w:spacing w:line="240" w:lineRule="auto" w:after="0" w:before="0"/>
+              <w:jc w:val="left"/>
+            </w:pPr>
+            <w:r>
+              <w:rPr>
+                <w:rFonts w:ascii="Times New Roman" w:hAnsi="Times New Roman" w:eastAsia="Yu Mincho"/>
+                <w:b/>
+                <w:sz w:val="18"/>
+              </w:rPr>
+              <w:t xml:space="preserve">Age</w:t>
+            </w:r>
+          </w:p>
+        </w:tc>
+        <w:tc>
+          <w:tcPr>
+            <w:tcW w:type="dxa" w:w="2041"/>
+            <w:vAlign w:val="top"/>
+            <w:tcMar>
+              <w:top w:w="28" w:type="dxa"/>
+              <w:right w:w="28" w:type="dxa"/>
+              <w:bottom w:w="28" w:type="dxa"/>
+              <w:left w:w="28" w:type="dxa"/>
+            </w:tcMar>
+            <w:tcBorders>
+              <w:top w:val="single" w:sz="4" w:space="0" w:color="B7B7B7"/>
+              <w:bottom w:val="nil"/>
+            </w:tcBorders>
+          </w:tcPr>
+          <w:p>
+            <w:pPr>
+              <w:pStyle w:val="Compact"/>
+              <w:keepNext/>
+              <w:spacing w:line="240" w:lineRule="auto" w:after="0" w:before="0"/>
+              <w:jc w:val="left"/>
+            </w:pPr>
+            <w:r>
+              <w:rPr>
+                <w:rFonts w:ascii="Times New Roman" w:hAnsi="Times New Roman" w:eastAsia="Yu Mincho"/>
+                <w:sz w:val="18"/>
+              </w:rPr>
+              <w:t xml:space="preserve">18-49 years</w:t>
+            </w:r>
+          </w:p>
+        </w:tc>
+        <w:tc>
+          <w:tcPr>
+            <w:tcW w:type="dxa" w:w="964"/>
             <w:vAlign w:val="top"/>
             <w:tcMar>
               <w:top w:w="28" w:type="dxa"/>
               <w:right w:w="85" w:type="dxa"/>
               <w:bottom w:w="28" w:type="dxa"/>
+              <w:left w:w="28" w:type="dxa"/>
+            </w:tcMar>
+            <w:tcBorders>
+              <w:top w:val="single" w:sz="4" w:space="0" w:color="B7B7B7"/>
+              <w:bottom w:val="nil"/>
+            </w:tcBorders>
+          </w:tcPr>
+          <w:p>
+            <w:pPr>
+              <w:pStyle w:val="Compact"/>
+              <w:keepNext/>
+              <w:spacing w:line="240" w:lineRule="auto" w:after="0" w:before="0"/>
+              <w:jc w:val="right"/>
+            </w:pPr>
+            <w:r>
+              <w:rPr>
+                <w:rFonts w:ascii="Times New Roman" w:hAnsi="Times New Roman" w:eastAsia="Yu Mincho"/>
+                <w:sz w:val="18"/>
+              </w:rPr>
+              <w:t xml:space="preserve">32 (21.8)</w:t>
+            </w:r>
+          </w:p>
+        </w:tc>
+        <w:tc>
+          <w:tcPr>
+            <w:tcW w:type="dxa" w:w="1247"/>
+            <w:vAlign w:val="top"/>
+            <w:tcMar>
+              <w:top w:w="28" w:type="dxa"/>
+              <w:right w:w="28" w:type="dxa"/>
+              <w:bottom w:w="28" w:type="dxa"/>
               <w:left w:w="85" w:type="dxa"/>
             </w:tcMar>
             <w:tcBorders>
@@ -1340,19 +1527,19 @@
                 <w:b/>
                 <w:sz w:val="18"/>
               </w:rPr>
-              <w:t xml:space="preserve">Age</w:t>
-            </w:r>
-          </w:p>
-        </w:tc>
-        <w:tc>
-          <w:tcPr>
-            <w:tcW w:type="dxa" w:w="4252"/>
-            <w:vAlign w:val="top"/>
-            <w:tcMar>
-              <w:top w:w="28" w:type="dxa"/>
-              <w:right w:w="85" w:type="dxa"/>
-              <w:bottom w:w="28" w:type="dxa"/>
-              <w:left w:w="85" w:type="dxa"/>
+              <w:t xml:space="preserve">Bathroom window</w:t>
+            </w:r>
+          </w:p>
+        </w:tc>
+        <w:tc>
+          <w:tcPr>
+            <w:tcW w:type="dxa" w:w="2041"/>
+            <w:vAlign w:val="top"/>
+            <w:tcMar>
+              <w:top w:w="28" w:type="dxa"/>
+              <w:right w:w="28" w:type="dxa"/>
+              <w:bottom w:w="28" w:type="dxa"/>
+              <w:left w:w="28" w:type="dxa"/>
             </w:tcMar>
             <w:tcBorders>
               <w:top w:val="single" w:sz="4" w:space="0" w:color="B7B7B7"/>
@@ -1364,27 +1551,26 @@
               <w:pStyle w:val="Compact"/>
               <w:keepNext/>
               <w:spacing w:line="240" w:lineRule="auto" w:after="0" w:before="0"/>
-              <w:ind w:left="142"/>
-              <w:jc w:val="left"/>
-            </w:pPr>
-            <w:r>
-              <w:rPr>
-                <w:rFonts w:ascii="Times New Roman" w:hAnsi="Times New Roman" w:eastAsia="Yu Mincho"/>
-                <w:sz w:val="18"/>
-              </w:rPr>
-              <w:t xml:space="preserve">18-49 years</w:t>
-            </w:r>
-          </w:p>
-        </w:tc>
-        <w:tc>
-          <w:tcPr>
-            <w:tcW w:type="dxa" w:w="1701"/>
-            <w:vAlign w:val="top"/>
-            <w:tcMar>
-              <w:top w:w="28" w:type="dxa"/>
-              <w:right w:w="85" w:type="dxa"/>
-              <w:bottom w:w="28" w:type="dxa"/>
-              <w:left w:w="85" w:type="dxa"/>
+              <w:jc w:val="left"/>
+            </w:pPr>
+            <w:r>
+              <w:rPr>
+                <w:rFonts w:ascii="Times New Roman" w:hAnsi="Times New Roman" w:eastAsia="Yu Mincho"/>
+                <w:sz w:val="18"/>
+              </w:rPr>
+              <w:t xml:space="preserve">Double window/double glazing</w:t>
+            </w:r>
+          </w:p>
+        </w:tc>
+        <w:tc>
+          <w:tcPr>
+            <w:tcW w:type="dxa" w:w="964"/>
+            <w:vAlign w:val="top"/>
+            <w:tcMar>
+              <w:top w:w="28" w:type="dxa"/>
+              <w:right w:w="28" w:type="dxa"/>
+              <w:bottom w:w="28" w:type="dxa"/>
+              <w:left w:w="28" w:type="dxa"/>
             </w:tcMar>
             <w:tcBorders>
               <w:top w:val="single" w:sz="4" w:space="0" w:color="B7B7B7"/>
@@ -1403,7 +1589,7 @@
                 <w:rFonts w:ascii="Times New Roman" w:hAnsi="Times New Roman" w:eastAsia="Yu Mincho"/>
                 <w:sz w:val="18"/>
               </w:rPr>
-              <w:t xml:space="preserve">32 (21.8)</w:t>
+              <w:t xml:space="preserve">111 (75.5)</w:t>
             </w:r>
           </w:p>
         </w:tc>
@@ -1414,12 +1600,98 @@
         </w:trPr>
         <w:tc>
           <w:tcPr>
-            <w:tcW w:type="dxa" w:w="2551"/>
+            <w:tcW w:type="dxa" w:w="1247"/>
+            <w:vAlign w:val="top"/>
+            <w:tcMar>
+              <w:top w:w="28" w:type="dxa"/>
+              <w:right w:w="28" w:type="dxa"/>
+              <w:bottom w:w="28" w:type="dxa"/>
+              <w:left w:w="28" w:type="dxa"/>
+            </w:tcMar>
+            <w:tcBorders>
+              <w:top w:val="nil"/>
+              <w:bottom w:val="nil"/>
+            </w:tcBorders>
+          </w:tcPr>
+          <w:p>
+            <w:pPr>
+              <w:pStyle w:val="Compact"/>
+              <w:keepNext/>
+              <w:spacing w:line="240" w:lineRule="auto" w:after="0" w:before="0"/>
+              <w:jc w:val="left"/>
+            </w:pPr>
+          </w:p>
+        </w:tc>
+        <w:tc>
+          <w:tcPr>
+            <w:tcW w:type="dxa" w:w="2041"/>
+            <w:vAlign w:val="top"/>
+            <w:tcMar>
+              <w:top w:w="28" w:type="dxa"/>
+              <w:right w:w="28" w:type="dxa"/>
+              <w:bottom w:w="28" w:type="dxa"/>
+              <w:left w:w="28" w:type="dxa"/>
+            </w:tcMar>
+            <w:tcBorders>
+              <w:top w:val="nil"/>
+              <w:bottom w:val="nil"/>
+            </w:tcBorders>
+          </w:tcPr>
+          <w:p>
+            <w:pPr>
+              <w:pStyle w:val="Compact"/>
+              <w:keepNext/>
+              <w:spacing w:line="240" w:lineRule="auto" w:after="0" w:before="0"/>
+              <w:jc w:val="left"/>
+            </w:pPr>
+            <w:r>
+              <w:rPr>
+                <w:rFonts w:ascii="Times New Roman" w:hAnsi="Times New Roman" w:eastAsia="Yu Mincho"/>
+                <w:sz w:val="18"/>
+              </w:rPr>
+              <w:t xml:space="preserve">50-59 years</w:t>
+            </w:r>
+          </w:p>
+        </w:tc>
+        <w:tc>
+          <w:tcPr>
+            <w:tcW w:type="dxa" w:w="964"/>
             <w:vAlign w:val="top"/>
             <w:tcMar>
               <w:top w:w="28" w:type="dxa"/>
               <w:right w:w="85" w:type="dxa"/>
               <w:bottom w:w="28" w:type="dxa"/>
+              <w:left w:w="28" w:type="dxa"/>
+            </w:tcMar>
+            <w:tcBorders>
+              <w:top w:val="nil"/>
+              <w:bottom w:val="nil"/>
+            </w:tcBorders>
+          </w:tcPr>
+          <w:p>
+            <w:pPr>
+              <w:pStyle w:val="Compact"/>
+              <w:keepNext/>
+              <w:spacing w:line="240" w:lineRule="auto" w:after="0" w:before="0"/>
+              <w:jc w:val="right"/>
+            </w:pPr>
+            <w:r>
+              <w:rPr>
+                <w:rFonts w:ascii="Times New Roman" w:hAnsi="Times New Roman" w:eastAsia="Yu Mincho"/>
+                <w:sz w:val="18"/>
+              </w:rPr>
+              <w:t xml:space="preserve">25 (17.0)</w:t>
+            </w:r>
+          </w:p>
+        </w:tc>
+        <w:tc>
+          <w:tcPr>
+            <w:tcW w:type="dxa" w:w="1247"/>
+            <w:vAlign w:val="top"/>
+            <w:tcMar>
+              <w:top w:w="28" w:type="dxa"/>
+              <w:right w:w="28" w:type="dxa"/>
+              <w:bottom w:w="28" w:type="dxa"/>
               <w:left w:w="85" w:type="dxa"/>
             </w:tcMar>
             <w:tcBorders>
@@ -1438,45 +1710,44 @@
         </w:tc>
         <w:tc>
           <w:tcPr>
-            <w:tcW w:type="dxa" w:w="4252"/>
-            <w:vAlign w:val="top"/>
-            <w:tcMar>
-              <w:top w:w="28" w:type="dxa"/>
-              <w:right w:w="85" w:type="dxa"/>
-              <w:bottom w:w="28" w:type="dxa"/>
-              <w:left w:w="85" w:type="dxa"/>
-            </w:tcMar>
-            <w:tcBorders>
-              <w:top w:val="nil"/>
-              <w:bottom w:val="nil"/>
-            </w:tcBorders>
-          </w:tcPr>
-          <w:p>
-            <w:pPr>
-              <w:pStyle w:val="Compact"/>
-              <w:keepNext/>
-              <w:spacing w:line="240" w:lineRule="auto" w:after="0" w:before="0"/>
-              <w:ind w:left="142"/>
-              <w:jc w:val="left"/>
-            </w:pPr>
-            <w:r>
-              <w:rPr>
-                <w:rFonts w:ascii="Times New Roman" w:hAnsi="Times New Roman" w:eastAsia="Yu Mincho"/>
-                <w:sz w:val="18"/>
-              </w:rPr>
-              <w:t xml:space="preserve">50-59 years</w:t>
-            </w:r>
-          </w:p>
-        </w:tc>
-        <w:tc>
-          <w:tcPr>
-            <w:tcW w:type="dxa" w:w="1701"/>
-            <w:vAlign w:val="top"/>
-            <w:tcMar>
-              <w:top w:w="28" w:type="dxa"/>
-              <w:right w:w="85" w:type="dxa"/>
-              <w:bottom w:w="28" w:type="dxa"/>
-              <w:left w:w="85" w:type="dxa"/>
+            <w:tcW w:type="dxa" w:w="2041"/>
+            <w:vAlign w:val="top"/>
+            <w:tcMar>
+              <w:top w:w="28" w:type="dxa"/>
+              <w:right w:w="28" w:type="dxa"/>
+              <w:bottom w:w="28" w:type="dxa"/>
+              <w:left w:w="28" w:type="dxa"/>
+            </w:tcMar>
+            <w:tcBorders>
+              <w:top w:val="nil"/>
+              <w:bottom w:val="nil"/>
+            </w:tcBorders>
+          </w:tcPr>
+          <w:p>
+            <w:pPr>
+              <w:pStyle w:val="Compact"/>
+              <w:keepNext/>
+              <w:spacing w:line="240" w:lineRule="auto" w:after="0" w:before="0"/>
+              <w:jc w:val="left"/>
+            </w:pPr>
+            <w:r>
+              <w:rPr>
+                <w:rFonts w:ascii="Times New Roman" w:hAnsi="Times New Roman" w:eastAsia="Yu Mincho"/>
+                <w:sz w:val="18"/>
+              </w:rPr>
+              <w:t xml:space="preserve">Single glazing</w:t>
+            </w:r>
+          </w:p>
+        </w:tc>
+        <w:tc>
+          <w:tcPr>
+            <w:tcW w:type="dxa" w:w="964"/>
+            <w:vAlign w:val="top"/>
+            <w:tcMar>
+              <w:top w:w="28" w:type="dxa"/>
+              <w:right w:w="28" w:type="dxa"/>
+              <w:bottom w:w="28" w:type="dxa"/>
+              <w:left w:w="28" w:type="dxa"/>
             </w:tcMar>
             <w:tcBorders>
               <w:top w:val="nil"/>
@@ -1495,7 +1766,7 @@
                 <w:rFonts w:ascii="Times New Roman" w:hAnsi="Times New Roman" w:eastAsia="Yu Mincho"/>
                 <w:sz w:val="18"/>
               </w:rPr>
-              <w:t xml:space="preserve">25 (17.0)</w:t>
+              <w:t xml:space="preserve">26 (17.7)</w:t>
             </w:r>
           </w:p>
         </w:tc>
@@ -1506,12 +1777,98 @@
         </w:trPr>
         <w:tc>
           <w:tcPr>
-            <w:tcW w:type="dxa" w:w="2551"/>
+            <w:tcW w:type="dxa" w:w="1247"/>
+            <w:vAlign w:val="top"/>
+            <w:tcMar>
+              <w:top w:w="28" w:type="dxa"/>
+              <w:right w:w="28" w:type="dxa"/>
+              <w:bottom w:w="28" w:type="dxa"/>
+              <w:left w:w="28" w:type="dxa"/>
+            </w:tcMar>
+            <w:tcBorders>
+              <w:top w:val="nil"/>
+              <w:bottom w:val="nil"/>
+            </w:tcBorders>
+          </w:tcPr>
+          <w:p>
+            <w:pPr>
+              <w:pStyle w:val="Compact"/>
+              <w:keepNext/>
+              <w:spacing w:line="240" w:lineRule="auto" w:after="0" w:before="0"/>
+              <w:jc w:val="left"/>
+            </w:pPr>
+          </w:p>
+        </w:tc>
+        <w:tc>
+          <w:tcPr>
+            <w:tcW w:type="dxa" w:w="2041"/>
+            <w:vAlign w:val="top"/>
+            <w:tcMar>
+              <w:top w:w="28" w:type="dxa"/>
+              <w:right w:w="28" w:type="dxa"/>
+              <w:bottom w:w="28" w:type="dxa"/>
+              <w:left w:w="28" w:type="dxa"/>
+            </w:tcMar>
+            <w:tcBorders>
+              <w:top w:val="nil"/>
+              <w:bottom w:val="nil"/>
+            </w:tcBorders>
+          </w:tcPr>
+          <w:p>
+            <w:pPr>
+              <w:pStyle w:val="Compact"/>
+              <w:keepNext/>
+              <w:spacing w:line="240" w:lineRule="auto" w:after="0" w:before="0"/>
+              <w:jc w:val="left"/>
+            </w:pPr>
+            <w:r>
+              <w:rPr>
+                <w:rFonts w:ascii="Times New Roman" w:hAnsi="Times New Roman" w:eastAsia="Yu Mincho"/>
+                <w:sz w:val="18"/>
+              </w:rPr>
+              <w:t xml:space="preserve">60-69 years</w:t>
+            </w:r>
+          </w:p>
+        </w:tc>
+        <w:tc>
+          <w:tcPr>
+            <w:tcW w:type="dxa" w:w="964"/>
             <w:vAlign w:val="top"/>
             <w:tcMar>
               <w:top w:w="28" w:type="dxa"/>
               <w:right w:w="85" w:type="dxa"/>
               <w:bottom w:w="28" w:type="dxa"/>
+              <w:left w:w="28" w:type="dxa"/>
+            </w:tcMar>
+            <w:tcBorders>
+              <w:top w:val="nil"/>
+              <w:bottom w:val="nil"/>
+            </w:tcBorders>
+          </w:tcPr>
+          <w:p>
+            <w:pPr>
+              <w:pStyle w:val="Compact"/>
+              <w:keepNext/>
+              <w:spacing w:line="240" w:lineRule="auto" w:after="0" w:before="0"/>
+              <w:jc w:val="right"/>
+            </w:pPr>
+            <w:r>
+              <w:rPr>
+                <w:rFonts w:ascii="Times New Roman" w:hAnsi="Times New Roman" w:eastAsia="Yu Mincho"/>
+                <w:sz w:val="18"/>
+              </w:rPr>
+              <w:t xml:space="preserve">61 (41.5)</w:t>
+            </w:r>
+          </w:p>
+        </w:tc>
+        <w:tc>
+          <w:tcPr>
+            <w:tcW w:type="dxa" w:w="1247"/>
+            <w:vAlign w:val="top"/>
+            <w:tcMar>
+              <w:top w:w="28" w:type="dxa"/>
+              <w:right w:w="28" w:type="dxa"/>
+              <w:bottom w:w="28" w:type="dxa"/>
               <w:left w:w="85" w:type="dxa"/>
             </w:tcMar>
             <w:tcBorders>
@@ -1530,45 +1887,44 @@
         </w:tc>
         <w:tc>
           <w:tcPr>
-            <w:tcW w:type="dxa" w:w="4252"/>
-            <w:vAlign w:val="top"/>
-            <w:tcMar>
-              <w:top w:w="28" w:type="dxa"/>
-              <w:right w:w="85" w:type="dxa"/>
-              <w:bottom w:w="28" w:type="dxa"/>
-              <w:left w:w="85" w:type="dxa"/>
-            </w:tcMar>
-            <w:tcBorders>
-              <w:top w:val="nil"/>
-              <w:bottom w:val="nil"/>
-            </w:tcBorders>
-          </w:tcPr>
-          <w:p>
-            <w:pPr>
-              <w:pStyle w:val="Compact"/>
-              <w:keepNext/>
-              <w:spacing w:line="240" w:lineRule="auto" w:after="0" w:before="0"/>
-              <w:ind w:left="142"/>
-              <w:jc w:val="left"/>
-            </w:pPr>
-            <w:r>
-              <w:rPr>
-                <w:rFonts w:ascii="Times New Roman" w:hAnsi="Times New Roman" w:eastAsia="Yu Mincho"/>
-                <w:sz w:val="18"/>
-              </w:rPr>
-              <w:t xml:space="preserve">60-69 years</w:t>
-            </w:r>
-          </w:p>
-        </w:tc>
-        <w:tc>
-          <w:tcPr>
-            <w:tcW w:type="dxa" w:w="1701"/>
-            <w:vAlign w:val="top"/>
-            <w:tcMar>
-              <w:top w:w="28" w:type="dxa"/>
-              <w:right w:w="85" w:type="dxa"/>
-              <w:bottom w:w="28" w:type="dxa"/>
-              <w:left w:w="85" w:type="dxa"/>
+            <w:tcW w:type="dxa" w:w="2041"/>
+            <w:vAlign w:val="top"/>
+            <w:tcMar>
+              <w:top w:w="28" w:type="dxa"/>
+              <w:right w:w="28" w:type="dxa"/>
+              <w:bottom w:w="28" w:type="dxa"/>
+              <w:left w:w="28" w:type="dxa"/>
+            </w:tcMar>
+            <w:tcBorders>
+              <w:top w:val="nil"/>
+              <w:bottom w:val="nil"/>
+            </w:tcBorders>
+          </w:tcPr>
+          <w:p>
+            <w:pPr>
+              <w:pStyle w:val="Compact"/>
+              <w:keepNext/>
+              <w:spacing w:line="240" w:lineRule="auto" w:after="0" w:before="0"/>
+              <w:jc w:val="left"/>
+            </w:pPr>
+            <w:r>
+              <w:rPr>
+                <w:rFonts w:ascii="Times New Roman" w:hAnsi="Times New Roman" w:eastAsia="Yu Mincho"/>
+                <w:sz w:val="18"/>
+              </w:rPr>
+              <w:t xml:space="preserve">No window</w:t>
+            </w:r>
+          </w:p>
+        </w:tc>
+        <w:tc>
+          <w:tcPr>
+            <w:tcW w:type="dxa" w:w="964"/>
+            <w:vAlign w:val="top"/>
+            <w:tcMar>
+              <w:top w:w="28" w:type="dxa"/>
+              <w:right w:w="28" w:type="dxa"/>
+              <w:bottom w:w="28" w:type="dxa"/>
+              <w:left w:w="28" w:type="dxa"/>
             </w:tcMar>
             <w:tcBorders>
               <w:top w:val="nil"/>
@@ -1587,7 +1943,7 @@
                 <w:rFonts w:ascii="Times New Roman" w:hAnsi="Times New Roman" w:eastAsia="Yu Mincho"/>
                 <w:sz w:val="18"/>
               </w:rPr>
-              <w:t xml:space="preserve">61 (41.5)</w:t>
+              <w:t xml:space="preserve">7 (4.8)</w:t>
             </w:r>
           </w:p>
         </w:tc>
@@ -1598,12 +1954,95 @@
         </w:trPr>
         <w:tc>
           <w:tcPr>
-            <w:tcW w:type="dxa" w:w="2551"/>
+            <w:tcW w:type="dxa" w:w="1247"/>
+            <w:vAlign w:val="top"/>
+            <w:tcMar>
+              <w:top w:w="28" w:type="dxa"/>
+              <w:right w:w="28" w:type="dxa"/>
+              <w:bottom w:w="28" w:type="dxa"/>
+              <w:left w:w="28" w:type="dxa"/>
+            </w:tcMar>
+            <w:tcBorders>
+              <w:top w:val="nil"/>
+              <w:bottom w:val="nil"/>
+            </w:tcBorders>
+          </w:tcPr>
+          <w:p>
+            <w:pPr>
+              <w:pStyle w:val="Compact"/>
+              <w:spacing w:line="240" w:lineRule="auto" w:after="0" w:before="0"/>
+              <w:jc w:val="left"/>
+            </w:pPr>
+          </w:p>
+        </w:tc>
+        <w:tc>
+          <w:tcPr>
+            <w:tcW w:type="dxa" w:w="2041"/>
+            <w:vAlign w:val="top"/>
+            <w:tcMar>
+              <w:top w:w="28" w:type="dxa"/>
+              <w:right w:w="28" w:type="dxa"/>
+              <w:bottom w:w="28" w:type="dxa"/>
+              <w:left w:w="28" w:type="dxa"/>
+            </w:tcMar>
+            <w:tcBorders>
+              <w:top w:val="nil"/>
+              <w:bottom w:val="nil"/>
+            </w:tcBorders>
+          </w:tcPr>
+          <w:p>
+            <w:pPr>
+              <w:pStyle w:val="Compact"/>
+              <w:spacing w:line="240" w:lineRule="auto" w:after="0" w:before="0"/>
+              <w:jc w:val="left"/>
+            </w:pPr>
+            <w:r>
+              <w:rPr>
+                <w:rFonts w:ascii="Times New Roman" w:hAnsi="Times New Roman" w:eastAsia="Yu Mincho"/>
+                <w:sz w:val="18"/>
+              </w:rPr>
+              <w:t xml:space="preserve">≥70 years</w:t>
+            </w:r>
+          </w:p>
+        </w:tc>
+        <w:tc>
+          <w:tcPr>
+            <w:tcW w:type="dxa" w:w="964"/>
             <w:vAlign w:val="top"/>
             <w:tcMar>
               <w:top w:w="28" w:type="dxa"/>
               <w:right w:w="85" w:type="dxa"/>
               <w:bottom w:w="28" w:type="dxa"/>
+              <w:left w:w="28" w:type="dxa"/>
+            </w:tcMar>
+            <w:tcBorders>
+              <w:top w:val="nil"/>
+              <w:bottom w:val="nil"/>
+            </w:tcBorders>
+          </w:tcPr>
+          <w:p>
+            <w:pPr>
+              <w:pStyle w:val="Compact"/>
+              <w:spacing w:line="240" w:lineRule="auto" w:after="0" w:before="0"/>
+              <w:jc w:val="right"/>
+            </w:pPr>
+            <w:r>
+              <w:rPr>
+                <w:rFonts w:ascii="Times New Roman" w:hAnsi="Times New Roman" w:eastAsia="Yu Mincho"/>
+                <w:sz w:val="18"/>
+              </w:rPr>
+              <w:t xml:space="preserve">29 (19.7)</w:t>
+            </w:r>
+          </w:p>
+        </w:tc>
+        <w:tc>
+          <w:tcPr>
+            <w:tcW w:type="dxa" w:w="1247"/>
+            <w:vAlign w:val="top"/>
+            <w:tcMar>
+              <w:top w:w="28" w:type="dxa"/>
+              <w:right w:w="28" w:type="dxa"/>
+              <w:bottom w:w="28" w:type="dxa"/>
               <w:left w:w="85" w:type="dxa"/>
             </w:tcMar>
             <w:tcBorders>
@@ -1621,44 +2060,43 @@
         </w:tc>
         <w:tc>
           <w:tcPr>
-            <w:tcW w:type="dxa" w:w="4252"/>
-            <w:vAlign w:val="top"/>
-            <w:tcMar>
-              <w:top w:w="28" w:type="dxa"/>
-              <w:right w:w="85" w:type="dxa"/>
-              <w:bottom w:w="28" w:type="dxa"/>
-              <w:left w:w="85" w:type="dxa"/>
-            </w:tcMar>
-            <w:tcBorders>
-              <w:top w:val="nil"/>
-              <w:bottom w:val="nil"/>
-            </w:tcBorders>
-          </w:tcPr>
-          <w:p>
-            <w:pPr>
-              <w:pStyle w:val="Compact"/>
-              <w:spacing w:line="240" w:lineRule="auto" w:after="0" w:before="0"/>
-              <w:ind w:left="142"/>
-              <w:jc w:val="left"/>
-            </w:pPr>
-            <w:r>
-              <w:rPr>
-                <w:rFonts w:ascii="Times New Roman" w:hAnsi="Times New Roman" w:eastAsia="Yu Mincho"/>
-                <w:sz w:val="18"/>
-              </w:rPr>
-              <w:t xml:space="preserve">≥70 years</w:t>
-            </w:r>
-          </w:p>
-        </w:tc>
-        <w:tc>
-          <w:tcPr>
-            <w:tcW w:type="dxa" w:w="1701"/>
-            <w:vAlign w:val="top"/>
-            <w:tcMar>
-              <w:top w:w="28" w:type="dxa"/>
-              <w:right w:w="85" w:type="dxa"/>
-              <w:bottom w:w="28" w:type="dxa"/>
-              <w:left w:w="85" w:type="dxa"/>
+            <w:tcW w:type="dxa" w:w="2041"/>
+            <w:vAlign w:val="top"/>
+            <w:tcMar>
+              <w:top w:w="28" w:type="dxa"/>
+              <w:right w:w="28" w:type="dxa"/>
+              <w:bottom w:w="28" w:type="dxa"/>
+              <w:left w:w="28" w:type="dxa"/>
+            </w:tcMar>
+            <w:tcBorders>
+              <w:top w:val="nil"/>
+              <w:bottom w:val="nil"/>
+            </w:tcBorders>
+          </w:tcPr>
+          <w:p>
+            <w:pPr>
+              <w:pStyle w:val="Compact"/>
+              <w:spacing w:line="240" w:lineRule="auto" w:after="0" w:before="0"/>
+              <w:jc w:val="left"/>
+            </w:pPr>
+            <w:r>
+              <w:rPr>
+                <w:rFonts w:ascii="Times New Roman" w:hAnsi="Times New Roman" w:eastAsia="Yu Mincho"/>
+                <w:sz w:val="18"/>
+              </w:rPr>
+              <w:t xml:space="preserve">Unknown/missing</w:t>
+            </w:r>
+          </w:p>
+        </w:tc>
+        <w:tc>
+          <w:tcPr>
+            <w:tcW w:type="dxa" w:w="964"/>
+            <w:vAlign w:val="top"/>
+            <w:tcMar>
+              <w:top w:w="28" w:type="dxa"/>
+              <w:right w:w="28" w:type="dxa"/>
+              <w:bottom w:w="28" w:type="dxa"/>
+              <w:left w:w="28" w:type="dxa"/>
             </w:tcMar>
             <w:tcBorders>
               <w:top w:val="nil"/>
@@ -1676,7 +2114,7 @@
                 <w:rFonts w:ascii="Times New Roman" w:hAnsi="Times New Roman" w:eastAsia="Yu Mincho"/>
                 <w:sz w:val="18"/>
               </w:rPr>
-              <w:t xml:space="preserve">29 (19.7)</w:t>
+              <w:t xml:space="preserve">3 (2.0)</w:t>
             </w:r>
           </w:p>
         </w:tc>
@@ -1687,12 +2125,106 @@
         </w:trPr>
         <w:tc>
           <w:tcPr>
-            <w:tcW w:type="dxa" w:w="2551"/>
+            <w:tcW w:type="dxa" w:w="1247"/>
+            <w:vAlign w:val="top"/>
+            <w:tcMar>
+              <w:top w:w="28" w:type="dxa"/>
+              <w:right w:w="28" w:type="dxa"/>
+              <w:bottom w:w="28" w:type="dxa"/>
+              <w:left w:w="28" w:type="dxa"/>
+            </w:tcMar>
+            <w:tcBorders>
+              <w:top w:val="single" w:sz="4" w:space="0" w:color="B7B7B7"/>
+              <w:bottom w:val="nil"/>
+            </w:tcBorders>
+          </w:tcPr>
+          <w:p>
+            <w:pPr>
+              <w:pStyle w:val="Compact"/>
+              <w:keepNext/>
+              <w:spacing w:line="240" w:lineRule="auto" w:after="0" w:before="0"/>
+              <w:jc w:val="left"/>
+            </w:pPr>
+            <w:r>
+              <w:rPr>
+                <w:rFonts w:ascii="Times New Roman" w:hAnsi="Times New Roman" w:eastAsia="Yu Mincho"/>
+                <w:b/>
+                <w:sz w:val="18"/>
+              </w:rPr>
+              <w:t xml:space="preserve">Housing type</w:t>
+            </w:r>
+          </w:p>
+        </w:tc>
+        <w:tc>
+          <w:tcPr>
+            <w:tcW w:type="dxa" w:w="2041"/>
+            <w:vAlign w:val="top"/>
+            <w:tcMar>
+              <w:top w:w="28" w:type="dxa"/>
+              <w:right w:w="28" w:type="dxa"/>
+              <w:bottom w:w="28" w:type="dxa"/>
+              <w:left w:w="28" w:type="dxa"/>
+            </w:tcMar>
+            <w:tcBorders>
+              <w:top w:val="single" w:sz="4" w:space="0" w:color="B7B7B7"/>
+              <w:bottom w:val="nil"/>
+            </w:tcBorders>
+          </w:tcPr>
+          <w:p>
+            <w:pPr>
+              <w:pStyle w:val="Compact"/>
+              <w:keepNext/>
+              <w:spacing w:line="240" w:lineRule="auto" w:after="0" w:before="0"/>
+              <w:jc w:val="left"/>
+            </w:pPr>
+            <w:r>
+              <w:rPr>
+                <w:rFonts w:ascii="Times New Roman" w:hAnsi="Times New Roman" w:eastAsia="Yu Mincho"/>
+                <w:sz w:val="18"/>
+              </w:rPr>
+              <w:t xml:space="preserve">Detached house</w:t>
+            </w:r>
+          </w:p>
+        </w:tc>
+        <w:tc>
+          <w:tcPr>
+            <w:tcW w:type="dxa" w:w="964"/>
             <w:vAlign w:val="top"/>
             <w:tcMar>
               <w:top w:w="28" w:type="dxa"/>
               <w:right w:w="85" w:type="dxa"/>
               <w:bottom w:w="28" w:type="dxa"/>
+              <w:left w:w="28" w:type="dxa"/>
+            </w:tcMar>
+            <w:tcBorders>
+              <w:top w:val="single" w:sz="4" w:space="0" w:color="B7B7B7"/>
+              <w:bottom w:val="nil"/>
+            </w:tcBorders>
+          </w:tcPr>
+          <w:p>
+            <w:pPr>
+              <w:pStyle w:val="Compact"/>
+              <w:keepNext/>
+              <w:spacing w:line="240" w:lineRule="auto" w:after="0" w:before="0"/>
+              <w:jc w:val="right"/>
+            </w:pPr>
+            <w:r>
+              <w:rPr>
+                <w:rFonts w:ascii="Times New Roman" w:hAnsi="Times New Roman" w:eastAsia="Yu Mincho"/>
+                <w:sz w:val="18"/>
+              </w:rPr>
+              <w:t xml:space="preserve">132 (89.8)</w:t>
+            </w:r>
+          </w:p>
+        </w:tc>
+        <w:tc>
+          <w:tcPr>
+            <w:tcW w:type="dxa" w:w="1247"/>
+            <w:vAlign w:val="top"/>
+            <w:tcMar>
+              <w:top w:w="28" w:type="dxa"/>
+              <w:right w:w="28" w:type="dxa"/>
+              <w:bottom w:w="28" w:type="dxa"/>
               <w:left w:w="85" w:type="dxa"/>
             </w:tcMar>
             <w:tcBorders>
@@ -1713,19 +2245,19 @@
                 <w:b/>
                 <w:sz w:val="18"/>
               </w:rPr>
-              <w:t xml:space="preserve">Housing type</w:t>
-            </w:r>
-          </w:p>
-        </w:tc>
-        <w:tc>
-          <w:tcPr>
-            <w:tcW w:type="dxa" w:w="4252"/>
-            <w:vAlign w:val="top"/>
-            <w:tcMar>
-              <w:top w:w="28" w:type="dxa"/>
-              <w:right w:w="85" w:type="dxa"/>
-              <w:bottom w:w="28" w:type="dxa"/>
-              <w:left w:w="85" w:type="dxa"/>
+              <w:t xml:space="preserve">Bathroom heater-dryer</w:t>
+            </w:r>
+          </w:p>
+        </w:tc>
+        <w:tc>
+          <w:tcPr>
+            <w:tcW w:type="dxa" w:w="2041"/>
+            <w:vAlign w:val="top"/>
+            <w:tcMar>
+              <w:top w:w="28" w:type="dxa"/>
+              <w:right w:w="28" w:type="dxa"/>
+              <w:bottom w:w="28" w:type="dxa"/>
+              <w:left w:w="28" w:type="dxa"/>
             </w:tcMar>
             <w:tcBorders>
               <w:top w:val="single" w:sz="4" w:space="0" w:color="B7B7B7"/>
@@ -1737,27 +2269,26 @@
               <w:pStyle w:val="Compact"/>
               <w:keepNext/>
               <w:spacing w:line="240" w:lineRule="auto" w:after="0" w:before="0"/>
-              <w:ind w:left="142"/>
-              <w:jc w:val="left"/>
-            </w:pPr>
-            <w:r>
-              <w:rPr>
-                <w:rFonts w:ascii="Times New Roman" w:hAnsi="Times New Roman" w:eastAsia="Yu Mincho"/>
-                <w:sz w:val="18"/>
-              </w:rPr>
-              <w:t xml:space="preserve">Detached house</w:t>
-            </w:r>
-          </w:p>
-        </w:tc>
-        <w:tc>
-          <w:tcPr>
-            <w:tcW w:type="dxa" w:w="1701"/>
-            <w:vAlign w:val="top"/>
-            <w:tcMar>
-              <w:top w:w="28" w:type="dxa"/>
-              <w:right w:w="85" w:type="dxa"/>
-              <w:bottom w:w="28" w:type="dxa"/>
-              <w:left w:w="85" w:type="dxa"/>
+              <w:jc w:val="left"/>
+            </w:pPr>
+            <w:r>
+              <w:rPr>
+                <w:rFonts w:ascii="Times New Roman" w:hAnsi="Times New Roman" w:eastAsia="Yu Mincho"/>
+                <w:sz w:val="18"/>
+              </w:rPr>
+              <w:t xml:space="preserve">Installed and used</w:t>
+            </w:r>
+          </w:p>
+        </w:tc>
+        <w:tc>
+          <w:tcPr>
+            <w:tcW w:type="dxa" w:w="964"/>
+            <w:vAlign w:val="top"/>
+            <w:tcMar>
+              <w:top w:w="28" w:type="dxa"/>
+              <w:right w:w="28" w:type="dxa"/>
+              <w:bottom w:w="28" w:type="dxa"/>
+              <w:left w:w="28" w:type="dxa"/>
             </w:tcMar>
             <w:tcBorders>
               <w:top w:val="single" w:sz="4" w:space="0" w:color="B7B7B7"/>
@@ -1776,7 +2307,7 @@
                 <w:rFonts w:ascii="Times New Roman" w:hAnsi="Times New Roman" w:eastAsia="Yu Mincho"/>
                 <w:sz w:val="18"/>
               </w:rPr>
-              <w:t xml:space="preserve">132 (89.8)</w:t>
+              <w:t xml:space="preserve">35 (23.8)</w:t>
             </w:r>
           </w:p>
         </w:tc>
@@ -1787,12 +2318,95 @@
         </w:trPr>
         <w:tc>
           <w:tcPr>
-            <w:tcW w:type="dxa" w:w="2551"/>
+            <w:tcW w:type="dxa" w:w="1247"/>
+            <w:vAlign w:val="top"/>
+            <w:tcMar>
+              <w:top w:w="28" w:type="dxa"/>
+              <w:right w:w="28" w:type="dxa"/>
+              <w:bottom w:w="28" w:type="dxa"/>
+              <w:left w:w="28" w:type="dxa"/>
+            </w:tcMar>
+            <w:tcBorders>
+              <w:top w:val="nil"/>
+              <w:bottom w:val="nil"/>
+            </w:tcBorders>
+          </w:tcPr>
+          <w:p>
+            <w:pPr>
+              <w:pStyle w:val="Compact"/>
+              <w:spacing w:line="240" w:lineRule="auto" w:after="0" w:before="0"/>
+              <w:jc w:val="left"/>
+            </w:pPr>
+          </w:p>
+        </w:tc>
+        <w:tc>
+          <w:tcPr>
+            <w:tcW w:type="dxa" w:w="2041"/>
+            <w:vAlign w:val="top"/>
+            <w:tcMar>
+              <w:top w:w="28" w:type="dxa"/>
+              <w:right w:w="28" w:type="dxa"/>
+              <w:bottom w:w="28" w:type="dxa"/>
+              <w:left w:w="28" w:type="dxa"/>
+            </w:tcMar>
+            <w:tcBorders>
+              <w:top w:val="nil"/>
+              <w:bottom w:val="nil"/>
+            </w:tcBorders>
+          </w:tcPr>
+          <w:p>
+            <w:pPr>
+              <w:pStyle w:val="Compact"/>
+              <w:spacing w:line="240" w:lineRule="auto" w:after="0" w:before="0"/>
+              <w:jc w:val="left"/>
+            </w:pPr>
+            <w:r>
+              <w:rPr>
+                <w:rFonts w:ascii="Times New Roman" w:hAnsi="Times New Roman" w:eastAsia="Yu Mincho"/>
+                <w:sz w:val="18"/>
+              </w:rPr>
+              <w:t xml:space="preserve">Apartment/condominium</w:t>
+            </w:r>
+          </w:p>
+        </w:tc>
+        <w:tc>
+          <w:tcPr>
+            <w:tcW w:type="dxa" w:w="964"/>
             <w:vAlign w:val="top"/>
             <w:tcMar>
               <w:top w:w="28" w:type="dxa"/>
               <w:right w:w="85" w:type="dxa"/>
               <w:bottom w:w="28" w:type="dxa"/>
+              <w:left w:w="28" w:type="dxa"/>
+            </w:tcMar>
+            <w:tcBorders>
+              <w:top w:val="nil"/>
+              <w:bottom w:val="nil"/>
+            </w:tcBorders>
+          </w:tcPr>
+          <w:p>
+            <w:pPr>
+              <w:pStyle w:val="Compact"/>
+              <w:spacing w:line="240" w:lineRule="auto" w:after="0" w:before="0"/>
+              <w:jc w:val="right"/>
+            </w:pPr>
+            <w:r>
+              <w:rPr>
+                <w:rFonts w:ascii="Times New Roman" w:hAnsi="Times New Roman" w:eastAsia="Yu Mincho"/>
+                <w:sz w:val="18"/>
+              </w:rPr>
+              <w:t xml:space="preserve">15 (10.2)</w:t>
+            </w:r>
+          </w:p>
+        </w:tc>
+        <w:tc>
+          <w:tcPr>
+            <w:tcW w:type="dxa" w:w="1247"/>
+            <w:vAlign w:val="top"/>
+            <w:tcMar>
+              <w:top w:w="28" w:type="dxa"/>
+              <w:right w:w="28" w:type="dxa"/>
+              <w:bottom w:w="28" w:type="dxa"/>
               <w:left w:w="85" w:type="dxa"/>
             </w:tcMar>
             <w:tcBorders>
@@ -1803,60 +2417,62 @@
           <w:p>
             <w:pPr>
               <w:pStyle w:val="Compact"/>
-              <w:spacing w:line="240" w:lineRule="auto" w:after="0" w:before="0"/>
-              <w:jc w:val="left"/>
-            </w:pPr>
-          </w:p>
-        </w:tc>
-        <w:tc>
-          <w:tcPr>
-            <w:tcW w:type="dxa" w:w="4252"/>
-            <w:vAlign w:val="top"/>
-            <w:tcMar>
-              <w:top w:w="28" w:type="dxa"/>
-              <w:right w:w="85" w:type="dxa"/>
-              <w:bottom w:w="28" w:type="dxa"/>
-              <w:left w:w="85" w:type="dxa"/>
-            </w:tcMar>
-            <w:tcBorders>
-              <w:top w:val="nil"/>
-              <w:bottom w:val="nil"/>
-            </w:tcBorders>
-          </w:tcPr>
-          <w:p>
-            <w:pPr>
-              <w:pStyle w:val="Compact"/>
-              <w:spacing w:line="240" w:lineRule="auto" w:after="0" w:before="0"/>
-              <w:ind w:left="142"/>
-              <w:jc w:val="left"/>
-            </w:pPr>
-            <w:r>
-              <w:rPr>
-                <w:rFonts w:ascii="Times New Roman" w:hAnsi="Times New Roman" w:eastAsia="Yu Mincho"/>
-                <w:sz w:val="18"/>
-              </w:rPr>
-              <w:t xml:space="preserve">Apartment/condominium</w:t>
-            </w:r>
-          </w:p>
-        </w:tc>
-        <w:tc>
-          <w:tcPr>
-            <w:tcW w:type="dxa" w:w="1701"/>
-            <w:vAlign w:val="top"/>
-            <w:tcMar>
-              <w:top w:w="28" w:type="dxa"/>
-              <w:right w:w="85" w:type="dxa"/>
-              <w:bottom w:w="28" w:type="dxa"/>
-              <w:left w:w="85" w:type="dxa"/>
-            </w:tcMar>
-            <w:tcBorders>
-              <w:top w:val="nil"/>
-              <w:bottom w:val="nil"/>
-            </w:tcBorders>
-          </w:tcPr>
-          <w:p>
-            <w:pPr>
-              <w:pStyle w:val="Compact"/>
+              <w:keepNext/>
+              <w:spacing w:line="240" w:lineRule="auto" w:after="0" w:before="0"/>
+              <w:jc w:val="left"/>
+            </w:pPr>
+          </w:p>
+        </w:tc>
+        <w:tc>
+          <w:tcPr>
+            <w:tcW w:type="dxa" w:w="2041"/>
+            <w:vAlign w:val="top"/>
+            <w:tcMar>
+              <w:top w:w="28" w:type="dxa"/>
+              <w:right w:w="28" w:type="dxa"/>
+              <w:bottom w:w="28" w:type="dxa"/>
+              <w:left w:w="28" w:type="dxa"/>
+            </w:tcMar>
+            <w:tcBorders>
+              <w:top w:val="nil"/>
+              <w:bottom w:val="nil"/>
+            </w:tcBorders>
+          </w:tcPr>
+          <w:p>
+            <w:pPr>
+              <w:pStyle w:val="Compact"/>
+              <w:keepNext/>
+              <w:spacing w:line="240" w:lineRule="auto" w:after="0" w:before="0"/>
+              <w:jc w:val="left"/>
+            </w:pPr>
+            <w:r>
+              <w:rPr>
+                <w:rFonts w:ascii="Times New Roman" w:hAnsi="Times New Roman" w:eastAsia="Yu Mincho"/>
+                <w:sz w:val="18"/>
+              </w:rPr>
+              <w:t xml:space="preserve">Installed but not used</w:t>
+            </w:r>
+          </w:p>
+        </w:tc>
+        <w:tc>
+          <w:tcPr>
+            <w:tcW w:type="dxa" w:w="964"/>
+            <w:vAlign w:val="top"/>
+            <w:tcMar>
+              <w:top w:w="28" w:type="dxa"/>
+              <w:right w:w="28" w:type="dxa"/>
+              <w:bottom w:w="28" w:type="dxa"/>
+              <w:left w:w="28" w:type="dxa"/>
+            </w:tcMar>
+            <w:tcBorders>
+              <w:top w:val="nil"/>
+              <w:bottom w:val="nil"/>
+            </w:tcBorders>
+          </w:tcPr>
+          <w:p>
+            <w:pPr>
+              <w:pStyle w:val="Compact"/>
+              <w:keepNext/>
               <w:spacing w:line="240" w:lineRule="auto" w:after="0" w:before="0"/>
               <w:jc w:val="right"/>
             </w:pPr>
@@ -1865,7 +2481,7 @@
                 <w:rFonts w:ascii="Times New Roman" w:hAnsi="Times New Roman" w:eastAsia="Yu Mincho"/>
                 <w:sz w:val="18"/>
               </w:rPr>
-              <w:t xml:space="preserve">15 (10.2)</w:t>
+              <w:t xml:space="preserve">13 (8.8)</w:t>
             </w:r>
           </w:p>
         </w:tc>
@@ -1876,87 +2492,169 @@
         </w:trPr>
         <w:tc>
           <w:tcPr>
-            <w:tcW w:type="dxa" w:w="2551"/>
+            <w:tcW w:type="dxa" w:w="1247"/>
+            <w:vAlign w:val="top"/>
+            <w:tcMar>
+              <w:top w:w="28" w:type="dxa"/>
+              <w:right w:w="28" w:type="dxa"/>
+              <w:bottom w:w="28" w:type="dxa"/>
+              <w:left w:w="28" w:type="dxa"/>
+            </w:tcMar>
+            <w:tcBorders>
+              <w:top w:val="single" w:sz="4" w:space="0" w:color="B7B7B7"/>
+              <w:bottom w:val="nil"/>
+            </w:tcBorders>
+          </w:tcPr>
+          <w:p>
+            <w:pPr>
+              <w:pStyle w:val="Compact"/>
+              <w:keepNext/>
+              <w:spacing w:line="240" w:lineRule="auto" w:after="0" w:before="0"/>
+              <w:jc w:val="left"/>
+            </w:pPr>
+            <w:r>
+              <w:rPr>
+                <w:rFonts w:ascii="Times New Roman" w:hAnsi="Times New Roman" w:eastAsia="Yu Mincho"/>
+                <w:b/>
+                <w:sz w:val="18"/>
+              </w:rPr>
+              <w:t xml:space="preserve">Building age</w:t>
+            </w:r>
+          </w:p>
+        </w:tc>
+        <w:tc>
+          <w:tcPr>
+            <w:tcW w:type="dxa" w:w="2041"/>
+            <w:vAlign w:val="top"/>
+            <w:tcMar>
+              <w:top w:w="28" w:type="dxa"/>
+              <w:right w:w="28" w:type="dxa"/>
+              <w:bottom w:w="28" w:type="dxa"/>
+              <w:left w:w="28" w:type="dxa"/>
+            </w:tcMar>
+            <w:tcBorders>
+              <w:top w:val="single" w:sz="4" w:space="0" w:color="B7B7B7"/>
+              <w:bottom w:val="nil"/>
+            </w:tcBorders>
+          </w:tcPr>
+          <w:p>
+            <w:pPr>
+              <w:pStyle w:val="Compact"/>
+              <w:keepNext/>
+              <w:spacing w:line="240" w:lineRule="auto" w:after="0" w:before="0"/>
+              <w:jc w:val="left"/>
+            </w:pPr>
+            <w:r>
+              <w:rPr>
+                <w:rFonts w:ascii="Times New Roman" w:hAnsi="Times New Roman" w:eastAsia="Yu Mincho"/>
+                <w:sz w:val="18"/>
+              </w:rPr>
+              <w:t xml:space="preserve">&lt;30 years</w:t>
+            </w:r>
+          </w:p>
+        </w:tc>
+        <w:tc>
+          <w:tcPr>
+            <w:tcW w:type="dxa" w:w="964"/>
             <w:vAlign w:val="top"/>
             <w:tcMar>
               <w:top w:w="28" w:type="dxa"/>
               <w:right w:w="85" w:type="dxa"/>
               <w:bottom w:w="28" w:type="dxa"/>
+              <w:left w:w="28" w:type="dxa"/>
+            </w:tcMar>
+            <w:tcBorders>
+              <w:top w:val="single" w:sz="4" w:space="0" w:color="B7B7B7"/>
+              <w:bottom w:val="nil"/>
+            </w:tcBorders>
+          </w:tcPr>
+          <w:p>
+            <w:pPr>
+              <w:pStyle w:val="Compact"/>
+              <w:keepNext/>
+              <w:spacing w:line="240" w:lineRule="auto" w:after="0" w:before="0"/>
+              <w:jc w:val="right"/>
+            </w:pPr>
+            <w:r>
+              <w:rPr>
+                <w:rFonts w:ascii="Times New Roman" w:hAnsi="Times New Roman" w:eastAsia="Yu Mincho"/>
+                <w:sz w:val="18"/>
+              </w:rPr>
+              <w:t xml:space="preserve">62 (42.2)</w:t>
+            </w:r>
+          </w:p>
+        </w:tc>
+        <w:tc>
+          <w:tcPr>
+            <w:tcW w:type="dxa" w:w="1247"/>
+            <w:vAlign w:val="top"/>
+            <w:tcMar>
+              <w:top w:w="28" w:type="dxa"/>
+              <w:right w:w="28" w:type="dxa"/>
+              <w:bottom w:w="28" w:type="dxa"/>
               <w:left w:w="85" w:type="dxa"/>
             </w:tcMar>
             <w:tcBorders>
-              <w:top w:val="single" w:sz="4" w:space="0" w:color="B7B7B7"/>
-              <w:bottom w:val="nil"/>
-            </w:tcBorders>
-          </w:tcPr>
-          <w:p>
-            <w:pPr>
-              <w:pStyle w:val="Compact"/>
-              <w:keepNext/>
-              <w:spacing w:line="240" w:lineRule="auto" w:after="0" w:before="0"/>
-              <w:jc w:val="left"/>
-            </w:pPr>
-            <w:r>
-              <w:rPr>
-                <w:rFonts w:ascii="Times New Roman" w:hAnsi="Times New Roman" w:eastAsia="Yu Mincho"/>
-                <w:b/>
-                <w:sz w:val="18"/>
-              </w:rPr>
-              <w:t xml:space="preserve">Building age</w:t>
-            </w:r>
-          </w:p>
-        </w:tc>
-        <w:tc>
-          <w:tcPr>
-            <w:tcW w:type="dxa" w:w="4252"/>
-            <w:vAlign w:val="top"/>
-            <w:tcMar>
-              <w:top w:w="28" w:type="dxa"/>
-              <w:right w:w="85" w:type="dxa"/>
-              <w:bottom w:w="28" w:type="dxa"/>
-              <w:left w:w="85" w:type="dxa"/>
-            </w:tcMar>
-            <w:tcBorders>
-              <w:top w:val="single" w:sz="4" w:space="0" w:color="B7B7B7"/>
-              <w:bottom w:val="nil"/>
-            </w:tcBorders>
-          </w:tcPr>
-          <w:p>
-            <w:pPr>
-              <w:pStyle w:val="Compact"/>
-              <w:keepNext/>
-              <w:spacing w:line="240" w:lineRule="auto" w:after="0" w:before="0"/>
-              <w:ind w:left="142"/>
-              <w:jc w:val="left"/>
-            </w:pPr>
-            <w:r>
-              <w:rPr>
-                <w:rFonts w:ascii="Times New Roman" w:hAnsi="Times New Roman" w:eastAsia="Yu Mincho"/>
-                <w:sz w:val="18"/>
-              </w:rPr>
-              <w:t xml:space="preserve">&lt;30 years</w:t>
-            </w:r>
-          </w:p>
-        </w:tc>
-        <w:tc>
-          <w:tcPr>
-            <w:tcW w:type="dxa" w:w="1701"/>
-            <w:vAlign w:val="top"/>
-            <w:tcMar>
-              <w:top w:w="28" w:type="dxa"/>
-              <w:right w:w="85" w:type="dxa"/>
-              <w:bottom w:w="28" w:type="dxa"/>
-              <w:left w:w="85" w:type="dxa"/>
-            </w:tcMar>
-            <w:tcBorders>
-              <w:top w:val="single" w:sz="4" w:space="0" w:color="B7B7B7"/>
-              <w:bottom w:val="nil"/>
-            </w:tcBorders>
-          </w:tcPr>
-          <w:p>
-            <w:pPr>
-              <w:pStyle w:val="Compact"/>
-              <w:keepNext/>
+              <w:top w:val="nil"/>
+              <w:bottom w:val="nil"/>
+            </w:tcBorders>
+          </w:tcPr>
+          <w:p>
+            <w:pPr>
+              <w:pStyle w:val="Compact"/>
+              <w:spacing w:line="240" w:lineRule="auto" w:after="0" w:before="0"/>
+              <w:jc w:val="left"/>
+            </w:pPr>
+          </w:p>
+        </w:tc>
+        <w:tc>
+          <w:tcPr>
+            <w:tcW w:type="dxa" w:w="2041"/>
+            <w:vAlign w:val="top"/>
+            <w:tcMar>
+              <w:top w:w="28" w:type="dxa"/>
+              <w:right w:w="28" w:type="dxa"/>
+              <w:bottom w:w="28" w:type="dxa"/>
+              <w:left w:w="28" w:type="dxa"/>
+            </w:tcMar>
+            <w:tcBorders>
+              <w:top w:val="nil"/>
+              <w:bottom w:val="nil"/>
+            </w:tcBorders>
+          </w:tcPr>
+          <w:p>
+            <w:pPr>
+              <w:pStyle w:val="Compact"/>
+              <w:spacing w:line="240" w:lineRule="auto" w:after="0" w:before="0"/>
+              <w:jc w:val="left"/>
+            </w:pPr>
+            <w:r>
+              <w:rPr>
+                <w:rFonts w:ascii="Times New Roman" w:hAnsi="Times New Roman" w:eastAsia="Yu Mincho"/>
+                <w:sz w:val="18"/>
+              </w:rPr>
+              <w:t xml:space="preserve">Not installed</w:t>
+            </w:r>
+          </w:p>
+        </w:tc>
+        <w:tc>
+          <w:tcPr>
+            <w:tcW w:type="dxa" w:w="964"/>
+            <w:vAlign w:val="top"/>
+            <w:tcMar>
+              <w:top w:w="28" w:type="dxa"/>
+              <w:right w:w="28" w:type="dxa"/>
+              <w:bottom w:w="28" w:type="dxa"/>
+              <w:left w:w="28" w:type="dxa"/>
+            </w:tcMar>
+            <w:tcBorders>
+              <w:top w:val="nil"/>
+              <w:bottom w:val="nil"/>
+            </w:tcBorders>
+          </w:tcPr>
+          <w:p>
+            <w:pPr>
+              <w:pStyle w:val="Compact"/>
               <w:spacing w:line="240" w:lineRule="auto" w:after="0" w:before="0"/>
               <w:jc w:val="right"/>
             </w:pPr>
@@ -1965,7 +2663,7 @@
                 <w:rFonts w:ascii="Times New Roman" w:hAnsi="Times New Roman" w:eastAsia="Yu Mincho"/>
                 <w:sz w:val="18"/>
               </w:rPr>
-              <w:t xml:space="preserve">62 (42.2)</w:t>
+              <w:t xml:space="preserve">99 (67.3)</w:t>
             </w:r>
           </w:p>
         </w:tc>
@@ -1976,72 +2674,165 @@
         </w:trPr>
         <w:tc>
           <w:tcPr>
-            <w:tcW w:type="dxa" w:w="2551"/>
+            <w:tcW w:type="dxa" w:w="1247"/>
+            <w:vAlign w:val="top"/>
+            <w:tcMar>
+              <w:top w:w="28" w:type="dxa"/>
+              <w:right w:w="28" w:type="dxa"/>
+              <w:bottom w:w="28" w:type="dxa"/>
+              <w:left w:w="28" w:type="dxa"/>
+            </w:tcMar>
+            <w:tcBorders>
+              <w:top w:val="nil"/>
+              <w:bottom w:val="nil"/>
+            </w:tcBorders>
+          </w:tcPr>
+          <w:p>
+            <w:pPr>
+              <w:pStyle w:val="Compact"/>
+              <w:keepNext/>
+              <w:spacing w:line="240" w:lineRule="auto" w:after="0" w:before="0"/>
+              <w:jc w:val="left"/>
+            </w:pPr>
+          </w:p>
+        </w:tc>
+        <w:tc>
+          <w:tcPr>
+            <w:tcW w:type="dxa" w:w="2041"/>
+            <w:vAlign w:val="top"/>
+            <w:tcMar>
+              <w:top w:w="28" w:type="dxa"/>
+              <w:right w:w="28" w:type="dxa"/>
+              <w:bottom w:w="28" w:type="dxa"/>
+              <w:left w:w="28" w:type="dxa"/>
+            </w:tcMar>
+            <w:tcBorders>
+              <w:top w:val="nil"/>
+              <w:bottom w:val="nil"/>
+            </w:tcBorders>
+          </w:tcPr>
+          <w:p>
+            <w:pPr>
+              <w:pStyle w:val="Compact"/>
+              <w:keepNext/>
+              <w:spacing w:line="240" w:lineRule="auto" w:after="0" w:before="0"/>
+              <w:jc w:val="left"/>
+            </w:pPr>
+            <w:r>
+              <w:rPr>
+                <w:rFonts w:ascii="Times New Roman" w:hAnsi="Times New Roman" w:eastAsia="Yu Mincho"/>
+                <w:sz w:val="18"/>
+              </w:rPr>
+              <w:t xml:space="preserve">≥30 years</w:t>
+            </w:r>
+          </w:p>
+        </w:tc>
+        <w:tc>
+          <w:tcPr>
+            <w:tcW w:type="dxa" w:w="964"/>
             <w:vAlign w:val="top"/>
             <w:tcMar>
               <w:top w:w="28" w:type="dxa"/>
               <w:right w:w="85" w:type="dxa"/>
               <w:bottom w:w="28" w:type="dxa"/>
+              <w:left w:w="28" w:type="dxa"/>
+            </w:tcMar>
+            <w:tcBorders>
+              <w:top w:val="nil"/>
+              <w:bottom w:val="nil"/>
+            </w:tcBorders>
+          </w:tcPr>
+          <w:p>
+            <w:pPr>
+              <w:pStyle w:val="Compact"/>
+              <w:keepNext/>
+              <w:spacing w:line="240" w:lineRule="auto" w:after="0" w:before="0"/>
+              <w:jc w:val="right"/>
+            </w:pPr>
+            <w:r>
+              <w:rPr>
+                <w:rFonts w:ascii="Times New Roman" w:hAnsi="Times New Roman" w:eastAsia="Yu Mincho"/>
+                <w:sz w:val="18"/>
+              </w:rPr>
+              <w:t xml:space="preserve">77 (52.4)</w:t>
+            </w:r>
+          </w:p>
+        </w:tc>
+        <w:tc>
+          <w:tcPr>
+            <w:tcW w:type="dxa" w:w="1247"/>
+            <w:vAlign w:val="top"/>
+            <w:tcMar>
+              <w:top w:w="28" w:type="dxa"/>
+              <w:right w:w="28" w:type="dxa"/>
+              <w:bottom w:w="28" w:type="dxa"/>
               <w:left w:w="85" w:type="dxa"/>
             </w:tcMar>
             <w:tcBorders>
-              <w:top w:val="nil"/>
-              <w:bottom w:val="nil"/>
-            </w:tcBorders>
-          </w:tcPr>
-          <w:p>
-            <w:pPr>
-              <w:pStyle w:val="Compact"/>
-              <w:keepNext/>
-              <w:spacing w:line="240" w:lineRule="auto" w:after="0" w:before="0"/>
-              <w:jc w:val="left"/>
-            </w:pPr>
-          </w:p>
-        </w:tc>
-        <w:tc>
-          <w:tcPr>
-            <w:tcW w:type="dxa" w:w="4252"/>
-            <w:vAlign w:val="top"/>
-            <w:tcMar>
-              <w:top w:w="28" w:type="dxa"/>
-              <w:right w:w="85" w:type="dxa"/>
-              <w:bottom w:w="28" w:type="dxa"/>
-              <w:left w:w="85" w:type="dxa"/>
-            </w:tcMar>
-            <w:tcBorders>
-              <w:top w:val="nil"/>
-              <w:bottom w:val="nil"/>
-            </w:tcBorders>
-          </w:tcPr>
-          <w:p>
-            <w:pPr>
-              <w:pStyle w:val="Compact"/>
-              <w:keepNext/>
-              <w:spacing w:line="240" w:lineRule="auto" w:after="0" w:before="0"/>
-              <w:ind w:left="142"/>
-              <w:jc w:val="left"/>
-            </w:pPr>
-            <w:r>
-              <w:rPr>
-                <w:rFonts w:ascii="Times New Roman" w:hAnsi="Times New Roman" w:eastAsia="Yu Mincho"/>
-                <w:sz w:val="18"/>
-              </w:rPr>
-              <w:t xml:space="preserve">≥30 years</w:t>
-            </w:r>
-          </w:p>
-        </w:tc>
-        <w:tc>
-          <w:tcPr>
-            <w:tcW w:type="dxa" w:w="1701"/>
-            <w:vAlign w:val="top"/>
-            <w:tcMar>
-              <w:top w:w="28" w:type="dxa"/>
-              <w:right w:w="85" w:type="dxa"/>
-              <w:bottom w:w="28" w:type="dxa"/>
-              <w:left w:w="85" w:type="dxa"/>
-            </w:tcMar>
-            <w:tcBorders>
-              <w:top w:val="nil"/>
+              <w:top w:val="single" w:sz="4" w:space="0" w:color="B7B7B7"/>
+              <w:bottom w:val="nil"/>
+            </w:tcBorders>
+          </w:tcPr>
+          <w:p>
+            <w:pPr>
+              <w:pStyle w:val="Compact"/>
+              <w:keepNext/>
+              <w:spacing w:line="240" w:lineRule="auto" w:after="0" w:before="0"/>
+              <w:jc w:val="left"/>
+            </w:pPr>
+            <w:r>
+              <w:rPr>
+                <w:rFonts w:ascii="Times New Roman" w:hAnsi="Times New Roman" w:eastAsia="Yu Mincho"/>
+                <w:b/>
+                <w:sz w:val="18"/>
+              </w:rPr>
+              <w:t xml:space="preserve">Central heating</w:t>
+            </w:r>
+          </w:p>
+        </w:tc>
+        <w:tc>
+          <w:tcPr>
+            <w:tcW w:type="dxa" w:w="2041"/>
+            <w:vAlign w:val="top"/>
+            <w:tcMar>
+              <w:top w:w="28" w:type="dxa"/>
+              <w:right w:w="28" w:type="dxa"/>
+              <w:bottom w:w="28" w:type="dxa"/>
+              <w:left w:w="28" w:type="dxa"/>
+            </w:tcMar>
+            <w:tcBorders>
+              <w:top w:val="single" w:sz="4" w:space="0" w:color="B7B7B7"/>
+              <w:bottom w:val="nil"/>
+            </w:tcBorders>
+          </w:tcPr>
+          <w:p>
+            <w:pPr>
+              <w:pStyle w:val="Compact"/>
+              <w:keepNext/>
+              <w:spacing w:line="240" w:lineRule="auto" w:after="0" w:before="0"/>
+              <w:jc w:val="left"/>
+            </w:pPr>
+            <w:r>
+              <w:rPr>
+                <w:rFonts w:ascii="Times New Roman" w:hAnsi="Times New Roman" w:eastAsia="Yu Mincho"/>
+                <w:sz w:val="18"/>
+              </w:rPr>
+              <w:t xml:space="preserve">Used 24 hours</w:t>
+            </w:r>
+          </w:p>
+        </w:tc>
+        <w:tc>
+          <w:tcPr>
+            <w:tcW w:type="dxa" w:w="964"/>
+            <w:vAlign w:val="top"/>
+            <w:tcMar>
+              <w:top w:w="28" w:type="dxa"/>
+              <w:right w:w="28" w:type="dxa"/>
+              <w:bottom w:w="28" w:type="dxa"/>
+              <w:left w:w="28" w:type="dxa"/>
+            </w:tcMar>
+            <w:tcBorders>
+              <w:top w:val="single" w:sz="4" w:space="0" w:color="B7B7B7"/>
               <w:bottom w:val="nil"/>
             </w:tcBorders>
           </w:tcPr>
@@ -2057,7 +2848,7 @@
                 <w:rFonts w:ascii="Times New Roman" w:hAnsi="Times New Roman" w:eastAsia="Yu Mincho"/>
                 <w:sz w:val="18"/>
               </w:rPr>
-              <w:t xml:space="preserve">77 (52.4)</w:t>
+              <w:t xml:space="preserve">16 (10.9)</w:t>
             </w:r>
           </w:p>
         </w:tc>
@@ -2068,12 +2859,95 @@
         </w:trPr>
         <w:tc>
           <w:tcPr>
-            <w:tcW w:type="dxa" w:w="2551"/>
+            <w:tcW w:type="dxa" w:w="1247"/>
+            <w:vAlign w:val="top"/>
+            <w:tcMar>
+              <w:top w:w="28" w:type="dxa"/>
+              <w:right w:w="28" w:type="dxa"/>
+              <w:bottom w:w="28" w:type="dxa"/>
+              <w:left w:w="28" w:type="dxa"/>
+            </w:tcMar>
+            <w:tcBorders>
+              <w:top w:val="nil"/>
+              <w:bottom w:val="nil"/>
+            </w:tcBorders>
+          </w:tcPr>
+          <w:p>
+            <w:pPr>
+              <w:pStyle w:val="Compact"/>
+              <w:spacing w:line="240" w:lineRule="auto" w:after="0" w:before="0"/>
+              <w:jc w:val="left"/>
+            </w:pPr>
+          </w:p>
+        </w:tc>
+        <w:tc>
+          <w:tcPr>
+            <w:tcW w:type="dxa" w:w="2041"/>
+            <w:vAlign w:val="top"/>
+            <w:tcMar>
+              <w:top w:w="28" w:type="dxa"/>
+              <w:right w:w="28" w:type="dxa"/>
+              <w:bottom w:w="28" w:type="dxa"/>
+              <w:left w:w="28" w:type="dxa"/>
+            </w:tcMar>
+            <w:tcBorders>
+              <w:top w:val="nil"/>
+              <w:bottom w:val="nil"/>
+            </w:tcBorders>
+          </w:tcPr>
+          <w:p>
+            <w:pPr>
+              <w:pStyle w:val="Compact"/>
+              <w:spacing w:line="240" w:lineRule="auto" w:after="0" w:before="0"/>
+              <w:jc w:val="left"/>
+            </w:pPr>
+            <w:r>
+              <w:rPr>
+                <w:rFonts w:ascii="Times New Roman" w:hAnsi="Times New Roman" w:eastAsia="Yu Mincho"/>
+                <w:sz w:val="18"/>
+              </w:rPr>
+              <w:t xml:space="preserve">Unknown</w:t>
+            </w:r>
+          </w:p>
+        </w:tc>
+        <w:tc>
+          <w:tcPr>
+            <w:tcW w:type="dxa" w:w="964"/>
             <w:vAlign w:val="top"/>
             <w:tcMar>
               <w:top w:w="28" w:type="dxa"/>
               <w:right w:w="85" w:type="dxa"/>
               <w:bottom w:w="28" w:type="dxa"/>
+              <w:left w:w="28" w:type="dxa"/>
+            </w:tcMar>
+            <w:tcBorders>
+              <w:top w:val="nil"/>
+              <w:bottom w:val="nil"/>
+            </w:tcBorders>
+          </w:tcPr>
+          <w:p>
+            <w:pPr>
+              <w:pStyle w:val="Compact"/>
+              <w:spacing w:line="240" w:lineRule="auto" w:after="0" w:before="0"/>
+              <w:jc w:val="right"/>
+            </w:pPr>
+            <w:r>
+              <w:rPr>
+                <w:rFonts w:ascii="Times New Roman" w:hAnsi="Times New Roman" w:eastAsia="Yu Mincho"/>
+                <w:sz w:val="18"/>
+              </w:rPr>
+              <w:t xml:space="preserve">8 (5.4)</w:t>
+            </w:r>
+          </w:p>
+        </w:tc>
+        <w:tc>
+          <w:tcPr>
+            <w:tcW w:type="dxa" w:w="1247"/>
+            <w:vAlign w:val="top"/>
+            <w:tcMar>
+              <w:top w:w="28" w:type="dxa"/>
+              <w:right w:w="28" w:type="dxa"/>
+              <w:bottom w:w="28" w:type="dxa"/>
               <w:left w:w="85" w:type="dxa"/>
             </w:tcMar>
             <w:tcBorders>
@@ -2084,60 +2958,62 @@
           <w:p>
             <w:pPr>
               <w:pStyle w:val="Compact"/>
-              <w:spacing w:line="240" w:lineRule="auto" w:after="0" w:before="0"/>
-              <w:jc w:val="left"/>
-            </w:pPr>
-          </w:p>
-        </w:tc>
-        <w:tc>
-          <w:tcPr>
-            <w:tcW w:type="dxa" w:w="4252"/>
-            <w:vAlign w:val="top"/>
-            <w:tcMar>
-              <w:top w:w="28" w:type="dxa"/>
-              <w:right w:w="85" w:type="dxa"/>
-              <w:bottom w:w="28" w:type="dxa"/>
-              <w:left w:w="85" w:type="dxa"/>
-            </w:tcMar>
-            <w:tcBorders>
-              <w:top w:val="nil"/>
-              <w:bottom w:val="nil"/>
-            </w:tcBorders>
-          </w:tcPr>
-          <w:p>
-            <w:pPr>
-              <w:pStyle w:val="Compact"/>
-              <w:spacing w:line="240" w:lineRule="auto" w:after="0" w:before="0"/>
-              <w:ind w:left="142"/>
-              <w:jc w:val="left"/>
-            </w:pPr>
-            <w:r>
-              <w:rPr>
-                <w:rFonts w:ascii="Times New Roman" w:hAnsi="Times New Roman" w:eastAsia="Yu Mincho"/>
-                <w:sz w:val="18"/>
-              </w:rPr>
-              <w:t xml:space="preserve">Unknown</w:t>
-            </w:r>
-          </w:p>
-        </w:tc>
-        <w:tc>
-          <w:tcPr>
-            <w:tcW w:type="dxa" w:w="1701"/>
-            <w:vAlign w:val="top"/>
-            <w:tcMar>
-              <w:top w:w="28" w:type="dxa"/>
-              <w:right w:w="85" w:type="dxa"/>
-              <w:bottom w:w="28" w:type="dxa"/>
-              <w:left w:w="85" w:type="dxa"/>
-            </w:tcMar>
-            <w:tcBorders>
-              <w:top w:val="nil"/>
-              <w:bottom w:val="nil"/>
-            </w:tcBorders>
-          </w:tcPr>
-          <w:p>
-            <w:pPr>
-              <w:pStyle w:val="Compact"/>
+              <w:keepNext/>
+              <w:spacing w:line="240" w:lineRule="auto" w:after="0" w:before="0"/>
+              <w:jc w:val="left"/>
+            </w:pPr>
+          </w:p>
+        </w:tc>
+        <w:tc>
+          <w:tcPr>
+            <w:tcW w:type="dxa" w:w="2041"/>
+            <w:vAlign w:val="top"/>
+            <w:tcMar>
+              <w:top w:w="28" w:type="dxa"/>
+              <w:right w:w="28" w:type="dxa"/>
+              <w:bottom w:w="28" w:type="dxa"/>
+              <w:left w:w="28" w:type="dxa"/>
+            </w:tcMar>
+            <w:tcBorders>
+              <w:top w:val="nil"/>
+              <w:bottom w:val="nil"/>
+            </w:tcBorders>
+          </w:tcPr>
+          <w:p>
+            <w:pPr>
+              <w:pStyle w:val="Compact"/>
+              <w:keepNext/>
+              <w:spacing w:line="240" w:lineRule="auto" w:after="0" w:before="0"/>
+              <w:jc w:val="left"/>
+            </w:pPr>
+            <w:r>
+              <w:rPr>
+                <w:rFonts w:ascii="Times New Roman" w:hAnsi="Times New Roman" w:eastAsia="Yu Mincho"/>
+                <w:sz w:val="18"/>
+              </w:rPr>
+              <w:t xml:space="preserve">Used for limited hours</w:t>
+            </w:r>
+          </w:p>
+        </w:tc>
+        <w:tc>
+          <w:tcPr>
+            <w:tcW w:type="dxa" w:w="964"/>
+            <w:vAlign w:val="top"/>
+            <w:tcMar>
+              <w:top w:w="28" w:type="dxa"/>
+              <w:right w:w="28" w:type="dxa"/>
+              <w:bottom w:w="28" w:type="dxa"/>
+              <w:left w:w="28" w:type="dxa"/>
+            </w:tcMar>
+            <w:tcBorders>
+              <w:top w:val="nil"/>
+              <w:bottom w:val="nil"/>
+            </w:tcBorders>
+          </w:tcPr>
+          <w:p>
+            <w:pPr>
+              <w:pStyle w:val="Compact"/>
+              <w:keepNext/>
               <w:spacing w:line="240" w:lineRule="auto" w:after="0" w:before="0"/>
               <w:jc w:val="right"/>
             </w:pPr>
@@ -2146,7 +3022,7 @@
                 <w:rFonts w:ascii="Times New Roman" w:hAnsi="Times New Roman" w:eastAsia="Yu Mincho"/>
                 <w:sz w:val="18"/>
               </w:rPr>
-              <w:t xml:space="preserve">8 (5.4)</w:t>
+              <w:t xml:space="preserve">12 (8.2)</w:t>
             </w:r>
           </w:p>
         </w:tc>
@@ -2157,80 +3033,165 @@
         </w:trPr>
         <w:tc>
           <w:tcPr>
-            <w:tcW w:type="dxa" w:w="2551"/>
+            <w:tcW w:type="dxa" w:w="1247"/>
+            <w:vAlign w:val="top"/>
+            <w:tcMar>
+              <w:top w:w="28" w:type="dxa"/>
+              <w:right w:w="28" w:type="dxa"/>
+              <w:bottom w:w="28" w:type="dxa"/>
+              <w:left w:w="28" w:type="dxa"/>
+            </w:tcMar>
+            <w:tcBorders>
+              <w:top w:val="single" w:sz="4" w:space="0" w:color="B7B7B7"/>
+              <w:bottom w:val="nil"/>
+            </w:tcBorders>
+          </w:tcPr>
+          <w:p>
+            <w:pPr>
+              <w:pStyle w:val="Compact"/>
+              <w:keepNext/>
+              <w:spacing w:line="240" w:lineRule="auto" w:after="0" w:before="0"/>
+              <w:jc w:val="left"/>
+            </w:pPr>
+            <w:r>
+              <w:rPr>
+                <w:rFonts w:ascii="Times New Roman" w:hAnsi="Times New Roman" w:eastAsia="Yu Mincho"/>
+                <w:b/>
+                <w:sz w:val="18"/>
+              </w:rPr>
+              <w:t xml:space="preserve">Tenure</w:t>
+            </w:r>
+          </w:p>
+        </w:tc>
+        <w:tc>
+          <w:tcPr>
+            <w:tcW w:type="dxa" w:w="2041"/>
+            <w:vAlign w:val="top"/>
+            <w:tcMar>
+              <w:top w:w="28" w:type="dxa"/>
+              <w:right w:w="28" w:type="dxa"/>
+              <w:bottom w:w="28" w:type="dxa"/>
+              <w:left w:w="28" w:type="dxa"/>
+            </w:tcMar>
+            <w:tcBorders>
+              <w:top w:val="single" w:sz="4" w:space="0" w:color="B7B7B7"/>
+              <w:bottom w:val="nil"/>
+            </w:tcBorders>
+          </w:tcPr>
+          <w:p>
+            <w:pPr>
+              <w:pStyle w:val="Compact"/>
+              <w:keepNext/>
+              <w:spacing w:line="240" w:lineRule="auto" w:after="0" w:before="0"/>
+              <w:jc w:val="left"/>
+            </w:pPr>
+            <w:r>
+              <w:rPr>
+                <w:rFonts w:ascii="Times New Roman" w:hAnsi="Times New Roman" w:eastAsia="Yu Mincho"/>
+                <w:sz w:val="18"/>
+              </w:rPr>
+              <w:t xml:space="preserve">Owner-occupied</w:t>
+            </w:r>
+          </w:p>
+        </w:tc>
+        <w:tc>
+          <w:tcPr>
+            <w:tcW w:type="dxa" w:w="964"/>
             <w:vAlign w:val="top"/>
             <w:tcMar>
               <w:top w:w="28" w:type="dxa"/>
               <w:right w:w="85" w:type="dxa"/>
               <w:bottom w:w="28" w:type="dxa"/>
+              <w:left w:w="28" w:type="dxa"/>
+            </w:tcMar>
+            <w:tcBorders>
+              <w:top w:val="single" w:sz="4" w:space="0" w:color="B7B7B7"/>
+              <w:bottom w:val="nil"/>
+            </w:tcBorders>
+          </w:tcPr>
+          <w:p>
+            <w:pPr>
+              <w:pStyle w:val="Compact"/>
+              <w:keepNext/>
+              <w:spacing w:line="240" w:lineRule="auto" w:after="0" w:before="0"/>
+              <w:jc w:val="right"/>
+            </w:pPr>
+            <w:r>
+              <w:rPr>
+                <w:rFonts w:ascii="Times New Roman" w:hAnsi="Times New Roman" w:eastAsia="Yu Mincho"/>
+                <w:sz w:val="18"/>
+              </w:rPr>
+              <w:t xml:space="preserve">130 (88.4)</w:t>
+            </w:r>
+          </w:p>
+        </w:tc>
+        <w:tc>
+          <w:tcPr>
+            <w:tcW w:type="dxa" w:w="1247"/>
+            <w:vAlign w:val="top"/>
+            <w:tcMar>
+              <w:top w:w="28" w:type="dxa"/>
+              <w:right w:w="28" w:type="dxa"/>
+              <w:bottom w:w="28" w:type="dxa"/>
               <w:left w:w="85" w:type="dxa"/>
             </w:tcMar>
             <w:tcBorders>
-              <w:top w:val="single" w:sz="4" w:space="0" w:color="B7B7B7"/>
-              <w:bottom w:val="nil"/>
-            </w:tcBorders>
-          </w:tcPr>
-          <w:p>
-            <w:pPr>
-              <w:pStyle w:val="Compact"/>
-              <w:keepNext/>
-              <w:spacing w:line="240" w:lineRule="auto" w:after="0" w:before="0"/>
-              <w:jc w:val="left"/>
-            </w:pPr>
-            <w:r>
-              <w:rPr>
-                <w:rFonts w:ascii="Times New Roman" w:hAnsi="Times New Roman" w:eastAsia="Yu Mincho"/>
-                <w:b/>
-                <w:sz w:val="18"/>
-              </w:rPr>
-              <w:t xml:space="preserve">Tenure</w:t>
-            </w:r>
-          </w:p>
-        </w:tc>
-        <w:tc>
-          <w:tcPr>
-            <w:tcW w:type="dxa" w:w="4252"/>
-            <w:vAlign w:val="top"/>
-            <w:tcMar>
-              <w:top w:w="28" w:type="dxa"/>
-              <w:right w:w="85" w:type="dxa"/>
-              <w:bottom w:w="28" w:type="dxa"/>
-              <w:left w:w="85" w:type="dxa"/>
-            </w:tcMar>
-            <w:tcBorders>
-              <w:top w:val="single" w:sz="4" w:space="0" w:color="B7B7B7"/>
-              <w:bottom w:val="nil"/>
-            </w:tcBorders>
-          </w:tcPr>
-          <w:p>
-            <w:pPr>
-              <w:pStyle w:val="Compact"/>
-              <w:keepNext/>
-              <w:spacing w:line="240" w:lineRule="auto" w:after="0" w:before="0"/>
-              <w:ind w:left="142"/>
-              <w:jc w:val="left"/>
-            </w:pPr>
-            <w:r>
-              <w:rPr>
-                <w:rFonts w:ascii="Times New Roman" w:hAnsi="Times New Roman" w:eastAsia="Yu Mincho"/>
-                <w:sz w:val="18"/>
-              </w:rPr>
-              <w:t xml:space="preserve">Owner-occupied</w:t>
-            </w:r>
-          </w:p>
-        </w:tc>
-        <w:tc>
-          <w:tcPr>
-            <w:tcW w:type="dxa" w:w="1701"/>
-            <w:vAlign w:val="top"/>
-            <w:tcMar>
-              <w:top w:w="28" w:type="dxa"/>
-              <w:right w:w="85" w:type="dxa"/>
-              <w:bottom w:w="28" w:type="dxa"/>
-              <w:left w:w="85" w:type="dxa"/>
-            </w:tcMar>
-            <w:tcBorders>
-              <w:top w:val="single" w:sz="4" w:space="0" w:color="B7B7B7"/>
+              <w:top w:val="nil"/>
+              <w:bottom w:val="nil"/>
+            </w:tcBorders>
+          </w:tcPr>
+          <w:p>
+            <w:pPr>
+              <w:pStyle w:val="Compact"/>
+              <w:keepNext/>
+              <w:spacing w:line="240" w:lineRule="auto" w:after="0" w:before="0"/>
+              <w:jc w:val="left"/>
+            </w:pPr>
+          </w:p>
+        </w:tc>
+        <w:tc>
+          <w:tcPr>
+            <w:tcW w:type="dxa" w:w="2041"/>
+            <w:vAlign w:val="top"/>
+            <w:tcMar>
+              <w:top w:w="28" w:type="dxa"/>
+              <w:right w:w="28" w:type="dxa"/>
+              <w:bottom w:w="28" w:type="dxa"/>
+              <w:left w:w="28" w:type="dxa"/>
+            </w:tcMar>
+            <w:tcBorders>
+              <w:top w:val="nil"/>
+              <w:bottom w:val="nil"/>
+            </w:tcBorders>
+          </w:tcPr>
+          <w:p>
+            <w:pPr>
+              <w:pStyle w:val="Compact"/>
+              <w:keepNext/>
+              <w:spacing w:line="240" w:lineRule="auto" w:after="0" w:before="0"/>
+              <w:jc w:val="left"/>
+            </w:pPr>
+            <w:r>
+              <w:rPr>
+                <w:rFonts w:ascii="Times New Roman" w:hAnsi="Times New Roman" w:eastAsia="Yu Mincho"/>
+                <w:sz w:val="18"/>
+              </w:rPr>
+              <w:t xml:space="preserve">Not used</w:t>
+            </w:r>
+          </w:p>
+        </w:tc>
+        <w:tc>
+          <w:tcPr>
+            <w:tcW w:type="dxa" w:w="964"/>
+            <w:vAlign w:val="top"/>
+            <w:tcMar>
+              <w:top w:w="28" w:type="dxa"/>
+              <w:right w:w="28" w:type="dxa"/>
+              <w:bottom w:w="28" w:type="dxa"/>
+              <w:left w:w="28" w:type="dxa"/>
+            </w:tcMar>
+            <w:tcBorders>
+              <w:top w:val="nil"/>
               <w:bottom w:val="nil"/>
             </w:tcBorders>
           </w:tcPr>
@@ -2246,7 +3207,7 @@
                 <w:rFonts w:ascii="Times New Roman" w:hAnsi="Times New Roman" w:eastAsia="Yu Mincho"/>
                 <w:sz w:val="18"/>
               </w:rPr>
-              <w:t xml:space="preserve">130 (88.4)</w:t>
+              <w:t xml:space="preserve">112 (76.2)</w:t>
             </w:r>
           </w:p>
         </w:tc>
@@ -2257,12 +3218,98 @@
         </w:trPr>
         <w:tc>
           <w:tcPr>
-            <w:tcW w:type="dxa" w:w="2551"/>
+            <w:tcW w:type="dxa" w:w="1247"/>
+            <w:vAlign w:val="top"/>
+            <w:tcMar>
+              <w:top w:w="28" w:type="dxa"/>
+              <w:right w:w="28" w:type="dxa"/>
+              <w:bottom w:w="28" w:type="dxa"/>
+              <w:left w:w="28" w:type="dxa"/>
+            </w:tcMar>
+            <w:tcBorders>
+              <w:top w:val="nil"/>
+              <w:bottom w:val="nil"/>
+            </w:tcBorders>
+          </w:tcPr>
+          <w:p>
+            <w:pPr>
+              <w:pStyle w:val="Compact"/>
+              <w:keepNext/>
+              <w:spacing w:line="240" w:lineRule="auto" w:after="0" w:before="0"/>
+              <w:jc w:val="left"/>
+            </w:pPr>
+          </w:p>
+        </w:tc>
+        <w:tc>
+          <w:tcPr>
+            <w:tcW w:type="dxa" w:w="2041"/>
+            <w:vAlign w:val="top"/>
+            <w:tcMar>
+              <w:top w:w="28" w:type="dxa"/>
+              <w:right w:w="28" w:type="dxa"/>
+              <w:bottom w:w="28" w:type="dxa"/>
+              <w:left w:w="28" w:type="dxa"/>
+            </w:tcMar>
+            <w:tcBorders>
+              <w:top w:val="nil"/>
+              <w:bottom w:val="nil"/>
+            </w:tcBorders>
+          </w:tcPr>
+          <w:p>
+            <w:pPr>
+              <w:pStyle w:val="Compact"/>
+              <w:keepNext/>
+              <w:spacing w:line="240" w:lineRule="auto" w:after="0" w:before="0"/>
+              <w:jc w:val="left"/>
+            </w:pPr>
+            <w:r>
+              <w:rPr>
+                <w:rFonts w:ascii="Times New Roman" w:hAnsi="Times New Roman" w:eastAsia="Yu Mincho"/>
+                <w:sz w:val="18"/>
+              </w:rPr>
+              <w:t xml:space="preserve">Rented</w:t>
+            </w:r>
+          </w:p>
+        </w:tc>
+        <w:tc>
+          <w:tcPr>
+            <w:tcW w:type="dxa" w:w="964"/>
             <w:vAlign w:val="top"/>
             <w:tcMar>
               <w:top w:w="28" w:type="dxa"/>
               <w:right w:w="85" w:type="dxa"/>
               <w:bottom w:w="28" w:type="dxa"/>
+              <w:left w:w="28" w:type="dxa"/>
+            </w:tcMar>
+            <w:tcBorders>
+              <w:top w:val="nil"/>
+              <w:bottom w:val="nil"/>
+            </w:tcBorders>
+          </w:tcPr>
+          <w:p>
+            <w:pPr>
+              <w:pStyle w:val="Compact"/>
+              <w:keepNext/>
+              <w:spacing w:line="240" w:lineRule="auto" w:after="0" w:before="0"/>
+              <w:jc w:val="right"/>
+            </w:pPr>
+            <w:r>
+              <w:rPr>
+                <w:rFonts w:ascii="Times New Roman" w:hAnsi="Times New Roman" w:eastAsia="Yu Mincho"/>
+                <w:sz w:val="18"/>
+              </w:rPr>
+              <w:t xml:space="preserve">16 (10.9)</w:t>
+            </w:r>
+          </w:p>
+        </w:tc>
+        <w:tc>
+          <w:tcPr>
+            <w:tcW w:type="dxa" w:w="1247"/>
+            <w:vAlign w:val="top"/>
+            <w:tcMar>
+              <w:top w:w="28" w:type="dxa"/>
+              <w:right w:w="28" w:type="dxa"/>
+              <w:bottom w:w="28" w:type="dxa"/>
               <w:left w:w="85" w:type="dxa"/>
             </w:tcMar>
             <w:tcBorders>
@@ -2273,63 +3320,59 @@
           <w:p>
             <w:pPr>
               <w:pStyle w:val="Compact"/>
-              <w:keepNext/>
-              <w:spacing w:line="240" w:lineRule="auto" w:after="0" w:before="0"/>
-              <w:jc w:val="left"/>
-            </w:pPr>
-          </w:p>
-        </w:tc>
-        <w:tc>
-          <w:tcPr>
-            <w:tcW w:type="dxa" w:w="4252"/>
-            <w:vAlign w:val="top"/>
-            <w:tcMar>
-              <w:top w:w="28" w:type="dxa"/>
-              <w:right w:w="85" w:type="dxa"/>
-              <w:bottom w:w="28" w:type="dxa"/>
-              <w:left w:w="85" w:type="dxa"/>
-            </w:tcMar>
-            <w:tcBorders>
-              <w:top w:val="nil"/>
-              <w:bottom w:val="nil"/>
-            </w:tcBorders>
-          </w:tcPr>
-          <w:p>
-            <w:pPr>
-              <w:pStyle w:val="Compact"/>
-              <w:keepNext/>
-              <w:spacing w:line="240" w:lineRule="auto" w:after="0" w:before="0"/>
-              <w:ind w:left="142"/>
-              <w:jc w:val="left"/>
-            </w:pPr>
-            <w:r>
-              <w:rPr>
-                <w:rFonts w:ascii="Times New Roman" w:hAnsi="Times New Roman" w:eastAsia="Yu Mincho"/>
-                <w:sz w:val="18"/>
-              </w:rPr>
-              <w:t xml:space="preserve">Rented</w:t>
-            </w:r>
-          </w:p>
-        </w:tc>
-        <w:tc>
-          <w:tcPr>
-            <w:tcW w:type="dxa" w:w="1701"/>
-            <w:vAlign w:val="top"/>
-            <w:tcMar>
-              <w:top w:w="28" w:type="dxa"/>
-              <w:right w:w="85" w:type="dxa"/>
-              <w:bottom w:w="28" w:type="dxa"/>
-              <w:left w:w="85" w:type="dxa"/>
-            </w:tcMar>
-            <w:tcBorders>
-              <w:top w:val="nil"/>
-              <w:bottom w:val="nil"/>
-            </w:tcBorders>
-          </w:tcPr>
-          <w:p>
-            <w:pPr>
-              <w:pStyle w:val="Compact"/>
-              <w:keepNext/>
+              <w:spacing w:line="240" w:lineRule="auto" w:after="0" w:before="0"/>
+              <w:jc w:val="left"/>
+            </w:pPr>
+          </w:p>
+        </w:tc>
+        <w:tc>
+          <w:tcPr>
+            <w:tcW w:type="dxa" w:w="2041"/>
+            <w:vAlign w:val="top"/>
+            <w:tcMar>
+              <w:top w:w="28" w:type="dxa"/>
+              <w:right w:w="28" w:type="dxa"/>
+              <w:bottom w:w="28" w:type="dxa"/>
+              <w:left w:w="28" w:type="dxa"/>
+            </w:tcMar>
+            <w:tcBorders>
+              <w:top w:val="nil"/>
+              <w:bottom w:val="nil"/>
+            </w:tcBorders>
+          </w:tcPr>
+          <w:p>
+            <w:pPr>
+              <w:pStyle w:val="Compact"/>
+              <w:spacing w:line="240" w:lineRule="auto" w:after="0" w:before="0"/>
+              <w:jc w:val="left"/>
+            </w:pPr>
+            <w:r>
+              <w:rPr>
+                <w:rFonts w:ascii="Times New Roman" w:hAnsi="Times New Roman" w:eastAsia="Yu Mincho"/>
+                <w:sz w:val="18"/>
+              </w:rPr>
+              <w:t xml:space="preserve">Missing</w:t>
+            </w:r>
+          </w:p>
+        </w:tc>
+        <w:tc>
+          <w:tcPr>
+            <w:tcW w:type="dxa" w:w="964"/>
+            <w:vAlign w:val="top"/>
+            <w:tcMar>
+              <w:top w:w="28" w:type="dxa"/>
+              <w:right w:w="28" w:type="dxa"/>
+              <w:bottom w:w="28" w:type="dxa"/>
+              <w:left w:w="28" w:type="dxa"/>
+            </w:tcMar>
+            <w:tcBorders>
+              <w:top w:val="nil"/>
+              <w:bottom w:val="nil"/>
+            </w:tcBorders>
+          </w:tcPr>
+          <w:p>
+            <w:pPr>
+              <w:pStyle w:val="Compact"/>
               <w:spacing w:line="240" w:lineRule="auto" w:after="0" w:before="0"/>
               <w:jc w:val="right"/>
             </w:pPr>
@@ -2338,7 +3381,7 @@
                 <w:rFonts w:ascii="Times New Roman" w:hAnsi="Times New Roman" w:eastAsia="Yu Mincho"/>
                 <w:sz w:val="18"/>
               </w:rPr>
-              <w:t xml:space="preserve">16 (10.9)</w:t>
+              <w:t xml:space="preserve">7 (4.8)</w:t>
             </w:r>
           </w:p>
         </w:tc>
@@ -2349,76 +3392,169 @@
         </w:trPr>
         <w:tc>
           <w:tcPr>
-            <w:tcW w:type="dxa" w:w="2551"/>
+            <w:tcW w:type="dxa" w:w="1247"/>
+            <w:vAlign w:val="top"/>
+            <w:tcMar>
+              <w:top w:w="28" w:type="dxa"/>
+              <w:right w:w="28" w:type="dxa"/>
+              <w:bottom w:w="28" w:type="dxa"/>
+              <w:left w:w="28" w:type="dxa"/>
+            </w:tcMar>
+            <w:tcBorders>
+              <w:top w:val="nil"/>
+              <w:bottom w:val="nil"/>
+            </w:tcBorders>
+          </w:tcPr>
+          <w:p>
+            <w:pPr>
+              <w:pStyle w:val="Compact"/>
+              <w:spacing w:line="240" w:lineRule="auto" w:after="0" w:before="0"/>
+              <w:jc w:val="left"/>
+            </w:pPr>
+          </w:p>
+        </w:tc>
+        <w:tc>
+          <w:tcPr>
+            <w:tcW w:type="dxa" w:w="2041"/>
+            <w:vAlign w:val="top"/>
+            <w:tcMar>
+              <w:top w:w="28" w:type="dxa"/>
+              <w:right w:w="28" w:type="dxa"/>
+              <w:bottom w:w="28" w:type="dxa"/>
+              <w:left w:w="28" w:type="dxa"/>
+            </w:tcMar>
+            <w:tcBorders>
+              <w:top w:val="nil"/>
+              <w:bottom w:val="nil"/>
+            </w:tcBorders>
+          </w:tcPr>
+          <w:p>
+            <w:pPr>
+              <w:pStyle w:val="Compact"/>
+              <w:spacing w:line="240" w:lineRule="auto" w:after="0" w:before="0"/>
+              <w:jc w:val="left"/>
+            </w:pPr>
+            <w:r>
+              <w:rPr>
+                <w:rFonts w:ascii="Times New Roman" w:hAnsi="Times New Roman" w:eastAsia="Yu Mincho"/>
+                <w:sz w:val="18"/>
+              </w:rPr>
+              <w:t xml:space="preserve">Missing</w:t>
+            </w:r>
+          </w:p>
+        </w:tc>
+        <w:tc>
+          <w:tcPr>
+            <w:tcW w:type="dxa" w:w="964"/>
             <w:vAlign w:val="top"/>
             <w:tcMar>
               <w:top w:w="28" w:type="dxa"/>
               <w:right w:w="85" w:type="dxa"/>
               <w:bottom w:w="28" w:type="dxa"/>
+              <w:left w:w="28" w:type="dxa"/>
+            </w:tcMar>
+            <w:tcBorders>
+              <w:top w:val="nil"/>
+              <w:bottom w:val="nil"/>
+            </w:tcBorders>
+          </w:tcPr>
+          <w:p>
+            <w:pPr>
+              <w:pStyle w:val="Compact"/>
+              <w:spacing w:line="240" w:lineRule="auto" w:after="0" w:before="0"/>
+              <w:jc w:val="right"/>
+            </w:pPr>
+            <w:r>
+              <w:rPr>
+                <w:rFonts w:ascii="Times New Roman" w:hAnsi="Times New Roman" w:eastAsia="Yu Mincho"/>
+                <w:sz w:val="18"/>
+              </w:rPr>
+              <w:t xml:space="preserve">1 (0.7)</w:t>
+            </w:r>
+          </w:p>
+        </w:tc>
+        <w:tc>
+          <w:tcPr>
+            <w:tcW w:type="dxa" w:w="1247"/>
+            <w:vAlign w:val="top"/>
+            <w:tcMar>
+              <w:top w:w="28" w:type="dxa"/>
+              <w:right w:w="28" w:type="dxa"/>
+              <w:bottom w:w="28" w:type="dxa"/>
               <w:left w:w="85" w:type="dxa"/>
             </w:tcMar>
             <w:tcBorders>
-              <w:top w:val="nil"/>
-              <w:bottom w:val="nil"/>
-            </w:tcBorders>
-          </w:tcPr>
-          <w:p>
-            <w:pPr>
-              <w:pStyle w:val="Compact"/>
-              <w:spacing w:line="240" w:lineRule="auto" w:after="0" w:before="0"/>
-              <w:jc w:val="left"/>
-            </w:pPr>
-          </w:p>
-        </w:tc>
-        <w:tc>
-          <w:tcPr>
-            <w:tcW w:type="dxa" w:w="4252"/>
-            <w:vAlign w:val="top"/>
-            <w:tcMar>
-              <w:top w:w="28" w:type="dxa"/>
-              <w:right w:w="85" w:type="dxa"/>
-              <w:bottom w:w="28" w:type="dxa"/>
-              <w:left w:w="85" w:type="dxa"/>
-            </w:tcMar>
-            <w:tcBorders>
-              <w:top w:val="nil"/>
-              <w:bottom w:val="nil"/>
-            </w:tcBorders>
-          </w:tcPr>
-          <w:p>
-            <w:pPr>
-              <w:pStyle w:val="Compact"/>
-              <w:spacing w:line="240" w:lineRule="auto" w:after="0" w:before="0"/>
-              <w:ind w:left="142"/>
-              <w:jc w:val="left"/>
-            </w:pPr>
-            <w:r>
-              <w:rPr>
-                <w:rFonts w:ascii="Times New Roman" w:hAnsi="Times New Roman" w:eastAsia="Yu Mincho"/>
-                <w:sz w:val="18"/>
-              </w:rPr>
-              <w:t xml:space="preserve">Missing</w:t>
-            </w:r>
-          </w:p>
-        </w:tc>
-        <w:tc>
-          <w:tcPr>
-            <w:tcW w:type="dxa" w:w="1701"/>
-            <w:vAlign w:val="top"/>
-            <w:tcMar>
-              <w:top w:w="28" w:type="dxa"/>
-              <w:right w:w="85" w:type="dxa"/>
-              <w:bottom w:w="28" w:type="dxa"/>
-              <w:left w:w="85" w:type="dxa"/>
-            </w:tcMar>
-            <w:tcBorders>
-              <w:top w:val="nil"/>
-              <w:bottom w:val="nil"/>
-            </w:tcBorders>
-          </w:tcPr>
-          <w:p>
-            <w:pPr>
-              <w:pStyle w:val="Compact"/>
+              <w:top w:val="single" w:sz="4" w:space="0" w:color="B7B7B7"/>
+              <w:bottom w:val="nil"/>
+            </w:tcBorders>
+          </w:tcPr>
+          <w:p>
+            <w:pPr>
+              <w:pStyle w:val="Compact"/>
+              <w:keepNext/>
+              <w:spacing w:line="240" w:lineRule="auto" w:after="0" w:before="0"/>
+              <w:jc w:val="left"/>
+            </w:pPr>
+            <w:r>
+              <w:rPr>
+                <w:rFonts w:ascii="Times New Roman" w:hAnsi="Times New Roman" w:eastAsia="Yu Mincho"/>
+                <w:b/>
+                <w:sz w:val="18"/>
+              </w:rPr>
+              <w:t xml:space="preserve">Perceived coldness</w:t>
+            </w:r>
+          </w:p>
+        </w:tc>
+        <w:tc>
+          <w:tcPr>
+            <w:tcW w:type="dxa" w:w="2041"/>
+            <w:vAlign w:val="top"/>
+            <w:tcMar>
+              <w:top w:w="28" w:type="dxa"/>
+              <w:right w:w="28" w:type="dxa"/>
+              <w:bottom w:w="28" w:type="dxa"/>
+              <w:left w:w="28" w:type="dxa"/>
+            </w:tcMar>
+            <w:tcBorders>
+              <w:top w:val="single" w:sz="4" w:space="0" w:color="B7B7B7"/>
+              <w:bottom w:val="nil"/>
+            </w:tcBorders>
+          </w:tcPr>
+          <w:p>
+            <w:pPr>
+              <w:pStyle w:val="Compact"/>
+              <w:keepNext/>
+              <w:spacing w:line="240" w:lineRule="auto" w:after="0" w:before="0"/>
+              <w:jc w:val="left"/>
+            </w:pPr>
+            <w:r>
+              <w:rPr>
+                <w:rFonts w:ascii="Times New Roman" w:hAnsi="Times New Roman" w:eastAsia="Yu Mincho"/>
+                <w:sz w:val="18"/>
+              </w:rPr>
+              <w:t xml:space="preserve">Bathroom score 5-7</w:t>
+            </w:r>
+          </w:p>
+        </w:tc>
+        <w:tc>
+          <w:tcPr>
+            <w:tcW w:type="dxa" w:w="964"/>
+            <w:vAlign w:val="top"/>
+            <w:tcMar>
+              <w:top w:w="28" w:type="dxa"/>
+              <w:right w:w="28" w:type="dxa"/>
+              <w:bottom w:w="28" w:type="dxa"/>
+              <w:left w:w="28" w:type="dxa"/>
+            </w:tcMar>
+            <w:tcBorders>
+              <w:top w:val="single" w:sz="4" w:space="0" w:color="B7B7B7"/>
+              <w:bottom w:val="nil"/>
+            </w:tcBorders>
+          </w:tcPr>
+          <w:p>
+            <w:pPr>
+              <w:pStyle w:val="Compact"/>
+              <w:keepNext/>
               <w:spacing w:line="240" w:lineRule="auto" w:after="0" w:before="0"/>
               <w:jc w:val="right"/>
             </w:pPr>
@@ -2427,7 +3563,7 @@
                 <w:rFonts w:ascii="Times New Roman" w:hAnsi="Times New Roman" w:eastAsia="Yu Mincho"/>
                 <w:sz w:val="18"/>
               </w:rPr>
-              <w:t xml:space="preserve">1 (0.7)</w:t>
+              <w:t xml:space="preserve">66 (44.9)</w:t>
             </w:r>
           </w:p>
         </w:tc>
@@ -2438,80 +3574,165 @@
         </w:trPr>
         <w:tc>
           <w:tcPr>
-            <w:tcW w:type="dxa" w:w="2551"/>
+            <w:tcW w:type="dxa" w:w="1247"/>
+            <w:vAlign w:val="top"/>
+            <w:tcMar>
+              <w:top w:w="28" w:type="dxa"/>
+              <w:right w:w="28" w:type="dxa"/>
+              <w:bottom w:w="28" w:type="dxa"/>
+              <w:left w:w="28" w:type="dxa"/>
+            </w:tcMar>
+            <w:tcBorders>
+              <w:top w:val="single" w:sz="4" w:space="0" w:color="B7B7B7"/>
+              <w:bottom w:val="nil"/>
+            </w:tcBorders>
+          </w:tcPr>
+          <w:p>
+            <w:pPr>
+              <w:pStyle w:val="Compact"/>
+              <w:keepNext/>
+              <w:spacing w:line="240" w:lineRule="auto" w:after="0" w:before="0"/>
+              <w:jc w:val="left"/>
+            </w:pPr>
+            <w:r>
+              <w:rPr>
+                <w:rFonts w:ascii="Times New Roman" w:hAnsi="Times New Roman" w:eastAsia="Yu Mincho"/>
+                <w:b/>
+                <w:sz w:val="18"/>
+              </w:rPr>
+              <w:t xml:space="preserve">Winter bathing frequency</w:t>
+            </w:r>
+          </w:p>
+        </w:tc>
+        <w:tc>
+          <w:tcPr>
+            <w:tcW w:type="dxa" w:w="2041"/>
+            <w:vAlign w:val="top"/>
+            <w:tcMar>
+              <w:top w:w="28" w:type="dxa"/>
+              <w:right w:w="28" w:type="dxa"/>
+              <w:bottom w:w="28" w:type="dxa"/>
+              <w:left w:w="28" w:type="dxa"/>
+            </w:tcMar>
+            <w:tcBorders>
+              <w:top w:val="single" w:sz="4" w:space="0" w:color="B7B7B7"/>
+              <w:bottom w:val="nil"/>
+            </w:tcBorders>
+          </w:tcPr>
+          <w:p>
+            <w:pPr>
+              <w:pStyle w:val="Compact"/>
+              <w:keepNext/>
+              <w:spacing w:line="240" w:lineRule="auto" w:after="0" w:before="0"/>
+              <w:jc w:val="left"/>
+            </w:pPr>
+            <w:r>
+              <w:rPr>
+                <w:rFonts w:ascii="Times New Roman" w:hAnsi="Times New Roman" w:eastAsia="Yu Mincho"/>
+                <w:sz w:val="18"/>
+              </w:rPr>
+              <w:t xml:space="preserve">Daily</w:t>
+            </w:r>
+          </w:p>
+        </w:tc>
+        <w:tc>
+          <w:tcPr>
+            <w:tcW w:type="dxa" w:w="964"/>
             <w:vAlign w:val="top"/>
             <w:tcMar>
               <w:top w:w="28" w:type="dxa"/>
               <w:right w:w="85" w:type="dxa"/>
               <w:bottom w:w="28" w:type="dxa"/>
+              <w:left w:w="28" w:type="dxa"/>
+            </w:tcMar>
+            <w:tcBorders>
+              <w:top w:val="single" w:sz="4" w:space="0" w:color="B7B7B7"/>
+              <w:bottom w:val="nil"/>
+            </w:tcBorders>
+          </w:tcPr>
+          <w:p>
+            <w:pPr>
+              <w:pStyle w:val="Compact"/>
+              <w:keepNext/>
+              <w:spacing w:line="240" w:lineRule="auto" w:after="0" w:before="0"/>
+              <w:jc w:val="right"/>
+            </w:pPr>
+            <w:r>
+              <w:rPr>
+                <w:rFonts w:ascii="Times New Roman" w:hAnsi="Times New Roman" w:eastAsia="Yu Mincho"/>
+                <w:sz w:val="18"/>
+              </w:rPr>
+              <w:t xml:space="preserve">94 (63.9)</w:t>
+            </w:r>
+          </w:p>
+        </w:tc>
+        <w:tc>
+          <w:tcPr>
+            <w:tcW w:type="dxa" w:w="1247"/>
+            <w:vAlign w:val="top"/>
+            <w:tcMar>
+              <w:top w:w="28" w:type="dxa"/>
+              <w:right w:w="28" w:type="dxa"/>
+              <w:bottom w:w="28" w:type="dxa"/>
               <w:left w:w="85" w:type="dxa"/>
             </w:tcMar>
             <w:tcBorders>
-              <w:top w:val="single" w:sz="4" w:space="0" w:color="B7B7B7"/>
-              <w:bottom w:val="nil"/>
-            </w:tcBorders>
-          </w:tcPr>
-          <w:p>
-            <w:pPr>
-              <w:pStyle w:val="Compact"/>
-              <w:keepNext/>
-              <w:spacing w:line="240" w:lineRule="auto" w:after="0" w:before="0"/>
-              <w:jc w:val="left"/>
-            </w:pPr>
-            <w:r>
-              <w:rPr>
-                <w:rFonts w:ascii="Times New Roman" w:hAnsi="Times New Roman" w:eastAsia="Yu Mincho"/>
-                <w:b/>
-                <w:sz w:val="18"/>
-              </w:rPr>
-              <w:t xml:space="preserve">Winter bathing frequency</w:t>
-            </w:r>
-          </w:p>
-        </w:tc>
-        <w:tc>
-          <w:tcPr>
-            <w:tcW w:type="dxa" w:w="4252"/>
-            <w:vAlign w:val="top"/>
-            <w:tcMar>
-              <w:top w:w="28" w:type="dxa"/>
-              <w:right w:w="85" w:type="dxa"/>
-              <w:bottom w:w="28" w:type="dxa"/>
-              <w:left w:w="85" w:type="dxa"/>
-            </w:tcMar>
-            <w:tcBorders>
-              <w:top w:val="single" w:sz="4" w:space="0" w:color="B7B7B7"/>
-              <w:bottom w:val="nil"/>
-            </w:tcBorders>
-          </w:tcPr>
-          <w:p>
-            <w:pPr>
-              <w:pStyle w:val="Compact"/>
-              <w:keepNext/>
-              <w:spacing w:line="240" w:lineRule="auto" w:after="0" w:before="0"/>
-              <w:ind w:left="142"/>
-              <w:jc w:val="left"/>
-            </w:pPr>
-            <w:r>
-              <w:rPr>
-                <w:rFonts w:ascii="Times New Roman" w:hAnsi="Times New Roman" w:eastAsia="Yu Mincho"/>
-                <w:sz w:val="18"/>
-              </w:rPr>
-              <w:t xml:space="preserve">Daily</w:t>
-            </w:r>
-          </w:p>
-        </w:tc>
-        <w:tc>
-          <w:tcPr>
-            <w:tcW w:type="dxa" w:w="1701"/>
-            <w:vAlign w:val="top"/>
-            <w:tcMar>
-              <w:top w:w="28" w:type="dxa"/>
-              <w:right w:w="85" w:type="dxa"/>
-              <w:bottom w:w="28" w:type="dxa"/>
-              <w:left w:w="85" w:type="dxa"/>
-            </w:tcMar>
-            <w:tcBorders>
-              <w:top w:val="single" w:sz="4" w:space="0" w:color="B7B7B7"/>
+              <w:top w:val="nil"/>
+              <w:bottom w:val="nil"/>
+            </w:tcBorders>
+          </w:tcPr>
+          <w:p>
+            <w:pPr>
+              <w:pStyle w:val="Compact"/>
+              <w:keepNext/>
+              <w:spacing w:line="240" w:lineRule="auto" w:after="0" w:before="0"/>
+              <w:jc w:val="left"/>
+            </w:pPr>
+          </w:p>
+        </w:tc>
+        <w:tc>
+          <w:tcPr>
+            <w:tcW w:type="dxa" w:w="2041"/>
+            <w:vAlign w:val="top"/>
+            <w:tcMar>
+              <w:top w:w="28" w:type="dxa"/>
+              <w:right w:w="28" w:type="dxa"/>
+              <w:bottom w:w="28" w:type="dxa"/>
+              <w:left w:w="28" w:type="dxa"/>
+            </w:tcMar>
+            <w:tcBorders>
+              <w:top w:val="nil"/>
+              <w:bottom w:val="nil"/>
+            </w:tcBorders>
+          </w:tcPr>
+          <w:p>
+            <w:pPr>
+              <w:pStyle w:val="Compact"/>
+              <w:keepNext/>
+              <w:spacing w:line="240" w:lineRule="auto" w:after="0" w:before="0"/>
+              <w:jc w:val="left"/>
+            </w:pPr>
+            <w:r>
+              <w:rPr>
+                <w:rFonts w:ascii="Times New Roman" w:hAnsi="Times New Roman" w:eastAsia="Yu Mincho"/>
+                <w:sz w:val="18"/>
+              </w:rPr>
+              <w:t xml:space="preserve">Dressing-room score 5-7</w:t>
+            </w:r>
+          </w:p>
+        </w:tc>
+        <w:tc>
+          <w:tcPr>
+            <w:tcW w:type="dxa" w:w="964"/>
+            <w:vAlign w:val="top"/>
+            <w:tcMar>
+              <w:top w:w="28" w:type="dxa"/>
+              <w:right w:w="28" w:type="dxa"/>
+              <w:bottom w:w="28" w:type="dxa"/>
+              <w:left w:w="28" w:type="dxa"/>
+            </w:tcMar>
+            <w:tcBorders>
+              <w:top w:val="nil"/>
               <w:bottom w:val="nil"/>
             </w:tcBorders>
           </w:tcPr>
@@ -2527,7 +3748,7 @@
                 <w:rFonts w:ascii="Times New Roman" w:hAnsi="Times New Roman" w:eastAsia="Yu Mincho"/>
                 <w:sz w:val="18"/>
               </w:rPr>
-              <w:t xml:space="preserve">94 (63.9)</w:t>
+              <w:t xml:space="preserve">77 (52.4)</w:t>
             </w:r>
           </w:p>
         </w:tc>
@@ -2538,12 +3759,98 @@
         </w:trPr>
         <w:tc>
           <w:tcPr>
-            <w:tcW w:type="dxa" w:w="2551"/>
+            <w:tcW w:type="dxa" w:w="1247"/>
+            <w:vAlign w:val="top"/>
+            <w:tcMar>
+              <w:top w:w="28" w:type="dxa"/>
+              <w:right w:w="28" w:type="dxa"/>
+              <w:bottom w:w="28" w:type="dxa"/>
+              <w:left w:w="28" w:type="dxa"/>
+            </w:tcMar>
+            <w:tcBorders>
+              <w:top w:val="nil"/>
+              <w:bottom w:val="nil"/>
+            </w:tcBorders>
+          </w:tcPr>
+          <w:p>
+            <w:pPr>
+              <w:pStyle w:val="Compact"/>
+              <w:keepNext/>
+              <w:spacing w:line="240" w:lineRule="auto" w:after="0" w:before="0"/>
+              <w:jc w:val="left"/>
+            </w:pPr>
+          </w:p>
+        </w:tc>
+        <w:tc>
+          <w:tcPr>
+            <w:tcW w:type="dxa" w:w="2041"/>
+            <w:vAlign w:val="top"/>
+            <w:tcMar>
+              <w:top w:w="28" w:type="dxa"/>
+              <w:right w:w="28" w:type="dxa"/>
+              <w:bottom w:w="28" w:type="dxa"/>
+              <w:left w:w="28" w:type="dxa"/>
+            </w:tcMar>
+            <w:tcBorders>
+              <w:top w:val="nil"/>
+              <w:bottom w:val="nil"/>
+            </w:tcBorders>
+          </w:tcPr>
+          <w:p>
+            <w:pPr>
+              <w:pStyle w:val="Compact"/>
+              <w:keepNext/>
+              <w:spacing w:line="240" w:lineRule="auto" w:after="0" w:before="0"/>
+              <w:jc w:val="left"/>
+            </w:pPr>
+            <w:r>
+              <w:rPr>
+                <w:rFonts w:ascii="Times New Roman" w:hAnsi="Times New Roman" w:eastAsia="Yu Mincho"/>
+                <w:sz w:val="18"/>
+              </w:rPr>
+              <w:t xml:space="preserve">4-6 times/week</w:t>
+            </w:r>
+          </w:p>
+        </w:tc>
+        <w:tc>
+          <w:tcPr>
+            <w:tcW w:type="dxa" w:w="964"/>
             <w:vAlign w:val="top"/>
             <w:tcMar>
               <w:top w:w="28" w:type="dxa"/>
               <w:right w:w="85" w:type="dxa"/>
               <w:bottom w:w="28" w:type="dxa"/>
+              <w:left w:w="28" w:type="dxa"/>
+            </w:tcMar>
+            <w:tcBorders>
+              <w:top w:val="nil"/>
+              <w:bottom w:val="nil"/>
+            </w:tcBorders>
+          </w:tcPr>
+          <w:p>
+            <w:pPr>
+              <w:pStyle w:val="Compact"/>
+              <w:keepNext/>
+              <w:spacing w:line="240" w:lineRule="auto" w:after="0" w:before="0"/>
+              <w:jc w:val="right"/>
+            </w:pPr>
+            <w:r>
+              <w:rPr>
+                <w:rFonts w:ascii="Times New Roman" w:hAnsi="Times New Roman" w:eastAsia="Yu Mincho"/>
+                <w:sz w:val="18"/>
+              </w:rPr>
+              <w:t xml:space="preserve">36 (24.5)</w:t>
+            </w:r>
+          </w:p>
+        </w:tc>
+        <w:tc>
+          <w:tcPr>
+            <w:tcW w:type="dxa" w:w="1247"/>
+            <w:vAlign w:val="top"/>
+            <w:tcMar>
+              <w:top w:w="28" w:type="dxa"/>
+              <w:right w:w="28" w:type="dxa"/>
+              <w:bottom w:w="28" w:type="dxa"/>
               <w:left w:w="85" w:type="dxa"/>
             </w:tcMar>
             <w:tcBorders>
@@ -2562,45 +3869,37 @@
         </w:tc>
         <w:tc>
           <w:tcPr>
-            <w:tcW w:type="dxa" w:w="4252"/>
-            <w:vAlign w:val="top"/>
-            <w:tcMar>
-              <w:top w:w="28" w:type="dxa"/>
-              <w:right w:w="85" w:type="dxa"/>
-              <w:bottom w:w="28" w:type="dxa"/>
-              <w:left w:w="85" w:type="dxa"/>
-            </w:tcMar>
-            <w:tcBorders>
-              <w:top w:val="nil"/>
-              <w:bottom w:val="nil"/>
-            </w:tcBorders>
-          </w:tcPr>
-          <w:p>
-            <w:pPr>
-              <w:pStyle w:val="Compact"/>
-              <w:keepNext/>
-              <w:spacing w:line="240" w:lineRule="auto" w:after="0" w:before="0"/>
-              <w:ind w:left="142"/>
-              <w:jc w:val="left"/>
-            </w:pPr>
-            <w:r>
-              <w:rPr>
-                <w:rFonts w:ascii="Times New Roman" w:hAnsi="Times New Roman" w:eastAsia="Yu Mincho"/>
-                <w:sz w:val="18"/>
-              </w:rPr>
-              <w:t xml:space="preserve">4-6 times/week</w:t>
-            </w:r>
-          </w:p>
-        </w:tc>
-        <w:tc>
-          <w:tcPr>
-            <w:tcW w:type="dxa" w:w="1701"/>
-            <w:vAlign w:val="top"/>
-            <w:tcMar>
-              <w:top w:w="28" w:type="dxa"/>
-              <w:right w:w="85" w:type="dxa"/>
-              <w:bottom w:w="28" w:type="dxa"/>
-              <w:left w:w="85" w:type="dxa"/>
+            <w:tcW w:type="dxa" w:w="2041"/>
+            <w:vAlign w:val="top"/>
+            <w:tcMar>
+              <w:top w:w="28" w:type="dxa"/>
+              <w:right w:w="28" w:type="dxa"/>
+              <w:bottom w:w="28" w:type="dxa"/>
+              <w:left w:w="28" w:type="dxa"/>
+            </w:tcMar>
+            <w:tcBorders>
+              <w:top w:val="nil"/>
+              <w:bottom w:val="nil"/>
+            </w:tcBorders>
+          </w:tcPr>
+          <w:p>
+            <w:pPr>
+              <w:pStyle w:val="Compact"/>
+              <w:keepNext/>
+              <w:spacing w:line="240" w:lineRule="auto" w:after="0" w:before="0"/>
+              <w:jc w:val="left"/>
+            </w:pPr>
+          </w:p>
+        </w:tc>
+        <w:tc>
+          <w:tcPr>
+            <w:tcW w:type="dxa" w:w="964"/>
+            <w:vAlign w:val="top"/>
+            <w:tcMar>
+              <w:top w:w="28" w:type="dxa"/>
+              <w:right w:w="28" w:type="dxa"/>
+              <w:bottom w:w="28" w:type="dxa"/>
+              <w:left w:w="28" w:type="dxa"/>
             </w:tcMar>
             <w:tcBorders>
               <w:top w:val="nil"/>
@@ -2614,13 +3913,6 @@
               <w:spacing w:line="240" w:lineRule="auto" w:after="0" w:before="0"/>
               <w:jc w:val="right"/>
             </w:pPr>
-            <w:r>
-              <w:rPr>
-                <w:rFonts w:ascii="Times New Roman" w:hAnsi="Times New Roman" w:eastAsia="Yu Mincho"/>
-                <w:sz w:val="18"/>
-              </w:rPr>
-              <w:t xml:space="preserve">36 (24.5)</w:t>
-            </w:r>
           </w:p>
         </w:tc>
       </w:tr>
@@ -2630,12 +3922,98 @@
         </w:trPr>
         <w:tc>
           <w:tcPr>
-            <w:tcW w:type="dxa" w:w="2551"/>
+            <w:tcW w:type="dxa" w:w="1247"/>
+            <w:vAlign w:val="top"/>
+            <w:tcMar>
+              <w:top w:w="28" w:type="dxa"/>
+              <w:right w:w="28" w:type="dxa"/>
+              <w:bottom w:w="28" w:type="dxa"/>
+              <w:left w:w="28" w:type="dxa"/>
+            </w:tcMar>
+            <w:tcBorders>
+              <w:top w:val="nil"/>
+              <w:bottom w:val="nil"/>
+            </w:tcBorders>
+          </w:tcPr>
+          <w:p>
+            <w:pPr>
+              <w:pStyle w:val="Compact"/>
+              <w:keepNext/>
+              <w:spacing w:line="240" w:lineRule="auto" w:after="0" w:before="0"/>
+              <w:jc w:val="left"/>
+            </w:pPr>
+          </w:p>
+        </w:tc>
+        <w:tc>
+          <w:tcPr>
+            <w:tcW w:type="dxa" w:w="2041"/>
+            <w:vAlign w:val="top"/>
+            <w:tcMar>
+              <w:top w:w="28" w:type="dxa"/>
+              <w:right w:w="28" w:type="dxa"/>
+              <w:bottom w:w="28" w:type="dxa"/>
+              <w:left w:w="28" w:type="dxa"/>
+            </w:tcMar>
+            <w:tcBorders>
+              <w:top w:val="nil"/>
+              <w:bottom w:val="nil"/>
+            </w:tcBorders>
+          </w:tcPr>
+          <w:p>
+            <w:pPr>
+              <w:pStyle w:val="Compact"/>
+              <w:keepNext/>
+              <w:spacing w:line="240" w:lineRule="auto" w:after="0" w:before="0"/>
+              <w:jc w:val="left"/>
+            </w:pPr>
+            <w:r>
+              <w:rPr>
+                <w:rFonts w:ascii="Times New Roman" w:hAnsi="Times New Roman" w:eastAsia="Yu Mincho"/>
+                <w:sz w:val="18"/>
+              </w:rPr>
+              <w:t xml:space="preserve">1-3 times/week</w:t>
+            </w:r>
+          </w:p>
+        </w:tc>
+        <w:tc>
+          <w:tcPr>
+            <w:tcW w:type="dxa" w:w="964"/>
             <w:vAlign w:val="top"/>
             <w:tcMar>
               <w:top w:w="28" w:type="dxa"/>
               <w:right w:w="85" w:type="dxa"/>
               <w:bottom w:w="28" w:type="dxa"/>
+              <w:left w:w="28" w:type="dxa"/>
+            </w:tcMar>
+            <w:tcBorders>
+              <w:top w:val="nil"/>
+              <w:bottom w:val="nil"/>
+            </w:tcBorders>
+          </w:tcPr>
+          <w:p>
+            <w:pPr>
+              <w:pStyle w:val="Compact"/>
+              <w:keepNext/>
+              <w:spacing w:line="240" w:lineRule="auto" w:after="0" w:before="0"/>
+              <w:jc w:val="right"/>
+            </w:pPr>
+            <w:r>
+              <w:rPr>
+                <w:rFonts w:ascii="Times New Roman" w:hAnsi="Times New Roman" w:eastAsia="Yu Mincho"/>
+                <w:sz w:val="18"/>
+              </w:rPr>
+              <w:t xml:space="preserve">10 (6.8)</w:t>
+            </w:r>
+          </w:p>
+        </w:tc>
+        <w:tc>
+          <w:tcPr>
+            <w:tcW w:type="dxa" w:w="1247"/>
+            <w:vAlign w:val="top"/>
+            <w:tcMar>
+              <w:top w:w="28" w:type="dxa"/>
+              <w:right w:w="28" w:type="dxa"/>
+              <w:bottom w:w="28" w:type="dxa"/>
               <w:left w:w="85" w:type="dxa"/>
             </w:tcMar>
             <w:tcBorders>
@@ -2654,45 +4032,37 @@
         </w:tc>
         <w:tc>
           <w:tcPr>
-            <w:tcW w:type="dxa" w:w="4252"/>
-            <w:vAlign w:val="top"/>
-            <w:tcMar>
-              <w:top w:w="28" w:type="dxa"/>
-              <w:right w:w="85" w:type="dxa"/>
-              <w:bottom w:w="28" w:type="dxa"/>
-              <w:left w:w="85" w:type="dxa"/>
-            </w:tcMar>
-            <w:tcBorders>
-              <w:top w:val="nil"/>
-              <w:bottom w:val="nil"/>
-            </w:tcBorders>
-          </w:tcPr>
-          <w:p>
-            <w:pPr>
-              <w:pStyle w:val="Compact"/>
-              <w:keepNext/>
-              <w:spacing w:line="240" w:lineRule="auto" w:after="0" w:before="0"/>
-              <w:ind w:left="142"/>
-              <w:jc w:val="left"/>
-            </w:pPr>
-            <w:r>
-              <w:rPr>
-                <w:rFonts w:ascii="Times New Roman" w:hAnsi="Times New Roman" w:eastAsia="Yu Mincho"/>
-                <w:sz w:val="18"/>
-              </w:rPr>
-              <w:t xml:space="preserve">1-3 times/week</w:t>
-            </w:r>
-          </w:p>
-        </w:tc>
-        <w:tc>
-          <w:tcPr>
-            <w:tcW w:type="dxa" w:w="1701"/>
-            <w:vAlign w:val="top"/>
-            <w:tcMar>
-              <w:top w:w="28" w:type="dxa"/>
-              <w:right w:w="85" w:type="dxa"/>
-              <w:bottom w:w="28" w:type="dxa"/>
-              <w:left w:w="85" w:type="dxa"/>
+            <w:tcW w:type="dxa" w:w="2041"/>
+            <w:vAlign w:val="top"/>
+            <w:tcMar>
+              <w:top w:w="28" w:type="dxa"/>
+              <w:right w:w="28" w:type="dxa"/>
+              <w:bottom w:w="28" w:type="dxa"/>
+              <w:left w:w="28" w:type="dxa"/>
+            </w:tcMar>
+            <w:tcBorders>
+              <w:top w:val="nil"/>
+              <w:bottom w:val="nil"/>
+            </w:tcBorders>
+          </w:tcPr>
+          <w:p>
+            <w:pPr>
+              <w:pStyle w:val="Compact"/>
+              <w:keepNext/>
+              <w:spacing w:line="240" w:lineRule="auto" w:after="0" w:before="0"/>
+              <w:jc w:val="left"/>
+            </w:pPr>
+          </w:p>
+        </w:tc>
+        <w:tc>
+          <w:tcPr>
+            <w:tcW w:type="dxa" w:w="964"/>
+            <w:vAlign w:val="top"/>
+            <w:tcMar>
+              <w:top w:w="28" w:type="dxa"/>
+              <w:right w:w="28" w:type="dxa"/>
+              <w:bottom w:w="28" w:type="dxa"/>
+              <w:left w:w="28" w:type="dxa"/>
             </w:tcMar>
             <w:tcBorders>
               <w:top w:val="nil"/>
@@ -2706,13 +4076,6 @@
               <w:spacing w:line="240" w:lineRule="auto" w:after="0" w:before="0"/>
               <w:jc w:val="right"/>
             </w:pPr>
-            <w:r>
-              <w:rPr>
-                <w:rFonts w:ascii="Times New Roman" w:hAnsi="Times New Roman" w:eastAsia="Yu Mincho"/>
-                <w:sz w:val="18"/>
-              </w:rPr>
-              <w:t xml:space="preserve">10 (6.8)</w:t>
-            </w:r>
           </w:p>
         </w:tc>
       </w:tr>
@@ -2722,12 +4085,98 @@
         </w:trPr>
         <w:tc>
           <w:tcPr>
-            <w:tcW w:type="dxa" w:w="2551"/>
+            <w:tcW w:type="dxa" w:w="1247"/>
+            <w:vAlign w:val="top"/>
+            <w:tcMar>
+              <w:top w:w="28" w:type="dxa"/>
+              <w:right w:w="28" w:type="dxa"/>
+              <w:bottom w:w="28" w:type="dxa"/>
+              <w:left w:w="28" w:type="dxa"/>
+            </w:tcMar>
+            <w:tcBorders>
+              <w:top w:val="nil"/>
+              <w:bottom w:val="nil"/>
+            </w:tcBorders>
+          </w:tcPr>
+          <w:p>
+            <w:pPr>
+              <w:pStyle w:val="Compact"/>
+              <w:keepNext/>
+              <w:spacing w:line="240" w:lineRule="auto" w:after="0" w:before="0"/>
+              <w:jc w:val="left"/>
+            </w:pPr>
+          </w:p>
+        </w:tc>
+        <w:tc>
+          <w:tcPr>
+            <w:tcW w:type="dxa" w:w="2041"/>
+            <w:vAlign w:val="top"/>
+            <w:tcMar>
+              <w:top w:w="28" w:type="dxa"/>
+              <w:right w:w="28" w:type="dxa"/>
+              <w:bottom w:w="28" w:type="dxa"/>
+              <w:left w:w="28" w:type="dxa"/>
+            </w:tcMar>
+            <w:tcBorders>
+              <w:top w:val="nil"/>
+              <w:bottom w:val="nil"/>
+            </w:tcBorders>
+          </w:tcPr>
+          <w:p>
+            <w:pPr>
+              <w:pStyle w:val="Compact"/>
+              <w:keepNext/>
+              <w:spacing w:line="240" w:lineRule="auto" w:after="0" w:before="0"/>
+              <w:jc w:val="left"/>
+            </w:pPr>
+            <w:r>
+              <w:rPr>
+                <w:rFonts w:ascii="Times New Roman" w:hAnsi="Times New Roman" w:eastAsia="Yu Mincho"/>
+                <w:sz w:val="18"/>
+              </w:rPr>
+              <w:t xml:space="preserve">1-3 times/month</w:t>
+            </w:r>
+          </w:p>
+        </w:tc>
+        <w:tc>
+          <w:tcPr>
+            <w:tcW w:type="dxa" w:w="964"/>
             <w:vAlign w:val="top"/>
             <w:tcMar>
               <w:top w:w="28" w:type="dxa"/>
               <w:right w:w="85" w:type="dxa"/>
               <w:bottom w:w="28" w:type="dxa"/>
+              <w:left w:w="28" w:type="dxa"/>
+            </w:tcMar>
+            <w:tcBorders>
+              <w:top w:val="nil"/>
+              <w:bottom w:val="nil"/>
+            </w:tcBorders>
+          </w:tcPr>
+          <w:p>
+            <w:pPr>
+              <w:pStyle w:val="Compact"/>
+              <w:keepNext/>
+              <w:spacing w:line="240" w:lineRule="auto" w:after="0" w:before="0"/>
+              <w:jc w:val="right"/>
+            </w:pPr>
+            <w:r>
+              <w:rPr>
+                <w:rFonts w:ascii="Times New Roman" w:hAnsi="Times New Roman" w:eastAsia="Yu Mincho"/>
+                <w:sz w:val="18"/>
+              </w:rPr>
+              <w:t xml:space="preserve">2 (1.4)</w:t>
+            </w:r>
+          </w:p>
+        </w:tc>
+        <w:tc>
+          <w:tcPr>
+            <w:tcW w:type="dxa" w:w="1247"/>
+            <w:vAlign w:val="top"/>
+            <w:tcMar>
+              <w:top w:w="28" w:type="dxa"/>
+              <w:right w:w="28" w:type="dxa"/>
+              <w:bottom w:w="28" w:type="dxa"/>
               <w:left w:w="85" w:type="dxa"/>
             </w:tcMar>
             <w:tcBorders>
@@ -2746,45 +4195,37 @@
         </w:tc>
         <w:tc>
           <w:tcPr>
-            <w:tcW w:type="dxa" w:w="4252"/>
-            <w:vAlign w:val="top"/>
-            <w:tcMar>
-              <w:top w:w="28" w:type="dxa"/>
-              <w:right w:w="85" w:type="dxa"/>
-              <w:bottom w:w="28" w:type="dxa"/>
-              <w:left w:w="85" w:type="dxa"/>
-            </w:tcMar>
-            <w:tcBorders>
-              <w:top w:val="nil"/>
-              <w:bottom w:val="nil"/>
-            </w:tcBorders>
-          </w:tcPr>
-          <w:p>
-            <w:pPr>
-              <w:pStyle w:val="Compact"/>
-              <w:keepNext/>
-              <w:spacing w:line="240" w:lineRule="auto" w:after="0" w:before="0"/>
-              <w:ind w:left="142"/>
-              <w:jc w:val="left"/>
-            </w:pPr>
-            <w:r>
-              <w:rPr>
-                <w:rFonts w:ascii="Times New Roman" w:hAnsi="Times New Roman" w:eastAsia="Yu Mincho"/>
-                <w:sz w:val="18"/>
-              </w:rPr>
-              <w:t xml:space="preserve">1-3 times/month</w:t>
-            </w:r>
-          </w:p>
-        </w:tc>
-        <w:tc>
-          <w:tcPr>
-            <w:tcW w:type="dxa" w:w="1701"/>
-            <w:vAlign w:val="top"/>
-            <w:tcMar>
-              <w:top w:w="28" w:type="dxa"/>
-              <w:right w:w="85" w:type="dxa"/>
-              <w:bottom w:w="28" w:type="dxa"/>
-              <w:left w:w="85" w:type="dxa"/>
+            <w:tcW w:type="dxa" w:w="2041"/>
+            <w:vAlign w:val="top"/>
+            <w:tcMar>
+              <w:top w:w="28" w:type="dxa"/>
+              <w:right w:w="28" w:type="dxa"/>
+              <w:bottom w:w="28" w:type="dxa"/>
+              <w:left w:w="28" w:type="dxa"/>
+            </w:tcMar>
+            <w:tcBorders>
+              <w:top w:val="nil"/>
+              <w:bottom w:val="nil"/>
+            </w:tcBorders>
+          </w:tcPr>
+          <w:p>
+            <w:pPr>
+              <w:pStyle w:val="Compact"/>
+              <w:keepNext/>
+              <w:spacing w:line="240" w:lineRule="auto" w:after="0" w:before="0"/>
+              <w:jc w:val="left"/>
+            </w:pPr>
+          </w:p>
+        </w:tc>
+        <w:tc>
+          <w:tcPr>
+            <w:tcW w:type="dxa" w:w="964"/>
+            <w:vAlign w:val="top"/>
+            <w:tcMar>
+              <w:top w:w="28" w:type="dxa"/>
+              <w:right w:w="28" w:type="dxa"/>
+              <w:bottom w:w="28" w:type="dxa"/>
+              <w:left w:w="28" w:type="dxa"/>
             </w:tcMar>
             <w:tcBorders>
               <w:top w:val="nil"/>
@@ -2798,13 +4239,6 @@
               <w:spacing w:line="240" w:lineRule="auto" w:after="0" w:before="0"/>
               <w:jc w:val="right"/>
             </w:pPr>
-            <w:r>
-              <w:rPr>
-                <w:rFonts w:ascii="Times New Roman" w:hAnsi="Times New Roman" w:eastAsia="Yu Mincho"/>
-                <w:sz w:val="18"/>
-              </w:rPr>
-              <w:t xml:space="preserve">2 (1.4)</w:t>
-            </w:r>
           </w:p>
         </w:tc>
       </w:tr>
@@ -2814,71 +4248,146 @@
         </w:trPr>
         <w:tc>
           <w:tcPr>
-            <w:tcW w:type="dxa" w:w="2551"/>
+            <w:tcW w:type="dxa" w:w="1247"/>
+            <w:vAlign w:val="top"/>
+            <w:tcMar>
+              <w:top w:w="28" w:type="dxa"/>
+              <w:right w:w="28" w:type="dxa"/>
+              <w:bottom w:w="28" w:type="dxa"/>
+              <w:left w:w="28" w:type="dxa"/>
+            </w:tcMar>
+            <w:tcBorders>
+              <w:top w:val="nil"/>
+              <w:bottom w:val="single" w:sz="8" w:space="0" w:color="000000"/>
+            </w:tcBorders>
+          </w:tcPr>
+          <w:p>
+            <w:pPr>
+              <w:pStyle w:val="Compact"/>
+              <w:spacing w:line="240" w:lineRule="auto" w:after="0" w:before="0"/>
+              <w:jc w:val="left"/>
+            </w:pPr>
+          </w:p>
+        </w:tc>
+        <w:tc>
+          <w:tcPr>
+            <w:tcW w:type="dxa" w:w="2041"/>
+            <w:vAlign w:val="top"/>
+            <w:tcMar>
+              <w:top w:w="28" w:type="dxa"/>
+              <w:right w:w="28" w:type="dxa"/>
+              <w:bottom w:w="28" w:type="dxa"/>
+              <w:left w:w="28" w:type="dxa"/>
+            </w:tcMar>
+            <w:tcBorders>
+              <w:top w:val="nil"/>
+              <w:bottom w:val="single" w:sz="8" w:space="0" w:color="000000"/>
+            </w:tcBorders>
+          </w:tcPr>
+          <w:p>
+            <w:pPr>
+              <w:pStyle w:val="Compact"/>
+              <w:spacing w:line="240" w:lineRule="auto" w:after="0" w:before="0"/>
+              <w:jc w:val="left"/>
+            </w:pPr>
+            <w:r>
+              <w:rPr>
+                <w:rFonts w:ascii="Times New Roman" w:hAnsi="Times New Roman" w:eastAsia="Yu Mincho"/>
+                <w:sz w:val="18"/>
+              </w:rPr>
+              <w:t xml:space="preserve">Almost never</w:t>
+            </w:r>
+          </w:p>
+        </w:tc>
+        <w:tc>
+          <w:tcPr>
+            <w:tcW w:type="dxa" w:w="964"/>
             <w:vAlign w:val="top"/>
             <w:tcMar>
               <w:top w:w="28" w:type="dxa"/>
               <w:right w:w="85" w:type="dxa"/>
               <w:bottom w:w="28" w:type="dxa"/>
+              <w:left w:w="28" w:type="dxa"/>
+            </w:tcMar>
+            <w:tcBorders>
+              <w:top w:val="nil"/>
+              <w:bottom w:val="single" w:sz="8" w:space="0" w:color="000000"/>
+            </w:tcBorders>
+          </w:tcPr>
+          <w:p>
+            <w:pPr>
+              <w:pStyle w:val="Compact"/>
+              <w:spacing w:line="240" w:lineRule="auto" w:after="0" w:before="0"/>
+              <w:jc w:val="right"/>
+            </w:pPr>
+            <w:r>
+              <w:rPr>
+                <w:rFonts w:ascii="Times New Roman" w:hAnsi="Times New Roman" w:eastAsia="Yu Mincho"/>
+                <w:sz w:val="18"/>
+              </w:rPr>
+              <w:t xml:space="preserve">5 (3.4)</w:t>
+            </w:r>
+          </w:p>
+        </w:tc>
+        <w:tc>
+          <w:tcPr>
+            <w:tcW w:type="dxa" w:w="1247"/>
+            <w:vAlign w:val="top"/>
+            <w:tcMar>
+              <w:top w:w="28" w:type="dxa"/>
+              <w:right w:w="28" w:type="dxa"/>
+              <w:bottom w:w="28" w:type="dxa"/>
               <w:left w:w="85" w:type="dxa"/>
             </w:tcMar>
             <w:tcBorders>
               <w:top w:val="nil"/>
-              <w:bottom w:val="nil"/>
-            </w:tcBorders>
-          </w:tcPr>
-          <w:p>
-            <w:pPr>
-              <w:pStyle w:val="Compact"/>
-              <w:spacing w:line="240" w:lineRule="auto" w:after="0" w:before="0"/>
-              <w:jc w:val="left"/>
-            </w:pPr>
-          </w:p>
-        </w:tc>
-        <w:tc>
-          <w:tcPr>
-            <w:tcW w:type="dxa" w:w="4252"/>
-            <w:vAlign w:val="top"/>
-            <w:tcMar>
-              <w:top w:w="28" w:type="dxa"/>
-              <w:right w:w="85" w:type="dxa"/>
-              <w:bottom w:w="28" w:type="dxa"/>
-              <w:left w:w="85" w:type="dxa"/>
-            </w:tcMar>
-            <w:tcBorders>
-              <w:top w:val="nil"/>
-              <w:bottom w:val="nil"/>
-            </w:tcBorders>
-          </w:tcPr>
-          <w:p>
-            <w:pPr>
-              <w:pStyle w:val="Compact"/>
-              <w:spacing w:line="240" w:lineRule="auto" w:after="0" w:before="0"/>
-              <w:ind w:left="142"/>
-              <w:jc w:val="left"/>
-            </w:pPr>
-            <w:r>
-              <w:rPr>
-                <w:rFonts w:ascii="Times New Roman" w:hAnsi="Times New Roman" w:eastAsia="Yu Mincho"/>
-                <w:sz w:val="18"/>
-              </w:rPr>
-              <w:t xml:space="preserve">Almost never</w:t>
-            </w:r>
-          </w:p>
-        </w:tc>
-        <w:tc>
-          <w:tcPr>
-            <w:tcW w:type="dxa" w:w="1701"/>
-            <w:vAlign w:val="top"/>
-            <w:tcMar>
-              <w:top w:w="28" w:type="dxa"/>
-              <w:right w:w="85" w:type="dxa"/>
-              <w:bottom w:w="28" w:type="dxa"/>
-              <w:left w:w="85" w:type="dxa"/>
-            </w:tcMar>
-            <w:tcBorders>
-              <w:top w:val="nil"/>
-              <w:bottom w:val="nil"/>
+              <w:bottom w:val="single" w:sz="8" w:space="0" w:color="000000"/>
+            </w:tcBorders>
+          </w:tcPr>
+          <w:p>
+            <w:pPr>
+              <w:pStyle w:val="Compact"/>
+              <w:spacing w:line="240" w:lineRule="auto" w:after="0" w:before="0"/>
+              <w:jc w:val="left"/>
+            </w:pPr>
+          </w:p>
+        </w:tc>
+        <w:tc>
+          <w:tcPr>
+            <w:tcW w:type="dxa" w:w="2041"/>
+            <w:vAlign w:val="top"/>
+            <w:tcMar>
+              <w:top w:w="28" w:type="dxa"/>
+              <w:right w:w="28" w:type="dxa"/>
+              <w:bottom w:w="28" w:type="dxa"/>
+              <w:left w:w="28" w:type="dxa"/>
+            </w:tcMar>
+            <w:tcBorders>
+              <w:top w:val="nil"/>
+              <w:bottom w:val="single" w:sz="8" w:space="0" w:color="000000"/>
+            </w:tcBorders>
+          </w:tcPr>
+          <w:p>
+            <w:pPr>
+              <w:pStyle w:val="Compact"/>
+              <w:spacing w:line="240" w:lineRule="auto" w:after="0" w:before="0"/>
+              <w:jc w:val="left"/>
+            </w:pPr>
+          </w:p>
+        </w:tc>
+        <w:tc>
+          <w:tcPr>
+            <w:tcW w:type="dxa" w:w="964"/>
+            <w:vAlign w:val="top"/>
+            <w:tcMar>
+              <w:top w:w="28" w:type="dxa"/>
+              <w:right w:w="28" w:type="dxa"/>
+              <w:bottom w:w="28" w:type="dxa"/>
+              <w:left w:w="28" w:type="dxa"/>
+            </w:tcMar>
+            <w:tcBorders>
+              <w:top w:val="nil"/>
+              <w:bottom w:val="single" w:sz="8" w:space="0" w:color="000000"/>
             </w:tcBorders>
           </w:tcPr>
           <w:p>
@@ -2887,1229 +4396,6 @@
               <w:spacing w:line="240" w:lineRule="auto" w:after="0" w:before="0"/>
               <w:jc w:val="right"/>
             </w:pPr>
-            <w:r>
-              <w:rPr>
-                <w:rFonts w:ascii="Times New Roman" w:hAnsi="Times New Roman" w:eastAsia="Yu Mincho"/>
-                <w:sz w:val="18"/>
-              </w:rPr>
-              <w:t xml:space="preserve">5 (3.4)</w:t>
-            </w:r>
-          </w:p>
-        </w:tc>
-      </w:tr>
-      <w:tr>
-        <w:trPr>
-          <w:cantSplit/>
-        </w:trPr>
-        <w:tc>
-          <w:tcPr>
-            <w:tcW w:type="dxa" w:w="2551"/>
-            <w:vAlign w:val="top"/>
-            <w:tcMar>
-              <w:top w:w="28" w:type="dxa"/>
-              <w:right w:w="85" w:type="dxa"/>
-              <w:bottom w:w="28" w:type="dxa"/>
-              <w:left w:w="85" w:type="dxa"/>
-            </w:tcMar>
-            <w:tcBorders>
-              <w:top w:val="single" w:sz="4" w:space="0" w:color="B7B7B7"/>
-              <w:bottom w:val="nil"/>
-            </w:tcBorders>
-          </w:tcPr>
-          <w:p>
-            <w:pPr>
-              <w:pStyle w:val="Compact"/>
-              <w:keepNext/>
-              <w:spacing w:line="240" w:lineRule="auto" w:after="0" w:before="0"/>
-              <w:jc w:val="left"/>
-            </w:pPr>
-            <w:r>
-              <w:rPr>
-                <w:rFonts w:ascii="Times New Roman" w:hAnsi="Times New Roman" w:eastAsia="Yu Mincho"/>
-                <w:b/>
-                <w:sz w:val="18"/>
-              </w:rPr>
-              <w:t xml:space="preserve">Bathroom window</w:t>
-            </w:r>
-          </w:p>
-        </w:tc>
-        <w:tc>
-          <w:tcPr>
-            <w:tcW w:type="dxa" w:w="4252"/>
-            <w:vAlign w:val="top"/>
-            <w:tcMar>
-              <w:top w:w="28" w:type="dxa"/>
-              <w:right w:w="85" w:type="dxa"/>
-              <w:bottom w:w="28" w:type="dxa"/>
-              <w:left w:w="85" w:type="dxa"/>
-            </w:tcMar>
-            <w:tcBorders>
-              <w:top w:val="single" w:sz="4" w:space="0" w:color="B7B7B7"/>
-              <w:bottom w:val="nil"/>
-            </w:tcBorders>
-          </w:tcPr>
-          <w:p>
-            <w:pPr>
-              <w:pStyle w:val="Compact"/>
-              <w:keepNext/>
-              <w:spacing w:line="240" w:lineRule="auto" w:after="0" w:before="0"/>
-              <w:ind w:left="142"/>
-              <w:jc w:val="left"/>
-            </w:pPr>
-            <w:r>
-              <w:rPr>
-                <w:rFonts w:ascii="Times New Roman" w:hAnsi="Times New Roman" w:eastAsia="Yu Mincho"/>
-                <w:sz w:val="18"/>
-              </w:rPr>
-              <w:t xml:space="preserve">Double window/double glazing</w:t>
-            </w:r>
-          </w:p>
-        </w:tc>
-        <w:tc>
-          <w:tcPr>
-            <w:tcW w:type="dxa" w:w="1701"/>
-            <w:vAlign w:val="top"/>
-            <w:tcMar>
-              <w:top w:w="28" w:type="dxa"/>
-              <w:right w:w="85" w:type="dxa"/>
-              <w:bottom w:w="28" w:type="dxa"/>
-              <w:left w:w="85" w:type="dxa"/>
-            </w:tcMar>
-            <w:tcBorders>
-              <w:top w:val="single" w:sz="4" w:space="0" w:color="B7B7B7"/>
-              <w:bottom w:val="nil"/>
-            </w:tcBorders>
-          </w:tcPr>
-          <w:p>
-            <w:pPr>
-              <w:pStyle w:val="Compact"/>
-              <w:keepNext/>
-              <w:spacing w:line="240" w:lineRule="auto" w:after="0" w:before="0"/>
-              <w:jc w:val="right"/>
-            </w:pPr>
-            <w:r>
-              <w:rPr>
-                <w:rFonts w:ascii="Times New Roman" w:hAnsi="Times New Roman" w:eastAsia="Yu Mincho"/>
-                <w:sz w:val="18"/>
-              </w:rPr>
-              <w:t xml:space="preserve">111 (75.5)</w:t>
-            </w:r>
-          </w:p>
-        </w:tc>
-      </w:tr>
-      <w:tr>
-        <w:trPr>
-          <w:cantSplit/>
-        </w:trPr>
-        <w:tc>
-          <w:tcPr>
-            <w:tcW w:type="dxa" w:w="2551"/>
-            <w:vAlign w:val="top"/>
-            <w:tcMar>
-              <w:top w:w="28" w:type="dxa"/>
-              <w:right w:w="85" w:type="dxa"/>
-              <w:bottom w:w="28" w:type="dxa"/>
-              <w:left w:w="85" w:type="dxa"/>
-            </w:tcMar>
-            <w:tcBorders>
-              <w:top w:val="nil"/>
-              <w:bottom w:val="nil"/>
-            </w:tcBorders>
-          </w:tcPr>
-          <w:p>
-            <w:pPr>
-              <w:pStyle w:val="Compact"/>
-              <w:keepNext/>
-              <w:spacing w:line="240" w:lineRule="auto" w:after="0" w:before="0"/>
-              <w:jc w:val="left"/>
-            </w:pPr>
-          </w:p>
-        </w:tc>
-        <w:tc>
-          <w:tcPr>
-            <w:tcW w:type="dxa" w:w="4252"/>
-            <w:vAlign w:val="top"/>
-            <w:tcMar>
-              <w:top w:w="28" w:type="dxa"/>
-              <w:right w:w="85" w:type="dxa"/>
-              <w:bottom w:w="28" w:type="dxa"/>
-              <w:left w:w="85" w:type="dxa"/>
-            </w:tcMar>
-            <w:tcBorders>
-              <w:top w:val="nil"/>
-              <w:bottom w:val="nil"/>
-            </w:tcBorders>
-          </w:tcPr>
-          <w:p>
-            <w:pPr>
-              <w:pStyle w:val="Compact"/>
-              <w:keepNext/>
-              <w:spacing w:line="240" w:lineRule="auto" w:after="0" w:before="0"/>
-              <w:ind w:left="142"/>
-              <w:jc w:val="left"/>
-            </w:pPr>
-            <w:r>
-              <w:rPr>
-                <w:rFonts w:ascii="Times New Roman" w:hAnsi="Times New Roman" w:eastAsia="Yu Mincho"/>
-                <w:sz w:val="18"/>
-              </w:rPr>
-              <w:t xml:space="preserve">Single glazing</w:t>
-            </w:r>
-          </w:p>
-        </w:tc>
-        <w:tc>
-          <w:tcPr>
-            <w:tcW w:type="dxa" w:w="1701"/>
-            <w:vAlign w:val="top"/>
-            <w:tcMar>
-              <w:top w:w="28" w:type="dxa"/>
-              <w:right w:w="85" w:type="dxa"/>
-              <w:bottom w:w="28" w:type="dxa"/>
-              <w:left w:w="85" w:type="dxa"/>
-            </w:tcMar>
-            <w:tcBorders>
-              <w:top w:val="nil"/>
-              <w:bottom w:val="nil"/>
-            </w:tcBorders>
-          </w:tcPr>
-          <w:p>
-            <w:pPr>
-              <w:pStyle w:val="Compact"/>
-              <w:keepNext/>
-              <w:spacing w:line="240" w:lineRule="auto" w:after="0" w:before="0"/>
-              <w:jc w:val="right"/>
-            </w:pPr>
-            <w:r>
-              <w:rPr>
-                <w:rFonts w:ascii="Times New Roman" w:hAnsi="Times New Roman" w:eastAsia="Yu Mincho"/>
-                <w:sz w:val="18"/>
-              </w:rPr>
-              <w:t xml:space="preserve">26 (17.7)</w:t>
-            </w:r>
-          </w:p>
-        </w:tc>
-      </w:tr>
-      <w:tr>
-        <w:trPr>
-          <w:cantSplit/>
-        </w:trPr>
-        <w:tc>
-          <w:tcPr>
-            <w:tcW w:type="dxa" w:w="2551"/>
-            <w:vAlign w:val="top"/>
-            <w:tcMar>
-              <w:top w:w="28" w:type="dxa"/>
-              <w:right w:w="85" w:type="dxa"/>
-              <w:bottom w:w="28" w:type="dxa"/>
-              <w:left w:w="85" w:type="dxa"/>
-            </w:tcMar>
-            <w:tcBorders>
-              <w:top w:val="nil"/>
-              <w:bottom w:val="nil"/>
-            </w:tcBorders>
-          </w:tcPr>
-          <w:p>
-            <w:pPr>
-              <w:pStyle w:val="Compact"/>
-              <w:keepNext/>
-              <w:spacing w:line="240" w:lineRule="auto" w:after="0" w:before="0"/>
-              <w:jc w:val="left"/>
-            </w:pPr>
-          </w:p>
-        </w:tc>
-        <w:tc>
-          <w:tcPr>
-            <w:tcW w:type="dxa" w:w="4252"/>
-            <w:vAlign w:val="top"/>
-            <w:tcMar>
-              <w:top w:w="28" w:type="dxa"/>
-              <w:right w:w="85" w:type="dxa"/>
-              <w:bottom w:w="28" w:type="dxa"/>
-              <w:left w:w="85" w:type="dxa"/>
-            </w:tcMar>
-            <w:tcBorders>
-              <w:top w:val="nil"/>
-              <w:bottom w:val="nil"/>
-            </w:tcBorders>
-          </w:tcPr>
-          <w:p>
-            <w:pPr>
-              <w:pStyle w:val="Compact"/>
-              <w:keepNext/>
-              <w:spacing w:line="240" w:lineRule="auto" w:after="0" w:before="0"/>
-              <w:ind w:left="142"/>
-              <w:jc w:val="left"/>
-            </w:pPr>
-            <w:r>
-              <w:rPr>
-                <w:rFonts w:ascii="Times New Roman" w:hAnsi="Times New Roman" w:eastAsia="Yu Mincho"/>
-                <w:sz w:val="18"/>
-              </w:rPr>
-              <w:t xml:space="preserve">No window</w:t>
-            </w:r>
-          </w:p>
-        </w:tc>
-        <w:tc>
-          <w:tcPr>
-            <w:tcW w:type="dxa" w:w="1701"/>
-            <w:vAlign w:val="top"/>
-            <w:tcMar>
-              <w:top w:w="28" w:type="dxa"/>
-              <w:right w:w="85" w:type="dxa"/>
-              <w:bottom w:w="28" w:type="dxa"/>
-              <w:left w:w="85" w:type="dxa"/>
-            </w:tcMar>
-            <w:tcBorders>
-              <w:top w:val="nil"/>
-              <w:bottom w:val="nil"/>
-            </w:tcBorders>
-          </w:tcPr>
-          <w:p>
-            <w:pPr>
-              <w:pStyle w:val="Compact"/>
-              <w:keepNext/>
-              <w:spacing w:line="240" w:lineRule="auto" w:after="0" w:before="0"/>
-              <w:jc w:val="right"/>
-            </w:pPr>
-            <w:r>
-              <w:rPr>
-                <w:rFonts w:ascii="Times New Roman" w:hAnsi="Times New Roman" w:eastAsia="Yu Mincho"/>
-                <w:sz w:val="18"/>
-              </w:rPr>
-              <w:t xml:space="preserve">7 (4.8)</w:t>
-            </w:r>
-          </w:p>
-        </w:tc>
-      </w:tr>
-      <w:tr>
-        <w:trPr>
-          <w:cantSplit/>
-        </w:trPr>
-        <w:tc>
-          <w:tcPr>
-            <w:tcW w:type="dxa" w:w="2551"/>
-            <w:vAlign w:val="top"/>
-            <w:tcMar>
-              <w:top w:w="28" w:type="dxa"/>
-              <w:right w:w="85" w:type="dxa"/>
-              <w:bottom w:w="28" w:type="dxa"/>
-              <w:left w:w="85" w:type="dxa"/>
-            </w:tcMar>
-            <w:tcBorders>
-              <w:top w:val="nil"/>
-              <w:bottom w:val="nil"/>
-            </w:tcBorders>
-          </w:tcPr>
-          <w:p>
-            <w:pPr>
-              <w:pStyle w:val="Compact"/>
-              <w:spacing w:line="240" w:lineRule="auto" w:after="0" w:before="0"/>
-              <w:jc w:val="left"/>
-            </w:pPr>
-          </w:p>
-        </w:tc>
-        <w:tc>
-          <w:tcPr>
-            <w:tcW w:type="dxa" w:w="4252"/>
-            <w:vAlign w:val="top"/>
-            <w:tcMar>
-              <w:top w:w="28" w:type="dxa"/>
-              <w:right w:w="85" w:type="dxa"/>
-              <w:bottom w:w="28" w:type="dxa"/>
-              <w:left w:w="85" w:type="dxa"/>
-            </w:tcMar>
-            <w:tcBorders>
-              <w:top w:val="nil"/>
-              <w:bottom w:val="nil"/>
-            </w:tcBorders>
-          </w:tcPr>
-          <w:p>
-            <w:pPr>
-              <w:pStyle w:val="Compact"/>
-              <w:spacing w:line="240" w:lineRule="auto" w:after="0" w:before="0"/>
-              <w:ind w:left="142"/>
-              <w:jc w:val="left"/>
-            </w:pPr>
-            <w:r>
-              <w:rPr>
-                <w:rFonts w:ascii="Times New Roman" w:hAnsi="Times New Roman" w:eastAsia="Yu Mincho"/>
-                <w:sz w:val="18"/>
-              </w:rPr>
-              <w:t xml:space="preserve">Unknown/missing</w:t>
-            </w:r>
-          </w:p>
-        </w:tc>
-        <w:tc>
-          <w:tcPr>
-            <w:tcW w:type="dxa" w:w="1701"/>
-            <w:vAlign w:val="top"/>
-            <w:tcMar>
-              <w:top w:w="28" w:type="dxa"/>
-              <w:right w:w="85" w:type="dxa"/>
-              <w:bottom w:w="28" w:type="dxa"/>
-              <w:left w:w="85" w:type="dxa"/>
-            </w:tcMar>
-            <w:tcBorders>
-              <w:top w:val="nil"/>
-              <w:bottom w:val="nil"/>
-            </w:tcBorders>
-          </w:tcPr>
-          <w:p>
-            <w:pPr>
-              <w:pStyle w:val="Compact"/>
-              <w:spacing w:line="240" w:lineRule="auto" w:after="0" w:before="0"/>
-              <w:jc w:val="right"/>
-            </w:pPr>
-            <w:r>
-              <w:rPr>
-                <w:rFonts w:ascii="Times New Roman" w:hAnsi="Times New Roman" w:eastAsia="Yu Mincho"/>
-                <w:sz w:val="18"/>
-              </w:rPr>
-              <w:t xml:space="preserve">3 (2.0)</w:t>
-            </w:r>
-          </w:p>
-        </w:tc>
-      </w:tr>
-      <w:tr>
-        <w:trPr>
-          <w:cantSplit/>
-        </w:trPr>
-        <w:tc>
-          <w:tcPr>
-            <w:tcW w:type="dxa" w:w="2551"/>
-            <w:vAlign w:val="top"/>
-            <w:tcMar>
-              <w:top w:w="28" w:type="dxa"/>
-              <w:right w:w="85" w:type="dxa"/>
-              <w:bottom w:w="28" w:type="dxa"/>
-              <w:left w:w="85" w:type="dxa"/>
-            </w:tcMar>
-            <w:tcBorders>
-              <w:top w:val="single" w:sz="4" w:space="0" w:color="B7B7B7"/>
-              <w:bottom w:val="nil"/>
-            </w:tcBorders>
-          </w:tcPr>
-          <w:p>
-            <w:pPr>
-              <w:pStyle w:val="Compact"/>
-              <w:keepNext/>
-              <w:spacing w:line="240" w:lineRule="auto" w:after="0" w:before="0"/>
-              <w:jc w:val="left"/>
-            </w:pPr>
-            <w:r>
-              <w:rPr>
-                <w:rFonts w:ascii="Times New Roman" w:hAnsi="Times New Roman" w:eastAsia="Yu Mincho"/>
-                <w:b/>
-                <w:sz w:val="18"/>
-              </w:rPr>
-              <w:t xml:space="preserve">Bathroom heater-dryer</w:t>
-            </w:r>
-          </w:p>
-        </w:tc>
-        <w:tc>
-          <w:tcPr>
-            <w:tcW w:type="dxa" w:w="4252"/>
-            <w:vAlign w:val="top"/>
-            <w:tcMar>
-              <w:top w:w="28" w:type="dxa"/>
-              <w:right w:w="85" w:type="dxa"/>
-              <w:bottom w:w="28" w:type="dxa"/>
-              <w:left w:w="85" w:type="dxa"/>
-            </w:tcMar>
-            <w:tcBorders>
-              <w:top w:val="single" w:sz="4" w:space="0" w:color="B7B7B7"/>
-              <w:bottom w:val="nil"/>
-            </w:tcBorders>
-          </w:tcPr>
-          <w:p>
-            <w:pPr>
-              <w:pStyle w:val="Compact"/>
-              <w:keepNext/>
-              <w:spacing w:line="240" w:lineRule="auto" w:after="0" w:before="0"/>
-              <w:ind w:left="142"/>
-              <w:jc w:val="left"/>
-            </w:pPr>
-            <w:r>
-              <w:rPr>
-                <w:rFonts w:ascii="Times New Roman" w:hAnsi="Times New Roman" w:eastAsia="Yu Mincho"/>
-                <w:sz w:val="18"/>
-              </w:rPr>
-              <w:t xml:space="preserve">Installed and used</w:t>
-            </w:r>
-          </w:p>
-        </w:tc>
-        <w:tc>
-          <w:tcPr>
-            <w:tcW w:type="dxa" w:w="1701"/>
-            <w:vAlign w:val="top"/>
-            <w:tcMar>
-              <w:top w:w="28" w:type="dxa"/>
-              <w:right w:w="85" w:type="dxa"/>
-              <w:bottom w:w="28" w:type="dxa"/>
-              <w:left w:w="85" w:type="dxa"/>
-            </w:tcMar>
-            <w:tcBorders>
-              <w:top w:val="single" w:sz="4" w:space="0" w:color="B7B7B7"/>
-              <w:bottom w:val="nil"/>
-            </w:tcBorders>
-          </w:tcPr>
-          <w:p>
-            <w:pPr>
-              <w:pStyle w:val="Compact"/>
-              <w:keepNext/>
-              <w:spacing w:line="240" w:lineRule="auto" w:after="0" w:before="0"/>
-              <w:jc w:val="right"/>
-            </w:pPr>
-            <w:r>
-              <w:rPr>
-                <w:rFonts w:ascii="Times New Roman" w:hAnsi="Times New Roman" w:eastAsia="Yu Mincho"/>
-                <w:sz w:val="18"/>
-              </w:rPr>
-              <w:t xml:space="preserve">35 (23.8)</w:t>
-            </w:r>
-          </w:p>
-        </w:tc>
-      </w:tr>
-      <w:tr>
-        <w:trPr>
-          <w:cantSplit/>
-        </w:trPr>
-        <w:tc>
-          <w:tcPr>
-            <w:tcW w:type="dxa" w:w="2551"/>
-            <w:vAlign w:val="top"/>
-            <w:tcMar>
-              <w:top w:w="28" w:type="dxa"/>
-              <w:right w:w="85" w:type="dxa"/>
-              <w:bottom w:w="28" w:type="dxa"/>
-              <w:left w:w="85" w:type="dxa"/>
-            </w:tcMar>
-            <w:tcBorders>
-              <w:top w:val="nil"/>
-              <w:bottom w:val="nil"/>
-            </w:tcBorders>
-          </w:tcPr>
-          <w:p>
-            <w:pPr>
-              <w:pStyle w:val="Compact"/>
-              <w:keepNext/>
-              <w:spacing w:line="240" w:lineRule="auto" w:after="0" w:before="0"/>
-              <w:jc w:val="left"/>
-            </w:pPr>
-          </w:p>
-        </w:tc>
-        <w:tc>
-          <w:tcPr>
-            <w:tcW w:type="dxa" w:w="4252"/>
-            <w:vAlign w:val="top"/>
-            <w:tcMar>
-              <w:top w:w="28" w:type="dxa"/>
-              <w:right w:w="85" w:type="dxa"/>
-              <w:bottom w:w="28" w:type="dxa"/>
-              <w:left w:w="85" w:type="dxa"/>
-            </w:tcMar>
-            <w:tcBorders>
-              <w:top w:val="nil"/>
-              <w:bottom w:val="nil"/>
-            </w:tcBorders>
-          </w:tcPr>
-          <w:p>
-            <w:pPr>
-              <w:pStyle w:val="Compact"/>
-              <w:keepNext/>
-              <w:spacing w:line="240" w:lineRule="auto" w:after="0" w:before="0"/>
-              <w:ind w:left="142"/>
-              <w:jc w:val="left"/>
-            </w:pPr>
-            <w:r>
-              <w:rPr>
-                <w:rFonts w:ascii="Times New Roman" w:hAnsi="Times New Roman" w:eastAsia="Yu Mincho"/>
-                <w:sz w:val="18"/>
-              </w:rPr>
-              <w:t xml:space="preserve">Installed but not used</w:t>
-            </w:r>
-          </w:p>
-        </w:tc>
-        <w:tc>
-          <w:tcPr>
-            <w:tcW w:type="dxa" w:w="1701"/>
-            <w:vAlign w:val="top"/>
-            <w:tcMar>
-              <w:top w:w="28" w:type="dxa"/>
-              <w:right w:w="85" w:type="dxa"/>
-              <w:bottom w:w="28" w:type="dxa"/>
-              <w:left w:w="85" w:type="dxa"/>
-            </w:tcMar>
-            <w:tcBorders>
-              <w:top w:val="nil"/>
-              <w:bottom w:val="nil"/>
-            </w:tcBorders>
-          </w:tcPr>
-          <w:p>
-            <w:pPr>
-              <w:pStyle w:val="Compact"/>
-              <w:keepNext/>
-              <w:spacing w:line="240" w:lineRule="auto" w:after="0" w:before="0"/>
-              <w:jc w:val="right"/>
-            </w:pPr>
-            <w:r>
-              <w:rPr>
-                <w:rFonts w:ascii="Times New Roman" w:hAnsi="Times New Roman" w:eastAsia="Yu Mincho"/>
-                <w:sz w:val="18"/>
-              </w:rPr>
-              <w:t xml:space="preserve">13 (8.8)</w:t>
-            </w:r>
-          </w:p>
-        </w:tc>
-      </w:tr>
-      <w:tr>
-        <w:trPr>
-          <w:cantSplit/>
-        </w:trPr>
-        <w:tc>
-          <w:tcPr>
-            <w:tcW w:type="dxa" w:w="2551"/>
-            <w:vAlign w:val="top"/>
-            <w:tcMar>
-              <w:top w:w="28" w:type="dxa"/>
-              <w:right w:w="85" w:type="dxa"/>
-              <w:bottom w:w="28" w:type="dxa"/>
-              <w:left w:w="85" w:type="dxa"/>
-            </w:tcMar>
-            <w:tcBorders>
-              <w:top w:val="nil"/>
-              <w:bottom w:val="nil"/>
-            </w:tcBorders>
-          </w:tcPr>
-          <w:p>
-            <w:pPr>
-              <w:pStyle w:val="Compact"/>
-              <w:spacing w:line="240" w:lineRule="auto" w:after="0" w:before="0"/>
-              <w:jc w:val="left"/>
-            </w:pPr>
-          </w:p>
-        </w:tc>
-        <w:tc>
-          <w:tcPr>
-            <w:tcW w:type="dxa" w:w="4252"/>
-            <w:vAlign w:val="top"/>
-            <w:tcMar>
-              <w:top w:w="28" w:type="dxa"/>
-              <w:right w:w="85" w:type="dxa"/>
-              <w:bottom w:w="28" w:type="dxa"/>
-              <w:left w:w="85" w:type="dxa"/>
-            </w:tcMar>
-            <w:tcBorders>
-              <w:top w:val="nil"/>
-              <w:bottom w:val="nil"/>
-            </w:tcBorders>
-          </w:tcPr>
-          <w:p>
-            <w:pPr>
-              <w:pStyle w:val="Compact"/>
-              <w:spacing w:line="240" w:lineRule="auto" w:after="0" w:before="0"/>
-              <w:ind w:left="142"/>
-              <w:jc w:val="left"/>
-            </w:pPr>
-            <w:r>
-              <w:rPr>
-                <w:rFonts w:ascii="Times New Roman" w:hAnsi="Times New Roman" w:eastAsia="Yu Mincho"/>
-                <w:sz w:val="18"/>
-              </w:rPr>
-              <w:t xml:space="preserve">Not installed</w:t>
-            </w:r>
-          </w:p>
-        </w:tc>
-        <w:tc>
-          <w:tcPr>
-            <w:tcW w:type="dxa" w:w="1701"/>
-            <w:vAlign w:val="top"/>
-            <w:tcMar>
-              <w:top w:w="28" w:type="dxa"/>
-              <w:right w:w="85" w:type="dxa"/>
-              <w:bottom w:w="28" w:type="dxa"/>
-              <w:left w:w="85" w:type="dxa"/>
-            </w:tcMar>
-            <w:tcBorders>
-              <w:top w:val="nil"/>
-              <w:bottom w:val="nil"/>
-            </w:tcBorders>
-          </w:tcPr>
-          <w:p>
-            <w:pPr>
-              <w:pStyle w:val="Compact"/>
-              <w:spacing w:line="240" w:lineRule="auto" w:after="0" w:before="0"/>
-              <w:jc w:val="right"/>
-            </w:pPr>
-            <w:r>
-              <w:rPr>
-                <w:rFonts w:ascii="Times New Roman" w:hAnsi="Times New Roman" w:eastAsia="Yu Mincho"/>
-                <w:sz w:val="18"/>
-              </w:rPr>
-              <w:t xml:space="preserve">99 (67.3)</w:t>
-            </w:r>
-          </w:p>
-        </w:tc>
-      </w:tr>
-      <w:tr>
-        <w:trPr>
-          <w:cantSplit/>
-        </w:trPr>
-        <w:tc>
-          <w:tcPr>
-            <w:tcW w:type="dxa" w:w="2551"/>
-            <w:vAlign w:val="top"/>
-            <w:tcMar>
-              <w:top w:w="28" w:type="dxa"/>
-              <w:right w:w="85" w:type="dxa"/>
-              <w:bottom w:w="28" w:type="dxa"/>
-              <w:left w:w="85" w:type="dxa"/>
-            </w:tcMar>
-            <w:tcBorders>
-              <w:top w:val="single" w:sz="4" w:space="0" w:color="B7B7B7"/>
-              <w:bottom w:val="nil"/>
-            </w:tcBorders>
-          </w:tcPr>
-          <w:p>
-            <w:pPr>
-              <w:pStyle w:val="Compact"/>
-              <w:keepNext/>
-              <w:spacing w:line="240" w:lineRule="auto" w:after="0" w:before="0"/>
-              <w:jc w:val="left"/>
-            </w:pPr>
-            <w:r>
-              <w:rPr>
-                <w:rFonts w:ascii="Times New Roman" w:hAnsi="Times New Roman" w:eastAsia="Yu Mincho"/>
-                <w:b/>
-                <w:sz w:val="18"/>
-              </w:rPr>
-              <w:t xml:space="preserve">Central heating</w:t>
-            </w:r>
-          </w:p>
-        </w:tc>
-        <w:tc>
-          <w:tcPr>
-            <w:tcW w:type="dxa" w:w="4252"/>
-            <w:vAlign w:val="top"/>
-            <w:tcMar>
-              <w:top w:w="28" w:type="dxa"/>
-              <w:right w:w="85" w:type="dxa"/>
-              <w:bottom w:w="28" w:type="dxa"/>
-              <w:left w:w="85" w:type="dxa"/>
-            </w:tcMar>
-            <w:tcBorders>
-              <w:top w:val="single" w:sz="4" w:space="0" w:color="B7B7B7"/>
-              <w:bottom w:val="nil"/>
-            </w:tcBorders>
-          </w:tcPr>
-          <w:p>
-            <w:pPr>
-              <w:pStyle w:val="Compact"/>
-              <w:keepNext/>
-              <w:spacing w:line="240" w:lineRule="auto" w:after="0" w:before="0"/>
-              <w:ind w:left="142"/>
-              <w:jc w:val="left"/>
-            </w:pPr>
-            <w:r>
-              <w:rPr>
-                <w:rFonts w:ascii="Times New Roman" w:hAnsi="Times New Roman" w:eastAsia="Yu Mincho"/>
-                <w:sz w:val="18"/>
-              </w:rPr>
-              <w:t xml:space="preserve">Used 24 hours</w:t>
-            </w:r>
-          </w:p>
-        </w:tc>
-        <w:tc>
-          <w:tcPr>
-            <w:tcW w:type="dxa" w:w="1701"/>
-            <w:vAlign w:val="top"/>
-            <w:tcMar>
-              <w:top w:w="28" w:type="dxa"/>
-              <w:right w:w="85" w:type="dxa"/>
-              <w:bottom w:w="28" w:type="dxa"/>
-              <w:left w:w="85" w:type="dxa"/>
-            </w:tcMar>
-            <w:tcBorders>
-              <w:top w:val="single" w:sz="4" w:space="0" w:color="B7B7B7"/>
-              <w:bottom w:val="nil"/>
-            </w:tcBorders>
-          </w:tcPr>
-          <w:p>
-            <w:pPr>
-              <w:pStyle w:val="Compact"/>
-              <w:keepNext/>
-              <w:spacing w:line="240" w:lineRule="auto" w:after="0" w:before="0"/>
-              <w:jc w:val="right"/>
-            </w:pPr>
-            <w:r>
-              <w:rPr>
-                <w:rFonts w:ascii="Times New Roman" w:hAnsi="Times New Roman" w:eastAsia="Yu Mincho"/>
-                <w:sz w:val="18"/>
-              </w:rPr>
-              <w:t xml:space="preserve">16 (10.9)</w:t>
-            </w:r>
-          </w:p>
-        </w:tc>
-      </w:tr>
-      <w:tr>
-        <w:trPr>
-          <w:cantSplit/>
-        </w:trPr>
-        <w:tc>
-          <w:tcPr>
-            <w:tcW w:type="dxa" w:w="2551"/>
-            <w:vAlign w:val="top"/>
-            <w:tcMar>
-              <w:top w:w="28" w:type="dxa"/>
-              <w:right w:w="85" w:type="dxa"/>
-              <w:bottom w:w="28" w:type="dxa"/>
-              <w:left w:w="85" w:type="dxa"/>
-            </w:tcMar>
-            <w:tcBorders>
-              <w:top w:val="nil"/>
-              <w:bottom w:val="nil"/>
-            </w:tcBorders>
-          </w:tcPr>
-          <w:p>
-            <w:pPr>
-              <w:pStyle w:val="Compact"/>
-              <w:keepNext/>
-              <w:spacing w:line="240" w:lineRule="auto" w:after="0" w:before="0"/>
-              <w:jc w:val="left"/>
-            </w:pPr>
-          </w:p>
-        </w:tc>
-        <w:tc>
-          <w:tcPr>
-            <w:tcW w:type="dxa" w:w="4252"/>
-            <w:vAlign w:val="top"/>
-            <w:tcMar>
-              <w:top w:w="28" w:type="dxa"/>
-              <w:right w:w="85" w:type="dxa"/>
-              <w:bottom w:w="28" w:type="dxa"/>
-              <w:left w:w="85" w:type="dxa"/>
-            </w:tcMar>
-            <w:tcBorders>
-              <w:top w:val="nil"/>
-              <w:bottom w:val="nil"/>
-            </w:tcBorders>
-          </w:tcPr>
-          <w:p>
-            <w:pPr>
-              <w:pStyle w:val="Compact"/>
-              <w:keepNext/>
-              <w:spacing w:line="240" w:lineRule="auto" w:after="0" w:before="0"/>
-              <w:ind w:left="142"/>
-              <w:jc w:val="left"/>
-            </w:pPr>
-            <w:r>
-              <w:rPr>
-                <w:rFonts w:ascii="Times New Roman" w:hAnsi="Times New Roman" w:eastAsia="Yu Mincho"/>
-                <w:sz w:val="18"/>
-              </w:rPr>
-              <w:t xml:space="preserve">Used for limited hours</w:t>
-            </w:r>
-          </w:p>
-        </w:tc>
-        <w:tc>
-          <w:tcPr>
-            <w:tcW w:type="dxa" w:w="1701"/>
-            <w:vAlign w:val="top"/>
-            <w:tcMar>
-              <w:top w:w="28" w:type="dxa"/>
-              <w:right w:w="85" w:type="dxa"/>
-              <w:bottom w:w="28" w:type="dxa"/>
-              <w:left w:w="85" w:type="dxa"/>
-            </w:tcMar>
-            <w:tcBorders>
-              <w:top w:val="nil"/>
-              <w:bottom w:val="nil"/>
-            </w:tcBorders>
-          </w:tcPr>
-          <w:p>
-            <w:pPr>
-              <w:pStyle w:val="Compact"/>
-              <w:keepNext/>
-              <w:spacing w:line="240" w:lineRule="auto" w:after="0" w:before="0"/>
-              <w:jc w:val="right"/>
-            </w:pPr>
-            <w:r>
-              <w:rPr>
-                <w:rFonts w:ascii="Times New Roman" w:hAnsi="Times New Roman" w:eastAsia="Yu Mincho"/>
-                <w:sz w:val="18"/>
-              </w:rPr>
-              <w:t xml:space="preserve">12 (8.2)</w:t>
-            </w:r>
-          </w:p>
-        </w:tc>
-      </w:tr>
-      <w:tr>
-        <w:trPr>
-          <w:cantSplit/>
-        </w:trPr>
-        <w:tc>
-          <w:tcPr>
-            <w:tcW w:type="dxa" w:w="2551"/>
-            <w:vAlign w:val="top"/>
-            <w:tcMar>
-              <w:top w:w="28" w:type="dxa"/>
-              <w:right w:w="85" w:type="dxa"/>
-              <w:bottom w:w="28" w:type="dxa"/>
-              <w:left w:w="85" w:type="dxa"/>
-            </w:tcMar>
-            <w:tcBorders>
-              <w:top w:val="nil"/>
-              <w:bottom w:val="nil"/>
-            </w:tcBorders>
-          </w:tcPr>
-          <w:p>
-            <w:pPr>
-              <w:pStyle w:val="Compact"/>
-              <w:keepNext/>
-              <w:spacing w:line="240" w:lineRule="auto" w:after="0" w:before="0"/>
-              <w:jc w:val="left"/>
-            </w:pPr>
-          </w:p>
-        </w:tc>
-        <w:tc>
-          <w:tcPr>
-            <w:tcW w:type="dxa" w:w="4252"/>
-            <w:vAlign w:val="top"/>
-            <w:tcMar>
-              <w:top w:w="28" w:type="dxa"/>
-              <w:right w:w="85" w:type="dxa"/>
-              <w:bottom w:w="28" w:type="dxa"/>
-              <w:left w:w="85" w:type="dxa"/>
-            </w:tcMar>
-            <w:tcBorders>
-              <w:top w:val="nil"/>
-              <w:bottom w:val="nil"/>
-            </w:tcBorders>
-          </w:tcPr>
-          <w:p>
-            <w:pPr>
-              <w:pStyle w:val="Compact"/>
-              <w:keepNext/>
-              <w:spacing w:line="240" w:lineRule="auto" w:after="0" w:before="0"/>
-              <w:ind w:left="142"/>
-              <w:jc w:val="left"/>
-            </w:pPr>
-            <w:r>
-              <w:rPr>
-                <w:rFonts w:ascii="Times New Roman" w:hAnsi="Times New Roman" w:eastAsia="Yu Mincho"/>
-                <w:sz w:val="18"/>
-              </w:rPr>
-              <w:t xml:space="preserve">Not used</w:t>
-            </w:r>
-          </w:p>
-        </w:tc>
-        <w:tc>
-          <w:tcPr>
-            <w:tcW w:type="dxa" w:w="1701"/>
-            <w:vAlign w:val="top"/>
-            <w:tcMar>
-              <w:top w:w="28" w:type="dxa"/>
-              <w:right w:w="85" w:type="dxa"/>
-              <w:bottom w:w="28" w:type="dxa"/>
-              <w:left w:w="85" w:type="dxa"/>
-            </w:tcMar>
-            <w:tcBorders>
-              <w:top w:val="nil"/>
-              <w:bottom w:val="nil"/>
-            </w:tcBorders>
-          </w:tcPr>
-          <w:p>
-            <w:pPr>
-              <w:pStyle w:val="Compact"/>
-              <w:keepNext/>
-              <w:spacing w:line="240" w:lineRule="auto" w:after="0" w:before="0"/>
-              <w:jc w:val="right"/>
-            </w:pPr>
-            <w:r>
-              <w:rPr>
-                <w:rFonts w:ascii="Times New Roman" w:hAnsi="Times New Roman" w:eastAsia="Yu Mincho"/>
-                <w:sz w:val="18"/>
-              </w:rPr>
-              <w:t xml:space="preserve">112 (76.2)</w:t>
-            </w:r>
-          </w:p>
-        </w:tc>
-      </w:tr>
-      <w:tr>
-        <w:trPr>
-          <w:cantSplit/>
-        </w:trPr>
-        <w:tc>
-          <w:tcPr>
-            <w:tcW w:type="dxa" w:w="2551"/>
-            <w:vAlign w:val="top"/>
-            <w:tcMar>
-              <w:top w:w="28" w:type="dxa"/>
-              <w:right w:w="85" w:type="dxa"/>
-              <w:bottom w:w="28" w:type="dxa"/>
-              <w:left w:w="85" w:type="dxa"/>
-            </w:tcMar>
-            <w:tcBorders>
-              <w:top w:val="nil"/>
-              <w:bottom w:val="nil"/>
-            </w:tcBorders>
-          </w:tcPr>
-          <w:p>
-            <w:pPr>
-              <w:pStyle w:val="Compact"/>
-              <w:spacing w:line="240" w:lineRule="auto" w:after="0" w:before="0"/>
-              <w:jc w:val="left"/>
-            </w:pPr>
-          </w:p>
-        </w:tc>
-        <w:tc>
-          <w:tcPr>
-            <w:tcW w:type="dxa" w:w="4252"/>
-            <w:vAlign w:val="top"/>
-            <w:tcMar>
-              <w:top w:w="28" w:type="dxa"/>
-              <w:right w:w="85" w:type="dxa"/>
-              <w:bottom w:w="28" w:type="dxa"/>
-              <w:left w:w="85" w:type="dxa"/>
-            </w:tcMar>
-            <w:tcBorders>
-              <w:top w:val="nil"/>
-              <w:bottom w:val="nil"/>
-            </w:tcBorders>
-          </w:tcPr>
-          <w:p>
-            <w:pPr>
-              <w:pStyle w:val="Compact"/>
-              <w:spacing w:line="240" w:lineRule="auto" w:after="0" w:before="0"/>
-              <w:ind w:left="142"/>
-              <w:jc w:val="left"/>
-            </w:pPr>
-            <w:r>
-              <w:rPr>
-                <w:rFonts w:ascii="Times New Roman" w:hAnsi="Times New Roman" w:eastAsia="Yu Mincho"/>
-                <w:sz w:val="18"/>
-              </w:rPr>
-              <w:t xml:space="preserve">Missing</w:t>
-            </w:r>
-          </w:p>
-        </w:tc>
-        <w:tc>
-          <w:tcPr>
-            <w:tcW w:type="dxa" w:w="1701"/>
-            <w:vAlign w:val="top"/>
-            <w:tcMar>
-              <w:top w:w="28" w:type="dxa"/>
-              <w:right w:w="85" w:type="dxa"/>
-              <w:bottom w:w="28" w:type="dxa"/>
-              <w:left w:w="85" w:type="dxa"/>
-            </w:tcMar>
-            <w:tcBorders>
-              <w:top w:val="nil"/>
-              <w:bottom w:val="nil"/>
-            </w:tcBorders>
-          </w:tcPr>
-          <w:p>
-            <w:pPr>
-              <w:pStyle w:val="Compact"/>
-              <w:spacing w:line="240" w:lineRule="auto" w:after="0" w:before="0"/>
-              <w:jc w:val="right"/>
-            </w:pPr>
-            <w:r>
-              <w:rPr>
-                <w:rFonts w:ascii="Times New Roman" w:hAnsi="Times New Roman" w:eastAsia="Yu Mincho"/>
-                <w:sz w:val="18"/>
-              </w:rPr>
-              <w:t xml:space="preserve">7 (4.8)</w:t>
-            </w:r>
-          </w:p>
-        </w:tc>
-      </w:tr>
-      <w:tr>
-        <w:trPr>
-          <w:cantSplit/>
-        </w:trPr>
-        <w:tc>
-          <w:tcPr>
-            <w:tcW w:type="dxa" w:w="2551"/>
-            <w:vAlign w:val="top"/>
-            <w:tcMar>
-              <w:top w:w="28" w:type="dxa"/>
-              <w:right w:w="85" w:type="dxa"/>
-              <w:bottom w:w="28" w:type="dxa"/>
-              <w:left w:w="85" w:type="dxa"/>
-            </w:tcMar>
-            <w:tcBorders>
-              <w:top w:val="single" w:sz="4" w:space="0" w:color="B7B7B7"/>
-              <w:bottom w:val="nil"/>
-            </w:tcBorders>
-          </w:tcPr>
-          <w:p>
-            <w:pPr>
-              <w:pStyle w:val="Compact"/>
-              <w:keepNext/>
-              <w:spacing w:line="240" w:lineRule="auto" w:after="0" w:before="0"/>
-              <w:jc w:val="left"/>
-            </w:pPr>
-            <w:r>
-              <w:rPr>
-                <w:rFonts w:ascii="Times New Roman" w:hAnsi="Times New Roman" w:eastAsia="Yu Mincho"/>
-                <w:b/>
-                <w:sz w:val="18"/>
-              </w:rPr>
-              <w:t xml:space="preserve">Perceived coldness</w:t>
-            </w:r>
-          </w:p>
-        </w:tc>
-        <w:tc>
-          <w:tcPr>
-            <w:tcW w:type="dxa" w:w="4252"/>
-            <w:vAlign w:val="top"/>
-            <w:tcMar>
-              <w:top w:w="28" w:type="dxa"/>
-              <w:right w:w="85" w:type="dxa"/>
-              <w:bottom w:w="28" w:type="dxa"/>
-              <w:left w:w="85" w:type="dxa"/>
-            </w:tcMar>
-            <w:tcBorders>
-              <w:top w:val="single" w:sz="4" w:space="0" w:color="B7B7B7"/>
-              <w:bottom w:val="nil"/>
-            </w:tcBorders>
-          </w:tcPr>
-          <w:p>
-            <w:pPr>
-              <w:pStyle w:val="Compact"/>
-              <w:keepNext/>
-              <w:spacing w:line="240" w:lineRule="auto" w:after="0" w:before="0"/>
-              <w:ind w:left="142"/>
-              <w:jc w:val="left"/>
-            </w:pPr>
-            <w:r>
-              <w:rPr>
-                <w:rFonts w:ascii="Times New Roman" w:hAnsi="Times New Roman" w:eastAsia="Yu Mincho"/>
-                <w:sz w:val="18"/>
-              </w:rPr>
-              <w:t xml:space="preserve">Bathroom score 5-7</w:t>
-            </w:r>
-          </w:p>
-        </w:tc>
-        <w:tc>
-          <w:tcPr>
-            <w:tcW w:type="dxa" w:w="1701"/>
-            <w:vAlign w:val="top"/>
-            <w:tcMar>
-              <w:top w:w="28" w:type="dxa"/>
-              <w:right w:w="85" w:type="dxa"/>
-              <w:bottom w:w="28" w:type="dxa"/>
-              <w:left w:w="85" w:type="dxa"/>
-            </w:tcMar>
-            <w:tcBorders>
-              <w:top w:val="single" w:sz="4" w:space="0" w:color="B7B7B7"/>
-              <w:bottom w:val="nil"/>
-            </w:tcBorders>
-          </w:tcPr>
-          <w:p>
-            <w:pPr>
-              <w:pStyle w:val="Compact"/>
-              <w:keepNext/>
-              <w:spacing w:line="240" w:lineRule="auto" w:after="0" w:before="0"/>
-              <w:jc w:val="right"/>
-            </w:pPr>
-            <w:r>
-              <w:rPr>
-                <w:rFonts w:ascii="Times New Roman" w:hAnsi="Times New Roman" w:eastAsia="Yu Mincho"/>
-                <w:sz w:val="18"/>
-              </w:rPr>
-              <w:t xml:space="preserve">66 (44.9)</w:t>
-            </w:r>
-          </w:p>
-        </w:tc>
-      </w:tr>
-      <w:tr>
-        <w:trPr>
-          <w:cantSplit/>
-        </w:trPr>
-        <w:tc>
-          <w:tcPr>
-            <w:tcW w:type="dxa" w:w="2551"/>
-            <w:vAlign w:val="top"/>
-            <w:tcMar>
-              <w:top w:w="28" w:type="dxa"/>
-              <w:right w:w="85" w:type="dxa"/>
-              <w:bottom w:w="28" w:type="dxa"/>
-              <w:left w:w="85" w:type="dxa"/>
-            </w:tcMar>
-            <w:tcBorders>
-              <w:top w:val="nil"/>
-              <w:bottom w:val="single" w:sz="8" w:space="0" w:color="000000"/>
-            </w:tcBorders>
-          </w:tcPr>
-          <w:p>
-            <w:pPr>
-              <w:pStyle w:val="Compact"/>
-              <w:spacing w:line="240" w:lineRule="auto" w:after="0" w:before="0"/>
-              <w:jc w:val="left"/>
-            </w:pPr>
-          </w:p>
-        </w:tc>
-        <w:tc>
-          <w:tcPr>
-            <w:tcW w:type="dxa" w:w="4252"/>
-            <w:vAlign w:val="top"/>
-            <w:tcMar>
-              <w:top w:w="28" w:type="dxa"/>
-              <w:right w:w="85" w:type="dxa"/>
-              <w:bottom w:w="28" w:type="dxa"/>
-              <w:left w:w="85" w:type="dxa"/>
-            </w:tcMar>
-            <w:tcBorders>
-              <w:top w:val="nil"/>
-              <w:bottom w:val="single" w:sz="8" w:space="0" w:color="000000"/>
-            </w:tcBorders>
-          </w:tcPr>
-          <w:p>
-            <w:pPr>
-              <w:pStyle w:val="Compact"/>
-              <w:spacing w:line="240" w:lineRule="auto" w:after="0" w:before="0"/>
-              <w:ind w:left="142"/>
-              <w:jc w:val="left"/>
-            </w:pPr>
-            <w:r>
-              <w:rPr>
-                <w:rFonts w:ascii="Times New Roman" w:hAnsi="Times New Roman" w:eastAsia="Yu Mincho"/>
-                <w:sz w:val="18"/>
-              </w:rPr>
-              <w:t xml:space="preserve">Dressing-room score 5-7</w:t>
-            </w:r>
-          </w:p>
-        </w:tc>
-        <w:tc>
-          <w:tcPr>
-            <w:tcW w:type="dxa" w:w="1701"/>
-            <w:vAlign w:val="top"/>
-            <w:tcMar>
-              <w:top w:w="28" w:type="dxa"/>
-              <w:right w:w="85" w:type="dxa"/>
-              <w:bottom w:w="28" w:type="dxa"/>
-              <w:left w:w="85" w:type="dxa"/>
-            </w:tcMar>
-            <w:tcBorders>
-              <w:top w:val="nil"/>
-              <w:bottom w:val="single" w:sz="8" w:space="0" w:color="000000"/>
-            </w:tcBorders>
-          </w:tcPr>
-          <w:p>
-            <w:pPr>
-              <w:pStyle w:val="Compact"/>
-              <w:spacing w:line="240" w:lineRule="auto" w:after="0" w:before="0"/>
-              <w:jc w:val="right"/>
-            </w:pPr>
-            <w:r>
-              <w:rPr>
-                <w:rFonts w:ascii="Times New Roman" w:hAnsi="Times New Roman" w:eastAsia="Yu Mincho"/>
-                <w:sz w:val="18"/>
-              </w:rPr>
-              <w:t xml:space="preserve">77 (52.4)</w:t>
-            </w:r>
           </w:p>
         </w:tc>
       </w:tr>

--- a/deliverables/05_manuscript/onki_short_report_ja_submission.docx
+++ b/deliverables/05_manuscript/onki_short_report_ja_submission.docx
@@ -224,7 +224,7 @@
           <w:rFonts w:hint="eastAsia" w:ascii="Times New Roman" w:hAnsi="Times New Roman" w:eastAsia="Yu Mincho"/>
           <w:sz w:val="24"/>
         </w:rPr>
-        <w:t xml:space="preserve">目的：前報の探索的解析で低い浴室暖房乾燥機設置率かつ高い標準化死亡比の寒冷県候補となった青森県において、浴室暖房乾燥機の未設置・未使用理由を浴室寒さ体感別に主に記述し、セントラル暖房の使用および浴室暖房乾燥機との併用を副次的に記述する。方法：2026年3月11日-4月30日に五所川原市内で無記名の横断質問紙調査を行った。190部を配布し154部を回収した。主要解析は147人、セントラル暖房別解析は140人を対象とし、寒さ体感群別に人数と割合を記述した。結果：浴室寒さ5-7群は66/147人（44.9%）であった。浴室暖房乾燥機の不使用者112人では、費用または住宅・設置制約を66人（58.9%）、不要を31人（27.7%）が回答した。費用または住宅・設置制約を回答した者は、浴室寒さ5-7群で51/62人（82.3%）、寒さ1-4群で15/50人（30.0%）であった。セントラル暖房使用者は28/140人（20.0%）で、そのうち19/28人が浴室暖房乾燥機も使用していた。結論：便宜抽出標本内で、浴室を寒いと感じながら費用または設置上の制約を回答した者が観察された。セントラル暖房使用者28人中19人に浴室暖房乾燥機との併用が観察され、単純な排他的代替だけでは本標本の設備利用パターンを説明しにくかった。</w:t>
+        <w:t xml:space="preserve">目的：前報の探索的解析で低い浴室暖房乾燥機設置率かつ高い標準化死亡比の寒冷県候補となった青森県において、浴室暖房乾燥機の未設置・未使用理由を浴室寒さ体感別に主に記述し、セントラル暖房の使用および浴室暖房乾燥機との併用を副次的に記述する。方法：2026年3月11日-4月30日に五所川原市内で無記名の横断質問紙調査を行った。190部を配布し154部を回収した。主要解析は147人、セントラル暖房別解析は140人を対象とし、寒さ体感群別に人数と割合を記述した。結果：浴室寒さ5-7群は66/147人（44.9%）であった。浴室暖房乾燥機の不使用者112人に対する複数回答項目では、費用または住宅・設置上の制約を66人（58.9%）、不要を31人（27.7%）が回答した。費用または住宅・設置上の制約を回答した者は、浴室寒さ5-7群で51/62人（82.3%）、寒さ1-4群で15/50人（30.0%）であった。セントラル暖房使用者は28/140人（20.0%）で、そのうち19/28人が浴室暖房乾燥機を暖房として使用していた。結論：便宜抽出標本内で、浴室を寒いと感じながら費用または住宅・設置上の制約を回答した者が観察された。セントラル暖房使用者28人中19人に浴室暖房乾燥機との併用が観察され、単純な排他的代替だけでは本標本の設備利用パターンを説明しにくかった。</w:t>
       </w:r>
     </w:p>
     <w:p>
@@ -386,7 +386,7 @@
           <w:rFonts w:hint="eastAsia" w:ascii="Times New Roman" w:hAnsi="Times New Roman" w:eastAsia="Yu Mincho"/>
           <w:sz w:val="24"/>
         </w:rPr>
-        <w:t xml:space="preserve">回答者の基本属性、住宅条件、冬季の自宅入浴頻度、暖房設備、ならびに冬季の脱衣所および浴室の寒さ体感を尋ねた。浴室暖房乾燥機の回答肢は「設置して使用」「設置しているが未使用」「未設置」とし、後二者を合わせて「不使用者」と定義した。不使用者には未設置・未使用理由を複数回答で尋ねた。質問票では、セントラル暖房を「1か所の熱源で作った温水を配管で各室へ送り、パネルヒーター、ファンコンベクターまたは床暖房などで住宅全体を暖める方式」と説明し、使用状況を「24時間使用」「時間限定使用」「不使用」で尋ねた。</w:t>
+        <w:t xml:space="preserve">回答者の基本属性、住宅条件、冬季の自宅入浴頻度、暖房設備、ならびに冬季の脱衣所および浴室の寒さ体感を尋ねた。浴室暖房乾燥機の設置および暖房としての使用状況を「設置して使用」「設置しているが未使用」「未設置」で尋ね、後二者を合わせて「不使用者」と定義した。不使用者には未設置・未使用理由を複数回答で尋ねた。質問票では、セントラル暖房を「1か所の熱源で作った温水を配管で各室へ送り、パネルヒーター、ファンコンベクターまたは床暖房などで住宅全体を暖める方式」と説明し、使用状況を「24時間使用」「時間限定使用」「不使用」で尋ねた。また、浴室暖房乾燥機およびセントラル暖房以外に、脱衣所・浴室のその他暖房設備として、ストーブ、エアコン、セントラル暖房の一部ではない床暖房、その他、使用なしを複数回答で尋ねた。</w:t>
       </w:r>
     </w:p>
     <w:p>
@@ -398,7 +398,7 @@
           <w:rFonts w:hint="eastAsia" w:ascii="Times New Roman" w:hAnsi="Times New Roman" w:eastAsia="Yu Mincho"/>
           <w:sz w:val="24"/>
         </w:rPr>
-        <w:t xml:space="preserve">これらの理由のうち、理由1「既に十分暖かいので必要がない」を「不要」とした。理由2「電気代が気になる」と理由3「設置費用が高い」を「費用系」、理由4「住宅の構造上、設置が難しい」と理由5「賃貸で工事できない」を「住宅・設置制約系」、理由6「使い方がわからない」と理由7「故障中で使えない」を「使用方法・故障系」とした。理由2-5のいずれかを選択した者を「費用・住宅設置制約」、理由2-7のいずれかを選択した者を「障壁あり」とした。理由8は「その他」とした。複数回答であるため、「不要」と「障壁あり」の重複、および障壁分類間の重複を許容した。</w:t>
+        <w:t xml:space="preserve">浴室暖房乾燥機の未設置・未使用理由のうち、理由1「既に十分暖かいので必要がない」を「不要」とした。理由2「電気代が気になる」と理由3「設置費用が高い」を「費用系」、理由4「住宅の構造上、設置が難しい」と理由5「賃貸で工事できない」を「住宅・設置制約系」とした。理由6「使い方がわからない」、理由7「故障中で使えない」および理由8「その他」は、原選択肢別に記述した。理由2-5のいずれかを選択した者を「費用または住宅・設置上の制約」、理由2-7のいずれかを選択した者を「障壁あり」とした。理由8のみを選択した者を「その他のみ」として記述した。複数回答であるため、「不要」と「障壁あり」の重複、および「費用系」と「住宅・設置制約系」の重複を許容した。未設置・未使用理由および脱衣所・浴室のその他暖房設備の「その他」に記載された自由記述は、内容分析または回答選択肢への再分類を行わなかった。</w:t>
       </w:r>
     </w:p>
     <w:p>
@@ -443,7 +443,7 @@
           <w:rFonts w:hint="eastAsia" w:ascii="Times New Roman" w:hAnsi="Times New Roman" w:eastAsia="Yu Mincho"/>
           <w:sz w:val="24"/>
         </w:rPr>
-        <w:t xml:space="preserve">154部のうち、浴室暖房乾燥機の設置・使用状況が無回答の3部と、不使用者のうち理由が無回答の4部を除いた147部を主要解析対象とした。このうち不使用者112部を理由解析の対象とした。浴室暖房乾燥機を使用しながら理由欄にも回答した4部は、使用状況を原回答のまま扱い、理由解析には含めなかった。セントラル暖房別解析は同項目が無回答の7部を除く140部とした。各解析には利用可能例を用い、欠測値の補完は行わなかった。</w:t>
+        <w:t xml:space="preserve">154部のうち、浴室暖房乾燥機の設置および暖房としての使用状況が無回答の3部と、不使用者のうち理由が無回答の4部を除いた147部を主要解析対象とした。このうち不使用者112部を理由解析の対象とした。浴室暖房乾燥機を暖房として使用しながら理由欄にも回答した4部は、使用状況を原回答のまま扱い、理由解析には含めなかった。セントラル暖房別解析は同項目が無回答の7部を除く140部とした。各解析には利用可能例を用い、欠測値の補完は行わなかった。</w:t>
       </w:r>
     </w:p>
     <w:p>
@@ -452,16 +452,35 @@
       </w:pPr>
       <w:r>
         <w:rPr>
-          <w:rFonts w:hint="eastAsia" w:ascii="Times New Roman" w:hAnsi="Times New Roman" w:eastAsia="Yu Mincho"/>
-          <w:sz w:val="24"/>
-        </w:rPr>
-        <w:t xml:space="preserve">カテゴリ変数は人数と割合で示した。未設置・未使用理由は、費用・住宅設置制約、費用系、住宅・設置制約系、理由2-7のいずれか、および不要の5分類について、寒さ2群別に人数と割合を記述した。このうち、費用・住宅設置制約、費用系、住宅・設置制約系および不要の4分類をFig.</w:t>
-      </w:r>
-      <w:r>
-        <w:rPr>
           <w:rFonts w:ascii="Times New Roman" w:hAnsi="Times New Roman" w:eastAsia="Yu Mincho"/>
           <w:sz w:val="24"/>
         </w:rPr>
+        <w:t xml:space="preserve">Table </w:t>
+      </w:r>
+      <w:r>
+        <w:rPr>
+          <w:rFonts w:hint="eastAsia" w:ascii="Times New Roman" w:hAnsi="Times New Roman" w:eastAsia="Yu Mincho"/>
+          <w:sz w:val="24"/>
+        </w:rPr>
+        <w:t xml:space="preserve">1では、年齢を18-49歳、50-59歳、60-69歳、70歳以上、築年帯を30年未満、30年以上、不明に集約し、浴室窓の「わからない」と無回答を「不明・無回答」にまとめた。脱衣所・浴室のその他暖房設備は主要解析対象147人を分母とする複数回答として集計し、無回答を別に示した。</w:t>
+      </w:r>
+    </w:p>
+    <w:p>
+      <w:pPr>
+        <w:pStyle w:val="BodyText"/>
+      </w:pPr>
+      <w:r>
+        <w:rPr>
+          <w:rFonts w:hint="eastAsia" w:ascii="Times New Roman" w:hAnsi="Times New Roman" w:eastAsia="Yu Mincho"/>
+          <w:sz w:val="24"/>
+        </w:rPr>
+        <w:t xml:space="preserve">カテゴリ変数は人数と割合で示した。未設置・未使用理由は、不使用者112人を分母として8つの選択肢別および集約分類別に記述した。浴室寒さ1-4群と浴室寒さ5-7群別には、費用または住宅・設置上の制約、費用系、住宅・設置制約系および不要の4分類をFig.</w:t>
+      </w:r>
+      <w:r>
+        <w:rPr>
+          <w:rFonts w:ascii="Times New Roman" w:hAnsi="Times New Roman" w:eastAsia="Yu Mincho"/>
+          <w:sz w:val="24"/>
+        </w:rPr>
         <w:t xml:space="preserve"> </w:t>
       </w:r>
       <w:r>
@@ -469,7 +488,7 @@
           <w:rFonts w:hint="eastAsia" w:ascii="Times New Roman" w:hAnsi="Times New Roman" w:eastAsia="Yu Mincho"/>
           <w:sz w:val="24"/>
         </w:rPr>
-        <w:t xml:space="preserve">1に示した。解析および作図にはPython</w:t>
+        <w:t xml:space="preserve">1に示した。セントラル暖房使用者については、浴室寒さ5-7群の人数および浴室暖房乾燥機の併用人数を記述した。解析および作図にはPython</w:t>
       </w:r>
       <w:r>
         <w:rPr>
@@ -570,7 +589,7 @@
           <w:rFonts w:hint="eastAsia" w:ascii="Times New Roman" w:hAnsi="Times New Roman" w:eastAsia="Yu Mincho"/>
           <w:sz w:val="24"/>
         </w:rPr>
-        <w:t xml:space="preserve">解析対象147人の年齢は18-49歳32人（21.8%）、50-59歳25人（17.0%）、60-69歳61人（41.5%）、70歳以上29人（19.7%）であった。一戸建て132人（89.8%）、持家130人（88.4%）、築30年以上77人（52.4%）であった。浴室寒さ5-7群は66人（44.9%）、脱衣所寒さ5-7群は77人（52.4%）であった（Table</w:t>
+        <w:t xml:space="preserve">154部の回収票から7部を除外し、147人を主要解析対象とした。対象者の特性をTable</w:t>
       </w:r>
       <w:r>
         <w:rPr>
@@ -584,7 +603,7 @@
           <w:rFonts w:hint="eastAsia" w:ascii="Times New Roman" w:hAnsi="Times New Roman" w:eastAsia="Yu Mincho"/>
           <w:sz w:val="24"/>
         </w:rPr>
-        <w:t xml:space="preserve">1）。</w:t>
+        <w:t xml:space="preserve">1に示す。浴室寒さ5-7群は66人（44.9%）、脱衣所寒さ5-7群は77人（52.4%）であった。</w:t>
       </w:r>
     </w:p>
     <w:p>
@@ -629,7 +648,21 @@
           <w:rFonts w:hint="eastAsia" w:ascii="Times New Roman" w:hAnsi="Times New Roman" w:eastAsia="Yu Mincho"/>
           <w:sz w:val="24"/>
         </w:rPr>
-        <w:t xml:space="preserve">浴室暖房乾燥機は、設置して使用35人（23.8%）、設置しているが未使用13人（8.8%）、未設置99人（67.3%）であった。セントラル暖房の使用状況に回答した140人のうち、使用者は28人（20.0%）で、浴室寒さ5-7群は2/28人（7.1%）であった。使用者のうち19/28人（67.9%）は浴室暖房乾燥機も使用していた。</w:t>
+        <w:t xml:space="preserve">浴室暖房乾燥機、セントラル暖房および脱衣所・浴室のその他暖房設備の利用状況をTable</w:t>
+      </w:r>
+      <w:r>
+        <w:rPr>
+          <w:rFonts w:ascii="Times New Roman" w:hAnsi="Times New Roman" w:eastAsia="Yu Mincho"/>
+          <w:sz w:val="24"/>
+        </w:rPr>
+        <w:t xml:space="preserve"> </w:t>
+      </w:r>
+      <w:r>
+        <w:rPr>
+          <w:rFonts w:hint="eastAsia" w:ascii="Times New Roman" w:hAnsi="Times New Roman" w:eastAsia="Yu Mincho"/>
+          <w:sz w:val="24"/>
+        </w:rPr>
+        <w:t xml:space="preserve">1に示す。セントラル暖房の使用状況に回答した140人中28人（20.0%）が使用していた。この28人のうち、浴室寒さ5-7群は2人（7.1%）で、19人（67.9%）は浴室暖房乾燥機を暖房として使用していた。</w:t>
       </w:r>
     </w:p>
     <w:bookmarkEnd w:id="18"/>
@@ -662,7 +695,7 @@
           <w:rFonts w:hint="eastAsia" w:ascii="Times New Roman" w:hAnsi="Times New Roman" w:eastAsia="Yu Mincho"/>
           <w:sz w:val="24"/>
         </w:rPr>
-        <w:t xml:space="preserve">不使用者112人のうち、費用・住宅設置制約を選択した者は66人（58.9%）、理由2-7のいずれかを選択した者は69人（61.6%）、不要は31人（27.7%）であった。理由8「その他」は17人（15.2%）で、この理由のみを選択した者は15人（13.4%）であった。不要と理由2-7の両方を選択した者は3人であった。</w:t>
+        <w:t xml:space="preserve">不使用者112人のうち、障壁あり（理由2-7のいずれか）は69人（61.6%）、費用または住宅・設置上の制約（理由2-5のいずれか）は66人（58.9%）であった。</w:t>
       </w:r>
     </w:p>
     <w:p>
@@ -674,7 +707,19 @@
           <w:rFonts w:hint="eastAsia" w:ascii="Times New Roman" w:hAnsi="Times New Roman" w:eastAsia="Yu Mincho"/>
           <w:sz w:val="24"/>
         </w:rPr>
-        <w:t xml:space="preserve">寒さ5-7群では、費用・住宅設置制約を51/62人（82.3%）、費用系を31/62人（50.0%）、住宅・設置制約系を21/62人（33.9%）、理由2-7のいずれかを53/62人（85.5%）、不要を4/62人（6.5%）が選択した。寒さ1-4群では、それぞれ15/50人（30.0%）、10/50人（20.0%）、6/50人（12.0%）、16/50人（32.0%）、27/50人（54.0%）であった（Fig.</w:t>
+        <w:t xml:space="preserve">選択肢別の回答（複数回答）は、不要31人（27.7%）、電気代25人（22.3%）、設置費用22人（19.6%）であった。住宅構造上の制約は19人（17.0%）、賃貸による工事制約は8人（7.1%）、使用方法不明は2人（1.8%）、故障中は1人（0.9%）、その他は17人（15.2%）であった。理由8「その他」のみを選択した者は15人（13.4%）で、不要と障壁ありの両方を選択した者は3人（2.7%）であった。</w:t>
+      </w:r>
+    </w:p>
+    <w:p>
+      <w:pPr>
+        <w:pStyle w:val="BodyText"/>
+      </w:pPr>
+      <w:r>
+        <w:rPr>
+          <w:rFonts w:hint="eastAsia" w:ascii="Times New Roman" w:hAnsi="Times New Roman" w:eastAsia="Yu Mincho"/>
+          <w:sz w:val="24"/>
+        </w:rPr>
+        <w:t xml:space="preserve">費用または住宅・設置上の制約は、浴室寒さ5-7群で51/62人（82.3%）、浴室寒さ1-4群で15/50人（30.0%）が選択した。不要は、浴室寒さ5-7群で4/62人（6.5%）、浴室寒さ1-4群で27/50人（54.0%）が選択した。費用系および住宅・設置制約系の内訳を含め、Fig.</w:t>
       </w:r>
       <w:r>
         <w:rPr>
@@ -688,7 +733,7 @@
           <w:rFonts w:hint="eastAsia" w:ascii="Times New Roman" w:hAnsi="Times New Roman" w:eastAsia="Yu Mincho"/>
           <w:sz w:val="24"/>
         </w:rPr>
-        <w:t xml:space="preserve">1）。</w:t>
+        <w:t xml:space="preserve">1に示す。</w:t>
       </w:r>
     </w:p>
     <w:p>
@@ -734,7 +779,7 @@
           <w:rFonts w:hint="eastAsia" w:ascii="Times New Roman" w:hAnsi="Times New Roman" w:eastAsia="Yu Mincho"/>
           <w:sz w:val="24"/>
         </w:rPr>
-        <w:t xml:space="preserve">本調査の主要所見は、浴室を寒いと感じる不使用者62人のうち、51人（82.3%）が費用系または住宅・設置制約系の理由を選択したことである。内訳は費用系31人、住宅・設置制約系21人であった。このような回答が観察されたことから、浴室の寒さ対策を検討する際には、設備の必要性に関する周知に加えて、使用費、設置費および住宅側の工事制約を把握する必要性が示唆された。</w:t>
+        <w:t xml:space="preserve">本調査の主要所見は、浴室を寒いと感じる不使用者62人のうち、51人（82.3%）が費用または住宅・設置上の制約を選択したことである。この51人のうち、費用系は31人、住宅・設置制約系は21人で、1人が両方を選択していた。このような回答が観察されたことから、浴室の寒さ対策を検討する際には、設備の必要性に関する周知に加えて、使用費、設置費および住宅側の工事制約を把握する必要性が示唆された。</w:t>
       </w:r>
     </w:p>
     <w:p>
@@ -746,7 +791,7 @@
           <w:rFonts w:hint="eastAsia" w:ascii="Times New Roman" w:hAnsi="Times New Roman" w:eastAsia="Yu Mincho"/>
           <w:sz w:val="24"/>
         </w:rPr>
-        <w:t xml:space="preserve">前報において、環境省「令和5年度家庭部門のCO2排出実態統計調査」の公開表を用いて集計したセントラル暖房使用率は、北海道地域で24.6%であり、他地域の0.4-4.0%より高かった[3]。北海道では浴室の寒さや室間温度差も他地域より小さく[4,5]、前報では、セントラル暖房を含む全館暖房が浴室暖房乾燥機を代替し得る可能性に言及した[3]。一方、青森県では、重臣らが入浴中心肺停止の多さと寒冷期の脱衣場・浴室内低温を報告しているものの[6]、浴室周辺の寒さ・室間温度差を県単位で示した報告や、浴室暖房乾燥機・セントラル暖房の設置・使用実態を調べた報告は、今回確認した公開情報の範囲では見当たらなかった。この情報不足を踏まえて実施した本調査では、セントラル暖房使用者28/140人のうち、浴室寒さ5-7群は2人で、19人が浴室暖房乾燥機も使用していた。こうした観察事実から、少なくとも本標本の設備利用パターンは、「浴室が暖かいため不要」という理由や、セントラル暖房による単純な排他的代替だけでは説明しにくかった。</w:t>
+        <w:t xml:space="preserve">前報において、環境省「令和5年度家庭部門のCO2排出実態統計調査」の公開表を用いて集計したセントラル暖房使用率は、北海道地域で24.6%であり、他地域の0.4-4.0%より高かった[3]。北海道では浴室の寒さや室間温度差も他地域より小さく[4,5]、前報では、セントラル暖房を含む全館暖房が浴室暖房乾燥機を代替し得る可能性に言及した[3]。一方、青森県では、重臣らが入浴中心肺停止の多さと寒冷期の脱衣場・浴室内低温を報告しているものの[6]、浴室周辺の寒さ・室間温度差を県単位で示した報告や、浴室暖房乾燥機・セントラル暖房の設置・使用実態を調べた報告は、今回確認した公開情報の範囲では見当たらなかった。この情報不足を踏まえて実施した本調査では、セントラル暖房の使用状況に回答した140人中28人が使用しており、その28人のうち浴室寒さ5-7群は2人、浴室暖房乾燥機を併用していた者は19人であった。こうした観察事実から、少なくとも本標本の設備利用パターンは、「浴室が暖かいため不要」という理由や、セントラル暖房による単純な排他的代替だけでは説明しにくかった。</w:t>
       </w:r>
     </w:p>
     <w:p>
@@ -1146,7 +1191,7 @@
           <w:rFonts w:ascii="Times New Roman" w:hAnsi="Times New Roman" w:eastAsia="Yu Mincho"/>
           <w:sz w:val="24"/>
         </w:rPr>
-        <w:t xml:space="preserve">Objective: Following an exploratory ecological analysis that identified Aomori as a candidate cold prefecture with a low bathroom heater-dryer installation rate and a high standardized mortality ratio, we primarily described reasons for non-installation or non-use by perceived bathroom coldness group. Secondarily, we described central heating use and concurrent bathroom heater-dryer use. Methods: We conducted an anonymous cross-sectional questionnaire survey in Goshogawara City, Japan, from March 11 to April 30, 2026. Of 190 questionnaires distributed, 154 were returned. The primary analysis included 147 respondents, and the central heating analysis included 140 respondents. Counts and percentages were described by perceived coldness group. Results: Overall, 66/147 respondents (44.9%) reported bathroom coldness scores of 5-7. Among 112 respondents who did not use or had not installed a bathroom heater-dryer, 66 (58.9%) reported cost-related or housing/installation-related constraints, whereas 31 (27.7%) selected that heating was unnecessary. Cost-related or housing/installation-related constraints were reported by 51/62 respondents (82.3%) in the coldness 5-7 group and 15/50 (30.0%) in the coldness 1-4 group. Central heating was used by 28/140 respondents (20.0%), of whom 19/28 also used a bathroom heater-dryer. Conclusions: Within this convenience sample, some respondents perceived their bathrooms as cold while reporting cost-related or installation-related constraints. Concurrent use of central heating and bathroom heater-dryers was observed in 19/28 central heating users, indicating that a simple mutually exclusive substitution alone did not explain the equipment-use pattern in this sample. These findings do not estimate citywide prevalence or establish effects of heating equipment on coldness or bathing-related health outcomes.</w:t>
+        <w:t xml:space="preserve">Objective: Following an exploratory ecological analysis that identified Aomori as a candidate cold prefecture with a low bathroom heater-dryer installation rate and a high standardized mortality ratio, we primarily described reasons for non-installation or non-use by perceived bathroom coldness group. Secondarily, we described central heating use and concurrent bathroom heater-dryer use. Methods: We conducted an anonymous cross-sectional questionnaire survey in Goshogawara City, Japan, from March 11 to April 30, 2026. Of 190 questionnaires distributed, 154 were returned. The primary analysis included 147 respondents, and the central heating analysis included 140 respondents. Counts and percentages were described by perceived coldness group. Results: Overall, 66/147 respondents (44.9%) reported bathroom coldness scores of 5-7. In a multiple-response item among 112 respondents who did not use or had not installed a bathroom heater-dryer, 66 (58.9%) reported cost-related or housing/installation-related constraints, whereas 31 (27.7%) selected that heating was unnecessary. Cost-related or housing/installation-related constraints were reported by 51/62 respondents (82.3%) in the coldness 5-7 group and 15/50 (30.0%) in the coldness 1-4 group. Central heating was used by 28/140 respondents (20.0%), of whom 19/28 also used a bathroom heater-dryer for heating. Conclusions: Within this convenience sample, some respondents perceived their bathrooms as cold while reporting cost-related or installation-related constraints. Concurrent use of central heating and bathroom heater-dryers was observed in 19/28 central heating users, indicating that a simple mutually exclusive substitution alone did not explain the equipment-use pattern in this sample. These findings do not estimate citywide prevalence or establish effects of heating equipment on coldness or bathing-related health outcomes.</w:t>
       </w:r>
     </w:p>
     <w:p>
@@ -1177,7 +1222,7 @@
         <w:t xml:space="preserve">Tables</w:t>
       </w:r>
     </w:p>
-    <w:bookmarkStart w:id="28" w:name="Xddc380cd39eb8ce6f8a1e7e6c0373e37308fd83"/>
+    <w:bookmarkStart w:id="28" w:name="Xb9d4e2838264166fd7b308f50ba6017d344efce"/>
     <w:p>
       <w:pPr>
         <w:pStyle w:val="Heading3"/>
@@ -1187,7 +1232,7 @@
           <w:rFonts w:ascii="Times New Roman" w:hAnsi="Times New Roman" w:eastAsia="Yu Mincho"/>
           <w:sz w:val="24"/>
         </w:rPr>
-        <w:t xml:space="preserve">Table 1. Characteristics of respondents (n=147)</w:t>
+        <w:t xml:space="preserve">Table 1. Characteristics and heating equipment use in the main analysis sample (n=147)</w:t>
       </w:r>
     </w:p>
     <w:tbl>
@@ -2276,7 +2321,7 @@
                 <w:rFonts w:ascii="Times New Roman" w:hAnsi="Times New Roman" w:eastAsia="Yu Mincho"/>
                 <w:sz w:val="18"/>
               </w:rPr>
-              <w:t xml:space="preserve">Installed and used</w:t>
+              <w:t xml:space="preserve">Installed and used for heating</w:t>
             </w:r>
           </w:p>
         </w:tc>
@@ -2450,7 +2495,7 @@
                 <w:rFonts w:ascii="Times New Roman" w:hAnsi="Times New Roman" w:eastAsia="Yu Mincho"/>
                 <w:sz w:val="18"/>
               </w:rPr>
-              <w:t xml:space="preserve">Installed but not used</w:t>
+              <w:t xml:space="preserve">Installed but not used for heating</w:t>
             </w:r>
           </w:p>
         </w:tc>
@@ -2848,7 +2893,7 @@
                 <w:rFonts w:ascii="Times New Roman" w:hAnsi="Times New Roman" w:eastAsia="Yu Mincho"/>
                 <w:sz w:val="18"/>
               </w:rPr>
-              <w:t xml:space="preserve">16 (10.9)</w:t>
+              <w:t xml:space="preserve">16 (11.4)</w:t>
             </w:r>
           </w:p>
         </w:tc>
@@ -3022,7 +3067,7 @@
                 <w:rFonts w:ascii="Times New Roman" w:hAnsi="Times New Roman" w:eastAsia="Yu Mincho"/>
                 <w:sz w:val="18"/>
               </w:rPr>
-              <w:t xml:space="preserve">12 (8.2)</w:t>
+              <w:t xml:space="preserve">12 (8.6)</w:t>
             </w:r>
           </w:p>
         </w:tc>
@@ -3207,7 +3252,7 @@
                 <w:rFonts w:ascii="Times New Roman" w:hAnsi="Times New Roman" w:eastAsia="Yu Mincho"/>
                 <w:sz w:val="18"/>
               </w:rPr>
-              <w:t xml:space="preserve">112 (76.2)</w:t>
+              <w:t xml:space="preserve">112 (80.0)</w:t>
             </w:r>
           </w:p>
         </w:tc>
@@ -3381,7 +3426,7 @@
                 <w:rFonts w:ascii="Times New Roman" w:hAnsi="Times New Roman" w:eastAsia="Yu Mincho"/>
                 <w:sz w:val="18"/>
               </w:rPr>
-              <w:t xml:space="preserve">7 (4.8)</w:t>
+              <w:t xml:space="preserve">7</w:t>
             </w:r>
           </w:p>
         </w:tc>
@@ -3501,7 +3546,7 @@
                 <w:b/>
                 <w:sz w:val="18"/>
               </w:rPr>
-              <w:t xml:space="preserve">Perceived coldness</w:t>
+              <w:t xml:space="preserve">Other equipment used to heat the dressing room or bathroom</w:t>
             </w:r>
           </w:p>
         </w:tc>
@@ -3532,7 +3577,7 @@
                 <w:rFonts w:ascii="Times New Roman" w:hAnsi="Times New Roman" w:eastAsia="Yu Mincho"/>
                 <w:sz w:val="18"/>
               </w:rPr>
-              <w:t xml:space="preserve">Bathroom score 5-7</w:t>
+              <w:t xml:space="preserve">Stove</w:t>
             </w:r>
           </w:p>
         </w:tc>
@@ -3563,7 +3608,7 @@
                 <w:rFonts w:ascii="Times New Roman" w:hAnsi="Times New Roman" w:eastAsia="Yu Mincho"/>
                 <w:sz w:val="18"/>
               </w:rPr>
-              <w:t xml:space="preserve">66 (44.9)</w:t>
+              <w:t xml:space="preserve">63 (42.9)</w:t>
             </w:r>
           </w:p>
         </w:tc>
@@ -3717,7 +3762,7 @@
                 <w:rFonts w:ascii="Times New Roman" w:hAnsi="Times New Roman" w:eastAsia="Yu Mincho"/>
                 <w:sz w:val="18"/>
               </w:rPr>
-              <w:t xml:space="preserve">Dressing-room score 5-7</w:t>
+              <w:t xml:space="preserve">Air conditioner</w:t>
             </w:r>
           </w:p>
         </w:tc>
@@ -3748,7 +3793,7 @@
                 <w:rFonts w:ascii="Times New Roman" w:hAnsi="Times New Roman" w:eastAsia="Yu Mincho"/>
                 <w:sz w:val="18"/>
               </w:rPr>
-              <w:t xml:space="preserve">77 (52.4)</w:t>
+              <w:t xml:space="preserve">15 (10.2)</w:t>
             </w:r>
           </w:p>
         </w:tc>
@@ -3889,6 +3934,13 @@
               <w:spacing w:line="240" w:lineRule="auto" w:after="0" w:before="0"/>
               <w:jc w:val="left"/>
             </w:pPr>
+            <w:r>
+              <w:rPr>
+                <w:rFonts w:ascii="Times New Roman" w:hAnsi="Times New Roman" w:eastAsia="Yu Mincho"/>
+                <w:sz w:val="18"/>
+              </w:rPr>
+              <w:t xml:space="preserve">Floor heating other than central heating</w:t>
+            </w:r>
           </w:p>
         </w:tc>
         <w:tc>
@@ -3913,6 +3965,13 @@
               <w:spacing w:line="240" w:lineRule="auto" w:after="0" w:before="0"/>
               <w:jc w:val="right"/>
             </w:pPr>
+            <w:r>
+              <w:rPr>
+                <w:rFonts w:ascii="Times New Roman" w:hAnsi="Times New Roman" w:eastAsia="Yu Mincho"/>
+                <w:sz w:val="18"/>
+              </w:rPr>
+              <w:t xml:space="preserve">2 (1.4)</w:t>
+            </w:r>
           </w:p>
         </w:tc>
       </w:tr>
@@ -4052,6 +4111,13 @@
               <w:spacing w:line="240" w:lineRule="auto" w:after="0" w:before="0"/>
               <w:jc w:val="left"/>
             </w:pPr>
+            <w:r>
+              <w:rPr>
+                <w:rFonts w:ascii="Times New Roman" w:hAnsi="Times New Roman" w:eastAsia="Yu Mincho"/>
+                <w:sz w:val="18"/>
+              </w:rPr>
+              <w:t xml:space="preserve">Other</w:t>
+            </w:r>
           </w:p>
         </w:tc>
         <w:tc>
@@ -4076,6 +4142,13 @@
               <w:spacing w:line="240" w:lineRule="auto" w:after="0" w:before="0"/>
               <w:jc w:val="right"/>
             </w:pPr>
+            <w:r>
+              <w:rPr>
+                <w:rFonts w:ascii="Times New Roman" w:hAnsi="Times New Roman" w:eastAsia="Yu Mincho"/>
+                <w:sz w:val="18"/>
+              </w:rPr>
+              <w:t xml:space="preserve">4 (2.7)</w:t>
+            </w:r>
           </w:p>
         </w:tc>
       </w:tr>
@@ -4215,6 +4288,13 @@
               <w:spacing w:line="240" w:lineRule="auto" w:after="0" w:before="0"/>
               <w:jc w:val="left"/>
             </w:pPr>
+            <w:r>
+              <w:rPr>
+                <w:rFonts w:ascii="Times New Roman" w:hAnsi="Times New Roman" w:eastAsia="Yu Mincho"/>
+                <w:sz w:val="18"/>
+              </w:rPr>
+              <w:t xml:space="preserve">None</w:t>
+            </w:r>
           </w:p>
         </w:tc>
         <w:tc>
@@ -4239,6 +4319,13 @@
               <w:spacing w:line="240" w:lineRule="auto" w:after="0" w:before="0"/>
               <w:jc w:val="right"/>
             </w:pPr>
+            <w:r>
+              <w:rPr>
+                <w:rFonts w:ascii="Times New Roman" w:hAnsi="Times New Roman" w:eastAsia="Yu Mincho"/>
+                <w:sz w:val="18"/>
+              </w:rPr>
+              <w:t xml:space="preserve">61 (41.5)</w:t>
+            </w:r>
           </w:p>
         </w:tc>
       </w:tr>
@@ -4258,6 +4345,348 @@
             </w:tcMar>
             <w:tcBorders>
               <w:top w:val="nil"/>
+              <w:bottom w:val="nil"/>
+            </w:tcBorders>
+          </w:tcPr>
+          <w:p>
+            <w:pPr>
+              <w:pStyle w:val="Compact"/>
+              <w:keepNext/>
+              <w:spacing w:line="240" w:lineRule="auto" w:after="0" w:before="0"/>
+              <w:jc w:val="left"/>
+            </w:pPr>
+          </w:p>
+        </w:tc>
+        <w:tc>
+          <w:tcPr>
+            <w:tcW w:type="dxa" w:w="2041"/>
+            <w:vAlign w:val="top"/>
+            <w:tcMar>
+              <w:top w:w="28" w:type="dxa"/>
+              <w:right w:w="28" w:type="dxa"/>
+              <w:bottom w:w="28" w:type="dxa"/>
+              <w:left w:w="28" w:type="dxa"/>
+            </w:tcMar>
+            <w:tcBorders>
+              <w:top w:val="nil"/>
+              <w:bottom w:val="nil"/>
+            </w:tcBorders>
+          </w:tcPr>
+          <w:p>
+            <w:pPr>
+              <w:pStyle w:val="Compact"/>
+              <w:keepNext/>
+              <w:spacing w:line="240" w:lineRule="auto" w:after="0" w:before="0"/>
+              <w:jc w:val="left"/>
+            </w:pPr>
+            <w:r>
+              <w:rPr>
+                <w:rFonts w:ascii="Times New Roman" w:hAnsi="Times New Roman" w:eastAsia="Yu Mincho"/>
+                <w:sz w:val="18"/>
+              </w:rPr>
+              <w:t xml:space="preserve">Almost never</w:t>
+            </w:r>
+          </w:p>
+        </w:tc>
+        <w:tc>
+          <w:tcPr>
+            <w:tcW w:type="dxa" w:w="964"/>
+            <w:vAlign w:val="top"/>
+            <w:tcMar>
+              <w:top w:w="28" w:type="dxa"/>
+              <w:right w:w="85" w:type="dxa"/>
+              <w:bottom w:w="28" w:type="dxa"/>
+              <w:left w:w="28" w:type="dxa"/>
+            </w:tcMar>
+            <w:tcBorders>
+              <w:top w:val="nil"/>
+              <w:bottom w:val="nil"/>
+            </w:tcBorders>
+          </w:tcPr>
+          <w:p>
+            <w:pPr>
+              <w:pStyle w:val="Compact"/>
+              <w:keepNext/>
+              <w:spacing w:line="240" w:lineRule="auto" w:after="0" w:before="0"/>
+              <w:jc w:val="right"/>
+            </w:pPr>
+            <w:r>
+              <w:rPr>
+                <w:rFonts w:ascii="Times New Roman" w:hAnsi="Times New Roman" w:eastAsia="Yu Mincho"/>
+                <w:sz w:val="18"/>
+              </w:rPr>
+              <w:t xml:space="preserve">5 (3.4)</w:t>
+            </w:r>
+          </w:p>
+        </w:tc>
+        <w:tc>
+          <w:tcPr>
+            <w:tcW w:type="dxa" w:w="1247"/>
+            <w:vAlign w:val="top"/>
+            <w:tcMar>
+              <w:top w:w="28" w:type="dxa"/>
+              <w:right w:w="28" w:type="dxa"/>
+              <w:bottom w:w="28" w:type="dxa"/>
+              <w:left w:w="85" w:type="dxa"/>
+            </w:tcMar>
+            <w:tcBorders>
+              <w:top w:val="nil"/>
+              <w:bottom w:val="nil"/>
+            </w:tcBorders>
+          </w:tcPr>
+          <w:p>
+            <w:pPr>
+              <w:pStyle w:val="Compact"/>
+              <w:spacing w:line="240" w:lineRule="auto" w:after="0" w:before="0"/>
+              <w:jc w:val="left"/>
+            </w:pPr>
+          </w:p>
+        </w:tc>
+        <w:tc>
+          <w:tcPr>
+            <w:tcW w:type="dxa" w:w="2041"/>
+            <w:vAlign w:val="top"/>
+            <w:tcMar>
+              <w:top w:w="28" w:type="dxa"/>
+              <w:right w:w="28" w:type="dxa"/>
+              <w:bottom w:w="28" w:type="dxa"/>
+              <w:left w:w="28" w:type="dxa"/>
+            </w:tcMar>
+            <w:tcBorders>
+              <w:top w:val="nil"/>
+              <w:bottom w:val="nil"/>
+            </w:tcBorders>
+          </w:tcPr>
+          <w:p>
+            <w:pPr>
+              <w:pStyle w:val="Compact"/>
+              <w:spacing w:line="240" w:lineRule="auto" w:after="0" w:before="0"/>
+              <w:jc w:val="left"/>
+            </w:pPr>
+            <w:r>
+              <w:rPr>
+                <w:rFonts w:ascii="Times New Roman" w:hAnsi="Times New Roman" w:eastAsia="Yu Mincho"/>
+                <w:sz w:val="18"/>
+              </w:rPr>
+              <w:t xml:space="preserve">Missing</w:t>
+            </w:r>
+          </w:p>
+        </w:tc>
+        <w:tc>
+          <w:tcPr>
+            <w:tcW w:type="dxa" w:w="964"/>
+            <w:vAlign w:val="top"/>
+            <w:tcMar>
+              <w:top w:w="28" w:type="dxa"/>
+              <w:right w:w="28" w:type="dxa"/>
+              <w:bottom w:w="28" w:type="dxa"/>
+              <w:left w:w="28" w:type="dxa"/>
+            </w:tcMar>
+            <w:tcBorders>
+              <w:top w:val="nil"/>
+              <w:bottom w:val="nil"/>
+            </w:tcBorders>
+          </w:tcPr>
+          <w:p>
+            <w:pPr>
+              <w:pStyle w:val="Compact"/>
+              <w:spacing w:line="240" w:lineRule="auto" w:after="0" w:before="0"/>
+              <w:jc w:val="right"/>
+            </w:pPr>
+            <w:r>
+              <w:rPr>
+                <w:rFonts w:ascii="Times New Roman" w:hAnsi="Times New Roman" w:eastAsia="Yu Mincho"/>
+                <w:sz w:val="18"/>
+              </w:rPr>
+              <w:t xml:space="preserve">8 (5.4)</w:t>
+            </w:r>
+          </w:p>
+        </w:tc>
+      </w:tr>
+      <w:tr>
+        <w:trPr>
+          <w:cantSplit/>
+        </w:trPr>
+        <w:tc>
+          <w:tcPr>
+            <w:tcW w:type="dxa" w:w="1247"/>
+            <w:vAlign w:val="top"/>
+            <w:tcMar>
+              <w:top w:w="28" w:type="dxa"/>
+              <w:right w:w="28" w:type="dxa"/>
+              <w:bottom w:w="28" w:type="dxa"/>
+              <w:left w:w="28" w:type="dxa"/>
+            </w:tcMar>
+            <w:tcBorders>
+              <w:top w:val="nil"/>
+              <w:bottom w:val="nil"/>
+            </w:tcBorders>
+          </w:tcPr>
+          <w:p>
+            <w:pPr>
+              <w:pStyle w:val="Compact"/>
+              <w:keepNext/>
+              <w:spacing w:line="240" w:lineRule="auto" w:after="0" w:before="0"/>
+              <w:jc w:val="left"/>
+            </w:pPr>
+          </w:p>
+        </w:tc>
+        <w:tc>
+          <w:tcPr>
+            <w:tcW w:type="dxa" w:w="2041"/>
+            <w:vAlign w:val="top"/>
+            <w:tcMar>
+              <w:top w:w="28" w:type="dxa"/>
+              <w:right w:w="28" w:type="dxa"/>
+              <w:bottom w:w="28" w:type="dxa"/>
+              <w:left w:w="28" w:type="dxa"/>
+            </w:tcMar>
+            <w:tcBorders>
+              <w:top w:val="nil"/>
+              <w:bottom w:val="nil"/>
+            </w:tcBorders>
+          </w:tcPr>
+          <w:p>
+            <w:pPr>
+              <w:pStyle w:val="Compact"/>
+              <w:keepNext/>
+              <w:spacing w:line="240" w:lineRule="auto" w:after="0" w:before="0"/>
+              <w:jc w:val="left"/>
+            </w:pPr>
+          </w:p>
+        </w:tc>
+        <w:tc>
+          <w:tcPr>
+            <w:tcW w:type="dxa" w:w="964"/>
+            <w:vAlign w:val="top"/>
+            <w:tcMar>
+              <w:top w:w="28" w:type="dxa"/>
+              <w:right w:w="85" w:type="dxa"/>
+              <w:bottom w:w="28" w:type="dxa"/>
+              <w:left w:w="28" w:type="dxa"/>
+            </w:tcMar>
+            <w:tcBorders>
+              <w:top w:val="nil"/>
+              <w:bottom w:val="nil"/>
+            </w:tcBorders>
+          </w:tcPr>
+          <w:p>
+            <w:pPr>
+              <w:pStyle w:val="Compact"/>
+              <w:keepNext/>
+              <w:spacing w:line="240" w:lineRule="auto" w:after="0" w:before="0"/>
+              <w:jc w:val="right"/>
+            </w:pPr>
+          </w:p>
+        </w:tc>
+        <w:tc>
+          <w:tcPr>
+            <w:tcW w:type="dxa" w:w="1247"/>
+            <w:vAlign w:val="top"/>
+            <w:tcMar>
+              <w:top w:w="28" w:type="dxa"/>
+              <w:right w:w="28" w:type="dxa"/>
+              <w:bottom w:w="28" w:type="dxa"/>
+              <w:left w:w="85" w:type="dxa"/>
+            </w:tcMar>
+            <w:tcBorders>
+              <w:top w:val="single" w:sz="4" w:space="0" w:color="B7B7B7"/>
+              <w:bottom w:val="nil"/>
+            </w:tcBorders>
+          </w:tcPr>
+          <w:p>
+            <w:pPr>
+              <w:pStyle w:val="Compact"/>
+              <w:spacing w:line="240" w:lineRule="auto" w:after="0" w:before="0"/>
+              <w:jc w:val="left"/>
+            </w:pPr>
+            <w:r>
+              <w:rPr>
+                <w:rFonts w:ascii="Times New Roman" w:hAnsi="Times New Roman" w:eastAsia="Yu Mincho"/>
+                <w:b/>
+                <w:sz w:val="18"/>
+              </w:rPr>
+              <w:t xml:space="preserve">Perceived bathroom coldness</w:t>
+            </w:r>
+          </w:p>
+        </w:tc>
+        <w:tc>
+          <w:tcPr>
+            <w:tcW w:type="dxa" w:w="2041"/>
+            <w:vAlign w:val="top"/>
+            <w:tcMar>
+              <w:top w:w="28" w:type="dxa"/>
+              <w:right w:w="28" w:type="dxa"/>
+              <w:bottom w:w="28" w:type="dxa"/>
+              <w:left w:w="28" w:type="dxa"/>
+            </w:tcMar>
+            <w:tcBorders>
+              <w:top w:val="single" w:sz="4" w:space="0" w:color="B7B7B7"/>
+              <w:bottom w:val="nil"/>
+            </w:tcBorders>
+          </w:tcPr>
+          <w:p>
+            <w:pPr>
+              <w:pStyle w:val="Compact"/>
+              <w:spacing w:line="240" w:lineRule="auto" w:after="0" w:before="0"/>
+              <w:jc w:val="left"/>
+            </w:pPr>
+            <w:r>
+              <w:rPr>
+                <w:rFonts w:ascii="Times New Roman" w:hAnsi="Times New Roman" w:eastAsia="Yu Mincho"/>
+                <w:sz w:val="18"/>
+              </w:rPr>
+              <w:t xml:space="preserve">Score 5-7</w:t>
+            </w:r>
+          </w:p>
+        </w:tc>
+        <w:tc>
+          <w:tcPr>
+            <w:tcW w:type="dxa" w:w="964"/>
+            <w:vAlign w:val="top"/>
+            <w:tcMar>
+              <w:top w:w="28" w:type="dxa"/>
+              <w:right w:w="28" w:type="dxa"/>
+              <w:bottom w:w="28" w:type="dxa"/>
+              <w:left w:w="28" w:type="dxa"/>
+            </w:tcMar>
+            <w:tcBorders>
+              <w:top w:val="single" w:sz="4" w:space="0" w:color="B7B7B7"/>
+              <w:bottom w:val="nil"/>
+            </w:tcBorders>
+          </w:tcPr>
+          <w:p>
+            <w:pPr>
+              <w:pStyle w:val="Compact"/>
+              <w:spacing w:line="240" w:lineRule="auto" w:after="0" w:before="0"/>
+              <w:jc w:val="right"/>
+            </w:pPr>
+            <w:r>
+              <w:rPr>
+                <w:rFonts w:ascii="Times New Roman" w:hAnsi="Times New Roman" w:eastAsia="Yu Mincho"/>
+                <w:sz w:val="18"/>
+              </w:rPr>
+              <w:t xml:space="preserve">66 (44.9)</w:t>
+            </w:r>
+          </w:p>
+        </w:tc>
+      </w:tr>
+      <w:tr>
+        <w:trPr>
+          <w:cantSplit/>
+        </w:trPr>
+        <w:tc>
+          <w:tcPr>
+            <w:tcW w:type="dxa" w:w="1247"/>
+            <w:vAlign w:val="top"/>
+            <w:tcMar>
+              <w:top w:w="28" w:type="dxa"/>
+              <w:right w:w="28" w:type="dxa"/>
+              <w:bottom w:w="28" w:type="dxa"/>
+              <w:left w:w="28" w:type="dxa"/>
+            </w:tcMar>
+            <w:tcBorders>
+              <w:top w:val="nil"/>
               <w:bottom w:val="single" w:sz="8" w:space="0" w:color="000000"/>
             </w:tcBorders>
           </w:tcPr>
@@ -4290,13 +4719,6 @@
               <w:spacing w:line="240" w:lineRule="auto" w:after="0" w:before="0"/>
               <w:jc w:val="left"/>
             </w:pPr>
-            <w:r>
-              <w:rPr>
-                <w:rFonts w:ascii="Times New Roman" w:hAnsi="Times New Roman" w:eastAsia="Yu Mincho"/>
-                <w:sz w:val="18"/>
-              </w:rPr>
-              <w:t xml:space="preserve">Almost never</w:t>
-            </w:r>
           </w:p>
         </w:tc>
         <w:tc>
@@ -4320,13 +4742,6 @@
               <w:spacing w:line="240" w:lineRule="auto" w:after="0" w:before="0"/>
               <w:jc w:val="right"/>
             </w:pPr>
-            <w:r>
-              <w:rPr>
-                <w:rFonts w:ascii="Times New Roman" w:hAnsi="Times New Roman" w:eastAsia="Yu Mincho"/>
-                <w:sz w:val="18"/>
-              </w:rPr>
-              <w:t xml:space="preserve">5 (3.4)</w:t>
-            </w:r>
           </w:p>
         </w:tc>
         <w:tc>
@@ -4340,7 +4755,7 @@
               <w:left w:w="85" w:type="dxa"/>
             </w:tcMar>
             <w:tcBorders>
-              <w:top w:val="nil"/>
+              <w:top w:val="single" w:sz="4" w:space="0" w:color="B7B7B7"/>
               <w:bottom w:val="single" w:sz="8" w:space="0" w:color="000000"/>
             </w:tcBorders>
           </w:tcPr>
@@ -4350,6 +4765,14 @@
               <w:spacing w:line="240" w:lineRule="auto" w:after="0" w:before="0"/>
               <w:jc w:val="left"/>
             </w:pPr>
+            <w:r>
+              <w:rPr>
+                <w:rFonts w:ascii="Times New Roman" w:hAnsi="Times New Roman" w:eastAsia="Yu Mincho"/>
+                <w:b/>
+                <w:sz w:val="18"/>
+              </w:rPr>
+              <w:t xml:space="preserve">Perceived dressing-room coldness</w:t>
+            </w:r>
           </w:p>
         </w:tc>
         <w:tc>
@@ -4363,7 +4786,7 @@
               <w:left w:w="28" w:type="dxa"/>
             </w:tcMar>
             <w:tcBorders>
-              <w:top w:val="nil"/>
+              <w:top w:val="single" w:sz="4" w:space="0" w:color="B7B7B7"/>
               <w:bottom w:val="single" w:sz="8" w:space="0" w:color="000000"/>
             </w:tcBorders>
           </w:tcPr>
@@ -4373,6 +4796,13 @@
               <w:spacing w:line="240" w:lineRule="auto" w:after="0" w:before="0"/>
               <w:jc w:val="left"/>
             </w:pPr>
+            <w:r>
+              <w:rPr>
+                <w:rFonts w:ascii="Times New Roman" w:hAnsi="Times New Roman" w:eastAsia="Yu Mincho"/>
+                <w:sz w:val="18"/>
+              </w:rPr>
+              <w:t xml:space="preserve">Score 5-7</w:t>
+            </w:r>
           </w:p>
         </w:tc>
         <w:tc>
@@ -4386,7 +4816,7 @@
               <w:left w:w="28" w:type="dxa"/>
             </w:tcMar>
             <w:tcBorders>
-              <w:top w:val="nil"/>
+              <w:top w:val="single" w:sz="4" w:space="0" w:color="B7B7B7"/>
               <w:bottom w:val="single" w:sz="8" w:space="0" w:color="000000"/>
             </w:tcBorders>
           </w:tcPr>
@@ -4396,6 +4826,13 @@
               <w:spacing w:line="240" w:lineRule="auto" w:after="0" w:before="0"/>
               <w:jc w:val="right"/>
             </w:pPr>
+            <w:r>
+              <w:rPr>
+                <w:rFonts w:ascii="Times New Roman" w:hAnsi="Times New Roman" w:eastAsia="Yu Mincho"/>
+                <w:sz w:val="18"/>
+              </w:rPr>
+              <w:t xml:space="preserve">77 (52.4)</w:t>
+            </w:r>
           </w:p>
         </w:tc>
       </w:tr>
@@ -4411,7 +4848,7 @@
           <w:rFonts w:ascii="Times New Roman" w:hAnsi="Times New Roman" w:eastAsia="Yu Mincho"/>
           <w:sz w:val="18"/>
         </w:rPr>
-        <w:t xml:space="preserve">Values are n (%), with all 147 respondents as the denominator. Coldness scores ranged from 1 (very warm) to 7 (very cold); scores 5-7 were classified as perceived coldness.</w:t>
+        <w:t xml:space="preserve">Values are n (%). Percentages for central heating use were calculated among 140 respondents with non-missing data; 7 respondents with missing data are shown separately. Percentages for all other characteristics use all 147 respondents as the denominator. Other equipment used to heat the dressing room or bathroom, excluding the bathroom heater-dryer and central heating, was a multiple-response item; therefore, percentages do not sum to 100%, and missing responses are shown separately. Coldness scores ranged from 1 (very warm) to 7 (very cold); only the score 5-7 group is shown for each coldness item.</w:t>
       </w:r>
     </w:p>
     <w:bookmarkEnd w:id="28"/>
@@ -4452,7 +4889,7 @@
           <w:rFonts w:ascii="Times New Roman" w:hAnsi="Times New Roman" w:eastAsia="Yu Mincho"/>
           <w:sz w:val="24"/>
         </w:rPr>
-        <w:t xml:space="preserve">The analysis includes 112 respondents who had not installed or did not use a bathroom heater-dryer. The left and right panels show the coldness 1-4 group (n=50) and the coldness 5-7 group (n=62), respectively, using the same scale and bar style. Reasons were collected as multiple responses; therefore, percentages do not sum to 100%. Cost-related or housing/installation-related constraints comprise reasons 2-5; cost-related reasons comprise reasons 2-3; and housing/installation-related reasons comprise reasons 4-5. Bars show the observed n/N (%) within each group. Confidence intervals are not shown; between-group differences and p values were not calculated.</w:t>
+        <w:t xml:space="preserve">The analysis includes 112 respondents who had not installed or did not use a bathroom heater-dryer. The left and right panels show the coldness 1-4 group (n=50) and the coldness 5-7 group (n=62), respectively, using the same scale and bar style. Reasons were collected as multiple responses; therefore, percentages do not sum to 100%. Cost-related or housing/installation-related constraints comprise reasons 2-5; cost-related reasons comprise reasons 2-3; and housing/installation-related reasons comprise reasons 4-5. Cost-related and housing/installation-related categories were not mutually exclusive; therefore, their counts should not be summed to obtain the combined category. Bars show the observed n/N (%) within each group. Confidence intervals are not shown; between-group differences and p values were not calculated.</w:t>
       </w:r>
     </w:p>
     <w:bookmarkEnd w:id="30"/>

--- a/deliverables/05_manuscript/onki_short_report_ja_submission.docx
+++ b/deliverables/05_manuscript/onki_short_report_ja_submission.docx
@@ -224,7 +224,7 @@
           <w:rFonts w:hint="eastAsia" w:ascii="Times New Roman" w:hAnsi="Times New Roman" w:eastAsia="Yu Mincho"/>
           <w:sz w:val="24"/>
         </w:rPr>
-        <w:t xml:space="preserve">目的：前報の探索的解析で低い浴室暖房乾燥機設置率かつ高い標準化死亡比の寒冷県候補となった青森県において、浴室暖房乾燥機の未設置・未使用理由を浴室寒さ体感別に主に記述し、セントラル暖房の使用および浴室暖房乾燥機との併用を副次的に記述する。方法：2026年3月11日-4月30日に五所川原市内で無記名の横断質問紙調査を行った。190部を配布し154部を回収した。主要解析は147人、セントラル暖房別解析は140人を対象とし、寒さ体感群別に人数と割合を記述した。結果：浴室寒さ5-7群は66/147人（44.9%）であった。浴室暖房乾燥機の不使用者112人に対する複数回答項目では、費用または住宅・設置上の制約を66人（58.9%）、不要を31人（27.7%）が回答した。費用または住宅・設置上の制約を回答した者は、浴室寒さ5-7群で51/62人（82.3%）、寒さ1-4群で15/50人（30.0%）であった。セントラル暖房使用者は28/140人（20.0%）で、そのうち19/28人が浴室暖房乾燥機を暖房として使用していた。結論：便宜抽出標本内で、浴室を寒いと感じながら費用または住宅・設置上の制約を回答した者が観察された。セントラル暖房使用者28人中19人に浴室暖房乾燥機との併用が観察され、単純な排他的代替だけでは本標本の設備利用パターンを説明しにくかった。</w:t>
+        <w:t xml:space="preserve">目的：前報の探索的解析で低い浴室暖房乾燥機設置率かつ高い標準化死亡比の寒冷県候補となった青森県において、浴室暖房乾燥機の未設置・未使用理由を浴室寒さ体感別に主に記述し、セントラル暖房の使用および浴室暖房乾燥機との併用を副次的に記述する。方法：2026年3月11日-4月30日に五所川原市内で無記名の横断質問紙調査を行った。190部を配布し154部を回収した。主要解析は147人、セントラル暖房別解析は同項目に回答した145人を対象とし、寒さ体感群別に人数と割合を記述した。結果：浴室寒さ5-7群は66/147人（44.9%）であった。浴室暖房乾燥機の不使用者112人に対する複数回答項目では、費用または住宅・設置上の制約を66人（58.9%）、不要を31人（27.7%）が回答した。費用または住宅・設置上の制約を回答した者は、浴室寒さ5-7群で51/62人（82.3%）、寒さ1-4群で15/50人（30.0%）であった。セントラル暖房使用者は28/145人（19.3%）で、そのうち19/28人が浴室暖房乾燥機を暖房として使用していた。結論：便宜抽出標本内で、浴室を寒いと感じながら費用または住宅・設置上の制約を回答した者が観察された。セントラル暖房使用者28人中19人に浴室暖房乾燥機との併用が観察され、単純な排他的代替だけでは本標本の設備利用パターンを説明しにくかった。</w:t>
       </w:r>
     </w:p>
     <w:p>
@@ -341,7 +341,7 @@
           <w:rFonts w:hint="eastAsia" w:ascii="Times New Roman" w:hAnsi="Times New Roman" w:eastAsia="Yu Mincho"/>
           <w:sz w:val="24"/>
         </w:rPr>
-        <w:t xml:space="preserve">無記名自記式質問紙による横断研究を実施した。調査期間は2026年3月11日-4月30日で、五所川原市内の現地協力者1名の協力を得た。標本は便宜抽出であり、無作為抽出ではなかった。回答者の氏名、住所および連絡先は取得しなかった。</w:t>
+        <w:t xml:space="preserve">無記名自記式質問紙による横断研究を実施した。調査期間は2026年3月11日-4月30日で、五所川原市内の現地協力者1名の協力を得た。配布対象は五所川原市在住の18歳以上とし、原則として1世帯につき1人とした。現地協力者が自身の人的ネットワークを通じて、五所川原市内で質問紙を手渡しで配布・回収した。標本は便宜抽出であり、無作為抽出ではなかった。回答者の氏名、住所および連絡先は取得しなかった。居住地は質問項目に含めておらず、個票単位での居住地確認は行わなかった。</w:t>
       </w:r>
     </w:p>
     <w:p>
@@ -353,7 +353,7 @@
           <w:rFonts w:hint="eastAsia" w:ascii="Times New Roman" w:hAnsi="Times New Roman" w:eastAsia="Yu Mincho"/>
           <w:sz w:val="24"/>
         </w:rPr>
-        <w:t xml:space="preserve">質問紙は200部を準備し、190部を配布した。154部を回収し、回収率は154/190（81.1%）であった。</w:t>
+        <w:t xml:space="preserve">事前の運用計画では、有効回答80部以上を確保するため、目標回収数を100部とした。調査開始時に200部を準備して現地協力者へ渡し、そのうち190部が配布された。154部を回収し、配布票回収率は154/190（81.1%）であった。</w:t>
       </w:r>
     </w:p>
     <w:bookmarkEnd w:id="12"/>
@@ -398,7 +398,7 @@
           <w:rFonts w:hint="eastAsia" w:ascii="Times New Roman" w:hAnsi="Times New Roman" w:eastAsia="Yu Mincho"/>
           <w:sz w:val="24"/>
         </w:rPr>
-        <w:t xml:space="preserve">浴室暖房乾燥機の未設置・未使用理由のうち、理由1「既に十分暖かいので必要がない」を「不要」とした。理由2「電気代が気になる」と理由3「設置費用が高い」を「費用系」、理由4「住宅の構造上、設置が難しい」と理由5「賃貸で工事できない」を「住宅・設置制約系」とした。理由6「使い方がわからない」、理由7「故障中で使えない」および理由8「その他」は、原選択肢別に記述した。理由2-5のいずれかを選択した者を「費用または住宅・設置上の制約」、理由2-7のいずれかを選択した者を「障壁あり」とした。理由8のみを選択した者を「その他のみ」として記述した。複数回答であるため、「不要」と「障壁あり」の重複、および「費用系」と「住宅・設置制約系」の重複を許容した。未設置・未使用理由および脱衣所・浴室のその他暖房設備の「その他」に記載された自由記述は、内容分析または回答選択肢への再分類を行わなかった。</w:t>
+        <w:t xml:space="preserve">浴室暖房乾燥機の未設置・未使用理由のうち、理由1「既に十分暖かいので必要がない」を「不要」とした。理由2「電気代が気になる」と理由3「設置費用が高い」を「費用系」、理由4「住宅の構造上、設置が難しい」と理由5「賃貸で工事できない」を「住宅・設置制約系」とした。理由6「使い方がわからない」、理由7「故障中で使えない」および理由8「その他」は、原選択肢別に記述した。回答回収後に設定した探索的な集約分類として、理由2-5のいずれかを選択した者を「費用または住宅・設置上の制約」、理由2-7のいずれかを選択した者を「障壁あり」とした。理由8のみを選択した者を「その他のみ」として記述した。複数回答であるため、「不要」と「障壁あり」の重複、および「費用系」と「住宅・設置制約系」の重複を許容した。未設置・未使用理由および脱衣所・浴室のその他暖房設備の「その他」に記載された自由記述は、内容分析または回答選択肢への再分類を行わなかった。</w:t>
       </w:r>
     </w:p>
     <w:p>
@@ -410,7 +410,7 @@
           <w:rFonts w:hint="eastAsia" w:ascii="Times New Roman" w:hAnsi="Times New Roman" w:eastAsia="Yu Mincho"/>
           <w:sz w:val="24"/>
         </w:rPr>
-        <w:t xml:space="preserve">冬季の寒さ体感は、1「非常に暖かい」、4「どちらでもない」、7「非常に寒い」を両端と中立点とする7件法で尋ねた。事前に定めた区分により5-7を寒さ5-7群、1-4を寒さ1-4群とした。セントラル暖房は24時間使用または時間限定使用を「使用」、不使用を「不使用」とした。</w:t>
+        <w:t xml:space="preserve">冬季（1-2月の最も寒い時期）の寒さ体感は、1「非常に暖かい」、4「どちらでもない」、7「非常に寒い」を両端と中立点とする7件法で尋ねた。解析前に定めた区分により、5-7を寒さ5-7群、1-4を寒さ1-4群とした。セントラル暖房は24時間使用または時間限定使用を「使用」、不使用を「不使用」とした。</w:t>
       </w:r>
     </w:p>
     <w:bookmarkEnd w:id="13"/>
@@ -443,7 +443,7 @@
           <w:rFonts w:hint="eastAsia" w:ascii="Times New Roman" w:hAnsi="Times New Roman" w:eastAsia="Yu Mincho"/>
           <w:sz w:val="24"/>
         </w:rPr>
-        <w:t xml:space="preserve">154部のうち、浴室暖房乾燥機の設置および暖房としての使用状況が無回答の3部と、不使用者のうち理由が無回答の4部を除いた147部を主要解析対象とした。このうち不使用者112部を理由解析の対象とした。浴室暖房乾燥機を暖房として使用しながら理由欄にも回答した4部は、使用状況を原回答のまま扱い、理由解析には含めなかった。セントラル暖房別解析は同項目が無回答の7部を除く140部とした。各解析には利用可能例を用い、欠測値の補完は行わなかった。</w:t>
+        <w:t xml:space="preserve">154部のうち、浴室暖房乾燥機の設置および暖房としての使用状況が無回答の3部と、不使用者のうち理由が無回答の4部を除いた147部を主要解析対象とした。このうち不使用者112部を理由解析の対象とした。浴室暖房乾燥機を暖房として使用しながら理由欄にも回答した4部は、使用状況を原回答のまま扱い、理由解析には含めなかった。セントラル暖房の使用状況は、回収した154部のうち同項目に回答した145部を対象に集計した。セントラル暖房使用者における浴室寒さおよび浴室暖房乾燥機との併用は、各項目が利用可能な回答を用いて記述した。欠測値の補完は行わなかった。</w:t>
       </w:r>
     </w:p>
     <w:p>
@@ -662,7 +662,7 @@
           <w:rFonts w:hint="eastAsia" w:ascii="Times New Roman" w:hAnsi="Times New Roman" w:eastAsia="Yu Mincho"/>
           <w:sz w:val="24"/>
         </w:rPr>
-        <w:t xml:space="preserve">1に示す。セントラル暖房の使用状況に回答した140人中28人（20.0%）が使用していた。この28人のうち、浴室寒さ5-7群は2人（7.1%）で、19人（67.9%）は浴室暖房乾燥機を暖房として使用していた。</w:t>
+        <w:t xml:space="preserve">1に示す。セントラル暖房の使用状況に回答した145人中28人（19.3%）が使用していた。この28人のうち、浴室寒さ5-7群は2人（7.1%）で、19人（67.9%）は浴室暖房乾燥機を暖房として使用していた。</w:t>
       </w:r>
     </w:p>
     <w:bookmarkEnd w:id="18"/>
@@ -779,7 +779,7 @@
           <w:rFonts w:hint="eastAsia" w:ascii="Times New Roman" w:hAnsi="Times New Roman" w:eastAsia="Yu Mincho"/>
           <w:sz w:val="24"/>
         </w:rPr>
-        <w:t xml:space="preserve">本調査の主要所見は、浴室を寒いと感じる不使用者62人のうち、51人（82.3%）が費用または住宅・設置上の制約を選択したことである。この51人のうち、費用系は31人、住宅・設置制約系は21人で、1人が両方を選択していた。このような回答が観察されたことから、浴室の寒さ対策を検討する際には、設備の必要性に関する周知に加えて、使用費、設置費および住宅側の工事制約を把握する必要性が示唆された。</w:t>
+        <w:t xml:space="preserve">本調査で注目された所見は、浴室を寒いと感じる不使用者62人のうち、51人（82.3%）が費用または住宅・設置上の制約を選択したことである。この51人のうち、費用系は31人、住宅・設置制約系は21人で、1人が両方を選択していた。このような回答が観察されたことから、浴室の寒さ対策を検討する際には、設備の必要性に関する周知に加えて、使用費、設置費および住宅側の工事制約を把握することも、今後の検討課題となる。</w:t>
       </w:r>
     </w:p>
     <w:p>
@@ -791,7 +791,7 @@
           <w:rFonts w:hint="eastAsia" w:ascii="Times New Roman" w:hAnsi="Times New Roman" w:eastAsia="Yu Mincho"/>
           <w:sz w:val="24"/>
         </w:rPr>
-        <w:t xml:space="preserve">前報において、環境省「令和5年度家庭部門のCO2排出実態統計調査」の公開表を用いて集計したセントラル暖房使用率は、北海道地域で24.6%であり、他地域の0.4-4.0%より高かった[3]。北海道では浴室の寒さや室間温度差も他地域より小さく[4,5]、前報では、セントラル暖房を含む全館暖房が浴室暖房乾燥機を代替し得る可能性に言及した[3]。一方、青森県では、重臣らが入浴中心肺停止の多さと寒冷期の脱衣場・浴室内低温を報告しているものの[6]、浴室周辺の寒さ・室間温度差を県単位で示した報告や、浴室暖房乾燥機・セントラル暖房の設置・使用実態を調べた報告は、今回確認した公開情報の範囲では見当たらなかった。この情報不足を踏まえて実施した本調査では、セントラル暖房の使用状況に回答した140人中28人が使用しており、その28人のうち浴室寒さ5-7群は2人、浴室暖房乾燥機を併用していた者は19人であった。こうした観察事実から、少なくとも本標本の設備利用パターンは、「浴室が暖かいため不要」という理由や、セントラル暖房による単純な排他的代替だけでは説明しにくかった。</w:t>
+        <w:t xml:space="preserve">前報において、環境省「令和5年度家庭部門のCO2排出実態統計調査」の公開表を用いて集計したセントラル暖房使用率は、北海道地域で24.6%であり、他地域の0.4-4.0%より高かった[3]。北海道では浴室の寒さや室間温度差も他地域より小さく[4,5]、前報では、セントラル暖房を含む全館暖房が浴室暖房乾燥機を代替し得る可能性に言及した[3]。一方、青森県では、重臣らが入浴中心肺停止の地域差と寒冷期の脱衣場・浴室内低温との関連を指摘しているものの[6]、浴室周辺の寒さ・室間温度差を県単位で示した報告や、浴室暖房乾燥機・セントラル暖房の設置・使用実態を調べた報告は、今回確認した公開情報の範囲では見当たらなかった。この情報不足を踏まえて実施した本調査では、セントラル暖房の使用状況に回答した145人中28人が使用しており、その28人のうち浴室寒さ5-7群は2人、浴室暖房乾燥機を併用していた者は19人であった。こうした観察事実から、少なくとも本標本の設備利用パターンは、「浴室が暖かいため不要」という理由や、セントラル暖房による単純な排他的代替だけでは説明しにくかった。</w:t>
       </w:r>
     </w:p>
     <w:p>
@@ -836,7 +836,7 @@
           <w:rFonts w:hint="eastAsia" w:ascii="Times New Roman" w:hAnsi="Times New Roman" w:eastAsia="Yu Mincho"/>
           <w:sz w:val="24"/>
         </w:rPr>
-        <w:t xml:space="preserve">五所川原市内の便宜抽出標本では、浴室を寒いと感じる浴室暖房乾燥機の不使用者のうち、費用または住宅・設置上の制約を回答した者が観察された。寒冷地の浴室対策を検討する際には、設備の必要性だけでなく、導入・使用を妨げる具体的制約と住宅の暖房構成を把握する必要がある。</w:t>
+        <w:t xml:space="preserve">五所川原市内の便宜抽出標本では、浴室を寒いと感じる浴室暖房乾燥機の不使用者のうち、費用または住宅・設置上の制約を回答した者が観察された。寒冷地の浴室対策を検討する際には、設備の必要性だけでなく、導入・使用を妨げる具体的制約と住宅の暖房構成を把握することも、今後の検討課題となる。</w:t>
       </w:r>
     </w:p>
     <w:bookmarkEnd w:id="22"/>
@@ -1191,7 +1191,7 @@
           <w:rFonts w:ascii="Times New Roman" w:hAnsi="Times New Roman" w:eastAsia="Yu Mincho"/>
           <w:sz w:val="24"/>
         </w:rPr>
-        <w:t xml:space="preserve">Objective: Following an exploratory ecological analysis that identified Aomori as a candidate cold prefecture with a low bathroom heater-dryer installation rate and a high standardized mortality ratio, we primarily described reasons for non-installation or non-use by perceived bathroom coldness group. Secondarily, we described central heating use and concurrent bathroom heater-dryer use. Methods: We conducted an anonymous cross-sectional questionnaire survey in Goshogawara City, Japan, from March 11 to April 30, 2026. Of 190 questionnaires distributed, 154 were returned. The primary analysis included 147 respondents, and the central heating analysis included 140 respondents. Counts and percentages were described by perceived coldness group. Results: Overall, 66/147 respondents (44.9%) reported bathroom coldness scores of 5-7. In a multiple-response item among 112 respondents who did not use or had not installed a bathroom heater-dryer, 66 (58.9%) reported cost-related or housing/installation-related constraints, whereas 31 (27.7%) selected that heating was unnecessary. Cost-related or housing/installation-related constraints were reported by 51/62 respondents (82.3%) in the coldness 5-7 group and 15/50 (30.0%) in the coldness 1-4 group. Central heating was used by 28/140 respondents (20.0%), of whom 19/28 also used a bathroom heater-dryer for heating. Conclusions: Within this convenience sample, some respondents perceived their bathrooms as cold while reporting cost-related or installation-related constraints. Concurrent use of central heating and bathroom heater-dryers was observed in 19/28 central heating users, indicating that a simple mutually exclusive substitution alone did not explain the equipment-use pattern in this sample. These findings do not estimate citywide prevalence or establish effects of heating equipment on coldness or bathing-related health outcomes.</w:t>
+        <w:t xml:space="preserve">Objective: Following an exploratory ecological analysis that identified Aomori as a candidate cold prefecture with a low bathroom heater-dryer installation rate and a high standardized mortality ratio, we primarily described reasons for non-installation or non-use by perceived bathroom coldness group. Secondarily, we described central heating use and concurrent bathroom heater-dryer use. Methods: We conducted an anonymous cross-sectional questionnaire survey in Goshogawara City, Japan, from March 11 to April 30, 2026. Of 190 questionnaires distributed, 154 were returned. The primary analysis included 147 respondents, and the central heating analysis included 145 respondents who answered that item. Counts and percentages were described by perceived coldness group. Results: Overall, 66/147 respondents (44.9%) reported bathroom coldness scores of 5-7. In a multiple-response item among 112 respondents who did not use or had not installed a bathroom heater-dryer, 66 (58.9%) reported cost-related or housing/installation-related constraints, whereas 31 (27.7%) selected that heating was unnecessary. Cost-related or housing/installation-related constraints were reported by 51/62 respondents (82.3%) in the coldness 5-7 group and 15/50 (30.0%) in the coldness 1-4 group. Central heating was used by 28/145 respondents (19.3%), of whom 19/28 also used a bathroom heater-dryer for heating. Conclusions: Within this convenience sample, some respondents perceived their bathrooms as cold while reporting cost-related or installation-related constraints. Concurrent use of central heating and bathroom heater-dryers was observed in 19/28 central heating users, indicating that a simple mutually exclusive substitution alone did not explain the equipment-use pattern in this sample. These findings do not estimate citywide prevalence or establish effects of heating equipment on coldness or bathing-related health outcomes.</w:t>
       </w:r>
     </w:p>
     <w:p>
@@ -1222,7 +1222,7 @@
         <w:t xml:space="preserve">Tables</w:t>
       </w:r>
     </w:p>
-    <w:bookmarkStart w:id="28" w:name="Xb9d4e2838264166fd7b308f50ba6017d344efce"/>
+    <w:bookmarkStart w:id="28" w:name="X11cba43b7ef8015f7c003b4a8a865ce93ab5a29"/>
     <w:p>
       <w:pPr>
         <w:pStyle w:val="Heading3"/>
@@ -1232,7 +1232,7 @@
           <w:rFonts w:ascii="Times New Roman" w:hAnsi="Times New Roman" w:eastAsia="Yu Mincho"/>
           <w:sz w:val="24"/>
         </w:rPr>
-        <w:t xml:space="preserve">Table 1. Characteristics and heating equipment use in the main analysis sample (n=147)</w:t>
+        <w:t xml:space="preserve">Table 1. Characteristics and heating equipment use in the analysis samples</w:t>
       </w:r>
     </w:p>
     <w:tbl>
@@ -2893,7 +2893,7 @@
                 <w:rFonts w:ascii="Times New Roman" w:hAnsi="Times New Roman" w:eastAsia="Yu Mincho"/>
                 <w:sz w:val="18"/>
               </w:rPr>
-              <w:t xml:space="preserve">16 (11.4)</w:t>
+              <w:t xml:space="preserve">16 (11.0)</w:t>
             </w:r>
           </w:p>
         </w:tc>
@@ -3067,7 +3067,7 @@
                 <w:rFonts w:ascii="Times New Roman" w:hAnsi="Times New Roman" w:eastAsia="Yu Mincho"/>
                 <w:sz w:val="18"/>
               </w:rPr>
-              <w:t xml:space="preserve">12 (8.6)</w:t>
+              <w:t xml:space="preserve">12 (8.3)</w:t>
             </w:r>
           </w:p>
         </w:tc>
@@ -3252,7 +3252,7 @@
                 <w:rFonts w:ascii="Times New Roman" w:hAnsi="Times New Roman" w:eastAsia="Yu Mincho"/>
                 <w:sz w:val="18"/>
               </w:rPr>
-              <w:t xml:space="preserve">112 (80.0)</w:t>
+              <w:t xml:space="preserve">117 (80.7)</w:t>
             </w:r>
           </w:p>
         </w:tc>
@@ -3426,7 +3426,7 @@
                 <w:rFonts w:ascii="Times New Roman" w:hAnsi="Times New Roman" w:eastAsia="Yu Mincho"/>
                 <w:sz w:val="18"/>
               </w:rPr>
-              <w:t xml:space="preserve">7</w:t>
+              <w:t xml:space="preserve">9</w:t>
             </w:r>
           </w:p>
         </w:tc>
@@ -4848,7 +4848,7 @@
           <w:rFonts w:ascii="Times New Roman" w:hAnsi="Times New Roman" w:eastAsia="Yu Mincho"/>
           <w:sz w:val="18"/>
         </w:rPr>
-        <w:t xml:space="preserve">Values are n (%). Percentages for central heating use were calculated among 140 respondents with non-missing data; 7 respondents with missing data are shown separately. Percentages for all other characteristics use all 147 respondents as the denominator. Other equipment used to heat the dressing room or bathroom, excluding the bathroom heater-dryer and central heating, was a multiple-response item; therefore, percentages do not sum to 100%, and missing responses are shown separately. Coldness scores ranged from 1 (very warm) to 7 (very cold); only the score 5-7 group is shown for each coldness item.</w:t>
+        <w:t xml:space="preserve">Values are n (%). Percentages for central heating use were calculated among 145 respondents with non-missing data; 9 of 154 returned questionnaires had missing data and are shown separately. Percentages for all other characteristics use all 147 respondents in the primary analysis as the denominator. Other equipment used to heat the dressing room or bathroom, excluding the bathroom heater-dryer and central heating, was a multiple-response item; therefore, percentages do not sum to 100%, and missing responses are shown separately. Coldness scores ranged from 1 (very warm) to 7 (very cold); only the score 5-7 group is shown for each coldness item.</w:t>
       </w:r>
     </w:p>
     <w:bookmarkEnd w:id="28"/>
@@ -4889,7 +4889,7 @@
           <w:rFonts w:ascii="Times New Roman" w:hAnsi="Times New Roman" w:eastAsia="Yu Mincho"/>
           <w:sz w:val="24"/>
         </w:rPr>
-        <w:t xml:space="preserve">The analysis includes 112 respondents who had not installed or did not use a bathroom heater-dryer. The left and right panels show the coldness 1-4 group (n=50) and the coldness 5-7 group (n=62), respectively, using the same scale and bar style. Reasons were collected as multiple responses; therefore, percentages do not sum to 100%. Cost-related or housing/installation-related constraints comprise reasons 2-5; cost-related reasons comprise reasons 2-3; and housing/installation-related reasons comprise reasons 4-5. Cost-related and housing/installation-related categories were not mutually exclusive; therefore, their counts should not be summed to obtain the combined category. Bars show the observed n/N (%) within each group. Confidence intervals are not shown; between-group differences and p values were not calculated.</w:t>
+        <w:t xml:space="preserve">The analysis includes 112 respondents who had not installed or did not use a bathroom heater-dryer. The left and right panels show the coldness 1-4 group (n=50) and the coldness 5-7 group (n=62), respectively, using the same scale and bar style. Reasons were collected as multiple responses; therefore, percentages do not sum to 100%. “No need” (reason 1) indicates “already warm enough; therefore, no bathroom heater-dryer is needed.” Cost-related or housing/installation-related constraints comprise reasons 2-5; cost-related reasons comprise reasons 2-3; and housing/installation-related reasons comprise reasons 4-5. Cost-related and housing/installation-related categories were not mutually exclusive; therefore, their counts should not be summed to obtain the combined category. Bars show the observed n/N (%) within each group. Confidence intervals are not shown; between-group differences and p values were not calculated.</w:t>
       </w:r>
     </w:p>
     <w:bookmarkEnd w:id="30"/>
@@ -4933,7 +4933,7 @@
         </w:rPr>
         <w:drawing>
           <wp:inline>
-            <wp:extent cx="5067300" cy="2570543"/>
+            <wp:extent cx="5334000" cy="2553566"/>
             <wp:effectExtent b="0" l="0" r="0" t="0"/>
             <wp:docPr descr="deliverables/figures/onki_short_report_figure1_reasons_by_bathroom_coldness_en.png" title="" id="33" name="Picture"/>
             <a:graphic>
@@ -4954,7 +4954,7 @@
                   <pic:spPr bwMode="auto">
                     <a:xfrm>
                       <a:off x="0" y="0"/>
-                      <a:ext cx="5067300" cy="2570543"/>
+                      <a:ext cx="5334000" cy="2553566"/>
                     </a:xfrm>
                     <a:prstGeom prst="rect">
                       <a:avLst/>

--- a/deliverables/05_manuscript/onki_short_report_ja_submission.docx
+++ b/deliverables/05_manuscript/onki_short_report_ja_submission.docx
@@ -4933,7 +4933,7 @@
         </w:rPr>
         <w:drawing>
           <wp:inline>
-            <wp:extent cx="5334000" cy="2553566"/>
+            <wp:extent cx="5334000" cy="2576429"/>
             <wp:effectExtent b="0" l="0" r="0" t="0"/>
             <wp:docPr descr="deliverables/figures/onki_short_report_figure1_reasons_by_bathroom_coldness_en.png" title="" id="33" name="Picture"/>
             <a:graphic>
@@ -4954,7 +4954,7 @@
                   <pic:spPr bwMode="auto">
                     <a:xfrm>
                       <a:off x="0" y="0"/>
-                      <a:ext cx="5334000" cy="2553566"/>
+                      <a:ext cx="5334000" cy="2576429"/>
                     </a:xfrm>
                     <a:prstGeom prst="rect">
                       <a:avLst/>

--- a/deliverables/05_manuscript/onki_short_report_ja_submission.docx
+++ b/deliverables/05_manuscript/onki_short_report_ja_submission.docx
@@ -2,16 +2,17 @@
 <file path=word/document.xml><?xml version="1.0" encoding="utf-8"?>
 <w:document xmlns:w="http://schemas.openxmlformats.org/wordprocessingml/2006/main" xmlns:m="http://schemas.openxmlformats.org/officeDocument/2006/math" xmlns:r="http://schemas.openxmlformats.org/officeDocument/2006/relationships" xmlns:o="urn:schemas-microsoft-com:office:office" xmlns:v="urn:schemas-microsoft-com:vml" xmlns:w10="urn:schemas-microsoft-com:office:word" xmlns:a="http://schemas.openxmlformats.org/drawingml/2006/main" xmlns:pic="http://schemas.openxmlformats.org/drawingml/2006/picture" xmlns:wp="http://schemas.openxmlformats.org/drawingml/2006/wordprocessingDrawing">
   <w:body>
-    <w:bookmarkStart w:id="37" w:name="五所川原市での質問紙調査における浴室暖房乾燥機の未設置未使用理由と浴室の寒さ体感"/>
+    <w:bookmarkStart w:id="37" w:name="青森県五所川原市における浴室暖房乾燥機の未設置未使用理由と浴室の温冷感"/>
     <w:p>
       <w:pPr>
         <w:pStyle w:val="Heading1"/>
       </w:pPr>
       <w:r>
         <w:rPr>
-          <w:rFonts w:hint="eastAsia"/>
-        </w:rPr>
-        <w:t xml:space="preserve">五所川原市での質問紙調査における浴室暖房乾燥機の未設置・未使用理由と浴室の寒さ体感</w:t>
+          <w:rFonts w:hint="eastAsia" w:ascii="Times New Roman" w:hAnsi="Times New Roman" w:eastAsia="Yu Mincho"/>
+          <w:sz w:val="24"/>
+        </w:rPr>
+        <w:t xml:space="preserve">青森県五所川原市における浴室暖房乾燥機の未設置・未使用理由と浴室の温冷感</w:t>
       </w:r>
     </w:p>
     <w:bookmarkStart w:id="9" w:name="title-page"/>
@@ -20,6 +21,10 @@
         <w:pStyle w:val="Heading2"/>
       </w:pPr>
       <w:r>
+        <w:rPr>
+          <w:rFonts w:ascii="Times New Roman" w:hAnsi="Times New Roman" w:eastAsia="Yu Mincho"/>
+          <w:sz w:val="24"/>
+        </w:rPr>
         <w:t xml:space="preserve">Title Page</w:t>
       </w:r>
     </w:p>
@@ -33,16 +38,22 @@
       </w:pPr>
       <w:r>
         <w:rPr>
-          <w:rFonts w:hint="eastAsia"/>
+          <w:rFonts w:hint="eastAsia" w:ascii="Times New Roman" w:hAnsi="Times New Roman" w:eastAsia="Yu Mincho"/>
+          <w:sz w:val="24"/>
         </w:rPr>
         <w:t xml:space="preserve">論文種別:</w:t>
       </w:r>
       <w:r>
+        <w:rPr>
+          <w:rFonts w:ascii="Times New Roman" w:hAnsi="Times New Roman" w:eastAsia="Yu Mincho"/>
+          <w:sz w:val="24"/>
+        </w:rPr>
         <w:t xml:space="preserve"> </w:t>
       </w:r>
       <w:r>
         <w:rPr>
-          <w:rFonts w:hint="eastAsia"/>
+          <w:rFonts w:hint="eastAsia" w:ascii="Times New Roman" w:hAnsi="Times New Roman" w:eastAsia="Yu Mincho"/>
+          <w:sz w:val="24"/>
         </w:rPr>
         <w:t xml:space="preserve">短報</w:t>
       </w:r>
@@ -57,18 +68,24 @@
       </w:pPr>
       <w:r>
         <w:rPr>
-          <w:rFonts w:hint="eastAsia"/>
+          <w:rFonts w:hint="eastAsia" w:ascii="Times New Roman" w:hAnsi="Times New Roman" w:eastAsia="Yu Mincho"/>
+          <w:sz w:val="24"/>
         </w:rPr>
         <w:t xml:space="preserve">和文題名:</w:t>
       </w:r>
       <w:r>
+        <w:rPr>
+          <w:rFonts w:ascii="Times New Roman" w:hAnsi="Times New Roman" w:eastAsia="Yu Mincho"/>
+          <w:sz w:val="24"/>
+        </w:rPr>
         <w:t xml:space="preserve"> </w:t>
       </w:r>
       <w:r>
         <w:rPr>
-          <w:rFonts w:hint="eastAsia"/>
-        </w:rPr>
-        <w:t xml:space="preserve">五所川原市での質問紙調査における浴室暖房乾燥機の未設置・未使用理由と浴室の寒さ体感</w:t>
+          <w:rFonts w:hint="eastAsia" w:ascii="Times New Roman" w:hAnsi="Times New Roman" w:eastAsia="Yu Mincho"/>
+          <w:sz w:val="24"/>
+        </w:rPr>
+        <w:t xml:space="preserve">青森県五所川原市における浴室暖房乾燥機の未設置・未使用理由と浴室の温冷感</w:t>
       </w:r>
     </w:p>
     <w:p>
@@ -81,16 +98,22 @@
       </w:pPr>
       <w:r>
         <w:rPr>
-          <w:rFonts w:hint="eastAsia"/>
+          <w:rFonts w:hint="eastAsia" w:ascii="Times New Roman" w:hAnsi="Times New Roman" w:eastAsia="Yu Mincho"/>
+          <w:sz w:val="24"/>
         </w:rPr>
         <w:t xml:space="preserve">著者:</w:t>
       </w:r>
       <w:r>
+        <w:rPr>
+          <w:rFonts w:ascii="Times New Roman" w:hAnsi="Times New Roman" w:eastAsia="Yu Mincho"/>
+          <w:sz w:val="24"/>
+        </w:rPr>
         <w:t xml:space="preserve"> </w:t>
       </w:r>
       <w:r>
         <w:rPr>
-          <w:rFonts w:hint="eastAsia"/>
+          <w:rFonts w:hint="eastAsia" w:ascii="Times New Roman" w:hAnsi="Times New Roman" w:eastAsia="Yu Mincho"/>
+          <w:sz w:val="24"/>
         </w:rPr>
         <w:t xml:space="preserve">［著者名を入力］</w:t>
       </w:r>
@@ -105,16 +128,22 @@
       </w:pPr>
       <w:r>
         <w:rPr>
-          <w:rFonts w:hint="eastAsia"/>
+          <w:rFonts w:hint="eastAsia" w:ascii="Times New Roman" w:hAnsi="Times New Roman" w:eastAsia="Yu Mincho"/>
+          <w:sz w:val="24"/>
         </w:rPr>
         <w:t xml:space="preserve">所属:</w:t>
       </w:r>
       <w:r>
+        <w:rPr>
+          <w:rFonts w:ascii="Times New Roman" w:hAnsi="Times New Roman" w:eastAsia="Yu Mincho"/>
+          <w:sz w:val="24"/>
+        </w:rPr>
         <w:t xml:space="preserve"> </w:t>
       </w:r>
       <w:r>
         <w:rPr>
-          <w:rFonts w:hint="eastAsia"/>
+          <w:rFonts w:hint="eastAsia" w:ascii="Times New Roman" w:hAnsi="Times New Roman" w:eastAsia="Yu Mincho"/>
+          <w:sz w:val="24"/>
         </w:rPr>
         <w:t xml:space="preserve">［所属を入力］</w:t>
       </w:r>
@@ -129,16 +158,22 @@
       </w:pPr>
       <w:r>
         <w:rPr>
-          <w:rFonts w:hint="eastAsia"/>
+          <w:rFonts w:hint="eastAsia" w:ascii="Times New Roman" w:hAnsi="Times New Roman" w:eastAsia="Yu Mincho"/>
+          <w:sz w:val="24"/>
         </w:rPr>
         <w:t xml:space="preserve">責任著者:</w:t>
       </w:r>
       <w:r>
+        <w:rPr>
+          <w:rFonts w:ascii="Times New Roman" w:hAnsi="Times New Roman" w:eastAsia="Yu Mincho"/>
+          <w:sz w:val="24"/>
+        </w:rPr>
         <w:t xml:space="preserve"> </w:t>
       </w:r>
       <w:r>
         <w:rPr>
-          <w:rFonts w:hint="eastAsia"/>
+          <w:rFonts w:hint="eastAsia" w:ascii="Times New Roman" w:hAnsi="Times New Roman" w:eastAsia="Yu Mincho"/>
+          <w:sz w:val="24"/>
         </w:rPr>
         <w:t xml:space="preserve">［氏名、所属、住所、電子メールアドレスを入力］</w:t>
       </w:r>
@@ -152,13 +187,18 @@
         </w:numPr>
       </w:pPr>
       <w:r>
+        <w:rPr>
+          <w:rFonts w:ascii="Times New Roman" w:hAnsi="Times New Roman" w:eastAsia="Yu Mincho"/>
+          <w:sz w:val="24"/>
+        </w:rPr>
         <w:t xml:space="preserve">ランニングタイトル: </w:t>
       </w:r>
       <w:r>
         <w:rPr>
-          <w:rFonts w:hint="eastAsia"/>
-        </w:rPr>
-        <w:t xml:space="preserve">五所川原市における浴室暖房の障壁</w:t>
+          <w:rFonts w:hint="eastAsia" w:ascii="Times New Roman" w:hAnsi="Times New Roman" w:eastAsia="Yu Mincho"/>
+          <w:sz w:val="24"/>
+        </w:rPr>
+        <w:t xml:space="preserve">浴室暖房乾燥機の未設置・未使用理由と浴室の温冷感</w:t>
       </w:r>
     </w:p>
     <w:bookmarkEnd w:id="9"/>
@@ -169,7 +209,8 @@
       </w:pPr>
       <w:r>
         <w:rPr>
-          <w:rFonts w:hint="eastAsia"/>
+          <w:rFonts w:hint="eastAsia" w:ascii="Times New Roman" w:hAnsi="Times New Roman" w:eastAsia="Yu Mincho"/>
+          <w:sz w:val="24"/>
         </w:rPr>
         <w:t xml:space="preserve">和文抄録</w:t>
       </w:r>
@@ -180,7 +221,8 @@
       </w:pPr>
       <w:r>
         <w:rPr>
-          <w:rFonts w:hint="eastAsia"/>
+          <w:rFonts w:hint="eastAsia" w:ascii="Times New Roman" w:hAnsi="Times New Roman" w:eastAsia="Yu Mincho"/>
+          <w:sz w:val="24"/>
         </w:rPr>
         <w:t xml:space="preserve">目的：青森県五所川原市内で実施した質問紙調査から得た便宜抽出標本を用い、浴室暖房乾燥機を設置していない者、または設置しているが暖房として使用していない者（以下、不使用者）が挙げた理由の内訳を、冬季の浴室の寒さ体感別に記述することを主目的とした。副次的に、セントラル暖房の使用状況および浴室暖房乾燥機との併用状況を記述した。方法：2026年3月11日-4月30日に五所川原市内で無記名の横断質問紙調査を行った。190部を配布し154部を回収した。浴室暖房乾燥機の設置・使用状況が無回答の3人と、不使用者のうち理由が無回答の4人を除く147人を主要解析対象とし、このうち不使用者112人を理由解析対象とした。セントラル暖房については、回収した154部のうち同項目への回答が得られた145人を対象とした。冬季（1-2月の最も寒い時期）の浴室の寒さ体感は、1「非常に暖かい」と7「非常に寒い」を両端とする7件法で尋ね、解析前に1-4群と5-7群に区分した。未設置・未使用理由（複数回答）については、「電気代」「設置費用」「住宅構造」「賃貸による工事制約」のいずれかを選択した者を、回答回収後に探索的に「費用または住宅・設置上の制約」と集約し、人数と割合を記述した。結果：理由解析対象となった不使用者112人の内訳は、浴室寒さ5-7群62人、浴室寒さ1-4群50人であった。費用または住宅・設置上の制約を選択した者は、浴室寒さ5-7群で51/62人（82.3%）、浴室寒さ1-4群で15/50人（30.0%）であった。セントラル暖房使用者は28/145人（19.3%）で、そのうち19/28人（67.9%）が浴室暖房乾燥機を暖房として使用していた。結論：五所川原市内の便宜抽出標本では、浴室を寒いと感じる浴室暖房乾燥機の不使用者のうち、費用または住宅・設置上の制約を不使用理由として回答した者が観察された。寒冷地の浴室対策を検討する際には、設備の必要性だけでなく、導入・使用を妨げる具体的制約と住宅の暖房構成を把握することも、今後の検討課題となる。</w:t>
       </w:r>
@@ -191,7 +233,8 @@
       </w:pPr>
       <w:r>
         <w:rPr>
-          <w:rFonts w:hint="eastAsia"/>
+          <w:rFonts w:hint="eastAsia" w:ascii="Times New Roman" w:hAnsi="Times New Roman" w:eastAsia="Yu Mincho"/>
+          <w:sz w:val="24"/>
         </w:rPr>
         <w:t xml:space="preserve">キーワード：浴室暖房乾燥機、セントラル暖房、横断研究、寒冷地、青森県</w:t>
       </w:r>
@@ -203,6 +246,10 @@
         <w:pStyle w:val="Heading2"/>
       </w:pPr>
       <w:r>
+        <w:rPr>
+          <w:rFonts w:ascii="Times New Roman" w:hAnsi="Times New Roman" w:eastAsia="Yu Mincho"/>
+          <w:sz w:val="24"/>
+        </w:rPr>
         <w:t xml:space="preserve">I はじめに</w:t>
       </w:r>
     </w:p>
@@ -212,16 +259,22 @@
       </w:pPr>
       <w:r>
         <w:rPr>
-          <w:rFonts w:hint="eastAsia"/>
+          <w:rFonts w:hint="eastAsia" w:ascii="Times New Roman" w:hAnsi="Times New Roman" w:eastAsia="Yu Mincho"/>
+          <w:sz w:val="24"/>
         </w:rPr>
         <w:t xml:space="preserve">本邦において、冬季に多発する入浴中の事故の防止は、公衆衛生上の重要な課題である[1,2]。前報では、浴室暖房乾燥機設置率が高いほど、W65「浴槽内での溺死及び溺水」およびW66「浴槽への転落による溺死及び溺水」の死亡数が少ないという方向の関連が、非寒冷県よりも寒冷県で強い可能性が示唆された[3]。探索的サブ解析では、浴室暖房乾燥機設置率が低く、標準化死亡比（SMR;</w:t>
       </w:r>
       <w:r>
+        <w:rPr>
+          <w:rFonts w:ascii="Times New Roman" w:hAnsi="Times New Roman" w:eastAsia="Yu Mincho"/>
+          <w:sz w:val="24"/>
+        </w:rPr>
         <w:t xml:space="preserve"> </w:t>
       </w:r>
       <w:r>
         <w:rPr>
-          <w:rFonts w:hint="eastAsia"/>
+          <w:rFonts w:hint="eastAsia" w:ascii="Times New Roman" w:hAnsi="Times New Roman" w:eastAsia="Yu Mincho"/>
+          <w:sz w:val="24"/>
         </w:rPr>
         <w:t xml:space="preserve">観測死亡数/期待死亡数）が高い寒冷県の1つとして、青森県が抽出された[3]。しかし、既存の広域集計からは、青森県における低設置率の背景、浴室の寒さ体感、および暖房設備の使用実態を把握することはできなかった。</w:t>
       </w:r>
@@ -232,7 +285,8 @@
       </w:pPr>
       <w:r>
         <w:rPr>
-          <w:rFonts w:hint="eastAsia"/>
+          <w:rFonts w:hint="eastAsia" w:ascii="Times New Roman" w:hAnsi="Times New Roman" w:eastAsia="Yu Mincho"/>
+          <w:sz w:val="24"/>
         </w:rPr>
         <w:t xml:space="preserve">そこで本研究では、青森県五所川原市内で配布した質問紙の便宜抽出標本を用い、浴室暖房乾燥機を設置していない、または使用していない回答者が挙げた理由の内訳を、浴室の寒さ体感別に記述することを目的とした。副次的に、セントラル暖房の使用状況および浴室暖房乾燥機との併用状況を記述した。</w:t>
       </w:r>
@@ -244,11 +298,16 @@
         <w:pStyle w:val="Heading2"/>
       </w:pPr>
       <w:r>
+        <w:rPr>
+          <w:rFonts w:ascii="Times New Roman" w:hAnsi="Times New Roman" w:eastAsia="Yu Mincho"/>
+          <w:sz w:val="24"/>
+        </w:rPr>
         <w:t xml:space="preserve">II </w:t>
       </w:r>
       <w:r>
         <w:rPr>
-          <w:rFonts w:hint="eastAsia"/>
+          <w:rFonts w:hint="eastAsia" w:ascii="Times New Roman" w:hAnsi="Times New Roman" w:eastAsia="Yu Mincho"/>
+          <w:sz w:val="24"/>
         </w:rPr>
         <w:t xml:space="preserve">方法</w:t>
       </w:r>
@@ -259,11 +318,16 @@
         <w:pStyle w:val="Heading3"/>
       </w:pPr>
       <w:r>
+        <w:rPr>
+          <w:rFonts w:ascii="Times New Roman" w:hAnsi="Times New Roman" w:eastAsia="Yu Mincho"/>
+          <w:sz w:val="24"/>
+        </w:rPr>
         <w:t xml:space="preserve">1. </w:t>
       </w:r>
       <w:r>
         <w:rPr>
-          <w:rFonts w:hint="eastAsia"/>
+          <w:rFonts w:hint="eastAsia" w:ascii="Times New Roman" w:hAnsi="Times New Roman" w:eastAsia="Yu Mincho"/>
+          <w:sz w:val="24"/>
         </w:rPr>
         <w:t xml:space="preserve">研究デザインと対象</w:t>
       </w:r>
@@ -274,7 +338,8 @@
       </w:pPr>
       <w:r>
         <w:rPr>
-          <w:rFonts w:hint="eastAsia"/>
+          <w:rFonts w:hint="eastAsia" w:ascii="Times New Roman" w:hAnsi="Times New Roman" w:eastAsia="Yu Mincho"/>
+          <w:sz w:val="24"/>
         </w:rPr>
         <w:t xml:space="preserve">無記名自記式質問紙による横断研究を実施した。調査期間は2026年3月11日-4月30日で、五所川原市内の現地協力者1名の協力を得た。配布対象は五所川原市在住の18歳以上とし、原則として1世帯につき1人とした。現地協力者が自身の人的ネットワークを通じて、五所川原市内で質問紙を手渡しで配布・回収した。標本は便宜抽出であり、無作為抽出ではなかった。回答者の氏名、住所および連絡先は取得しなかった。居住地は質問項目に含めておらず、個票単位での居住地確認は行わなかった。</w:t>
       </w:r>
@@ -285,7 +350,8 @@
       </w:pPr>
       <w:r>
         <w:rPr>
-          <w:rFonts w:hint="eastAsia"/>
+          <w:rFonts w:hint="eastAsia" w:ascii="Times New Roman" w:hAnsi="Times New Roman" w:eastAsia="Yu Mincho"/>
+          <w:sz w:val="24"/>
         </w:rPr>
         <w:t xml:space="preserve">事前の運用計画では、有効回答80部以上を確保するため、目標回収数を100部とした。調査開始時に200部を準備して現地協力者へ渡し、そのうち190部が配布された。154部を回収し、配布票回収率は154/190（81.1%）であった。</w:t>
       </w:r>
@@ -297,11 +363,16 @@
         <w:pStyle w:val="Heading3"/>
       </w:pPr>
       <w:r>
+        <w:rPr>
+          <w:rFonts w:ascii="Times New Roman" w:hAnsi="Times New Roman" w:eastAsia="Yu Mincho"/>
+          <w:sz w:val="24"/>
+        </w:rPr>
         <w:t xml:space="preserve">2. </w:t>
       </w:r>
       <w:r>
         <w:rPr>
-          <w:rFonts w:hint="eastAsia"/>
+          <w:rFonts w:hint="eastAsia" w:ascii="Times New Roman" w:hAnsi="Times New Roman" w:eastAsia="Yu Mincho"/>
+          <w:sz w:val="24"/>
         </w:rPr>
         <w:t xml:space="preserve">調査項目と変数</w:t>
       </w:r>
@@ -312,7 +383,8 @@
       </w:pPr>
       <w:r>
         <w:rPr>
-          <w:rFonts w:hint="eastAsia"/>
+          <w:rFonts w:hint="eastAsia" w:ascii="Times New Roman" w:hAnsi="Times New Roman" w:eastAsia="Yu Mincho"/>
+          <w:sz w:val="24"/>
         </w:rPr>
         <w:t xml:space="preserve">回答者の基本属性、住宅条件、冬季の自宅入浴頻度、暖房設備、ならびに冬季の脱衣所および浴室の寒さ体感を尋ねた。浴室暖房乾燥機の設置および暖房としての使用状況を「設置して使用」「設置しているが未使用」「未設置」で尋ね、後二者を合わせて「不使用者」と定義した。不使用者には未設置・未使用理由を複数回答で尋ねた。質問票では、セントラル暖房を「1か所の熱源で作った温水を配管で各室へ送り、パネルヒーター、ファンコンベクターまたは床暖房などで住宅全体を暖める方式」と説明し、使用状況を「24時間使用」「時間限定使用」「不使用」で尋ねた。また、浴室暖房乾燥機およびセントラル暖房以外に、脱衣所・浴室のその他暖房設備として、ストーブ、エアコン、セントラル暖房の一部ではない床暖房、その他、使用なしを複数回答で尋ねた。</w:t>
       </w:r>
@@ -323,7 +395,8 @@
       </w:pPr>
       <w:r>
         <w:rPr>
-          <w:rFonts w:hint="eastAsia"/>
+          <w:rFonts w:hint="eastAsia" w:ascii="Times New Roman" w:hAnsi="Times New Roman" w:eastAsia="Yu Mincho"/>
+          <w:sz w:val="24"/>
         </w:rPr>
         <w:t xml:space="preserve">浴室暖房乾燥機の未設置・未使用理由のうち、理由1「既に十分暖かいので必要がない」を「不要」とした。理由2「電気代が気になる」と理由3「設置費用が高い」を「費用系」、理由4「住宅の構造上、設置が難しい」と理由5「賃貸で工事できない」を「住宅・設置制約系」とした。理由6「使い方がわからない」、理由7「故障中で使えない」および理由8「その他」は、原選択肢別に記述した。回答回収後に設定した探索的な集約分類として、理由2-5のいずれかを選択した者を「費用または住宅・設置上の制約」、理由2-7のいずれかを選択した者を「障壁あり」とした。理由8のみを選択した者を「その他のみ」として記述した。複数回答であるため、「不要」と「障壁あり」の重複、および「費用系」と「住宅・設置制約系」の重複を許容した。未設置・未使用理由および脱衣所・浴室のその他暖房設備の「その他」に記載された自由記述は、内容分析または回答選択肢への再分類を行わなかった。</w:t>
       </w:r>
@@ -334,7 +407,8 @@
       </w:pPr>
       <w:r>
         <w:rPr>
-          <w:rFonts w:hint="eastAsia"/>
+          <w:rFonts w:hint="eastAsia" w:ascii="Times New Roman" w:hAnsi="Times New Roman" w:eastAsia="Yu Mincho"/>
+          <w:sz w:val="24"/>
         </w:rPr>
         <w:t xml:space="preserve">冬季（1-2月の最も寒い時期）の寒さ体感は、1「非常に暖かい」、4「どちらでもない」、7「非常に寒い」を両端と中立点とする7件法で尋ねた。解析前に定めた区分により、5-7を寒さ5-7群、1-4を寒さ1-4群とした。セントラル暖房は24時間使用または時間限定使用を「使用」、不使用を「不使用」とした。</w:t>
       </w:r>
@@ -346,11 +420,16 @@
         <w:pStyle w:val="Heading3"/>
       </w:pPr>
       <w:r>
+        <w:rPr>
+          <w:rFonts w:ascii="Times New Roman" w:hAnsi="Times New Roman" w:eastAsia="Yu Mincho"/>
+          <w:sz w:val="24"/>
+        </w:rPr>
         <w:t xml:space="preserve">3. </w:t>
       </w:r>
       <w:r>
         <w:rPr>
-          <w:rFonts w:hint="eastAsia"/>
+          <w:rFonts w:hint="eastAsia" w:ascii="Times New Roman" w:hAnsi="Times New Roman" w:eastAsia="Yu Mincho"/>
+          <w:sz w:val="24"/>
         </w:rPr>
         <w:t xml:space="preserve">解析対象と統計解析</w:t>
       </w:r>
@@ -361,7 +440,8 @@
       </w:pPr>
       <w:r>
         <w:rPr>
-          <w:rFonts w:hint="eastAsia"/>
+          <w:rFonts w:hint="eastAsia" w:ascii="Times New Roman" w:hAnsi="Times New Roman" w:eastAsia="Yu Mincho"/>
+          <w:sz w:val="24"/>
         </w:rPr>
         <w:t xml:space="preserve">154部のうち、浴室暖房乾燥機の設置および暖房としての使用状況が無回答の3部と、不使用者のうち理由が無回答の4部を除いた147部を主要解析対象とした。このうち不使用者112部を理由解析の対象とした。浴室暖房乾燥機を暖房として使用しながら理由欄にも回答した4部は、使用状況を原回答のまま扱い、理由解析には含めなかった。セントラル暖房の使用状況は、回収した154部のうち同項目に回答した145部を対象に集計した。セントラル暖房使用者における浴室寒さおよび浴室暖房乾燥機との併用は、各項目が利用可能な回答を用いて記述した。欠測値の補完は行わなかった。</w:t>
       </w:r>
@@ -371,11 +451,16 @@
         <w:pStyle w:val="BodyText"/>
       </w:pPr>
       <w:r>
+        <w:rPr>
+          <w:rFonts w:ascii="Times New Roman" w:hAnsi="Times New Roman" w:eastAsia="Yu Mincho"/>
+          <w:sz w:val="24"/>
+        </w:rPr>
         <w:t xml:space="preserve">Table </w:t>
       </w:r>
       <w:r>
         <w:rPr>
-          <w:rFonts w:hint="eastAsia"/>
+          <w:rFonts w:hint="eastAsia" w:ascii="Times New Roman" w:hAnsi="Times New Roman" w:eastAsia="Yu Mincho"/>
+          <w:sz w:val="24"/>
         </w:rPr>
         <w:t xml:space="preserve">1では、年齢を18-49歳、50-59歳、60-69歳、70歳以上、築年帯を30年未満、30年以上、不明に集約し、浴室窓の「わからない」と無回答を「不明・無回答」にまとめた。脱衣所・浴室のその他暖房設備は主要解析対象147人を分母とする複数回答として集計し、無回答を別に示した。</w:t>
       </w:r>
@@ -386,25 +471,36 @@
       </w:pPr>
       <w:r>
         <w:rPr>
-          <w:rFonts w:hint="eastAsia"/>
+          <w:rFonts w:hint="eastAsia" w:ascii="Times New Roman" w:hAnsi="Times New Roman" w:eastAsia="Yu Mincho"/>
+          <w:sz w:val="24"/>
         </w:rPr>
         <w:t xml:space="preserve">カテゴリ変数は人数と割合で示した。未設置・未使用理由は、不使用者112人を分母として8つの選択肢別および集約分類別に記述した。浴室寒さ1-4群と浴室寒さ5-7群別には、費用または住宅・設置上の制約、費用系、住宅・設置制約系および不要の4分類をFig.</w:t>
       </w:r>
       <w:r>
+        <w:rPr>
+          <w:rFonts w:ascii="Times New Roman" w:hAnsi="Times New Roman" w:eastAsia="Yu Mincho"/>
+          <w:sz w:val="24"/>
+        </w:rPr>
         <w:t xml:space="preserve"> </w:t>
       </w:r>
       <w:r>
         <w:rPr>
-          <w:rFonts w:hint="eastAsia"/>
+          <w:rFonts w:hint="eastAsia" w:ascii="Times New Roman" w:hAnsi="Times New Roman" w:eastAsia="Yu Mincho"/>
+          <w:sz w:val="24"/>
         </w:rPr>
         <w:t xml:space="preserve">1に示した。セントラル暖房使用者については、浴室寒さ5-7群の人数および浴室暖房乾燥機の併用人数を記述した。解析および作図にはPython</w:t>
       </w:r>
       <w:r>
+        <w:rPr>
+          <w:rFonts w:ascii="Times New Roman" w:hAnsi="Times New Roman" w:eastAsia="Yu Mincho"/>
+          <w:sz w:val="24"/>
+        </w:rPr>
         <w:t xml:space="preserve"> </w:t>
       </w:r>
       <w:r>
         <w:rPr>
-          <w:rFonts w:hint="eastAsia"/>
+          <w:rFonts w:hint="eastAsia" w:ascii="Times New Roman" w:hAnsi="Times New Roman" w:eastAsia="Yu Mincho"/>
+          <w:sz w:val="24"/>
         </w:rPr>
         <w:t xml:space="preserve">3.11.3を用いた。</w:t>
       </w:r>
@@ -416,11 +512,16 @@
         <w:pStyle w:val="Heading3"/>
       </w:pPr>
       <w:r>
+        <w:rPr>
+          <w:rFonts w:ascii="Times New Roman" w:hAnsi="Times New Roman" w:eastAsia="Yu Mincho"/>
+          <w:sz w:val="24"/>
+        </w:rPr>
         <w:t xml:space="preserve">4. </w:t>
       </w:r>
       <w:r>
         <w:rPr>
-          <w:rFonts w:hint="eastAsia"/>
+          <w:rFonts w:hint="eastAsia" w:ascii="Times New Roman" w:hAnsi="Times New Roman" w:eastAsia="Yu Mincho"/>
+          <w:sz w:val="24"/>
         </w:rPr>
         <w:t xml:space="preserve">倫理的配慮</w:t>
       </w:r>
@@ -431,7 +532,8 @@
       </w:pPr>
       <w:r>
         <w:rPr>
-          <w:rFonts w:hint="eastAsia"/>
+          <w:rFonts w:hint="eastAsia" w:ascii="Times New Roman" w:hAnsi="Times New Roman" w:eastAsia="Yu Mincho"/>
+          <w:sz w:val="24"/>
         </w:rPr>
         <w:t xml:space="preserve">回答は任意かつ無記名とし、調査の目的、回答の拒否または中断によって不利益が生じないこと、ならびにデータの利用・保管の方法を質問紙の表紙に記載した。回答済み質問紙の提出をもって研究参加への同意とした。本研究は日本温泉気候物理医学会倫理審査会の承認を受けた後に調査を開始した（承認日2026年3月11日、承認番号Onki26-01）。</w:t>
       </w:r>
@@ -444,11 +546,16 @@
         <w:pStyle w:val="Heading2"/>
       </w:pPr>
       <w:r>
+        <w:rPr>
+          <w:rFonts w:ascii="Times New Roman" w:hAnsi="Times New Roman" w:eastAsia="Yu Mincho"/>
+          <w:sz w:val="24"/>
+        </w:rPr>
         <w:t xml:space="preserve">III </w:t>
       </w:r>
       <w:r>
         <w:rPr>
-          <w:rFonts w:hint="eastAsia"/>
+          <w:rFonts w:hint="eastAsia" w:ascii="Times New Roman" w:hAnsi="Times New Roman" w:eastAsia="Yu Mincho"/>
+          <w:sz w:val="24"/>
         </w:rPr>
         <w:t xml:space="preserve">結果</w:t>
       </w:r>
@@ -459,11 +566,16 @@
         <w:pStyle w:val="Heading3"/>
       </w:pPr>
       <w:r>
+        <w:rPr>
+          <w:rFonts w:ascii="Times New Roman" w:hAnsi="Times New Roman" w:eastAsia="Yu Mincho"/>
+          <w:sz w:val="24"/>
+        </w:rPr>
         <w:t xml:space="preserve">1. </w:t>
       </w:r>
       <w:r>
         <w:rPr>
-          <w:rFonts w:hint="eastAsia"/>
+          <w:rFonts w:hint="eastAsia" w:ascii="Times New Roman" w:hAnsi="Times New Roman" w:eastAsia="Yu Mincho"/>
+          <w:sz w:val="24"/>
         </w:rPr>
         <w:t xml:space="preserve">回答者と住環境</w:t>
       </w:r>
@@ -474,16 +586,22 @@
       </w:pPr>
       <w:r>
         <w:rPr>
-          <w:rFonts w:hint="eastAsia"/>
+          <w:rFonts w:hint="eastAsia" w:ascii="Times New Roman" w:hAnsi="Times New Roman" w:eastAsia="Yu Mincho"/>
+          <w:sz w:val="24"/>
         </w:rPr>
         <w:t xml:space="preserve">154部の回収票から7部を除外し、147人を主要解析対象とした。対象者の特性をTable</w:t>
       </w:r>
       <w:r>
+        <w:rPr>
+          <w:rFonts w:ascii="Times New Roman" w:hAnsi="Times New Roman" w:eastAsia="Yu Mincho"/>
+          <w:sz w:val="24"/>
+        </w:rPr>
         <w:t xml:space="preserve"> </w:t>
       </w:r>
       <w:r>
         <w:rPr>
-          <w:rFonts w:hint="eastAsia"/>
+          <w:rFonts w:hint="eastAsia" w:ascii="Times New Roman" w:hAnsi="Times New Roman" w:eastAsia="Yu Mincho"/>
+          <w:sz w:val="24"/>
         </w:rPr>
         <w:t xml:space="preserve">1に示す。浴室寒さ5-7群は66人（44.9%）、脱衣所寒さ5-7群は77人（52.4%）であった。</w:t>
       </w:r>
@@ -493,6 +611,10 @@
         <w:pStyle w:val="BodyText"/>
       </w:pPr>
       <w:r>
+        <w:rPr>
+          <w:rFonts w:ascii="Times New Roman" w:hAnsi="Times New Roman" w:eastAsia="Yu Mincho"/>
+          <w:sz w:val="24"/>
+        </w:rPr>
         <w:t xml:space="preserve">&lt;Table 1 here&gt;</w:t>
       </w:r>
     </w:p>
@@ -503,11 +625,16 @@
         <w:pStyle w:val="Heading3"/>
       </w:pPr>
       <w:r>
+        <w:rPr>
+          <w:rFonts w:ascii="Times New Roman" w:hAnsi="Times New Roman" w:eastAsia="Yu Mincho"/>
+          <w:sz w:val="24"/>
+        </w:rPr>
         <w:t xml:space="preserve">2. </w:t>
       </w:r>
       <w:r>
         <w:rPr>
-          <w:rFonts w:hint="eastAsia"/>
+          <w:rFonts w:hint="eastAsia" w:ascii="Times New Roman" w:hAnsi="Times New Roman" w:eastAsia="Yu Mincho"/>
+          <w:sz w:val="24"/>
         </w:rPr>
         <w:t xml:space="preserve">暖房設備の利用状況</w:t>
       </w:r>
@@ -518,16 +645,22 @@
       </w:pPr>
       <w:r>
         <w:rPr>
-          <w:rFonts w:hint="eastAsia"/>
+          <w:rFonts w:hint="eastAsia" w:ascii="Times New Roman" w:hAnsi="Times New Roman" w:eastAsia="Yu Mincho"/>
+          <w:sz w:val="24"/>
         </w:rPr>
         <w:t xml:space="preserve">浴室暖房乾燥機、セントラル暖房および脱衣所・浴室のその他暖房設備の利用状況をTable</w:t>
       </w:r>
       <w:r>
+        <w:rPr>
+          <w:rFonts w:ascii="Times New Roman" w:hAnsi="Times New Roman" w:eastAsia="Yu Mincho"/>
+          <w:sz w:val="24"/>
+        </w:rPr>
         <w:t xml:space="preserve"> </w:t>
       </w:r>
       <w:r>
         <w:rPr>
-          <w:rFonts w:hint="eastAsia"/>
+          <w:rFonts w:hint="eastAsia" w:ascii="Times New Roman" w:hAnsi="Times New Roman" w:eastAsia="Yu Mincho"/>
+          <w:sz w:val="24"/>
         </w:rPr>
         <w:t xml:space="preserve">1に示す。セントラル暖房の使用状況に回答した145人中28人（19.3%）が使用していた。この28人のうち、浴室寒さ5-7群は2人（7.1%）で、19人（67.9%）は浴室暖房乾燥機を暖房として使用していた。</w:t>
       </w:r>
@@ -539,11 +672,16 @@
         <w:pStyle w:val="Heading3"/>
       </w:pPr>
       <w:r>
+        <w:rPr>
+          <w:rFonts w:ascii="Times New Roman" w:hAnsi="Times New Roman" w:eastAsia="Yu Mincho"/>
+          <w:sz w:val="24"/>
+        </w:rPr>
         <w:t xml:space="preserve">3. </w:t>
       </w:r>
       <w:r>
         <w:rPr>
-          <w:rFonts w:hint="eastAsia"/>
+          <w:rFonts w:hint="eastAsia" w:ascii="Times New Roman" w:hAnsi="Times New Roman" w:eastAsia="Yu Mincho"/>
+          <w:sz w:val="24"/>
         </w:rPr>
         <w:t xml:space="preserve">浴室暖房乾燥機の未設置・未使用理由と浴室寒さ</w:t>
       </w:r>
@@ -554,7 +692,8 @@
       </w:pPr>
       <w:r>
         <w:rPr>
-          <w:rFonts w:hint="eastAsia"/>
+          <w:rFonts w:hint="eastAsia" w:ascii="Times New Roman" w:hAnsi="Times New Roman" w:eastAsia="Yu Mincho"/>
+          <w:sz w:val="24"/>
         </w:rPr>
         <w:t xml:space="preserve">不使用者112人のうち、障壁あり（理由2-7のいずれか）は69人（61.6%）、費用または住宅・設置上の制約（理由2-5のいずれか）は66人（58.9%）であった。</w:t>
       </w:r>
@@ -565,7 +704,8 @@
       </w:pPr>
       <w:r>
         <w:rPr>
-          <w:rFonts w:hint="eastAsia"/>
+          <w:rFonts w:hint="eastAsia" w:ascii="Times New Roman" w:hAnsi="Times New Roman" w:eastAsia="Yu Mincho"/>
+          <w:sz w:val="24"/>
         </w:rPr>
         <w:t xml:space="preserve">選択肢別の回答（複数回答）は、不要31人（27.7%）、電気代25人（22.3%）、設置費用22人（19.6%）であった。住宅構造上の制約は19人（17.0%）、賃貸による工事制約は8人（7.1%）、使用方法不明は2人（1.8%）、故障中は1人（0.9%）、その他は17人（15.2%）であった。理由8「その他」のみを選択した者は15人（13.4%）で、不要と障壁ありの両方を選択した者は3人（2.7%）であった。</w:t>
       </w:r>
@@ -576,16 +716,22 @@
       </w:pPr>
       <w:r>
         <w:rPr>
-          <w:rFonts w:hint="eastAsia"/>
+          <w:rFonts w:hint="eastAsia" w:ascii="Times New Roman" w:hAnsi="Times New Roman" w:eastAsia="Yu Mincho"/>
+          <w:sz w:val="24"/>
         </w:rPr>
         <w:t xml:space="preserve">費用または住宅・設置上の制約は、浴室寒さ5-7群で51/62人（82.3%）、浴室寒さ1-4群で15/50人（30.0%）が選択した。不要は、浴室寒さ5-7群で4/62人（6.5%）、浴室寒さ1-4群で27/50人（54.0%）が選択した。費用系および住宅・設置制約系の内訳を含め、Fig.</w:t>
       </w:r>
       <w:r>
+        <w:rPr>
+          <w:rFonts w:ascii="Times New Roman" w:hAnsi="Times New Roman" w:eastAsia="Yu Mincho"/>
+          <w:sz w:val="24"/>
+        </w:rPr>
         <w:t xml:space="preserve"> </w:t>
       </w:r>
       <w:r>
         <w:rPr>
-          <w:rFonts w:hint="eastAsia"/>
+          <w:rFonts w:hint="eastAsia" w:ascii="Times New Roman" w:hAnsi="Times New Roman" w:eastAsia="Yu Mincho"/>
+          <w:sz w:val="24"/>
         </w:rPr>
         <w:t xml:space="preserve">1に示す。</w:t>
       </w:r>
@@ -595,6 +741,10 @@
         <w:pStyle w:val="BodyText"/>
       </w:pPr>
       <w:r>
+        <w:rPr>
+          <w:rFonts w:ascii="Times New Roman" w:hAnsi="Times New Roman" w:eastAsia="Yu Mincho"/>
+          <w:sz w:val="24"/>
+        </w:rPr>
         <w:t xml:space="preserve">&lt;Fig. 1 here&gt;</w:t>
       </w:r>
     </w:p>
@@ -606,11 +756,16 @@
         <w:pStyle w:val="Heading2"/>
       </w:pPr>
       <w:r>
+        <w:rPr>
+          <w:rFonts w:ascii="Times New Roman" w:hAnsi="Times New Roman" w:eastAsia="Yu Mincho"/>
+          <w:sz w:val="24"/>
+        </w:rPr>
         <w:t xml:space="preserve">IV </w:t>
       </w:r>
       <w:r>
         <w:rPr>
-          <w:rFonts w:hint="eastAsia"/>
+          <w:rFonts w:hint="eastAsia" w:ascii="Times New Roman" w:hAnsi="Times New Roman" w:eastAsia="Yu Mincho"/>
+          <w:sz w:val="24"/>
         </w:rPr>
         <w:t xml:space="preserve">考察</w:t>
       </w:r>
@@ -621,7 +776,8 @@
       </w:pPr>
       <w:r>
         <w:rPr>
-          <w:rFonts w:hint="eastAsia"/>
+          <w:rFonts w:hint="eastAsia" w:ascii="Times New Roman" w:hAnsi="Times New Roman" w:eastAsia="Yu Mincho"/>
+          <w:sz w:val="24"/>
         </w:rPr>
         <w:t xml:space="preserve">本調査で注目された所見は、浴室を寒いと感じる不使用者62人のうち、51人（82.3%）が費用または住宅・設置上の制約を選択したことである。この51人のうち、費用系は31人、住宅・設置制約系は21人で、1人が両方を選択していた。このような回答が観察されたことから、浴室の寒さ対策を検討する際には、設備の必要性に関する周知に加えて、使用費、設置費および住宅側の工事制約を把握することも、今後の検討課題となる。</w:t>
       </w:r>
@@ -632,7 +788,8 @@
       </w:pPr>
       <w:r>
         <w:rPr>
-          <w:rFonts w:hint="eastAsia"/>
+          <w:rFonts w:hint="eastAsia" w:ascii="Times New Roman" w:hAnsi="Times New Roman" w:eastAsia="Yu Mincho"/>
+          <w:sz w:val="24"/>
         </w:rPr>
         <w:t xml:space="preserve">前報において、環境省「令和5年度家庭部門のCO2排出実態統計調査」の公開表を用いて集計したセントラル暖房使用率は、北海道地域で24.6%であり、他地域の0.4-4.0%より高かった[3]。北海道では浴室の寒さや室間温度差も他地域より小さく[4,5]、前報では、セントラル暖房を含む全館暖房が浴室暖房乾燥機を代替し得る可能性に言及した[3]。一方、青森県では、重臣らが入浴中心肺停止の地域差と寒冷期の脱衣場・浴室内低温との関連を指摘しているものの[6]、浴室周辺の寒さ・室間温度差を県単位で示した報告や、浴室暖房乾燥機・セントラル暖房の設置・使用実態を調べた報告は、今回確認した公開情報の範囲では見当たらなかった。この情報不足を踏まえて実施した本調査では、セントラル暖房の使用状況に回答した145人中28人が使用しており、その28人のうち浴室寒さ5-7群は2人、浴室暖房乾燥機を併用していた者は19人であった。こうした観察事実から、少なくとも本標本の設備利用パターンは、「浴室が暖かいため不要」という理由や、セントラル暖房による単純な排他的代替だけでは説明しにくかった。</w:t>
       </w:r>
@@ -643,7 +800,8 @@
       </w:pPr>
       <w:r>
         <w:rPr>
-          <w:rFonts w:hint="eastAsia"/>
+          <w:rFonts w:hint="eastAsia" w:ascii="Times New Roman" w:hAnsi="Times New Roman" w:eastAsia="Yu Mincho"/>
+          <w:sz w:val="24"/>
         </w:rPr>
         <w:t xml:space="preserve">本研究には限界がある。理由1「既に十分暖かいので必要がない」は、それ自体が寒さ体感に関する判断を含む項目である。このため、寒さ体感群間の「不要」の割合差を独立した所見として解釈することはできない。「不要」を選択した者のうち3人は理由2-7のいずれかも選択しており、「不要」と「障壁あり」は相互排他的ではない。また、横断調査であるため、寒さ体感別の障壁回答割合から、障壁の認識と寒さ体感の前後関係は判断できない。逆に、寒さを感じる者ほど障壁を認識し、該当する理由を選択しやすかった可能性もある。標本は便宜抽出であり、五所川原市および青森県全体を代表するものではない。自己申告に伴う想起誤差や回答誤差が生じ得るほか、断熱性能、築年、所有形態などによる交絡も残る。さらに、セントラル暖房が浴室や脱衣所を実際に暖めていたかは確認しておらず、入浴中の事故の発生も調査していない。以上から、青森県全体における浴室暖房乾燥機とセントラル暖房の代替関係、暖房設備による寒さ体感の改善効果、および暖房設備と入浴中の事故との関連は評価できない。</w:t>
       </w:r>
@@ -655,11 +813,16 @@
         <w:pStyle w:val="Heading2"/>
       </w:pPr>
       <w:r>
+        <w:rPr>
+          <w:rFonts w:ascii="Times New Roman" w:hAnsi="Times New Roman" w:eastAsia="Yu Mincho"/>
+          <w:sz w:val="24"/>
+        </w:rPr>
         <w:t xml:space="preserve">V </w:t>
       </w:r>
       <w:r>
         <w:rPr>
-          <w:rFonts w:hint="eastAsia"/>
+          <w:rFonts w:hint="eastAsia" w:ascii="Times New Roman" w:hAnsi="Times New Roman" w:eastAsia="Yu Mincho"/>
+          <w:sz w:val="24"/>
         </w:rPr>
         <w:t xml:space="preserve">結論</w:t>
       </w:r>
@@ -670,7 +833,8 @@
       </w:pPr>
       <w:r>
         <w:rPr>
-          <w:rFonts w:hint="eastAsia"/>
+          <w:rFonts w:hint="eastAsia" w:ascii="Times New Roman" w:hAnsi="Times New Roman" w:eastAsia="Yu Mincho"/>
+          <w:sz w:val="24"/>
         </w:rPr>
         <w:t xml:space="preserve">五所川原市内の便宜抽出標本では、浴室を寒いと感じる浴室暖房乾燥機の不使用者のうち、費用または住宅・設置上の制約を不使用理由として回答した者が観察された。寒冷地の浴室対策を検討する際には、設備の必要性だけでなく、導入・使用を妨げる具体的制約と住宅の暖房構成を把握することも、今後の検討課題となる。</w:t>
       </w:r>
@@ -683,7 +847,8 @@
       </w:pPr>
       <w:r>
         <w:rPr>
-          <w:rFonts w:hint="eastAsia"/>
+          <w:rFonts w:hint="eastAsia" w:ascii="Times New Roman" w:hAnsi="Times New Roman" w:eastAsia="Yu Mincho"/>
+          <w:sz w:val="24"/>
         </w:rPr>
         <w:t xml:space="preserve">謝辞</w:t>
       </w:r>
@@ -694,7 +859,8 @@
       </w:pPr>
       <w:r>
         <w:rPr>
-          <w:rFonts w:hint="eastAsia"/>
+          <w:rFonts w:hint="eastAsia" w:ascii="Times New Roman" w:hAnsi="Times New Roman" w:eastAsia="Yu Mincho"/>
+          <w:sz w:val="24"/>
         </w:rPr>
         <w:t xml:space="preserve">本調査に回答いただいた皆様、ならびに質問紙の配布・回収に協力いただいた現地協力者に深謝する。</w:t>
       </w:r>
@@ -707,7 +873,8 @@
       </w:pPr>
       <w:r>
         <w:rPr>
-          <w:rFonts w:hint="eastAsia"/>
+          <w:rFonts w:hint="eastAsia" w:ascii="Times New Roman" w:hAnsi="Times New Roman" w:eastAsia="Yu Mincho"/>
+          <w:sz w:val="24"/>
         </w:rPr>
         <w:t xml:space="preserve">利益相反</w:t>
       </w:r>
@@ -718,7 +885,8 @@
       </w:pPr>
       <w:r>
         <w:rPr>
-          <w:rFonts w:hint="eastAsia"/>
+          <w:rFonts w:hint="eastAsia" w:ascii="Times New Roman" w:hAnsi="Times New Roman" w:eastAsia="Yu Mincho"/>
+          <w:sz w:val="24"/>
         </w:rPr>
         <w:t xml:space="preserve">開示すべき利益相反はない。本研究は実施責任者の自己負担で行われ、外部研究費の提供を受けていない。</w:t>
       </w:r>
@@ -731,7 +899,8 @@
       </w:pPr>
       <w:r>
         <w:rPr>
-          <w:rFonts w:hint="eastAsia"/>
+          <w:rFonts w:hint="eastAsia" w:ascii="Times New Roman" w:hAnsi="Times New Roman" w:eastAsia="Yu Mincho"/>
+          <w:sz w:val="24"/>
         </w:rPr>
         <w:t xml:space="preserve">引用文献</w:t>
       </w:r>
@@ -745,29 +914,44 @@
         </w:numPr>
       </w:pPr>
       <w:r>
+        <w:rPr>
+          <w:rFonts w:ascii="Times New Roman" w:hAnsi="Times New Roman" w:eastAsia="Yu Mincho"/>
+          <w:sz w:val="24"/>
+        </w:rPr>
         <w:t xml:space="preserve">Kiyohara K, Nishiyama C, Hayashida S, et </w:t>
       </w:r>
       <w:r>
         <w:rPr>
-          <w:rFonts w:hint="eastAsia"/>
+          <w:rFonts w:hint="eastAsia" w:ascii="Times New Roman" w:hAnsi="Times New Roman" w:eastAsia="Yu Mincho"/>
+          <w:sz w:val="24"/>
         </w:rPr>
         <w:t xml:space="preserve">al：Characteristics</w:t>
       </w:r>
       <w:r>
+        <w:rPr>
+          <w:rFonts w:ascii="Times New Roman" w:hAnsi="Times New Roman" w:eastAsia="Yu Mincho"/>
+          <w:sz w:val="24"/>
+        </w:rPr>
         <w:t xml:space="preserve"> and outcomes of bath-related out-of-hospital cardiac arrest in </w:t>
       </w:r>
       <w:r>
         <w:rPr>
-          <w:rFonts w:hint="eastAsia"/>
+          <w:rFonts w:hint="eastAsia" w:ascii="Times New Roman" w:hAnsi="Times New Roman" w:eastAsia="Yu Mincho"/>
+          <w:sz w:val="24"/>
         </w:rPr>
         <w:t xml:space="preserve">Japan．Circ</w:t>
       </w:r>
       <w:r>
+        <w:rPr>
+          <w:rFonts w:ascii="Times New Roman" w:hAnsi="Times New Roman" w:eastAsia="Yu Mincho"/>
+          <w:sz w:val="24"/>
+        </w:rPr>
         <w:t xml:space="preserve"> J </w:t>
       </w:r>
       <w:r>
         <w:rPr>
-          <w:rFonts w:hint="eastAsia"/>
+          <w:rFonts w:hint="eastAsia" w:ascii="Times New Roman" w:hAnsi="Times New Roman" w:eastAsia="Yu Mincho"/>
+          <w:sz w:val="24"/>
         </w:rPr>
         <w:t xml:space="preserve">80：1564-1570，2016．doi:10.1253/circj.CJ-16-0241</w:t>
       </w:r>
@@ -782,7 +966,8 @@
       </w:pPr>
       <w:r>
         <w:rPr>
-          <w:rFonts w:hint="eastAsia"/>
+          <w:rFonts w:hint="eastAsia" w:ascii="Times New Roman" w:hAnsi="Times New Roman" w:eastAsia="Yu Mincho"/>
+          <w:sz w:val="24"/>
         </w:rPr>
         <w:t xml:space="preserve">消費者庁：冬季に多発する入浴中の事故に御注意ください！―11月26日は「いい風呂」の日―．2018．https://www.caa.go.jp/policies/policy/consumer_safety/caution/caution_009/pdf/caution_009_181121_0001.pdf</w:t>
       </w:r>
@@ -797,16 +982,22 @@
       </w:pPr>
       <w:r>
         <w:rPr>
-          <w:rFonts w:hint="eastAsia"/>
+          <w:rFonts w:hint="eastAsia" w:ascii="Times New Roman" w:hAnsi="Times New Roman" w:eastAsia="Yu Mincho"/>
+          <w:sz w:val="24"/>
         </w:rPr>
         <w:t xml:space="preserve">野城聡志：寒冷地における浴室暖房乾燥機設置率と浴槽内での溺死及び溺水の関連：生態学的パネル解析．日本温泉気候物理医学会雑誌</w:t>
       </w:r>
       <w:r>
+        <w:rPr>
+          <w:rFonts w:ascii="Times New Roman" w:hAnsi="Times New Roman" w:eastAsia="Yu Mincho"/>
+          <w:sz w:val="24"/>
+        </w:rPr>
         <w:t xml:space="preserve"> </w:t>
       </w:r>
       <w:r>
         <w:rPr>
-          <w:rFonts w:hint="eastAsia"/>
+          <w:rFonts w:hint="eastAsia" w:ascii="Times New Roman" w:hAnsi="Times New Roman" w:eastAsia="Yu Mincho"/>
+          <w:sz w:val="24"/>
         </w:rPr>
         <w:t xml:space="preserve">89：66-76，2026．doi:10.11390/onki.2376</w:t>
       </w:r>
@@ -821,16 +1012,22 @@
       </w:pPr>
       <w:r>
         <w:rPr>
-          <w:rFonts w:hint="eastAsia"/>
+          <w:rFonts w:hint="eastAsia" w:ascii="Times New Roman" w:hAnsi="Times New Roman" w:eastAsia="Yu Mincho"/>
+          <w:sz w:val="24"/>
         </w:rPr>
         <w:t xml:space="preserve">八塚春子，井上隆，前真之，森勇樹：浴室設備と冬期における入浴・浴室温熱環境の実態把握―インターネット調査による地域・建築形態・築年数の検討．日本建築学会環境系論文集</w:t>
       </w:r>
       <w:r>
+        <w:rPr>
+          <w:rFonts w:ascii="Times New Roman" w:hAnsi="Times New Roman" w:eastAsia="Yu Mincho"/>
+          <w:sz w:val="24"/>
+        </w:rPr>
         <w:t xml:space="preserve"> </w:t>
       </w:r>
       <w:r>
         <w:rPr>
-          <w:rFonts w:hint="eastAsia"/>
+          <w:rFonts w:hint="eastAsia" w:ascii="Times New Roman" w:hAnsi="Times New Roman" w:eastAsia="Yu Mincho"/>
+          <w:sz w:val="24"/>
         </w:rPr>
         <w:t xml:space="preserve">78：489-496，2013．doi:10.3130/aije.78.489</w:t>
       </w:r>
@@ -845,16 +1042,22 @@
       </w:pPr>
       <w:r>
         <w:rPr>
-          <w:rFonts w:hint="eastAsia"/>
+          <w:rFonts w:hint="eastAsia" w:ascii="Times New Roman" w:hAnsi="Times New Roman" w:eastAsia="Yu Mincho"/>
+          <w:sz w:val="24"/>
         </w:rPr>
         <w:t xml:space="preserve">大中忠勝，高崎裕治，栃原裕，他：冬期における浴室温熱環境の全国調査．人間と生活環境</w:t>
       </w:r>
       <w:r>
+        <w:rPr>
+          <w:rFonts w:ascii="Times New Roman" w:hAnsi="Times New Roman" w:eastAsia="Yu Mincho"/>
+          <w:sz w:val="24"/>
+        </w:rPr>
         <w:t xml:space="preserve"> </w:t>
       </w:r>
       <w:r>
         <w:rPr>
-          <w:rFonts w:hint="eastAsia"/>
+          <w:rFonts w:hint="eastAsia" w:ascii="Times New Roman" w:hAnsi="Times New Roman" w:eastAsia="Yu Mincho"/>
+          <w:sz w:val="24"/>
         </w:rPr>
         <w:t xml:space="preserve">14：11-16，2007．doi:10.24538/jhesj.14.1_11</w:t>
       </w:r>
@@ -869,16 +1072,22 @@
       </w:pPr>
       <w:r>
         <w:rPr>
-          <w:rFonts w:hint="eastAsia"/>
+          <w:rFonts w:hint="eastAsia" w:ascii="Times New Roman" w:hAnsi="Times New Roman" w:eastAsia="Yu Mincho"/>
+          <w:sz w:val="24"/>
         </w:rPr>
         <w:t xml:space="preserve">重臣宗伯，佐藤ワカナ，柴田繁啓，他：高齢者の入浴中心肺停止と地域性．蘇生</w:t>
       </w:r>
       <w:r>
+        <w:rPr>
+          <w:rFonts w:ascii="Times New Roman" w:hAnsi="Times New Roman" w:eastAsia="Yu Mincho"/>
+          <w:sz w:val="24"/>
+        </w:rPr>
         <w:t xml:space="preserve"> </w:t>
       </w:r>
       <w:r>
         <w:rPr>
-          <w:rFonts w:hint="eastAsia"/>
+          <w:rFonts w:hint="eastAsia" w:ascii="Times New Roman" w:hAnsi="Times New Roman" w:eastAsia="Yu Mincho"/>
+          <w:sz w:val="24"/>
         </w:rPr>
         <w:t xml:space="preserve">20：145-148，2001．doi:10.11414/jjreanimatology1983.20.145</w:t>
       </w:r>
@@ -888,8 +1097,13 @@
     <w:p>
       <w:pPr>
         <w:pStyle w:val="Heading2"/>
-      </w:pPr>
-      <w:r>
+        <w:pageBreakBefore/>
+      </w:pPr>
+      <w:r>
+        <w:rPr>
+          <w:rFonts w:ascii="Times New Roman" w:hAnsi="Times New Roman" w:eastAsia="Yu Mincho"/>
+          <w:sz w:val="24"/>
+        </w:rPr>
         <w:t xml:space="preserve">English Title</w:t>
       </w:r>
     </w:p>
@@ -898,7 +1112,11 @@
         <w:pStyle w:val="FirstParagraph"/>
       </w:pPr>
       <w:r>
-        <w:t xml:space="preserve">Reasons for Non-installation or Non-use of Bathroom Heater-Dryers and Perceived Bathroom Coldness in a Questionnaire Survey in Goshogawara City, Japan</w:t>
+        <w:rPr>
+          <w:rFonts w:ascii="Times New Roman" w:hAnsi="Times New Roman" w:eastAsia="Yu Mincho"/>
+          <w:sz w:val="24"/>
+        </w:rPr>
+        <w:t xml:space="preserve">Reasons for Non-installation or Non-use of Bathroom Heating Dryers and Perceived Bathroom Coldness in Goshogawara City, Aomori Prefecture</w:t>
       </w:r>
     </w:p>
     <w:p>
@@ -910,6 +1128,10 @@
         </w:numPr>
       </w:pPr>
       <w:r>
+        <w:rPr>
+          <w:rFonts w:ascii="Times New Roman" w:hAnsi="Times New Roman" w:eastAsia="Yu Mincho"/>
+          <w:sz w:val="24"/>
+        </w:rPr>
         <w:t xml:space="preserve">Authors: [Enter author names in Roman letters]</w:t>
       </w:r>
     </w:p>
@@ -922,6 +1144,10 @@
         </w:numPr>
       </w:pPr>
       <w:r>
+        <w:rPr>
+          <w:rFonts w:ascii="Times New Roman" w:hAnsi="Times New Roman" w:eastAsia="Yu Mincho"/>
+          <w:sz w:val="24"/>
+        </w:rPr>
         <w:t xml:space="preserve">Affiliations: [Enter affiliations in English]</w:t>
       </w:r>
     </w:p>
@@ -934,6 +1160,10 @@
         </w:numPr>
       </w:pPr>
       <w:r>
+        <w:rPr>
+          <w:rFonts w:ascii="Times New Roman" w:hAnsi="Times New Roman" w:eastAsia="Yu Mincho"/>
+          <w:sz w:val="24"/>
+        </w:rPr>
         <w:t xml:space="preserve">Corresponding author: [Enter name, affiliation, postal address, telephone number, and email address]</w:t>
       </w:r>
     </w:p>
@@ -944,23 +1174,58 @@
         <w:pStyle w:val="Heading2"/>
       </w:pPr>
       <w:r>
+        <w:rPr>
+          <w:rFonts w:ascii="Times New Roman" w:hAnsi="Times New Roman" w:eastAsia="Yu Mincho"/>
+          <w:sz w:val="24"/>
+        </w:rPr>
         <w:t xml:space="preserve">English Abstract</w:t>
       </w:r>
     </w:p>
     <w:p>
       <w:pPr>
         <w:pStyle w:val="FirstParagraph"/>
-      </w:pPr>
-      <w:r>
-        <w:t xml:space="preserve">Objective: Following an exploratory ecological analysis that identified Aomori as a candidate cold prefecture with a low bathroom heater-dryer installation rate and a high standardized mortality ratio, we primarily described reasons for non-installation or non-use by perceived bathroom coldness group. Secondarily, we described central heating use and concurrent bathroom heater-dryer use. Methods: We conducted an anonymous cross-sectional questionnaire survey in Goshogawara City, Japan, from March 11 to April 30, 2026. Of 190 questionnaires distributed, 154 were returned. The primary analysis included 147 respondents, and the central heating analysis included 145 respondents who answered that item. Counts and percentages were described by perceived coldness group. Results: Overall, 66/147 respondents (44.9%) reported bathroom coldness scores of 5-7. In a multiple-response item among 112 respondents who did not use or had not installed a bathroom heater-dryer, 66 (58.9%) reported cost-related or housing/installation-related constraints, whereas 31 (27.7%) selected that heating was unnecessary. Cost-related or housing/installation-related constraints were reported by 51/62 respondents (82.3%) in the coldness 5-7 group and 15/50 (30.0%) in the coldness 1-4 group. Central heating was used by 28/145 respondents (19.3%), of whom 19/28 also used a bathroom heater-dryer for heating. Conclusions: Within this convenience sample, some respondents perceived their bathrooms as cold while reporting cost-related or installation-related constraints. Concurrent use of central heating and bathroom heater-dryers was observed in 19/28 central heating users, indicating that a simple mutually exclusive substitution alone did not explain the equipment-use pattern in this sample. These findings do not estimate citywide prevalence or establish effects of heating equipment on coldness or bathing-related health outcomes.</w:t>
+        <w:spacing w:line="480" w:lineRule="auto"/>
+      </w:pPr>
+      <w:r>
+        <w:rPr>
+          <w:rFonts w:ascii="Times New Roman" w:hAnsi="Times New Roman" w:eastAsia="Yu Mincho"/>
+          <w:sz w:val="24"/>
+        </w:rPr>
+        <w:t xml:space="preserve">Objective: Using a convenience sample obtained from a questionnaire survey conducted in Goshogawara City, Aomori Prefecture, the primary objective of this study was to describe, by perceived winter bathroom coldness, the reasons reported by respondents who had not installed a bathroom heating dryer or who had installed one but did not use it for heating (hereafter, non-users). Secondarily, we described central heating use and concurrent use of bathroom heating dryers. Methods: We conducted an anonymous cross-sectional questionnaire survey in Goshogawara City from March 11 to April 30, 2026. Of 190 questionnaires distributed, 154 were returned. The primary analysis included 147 respondents after excluding three with missing information on bathroom heating dryer installation and use and four non-users with missing reasons for non-use; of these, 112 non-users were included in the analysis of reasons. The central heating analysis included 145 of the 154 respondents who answered that item. Perceived bathroom coldness in winter (during the coldest period in January-February) was assessed on a 7-point scale ranging from 1 (very warm) to 7 (very cold) and was categorized a priori into scores of 1-4 and 5-7. For the multiple-response reasons for non-installation or non-use, respondents selecting any of the following were grouped post hoc and exploratorily as having</w:t>
+      </w:r>
+      <w:r>
+        <w:rPr>
+          <w:rFonts w:ascii="Times New Roman" w:hAnsi="Times New Roman" w:eastAsia="Yu Mincho"/>
+          <w:sz w:val="24"/>
+        </w:rPr>
+        <w:t xml:space="preserve"> </w:t>
+      </w:r>
+      <w:r>
+        <w:rPr>
+          <w:rFonts w:ascii="Times New Roman" w:hAnsi="Times New Roman" w:eastAsia="Yu Mincho"/>
+          <w:sz w:val="24"/>
+        </w:rPr>
+        <w:t xml:space="preserve">“cost-related or housing/installation-related constraints”</w:t>
+      </w:r>
+      <w:r>
+        <w:rPr>
+          <w:rFonts w:ascii="Times New Roman" w:hAnsi="Times New Roman" w:eastAsia="Yu Mincho"/>
+          <w:sz w:val="24"/>
+        </w:rPr>
+        <w:t xml:space="preserve">: concern about electricity costs, high installation costs, difficulty installing the equipment because of the housing structure, or inability to undertake construction work in rental housing. Counts and percentages were described. Results: Of the 112 non-users included in the analysis of reasons, 62 had bathroom coldness scores of 5-7 and 50 had scores of 1-4. Cost-related or housing/installation-related constraints were selected by 51/62 respondents (82.3%) in the score 5-7 group and 15/50 (30.0%) in the score 1-4 group. Central heating was used by 28/145 respondents (19.3%), of whom 19/28 (67.9%) also used a bathroom heating dryer for heating. Conclusions: In this convenience sample from Goshogawara City, some non-users of bathroom heating dryers who perceived their bathrooms as cold reported cost-related or housing/installation-related constraints as reasons for non-installation or non-use. When considering measures to address bathroom coldness in cold regions, understanding not only the need for equipment but also the specific constraints that impede its installation or use and the heating configuration of the home remains an issue for future investigation.</w:t>
       </w:r>
     </w:p>
     <w:p>
       <w:pPr>
         <w:pStyle w:val="BodyText"/>
-      </w:pPr>
-      <w:r>
-        <w:t xml:space="preserve">English keywords: bathroom heater-dryer; bathroom coldness; residential environment; adoption barriers; cold climate</w:t>
+        <w:spacing w:line="480" w:lineRule="auto"/>
+      </w:pPr>
+      <w:r>
+        <w:rPr>
+          <w:rFonts w:ascii="Times New Roman" w:hAnsi="Times New Roman" w:eastAsia="Yu Mincho"/>
+          <w:sz w:val="24"/>
+        </w:rPr>
+        <w:t xml:space="preserve">English keywords: bathroom heating dryer; central heating; cross-sectional study; cold region; Aomori Prefecture</w:t>
       </w:r>
     </w:p>
     <w:bookmarkEnd w:id="27"/>
@@ -968,8 +1233,13 @@
     <w:p>
       <w:pPr>
         <w:pStyle w:val="Heading2"/>
-      </w:pPr>
-      <w:r>
+        <w:pageBreakBefore/>
+      </w:pPr>
+      <w:r>
+        <w:rPr>
+          <w:rFonts w:ascii="Times New Roman" w:hAnsi="Times New Roman" w:eastAsia="Yu Mincho"/>
+          <w:sz w:val="24"/>
+        </w:rPr>
         <w:t xml:space="preserve">Tables</w:t>
       </w:r>
     </w:p>
@@ -979,1327 +1249,3609 @@
         <w:pStyle w:val="Heading3"/>
       </w:pPr>
       <w:r>
+        <w:rPr>
+          <w:rFonts w:ascii="Times New Roman" w:hAnsi="Times New Roman" w:eastAsia="Yu Mincho"/>
+          <w:sz w:val="24"/>
+        </w:rPr>
         <w:t xml:space="preserve">Table 1. Characteristics and heating equipment use in the analysis samples</w:t>
       </w:r>
     </w:p>
     <w:tbl>
       <w:tblPr>
         <w:tblStyle w:val="Table"/>
-        <w:tblW w:type="pct" w:w="5000"/>
+        <w:tblW w:type="dxa" w:w="8504"/>
+        <w:jc w:val="center"/>
         <w:tblLayout w:type="fixed"/>
         <w:tblLook w:firstRow="1" w:lastRow="0" w:firstColumn="0" w:lastColumn="0" w:noHBand="0" w:noVBand="0" w:val="0020"/>
+        <w:tblBorders>
+          <w:top w:val="nil"/>
+          <w:left w:val="nil"/>
+          <w:bottom w:val="nil"/>
+          <w:right w:val="nil"/>
+          <w:insideH w:val="nil"/>
+          <w:insideV w:val="nil"/>
+        </w:tblBorders>
       </w:tblPr>
       <w:tblGrid>
-        <w:gridCol w:w="1188"/>
-        <w:gridCol w:w="1188"/>
-        <w:gridCol w:w="1584"/>
-        <w:gridCol w:w="1188"/>
-        <w:gridCol w:w="1188"/>
-        <w:gridCol w:w="1584"/>
+        <w:gridCol w:w="1247"/>
+        <w:gridCol w:w="2041"/>
+        <w:gridCol w:w="964"/>
+        <w:gridCol w:w="1247"/>
+        <w:gridCol w:w="2041"/>
+        <w:gridCol w:w="964"/>
       </w:tblGrid>
       <w:tr>
         <w:trPr>
           <w:tblHeader w:val="on"/>
+          <w:tblHeader w:val="true"/>
+          <w:cantSplit/>
         </w:trPr>
         <w:tc>
-          <w:tcPr/>
-          <w:p>
-            <w:pPr>
-              <w:pStyle w:val="Compact"/>
-            </w:pPr>
-            <w:r>
+          <w:tcPr>
+            <w:tcW w:type="dxa" w:w="1247"/>
+            <w:vAlign w:val="top"/>
+            <w:tcMar>
+              <w:top w:w="28" w:type="dxa"/>
+              <w:right w:w="28" w:type="dxa"/>
+              <w:bottom w:w="28" w:type="dxa"/>
+              <w:left w:w="28" w:type="dxa"/>
+            </w:tcMar>
+            <w:tcBorders>
+              <w:top w:val="single" w:sz="8" w:space="0" w:color="000000"/>
+              <w:bottom w:val="single" w:sz="8" w:space="0" w:color="000000"/>
+            </w:tcBorders>
+          </w:tcPr>
+          <w:p>
+            <w:pPr>
+              <w:pStyle w:val="Compact"/>
+              <w:spacing w:line="240" w:lineRule="auto" w:after="0" w:before="0"/>
+              <w:jc w:val="left"/>
+            </w:pPr>
+            <w:r>
+              <w:rPr>
+                <w:rFonts w:ascii="Times New Roman" w:hAnsi="Times New Roman" w:eastAsia="Yu Mincho"/>
+                <w:sz w:val="18"/>
+              </w:rPr>
               <w:t xml:space="preserve">Characteristic</w:t>
             </w:r>
           </w:p>
         </w:tc>
         <w:tc>
-          <w:tcPr/>
-          <w:p>
-            <w:pPr>
-              <w:pStyle w:val="Compact"/>
-            </w:pPr>
-            <w:r>
+          <w:tcPr>
+            <w:tcW w:type="dxa" w:w="2041"/>
+            <w:vAlign w:val="top"/>
+            <w:tcMar>
+              <w:top w:w="28" w:type="dxa"/>
+              <w:right w:w="28" w:type="dxa"/>
+              <w:bottom w:w="28" w:type="dxa"/>
+              <w:left w:w="28" w:type="dxa"/>
+            </w:tcMar>
+            <w:tcBorders>
+              <w:top w:val="single" w:sz="8" w:space="0" w:color="000000"/>
+              <w:bottom w:val="single" w:sz="8" w:space="0" w:color="000000"/>
+            </w:tcBorders>
+          </w:tcPr>
+          <w:p>
+            <w:pPr>
+              <w:pStyle w:val="Compact"/>
+              <w:spacing w:line="240" w:lineRule="auto" w:after="0" w:before="0"/>
+              <w:jc w:val="left"/>
+            </w:pPr>
+            <w:r>
+              <w:rPr>
+                <w:rFonts w:ascii="Times New Roman" w:hAnsi="Times New Roman" w:eastAsia="Yu Mincho"/>
+                <w:sz w:val="18"/>
+              </w:rPr>
               <w:t xml:space="preserve">Category</w:t>
             </w:r>
           </w:p>
         </w:tc>
         <w:tc>
-          <w:tcPr/>
-          <w:p>
-            <w:pPr>
-              <w:pStyle w:val="Compact"/>
+          <w:tcPr>
+            <w:tcW w:type="dxa" w:w="964"/>
+            <w:vAlign w:val="top"/>
+            <w:tcMar>
+              <w:top w:w="28" w:type="dxa"/>
+              <w:right w:w="85" w:type="dxa"/>
+              <w:bottom w:w="28" w:type="dxa"/>
+              <w:left w:w="28" w:type="dxa"/>
+            </w:tcMar>
+            <w:tcBorders>
+              <w:top w:val="single" w:sz="8" w:space="0" w:color="000000"/>
+              <w:bottom w:val="single" w:sz="8" w:space="0" w:color="000000"/>
+            </w:tcBorders>
+          </w:tcPr>
+          <w:p>
+            <w:pPr>
+              <w:pStyle w:val="Compact"/>
+              <w:spacing w:line="240" w:lineRule="auto" w:after="0" w:before="0"/>
               <w:jc w:val="right"/>
             </w:pPr>
             <w:r>
+              <w:rPr>
+                <w:rFonts w:ascii="Times New Roman" w:hAnsi="Times New Roman" w:eastAsia="Yu Mincho"/>
+                <w:sz w:val="18"/>
+              </w:rPr>
               <w:t xml:space="preserve">n (%)</w:t>
             </w:r>
           </w:p>
         </w:tc>
         <w:tc>
-          <w:tcPr/>
-          <w:p>
-            <w:pPr>
-              <w:pStyle w:val="Compact"/>
-            </w:pPr>
-            <w:r>
+          <w:tcPr>
+            <w:tcW w:type="dxa" w:w="1247"/>
+            <w:vAlign w:val="top"/>
+            <w:tcMar>
+              <w:top w:w="28" w:type="dxa"/>
+              <w:right w:w="28" w:type="dxa"/>
+              <w:bottom w:w="28" w:type="dxa"/>
+              <w:left w:w="85" w:type="dxa"/>
+            </w:tcMar>
+            <w:tcBorders>
+              <w:top w:val="single" w:sz="8" w:space="0" w:color="000000"/>
+              <w:bottom w:val="single" w:sz="8" w:space="0" w:color="000000"/>
+            </w:tcBorders>
+          </w:tcPr>
+          <w:p>
+            <w:pPr>
+              <w:pStyle w:val="Compact"/>
+              <w:spacing w:line="240" w:lineRule="auto" w:after="0" w:before="0"/>
+              <w:jc w:val="left"/>
+            </w:pPr>
+            <w:r>
+              <w:rPr>
+                <w:rFonts w:ascii="Times New Roman" w:hAnsi="Times New Roman" w:eastAsia="Yu Mincho"/>
+                <w:sz w:val="18"/>
+              </w:rPr>
               <w:t xml:space="preserve">Characteristic</w:t>
             </w:r>
           </w:p>
         </w:tc>
         <w:tc>
-          <w:tcPr/>
-          <w:p>
-            <w:pPr>
-              <w:pStyle w:val="Compact"/>
-            </w:pPr>
-            <w:r>
+          <w:tcPr>
+            <w:tcW w:type="dxa" w:w="2041"/>
+            <w:vAlign w:val="top"/>
+            <w:tcMar>
+              <w:top w:w="28" w:type="dxa"/>
+              <w:right w:w="28" w:type="dxa"/>
+              <w:bottom w:w="28" w:type="dxa"/>
+              <w:left w:w="28" w:type="dxa"/>
+            </w:tcMar>
+            <w:tcBorders>
+              <w:top w:val="single" w:sz="8" w:space="0" w:color="000000"/>
+              <w:bottom w:val="single" w:sz="8" w:space="0" w:color="000000"/>
+            </w:tcBorders>
+          </w:tcPr>
+          <w:p>
+            <w:pPr>
+              <w:pStyle w:val="Compact"/>
+              <w:spacing w:line="240" w:lineRule="auto" w:after="0" w:before="0"/>
+              <w:jc w:val="left"/>
+            </w:pPr>
+            <w:r>
+              <w:rPr>
+                <w:rFonts w:ascii="Times New Roman" w:hAnsi="Times New Roman" w:eastAsia="Yu Mincho"/>
+                <w:sz w:val="18"/>
+              </w:rPr>
               <w:t xml:space="preserve">Category</w:t>
             </w:r>
           </w:p>
         </w:tc>
         <w:tc>
-          <w:tcPr/>
-          <w:p>
-            <w:pPr>
-              <w:pStyle w:val="Compact"/>
+          <w:tcPr>
+            <w:tcW w:type="dxa" w:w="964"/>
+            <w:vAlign w:val="top"/>
+            <w:tcMar>
+              <w:top w:w="28" w:type="dxa"/>
+              <w:right w:w="28" w:type="dxa"/>
+              <w:bottom w:w="28" w:type="dxa"/>
+              <w:left w:w="28" w:type="dxa"/>
+            </w:tcMar>
+            <w:tcBorders>
+              <w:top w:val="single" w:sz="8" w:space="0" w:color="000000"/>
+              <w:bottom w:val="single" w:sz="8" w:space="0" w:color="000000"/>
+            </w:tcBorders>
+          </w:tcPr>
+          <w:p>
+            <w:pPr>
+              <w:pStyle w:val="Compact"/>
+              <w:spacing w:line="240" w:lineRule="auto" w:after="0" w:before="0"/>
               <w:jc w:val="right"/>
             </w:pPr>
             <w:r>
+              <w:rPr>
+                <w:rFonts w:ascii="Times New Roman" w:hAnsi="Times New Roman" w:eastAsia="Yu Mincho"/>
+                <w:sz w:val="18"/>
+              </w:rPr>
               <w:t xml:space="preserve">n (%)</w:t>
             </w:r>
           </w:p>
         </w:tc>
       </w:tr>
       <w:tr>
-        <w:tc>
-          <w:tcPr/>
-          <w:p>
-            <w:pPr>
-              <w:pStyle w:val="Compact"/>
-            </w:pPr>
-            <w:r>
+        <w:trPr>
+          <w:cantSplit/>
+        </w:trPr>
+        <w:tc>
+          <w:tcPr>
+            <w:tcW w:type="dxa" w:w="1247"/>
+            <w:vAlign w:val="top"/>
+            <w:tcMar>
+              <w:top w:w="28" w:type="dxa"/>
+              <w:right w:w="28" w:type="dxa"/>
+              <w:bottom w:w="28" w:type="dxa"/>
+              <w:left w:w="28" w:type="dxa"/>
+            </w:tcMar>
+            <w:tcBorders>
+              <w:top w:val="single" w:sz="4" w:space="0" w:color="B7B7B7"/>
+              <w:bottom w:val="nil"/>
+            </w:tcBorders>
+          </w:tcPr>
+          <w:p>
+            <w:pPr>
+              <w:pStyle w:val="Compact"/>
+              <w:keepNext/>
+              <w:spacing w:line="240" w:lineRule="auto" w:after="0" w:before="0"/>
+              <w:jc w:val="left"/>
+            </w:pPr>
+            <w:r>
+              <w:rPr>
+                <w:rFonts w:ascii="Times New Roman" w:hAnsi="Times New Roman" w:eastAsia="Yu Mincho"/>
+                <w:b/>
+                <w:sz w:val="18"/>
+              </w:rPr>
               <w:t xml:space="preserve">Age</w:t>
             </w:r>
           </w:p>
         </w:tc>
         <w:tc>
-          <w:tcPr/>
-          <w:p>
-            <w:pPr>
-              <w:pStyle w:val="Compact"/>
-            </w:pPr>
-            <w:r>
+          <w:tcPr>
+            <w:tcW w:type="dxa" w:w="2041"/>
+            <w:vAlign w:val="top"/>
+            <w:tcMar>
+              <w:top w:w="28" w:type="dxa"/>
+              <w:right w:w="28" w:type="dxa"/>
+              <w:bottom w:w="28" w:type="dxa"/>
+              <w:left w:w="28" w:type="dxa"/>
+            </w:tcMar>
+            <w:tcBorders>
+              <w:top w:val="single" w:sz="4" w:space="0" w:color="B7B7B7"/>
+              <w:bottom w:val="nil"/>
+            </w:tcBorders>
+          </w:tcPr>
+          <w:p>
+            <w:pPr>
+              <w:pStyle w:val="Compact"/>
+              <w:keepNext/>
+              <w:spacing w:line="240" w:lineRule="auto" w:after="0" w:before="0"/>
+              <w:jc w:val="left"/>
+            </w:pPr>
+            <w:r>
+              <w:rPr>
+                <w:rFonts w:ascii="Times New Roman" w:hAnsi="Times New Roman" w:eastAsia="Yu Mincho"/>
+                <w:sz w:val="18"/>
+              </w:rPr>
               <w:t xml:space="preserve">18-49 years</w:t>
             </w:r>
           </w:p>
         </w:tc>
         <w:tc>
-          <w:tcPr/>
-          <w:p>
-            <w:pPr>
-              <w:pStyle w:val="Compact"/>
+          <w:tcPr>
+            <w:tcW w:type="dxa" w:w="964"/>
+            <w:vAlign w:val="top"/>
+            <w:tcMar>
+              <w:top w:w="28" w:type="dxa"/>
+              <w:right w:w="85" w:type="dxa"/>
+              <w:bottom w:w="28" w:type="dxa"/>
+              <w:left w:w="28" w:type="dxa"/>
+            </w:tcMar>
+            <w:tcBorders>
+              <w:top w:val="single" w:sz="4" w:space="0" w:color="B7B7B7"/>
+              <w:bottom w:val="nil"/>
+            </w:tcBorders>
+          </w:tcPr>
+          <w:p>
+            <w:pPr>
+              <w:pStyle w:val="Compact"/>
+              <w:keepNext/>
+              <w:spacing w:line="240" w:lineRule="auto" w:after="0" w:before="0"/>
               <w:jc w:val="right"/>
             </w:pPr>
             <w:r>
+              <w:rPr>
+                <w:rFonts w:ascii="Times New Roman" w:hAnsi="Times New Roman" w:eastAsia="Yu Mincho"/>
+                <w:sz w:val="18"/>
+              </w:rPr>
               <w:t xml:space="preserve">32 (21.8)</w:t>
             </w:r>
           </w:p>
         </w:tc>
         <w:tc>
-          <w:tcPr/>
-          <w:p>
-            <w:pPr>
-              <w:pStyle w:val="Compact"/>
-            </w:pPr>
-            <w:r>
+          <w:tcPr>
+            <w:tcW w:type="dxa" w:w="1247"/>
+            <w:vAlign w:val="top"/>
+            <w:tcMar>
+              <w:top w:w="28" w:type="dxa"/>
+              <w:right w:w="28" w:type="dxa"/>
+              <w:bottom w:w="28" w:type="dxa"/>
+              <w:left w:w="85" w:type="dxa"/>
+            </w:tcMar>
+            <w:tcBorders>
+              <w:top w:val="single" w:sz="4" w:space="0" w:color="B7B7B7"/>
+              <w:bottom w:val="nil"/>
+            </w:tcBorders>
+          </w:tcPr>
+          <w:p>
+            <w:pPr>
+              <w:pStyle w:val="Compact"/>
+              <w:keepNext/>
+              <w:spacing w:line="240" w:lineRule="auto" w:after="0" w:before="0"/>
+              <w:jc w:val="left"/>
+            </w:pPr>
+            <w:r>
+              <w:rPr>
+                <w:rFonts w:ascii="Times New Roman" w:hAnsi="Times New Roman" w:eastAsia="Yu Mincho"/>
+                <w:b/>
+                <w:sz w:val="18"/>
+              </w:rPr>
               <w:t xml:space="preserve">Bathroom window</w:t>
             </w:r>
           </w:p>
         </w:tc>
         <w:tc>
-          <w:tcPr/>
-          <w:p>
-            <w:pPr>
-              <w:pStyle w:val="Compact"/>
-            </w:pPr>
-            <w:r>
+          <w:tcPr>
+            <w:tcW w:type="dxa" w:w="2041"/>
+            <w:vAlign w:val="top"/>
+            <w:tcMar>
+              <w:top w:w="28" w:type="dxa"/>
+              <w:right w:w="28" w:type="dxa"/>
+              <w:bottom w:w="28" w:type="dxa"/>
+              <w:left w:w="28" w:type="dxa"/>
+            </w:tcMar>
+            <w:tcBorders>
+              <w:top w:val="single" w:sz="4" w:space="0" w:color="B7B7B7"/>
+              <w:bottom w:val="nil"/>
+            </w:tcBorders>
+          </w:tcPr>
+          <w:p>
+            <w:pPr>
+              <w:pStyle w:val="Compact"/>
+              <w:keepNext/>
+              <w:spacing w:line="240" w:lineRule="auto" w:after="0" w:before="0"/>
+              <w:jc w:val="left"/>
+            </w:pPr>
+            <w:r>
+              <w:rPr>
+                <w:rFonts w:ascii="Times New Roman" w:hAnsi="Times New Roman" w:eastAsia="Yu Mincho"/>
+                <w:sz w:val="18"/>
+              </w:rPr>
               <w:t xml:space="preserve">Double window/double glazing</w:t>
             </w:r>
           </w:p>
         </w:tc>
         <w:tc>
-          <w:tcPr/>
-          <w:p>
-            <w:pPr>
-              <w:pStyle w:val="Compact"/>
+          <w:tcPr>
+            <w:tcW w:type="dxa" w:w="964"/>
+            <w:vAlign w:val="top"/>
+            <w:tcMar>
+              <w:top w:w="28" w:type="dxa"/>
+              <w:right w:w="28" w:type="dxa"/>
+              <w:bottom w:w="28" w:type="dxa"/>
+              <w:left w:w="28" w:type="dxa"/>
+            </w:tcMar>
+            <w:tcBorders>
+              <w:top w:val="single" w:sz="4" w:space="0" w:color="B7B7B7"/>
+              <w:bottom w:val="nil"/>
+            </w:tcBorders>
+          </w:tcPr>
+          <w:p>
+            <w:pPr>
+              <w:pStyle w:val="Compact"/>
+              <w:keepNext/>
+              <w:spacing w:line="240" w:lineRule="auto" w:after="0" w:before="0"/>
               <w:jc w:val="right"/>
             </w:pPr>
             <w:r>
+              <w:rPr>
+                <w:rFonts w:ascii="Times New Roman" w:hAnsi="Times New Roman" w:eastAsia="Yu Mincho"/>
+                <w:sz w:val="18"/>
+              </w:rPr>
               <w:t xml:space="preserve">111 (75.5)</w:t>
             </w:r>
           </w:p>
         </w:tc>
       </w:tr>
       <w:tr>
-        <w:tc>
-          <w:tcPr/>
-          <w:p>
-            <w:pPr>
-              <w:pStyle w:val="Compact"/>
-            </w:pPr>
-          </w:p>
-        </w:tc>
-        <w:tc>
-          <w:tcPr/>
-          <w:p>
-            <w:pPr>
-              <w:pStyle w:val="Compact"/>
-            </w:pPr>
-            <w:r>
+        <w:trPr>
+          <w:cantSplit/>
+        </w:trPr>
+        <w:tc>
+          <w:tcPr>
+            <w:tcW w:type="dxa" w:w="1247"/>
+            <w:vAlign w:val="top"/>
+            <w:tcMar>
+              <w:top w:w="28" w:type="dxa"/>
+              <w:right w:w="28" w:type="dxa"/>
+              <w:bottom w:w="28" w:type="dxa"/>
+              <w:left w:w="28" w:type="dxa"/>
+            </w:tcMar>
+            <w:tcBorders>
+              <w:top w:val="nil"/>
+              <w:bottom w:val="nil"/>
+            </w:tcBorders>
+          </w:tcPr>
+          <w:p>
+            <w:pPr>
+              <w:pStyle w:val="Compact"/>
+              <w:keepNext/>
+              <w:spacing w:line="240" w:lineRule="auto" w:after="0" w:before="0"/>
+              <w:jc w:val="left"/>
+            </w:pPr>
+          </w:p>
+        </w:tc>
+        <w:tc>
+          <w:tcPr>
+            <w:tcW w:type="dxa" w:w="2041"/>
+            <w:vAlign w:val="top"/>
+            <w:tcMar>
+              <w:top w:w="28" w:type="dxa"/>
+              <w:right w:w="28" w:type="dxa"/>
+              <w:bottom w:w="28" w:type="dxa"/>
+              <w:left w:w="28" w:type="dxa"/>
+            </w:tcMar>
+            <w:tcBorders>
+              <w:top w:val="nil"/>
+              <w:bottom w:val="nil"/>
+            </w:tcBorders>
+          </w:tcPr>
+          <w:p>
+            <w:pPr>
+              <w:pStyle w:val="Compact"/>
+              <w:keepNext/>
+              <w:spacing w:line="240" w:lineRule="auto" w:after="0" w:before="0"/>
+              <w:jc w:val="left"/>
+            </w:pPr>
+            <w:r>
+              <w:rPr>
+                <w:rFonts w:ascii="Times New Roman" w:hAnsi="Times New Roman" w:eastAsia="Yu Mincho"/>
+                <w:sz w:val="18"/>
+              </w:rPr>
               <w:t xml:space="preserve">50-59 years</w:t>
             </w:r>
           </w:p>
         </w:tc>
         <w:tc>
-          <w:tcPr/>
-          <w:p>
-            <w:pPr>
-              <w:pStyle w:val="Compact"/>
+          <w:tcPr>
+            <w:tcW w:type="dxa" w:w="964"/>
+            <w:vAlign w:val="top"/>
+            <w:tcMar>
+              <w:top w:w="28" w:type="dxa"/>
+              <w:right w:w="85" w:type="dxa"/>
+              <w:bottom w:w="28" w:type="dxa"/>
+              <w:left w:w="28" w:type="dxa"/>
+            </w:tcMar>
+            <w:tcBorders>
+              <w:top w:val="nil"/>
+              <w:bottom w:val="nil"/>
+            </w:tcBorders>
+          </w:tcPr>
+          <w:p>
+            <w:pPr>
+              <w:pStyle w:val="Compact"/>
+              <w:keepNext/>
+              <w:spacing w:line="240" w:lineRule="auto" w:after="0" w:before="0"/>
               <w:jc w:val="right"/>
             </w:pPr>
             <w:r>
+              <w:rPr>
+                <w:rFonts w:ascii="Times New Roman" w:hAnsi="Times New Roman" w:eastAsia="Yu Mincho"/>
+                <w:sz w:val="18"/>
+              </w:rPr>
               <w:t xml:space="preserve">25 (17.0)</w:t>
             </w:r>
           </w:p>
         </w:tc>
         <w:tc>
-          <w:tcPr/>
-          <w:p>
-            <w:pPr>
-              <w:pStyle w:val="Compact"/>
-            </w:pPr>
-          </w:p>
-        </w:tc>
-        <w:tc>
-          <w:tcPr/>
-          <w:p>
-            <w:pPr>
-              <w:pStyle w:val="Compact"/>
-            </w:pPr>
-            <w:r>
+          <w:tcPr>
+            <w:tcW w:type="dxa" w:w="1247"/>
+            <w:vAlign w:val="top"/>
+            <w:tcMar>
+              <w:top w:w="28" w:type="dxa"/>
+              <w:right w:w="28" w:type="dxa"/>
+              <w:bottom w:w="28" w:type="dxa"/>
+              <w:left w:w="85" w:type="dxa"/>
+            </w:tcMar>
+            <w:tcBorders>
+              <w:top w:val="nil"/>
+              <w:bottom w:val="nil"/>
+            </w:tcBorders>
+          </w:tcPr>
+          <w:p>
+            <w:pPr>
+              <w:pStyle w:val="Compact"/>
+              <w:keepNext/>
+              <w:spacing w:line="240" w:lineRule="auto" w:after="0" w:before="0"/>
+              <w:jc w:val="left"/>
+            </w:pPr>
+          </w:p>
+        </w:tc>
+        <w:tc>
+          <w:tcPr>
+            <w:tcW w:type="dxa" w:w="2041"/>
+            <w:vAlign w:val="top"/>
+            <w:tcMar>
+              <w:top w:w="28" w:type="dxa"/>
+              <w:right w:w="28" w:type="dxa"/>
+              <w:bottom w:w="28" w:type="dxa"/>
+              <w:left w:w="28" w:type="dxa"/>
+            </w:tcMar>
+            <w:tcBorders>
+              <w:top w:val="nil"/>
+              <w:bottom w:val="nil"/>
+            </w:tcBorders>
+          </w:tcPr>
+          <w:p>
+            <w:pPr>
+              <w:pStyle w:val="Compact"/>
+              <w:keepNext/>
+              <w:spacing w:line="240" w:lineRule="auto" w:after="0" w:before="0"/>
+              <w:jc w:val="left"/>
+            </w:pPr>
+            <w:r>
+              <w:rPr>
+                <w:rFonts w:ascii="Times New Roman" w:hAnsi="Times New Roman" w:eastAsia="Yu Mincho"/>
+                <w:sz w:val="18"/>
+              </w:rPr>
               <w:t xml:space="preserve">Single glazing</w:t>
             </w:r>
           </w:p>
         </w:tc>
         <w:tc>
-          <w:tcPr/>
-          <w:p>
-            <w:pPr>
-              <w:pStyle w:val="Compact"/>
+          <w:tcPr>
+            <w:tcW w:type="dxa" w:w="964"/>
+            <w:vAlign w:val="top"/>
+            <w:tcMar>
+              <w:top w:w="28" w:type="dxa"/>
+              <w:right w:w="28" w:type="dxa"/>
+              <w:bottom w:w="28" w:type="dxa"/>
+              <w:left w:w="28" w:type="dxa"/>
+            </w:tcMar>
+            <w:tcBorders>
+              <w:top w:val="nil"/>
+              <w:bottom w:val="nil"/>
+            </w:tcBorders>
+          </w:tcPr>
+          <w:p>
+            <w:pPr>
+              <w:pStyle w:val="Compact"/>
+              <w:keepNext/>
+              <w:spacing w:line="240" w:lineRule="auto" w:after="0" w:before="0"/>
               <w:jc w:val="right"/>
             </w:pPr>
             <w:r>
+              <w:rPr>
+                <w:rFonts w:ascii="Times New Roman" w:hAnsi="Times New Roman" w:eastAsia="Yu Mincho"/>
+                <w:sz w:val="18"/>
+              </w:rPr>
               <w:t xml:space="preserve">26 (17.7)</w:t>
             </w:r>
           </w:p>
         </w:tc>
       </w:tr>
       <w:tr>
-        <w:tc>
-          <w:tcPr/>
-          <w:p>
-            <w:pPr>
-              <w:pStyle w:val="Compact"/>
-            </w:pPr>
-          </w:p>
-        </w:tc>
-        <w:tc>
-          <w:tcPr/>
-          <w:p>
-            <w:pPr>
-              <w:pStyle w:val="Compact"/>
-            </w:pPr>
-            <w:r>
+        <w:trPr>
+          <w:cantSplit/>
+        </w:trPr>
+        <w:tc>
+          <w:tcPr>
+            <w:tcW w:type="dxa" w:w="1247"/>
+            <w:vAlign w:val="top"/>
+            <w:tcMar>
+              <w:top w:w="28" w:type="dxa"/>
+              <w:right w:w="28" w:type="dxa"/>
+              <w:bottom w:w="28" w:type="dxa"/>
+              <w:left w:w="28" w:type="dxa"/>
+            </w:tcMar>
+            <w:tcBorders>
+              <w:top w:val="nil"/>
+              <w:bottom w:val="nil"/>
+            </w:tcBorders>
+          </w:tcPr>
+          <w:p>
+            <w:pPr>
+              <w:pStyle w:val="Compact"/>
+              <w:keepNext/>
+              <w:spacing w:line="240" w:lineRule="auto" w:after="0" w:before="0"/>
+              <w:jc w:val="left"/>
+            </w:pPr>
+          </w:p>
+        </w:tc>
+        <w:tc>
+          <w:tcPr>
+            <w:tcW w:type="dxa" w:w="2041"/>
+            <w:vAlign w:val="top"/>
+            <w:tcMar>
+              <w:top w:w="28" w:type="dxa"/>
+              <w:right w:w="28" w:type="dxa"/>
+              <w:bottom w:w="28" w:type="dxa"/>
+              <w:left w:w="28" w:type="dxa"/>
+            </w:tcMar>
+            <w:tcBorders>
+              <w:top w:val="nil"/>
+              <w:bottom w:val="nil"/>
+            </w:tcBorders>
+          </w:tcPr>
+          <w:p>
+            <w:pPr>
+              <w:pStyle w:val="Compact"/>
+              <w:keepNext/>
+              <w:spacing w:line="240" w:lineRule="auto" w:after="0" w:before="0"/>
+              <w:jc w:val="left"/>
+            </w:pPr>
+            <w:r>
+              <w:rPr>
+                <w:rFonts w:ascii="Times New Roman" w:hAnsi="Times New Roman" w:eastAsia="Yu Mincho"/>
+                <w:sz w:val="18"/>
+              </w:rPr>
               <w:t xml:space="preserve">60-69 years</w:t>
             </w:r>
           </w:p>
         </w:tc>
         <w:tc>
-          <w:tcPr/>
-          <w:p>
-            <w:pPr>
-              <w:pStyle w:val="Compact"/>
+          <w:tcPr>
+            <w:tcW w:type="dxa" w:w="964"/>
+            <w:vAlign w:val="top"/>
+            <w:tcMar>
+              <w:top w:w="28" w:type="dxa"/>
+              <w:right w:w="85" w:type="dxa"/>
+              <w:bottom w:w="28" w:type="dxa"/>
+              <w:left w:w="28" w:type="dxa"/>
+            </w:tcMar>
+            <w:tcBorders>
+              <w:top w:val="nil"/>
+              <w:bottom w:val="nil"/>
+            </w:tcBorders>
+          </w:tcPr>
+          <w:p>
+            <w:pPr>
+              <w:pStyle w:val="Compact"/>
+              <w:keepNext/>
+              <w:spacing w:line="240" w:lineRule="auto" w:after="0" w:before="0"/>
               <w:jc w:val="right"/>
             </w:pPr>
             <w:r>
+              <w:rPr>
+                <w:rFonts w:ascii="Times New Roman" w:hAnsi="Times New Roman" w:eastAsia="Yu Mincho"/>
+                <w:sz w:val="18"/>
+              </w:rPr>
               <w:t xml:space="preserve">61 (41.5)</w:t>
             </w:r>
           </w:p>
         </w:tc>
         <w:tc>
-          <w:tcPr/>
-          <w:p>
-            <w:pPr>
-              <w:pStyle w:val="Compact"/>
-            </w:pPr>
-          </w:p>
-        </w:tc>
-        <w:tc>
-          <w:tcPr/>
-          <w:p>
-            <w:pPr>
-              <w:pStyle w:val="Compact"/>
-            </w:pPr>
-            <w:r>
+          <w:tcPr>
+            <w:tcW w:type="dxa" w:w="1247"/>
+            <w:vAlign w:val="top"/>
+            <w:tcMar>
+              <w:top w:w="28" w:type="dxa"/>
+              <w:right w:w="28" w:type="dxa"/>
+              <w:bottom w:w="28" w:type="dxa"/>
+              <w:left w:w="85" w:type="dxa"/>
+            </w:tcMar>
+            <w:tcBorders>
+              <w:top w:val="nil"/>
+              <w:bottom w:val="nil"/>
+            </w:tcBorders>
+          </w:tcPr>
+          <w:p>
+            <w:pPr>
+              <w:pStyle w:val="Compact"/>
+              <w:keepNext/>
+              <w:spacing w:line="240" w:lineRule="auto" w:after="0" w:before="0"/>
+              <w:jc w:val="left"/>
+            </w:pPr>
+          </w:p>
+        </w:tc>
+        <w:tc>
+          <w:tcPr>
+            <w:tcW w:type="dxa" w:w="2041"/>
+            <w:vAlign w:val="top"/>
+            <w:tcMar>
+              <w:top w:w="28" w:type="dxa"/>
+              <w:right w:w="28" w:type="dxa"/>
+              <w:bottom w:w="28" w:type="dxa"/>
+              <w:left w:w="28" w:type="dxa"/>
+            </w:tcMar>
+            <w:tcBorders>
+              <w:top w:val="nil"/>
+              <w:bottom w:val="nil"/>
+            </w:tcBorders>
+          </w:tcPr>
+          <w:p>
+            <w:pPr>
+              <w:pStyle w:val="Compact"/>
+              <w:keepNext/>
+              <w:spacing w:line="240" w:lineRule="auto" w:after="0" w:before="0"/>
+              <w:jc w:val="left"/>
+            </w:pPr>
+            <w:r>
+              <w:rPr>
+                <w:rFonts w:ascii="Times New Roman" w:hAnsi="Times New Roman" w:eastAsia="Yu Mincho"/>
+                <w:sz w:val="18"/>
+              </w:rPr>
               <w:t xml:space="preserve">No window</w:t>
             </w:r>
           </w:p>
         </w:tc>
         <w:tc>
-          <w:tcPr/>
-          <w:p>
-            <w:pPr>
-              <w:pStyle w:val="Compact"/>
+          <w:tcPr>
+            <w:tcW w:type="dxa" w:w="964"/>
+            <w:vAlign w:val="top"/>
+            <w:tcMar>
+              <w:top w:w="28" w:type="dxa"/>
+              <w:right w:w="28" w:type="dxa"/>
+              <w:bottom w:w="28" w:type="dxa"/>
+              <w:left w:w="28" w:type="dxa"/>
+            </w:tcMar>
+            <w:tcBorders>
+              <w:top w:val="nil"/>
+              <w:bottom w:val="nil"/>
+            </w:tcBorders>
+          </w:tcPr>
+          <w:p>
+            <w:pPr>
+              <w:pStyle w:val="Compact"/>
+              <w:keepNext/>
+              <w:spacing w:line="240" w:lineRule="auto" w:after="0" w:before="0"/>
               <w:jc w:val="right"/>
             </w:pPr>
             <w:r>
+              <w:rPr>
+                <w:rFonts w:ascii="Times New Roman" w:hAnsi="Times New Roman" w:eastAsia="Yu Mincho"/>
+                <w:sz w:val="18"/>
+              </w:rPr>
               <w:t xml:space="preserve">7 (4.8)</w:t>
             </w:r>
           </w:p>
         </w:tc>
       </w:tr>
       <w:tr>
-        <w:tc>
-          <w:tcPr/>
-          <w:p>
-            <w:pPr>
-              <w:pStyle w:val="Compact"/>
-            </w:pPr>
-          </w:p>
-        </w:tc>
-        <w:tc>
-          <w:tcPr/>
-          <w:p>
-            <w:pPr>
-              <w:pStyle w:val="Compact"/>
-            </w:pPr>
-            <w:r>
+        <w:trPr>
+          <w:cantSplit/>
+        </w:trPr>
+        <w:tc>
+          <w:tcPr>
+            <w:tcW w:type="dxa" w:w="1247"/>
+            <w:vAlign w:val="top"/>
+            <w:tcMar>
+              <w:top w:w="28" w:type="dxa"/>
+              <w:right w:w="28" w:type="dxa"/>
+              <w:bottom w:w="28" w:type="dxa"/>
+              <w:left w:w="28" w:type="dxa"/>
+            </w:tcMar>
+            <w:tcBorders>
+              <w:top w:val="nil"/>
+              <w:bottom w:val="nil"/>
+            </w:tcBorders>
+          </w:tcPr>
+          <w:p>
+            <w:pPr>
+              <w:pStyle w:val="Compact"/>
+              <w:spacing w:line="240" w:lineRule="auto" w:after="0" w:before="0"/>
+              <w:jc w:val="left"/>
+            </w:pPr>
+          </w:p>
+        </w:tc>
+        <w:tc>
+          <w:tcPr>
+            <w:tcW w:type="dxa" w:w="2041"/>
+            <w:vAlign w:val="top"/>
+            <w:tcMar>
+              <w:top w:w="28" w:type="dxa"/>
+              <w:right w:w="28" w:type="dxa"/>
+              <w:bottom w:w="28" w:type="dxa"/>
+              <w:left w:w="28" w:type="dxa"/>
+            </w:tcMar>
+            <w:tcBorders>
+              <w:top w:val="nil"/>
+              <w:bottom w:val="nil"/>
+            </w:tcBorders>
+          </w:tcPr>
+          <w:p>
+            <w:pPr>
+              <w:pStyle w:val="Compact"/>
+              <w:spacing w:line="240" w:lineRule="auto" w:after="0" w:before="0"/>
+              <w:jc w:val="left"/>
+            </w:pPr>
+            <w:r>
+              <w:rPr>
+                <w:rFonts w:ascii="Times New Roman" w:hAnsi="Times New Roman" w:eastAsia="Yu Mincho"/>
+                <w:sz w:val="18"/>
+              </w:rPr>
               <w:t xml:space="preserve">≥70 years</w:t>
             </w:r>
           </w:p>
         </w:tc>
         <w:tc>
-          <w:tcPr/>
-          <w:p>
-            <w:pPr>
-              <w:pStyle w:val="Compact"/>
+          <w:tcPr>
+            <w:tcW w:type="dxa" w:w="964"/>
+            <w:vAlign w:val="top"/>
+            <w:tcMar>
+              <w:top w:w="28" w:type="dxa"/>
+              <w:right w:w="85" w:type="dxa"/>
+              <w:bottom w:w="28" w:type="dxa"/>
+              <w:left w:w="28" w:type="dxa"/>
+            </w:tcMar>
+            <w:tcBorders>
+              <w:top w:val="nil"/>
+              <w:bottom w:val="nil"/>
+            </w:tcBorders>
+          </w:tcPr>
+          <w:p>
+            <w:pPr>
+              <w:pStyle w:val="Compact"/>
+              <w:spacing w:line="240" w:lineRule="auto" w:after="0" w:before="0"/>
               <w:jc w:val="right"/>
             </w:pPr>
             <w:r>
+              <w:rPr>
+                <w:rFonts w:ascii="Times New Roman" w:hAnsi="Times New Roman" w:eastAsia="Yu Mincho"/>
+                <w:sz w:val="18"/>
+              </w:rPr>
               <w:t xml:space="preserve">29 (19.7)</w:t>
             </w:r>
           </w:p>
         </w:tc>
         <w:tc>
-          <w:tcPr/>
-          <w:p>
-            <w:pPr>
-              <w:pStyle w:val="Compact"/>
-            </w:pPr>
-          </w:p>
-        </w:tc>
-        <w:tc>
-          <w:tcPr/>
-          <w:p>
-            <w:pPr>
-              <w:pStyle w:val="Compact"/>
-            </w:pPr>
-            <w:r>
+          <w:tcPr>
+            <w:tcW w:type="dxa" w:w="1247"/>
+            <w:vAlign w:val="top"/>
+            <w:tcMar>
+              <w:top w:w="28" w:type="dxa"/>
+              <w:right w:w="28" w:type="dxa"/>
+              <w:bottom w:w="28" w:type="dxa"/>
+              <w:left w:w="85" w:type="dxa"/>
+            </w:tcMar>
+            <w:tcBorders>
+              <w:top w:val="nil"/>
+              <w:bottom w:val="nil"/>
+            </w:tcBorders>
+          </w:tcPr>
+          <w:p>
+            <w:pPr>
+              <w:pStyle w:val="Compact"/>
+              <w:spacing w:line="240" w:lineRule="auto" w:after="0" w:before="0"/>
+              <w:jc w:val="left"/>
+            </w:pPr>
+          </w:p>
+        </w:tc>
+        <w:tc>
+          <w:tcPr>
+            <w:tcW w:type="dxa" w:w="2041"/>
+            <w:vAlign w:val="top"/>
+            <w:tcMar>
+              <w:top w:w="28" w:type="dxa"/>
+              <w:right w:w="28" w:type="dxa"/>
+              <w:bottom w:w="28" w:type="dxa"/>
+              <w:left w:w="28" w:type="dxa"/>
+            </w:tcMar>
+            <w:tcBorders>
+              <w:top w:val="nil"/>
+              <w:bottom w:val="nil"/>
+            </w:tcBorders>
+          </w:tcPr>
+          <w:p>
+            <w:pPr>
+              <w:pStyle w:val="Compact"/>
+              <w:spacing w:line="240" w:lineRule="auto" w:after="0" w:before="0"/>
+              <w:jc w:val="left"/>
+            </w:pPr>
+            <w:r>
+              <w:rPr>
+                <w:rFonts w:ascii="Times New Roman" w:hAnsi="Times New Roman" w:eastAsia="Yu Mincho"/>
+                <w:sz w:val="18"/>
+              </w:rPr>
               <w:t xml:space="preserve">Unknown/missing</w:t>
             </w:r>
           </w:p>
         </w:tc>
         <w:tc>
-          <w:tcPr/>
-          <w:p>
-            <w:pPr>
-              <w:pStyle w:val="Compact"/>
+          <w:tcPr>
+            <w:tcW w:type="dxa" w:w="964"/>
+            <w:vAlign w:val="top"/>
+            <w:tcMar>
+              <w:top w:w="28" w:type="dxa"/>
+              <w:right w:w="28" w:type="dxa"/>
+              <w:bottom w:w="28" w:type="dxa"/>
+              <w:left w:w="28" w:type="dxa"/>
+            </w:tcMar>
+            <w:tcBorders>
+              <w:top w:val="nil"/>
+              <w:bottom w:val="nil"/>
+            </w:tcBorders>
+          </w:tcPr>
+          <w:p>
+            <w:pPr>
+              <w:pStyle w:val="Compact"/>
+              <w:spacing w:line="240" w:lineRule="auto" w:after="0" w:before="0"/>
               <w:jc w:val="right"/>
             </w:pPr>
             <w:r>
+              <w:rPr>
+                <w:rFonts w:ascii="Times New Roman" w:hAnsi="Times New Roman" w:eastAsia="Yu Mincho"/>
+                <w:sz w:val="18"/>
+              </w:rPr>
               <w:t xml:space="preserve">3 (2.0)</w:t>
             </w:r>
           </w:p>
         </w:tc>
       </w:tr>
       <w:tr>
-        <w:tc>
-          <w:tcPr/>
-          <w:p>
-            <w:pPr>
-              <w:pStyle w:val="Compact"/>
-            </w:pPr>
-            <w:r>
+        <w:trPr>
+          <w:cantSplit/>
+        </w:trPr>
+        <w:tc>
+          <w:tcPr>
+            <w:tcW w:type="dxa" w:w="1247"/>
+            <w:vAlign w:val="top"/>
+            <w:tcMar>
+              <w:top w:w="28" w:type="dxa"/>
+              <w:right w:w="28" w:type="dxa"/>
+              <w:bottom w:w="28" w:type="dxa"/>
+              <w:left w:w="28" w:type="dxa"/>
+            </w:tcMar>
+            <w:tcBorders>
+              <w:top w:val="single" w:sz="4" w:space="0" w:color="B7B7B7"/>
+              <w:bottom w:val="nil"/>
+            </w:tcBorders>
+          </w:tcPr>
+          <w:p>
+            <w:pPr>
+              <w:pStyle w:val="Compact"/>
+              <w:keepNext/>
+              <w:spacing w:line="240" w:lineRule="auto" w:after="0" w:before="0"/>
+              <w:jc w:val="left"/>
+            </w:pPr>
+            <w:r>
+              <w:rPr>
+                <w:rFonts w:ascii="Times New Roman" w:hAnsi="Times New Roman" w:eastAsia="Yu Mincho"/>
+                <w:b/>
+                <w:sz w:val="18"/>
+              </w:rPr>
               <w:t xml:space="preserve">Housing type</w:t>
             </w:r>
           </w:p>
         </w:tc>
         <w:tc>
-          <w:tcPr/>
-          <w:p>
-            <w:pPr>
-              <w:pStyle w:val="Compact"/>
-            </w:pPr>
-            <w:r>
+          <w:tcPr>
+            <w:tcW w:type="dxa" w:w="2041"/>
+            <w:vAlign w:val="top"/>
+            <w:tcMar>
+              <w:top w:w="28" w:type="dxa"/>
+              <w:right w:w="28" w:type="dxa"/>
+              <w:bottom w:w="28" w:type="dxa"/>
+              <w:left w:w="28" w:type="dxa"/>
+            </w:tcMar>
+            <w:tcBorders>
+              <w:top w:val="single" w:sz="4" w:space="0" w:color="B7B7B7"/>
+              <w:bottom w:val="nil"/>
+            </w:tcBorders>
+          </w:tcPr>
+          <w:p>
+            <w:pPr>
+              <w:pStyle w:val="Compact"/>
+              <w:keepNext/>
+              <w:spacing w:line="240" w:lineRule="auto" w:after="0" w:before="0"/>
+              <w:jc w:val="left"/>
+            </w:pPr>
+            <w:r>
+              <w:rPr>
+                <w:rFonts w:ascii="Times New Roman" w:hAnsi="Times New Roman" w:eastAsia="Yu Mincho"/>
+                <w:sz w:val="18"/>
+              </w:rPr>
               <w:t xml:space="preserve">Detached house</w:t>
             </w:r>
           </w:p>
         </w:tc>
         <w:tc>
-          <w:tcPr/>
-          <w:p>
-            <w:pPr>
-              <w:pStyle w:val="Compact"/>
+          <w:tcPr>
+            <w:tcW w:type="dxa" w:w="964"/>
+            <w:vAlign w:val="top"/>
+            <w:tcMar>
+              <w:top w:w="28" w:type="dxa"/>
+              <w:right w:w="85" w:type="dxa"/>
+              <w:bottom w:w="28" w:type="dxa"/>
+              <w:left w:w="28" w:type="dxa"/>
+            </w:tcMar>
+            <w:tcBorders>
+              <w:top w:val="single" w:sz="4" w:space="0" w:color="B7B7B7"/>
+              <w:bottom w:val="nil"/>
+            </w:tcBorders>
+          </w:tcPr>
+          <w:p>
+            <w:pPr>
+              <w:pStyle w:val="Compact"/>
+              <w:keepNext/>
+              <w:spacing w:line="240" w:lineRule="auto" w:after="0" w:before="0"/>
               <w:jc w:val="right"/>
             </w:pPr>
             <w:r>
+              <w:rPr>
+                <w:rFonts w:ascii="Times New Roman" w:hAnsi="Times New Roman" w:eastAsia="Yu Mincho"/>
+                <w:sz w:val="18"/>
+              </w:rPr>
               <w:t xml:space="preserve">132 (89.8)</w:t>
             </w:r>
           </w:p>
         </w:tc>
         <w:tc>
-          <w:tcPr/>
-          <w:p>
-            <w:pPr>
-              <w:pStyle w:val="Compact"/>
-            </w:pPr>
-            <w:r>
-              <w:t xml:space="preserve">Bathroom heater-dryer</w:t>
-            </w:r>
-          </w:p>
-        </w:tc>
-        <w:tc>
-          <w:tcPr/>
-          <w:p>
-            <w:pPr>
-              <w:pStyle w:val="Compact"/>
-            </w:pPr>
-            <w:r>
+          <w:tcPr>
+            <w:tcW w:type="dxa" w:w="1247"/>
+            <w:vAlign w:val="top"/>
+            <w:tcMar>
+              <w:top w:w="28" w:type="dxa"/>
+              <w:right w:w="28" w:type="dxa"/>
+              <w:bottom w:w="28" w:type="dxa"/>
+              <w:left w:w="85" w:type="dxa"/>
+            </w:tcMar>
+            <w:tcBorders>
+              <w:top w:val="single" w:sz="4" w:space="0" w:color="B7B7B7"/>
+              <w:bottom w:val="nil"/>
+            </w:tcBorders>
+          </w:tcPr>
+          <w:p>
+            <w:pPr>
+              <w:pStyle w:val="Compact"/>
+              <w:keepNext/>
+              <w:spacing w:line="240" w:lineRule="auto" w:after="0" w:before="0"/>
+              <w:jc w:val="left"/>
+            </w:pPr>
+            <w:r>
+              <w:rPr>
+                <w:rFonts w:ascii="Times New Roman" w:hAnsi="Times New Roman" w:eastAsia="Yu Mincho"/>
+                <w:b/>
+                <w:sz w:val="18"/>
+              </w:rPr>
+              <w:t xml:space="preserve">Bathroom heating dryer</w:t>
+            </w:r>
+          </w:p>
+        </w:tc>
+        <w:tc>
+          <w:tcPr>
+            <w:tcW w:type="dxa" w:w="2041"/>
+            <w:vAlign w:val="top"/>
+            <w:tcMar>
+              <w:top w:w="28" w:type="dxa"/>
+              <w:right w:w="28" w:type="dxa"/>
+              <w:bottom w:w="28" w:type="dxa"/>
+              <w:left w:w="28" w:type="dxa"/>
+            </w:tcMar>
+            <w:tcBorders>
+              <w:top w:val="single" w:sz="4" w:space="0" w:color="B7B7B7"/>
+              <w:bottom w:val="nil"/>
+            </w:tcBorders>
+          </w:tcPr>
+          <w:p>
+            <w:pPr>
+              <w:pStyle w:val="Compact"/>
+              <w:keepNext/>
+              <w:spacing w:line="240" w:lineRule="auto" w:after="0" w:before="0"/>
+              <w:jc w:val="left"/>
+            </w:pPr>
+            <w:r>
+              <w:rPr>
+                <w:rFonts w:ascii="Times New Roman" w:hAnsi="Times New Roman" w:eastAsia="Yu Mincho"/>
+                <w:sz w:val="18"/>
+              </w:rPr>
               <w:t xml:space="preserve">Installed and used for heating</w:t>
             </w:r>
           </w:p>
         </w:tc>
         <w:tc>
-          <w:tcPr/>
-          <w:p>
-            <w:pPr>
-              <w:pStyle w:val="Compact"/>
+          <w:tcPr>
+            <w:tcW w:type="dxa" w:w="964"/>
+            <w:vAlign w:val="top"/>
+            <w:tcMar>
+              <w:top w:w="28" w:type="dxa"/>
+              <w:right w:w="28" w:type="dxa"/>
+              <w:bottom w:w="28" w:type="dxa"/>
+              <w:left w:w="28" w:type="dxa"/>
+            </w:tcMar>
+            <w:tcBorders>
+              <w:top w:val="single" w:sz="4" w:space="0" w:color="B7B7B7"/>
+              <w:bottom w:val="nil"/>
+            </w:tcBorders>
+          </w:tcPr>
+          <w:p>
+            <w:pPr>
+              <w:pStyle w:val="Compact"/>
+              <w:keepNext/>
+              <w:spacing w:line="240" w:lineRule="auto" w:after="0" w:before="0"/>
               <w:jc w:val="right"/>
             </w:pPr>
             <w:r>
+              <w:rPr>
+                <w:rFonts w:ascii="Times New Roman" w:hAnsi="Times New Roman" w:eastAsia="Yu Mincho"/>
+                <w:sz w:val="18"/>
+              </w:rPr>
               <w:t xml:space="preserve">35 (23.8)</w:t>
             </w:r>
           </w:p>
         </w:tc>
       </w:tr>
       <w:tr>
-        <w:tc>
-          <w:tcPr/>
-          <w:p>
-            <w:pPr>
-              <w:pStyle w:val="Compact"/>
-            </w:pPr>
-          </w:p>
-        </w:tc>
-        <w:tc>
-          <w:tcPr/>
-          <w:p>
-            <w:pPr>
-              <w:pStyle w:val="Compact"/>
-            </w:pPr>
-            <w:r>
+        <w:trPr>
+          <w:cantSplit/>
+        </w:trPr>
+        <w:tc>
+          <w:tcPr>
+            <w:tcW w:type="dxa" w:w="1247"/>
+            <w:vAlign w:val="top"/>
+            <w:tcMar>
+              <w:top w:w="28" w:type="dxa"/>
+              <w:right w:w="28" w:type="dxa"/>
+              <w:bottom w:w="28" w:type="dxa"/>
+              <w:left w:w="28" w:type="dxa"/>
+            </w:tcMar>
+            <w:tcBorders>
+              <w:top w:val="nil"/>
+              <w:bottom w:val="nil"/>
+            </w:tcBorders>
+          </w:tcPr>
+          <w:p>
+            <w:pPr>
+              <w:pStyle w:val="Compact"/>
+              <w:spacing w:line="240" w:lineRule="auto" w:after="0" w:before="0"/>
+              <w:jc w:val="left"/>
+            </w:pPr>
+          </w:p>
+        </w:tc>
+        <w:tc>
+          <w:tcPr>
+            <w:tcW w:type="dxa" w:w="2041"/>
+            <w:vAlign w:val="top"/>
+            <w:tcMar>
+              <w:top w:w="28" w:type="dxa"/>
+              <w:right w:w="28" w:type="dxa"/>
+              <w:bottom w:w="28" w:type="dxa"/>
+              <w:left w:w="28" w:type="dxa"/>
+            </w:tcMar>
+            <w:tcBorders>
+              <w:top w:val="nil"/>
+              <w:bottom w:val="nil"/>
+            </w:tcBorders>
+          </w:tcPr>
+          <w:p>
+            <w:pPr>
+              <w:pStyle w:val="Compact"/>
+              <w:spacing w:line="240" w:lineRule="auto" w:after="0" w:before="0"/>
+              <w:jc w:val="left"/>
+            </w:pPr>
+            <w:r>
+              <w:rPr>
+                <w:rFonts w:ascii="Times New Roman" w:hAnsi="Times New Roman" w:eastAsia="Yu Mincho"/>
+                <w:sz w:val="18"/>
+              </w:rPr>
               <w:t xml:space="preserve">Apartment/condominium</w:t>
             </w:r>
           </w:p>
         </w:tc>
         <w:tc>
-          <w:tcPr/>
-          <w:p>
-            <w:pPr>
-              <w:pStyle w:val="Compact"/>
+          <w:tcPr>
+            <w:tcW w:type="dxa" w:w="964"/>
+            <w:vAlign w:val="top"/>
+            <w:tcMar>
+              <w:top w:w="28" w:type="dxa"/>
+              <w:right w:w="85" w:type="dxa"/>
+              <w:bottom w:w="28" w:type="dxa"/>
+              <w:left w:w="28" w:type="dxa"/>
+            </w:tcMar>
+            <w:tcBorders>
+              <w:top w:val="nil"/>
+              <w:bottom w:val="nil"/>
+            </w:tcBorders>
+          </w:tcPr>
+          <w:p>
+            <w:pPr>
+              <w:pStyle w:val="Compact"/>
+              <w:spacing w:line="240" w:lineRule="auto" w:after="0" w:before="0"/>
               <w:jc w:val="right"/>
             </w:pPr>
             <w:r>
+              <w:rPr>
+                <w:rFonts w:ascii="Times New Roman" w:hAnsi="Times New Roman" w:eastAsia="Yu Mincho"/>
+                <w:sz w:val="18"/>
+              </w:rPr>
               <w:t xml:space="preserve">15 (10.2)</w:t>
             </w:r>
           </w:p>
         </w:tc>
         <w:tc>
-          <w:tcPr/>
-          <w:p>
-            <w:pPr>
-              <w:pStyle w:val="Compact"/>
-            </w:pPr>
-          </w:p>
-        </w:tc>
-        <w:tc>
-          <w:tcPr/>
-          <w:p>
-            <w:pPr>
-              <w:pStyle w:val="Compact"/>
-            </w:pPr>
-            <w:r>
+          <w:tcPr>
+            <w:tcW w:type="dxa" w:w="1247"/>
+            <w:vAlign w:val="top"/>
+            <w:tcMar>
+              <w:top w:w="28" w:type="dxa"/>
+              <w:right w:w="28" w:type="dxa"/>
+              <w:bottom w:w="28" w:type="dxa"/>
+              <w:left w:w="85" w:type="dxa"/>
+            </w:tcMar>
+            <w:tcBorders>
+              <w:top w:val="nil"/>
+              <w:bottom w:val="nil"/>
+            </w:tcBorders>
+          </w:tcPr>
+          <w:p>
+            <w:pPr>
+              <w:pStyle w:val="Compact"/>
+              <w:keepNext/>
+              <w:spacing w:line="240" w:lineRule="auto" w:after="0" w:before="0"/>
+              <w:jc w:val="left"/>
+            </w:pPr>
+          </w:p>
+        </w:tc>
+        <w:tc>
+          <w:tcPr>
+            <w:tcW w:type="dxa" w:w="2041"/>
+            <w:vAlign w:val="top"/>
+            <w:tcMar>
+              <w:top w:w="28" w:type="dxa"/>
+              <w:right w:w="28" w:type="dxa"/>
+              <w:bottom w:w="28" w:type="dxa"/>
+              <w:left w:w="28" w:type="dxa"/>
+            </w:tcMar>
+            <w:tcBorders>
+              <w:top w:val="nil"/>
+              <w:bottom w:val="nil"/>
+            </w:tcBorders>
+          </w:tcPr>
+          <w:p>
+            <w:pPr>
+              <w:pStyle w:val="Compact"/>
+              <w:keepNext/>
+              <w:spacing w:line="240" w:lineRule="auto" w:after="0" w:before="0"/>
+              <w:jc w:val="left"/>
+            </w:pPr>
+            <w:r>
+              <w:rPr>
+                <w:rFonts w:ascii="Times New Roman" w:hAnsi="Times New Roman" w:eastAsia="Yu Mincho"/>
+                <w:sz w:val="18"/>
+              </w:rPr>
               <w:t xml:space="preserve">Installed but not used for heating</w:t>
             </w:r>
           </w:p>
         </w:tc>
         <w:tc>
-          <w:tcPr/>
-          <w:p>
-            <w:pPr>
-              <w:pStyle w:val="Compact"/>
+          <w:tcPr>
+            <w:tcW w:type="dxa" w:w="964"/>
+            <w:vAlign w:val="top"/>
+            <w:tcMar>
+              <w:top w:w="28" w:type="dxa"/>
+              <w:right w:w="28" w:type="dxa"/>
+              <w:bottom w:w="28" w:type="dxa"/>
+              <w:left w:w="28" w:type="dxa"/>
+            </w:tcMar>
+            <w:tcBorders>
+              <w:top w:val="nil"/>
+              <w:bottom w:val="nil"/>
+            </w:tcBorders>
+          </w:tcPr>
+          <w:p>
+            <w:pPr>
+              <w:pStyle w:val="Compact"/>
+              <w:keepNext/>
+              <w:spacing w:line="240" w:lineRule="auto" w:after="0" w:before="0"/>
               <w:jc w:val="right"/>
             </w:pPr>
             <w:r>
+              <w:rPr>
+                <w:rFonts w:ascii="Times New Roman" w:hAnsi="Times New Roman" w:eastAsia="Yu Mincho"/>
+                <w:sz w:val="18"/>
+              </w:rPr>
               <w:t xml:space="preserve">13 (8.8)</w:t>
             </w:r>
           </w:p>
         </w:tc>
       </w:tr>
       <w:tr>
-        <w:tc>
-          <w:tcPr/>
-          <w:p>
-            <w:pPr>
-              <w:pStyle w:val="Compact"/>
-            </w:pPr>
-            <w:r>
+        <w:trPr>
+          <w:cantSplit/>
+        </w:trPr>
+        <w:tc>
+          <w:tcPr>
+            <w:tcW w:type="dxa" w:w="1247"/>
+            <w:vAlign w:val="top"/>
+            <w:tcMar>
+              <w:top w:w="28" w:type="dxa"/>
+              <w:right w:w="28" w:type="dxa"/>
+              <w:bottom w:w="28" w:type="dxa"/>
+              <w:left w:w="28" w:type="dxa"/>
+            </w:tcMar>
+            <w:tcBorders>
+              <w:top w:val="single" w:sz="4" w:space="0" w:color="B7B7B7"/>
+              <w:bottom w:val="nil"/>
+            </w:tcBorders>
+          </w:tcPr>
+          <w:p>
+            <w:pPr>
+              <w:pStyle w:val="Compact"/>
+              <w:keepNext/>
+              <w:spacing w:line="240" w:lineRule="auto" w:after="0" w:before="0"/>
+              <w:jc w:val="left"/>
+            </w:pPr>
+            <w:r>
+              <w:rPr>
+                <w:rFonts w:ascii="Times New Roman" w:hAnsi="Times New Roman" w:eastAsia="Yu Mincho"/>
+                <w:b/>
+                <w:sz w:val="18"/>
+              </w:rPr>
               <w:t xml:space="preserve">Building age</w:t>
             </w:r>
           </w:p>
         </w:tc>
         <w:tc>
-          <w:tcPr/>
-          <w:p>
-            <w:pPr>
-              <w:pStyle w:val="Compact"/>
-            </w:pPr>
-            <w:r>
+          <w:tcPr>
+            <w:tcW w:type="dxa" w:w="2041"/>
+            <w:vAlign w:val="top"/>
+            <w:tcMar>
+              <w:top w:w="28" w:type="dxa"/>
+              <w:right w:w="28" w:type="dxa"/>
+              <w:bottom w:w="28" w:type="dxa"/>
+              <w:left w:w="28" w:type="dxa"/>
+            </w:tcMar>
+            <w:tcBorders>
+              <w:top w:val="single" w:sz="4" w:space="0" w:color="B7B7B7"/>
+              <w:bottom w:val="nil"/>
+            </w:tcBorders>
+          </w:tcPr>
+          <w:p>
+            <w:pPr>
+              <w:pStyle w:val="Compact"/>
+              <w:keepNext/>
+              <w:spacing w:line="240" w:lineRule="auto" w:after="0" w:before="0"/>
+              <w:jc w:val="left"/>
+            </w:pPr>
+            <w:r>
+              <w:rPr>
+                <w:rFonts w:ascii="Times New Roman" w:hAnsi="Times New Roman" w:eastAsia="Yu Mincho"/>
+                <w:sz w:val="18"/>
+              </w:rPr>
               <w:t xml:space="preserve">&lt;30 years</w:t>
             </w:r>
           </w:p>
         </w:tc>
         <w:tc>
-          <w:tcPr/>
-          <w:p>
-            <w:pPr>
-              <w:pStyle w:val="Compact"/>
+          <w:tcPr>
+            <w:tcW w:type="dxa" w:w="964"/>
+            <w:vAlign w:val="top"/>
+            <w:tcMar>
+              <w:top w:w="28" w:type="dxa"/>
+              <w:right w:w="85" w:type="dxa"/>
+              <w:bottom w:w="28" w:type="dxa"/>
+              <w:left w:w="28" w:type="dxa"/>
+            </w:tcMar>
+            <w:tcBorders>
+              <w:top w:val="single" w:sz="4" w:space="0" w:color="B7B7B7"/>
+              <w:bottom w:val="nil"/>
+            </w:tcBorders>
+          </w:tcPr>
+          <w:p>
+            <w:pPr>
+              <w:pStyle w:val="Compact"/>
+              <w:keepNext/>
+              <w:spacing w:line="240" w:lineRule="auto" w:after="0" w:before="0"/>
               <w:jc w:val="right"/>
             </w:pPr>
             <w:r>
+              <w:rPr>
+                <w:rFonts w:ascii="Times New Roman" w:hAnsi="Times New Roman" w:eastAsia="Yu Mincho"/>
+                <w:sz w:val="18"/>
+              </w:rPr>
               <w:t xml:space="preserve">62 (42.2)</w:t>
             </w:r>
           </w:p>
         </w:tc>
         <w:tc>
-          <w:tcPr/>
-          <w:p>
-            <w:pPr>
-              <w:pStyle w:val="Compact"/>
-            </w:pPr>
-          </w:p>
-        </w:tc>
-        <w:tc>
-          <w:tcPr/>
-          <w:p>
-            <w:pPr>
-              <w:pStyle w:val="Compact"/>
-            </w:pPr>
-            <w:r>
+          <w:tcPr>
+            <w:tcW w:type="dxa" w:w="1247"/>
+            <w:vAlign w:val="top"/>
+            <w:tcMar>
+              <w:top w:w="28" w:type="dxa"/>
+              <w:right w:w="28" w:type="dxa"/>
+              <w:bottom w:w="28" w:type="dxa"/>
+              <w:left w:w="85" w:type="dxa"/>
+            </w:tcMar>
+            <w:tcBorders>
+              <w:top w:val="nil"/>
+              <w:bottom w:val="nil"/>
+            </w:tcBorders>
+          </w:tcPr>
+          <w:p>
+            <w:pPr>
+              <w:pStyle w:val="Compact"/>
+              <w:spacing w:line="240" w:lineRule="auto" w:after="0" w:before="0"/>
+              <w:jc w:val="left"/>
+            </w:pPr>
+          </w:p>
+        </w:tc>
+        <w:tc>
+          <w:tcPr>
+            <w:tcW w:type="dxa" w:w="2041"/>
+            <w:vAlign w:val="top"/>
+            <w:tcMar>
+              <w:top w:w="28" w:type="dxa"/>
+              <w:right w:w="28" w:type="dxa"/>
+              <w:bottom w:w="28" w:type="dxa"/>
+              <w:left w:w="28" w:type="dxa"/>
+            </w:tcMar>
+            <w:tcBorders>
+              <w:top w:val="nil"/>
+              <w:bottom w:val="nil"/>
+            </w:tcBorders>
+          </w:tcPr>
+          <w:p>
+            <w:pPr>
+              <w:pStyle w:val="Compact"/>
+              <w:spacing w:line="240" w:lineRule="auto" w:after="0" w:before="0"/>
+              <w:jc w:val="left"/>
+            </w:pPr>
+            <w:r>
+              <w:rPr>
+                <w:rFonts w:ascii="Times New Roman" w:hAnsi="Times New Roman" w:eastAsia="Yu Mincho"/>
+                <w:sz w:val="18"/>
+              </w:rPr>
               <w:t xml:space="preserve">Not installed</w:t>
             </w:r>
           </w:p>
         </w:tc>
         <w:tc>
-          <w:tcPr/>
-          <w:p>
-            <w:pPr>
-              <w:pStyle w:val="Compact"/>
+          <w:tcPr>
+            <w:tcW w:type="dxa" w:w="964"/>
+            <w:vAlign w:val="top"/>
+            <w:tcMar>
+              <w:top w:w="28" w:type="dxa"/>
+              <w:right w:w="28" w:type="dxa"/>
+              <w:bottom w:w="28" w:type="dxa"/>
+              <w:left w:w="28" w:type="dxa"/>
+            </w:tcMar>
+            <w:tcBorders>
+              <w:top w:val="nil"/>
+              <w:bottom w:val="nil"/>
+            </w:tcBorders>
+          </w:tcPr>
+          <w:p>
+            <w:pPr>
+              <w:pStyle w:val="Compact"/>
+              <w:spacing w:line="240" w:lineRule="auto" w:after="0" w:before="0"/>
               <w:jc w:val="right"/>
             </w:pPr>
             <w:r>
+              <w:rPr>
+                <w:rFonts w:ascii="Times New Roman" w:hAnsi="Times New Roman" w:eastAsia="Yu Mincho"/>
+                <w:sz w:val="18"/>
+              </w:rPr>
               <w:t xml:space="preserve">99 (67.3)</w:t>
             </w:r>
           </w:p>
         </w:tc>
       </w:tr>
       <w:tr>
-        <w:tc>
-          <w:tcPr/>
-          <w:p>
-            <w:pPr>
-              <w:pStyle w:val="Compact"/>
-            </w:pPr>
-          </w:p>
-        </w:tc>
-        <w:tc>
-          <w:tcPr/>
-          <w:p>
-            <w:pPr>
-              <w:pStyle w:val="Compact"/>
-            </w:pPr>
-            <w:r>
+        <w:trPr>
+          <w:cantSplit/>
+        </w:trPr>
+        <w:tc>
+          <w:tcPr>
+            <w:tcW w:type="dxa" w:w="1247"/>
+            <w:vAlign w:val="top"/>
+            <w:tcMar>
+              <w:top w:w="28" w:type="dxa"/>
+              <w:right w:w="28" w:type="dxa"/>
+              <w:bottom w:w="28" w:type="dxa"/>
+              <w:left w:w="28" w:type="dxa"/>
+            </w:tcMar>
+            <w:tcBorders>
+              <w:top w:val="nil"/>
+              <w:bottom w:val="nil"/>
+            </w:tcBorders>
+          </w:tcPr>
+          <w:p>
+            <w:pPr>
+              <w:pStyle w:val="Compact"/>
+              <w:keepNext/>
+              <w:spacing w:line="240" w:lineRule="auto" w:after="0" w:before="0"/>
+              <w:jc w:val="left"/>
+            </w:pPr>
+          </w:p>
+        </w:tc>
+        <w:tc>
+          <w:tcPr>
+            <w:tcW w:type="dxa" w:w="2041"/>
+            <w:vAlign w:val="top"/>
+            <w:tcMar>
+              <w:top w:w="28" w:type="dxa"/>
+              <w:right w:w="28" w:type="dxa"/>
+              <w:bottom w:w="28" w:type="dxa"/>
+              <w:left w:w="28" w:type="dxa"/>
+            </w:tcMar>
+            <w:tcBorders>
+              <w:top w:val="nil"/>
+              <w:bottom w:val="nil"/>
+            </w:tcBorders>
+          </w:tcPr>
+          <w:p>
+            <w:pPr>
+              <w:pStyle w:val="Compact"/>
+              <w:keepNext/>
+              <w:spacing w:line="240" w:lineRule="auto" w:after="0" w:before="0"/>
+              <w:jc w:val="left"/>
+            </w:pPr>
+            <w:r>
+              <w:rPr>
+                <w:rFonts w:ascii="Times New Roman" w:hAnsi="Times New Roman" w:eastAsia="Yu Mincho"/>
+                <w:sz w:val="18"/>
+              </w:rPr>
               <w:t xml:space="preserve">≥30 years</w:t>
             </w:r>
           </w:p>
         </w:tc>
         <w:tc>
-          <w:tcPr/>
-          <w:p>
-            <w:pPr>
-              <w:pStyle w:val="Compact"/>
+          <w:tcPr>
+            <w:tcW w:type="dxa" w:w="964"/>
+            <w:vAlign w:val="top"/>
+            <w:tcMar>
+              <w:top w:w="28" w:type="dxa"/>
+              <w:right w:w="85" w:type="dxa"/>
+              <w:bottom w:w="28" w:type="dxa"/>
+              <w:left w:w="28" w:type="dxa"/>
+            </w:tcMar>
+            <w:tcBorders>
+              <w:top w:val="nil"/>
+              <w:bottom w:val="nil"/>
+            </w:tcBorders>
+          </w:tcPr>
+          <w:p>
+            <w:pPr>
+              <w:pStyle w:val="Compact"/>
+              <w:keepNext/>
+              <w:spacing w:line="240" w:lineRule="auto" w:after="0" w:before="0"/>
               <w:jc w:val="right"/>
             </w:pPr>
             <w:r>
+              <w:rPr>
+                <w:rFonts w:ascii="Times New Roman" w:hAnsi="Times New Roman" w:eastAsia="Yu Mincho"/>
+                <w:sz w:val="18"/>
+              </w:rPr>
               <w:t xml:space="preserve">77 (52.4)</w:t>
             </w:r>
           </w:p>
         </w:tc>
         <w:tc>
-          <w:tcPr/>
-          <w:p>
-            <w:pPr>
-              <w:pStyle w:val="Compact"/>
-            </w:pPr>
-            <w:r>
+          <w:tcPr>
+            <w:tcW w:type="dxa" w:w="1247"/>
+            <w:vAlign w:val="top"/>
+            <w:tcMar>
+              <w:top w:w="28" w:type="dxa"/>
+              <w:right w:w="28" w:type="dxa"/>
+              <w:bottom w:w="28" w:type="dxa"/>
+              <w:left w:w="85" w:type="dxa"/>
+            </w:tcMar>
+            <w:tcBorders>
+              <w:top w:val="single" w:sz="4" w:space="0" w:color="B7B7B7"/>
+              <w:bottom w:val="nil"/>
+            </w:tcBorders>
+          </w:tcPr>
+          <w:p>
+            <w:pPr>
+              <w:pStyle w:val="Compact"/>
+              <w:keepNext/>
+              <w:spacing w:line="240" w:lineRule="auto" w:after="0" w:before="0"/>
+              <w:jc w:val="left"/>
+            </w:pPr>
+            <w:r>
+              <w:rPr>
+                <w:rFonts w:ascii="Times New Roman" w:hAnsi="Times New Roman" w:eastAsia="Yu Mincho"/>
+                <w:b/>
+                <w:sz w:val="18"/>
+              </w:rPr>
               <w:t xml:space="preserve">Central heating</w:t>
             </w:r>
           </w:p>
         </w:tc>
         <w:tc>
-          <w:tcPr/>
-          <w:p>
-            <w:pPr>
-              <w:pStyle w:val="Compact"/>
-            </w:pPr>
-            <w:r>
+          <w:tcPr>
+            <w:tcW w:type="dxa" w:w="2041"/>
+            <w:vAlign w:val="top"/>
+            <w:tcMar>
+              <w:top w:w="28" w:type="dxa"/>
+              <w:right w:w="28" w:type="dxa"/>
+              <w:bottom w:w="28" w:type="dxa"/>
+              <w:left w:w="28" w:type="dxa"/>
+            </w:tcMar>
+            <w:tcBorders>
+              <w:top w:val="single" w:sz="4" w:space="0" w:color="B7B7B7"/>
+              <w:bottom w:val="nil"/>
+            </w:tcBorders>
+          </w:tcPr>
+          <w:p>
+            <w:pPr>
+              <w:pStyle w:val="Compact"/>
+              <w:keepNext/>
+              <w:spacing w:line="240" w:lineRule="auto" w:after="0" w:before="0"/>
+              <w:jc w:val="left"/>
+            </w:pPr>
+            <w:r>
+              <w:rPr>
+                <w:rFonts w:ascii="Times New Roman" w:hAnsi="Times New Roman" w:eastAsia="Yu Mincho"/>
+                <w:sz w:val="18"/>
+              </w:rPr>
               <w:t xml:space="preserve">Used 24 hours</w:t>
             </w:r>
           </w:p>
         </w:tc>
         <w:tc>
-          <w:tcPr/>
-          <w:p>
-            <w:pPr>
-              <w:pStyle w:val="Compact"/>
+          <w:tcPr>
+            <w:tcW w:type="dxa" w:w="964"/>
+            <w:vAlign w:val="top"/>
+            <w:tcMar>
+              <w:top w:w="28" w:type="dxa"/>
+              <w:right w:w="28" w:type="dxa"/>
+              <w:bottom w:w="28" w:type="dxa"/>
+              <w:left w:w="28" w:type="dxa"/>
+            </w:tcMar>
+            <w:tcBorders>
+              <w:top w:val="single" w:sz="4" w:space="0" w:color="B7B7B7"/>
+              <w:bottom w:val="nil"/>
+            </w:tcBorders>
+          </w:tcPr>
+          <w:p>
+            <w:pPr>
+              <w:pStyle w:val="Compact"/>
+              <w:keepNext/>
+              <w:spacing w:line="240" w:lineRule="auto" w:after="0" w:before="0"/>
               <w:jc w:val="right"/>
             </w:pPr>
             <w:r>
+              <w:rPr>
+                <w:rFonts w:ascii="Times New Roman" w:hAnsi="Times New Roman" w:eastAsia="Yu Mincho"/>
+                <w:sz w:val="18"/>
+              </w:rPr>
               <w:t xml:space="preserve">16 (11.0)</w:t>
             </w:r>
           </w:p>
         </w:tc>
       </w:tr>
       <w:tr>
-        <w:tc>
-          <w:tcPr/>
-          <w:p>
-            <w:pPr>
-              <w:pStyle w:val="Compact"/>
-            </w:pPr>
-          </w:p>
-        </w:tc>
-        <w:tc>
-          <w:tcPr/>
-          <w:p>
-            <w:pPr>
-              <w:pStyle w:val="Compact"/>
-            </w:pPr>
-            <w:r>
+        <w:trPr>
+          <w:cantSplit/>
+        </w:trPr>
+        <w:tc>
+          <w:tcPr>
+            <w:tcW w:type="dxa" w:w="1247"/>
+            <w:vAlign w:val="top"/>
+            <w:tcMar>
+              <w:top w:w="28" w:type="dxa"/>
+              <w:right w:w="28" w:type="dxa"/>
+              <w:bottom w:w="28" w:type="dxa"/>
+              <w:left w:w="28" w:type="dxa"/>
+            </w:tcMar>
+            <w:tcBorders>
+              <w:top w:val="nil"/>
+              <w:bottom w:val="nil"/>
+            </w:tcBorders>
+          </w:tcPr>
+          <w:p>
+            <w:pPr>
+              <w:pStyle w:val="Compact"/>
+              <w:spacing w:line="240" w:lineRule="auto" w:after="0" w:before="0"/>
+              <w:jc w:val="left"/>
+            </w:pPr>
+          </w:p>
+        </w:tc>
+        <w:tc>
+          <w:tcPr>
+            <w:tcW w:type="dxa" w:w="2041"/>
+            <w:vAlign w:val="top"/>
+            <w:tcMar>
+              <w:top w:w="28" w:type="dxa"/>
+              <w:right w:w="28" w:type="dxa"/>
+              <w:bottom w:w="28" w:type="dxa"/>
+              <w:left w:w="28" w:type="dxa"/>
+            </w:tcMar>
+            <w:tcBorders>
+              <w:top w:val="nil"/>
+              <w:bottom w:val="nil"/>
+            </w:tcBorders>
+          </w:tcPr>
+          <w:p>
+            <w:pPr>
+              <w:pStyle w:val="Compact"/>
+              <w:spacing w:line="240" w:lineRule="auto" w:after="0" w:before="0"/>
+              <w:jc w:val="left"/>
+            </w:pPr>
+            <w:r>
+              <w:rPr>
+                <w:rFonts w:ascii="Times New Roman" w:hAnsi="Times New Roman" w:eastAsia="Yu Mincho"/>
+                <w:sz w:val="18"/>
+              </w:rPr>
               <w:t xml:space="preserve">Unknown</w:t>
             </w:r>
           </w:p>
         </w:tc>
         <w:tc>
-          <w:tcPr/>
-          <w:p>
-            <w:pPr>
-              <w:pStyle w:val="Compact"/>
+          <w:tcPr>
+            <w:tcW w:type="dxa" w:w="964"/>
+            <w:vAlign w:val="top"/>
+            <w:tcMar>
+              <w:top w:w="28" w:type="dxa"/>
+              <w:right w:w="85" w:type="dxa"/>
+              <w:bottom w:w="28" w:type="dxa"/>
+              <w:left w:w="28" w:type="dxa"/>
+            </w:tcMar>
+            <w:tcBorders>
+              <w:top w:val="nil"/>
+              <w:bottom w:val="nil"/>
+            </w:tcBorders>
+          </w:tcPr>
+          <w:p>
+            <w:pPr>
+              <w:pStyle w:val="Compact"/>
+              <w:spacing w:line="240" w:lineRule="auto" w:after="0" w:before="0"/>
               <w:jc w:val="right"/>
             </w:pPr>
             <w:r>
+              <w:rPr>
+                <w:rFonts w:ascii="Times New Roman" w:hAnsi="Times New Roman" w:eastAsia="Yu Mincho"/>
+                <w:sz w:val="18"/>
+              </w:rPr>
               <w:t xml:space="preserve">8 (5.4)</w:t>
             </w:r>
           </w:p>
         </w:tc>
         <w:tc>
-          <w:tcPr/>
-          <w:p>
-            <w:pPr>
-              <w:pStyle w:val="Compact"/>
-            </w:pPr>
-          </w:p>
-        </w:tc>
-        <w:tc>
-          <w:tcPr/>
-          <w:p>
-            <w:pPr>
-              <w:pStyle w:val="Compact"/>
-            </w:pPr>
-            <w:r>
+          <w:tcPr>
+            <w:tcW w:type="dxa" w:w="1247"/>
+            <w:vAlign w:val="top"/>
+            <w:tcMar>
+              <w:top w:w="28" w:type="dxa"/>
+              <w:right w:w="28" w:type="dxa"/>
+              <w:bottom w:w="28" w:type="dxa"/>
+              <w:left w:w="85" w:type="dxa"/>
+            </w:tcMar>
+            <w:tcBorders>
+              <w:top w:val="nil"/>
+              <w:bottom w:val="nil"/>
+            </w:tcBorders>
+          </w:tcPr>
+          <w:p>
+            <w:pPr>
+              <w:pStyle w:val="Compact"/>
+              <w:keepNext/>
+              <w:spacing w:line="240" w:lineRule="auto" w:after="0" w:before="0"/>
+              <w:jc w:val="left"/>
+            </w:pPr>
+          </w:p>
+        </w:tc>
+        <w:tc>
+          <w:tcPr>
+            <w:tcW w:type="dxa" w:w="2041"/>
+            <w:vAlign w:val="top"/>
+            <w:tcMar>
+              <w:top w:w="28" w:type="dxa"/>
+              <w:right w:w="28" w:type="dxa"/>
+              <w:bottom w:w="28" w:type="dxa"/>
+              <w:left w:w="28" w:type="dxa"/>
+            </w:tcMar>
+            <w:tcBorders>
+              <w:top w:val="nil"/>
+              <w:bottom w:val="nil"/>
+            </w:tcBorders>
+          </w:tcPr>
+          <w:p>
+            <w:pPr>
+              <w:pStyle w:val="Compact"/>
+              <w:keepNext/>
+              <w:spacing w:line="240" w:lineRule="auto" w:after="0" w:before="0"/>
+              <w:jc w:val="left"/>
+            </w:pPr>
+            <w:r>
+              <w:rPr>
+                <w:rFonts w:ascii="Times New Roman" w:hAnsi="Times New Roman" w:eastAsia="Yu Mincho"/>
+                <w:sz w:val="18"/>
+              </w:rPr>
               <w:t xml:space="preserve">Used for limited hours</w:t>
             </w:r>
           </w:p>
         </w:tc>
         <w:tc>
-          <w:tcPr/>
-          <w:p>
-            <w:pPr>
-              <w:pStyle w:val="Compact"/>
+          <w:tcPr>
+            <w:tcW w:type="dxa" w:w="964"/>
+            <w:vAlign w:val="top"/>
+            <w:tcMar>
+              <w:top w:w="28" w:type="dxa"/>
+              <w:right w:w="28" w:type="dxa"/>
+              <w:bottom w:w="28" w:type="dxa"/>
+              <w:left w:w="28" w:type="dxa"/>
+            </w:tcMar>
+            <w:tcBorders>
+              <w:top w:val="nil"/>
+              <w:bottom w:val="nil"/>
+            </w:tcBorders>
+          </w:tcPr>
+          <w:p>
+            <w:pPr>
+              <w:pStyle w:val="Compact"/>
+              <w:keepNext/>
+              <w:spacing w:line="240" w:lineRule="auto" w:after="0" w:before="0"/>
               <w:jc w:val="right"/>
             </w:pPr>
             <w:r>
+              <w:rPr>
+                <w:rFonts w:ascii="Times New Roman" w:hAnsi="Times New Roman" w:eastAsia="Yu Mincho"/>
+                <w:sz w:val="18"/>
+              </w:rPr>
               <w:t xml:space="preserve">12 (8.3)</w:t>
             </w:r>
           </w:p>
         </w:tc>
       </w:tr>
       <w:tr>
-        <w:tc>
-          <w:tcPr/>
-          <w:p>
-            <w:pPr>
-              <w:pStyle w:val="Compact"/>
-            </w:pPr>
-            <w:r>
+        <w:trPr>
+          <w:cantSplit/>
+        </w:trPr>
+        <w:tc>
+          <w:tcPr>
+            <w:tcW w:type="dxa" w:w="1247"/>
+            <w:vAlign w:val="top"/>
+            <w:tcMar>
+              <w:top w:w="28" w:type="dxa"/>
+              <w:right w:w="28" w:type="dxa"/>
+              <w:bottom w:w="28" w:type="dxa"/>
+              <w:left w:w="28" w:type="dxa"/>
+            </w:tcMar>
+            <w:tcBorders>
+              <w:top w:val="single" w:sz="4" w:space="0" w:color="B7B7B7"/>
+              <w:bottom w:val="nil"/>
+            </w:tcBorders>
+          </w:tcPr>
+          <w:p>
+            <w:pPr>
+              <w:pStyle w:val="Compact"/>
+              <w:keepNext/>
+              <w:spacing w:line="240" w:lineRule="auto" w:after="0" w:before="0"/>
+              <w:jc w:val="left"/>
+            </w:pPr>
+            <w:r>
+              <w:rPr>
+                <w:rFonts w:ascii="Times New Roman" w:hAnsi="Times New Roman" w:eastAsia="Yu Mincho"/>
+                <w:b/>
+                <w:sz w:val="18"/>
+              </w:rPr>
               <w:t xml:space="preserve">Tenure</w:t>
             </w:r>
           </w:p>
         </w:tc>
         <w:tc>
-          <w:tcPr/>
-          <w:p>
-            <w:pPr>
-              <w:pStyle w:val="Compact"/>
-            </w:pPr>
-            <w:r>
+          <w:tcPr>
+            <w:tcW w:type="dxa" w:w="2041"/>
+            <w:vAlign w:val="top"/>
+            <w:tcMar>
+              <w:top w:w="28" w:type="dxa"/>
+              <w:right w:w="28" w:type="dxa"/>
+              <w:bottom w:w="28" w:type="dxa"/>
+              <w:left w:w="28" w:type="dxa"/>
+            </w:tcMar>
+            <w:tcBorders>
+              <w:top w:val="single" w:sz="4" w:space="0" w:color="B7B7B7"/>
+              <w:bottom w:val="nil"/>
+            </w:tcBorders>
+          </w:tcPr>
+          <w:p>
+            <w:pPr>
+              <w:pStyle w:val="Compact"/>
+              <w:keepNext/>
+              <w:spacing w:line="240" w:lineRule="auto" w:after="0" w:before="0"/>
+              <w:jc w:val="left"/>
+            </w:pPr>
+            <w:r>
+              <w:rPr>
+                <w:rFonts w:ascii="Times New Roman" w:hAnsi="Times New Roman" w:eastAsia="Yu Mincho"/>
+                <w:sz w:val="18"/>
+              </w:rPr>
               <w:t xml:space="preserve">Owner-occupied</w:t>
             </w:r>
           </w:p>
         </w:tc>
         <w:tc>
-          <w:tcPr/>
-          <w:p>
-            <w:pPr>
-              <w:pStyle w:val="Compact"/>
+          <w:tcPr>
+            <w:tcW w:type="dxa" w:w="964"/>
+            <w:vAlign w:val="top"/>
+            <w:tcMar>
+              <w:top w:w="28" w:type="dxa"/>
+              <w:right w:w="85" w:type="dxa"/>
+              <w:bottom w:w="28" w:type="dxa"/>
+              <w:left w:w="28" w:type="dxa"/>
+            </w:tcMar>
+            <w:tcBorders>
+              <w:top w:val="single" w:sz="4" w:space="0" w:color="B7B7B7"/>
+              <w:bottom w:val="nil"/>
+            </w:tcBorders>
+          </w:tcPr>
+          <w:p>
+            <w:pPr>
+              <w:pStyle w:val="Compact"/>
+              <w:keepNext/>
+              <w:spacing w:line="240" w:lineRule="auto" w:after="0" w:before="0"/>
               <w:jc w:val="right"/>
             </w:pPr>
             <w:r>
+              <w:rPr>
+                <w:rFonts w:ascii="Times New Roman" w:hAnsi="Times New Roman" w:eastAsia="Yu Mincho"/>
+                <w:sz w:val="18"/>
+              </w:rPr>
               <w:t xml:space="preserve">130 (88.4)</w:t>
             </w:r>
           </w:p>
         </w:tc>
         <w:tc>
-          <w:tcPr/>
-          <w:p>
-            <w:pPr>
-              <w:pStyle w:val="Compact"/>
-            </w:pPr>
-          </w:p>
-        </w:tc>
-        <w:tc>
-          <w:tcPr/>
-          <w:p>
-            <w:pPr>
-              <w:pStyle w:val="Compact"/>
-            </w:pPr>
-            <w:r>
+          <w:tcPr>
+            <w:tcW w:type="dxa" w:w="1247"/>
+            <w:vAlign w:val="top"/>
+            <w:tcMar>
+              <w:top w:w="28" w:type="dxa"/>
+              <w:right w:w="28" w:type="dxa"/>
+              <w:bottom w:w="28" w:type="dxa"/>
+              <w:left w:w="85" w:type="dxa"/>
+            </w:tcMar>
+            <w:tcBorders>
+              <w:top w:val="nil"/>
+              <w:bottom w:val="nil"/>
+            </w:tcBorders>
+          </w:tcPr>
+          <w:p>
+            <w:pPr>
+              <w:pStyle w:val="Compact"/>
+              <w:keepNext/>
+              <w:spacing w:line="240" w:lineRule="auto" w:after="0" w:before="0"/>
+              <w:jc w:val="left"/>
+            </w:pPr>
+          </w:p>
+        </w:tc>
+        <w:tc>
+          <w:tcPr>
+            <w:tcW w:type="dxa" w:w="2041"/>
+            <w:vAlign w:val="top"/>
+            <w:tcMar>
+              <w:top w:w="28" w:type="dxa"/>
+              <w:right w:w="28" w:type="dxa"/>
+              <w:bottom w:w="28" w:type="dxa"/>
+              <w:left w:w="28" w:type="dxa"/>
+            </w:tcMar>
+            <w:tcBorders>
+              <w:top w:val="nil"/>
+              <w:bottom w:val="nil"/>
+            </w:tcBorders>
+          </w:tcPr>
+          <w:p>
+            <w:pPr>
+              <w:pStyle w:val="Compact"/>
+              <w:keepNext/>
+              <w:spacing w:line="240" w:lineRule="auto" w:after="0" w:before="0"/>
+              <w:jc w:val="left"/>
+            </w:pPr>
+            <w:r>
+              <w:rPr>
+                <w:rFonts w:ascii="Times New Roman" w:hAnsi="Times New Roman" w:eastAsia="Yu Mincho"/>
+                <w:sz w:val="18"/>
+              </w:rPr>
               <w:t xml:space="preserve">Not used</w:t>
             </w:r>
           </w:p>
         </w:tc>
         <w:tc>
-          <w:tcPr/>
-          <w:p>
-            <w:pPr>
-              <w:pStyle w:val="Compact"/>
+          <w:tcPr>
+            <w:tcW w:type="dxa" w:w="964"/>
+            <w:vAlign w:val="top"/>
+            <w:tcMar>
+              <w:top w:w="28" w:type="dxa"/>
+              <w:right w:w="28" w:type="dxa"/>
+              <w:bottom w:w="28" w:type="dxa"/>
+              <w:left w:w="28" w:type="dxa"/>
+            </w:tcMar>
+            <w:tcBorders>
+              <w:top w:val="nil"/>
+              <w:bottom w:val="nil"/>
+            </w:tcBorders>
+          </w:tcPr>
+          <w:p>
+            <w:pPr>
+              <w:pStyle w:val="Compact"/>
+              <w:keepNext/>
+              <w:spacing w:line="240" w:lineRule="auto" w:after="0" w:before="0"/>
               <w:jc w:val="right"/>
             </w:pPr>
             <w:r>
+              <w:rPr>
+                <w:rFonts w:ascii="Times New Roman" w:hAnsi="Times New Roman" w:eastAsia="Yu Mincho"/>
+                <w:sz w:val="18"/>
+              </w:rPr>
               <w:t xml:space="preserve">117 (80.7)</w:t>
             </w:r>
           </w:p>
         </w:tc>
       </w:tr>
       <w:tr>
-        <w:tc>
-          <w:tcPr/>
-          <w:p>
-            <w:pPr>
-              <w:pStyle w:val="Compact"/>
-            </w:pPr>
-          </w:p>
-        </w:tc>
-        <w:tc>
-          <w:tcPr/>
-          <w:p>
-            <w:pPr>
-              <w:pStyle w:val="Compact"/>
-            </w:pPr>
-            <w:r>
+        <w:trPr>
+          <w:cantSplit/>
+        </w:trPr>
+        <w:tc>
+          <w:tcPr>
+            <w:tcW w:type="dxa" w:w="1247"/>
+            <w:vAlign w:val="top"/>
+            <w:tcMar>
+              <w:top w:w="28" w:type="dxa"/>
+              <w:right w:w="28" w:type="dxa"/>
+              <w:bottom w:w="28" w:type="dxa"/>
+              <w:left w:w="28" w:type="dxa"/>
+            </w:tcMar>
+            <w:tcBorders>
+              <w:top w:val="nil"/>
+              <w:bottom w:val="nil"/>
+            </w:tcBorders>
+          </w:tcPr>
+          <w:p>
+            <w:pPr>
+              <w:pStyle w:val="Compact"/>
+              <w:keepNext/>
+              <w:spacing w:line="240" w:lineRule="auto" w:after="0" w:before="0"/>
+              <w:jc w:val="left"/>
+            </w:pPr>
+          </w:p>
+        </w:tc>
+        <w:tc>
+          <w:tcPr>
+            <w:tcW w:type="dxa" w:w="2041"/>
+            <w:vAlign w:val="top"/>
+            <w:tcMar>
+              <w:top w:w="28" w:type="dxa"/>
+              <w:right w:w="28" w:type="dxa"/>
+              <w:bottom w:w="28" w:type="dxa"/>
+              <w:left w:w="28" w:type="dxa"/>
+            </w:tcMar>
+            <w:tcBorders>
+              <w:top w:val="nil"/>
+              <w:bottom w:val="nil"/>
+            </w:tcBorders>
+          </w:tcPr>
+          <w:p>
+            <w:pPr>
+              <w:pStyle w:val="Compact"/>
+              <w:keepNext/>
+              <w:spacing w:line="240" w:lineRule="auto" w:after="0" w:before="0"/>
+              <w:jc w:val="left"/>
+            </w:pPr>
+            <w:r>
+              <w:rPr>
+                <w:rFonts w:ascii="Times New Roman" w:hAnsi="Times New Roman" w:eastAsia="Yu Mincho"/>
+                <w:sz w:val="18"/>
+              </w:rPr>
               <w:t xml:space="preserve">Rented</w:t>
             </w:r>
           </w:p>
         </w:tc>
         <w:tc>
-          <w:tcPr/>
-          <w:p>
-            <w:pPr>
-              <w:pStyle w:val="Compact"/>
+          <w:tcPr>
+            <w:tcW w:type="dxa" w:w="964"/>
+            <w:vAlign w:val="top"/>
+            <w:tcMar>
+              <w:top w:w="28" w:type="dxa"/>
+              <w:right w:w="85" w:type="dxa"/>
+              <w:bottom w:w="28" w:type="dxa"/>
+              <w:left w:w="28" w:type="dxa"/>
+            </w:tcMar>
+            <w:tcBorders>
+              <w:top w:val="nil"/>
+              <w:bottom w:val="nil"/>
+            </w:tcBorders>
+          </w:tcPr>
+          <w:p>
+            <w:pPr>
+              <w:pStyle w:val="Compact"/>
+              <w:keepNext/>
+              <w:spacing w:line="240" w:lineRule="auto" w:after="0" w:before="0"/>
               <w:jc w:val="right"/>
             </w:pPr>
             <w:r>
+              <w:rPr>
+                <w:rFonts w:ascii="Times New Roman" w:hAnsi="Times New Roman" w:eastAsia="Yu Mincho"/>
+                <w:sz w:val="18"/>
+              </w:rPr>
               <w:t xml:space="preserve">16 (10.9)</w:t>
             </w:r>
           </w:p>
         </w:tc>
         <w:tc>
-          <w:tcPr/>
-          <w:p>
-            <w:pPr>
-              <w:pStyle w:val="Compact"/>
-            </w:pPr>
-          </w:p>
-        </w:tc>
-        <w:tc>
-          <w:tcPr/>
-          <w:p>
-            <w:pPr>
-              <w:pStyle w:val="Compact"/>
-            </w:pPr>
-            <w:r>
+          <w:tcPr>
+            <w:tcW w:type="dxa" w:w="1247"/>
+            <w:vAlign w:val="top"/>
+            <w:tcMar>
+              <w:top w:w="28" w:type="dxa"/>
+              <w:right w:w="28" w:type="dxa"/>
+              <w:bottom w:w="28" w:type="dxa"/>
+              <w:left w:w="85" w:type="dxa"/>
+            </w:tcMar>
+            <w:tcBorders>
+              <w:top w:val="nil"/>
+              <w:bottom w:val="nil"/>
+            </w:tcBorders>
+          </w:tcPr>
+          <w:p>
+            <w:pPr>
+              <w:pStyle w:val="Compact"/>
+              <w:spacing w:line="240" w:lineRule="auto" w:after="0" w:before="0"/>
+              <w:jc w:val="left"/>
+            </w:pPr>
+          </w:p>
+        </w:tc>
+        <w:tc>
+          <w:tcPr>
+            <w:tcW w:type="dxa" w:w="2041"/>
+            <w:vAlign w:val="top"/>
+            <w:tcMar>
+              <w:top w:w="28" w:type="dxa"/>
+              <w:right w:w="28" w:type="dxa"/>
+              <w:bottom w:w="28" w:type="dxa"/>
+              <w:left w:w="28" w:type="dxa"/>
+            </w:tcMar>
+            <w:tcBorders>
+              <w:top w:val="nil"/>
+              <w:bottom w:val="nil"/>
+            </w:tcBorders>
+          </w:tcPr>
+          <w:p>
+            <w:pPr>
+              <w:pStyle w:val="Compact"/>
+              <w:spacing w:line="240" w:lineRule="auto" w:after="0" w:before="0"/>
+              <w:jc w:val="left"/>
+            </w:pPr>
+            <w:r>
+              <w:rPr>
+                <w:rFonts w:ascii="Times New Roman" w:hAnsi="Times New Roman" w:eastAsia="Yu Mincho"/>
+                <w:sz w:val="18"/>
+              </w:rPr>
               <w:t xml:space="preserve">Missing</w:t>
             </w:r>
           </w:p>
         </w:tc>
         <w:tc>
-          <w:tcPr/>
-          <w:p>
-            <w:pPr>
-              <w:pStyle w:val="Compact"/>
+          <w:tcPr>
+            <w:tcW w:type="dxa" w:w="964"/>
+            <w:vAlign w:val="top"/>
+            <w:tcMar>
+              <w:top w:w="28" w:type="dxa"/>
+              <w:right w:w="28" w:type="dxa"/>
+              <w:bottom w:w="28" w:type="dxa"/>
+              <w:left w:w="28" w:type="dxa"/>
+            </w:tcMar>
+            <w:tcBorders>
+              <w:top w:val="nil"/>
+              <w:bottom w:val="nil"/>
+            </w:tcBorders>
+          </w:tcPr>
+          <w:p>
+            <w:pPr>
+              <w:pStyle w:val="Compact"/>
+              <w:spacing w:line="240" w:lineRule="auto" w:after="0" w:before="0"/>
               <w:jc w:val="right"/>
             </w:pPr>
             <w:r>
+              <w:rPr>
+                <w:rFonts w:ascii="Times New Roman" w:hAnsi="Times New Roman" w:eastAsia="Yu Mincho"/>
+                <w:sz w:val="18"/>
+              </w:rPr>
               <w:t xml:space="preserve">9</w:t>
             </w:r>
           </w:p>
         </w:tc>
       </w:tr>
       <w:tr>
-        <w:tc>
-          <w:tcPr/>
-          <w:p>
-            <w:pPr>
-              <w:pStyle w:val="Compact"/>
-            </w:pPr>
-          </w:p>
-        </w:tc>
-        <w:tc>
-          <w:tcPr/>
-          <w:p>
-            <w:pPr>
-              <w:pStyle w:val="Compact"/>
-            </w:pPr>
-            <w:r>
+        <w:trPr>
+          <w:cantSplit/>
+        </w:trPr>
+        <w:tc>
+          <w:tcPr>
+            <w:tcW w:type="dxa" w:w="1247"/>
+            <w:vAlign w:val="top"/>
+            <w:tcMar>
+              <w:top w:w="28" w:type="dxa"/>
+              <w:right w:w="28" w:type="dxa"/>
+              <w:bottom w:w="28" w:type="dxa"/>
+              <w:left w:w="28" w:type="dxa"/>
+            </w:tcMar>
+            <w:tcBorders>
+              <w:top w:val="nil"/>
+              <w:bottom w:val="nil"/>
+            </w:tcBorders>
+          </w:tcPr>
+          <w:p>
+            <w:pPr>
+              <w:pStyle w:val="Compact"/>
+              <w:spacing w:line="240" w:lineRule="auto" w:after="0" w:before="0"/>
+              <w:jc w:val="left"/>
+            </w:pPr>
+          </w:p>
+        </w:tc>
+        <w:tc>
+          <w:tcPr>
+            <w:tcW w:type="dxa" w:w="2041"/>
+            <w:vAlign w:val="top"/>
+            <w:tcMar>
+              <w:top w:w="28" w:type="dxa"/>
+              <w:right w:w="28" w:type="dxa"/>
+              <w:bottom w:w="28" w:type="dxa"/>
+              <w:left w:w="28" w:type="dxa"/>
+            </w:tcMar>
+            <w:tcBorders>
+              <w:top w:val="nil"/>
+              <w:bottom w:val="nil"/>
+            </w:tcBorders>
+          </w:tcPr>
+          <w:p>
+            <w:pPr>
+              <w:pStyle w:val="Compact"/>
+              <w:spacing w:line="240" w:lineRule="auto" w:after="0" w:before="0"/>
+              <w:jc w:val="left"/>
+            </w:pPr>
+            <w:r>
+              <w:rPr>
+                <w:rFonts w:ascii="Times New Roman" w:hAnsi="Times New Roman" w:eastAsia="Yu Mincho"/>
+                <w:sz w:val="18"/>
+              </w:rPr>
               <w:t xml:space="preserve">Missing</w:t>
             </w:r>
           </w:p>
         </w:tc>
         <w:tc>
-          <w:tcPr/>
-          <w:p>
-            <w:pPr>
-              <w:pStyle w:val="Compact"/>
+          <w:tcPr>
+            <w:tcW w:type="dxa" w:w="964"/>
+            <w:vAlign w:val="top"/>
+            <w:tcMar>
+              <w:top w:w="28" w:type="dxa"/>
+              <w:right w:w="85" w:type="dxa"/>
+              <w:bottom w:w="28" w:type="dxa"/>
+              <w:left w:w="28" w:type="dxa"/>
+            </w:tcMar>
+            <w:tcBorders>
+              <w:top w:val="nil"/>
+              <w:bottom w:val="nil"/>
+            </w:tcBorders>
+          </w:tcPr>
+          <w:p>
+            <w:pPr>
+              <w:pStyle w:val="Compact"/>
+              <w:spacing w:line="240" w:lineRule="auto" w:after="0" w:before="0"/>
               <w:jc w:val="right"/>
             </w:pPr>
             <w:r>
+              <w:rPr>
+                <w:rFonts w:ascii="Times New Roman" w:hAnsi="Times New Roman" w:eastAsia="Yu Mincho"/>
+                <w:sz w:val="18"/>
+              </w:rPr>
               <w:t xml:space="preserve">1 (0.7)</w:t>
             </w:r>
           </w:p>
         </w:tc>
         <w:tc>
-          <w:tcPr/>
-          <w:p>
-            <w:pPr>
-              <w:pStyle w:val="Compact"/>
-            </w:pPr>
-            <w:r>
+          <w:tcPr>
+            <w:tcW w:type="dxa" w:w="1247"/>
+            <w:vAlign w:val="top"/>
+            <w:tcMar>
+              <w:top w:w="28" w:type="dxa"/>
+              <w:right w:w="28" w:type="dxa"/>
+              <w:bottom w:w="28" w:type="dxa"/>
+              <w:left w:w="85" w:type="dxa"/>
+            </w:tcMar>
+            <w:tcBorders>
+              <w:top w:val="single" w:sz="4" w:space="0" w:color="B7B7B7"/>
+              <w:bottom w:val="nil"/>
+            </w:tcBorders>
+          </w:tcPr>
+          <w:p>
+            <w:pPr>
+              <w:pStyle w:val="Compact"/>
+              <w:keepNext/>
+              <w:spacing w:line="240" w:lineRule="auto" w:after="0" w:before="0"/>
+              <w:jc w:val="left"/>
+            </w:pPr>
+            <w:r>
+              <w:rPr>
+                <w:rFonts w:ascii="Times New Roman" w:hAnsi="Times New Roman" w:eastAsia="Yu Mincho"/>
+                <w:b/>
+                <w:sz w:val="18"/>
+              </w:rPr>
               <w:t xml:space="preserve">Other equipment used to heat the dressing room or bathroom</w:t>
             </w:r>
           </w:p>
         </w:tc>
         <w:tc>
-          <w:tcPr/>
-          <w:p>
-            <w:pPr>
-              <w:pStyle w:val="Compact"/>
-            </w:pPr>
-            <w:r>
+          <w:tcPr>
+            <w:tcW w:type="dxa" w:w="2041"/>
+            <w:vAlign w:val="top"/>
+            <w:tcMar>
+              <w:top w:w="28" w:type="dxa"/>
+              <w:right w:w="28" w:type="dxa"/>
+              <w:bottom w:w="28" w:type="dxa"/>
+              <w:left w:w="28" w:type="dxa"/>
+            </w:tcMar>
+            <w:tcBorders>
+              <w:top w:val="single" w:sz="4" w:space="0" w:color="B7B7B7"/>
+              <w:bottom w:val="nil"/>
+            </w:tcBorders>
+          </w:tcPr>
+          <w:p>
+            <w:pPr>
+              <w:pStyle w:val="Compact"/>
+              <w:keepNext/>
+              <w:spacing w:line="240" w:lineRule="auto" w:after="0" w:before="0"/>
+              <w:jc w:val="left"/>
+            </w:pPr>
+            <w:r>
+              <w:rPr>
+                <w:rFonts w:ascii="Times New Roman" w:hAnsi="Times New Roman" w:eastAsia="Yu Mincho"/>
+                <w:sz w:val="18"/>
+              </w:rPr>
               <w:t xml:space="preserve">Stove</w:t>
             </w:r>
           </w:p>
         </w:tc>
         <w:tc>
-          <w:tcPr/>
-          <w:p>
-            <w:pPr>
-              <w:pStyle w:val="Compact"/>
+          <w:tcPr>
+            <w:tcW w:type="dxa" w:w="964"/>
+            <w:vAlign w:val="top"/>
+            <w:tcMar>
+              <w:top w:w="28" w:type="dxa"/>
+              <w:right w:w="28" w:type="dxa"/>
+              <w:bottom w:w="28" w:type="dxa"/>
+              <w:left w:w="28" w:type="dxa"/>
+            </w:tcMar>
+            <w:tcBorders>
+              <w:top w:val="single" w:sz="4" w:space="0" w:color="B7B7B7"/>
+              <w:bottom w:val="nil"/>
+            </w:tcBorders>
+          </w:tcPr>
+          <w:p>
+            <w:pPr>
+              <w:pStyle w:val="Compact"/>
+              <w:keepNext/>
+              <w:spacing w:line="240" w:lineRule="auto" w:after="0" w:before="0"/>
               <w:jc w:val="right"/>
             </w:pPr>
             <w:r>
+              <w:rPr>
+                <w:rFonts w:ascii="Times New Roman" w:hAnsi="Times New Roman" w:eastAsia="Yu Mincho"/>
+                <w:sz w:val="18"/>
+              </w:rPr>
               <w:t xml:space="preserve">63 (42.9)</w:t>
             </w:r>
           </w:p>
         </w:tc>
       </w:tr>
       <w:tr>
-        <w:tc>
-          <w:tcPr/>
-          <w:p>
-            <w:pPr>
-              <w:pStyle w:val="Compact"/>
-            </w:pPr>
-            <w:r>
+        <w:trPr>
+          <w:cantSplit/>
+        </w:trPr>
+        <w:tc>
+          <w:tcPr>
+            <w:tcW w:type="dxa" w:w="1247"/>
+            <w:vAlign w:val="top"/>
+            <w:tcMar>
+              <w:top w:w="28" w:type="dxa"/>
+              <w:right w:w="28" w:type="dxa"/>
+              <w:bottom w:w="28" w:type="dxa"/>
+              <w:left w:w="28" w:type="dxa"/>
+            </w:tcMar>
+            <w:tcBorders>
+              <w:top w:val="single" w:sz="4" w:space="0" w:color="B7B7B7"/>
+              <w:bottom w:val="nil"/>
+            </w:tcBorders>
+          </w:tcPr>
+          <w:p>
+            <w:pPr>
+              <w:pStyle w:val="Compact"/>
+              <w:keepNext/>
+              <w:spacing w:line="240" w:lineRule="auto" w:after="0" w:before="0"/>
+              <w:jc w:val="left"/>
+            </w:pPr>
+            <w:r>
+              <w:rPr>
+                <w:rFonts w:ascii="Times New Roman" w:hAnsi="Times New Roman" w:eastAsia="Yu Mincho"/>
+                <w:b/>
+                <w:sz w:val="18"/>
+              </w:rPr>
               <w:t xml:space="preserve">Winter bathing frequency</w:t>
             </w:r>
           </w:p>
         </w:tc>
         <w:tc>
-          <w:tcPr/>
-          <w:p>
-            <w:pPr>
-              <w:pStyle w:val="Compact"/>
-            </w:pPr>
-            <w:r>
+          <w:tcPr>
+            <w:tcW w:type="dxa" w:w="2041"/>
+            <w:vAlign w:val="top"/>
+            <w:tcMar>
+              <w:top w:w="28" w:type="dxa"/>
+              <w:right w:w="28" w:type="dxa"/>
+              <w:bottom w:w="28" w:type="dxa"/>
+              <w:left w:w="28" w:type="dxa"/>
+            </w:tcMar>
+            <w:tcBorders>
+              <w:top w:val="single" w:sz="4" w:space="0" w:color="B7B7B7"/>
+              <w:bottom w:val="nil"/>
+            </w:tcBorders>
+          </w:tcPr>
+          <w:p>
+            <w:pPr>
+              <w:pStyle w:val="Compact"/>
+              <w:keepNext/>
+              <w:spacing w:line="240" w:lineRule="auto" w:after="0" w:before="0"/>
+              <w:jc w:val="left"/>
+            </w:pPr>
+            <w:r>
+              <w:rPr>
+                <w:rFonts w:ascii="Times New Roman" w:hAnsi="Times New Roman" w:eastAsia="Yu Mincho"/>
+                <w:sz w:val="18"/>
+              </w:rPr>
               <w:t xml:space="preserve">Daily</w:t>
             </w:r>
           </w:p>
         </w:tc>
         <w:tc>
-          <w:tcPr/>
-          <w:p>
-            <w:pPr>
-              <w:pStyle w:val="Compact"/>
+          <w:tcPr>
+            <w:tcW w:type="dxa" w:w="964"/>
+            <w:vAlign w:val="top"/>
+            <w:tcMar>
+              <w:top w:w="28" w:type="dxa"/>
+              <w:right w:w="85" w:type="dxa"/>
+              <w:bottom w:w="28" w:type="dxa"/>
+              <w:left w:w="28" w:type="dxa"/>
+            </w:tcMar>
+            <w:tcBorders>
+              <w:top w:val="single" w:sz="4" w:space="0" w:color="B7B7B7"/>
+              <w:bottom w:val="nil"/>
+            </w:tcBorders>
+          </w:tcPr>
+          <w:p>
+            <w:pPr>
+              <w:pStyle w:val="Compact"/>
+              <w:keepNext/>
+              <w:spacing w:line="240" w:lineRule="auto" w:after="0" w:before="0"/>
               <w:jc w:val="right"/>
             </w:pPr>
             <w:r>
+              <w:rPr>
+                <w:rFonts w:ascii="Times New Roman" w:hAnsi="Times New Roman" w:eastAsia="Yu Mincho"/>
+                <w:sz w:val="18"/>
+              </w:rPr>
               <w:t xml:space="preserve">94 (63.9)</w:t>
             </w:r>
           </w:p>
         </w:tc>
         <w:tc>
-          <w:tcPr/>
-          <w:p>
-            <w:pPr>
-              <w:pStyle w:val="Compact"/>
-            </w:pPr>
-          </w:p>
-        </w:tc>
-        <w:tc>
-          <w:tcPr/>
-          <w:p>
-            <w:pPr>
-              <w:pStyle w:val="Compact"/>
-            </w:pPr>
-            <w:r>
+          <w:tcPr>
+            <w:tcW w:type="dxa" w:w="1247"/>
+            <w:vAlign w:val="top"/>
+            <w:tcMar>
+              <w:top w:w="28" w:type="dxa"/>
+              <w:right w:w="28" w:type="dxa"/>
+              <w:bottom w:w="28" w:type="dxa"/>
+              <w:left w:w="85" w:type="dxa"/>
+            </w:tcMar>
+            <w:tcBorders>
+              <w:top w:val="nil"/>
+              <w:bottom w:val="nil"/>
+            </w:tcBorders>
+          </w:tcPr>
+          <w:p>
+            <w:pPr>
+              <w:pStyle w:val="Compact"/>
+              <w:keepNext/>
+              <w:spacing w:line="240" w:lineRule="auto" w:after="0" w:before="0"/>
+              <w:jc w:val="left"/>
+            </w:pPr>
+          </w:p>
+        </w:tc>
+        <w:tc>
+          <w:tcPr>
+            <w:tcW w:type="dxa" w:w="2041"/>
+            <w:vAlign w:val="top"/>
+            <w:tcMar>
+              <w:top w:w="28" w:type="dxa"/>
+              <w:right w:w="28" w:type="dxa"/>
+              <w:bottom w:w="28" w:type="dxa"/>
+              <w:left w:w="28" w:type="dxa"/>
+            </w:tcMar>
+            <w:tcBorders>
+              <w:top w:val="nil"/>
+              <w:bottom w:val="nil"/>
+            </w:tcBorders>
+          </w:tcPr>
+          <w:p>
+            <w:pPr>
+              <w:pStyle w:val="Compact"/>
+              <w:keepNext/>
+              <w:spacing w:line="240" w:lineRule="auto" w:after="0" w:before="0"/>
+              <w:jc w:val="left"/>
+            </w:pPr>
+            <w:r>
+              <w:rPr>
+                <w:rFonts w:ascii="Times New Roman" w:hAnsi="Times New Roman" w:eastAsia="Yu Mincho"/>
+                <w:sz w:val="18"/>
+              </w:rPr>
               <w:t xml:space="preserve">Air conditioner</w:t>
             </w:r>
           </w:p>
         </w:tc>
         <w:tc>
-          <w:tcPr/>
-          <w:p>
-            <w:pPr>
-              <w:pStyle w:val="Compact"/>
+          <w:tcPr>
+            <w:tcW w:type="dxa" w:w="964"/>
+            <w:vAlign w:val="top"/>
+            <w:tcMar>
+              <w:top w:w="28" w:type="dxa"/>
+              <w:right w:w="28" w:type="dxa"/>
+              <w:bottom w:w="28" w:type="dxa"/>
+              <w:left w:w="28" w:type="dxa"/>
+            </w:tcMar>
+            <w:tcBorders>
+              <w:top w:val="nil"/>
+              <w:bottom w:val="nil"/>
+            </w:tcBorders>
+          </w:tcPr>
+          <w:p>
+            <w:pPr>
+              <w:pStyle w:val="Compact"/>
+              <w:keepNext/>
+              <w:spacing w:line="240" w:lineRule="auto" w:after="0" w:before="0"/>
               <w:jc w:val="right"/>
             </w:pPr>
             <w:r>
+              <w:rPr>
+                <w:rFonts w:ascii="Times New Roman" w:hAnsi="Times New Roman" w:eastAsia="Yu Mincho"/>
+                <w:sz w:val="18"/>
+              </w:rPr>
               <w:t xml:space="preserve">15 (10.2)</w:t>
             </w:r>
           </w:p>
         </w:tc>
       </w:tr>
       <w:tr>
-        <w:tc>
-          <w:tcPr/>
-          <w:p>
-            <w:pPr>
-              <w:pStyle w:val="Compact"/>
-            </w:pPr>
-          </w:p>
-        </w:tc>
-        <w:tc>
-          <w:tcPr/>
-          <w:p>
-            <w:pPr>
-              <w:pStyle w:val="Compact"/>
-            </w:pPr>
-            <w:r>
+        <w:trPr>
+          <w:cantSplit/>
+        </w:trPr>
+        <w:tc>
+          <w:tcPr>
+            <w:tcW w:type="dxa" w:w="1247"/>
+            <w:vAlign w:val="top"/>
+            <w:tcMar>
+              <w:top w:w="28" w:type="dxa"/>
+              <w:right w:w="28" w:type="dxa"/>
+              <w:bottom w:w="28" w:type="dxa"/>
+              <w:left w:w="28" w:type="dxa"/>
+            </w:tcMar>
+            <w:tcBorders>
+              <w:top w:val="nil"/>
+              <w:bottom w:val="nil"/>
+            </w:tcBorders>
+          </w:tcPr>
+          <w:p>
+            <w:pPr>
+              <w:pStyle w:val="Compact"/>
+              <w:keepNext/>
+              <w:spacing w:line="240" w:lineRule="auto" w:after="0" w:before="0"/>
+              <w:jc w:val="left"/>
+            </w:pPr>
+          </w:p>
+        </w:tc>
+        <w:tc>
+          <w:tcPr>
+            <w:tcW w:type="dxa" w:w="2041"/>
+            <w:vAlign w:val="top"/>
+            <w:tcMar>
+              <w:top w:w="28" w:type="dxa"/>
+              <w:right w:w="28" w:type="dxa"/>
+              <w:bottom w:w="28" w:type="dxa"/>
+              <w:left w:w="28" w:type="dxa"/>
+            </w:tcMar>
+            <w:tcBorders>
+              <w:top w:val="nil"/>
+              <w:bottom w:val="nil"/>
+            </w:tcBorders>
+          </w:tcPr>
+          <w:p>
+            <w:pPr>
+              <w:pStyle w:val="Compact"/>
+              <w:keepNext/>
+              <w:spacing w:line="240" w:lineRule="auto" w:after="0" w:before="0"/>
+              <w:jc w:val="left"/>
+            </w:pPr>
+            <w:r>
+              <w:rPr>
+                <w:rFonts w:ascii="Times New Roman" w:hAnsi="Times New Roman" w:eastAsia="Yu Mincho"/>
+                <w:sz w:val="18"/>
+              </w:rPr>
               <w:t xml:space="preserve">4-6 times/week</w:t>
             </w:r>
           </w:p>
         </w:tc>
         <w:tc>
-          <w:tcPr/>
-          <w:p>
-            <w:pPr>
-              <w:pStyle w:val="Compact"/>
+          <w:tcPr>
+            <w:tcW w:type="dxa" w:w="964"/>
+            <w:vAlign w:val="top"/>
+            <w:tcMar>
+              <w:top w:w="28" w:type="dxa"/>
+              <w:right w:w="85" w:type="dxa"/>
+              <w:bottom w:w="28" w:type="dxa"/>
+              <w:left w:w="28" w:type="dxa"/>
+            </w:tcMar>
+            <w:tcBorders>
+              <w:top w:val="nil"/>
+              <w:bottom w:val="nil"/>
+            </w:tcBorders>
+          </w:tcPr>
+          <w:p>
+            <w:pPr>
+              <w:pStyle w:val="Compact"/>
+              <w:keepNext/>
+              <w:spacing w:line="240" w:lineRule="auto" w:after="0" w:before="0"/>
               <w:jc w:val="right"/>
             </w:pPr>
             <w:r>
+              <w:rPr>
+                <w:rFonts w:ascii="Times New Roman" w:hAnsi="Times New Roman" w:eastAsia="Yu Mincho"/>
+                <w:sz w:val="18"/>
+              </w:rPr>
               <w:t xml:space="preserve">36 (24.5)</w:t>
             </w:r>
           </w:p>
         </w:tc>
         <w:tc>
-          <w:tcPr/>
-          <w:p>
-            <w:pPr>
-              <w:pStyle w:val="Compact"/>
-            </w:pPr>
-          </w:p>
-        </w:tc>
-        <w:tc>
-          <w:tcPr/>
-          <w:p>
-            <w:pPr>
-              <w:pStyle w:val="Compact"/>
-            </w:pPr>
-            <w:r>
+          <w:tcPr>
+            <w:tcW w:type="dxa" w:w="1247"/>
+            <w:vAlign w:val="top"/>
+            <w:tcMar>
+              <w:top w:w="28" w:type="dxa"/>
+              <w:right w:w="28" w:type="dxa"/>
+              <w:bottom w:w="28" w:type="dxa"/>
+              <w:left w:w="85" w:type="dxa"/>
+            </w:tcMar>
+            <w:tcBorders>
+              <w:top w:val="nil"/>
+              <w:bottom w:val="nil"/>
+            </w:tcBorders>
+          </w:tcPr>
+          <w:p>
+            <w:pPr>
+              <w:pStyle w:val="Compact"/>
+              <w:keepNext/>
+              <w:spacing w:line="240" w:lineRule="auto" w:after="0" w:before="0"/>
+              <w:jc w:val="left"/>
+            </w:pPr>
+          </w:p>
+        </w:tc>
+        <w:tc>
+          <w:tcPr>
+            <w:tcW w:type="dxa" w:w="2041"/>
+            <w:vAlign w:val="top"/>
+            <w:tcMar>
+              <w:top w:w="28" w:type="dxa"/>
+              <w:right w:w="28" w:type="dxa"/>
+              <w:bottom w:w="28" w:type="dxa"/>
+              <w:left w:w="28" w:type="dxa"/>
+            </w:tcMar>
+            <w:tcBorders>
+              <w:top w:val="nil"/>
+              <w:bottom w:val="nil"/>
+            </w:tcBorders>
+          </w:tcPr>
+          <w:p>
+            <w:pPr>
+              <w:pStyle w:val="Compact"/>
+              <w:keepNext/>
+              <w:spacing w:line="240" w:lineRule="auto" w:after="0" w:before="0"/>
+              <w:jc w:val="left"/>
+            </w:pPr>
+            <w:r>
+              <w:rPr>
+                <w:rFonts w:ascii="Times New Roman" w:hAnsi="Times New Roman" w:eastAsia="Yu Mincho"/>
+                <w:sz w:val="18"/>
+              </w:rPr>
               <w:t xml:space="preserve">Floor heating other than central heating</w:t>
             </w:r>
           </w:p>
         </w:tc>
         <w:tc>
-          <w:tcPr/>
-          <w:p>
-            <w:pPr>
-              <w:pStyle w:val="Compact"/>
+          <w:tcPr>
+            <w:tcW w:type="dxa" w:w="964"/>
+            <w:vAlign w:val="top"/>
+            <w:tcMar>
+              <w:top w:w="28" w:type="dxa"/>
+              <w:right w:w="28" w:type="dxa"/>
+              <w:bottom w:w="28" w:type="dxa"/>
+              <w:left w:w="28" w:type="dxa"/>
+            </w:tcMar>
+            <w:tcBorders>
+              <w:top w:val="nil"/>
+              <w:bottom w:val="nil"/>
+            </w:tcBorders>
+          </w:tcPr>
+          <w:p>
+            <w:pPr>
+              <w:pStyle w:val="Compact"/>
+              <w:keepNext/>
+              <w:spacing w:line="240" w:lineRule="auto" w:after="0" w:before="0"/>
               <w:jc w:val="right"/>
             </w:pPr>
             <w:r>
+              <w:rPr>
+                <w:rFonts w:ascii="Times New Roman" w:hAnsi="Times New Roman" w:eastAsia="Yu Mincho"/>
+                <w:sz w:val="18"/>
+              </w:rPr>
               <w:t xml:space="preserve">2 (1.4)</w:t>
             </w:r>
           </w:p>
         </w:tc>
       </w:tr>
       <w:tr>
-        <w:tc>
-          <w:tcPr/>
-          <w:p>
-            <w:pPr>
-              <w:pStyle w:val="Compact"/>
-            </w:pPr>
-          </w:p>
-        </w:tc>
-        <w:tc>
-          <w:tcPr/>
-          <w:p>
-            <w:pPr>
-              <w:pStyle w:val="Compact"/>
-            </w:pPr>
-            <w:r>
+        <w:trPr>
+          <w:cantSplit/>
+        </w:trPr>
+        <w:tc>
+          <w:tcPr>
+            <w:tcW w:type="dxa" w:w="1247"/>
+            <w:vAlign w:val="top"/>
+            <w:tcMar>
+              <w:top w:w="28" w:type="dxa"/>
+              <w:right w:w="28" w:type="dxa"/>
+              <w:bottom w:w="28" w:type="dxa"/>
+              <w:left w:w="28" w:type="dxa"/>
+            </w:tcMar>
+            <w:tcBorders>
+              <w:top w:val="nil"/>
+              <w:bottom w:val="nil"/>
+            </w:tcBorders>
+          </w:tcPr>
+          <w:p>
+            <w:pPr>
+              <w:pStyle w:val="Compact"/>
+              <w:keepNext/>
+              <w:spacing w:line="240" w:lineRule="auto" w:after="0" w:before="0"/>
+              <w:jc w:val="left"/>
+            </w:pPr>
+          </w:p>
+        </w:tc>
+        <w:tc>
+          <w:tcPr>
+            <w:tcW w:type="dxa" w:w="2041"/>
+            <w:vAlign w:val="top"/>
+            <w:tcMar>
+              <w:top w:w="28" w:type="dxa"/>
+              <w:right w:w="28" w:type="dxa"/>
+              <w:bottom w:w="28" w:type="dxa"/>
+              <w:left w:w="28" w:type="dxa"/>
+            </w:tcMar>
+            <w:tcBorders>
+              <w:top w:val="nil"/>
+              <w:bottom w:val="nil"/>
+            </w:tcBorders>
+          </w:tcPr>
+          <w:p>
+            <w:pPr>
+              <w:pStyle w:val="Compact"/>
+              <w:keepNext/>
+              <w:spacing w:line="240" w:lineRule="auto" w:after="0" w:before="0"/>
+              <w:jc w:val="left"/>
+            </w:pPr>
+            <w:r>
+              <w:rPr>
+                <w:rFonts w:ascii="Times New Roman" w:hAnsi="Times New Roman" w:eastAsia="Yu Mincho"/>
+                <w:sz w:val="18"/>
+              </w:rPr>
               <w:t xml:space="preserve">1-3 times/week</w:t>
             </w:r>
           </w:p>
         </w:tc>
         <w:tc>
-          <w:tcPr/>
-          <w:p>
-            <w:pPr>
-              <w:pStyle w:val="Compact"/>
+          <w:tcPr>
+            <w:tcW w:type="dxa" w:w="964"/>
+            <w:vAlign w:val="top"/>
+            <w:tcMar>
+              <w:top w:w="28" w:type="dxa"/>
+              <w:right w:w="85" w:type="dxa"/>
+              <w:bottom w:w="28" w:type="dxa"/>
+              <w:left w:w="28" w:type="dxa"/>
+            </w:tcMar>
+            <w:tcBorders>
+              <w:top w:val="nil"/>
+              <w:bottom w:val="nil"/>
+            </w:tcBorders>
+          </w:tcPr>
+          <w:p>
+            <w:pPr>
+              <w:pStyle w:val="Compact"/>
+              <w:keepNext/>
+              <w:spacing w:line="240" w:lineRule="auto" w:after="0" w:before="0"/>
               <w:jc w:val="right"/>
             </w:pPr>
             <w:r>
+              <w:rPr>
+                <w:rFonts w:ascii="Times New Roman" w:hAnsi="Times New Roman" w:eastAsia="Yu Mincho"/>
+                <w:sz w:val="18"/>
+              </w:rPr>
               <w:t xml:space="preserve">10 (6.8)</w:t>
             </w:r>
           </w:p>
         </w:tc>
         <w:tc>
-          <w:tcPr/>
-          <w:p>
-            <w:pPr>
-              <w:pStyle w:val="Compact"/>
-            </w:pPr>
-          </w:p>
-        </w:tc>
-        <w:tc>
-          <w:tcPr/>
-          <w:p>
-            <w:pPr>
-              <w:pStyle w:val="Compact"/>
-            </w:pPr>
-            <w:r>
+          <w:tcPr>
+            <w:tcW w:type="dxa" w:w="1247"/>
+            <w:vAlign w:val="top"/>
+            <w:tcMar>
+              <w:top w:w="28" w:type="dxa"/>
+              <w:right w:w="28" w:type="dxa"/>
+              <w:bottom w:w="28" w:type="dxa"/>
+              <w:left w:w="85" w:type="dxa"/>
+            </w:tcMar>
+            <w:tcBorders>
+              <w:top w:val="nil"/>
+              <w:bottom w:val="nil"/>
+            </w:tcBorders>
+          </w:tcPr>
+          <w:p>
+            <w:pPr>
+              <w:pStyle w:val="Compact"/>
+              <w:keepNext/>
+              <w:spacing w:line="240" w:lineRule="auto" w:after="0" w:before="0"/>
+              <w:jc w:val="left"/>
+            </w:pPr>
+          </w:p>
+        </w:tc>
+        <w:tc>
+          <w:tcPr>
+            <w:tcW w:type="dxa" w:w="2041"/>
+            <w:vAlign w:val="top"/>
+            <w:tcMar>
+              <w:top w:w="28" w:type="dxa"/>
+              <w:right w:w="28" w:type="dxa"/>
+              <w:bottom w:w="28" w:type="dxa"/>
+              <w:left w:w="28" w:type="dxa"/>
+            </w:tcMar>
+            <w:tcBorders>
+              <w:top w:val="nil"/>
+              <w:bottom w:val="nil"/>
+            </w:tcBorders>
+          </w:tcPr>
+          <w:p>
+            <w:pPr>
+              <w:pStyle w:val="Compact"/>
+              <w:keepNext/>
+              <w:spacing w:line="240" w:lineRule="auto" w:after="0" w:before="0"/>
+              <w:jc w:val="left"/>
+            </w:pPr>
+            <w:r>
+              <w:rPr>
+                <w:rFonts w:ascii="Times New Roman" w:hAnsi="Times New Roman" w:eastAsia="Yu Mincho"/>
+                <w:sz w:val="18"/>
+              </w:rPr>
               <w:t xml:space="preserve">Other</w:t>
             </w:r>
           </w:p>
         </w:tc>
         <w:tc>
-          <w:tcPr/>
-          <w:p>
-            <w:pPr>
-              <w:pStyle w:val="Compact"/>
+          <w:tcPr>
+            <w:tcW w:type="dxa" w:w="964"/>
+            <w:vAlign w:val="top"/>
+            <w:tcMar>
+              <w:top w:w="28" w:type="dxa"/>
+              <w:right w:w="28" w:type="dxa"/>
+              <w:bottom w:w="28" w:type="dxa"/>
+              <w:left w:w="28" w:type="dxa"/>
+            </w:tcMar>
+            <w:tcBorders>
+              <w:top w:val="nil"/>
+              <w:bottom w:val="nil"/>
+            </w:tcBorders>
+          </w:tcPr>
+          <w:p>
+            <w:pPr>
+              <w:pStyle w:val="Compact"/>
+              <w:keepNext/>
+              <w:spacing w:line="240" w:lineRule="auto" w:after="0" w:before="0"/>
               <w:jc w:val="right"/>
             </w:pPr>
             <w:r>
+              <w:rPr>
+                <w:rFonts w:ascii="Times New Roman" w:hAnsi="Times New Roman" w:eastAsia="Yu Mincho"/>
+                <w:sz w:val="18"/>
+              </w:rPr>
               <w:t xml:space="preserve">4 (2.7)</w:t>
             </w:r>
           </w:p>
         </w:tc>
       </w:tr>
       <w:tr>
-        <w:tc>
-          <w:tcPr/>
-          <w:p>
-            <w:pPr>
-              <w:pStyle w:val="Compact"/>
-            </w:pPr>
-          </w:p>
-        </w:tc>
-        <w:tc>
-          <w:tcPr/>
-          <w:p>
-            <w:pPr>
-              <w:pStyle w:val="Compact"/>
-            </w:pPr>
-            <w:r>
+        <w:trPr>
+          <w:cantSplit/>
+        </w:trPr>
+        <w:tc>
+          <w:tcPr>
+            <w:tcW w:type="dxa" w:w="1247"/>
+            <w:vAlign w:val="top"/>
+            <w:tcMar>
+              <w:top w:w="28" w:type="dxa"/>
+              <w:right w:w="28" w:type="dxa"/>
+              <w:bottom w:w="28" w:type="dxa"/>
+              <w:left w:w="28" w:type="dxa"/>
+            </w:tcMar>
+            <w:tcBorders>
+              <w:top w:val="nil"/>
+              <w:bottom w:val="nil"/>
+            </w:tcBorders>
+          </w:tcPr>
+          <w:p>
+            <w:pPr>
+              <w:pStyle w:val="Compact"/>
+              <w:keepNext/>
+              <w:spacing w:line="240" w:lineRule="auto" w:after="0" w:before="0"/>
+              <w:jc w:val="left"/>
+            </w:pPr>
+          </w:p>
+        </w:tc>
+        <w:tc>
+          <w:tcPr>
+            <w:tcW w:type="dxa" w:w="2041"/>
+            <w:vAlign w:val="top"/>
+            <w:tcMar>
+              <w:top w:w="28" w:type="dxa"/>
+              <w:right w:w="28" w:type="dxa"/>
+              <w:bottom w:w="28" w:type="dxa"/>
+              <w:left w:w="28" w:type="dxa"/>
+            </w:tcMar>
+            <w:tcBorders>
+              <w:top w:val="nil"/>
+              <w:bottom w:val="nil"/>
+            </w:tcBorders>
+          </w:tcPr>
+          <w:p>
+            <w:pPr>
+              <w:pStyle w:val="Compact"/>
+              <w:keepNext/>
+              <w:spacing w:line="240" w:lineRule="auto" w:after="0" w:before="0"/>
+              <w:jc w:val="left"/>
+            </w:pPr>
+            <w:r>
+              <w:rPr>
+                <w:rFonts w:ascii="Times New Roman" w:hAnsi="Times New Roman" w:eastAsia="Yu Mincho"/>
+                <w:sz w:val="18"/>
+              </w:rPr>
               <w:t xml:space="preserve">1-3 times/month</w:t>
             </w:r>
           </w:p>
         </w:tc>
         <w:tc>
-          <w:tcPr/>
-          <w:p>
-            <w:pPr>
-              <w:pStyle w:val="Compact"/>
+          <w:tcPr>
+            <w:tcW w:type="dxa" w:w="964"/>
+            <w:vAlign w:val="top"/>
+            <w:tcMar>
+              <w:top w:w="28" w:type="dxa"/>
+              <w:right w:w="85" w:type="dxa"/>
+              <w:bottom w:w="28" w:type="dxa"/>
+              <w:left w:w="28" w:type="dxa"/>
+            </w:tcMar>
+            <w:tcBorders>
+              <w:top w:val="nil"/>
+              <w:bottom w:val="nil"/>
+            </w:tcBorders>
+          </w:tcPr>
+          <w:p>
+            <w:pPr>
+              <w:pStyle w:val="Compact"/>
+              <w:keepNext/>
+              <w:spacing w:line="240" w:lineRule="auto" w:after="0" w:before="0"/>
               <w:jc w:val="right"/>
             </w:pPr>
             <w:r>
+              <w:rPr>
+                <w:rFonts w:ascii="Times New Roman" w:hAnsi="Times New Roman" w:eastAsia="Yu Mincho"/>
+                <w:sz w:val="18"/>
+              </w:rPr>
               <w:t xml:space="preserve">2 (1.4)</w:t>
             </w:r>
           </w:p>
         </w:tc>
         <w:tc>
-          <w:tcPr/>
-          <w:p>
-            <w:pPr>
-              <w:pStyle w:val="Compact"/>
-            </w:pPr>
-          </w:p>
-        </w:tc>
-        <w:tc>
-          <w:tcPr/>
-          <w:p>
-            <w:pPr>
-              <w:pStyle w:val="Compact"/>
-            </w:pPr>
-            <w:r>
+          <w:tcPr>
+            <w:tcW w:type="dxa" w:w="1247"/>
+            <w:vAlign w:val="top"/>
+            <w:tcMar>
+              <w:top w:w="28" w:type="dxa"/>
+              <w:right w:w="28" w:type="dxa"/>
+              <w:bottom w:w="28" w:type="dxa"/>
+              <w:left w:w="85" w:type="dxa"/>
+            </w:tcMar>
+            <w:tcBorders>
+              <w:top w:val="nil"/>
+              <w:bottom w:val="nil"/>
+            </w:tcBorders>
+          </w:tcPr>
+          <w:p>
+            <w:pPr>
+              <w:pStyle w:val="Compact"/>
+              <w:keepNext/>
+              <w:spacing w:line="240" w:lineRule="auto" w:after="0" w:before="0"/>
+              <w:jc w:val="left"/>
+            </w:pPr>
+          </w:p>
+        </w:tc>
+        <w:tc>
+          <w:tcPr>
+            <w:tcW w:type="dxa" w:w="2041"/>
+            <w:vAlign w:val="top"/>
+            <w:tcMar>
+              <w:top w:w="28" w:type="dxa"/>
+              <w:right w:w="28" w:type="dxa"/>
+              <w:bottom w:w="28" w:type="dxa"/>
+              <w:left w:w="28" w:type="dxa"/>
+            </w:tcMar>
+            <w:tcBorders>
+              <w:top w:val="nil"/>
+              <w:bottom w:val="nil"/>
+            </w:tcBorders>
+          </w:tcPr>
+          <w:p>
+            <w:pPr>
+              <w:pStyle w:val="Compact"/>
+              <w:keepNext/>
+              <w:spacing w:line="240" w:lineRule="auto" w:after="0" w:before="0"/>
+              <w:jc w:val="left"/>
+            </w:pPr>
+            <w:r>
+              <w:rPr>
+                <w:rFonts w:ascii="Times New Roman" w:hAnsi="Times New Roman" w:eastAsia="Yu Mincho"/>
+                <w:sz w:val="18"/>
+              </w:rPr>
               <w:t xml:space="preserve">None</w:t>
             </w:r>
           </w:p>
         </w:tc>
         <w:tc>
-          <w:tcPr/>
-          <w:p>
-            <w:pPr>
-              <w:pStyle w:val="Compact"/>
+          <w:tcPr>
+            <w:tcW w:type="dxa" w:w="964"/>
+            <w:vAlign w:val="top"/>
+            <w:tcMar>
+              <w:top w:w="28" w:type="dxa"/>
+              <w:right w:w="28" w:type="dxa"/>
+              <w:bottom w:w="28" w:type="dxa"/>
+              <w:left w:w="28" w:type="dxa"/>
+            </w:tcMar>
+            <w:tcBorders>
+              <w:top w:val="nil"/>
+              <w:bottom w:val="nil"/>
+            </w:tcBorders>
+          </w:tcPr>
+          <w:p>
+            <w:pPr>
+              <w:pStyle w:val="Compact"/>
+              <w:keepNext/>
+              <w:spacing w:line="240" w:lineRule="auto" w:after="0" w:before="0"/>
               <w:jc w:val="right"/>
             </w:pPr>
             <w:r>
+              <w:rPr>
+                <w:rFonts w:ascii="Times New Roman" w:hAnsi="Times New Roman" w:eastAsia="Yu Mincho"/>
+                <w:sz w:val="18"/>
+              </w:rPr>
               <w:t xml:space="preserve">61 (41.5)</w:t>
             </w:r>
           </w:p>
         </w:tc>
       </w:tr>
       <w:tr>
-        <w:tc>
-          <w:tcPr/>
-          <w:p>
-            <w:pPr>
-              <w:pStyle w:val="Compact"/>
-            </w:pPr>
-          </w:p>
-        </w:tc>
-        <w:tc>
-          <w:tcPr/>
-          <w:p>
-            <w:pPr>
-              <w:pStyle w:val="Compact"/>
-            </w:pPr>
-            <w:r>
+        <w:trPr>
+          <w:cantSplit/>
+        </w:trPr>
+        <w:tc>
+          <w:tcPr>
+            <w:tcW w:type="dxa" w:w="1247"/>
+            <w:vAlign w:val="top"/>
+            <w:tcMar>
+              <w:top w:w="28" w:type="dxa"/>
+              <w:right w:w="28" w:type="dxa"/>
+              <w:bottom w:w="28" w:type="dxa"/>
+              <w:left w:w="28" w:type="dxa"/>
+            </w:tcMar>
+            <w:tcBorders>
+              <w:top w:val="nil"/>
+              <w:bottom w:val="nil"/>
+            </w:tcBorders>
+          </w:tcPr>
+          <w:p>
+            <w:pPr>
+              <w:pStyle w:val="Compact"/>
+              <w:keepNext/>
+              <w:spacing w:line="240" w:lineRule="auto" w:after="0" w:before="0"/>
+              <w:jc w:val="left"/>
+            </w:pPr>
+          </w:p>
+        </w:tc>
+        <w:tc>
+          <w:tcPr>
+            <w:tcW w:type="dxa" w:w="2041"/>
+            <w:vAlign w:val="top"/>
+            <w:tcMar>
+              <w:top w:w="28" w:type="dxa"/>
+              <w:right w:w="28" w:type="dxa"/>
+              <w:bottom w:w="28" w:type="dxa"/>
+              <w:left w:w="28" w:type="dxa"/>
+            </w:tcMar>
+            <w:tcBorders>
+              <w:top w:val="nil"/>
+              <w:bottom w:val="nil"/>
+            </w:tcBorders>
+          </w:tcPr>
+          <w:p>
+            <w:pPr>
+              <w:pStyle w:val="Compact"/>
+              <w:keepNext/>
+              <w:spacing w:line="240" w:lineRule="auto" w:after="0" w:before="0"/>
+              <w:jc w:val="left"/>
+            </w:pPr>
+            <w:r>
+              <w:rPr>
+                <w:rFonts w:ascii="Times New Roman" w:hAnsi="Times New Roman" w:eastAsia="Yu Mincho"/>
+                <w:sz w:val="18"/>
+              </w:rPr>
               <w:t xml:space="preserve">Almost never</w:t>
             </w:r>
           </w:p>
         </w:tc>
         <w:tc>
-          <w:tcPr/>
-          <w:p>
-            <w:pPr>
-              <w:pStyle w:val="Compact"/>
+          <w:tcPr>
+            <w:tcW w:type="dxa" w:w="964"/>
+            <w:vAlign w:val="top"/>
+            <w:tcMar>
+              <w:top w:w="28" w:type="dxa"/>
+              <w:right w:w="85" w:type="dxa"/>
+              <w:bottom w:w="28" w:type="dxa"/>
+              <w:left w:w="28" w:type="dxa"/>
+            </w:tcMar>
+            <w:tcBorders>
+              <w:top w:val="nil"/>
+              <w:bottom w:val="nil"/>
+            </w:tcBorders>
+          </w:tcPr>
+          <w:p>
+            <w:pPr>
+              <w:pStyle w:val="Compact"/>
+              <w:keepNext/>
+              <w:spacing w:line="240" w:lineRule="auto" w:after="0" w:before="0"/>
               <w:jc w:val="right"/>
             </w:pPr>
             <w:r>
+              <w:rPr>
+                <w:rFonts w:ascii="Times New Roman" w:hAnsi="Times New Roman" w:eastAsia="Yu Mincho"/>
+                <w:sz w:val="18"/>
+              </w:rPr>
               <w:t xml:space="preserve">5 (3.4)</w:t>
             </w:r>
           </w:p>
         </w:tc>
         <w:tc>
-          <w:tcPr/>
-          <w:p>
-            <w:pPr>
-              <w:pStyle w:val="Compact"/>
-            </w:pPr>
-          </w:p>
-        </w:tc>
-        <w:tc>
-          <w:tcPr/>
-          <w:p>
-            <w:pPr>
-              <w:pStyle w:val="Compact"/>
-            </w:pPr>
-            <w:r>
+          <w:tcPr>
+            <w:tcW w:type="dxa" w:w="1247"/>
+            <w:vAlign w:val="top"/>
+            <w:tcMar>
+              <w:top w:w="28" w:type="dxa"/>
+              <w:right w:w="28" w:type="dxa"/>
+              <w:bottom w:w="28" w:type="dxa"/>
+              <w:left w:w="85" w:type="dxa"/>
+            </w:tcMar>
+            <w:tcBorders>
+              <w:top w:val="nil"/>
+              <w:bottom w:val="nil"/>
+            </w:tcBorders>
+          </w:tcPr>
+          <w:p>
+            <w:pPr>
+              <w:pStyle w:val="Compact"/>
+              <w:spacing w:line="240" w:lineRule="auto" w:after="0" w:before="0"/>
+              <w:jc w:val="left"/>
+            </w:pPr>
+          </w:p>
+        </w:tc>
+        <w:tc>
+          <w:tcPr>
+            <w:tcW w:type="dxa" w:w="2041"/>
+            <w:vAlign w:val="top"/>
+            <w:tcMar>
+              <w:top w:w="28" w:type="dxa"/>
+              <w:right w:w="28" w:type="dxa"/>
+              <w:bottom w:w="28" w:type="dxa"/>
+              <w:left w:w="28" w:type="dxa"/>
+            </w:tcMar>
+            <w:tcBorders>
+              <w:top w:val="nil"/>
+              <w:bottom w:val="nil"/>
+            </w:tcBorders>
+          </w:tcPr>
+          <w:p>
+            <w:pPr>
+              <w:pStyle w:val="Compact"/>
+              <w:spacing w:line="240" w:lineRule="auto" w:after="0" w:before="0"/>
+              <w:jc w:val="left"/>
+            </w:pPr>
+            <w:r>
+              <w:rPr>
+                <w:rFonts w:ascii="Times New Roman" w:hAnsi="Times New Roman" w:eastAsia="Yu Mincho"/>
+                <w:sz w:val="18"/>
+              </w:rPr>
               <w:t xml:space="preserve">Missing</w:t>
             </w:r>
           </w:p>
         </w:tc>
         <w:tc>
-          <w:tcPr/>
-          <w:p>
-            <w:pPr>
-              <w:pStyle w:val="Compact"/>
+          <w:tcPr>
+            <w:tcW w:type="dxa" w:w="964"/>
+            <w:vAlign w:val="top"/>
+            <w:tcMar>
+              <w:top w:w="28" w:type="dxa"/>
+              <w:right w:w="28" w:type="dxa"/>
+              <w:bottom w:w="28" w:type="dxa"/>
+              <w:left w:w="28" w:type="dxa"/>
+            </w:tcMar>
+            <w:tcBorders>
+              <w:top w:val="nil"/>
+              <w:bottom w:val="nil"/>
+            </w:tcBorders>
+          </w:tcPr>
+          <w:p>
+            <w:pPr>
+              <w:pStyle w:val="Compact"/>
+              <w:spacing w:line="240" w:lineRule="auto" w:after="0" w:before="0"/>
               <w:jc w:val="right"/>
             </w:pPr>
             <w:r>
+              <w:rPr>
+                <w:rFonts w:ascii="Times New Roman" w:hAnsi="Times New Roman" w:eastAsia="Yu Mincho"/>
+                <w:sz w:val="18"/>
+              </w:rPr>
               <w:t xml:space="preserve">8 (5.4)</w:t>
             </w:r>
           </w:p>
         </w:tc>
       </w:tr>
       <w:tr>
-        <w:tc>
-          <w:tcPr/>
-          <w:p>
-            <w:pPr>
-              <w:pStyle w:val="Compact"/>
-            </w:pPr>
-          </w:p>
-        </w:tc>
-        <w:tc>
-          <w:tcPr/>
-          <w:p>
-            <w:pPr>
-              <w:pStyle w:val="Compact"/>
-            </w:pPr>
-          </w:p>
-        </w:tc>
-        <w:tc>
-          <w:tcPr/>
-          <w:p>
-            <w:pPr>
-              <w:pStyle w:val="Compact"/>
-            </w:pPr>
-          </w:p>
-        </w:tc>
-        <w:tc>
-          <w:tcPr/>
-          <w:p>
-            <w:pPr>
-              <w:pStyle w:val="Compact"/>
-            </w:pPr>
-            <w:r>
+        <w:trPr>
+          <w:cantSplit/>
+        </w:trPr>
+        <w:tc>
+          <w:tcPr>
+            <w:tcW w:type="dxa" w:w="1247"/>
+            <w:vAlign w:val="top"/>
+            <w:tcMar>
+              <w:top w:w="28" w:type="dxa"/>
+              <w:right w:w="28" w:type="dxa"/>
+              <w:bottom w:w="28" w:type="dxa"/>
+              <w:left w:w="28" w:type="dxa"/>
+            </w:tcMar>
+            <w:tcBorders>
+              <w:top w:val="nil"/>
+              <w:bottom w:val="nil"/>
+            </w:tcBorders>
+          </w:tcPr>
+          <w:p>
+            <w:pPr>
+              <w:pStyle w:val="Compact"/>
+              <w:keepNext/>
+              <w:spacing w:line="240" w:lineRule="auto" w:after="0" w:before="0"/>
+              <w:jc w:val="left"/>
+            </w:pPr>
+          </w:p>
+        </w:tc>
+        <w:tc>
+          <w:tcPr>
+            <w:tcW w:type="dxa" w:w="2041"/>
+            <w:vAlign w:val="top"/>
+            <w:tcMar>
+              <w:top w:w="28" w:type="dxa"/>
+              <w:right w:w="28" w:type="dxa"/>
+              <w:bottom w:w="28" w:type="dxa"/>
+              <w:left w:w="28" w:type="dxa"/>
+            </w:tcMar>
+            <w:tcBorders>
+              <w:top w:val="nil"/>
+              <w:bottom w:val="nil"/>
+            </w:tcBorders>
+          </w:tcPr>
+          <w:p>
+            <w:pPr>
+              <w:pStyle w:val="Compact"/>
+              <w:keepNext/>
+              <w:spacing w:line="240" w:lineRule="auto" w:after="0" w:before="0"/>
+              <w:jc w:val="left"/>
+            </w:pPr>
+          </w:p>
+        </w:tc>
+        <w:tc>
+          <w:tcPr>
+            <w:tcW w:type="dxa" w:w="964"/>
+            <w:vAlign w:val="top"/>
+            <w:tcMar>
+              <w:top w:w="28" w:type="dxa"/>
+              <w:right w:w="85" w:type="dxa"/>
+              <w:bottom w:w="28" w:type="dxa"/>
+              <w:left w:w="28" w:type="dxa"/>
+            </w:tcMar>
+            <w:tcBorders>
+              <w:top w:val="nil"/>
+              <w:bottom w:val="nil"/>
+            </w:tcBorders>
+          </w:tcPr>
+          <w:p>
+            <w:pPr>
+              <w:pStyle w:val="Compact"/>
+              <w:keepNext/>
+              <w:spacing w:line="240" w:lineRule="auto" w:after="0" w:before="0"/>
+              <w:jc w:val="right"/>
+            </w:pPr>
+          </w:p>
+        </w:tc>
+        <w:tc>
+          <w:tcPr>
+            <w:tcW w:type="dxa" w:w="1247"/>
+            <w:vAlign w:val="top"/>
+            <w:tcMar>
+              <w:top w:w="28" w:type="dxa"/>
+              <w:right w:w="28" w:type="dxa"/>
+              <w:bottom w:w="28" w:type="dxa"/>
+              <w:left w:w="85" w:type="dxa"/>
+            </w:tcMar>
+            <w:tcBorders>
+              <w:top w:val="single" w:sz="4" w:space="0" w:color="B7B7B7"/>
+              <w:bottom w:val="nil"/>
+            </w:tcBorders>
+          </w:tcPr>
+          <w:p>
+            <w:pPr>
+              <w:pStyle w:val="Compact"/>
+              <w:spacing w:line="240" w:lineRule="auto" w:after="0" w:before="0"/>
+              <w:jc w:val="left"/>
+            </w:pPr>
+            <w:r>
+              <w:rPr>
+                <w:rFonts w:ascii="Times New Roman" w:hAnsi="Times New Roman" w:eastAsia="Yu Mincho"/>
+                <w:b/>
+                <w:sz w:val="18"/>
+              </w:rPr>
               <w:t xml:space="preserve">Perceived bathroom coldness</w:t>
             </w:r>
           </w:p>
         </w:tc>
         <w:tc>
-          <w:tcPr/>
-          <w:p>
-            <w:pPr>
-              <w:pStyle w:val="Compact"/>
-            </w:pPr>
-            <w:r>
+          <w:tcPr>
+            <w:tcW w:type="dxa" w:w="2041"/>
+            <w:vAlign w:val="top"/>
+            <w:tcMar>
+              <w:top w:w="28" w:type="dxa"/>
+              <w:right w:w="28" w:type="dxa"/>
+              <w:bottom w:w="28" w:type="dxa"/>
+              <w:left w:w="28" w:type="dxa"/>
+            </w:tcMar>
+            <w:tcBorders>
+              <w:top w:val="single" w:sz="4" w:space="0" w:color="B7B7B7"/>
+              <w:bottom w:val="nil"/>
+            </w:tcBorders>
+          </w:tcPr>
+          <w:p>
+            <w:pPr>
+              <w:pStyle w:val="Compact"/>
+              <w:spacing w:line="240" w:lineRule="auto" w:after="0" w:before="0"/>
+              <w:jc w:val="left"/>
+            </w:pPr>
+            <w:r>
+              <w:rPr>
+                <w:rFonts w:ascii="Times New Roman" w:hAnsi="Times New Roman" w:eastAsia="Yu Mincho"/>
+                <w:sz w:val="18"/>
+              </w:rPr>
               <w:t xml:space="preserve">Score 5-7</w:t>
             </w:r>
           </w:p>
         </w:tc>
         <w:tc>
-          <w:tcPr/>
-          <w:p>
-            <w:pPr>
-              <w:pStyle w:val="Compact"/>
+          <w:tcPr>
+            <w:tcW w:type="dxa" w:w="964"/>
+            <w:vAlign w:val="top"/>
+            <w:tcMar>
+              <w:top w:w="28" w:type="dxa"/>
+              <w:right w:w="28" w:type="dxa"/>
+              <w:bottom w:w="28" w:type="dxa"/>
+              <w:left w:w="28" w:type="dxa"/>
+            </w:tcMar>
+            <w:tcBorders>
+              <w:top w:val="single" w:sz="4" w:space="0" w:color="B7B7B7"/>
+              <w:bottom w:val="nil"/>
+            </w:tcBorders>
+          </w:tcPr>
+          <w:p>
+            <w:pPr>
+              <w:pStyle w:val="Compact"/>
+              <w:spacing w:line="240" w:lineRule="auto" w:after="0" w:before="0"/>
               <w:jc w:val="right"/>
             </w:pPr>
             <w:r>
+              <w:rPr>
+                <w:rFonts w:ascii="Times New Roman" w:hAnsi="Times New Roman" w:eastAsia="Yu Mincho"/>
+                <w:sz w:val="18"/>
+              </w:rPr>
               <w:t xml:space="preserve">66 (44.9)</w:t>
             </w:r>
           </w:p>
         </w:tc>
       </w:tr>
       <w:tr>
-        <w:tc>
-          <w:tcPr/>
-          <w:p>
-            <w:pPr>
-              <w:pStyle w:val="Compact"/>
-            </w:pPr>
-          </w:p>
-        </w:tc>
-        <w:tc>
-          <w:tcPr/>
-          <w:p>
-            <w:pPr>
-              <w:pStyle w:val="Compact"/>
-            </w:pPr>
-          </w:p>
-        </w:tc>
-        <w:tc>
-          <w:tcPr/>
-          <w:p>
-            <w:pPr>
-              <w:pStyle w:val="Compact"/>
-            </w:pPr>
-          </w:p>
-        </w:tc>
-        <w:tc>
-          <w:tcPr/>
-          <w:p>
-            <w:pPr>
-              <w:pStyle w:val="Compact"/>
-            </w:pPr>
-            <w:r>
+        <w:trPr>
+          <w:cantSplit/>
+        </w:trPr>
+        <w:tc>
+          <w:tcPr>
+            <w:tcW w:type="dxa" w:w="1247"/>
+            <w:vAlign w:val="top"/>
+            <w:tcMar>
+              <w:top w:w="28" w:type="dxa"/>
+              <w:right w:w="28" w:type="dxa"/>
+              <w:bottom w:w="28" w:type="dxa"/>
+              <w:left w:w="28" w:type="dxa"/>
+            </w:tcMar>
+            <w:tcBorders>
+              <w:top w:val="nil"/>
+              <w:bottom w:val="single" w:sz="8" w:space="0" w:color="000000"/>
+            </w:tcBorders>
+          </w:tcPr>
+          <w:p>
+            <w:pPr>
+              <w:pStyle w:val="Compact"/>
+              <w:spacing w:line="240" w:lineRule="auto" w:after="0" w:before="0"/>
+              <w:jc w:val="left"/>
+            </w:pPr>
+          </w:p>
+        </w:tc>
+        <w:tc>
+          <w:tcPr>
+            <w:tcW w:type="dxa" w:w="2041"/>
+            <w:vAlign w:val="top"/>
+            <w:tcMar>
+              <w:top w:w="28" w:type="dxa"/>
+              <w:right w:w="28" w:type="dxa"/>
+              <w:bottom w:w="28" w:type="dxa"/>
+              <w:left w:w="28" w:type="dxa"/>
+            </w:tcMar>
+            <w:tcBorders>
+              <w:top w:val="nil"/>
+              <w:bottom w:val="single" w:sz="8" w:space="0" w:color="000000"/>
+            </w:tcBorders>
+          </w:tcPr>
+          <w:p>
+            <w:pPr>
+              <w:pStyle w:val="Compact"/>
+              <w:spacing w:line="240" w:lineRule="auto" w:after="0" w:before="0"/>
+              <w:jc w:val="left"/>
+            </w:pPr>
+          </w:p>
+        </w:tc>
+        <w:tc>
+          <w:tcPr>
+            <w:tcW w:type="dxa" w:w="964"/>
+            <w:vAlign w:val="top"/>
+            <w:tcMar>
+              <w:top w:w="28" w:type="dxa"/>
+              <w:right w:w="85" w:type="dxa"/>
+              <w:bottom w:w="28" w:type="dxa"/>
+              <w:left w:w="28" w:type="dxa"/>
+            </w:tcMar>
+            <w:tcBorders>
+              <w:top w:val="nil"/>
+              <w:bottom w:val="single" w:sz="8" w:space="0" w:color="000000"/>
+            </w:tcBorders>
+          </w:tcPr>
+          <w:p>
+            <w:pPr>
+              <w:pStyle w:val="Compact"/>
+              <w:spacing w:line="240" w:lineRule="auto" w:after="0" w:before="0"/>
+              <w:jc w:val="right"/>
+            </w:pPr>
+          </w:p>
+        </w:tc>
+        <w:tc>
+          <w:tcPr>
+            <w:tcW w:type="dxa" w:w="1247"/>
+            <w:vAlign w:val="top"/>
+            <w:tcMar>
+              <w:top w:w="28" w:type="dxa"/>
+              <w:right w:w="28" w:type="dxa"/>
+              <w:bottom w:w="28" w:type="dxa"/>
+              <w:left w:w="85" w:type="dxa"/>
+            </w:tcMar>
+            <w:tcBorders>
+              <w:top w:val="single" w:sz="4" w:space="0" w:color="B7B7B7"/>
+              <w:bottom w:val="single" w:sz="8" w:space="0" w:color="000000"/>
+            </w:tcBorders>
+          </w:tcPr>
+          <w:p>
+            <w:pPr>
+              <w:pStyle w:val="Compact"/>
+              <w:spacing w:line="240" w:lineRule="auto" w:after="0" w:before="0"/>
+              <w:jc w:val="left"/>
+            </w:pPr>
+            <w:r>
+              <w:rPr>
+                <w:rFonts w:ascii="Times New Roman" w:hAnsi="Times New Roman" w:eastAsia="Yu Mincho"/>
+                <w:b/>
+                <w:sz w:val="18"/>
+              </w:rPr>
               <w:t xml:space="preserve">Perceived dressing-room coldness</w:t>
             </w:r>
           </w:p>
         </w:tc>
         <w:tc>
-          <w:tcPr/>
-          <w:p>
-            <w:pPr>
-              <w:pStyle w:val="Compact"/>
-            </w:pPr>
-            <w:r>
+          <w:tcPr>
+            <w:tcW w:type="dxa" w:w="2041"/>
+            <w:vAlign w:val="top"/>
+            <w:tcMar>
+              <w:top w:w="28" w:type="dxa"/>
+              <w:right w:w="28" w:type="dxa"/>
+              <w:bottom w:w="28" w:type="dxa"/>
+              <w:left w:w="28" w:type="dxa"/>
+            </w:tcMar>
+            <w:tcBorders>
+              <w:top w:val="single" w:sz="4" w:space="0" w:color="B7B7B7"/>
+              <w:bottom w:val="single" w:sz="8" w:space="0" w:color="000000"/>
+            </w:tcBorders>
+          </w:tcPr>
+          <w:p>
+            <w:pPr>
+              <w:pStyle w:val="Compact"/>
+              <w:spacing w:line="240" w:lineRule="auto" w:after="0" w:before="0"/>
+              <w:jc w:val="left"/>
+            </w:pPr>
+            <w:r>
+              <w:rPr>
+                <w:rFonts w:ascii="Times New Roman" w:hAnsi="Times New Roman" w:eastAsia="Yu Mincho"/>
+                <w:sz w:val="18"/>
+              </w:rPr>
               <w:t xml:space="preserve">Score 5-7</w:t>
             </w:r>
           </w:p>
         </w:tc>
         <w:tc>
-          <w:tcPr/>
-          <w:p>
-            <w:pPr>
-              <w:pStyle w:val="Compact"/>
+          <w:tcPr>
+            <w:tcW w:type="dxa" w:w="964"/>
+            <w:vAlign w:val="top"/>
+            <w:tcMar>
+              <w:top w:w="28" w:type="dxa"/>
+              <w:right w:w="28" w:type="dxa"/>
+              <w:bottom w:w="28" w:type="dxa"/>
+              <w:left w:w="28" w:type="dxa"/>
+            </w:tcMar>
+            <w:tcBorders>
+              <w:top w:val="single" w:sz="4" w:space="0" w:color="B7B7B7"/>
+              <w:bottom w:val="single" w:sz="8" w:space="0" w:color="000000"/>
+            </w:tcBorders>
+          </w:tcPr>
+          <w:p>
+            <w:pPr>
+              <w:pStyle w:val="Compact"/>
+              <w:spacing w:line="240" w:lineRule="auto" w:after="0" w:before="0"/>
               <w:jc w:val="right"/>
             </w:pPr>
             <w:r>
+              <w:rPr>
+                <w:rFonts w:ascii="Times New Roman" w:hAnsi="Times New Roman" w:eastAsia="Yu Mincho"/>
+                <w:sz w:val="18"/>
+              </w:rPr>
               <w:t xml:space="preserve">77 (52.4)</w:t>
             </w:r>
           </w:p>
@@ -2309,9 +4861,15 @@
     <w:p>
       <w:pPr>
         <w:pStyle w:val="BodyText"/>
-      </w:pPr>
-      <w:r>
-        <w:t xml:space="preserve">Values are n (%). Percentages for central heating use were calculated among 145 respondents with non-missing data; 9 of 154 returned questionnaires had missing data and are shown separately. Percentages for all other characteristics use all 147 respondents in the primary analysis as the denominator. Other equipment used to heat the dressing room or bathroom, excluding the bathroom heater-dryer and central heating, was a multiple-response item; therefore, percentages do not sum to 100%, and missing responses are shown separately. Coldness scores ranged from 1 (very warm) to 7 (very cold); only the score 5-7 group is shown for each coldness item.</w:t>
+        <w:keepLines/>
+        <w:spacing w:line="240" w:lineRule="auto" w:before="60" w:after="0"/>
+      </w:pPr>
+      <w:r>
+        <w:rPr>
+          <w:rFonts w:ascii="Times New Roman" w:hAnsi="Times New Roman" w:eastAsia="Yu Mincho"/>
+          <w:sz w:val="18"/>
+        </w:rPr>
+        <w:t xml:space="preserve">Values are n (%). Percentages for central heating use were calculated among 145 respondents with non-missing data; 9 of 154 returned questionnaires had missing data and are shown separately. Percentages for all other characteristics use all 147 respondents in the primary analysis as the denominator. Other equipment used to heat the dressing room or bathroom, excluding the bathroom heating dryer and central heating, was a multiple-response item; therefore, percentages do not sum to 100%, and missing responses are shown separately. Coldness scores ranged from 1 (very warm) to 7 (very cold); only the score 5-7 group is shown for each coldness item.</w:t>
       </w:r>
     </w:p>
     <w:bookmarkEnd w:id="28"/>
@@ -2320,18 +4878,27 @@
     <w:p>
       <w:pPr>
         <w:pStyle w:val="Heading2"/>
-      </w:pPr>
-      <w:r>
+        <w:pageBreakBefore/>
+      </w:pPr>
+      <w:r>
+        <w:rPr>
+          <w:rFonts w:ascii="Times New Roman" w:hAnsi="Times New Roman" w:eastAsia="Yu Mincho"/>
+          <w:sz w:val="24"/>
+        </w:rPr>
         <w:t xml:space="preserve">Figure Legends</w:t>
       </w:r>
     </w:p>
-    <w:bookmarkStart w:id="30" w:name="X5b16f371837f14f7d32a43ed5d18d04ada7a77e"/>
+    <w:bookmarkStart w:id="30" w:name="Xffb2c45ab32e9039aff862380c1e2e68cde252c"/>
     <w:p>
       <w:pPr>
         <w:pStyle w:val="Heading3"/>
       </w:pPr>
       <w:r>
-        <w:t xml:space="preserve">Figure 1. Reasons for non-installation or non-use of a bathroom heater-dryer by perceived bathroom coldness</w:t>
+        <w:rPr>
+          <w:rFonts w:ascii="Times New Roman" w:hAnsi="Times New Roman" w:eastAsia="Yu Mincho"/>
+          <w:sz w:val="24"/>
+        </w:rPr>
+        <w:t xml:space="preserve">Figure 1. Reasons for non-installation or non-use of a bathroom heating dryer by perceived bathroom coldness</w:t>
       </w:r>
     </w:p>
     <w:p>
@@ -2339,7 +4906,11 @@
         <w:pStyle w:val="FirstParagraph"/>
       </w:pPr>
       <w:r>
-        <w:t xml:space="preserve">The analysis includes 112 respondents who had not installed or did not use a bathroom heater-dryer. The left and right panels show the coldness 1-4 group (n=50) and the coldness 5-7 group (n=62), respectively, using the same scale and bar style. Reasons were collected as multiple responses; therefore, percentages do not sum to 100%. “No need” (reason 1) indicates “already warm enough; therefore, no bathroom heater-dryer is needed.” Cost-related or housing/installation-related constraints comprise reasons 2-5; cost-related reasons comprise reasons 2-3; and housing/installation-related reasons comprise reasons 4-5. Cost-related and housing/installation-related categories were not mutually exclusive; therefore, their counts should not be summed to obtain the combined category. Bars show the observed n/N (%) within each group. Confidence intervals are not shown; between-group differences and p values were not calculated.</w:t>
+        <w:rPr>
+          <w:rFonts w:ascii="Times New Roman" w:hAnsi="Times New Roman" w:eastAsia="Yu Mincho"/>
+          <w:sz w:val="24"/>
+        </w:rPr>
+        <w:t xml:space="preserve">The analysis includes 112 respondents who had not installed or did not use a bathroom heating dryer. The left and right panels show the coldness 1-4 group (n=50) and the coldness 5-7 group (n=62), respectively, using the same scale and bar style. Reasons were collected as multiple responses; therefore, percentages do not sum to 100%. “No need” (reason 1) indicates “already warm enough; therefore, no bathroom heating dryer is needed.” Cost-related or housing/installation-related constraints comprise reasons 2-5; cost-related reasons comprise reasons 2-3; and housing/installation-related reasons comprise reasons 4-5. Cost-related and housing/installation-related categories were not mutually exclusive; therefore, their counts should not be summed to obtain the combined category. Bars show the observed n/N (%) within each group. Confidence intervals are not shown; between-group differences and p values were not calculated.</w:t>
       </w:r>
     </w:p>
     <w:bookmarkEnd w:id="30"/>
@@ -2348,8 +4919,13 @@
     <w:p>
       <w:pPr>
         <w:pStyle w:val="Heading2"/>
-      </w:pPr>
-      <w:r>
+        <w:pageBreakBefore/>
+      </w:pPr>
+      <w:r>
+        <w:rPr>
+          <w:rFonts w:ascii="Times New Roman" w:hAnsi="Times New Roman" w:eastAsia="Yu Mincho"/>
+          <w:sz w:val="24"/>
+        </w:rPr>
         <w:t xml:space="preserve">Figures</w:t>
       </w:r>
     </w:p>
@@ -2359,14 +4935,23 @@
         <w:pStyle w:val="Heading3"/>
       </w:pPr>
       <w:r>
+        <w:rPr>
+          <w:rFonts w:ascii="Times New Roman" w:hAnsi="Times New Roman" w:eastAsia="Yu Mincho"/>
+          <w:sz w:val="24"/>
+        </w:rPr>
         <w:t xml:space="preserve">Figure 1</w:t>
       </w:r>
     </w:p>
     <w:p>
       <w:pPr>
         <w:pStyle w:val="FirstParagraph"/>
-      </w:pPr>
-      <w:r>
+        <w:spacing w:line="240" w:lineRule="auto"/>
+      </w:pPr>
+      <w:r>
+        <w:rPr>
+          <w:rFonts w:ascii="Times New Roman" w:hAnsi="Times New Roman" w:eastAsia="Yu Mincho"/>
+          <w:sz w:val="24"/>
+        </w:rPr>
         <w:drawing>
           <wp:inline>
             <wp:extent cx="5334000" cy="2576429"/>
@@ -2409,6 +4994,10 @@
         </w:drawing>
       </w:r>
       <w:r>
+        <w:rPr>
+          <w:rFonts w:ascii="Times New Roman" w:hAnsi="Times New Roman" w:eastAsia="Yu Mincho"/>
+          <w:sz w:val="24"/>
+        </w:rPr>
         <w:t xml:space="preserve"> </w:t>
       </w:r>
     </w:p>
@@ -2419,6 +5008,8 @@
       <w:footnotePr>
         <w:numRestart w:val="eachSect"/>
       </w:footnotePr>
+      <w:pgSz w:w="11906" w:h="16838"/>
+      <w:pgMar w:top="1417" w:bottom="1417" w:left="1701" w:right="1701"/>
     </w:sectPr>
   </w:body>
 </w:document>
@@ -2776,6 +5367,13 @@
   <w:style w:default="1" w:styleId="Normal" w:type="paragraph">
     <w:name w:val="Normal"/>
     <w:qFormat/>
+    <w:pPr>
+      <w:spacing w:lineRule="exact" w:line="430" w:after="0"/>
+    </w:pPr>
+    <w:rPr>
+      <w:rFonts w:ascii="Times New Roman" w:hAnsi="Times New Roman" w:eastAsia="Yu Mincho"/>
+      <w:sz w:val="24"/>
+    </w:rPr>
   </w:style>
   <w:style w:styleId="BodyText" w:type="paragraph">
     <w:name w:val="Body Text"/>
@@ -2814,8 +5412,8 @@
       <w:jc w:val="center"/>
     </w:pPr>
     <w:rPr>
-      <w:rFonts w:asciiTheme="majorHAnsi" w:cstheme="majorBidi" w:eastAsiaTheme="majorEastAsia" w:hAnsiTheme="majorHAnsi"/>
-      <w:sz w:val="56"/>
+      <w:rFonts w:asciiTheme="majorHAnsi" w:cstheme="majorBidi" w:eastAsiaTheme="majorEastAsia" w:hAnsiTheme="majorHAnsi" w:ascii="Times New Roman" w:hAnsi="Times New Roman" w:eastAsia="Yu Mincho"/>
+      <w:sz w:val="30"/>
       <w:szCs w:val="56"/>
     </w:rPr>
   </w:style>
@@ -2948,9 +5546,9 @@
       <w:outlineLvl w:val="0"/>
     </w:pPr>
     <w:rPr>
-      <w:rFonts w:asciiTheme="majorHAnsi" w:cstheme="majorBidi" w:eastAsiaTheme="majorEastAsia" w:hAnsiTheme="majorHAnsi"/>
+      <w:rFonts w:asciiTheme="majorHAnsi" w:cstheme="majorBidi" w:eastAsiaTheme="majorEastAsia" w:hAnsiTheme="majorHAnsi" w:ascii="Times New Roman" w:hAnsi="Times New Roman" w:eastAsia="Yu Mincho"/>
       <w:color w:themeColor="accent1" w:themeShade="BF" w:val="0F4761"/>
-      <w:sz w:val="40"/>
+      <w:sz w:val="26"/>
       <w:szCs w:val="40"/>
     </w:rPr>
   </w:style>
@@ -2971,9 +5569,9 @@
       <w:outlineLvl w:val="1"/>
     </w:pPr>
     <w:rPr>
-      <w:rFonts w:asciiTheme="majorHAnsi" w:cstheme="majorBidi" w:eastAsiaTheme="majorEastAsia" w:hAnsiTheme="majorHAnsi"/>
+      <w:rFonts w:asciiTheme="majorHAnsi" w:cstheme="majorBidi" w:eastAsiaTheme="majorEastAsia" w:hAnsiTheme="majorHAnsi" w:ascii="Times New Roman" w:hAnsi="Times New Roman" w:eastAsia="Yu Mincho"/>
       <w:color w:themeColor="accent1" w:themeShade="BF" w:val="0F4761"/>
-      <w:sz w:val="32"/>
+      <w:sz w:val="24"/>
       <w:szCs w:val="32"/>
     </w:rPr>
   </w:style>
@@ -2994,9 +5592,9 @@
       <w:outlineLvl w:val="2"/>
     </w:pPr>
     <w:rPr>
-      <w:rFonts w:cstheme="majorBidi" w:eastAsiaTheme="majorEastAsia"/>
+      <w:rFonts w:cstheme="majorBidi" w:eastAsiaTheme="majorEastAsia" w:ascii="Times New Roman" w:hAnsi="Times New Roman" w:eastAsia="Yu Mincho"/>
       <w:color w:themeColor="accent1" w:themeShade="BF" w:val="0F4761"/>
-      <w:sz w:val="28"/>
+      <w:sz w:val="24"/>
       <w:szCs w:val="28"/>
     </w:rPr>
   </w:style>

--- a/deliverables/05_manuscript/onki_short_report_ja_submission.docx
+++ b/deliverables/05_manuscript/onki_short_report_ja_submission.docx
@@ -1116,7 +1116,7 @@
           <w:rFonts w:ascii="Times New Roman" w:hAnsi="Times New Roman" w:eastAsia="Yu Mincho"/>
           <w:sz w:val="24"/>
         </w:rPr>
-        <w:t xml:space="preserve">Reasons for Non-installation or Non-use of Bathroom Heating Dryers and Perceived Bathroom Coldness in Goshogawara City, Aomori Prefecture</w:t>
+        <w:t xml:space="preserve">Reasons for Non-installation or Non-use of Bathroom Heating Dryers and Perceived Thermal Sensation in the Bathroom in Goshogawara City, Aomori Prefecture</w:t>
       </w:r>
     </w:p>
     <w:p>
@@ -1164,7 +1164,7 @@
           <w:rFonts w:ascii="Times New Roman" w:hAnsi="Times New Roman" w:eastAsia="Yu Mincho"/>
           <w:sz w:val="24"/>
         </w:rPr>
-        <w:t xml:space="preserve">Corresponding author: [Enter name, affiliation, postal address, telephone number, and email address]</w:t>
+        <w:t xml:space="preserve">Corresponding author: [Enter name, affiliation, postal address, and email address]</w:t>
       </w:r>
     </w:p>
     <w:bookmarkEnd w:id="26"/>
@@ -1191,7 +1191,7 @@
           <w:rFonts w:ascii="Times New Roman" w:hAnsi="Times New Roman" w:eastAsia="Yu Mincho"/>
           <w:sz w:val="24"/>
         </w:rPr>
-        <w:t xml:space="preserve">Objective: Using a convenience sample obtained from a questionnaire survey conducted in Goshogawara City, Aomori Prefecture, the primary objective of this study was to describe, by perceived winter bathroom coldness, the reasons reported by respondents who had not installed a bathroom heating dryer or who had installed one but did not use it for heating (hereafter, non-users). Secondarily, we described central heating use and concurrent use of bathroom heating dryers. Methods: We conducted an anonymous cross-sectional questionnaire survey in Goshogawara City from March 11 to April 30, 2026. Of 190 questionnaires distributed, 154 were returned. The primary analysis included 147 respondents after excluding three with missing information on bathroom heating dryer installation and use and four non-users with missing reasons for non-use; of these, 112 non-users were included in the analysis of reasons. The central heating analysis included 145 of the 154 respondents who answered that item. Perceived bathroom coldness in winter (during the coldest period in January-February) was assessed on a 7-point scale ranging from 1 (very warm) to 7 (very cold) and was categorized a priori into scores of 1-4 and 5-7. For the multiple-response reasons for non-installation or non-use, respondents selecting any of the following were grouped post hoc and exploratorily as having</w:t>
+        <w:t xml:space="preserve">Objective: We used a convenience sample from a questionnaire survey in Goshogawara City, Aomori Prefecture, primarily to describe reasons reported by respondents who had not installed a bathroom heating dryer or had installed one but did not use it for heating (hereafter, non-users), stratified by perceived bathroom coldness in winter. Secondarily, we described central heating use and its concurrent use with a bathroom heating dryer. Methods: We conducted an anonymous cross-sectional questionnaire survey in Goshogawara City from March 11 to April 30, 2026. Of 190 distributed questionnaires, 154 were returned. We excluded three respondents with missing data on bathroom heating dryer installation and use and four non-users who did not report a reason for non-use, leaving 147 respondents for the primary analysis; 112 non-users were included in the analysis of reasons. Central heating analyses included 145 of 154 respondents with non-missing data on that item. Perceived thermal sensation in the bathroom during the coldest winter period (January-February) was rated on a 7-point scale from 1 (very warm) to 7 (very cold). Ratings were classified a priori into bathroom coldness score groups of 1-4 and 5-7. Reasons for non-installation or non-use were collected as multiple responses. After data collection, we created an exploratory post hoc category,</w:t>
       </w:r>
       <w:r>
         <w:rPr>
@@ -1205,14 +1205,21 @@
           <w:rFonts w:ascii="Times New Roman" w:hAnsi="Times New Roman" w:eastAsia="Yu Mincho"/>
           <w:sz w:val="24"/>
         </w:rPr>
-        <w:t xml:space="preserve">“cost-related or housing/installation-related constraints”</w:t>
+        <w:t xml:space="preserve">“cost-related or housing/installation-related constraints,”</w:t>
       </w:r>
       <w:r>
         <w:rPr>
           <w:rFonts w:ascii="Times New Roman" w:hAnsi="Times New Roman" w:eastAsia="Yu Mincho"/>
           <w:sz w:val="24"/>
         </w:rPr>
-        <w:t xml:space="preserve">: concern about electricity costs, high installation costs, difficulty installing the equipment because of the housing structure, or inability to undertake construction work in rental housing. Counts and percentages were described. Results: Of the 112 non-users included in the analysis of reasons, 62 had bathroom coldness scores of 5-7 and 50 had scores of 1-4. Cost-related or housing/installation-related constraints were selected by 51/62 respondents (82.3%) in the score 5-7 group and 15/50 (30.0%) in the score 1-4 group. Central heating was used by 28/145 respondents (19.3%), of whom 19/28 (67.9%) also used a bathroom heating dryer for heating. Conclusions: In this convenience sample from Goshogawara City, some non-users of bathroom heating dryers who perceived their bathrooms as cold reported cost-related or housing/installation-related constraints as reasons for non-installation or non-use. When considering measures to address bathroom coldness in cold regions, understanding not only the need for equipment but also the specific constraints that impede its installation or use and the heating configuration of the home remains an issue for future investigation.</w:t>
+        <w:t xml:space="preserve"> </w:t>
+      </w:r>
+      <w:r>
+        <w:rPr>
+          <w:rFonts w:ascii="Times New Roman" w:hAnsi="Times New Roman" w:eastAsia="Yu Mincho"/>
+          <w:sz w:val="24"/>
+        </w:rPr>
+        <w:t xml:space="preserve">for respondents selecting at least one of four reasons: concern about electricity costs, high installation cost, difficulty of installation because of housing structure, or inability to undertake construction work in rented housing. Counts and percentages are reported. Results: Among 112 non-users, 62 were in the bathroom coldness score 5-7 group and 50 were in the bathroom coldness score 1-4 group. Cost-related or housing/installation-related constraints were selected by 51/62 respondents (82.3%) in the bathroom coldness score 5-7 group and by 15/50 (30.0%) in the bathroom coldness score 1-4 group. Central heating was used by 28/145 respondents (19.3%), of whom 19 (67.9%) also used a bathroom heating dryer for heating. Conclusions: In this convenience sample from Goshogawara City, some non-users of bathroom heating dryers who perceived their bathrooms as cold reported cost-related or housing/installation-related constraints as reasons for non-installation or non-use. Future investigations of measures to address bathroom coldness in cold regions should examine three issues: the need for such equipment, the specific constraints that impede its installation or use, and the heating configuration of the home.</w:t>
       </w:r>
     </w:p>
     <w:p>
@@ -1243,7 +1250,7 @@
         <w:t xml:space="preserve">Tables</w:t>
       </w:r>
     </w:p>
-    <w:bookmarkStart w:id="28" w:name="X11cba43b7ef8015f7c003b4a8a865ce93ab5a29"/>
+    <w:bookmarkStart w:id="28" w:name="Xf6f2493278bdb3deb0854306d48c39d7f9c13bc"/>
     <w:p>
       <w:pPr>
         <w:pStyle w:val="Heading3"/>
@@ -1253,7 +1260,7 @@
           <w:rFonts w:ascii="Times New Roman" w:hAnsi="Times New Roman" w:eastAsia="Yu Mincho"/>
           <w:sz w:val="24"/>
         </w:rPr>
-        <w:t xml:space="preserve">Table 1. Characteristics and heating equipment use in the analysis samples</w:t>
+        <w:t xml:space="preserve">Table 1. Characteristics and use of heating equipment in the primary analysis sample (n = 147)</w:t>
       </w:r>
     </w:p>
     <w:tbl>
@@ -2883,7 +2890,7 @@
                 <w:rFonts w:ascii="Times New Roman" w:hAnsi="Times New Roman" w:eastAsia="Yu Mincho"/>
                 <w:sz w:val="18"/>
               </w:rPr>
-              <w:t xml:space="preserve">Used 24 hours</w:t>
+              <w:t xml:space="preserve">Used 24 h/day (continuous)</w:t>
             </w:r>
           </w:p>
         </w:tc>
@@ -3125,7 +3132,7 @@
                 <w:b/>
                 <w:sz w:val="18"/>
               </w:rPr>
-              <w:t xml:space="preserve">Tenure</w:t>
+              <w:t xml:space="preserve">Housing tenure</w:t>
             </w:r>
           </w:p>
         </w:tc>
@@ -3598,7 +3605,7 @@
                 <w:rFonts w:ascii="Times New Roman" w:hAnsi="Times New Roman" w:eastAsia="Yu Mincho"/>
                 <w:sz w:val="18"/>
               </w:rPr>
-              <w:t xml:space="preserve">Stove</w:t>
+              <w:t xml:space="preserve">Space heater (stove)</w:t>
             </w:r>
           </w:p>
         </w:tc>
@@ -3666,7 +3673,7 @@
                 <w:b/>
                 <w:sz w:val="18"/>
               </w:rPr>
-              <w:t xml:space="preserve">Winter bathing frequency</w:t>
+              <w:t xml:space="preserve">Frequency of bathing at home in winter</w:t>
             </w:r>
           </w:p>
         </w:tc>
@@ -3960,7 +3967,7 @@
                 <w:rFonts w:ascii="Times New Roman" w:hAnsi="Times New Roman" w:eastAsia="Yu Mincho"/>
                 <w:sz w:val="18"/>
               </w:rPr>
-              <w:t xml:space="preserve">Floor heating other than central heating</w:t>
+              <w:t xml:space="preserve">Floor heating not part of the central heating system</w:t>
             </w:r>
           </w:p>
         </w:tc>
@@ -4657,7 +4664,7 @@
                 <w:rFonts w:ascii="Times New Roman" w:hAnsi="Times New Roman" w:eastAsia="Yu Mincho"/>
                 <w:sz w:val="18"/>
               </w:rPr>
-              <w:t xml:space="preserve">Score 5-7</w:t>
+              <w:t xml:space="preserve">Coldness score 5-7</w:t>
             </w:r>
           </w:p>
         </w:tc>
@@ -4822,7 +4829,7 @@
                 <w:rFonts w:ascii="Times New Roman" w:hAnsi="Times New Roman" w:eastAsia="Yu Mincho"/>
                 <w:sz w:val="18"/>
               </w:rPr>
-              <w:t xml:space="preserve">Score 5-7</w:t>
+              <w:t xml:space="preserve">Coldness score 5-7</w:t>
             </w:r>
           </w:p>
         </w:tc>
@@ -4869,7 +4876,7 @@
           <w:rFonts w:ascii="Times New Roman" w:hAnsi="Times New Roman" w:eastAsia="Yu Mincho"/>
           <w:sz w:val="18"/>
         </w:rPr>
-        <w:t xml:space="preserve">Values are n (%). Percentages for central heating use were calculated among 145 respondents with non-missing data; 9 of 154 returned questionnaires had missing data and are shown separately. Percentages for all other characteristics use all 147 respondents in the primary analysis as the denominator. Other equipment used to heat the dressing room or bathroom, excluding the bathroom heating dryer and central heating, was a multiple-response item; therefore, percentages do not sum to 100%, and missing responses are shown separately. Coldness scores ranged from 1 (very warm) to 7 (very cold); only the score 5-7 group is shown for each coldness item.</w:t>
+        <w:t xml:space="preserve">Values are n (%). For central heating use, 145 of the 154 returned questionnaires had non-missing data; the nine missing responses are shown separately. Percentages for all other characteristics were calculated with all 147 respondents in the primary analysis as the denominator. Use of other equipment to heat the dressing room or bathroom, excluding the bathroom heating dryer and central heating, was assessed with a multiple-response item; therefore, percentages do not sum to 100%, and missing responses are shown separately. Perceived thermal sensation in the bathroom and dressing room was rated on a 7-point scale from 1 (very warm) to 7 (very cold); for each room, only the derived coldness score 5-7 group is shown.</w:t>
       </w:r>
     </w:p>
     <w:bookmarkEnd w:id="28"/>
@@ -4888,7 +4895,7 @@
         <w:t xml:space="preserve">Figure Legends</w:t>
       </w:r>
     </w:p>
-    <w:bookmarkStart w:id="30" w:name="Xffb2c45ab32e9039aff862380c1e2e68cde252c"/>
+    <w:bookmarkStart w:id="30" w:name="Xb35c0bd38c3ce53c16310dd00e07ccdd38d877a"/>
     <w:p>
       <w:pPr>
         <w:pStyle w:val="Heading3"/>
@@ -4898,7 +4905,7 @@
           <w:rFonts w:ascii="Times New Roman" w:hAnsi="Times New Roman" w:eastAsia="Yu Mincho"/>
           <w:sz w:val="24"/>
         </w:rPr>
-        <w:t xml:space="preserve">Figure 1. Reasons for non-installation or non-use of a bathroom heating dryer by perceived bathroom coldness</w:t>
+        <w:t xml:space="preserve">Fig. 1. Reasons for non-installation or non-use of a bathroom heating dryer, by perceived bathroom coldness</w:t>
       </w:r>
     </w:p>
     <w:p>
@@ -4910,7 +4917,63 @@
           <w:rFonts w:ascii="Times New Roman" w:hAnsi="Times New Roman" w:eastAsia="Yu Mincho"/>
           <w:sz w:val="24"/>
         </w:rPr>
-        <w:t xml:space="preserve">The analysis includes 112 respondents who had not installed or did not use a bathroom heating dryer. The left and right panels show the coldness 1-4 group (n=50) and the coldness 5-7 group (n=62), respectively, using the same scale and bar style. Reasons were collected as multiple responses; therefore, percentages do not sum to 100%. “No need” (reason 1) indicates “already warm enough; therefore, no bathroom heating dryer is needed.” Cost-related or housing/installation-related constraints comprise reasons 2-5; cost-related reasons comprise reasons 2-3; and housing/installation-related reasons comprise reasons 4-5. Cost-related and housing/installation-related categories were not mutually exclusive; therefore, their counts should not be summed to obtain the combined category. Bars show the observed n/N (%) within each group. Confidence intervals are not shown; between-group differences and p values were not calculated.</w:t>
+        <w:t xml:space="preserve">The analysis included 112 respondents who had not installed a bathroom heating dryer or who had installed one but did not use it for heating. The left and right panels show the bathroom coldness score 1-4 group (n = 50) and the bathroom coldness score 5-7 group (n = 62), respectively; both panels use the same axis scale and bar style. Reasons were collected as multiple responses; therefore, percentages do not sum to 100%.</w:t>
+      </w:r>
+      <w:r>
+        <w:rPr>
+          <w:rFonts w:ascii="Times New Roman" w:hAnsi="Times New Roman" w:eastAsia="Yu Mincho"/>
+          <w:sz w:val="24"/>
+        </w:rPr>
+        <w:t xml:space="preserve"> </w:t>
+      </w:r>
+      <w:r>
+        <w:rPr>
+          <w:rFonts w:ascii="Times New Roman" w:hAnsi="Times New Roman" w:eastAsia="Yu Mincho"/>
+          <w:sz w:val="24"/>
+        </w:rPr>
+        <w:t xml:space="preserve">“No need”</w:t>
+      </w:r>
+      <w:r>
+        <w:rPr>
+          <w:rFonts w:ascii="Times New Roman" w:hAnsi="Times New Roman" w:eastAsia="Yu Mincho"/>
+          <w:sz w:val="24"/>
+        </w:rPr>
+        <w:t xml:space="preserve"> </w:t>
+      </w:r>
+      <w:r>
+        <w:rPr>
+          <w:rFonts w:ascii="Times New Roman" w:hAnsi="Times New Roman" w:eastAsia="Yu Mincho"/>
+          <w:sz w:val="24"/>
+        </w:rPr>
+        <w:t xml:space="preserve">(reason 1) corresponds to the response option</w:t>
+      </w:r>
+      <w:r>
+        <w:rPr>
+          <w:rFonts w:ascii="Times New Roman" w:hAnsi="Times New Roman" w:eastAsia="Yu Mincho"/>
+          <w:sz w:val="24"/>
+        </w:rPr>
+        <w:t xml:space="preserve"> </w:t>
+      </w:r>
+      <w:r>
+        <w:rPr>
+          <w:rFonts w:ascii="Times New Roman" w:hAnsi="Times New Roman" w:eastAsia="Yu Mincho"/>
+          <w:sz w:val="24"/>
+        </w:rPr>
+        <w:t xml:space="preserve">“The bathroom is already warm enough, so a bathroom heating dryer is not needed.”</w:t>
+      </w:r>
+      <w:r>
+        <w:rPr>
+          <w:rFonts w:ascii="Times New Roman" w:hAnsi="Times New Roman" w:eastAsia="Yu Mincho"/>
+          <w:sz w:val="24"/>
+        </w:rPr>
+        <w:t xml:space="preserve"> </w:t>
+      </w:r>
+      <w:r>
+        <w:rPr>
+          <w:rFonts w:ascii="Times New Roman" w:hAnsi="Times New Roman" w:eastAsia="Yu Mincho"/>
+          <w:sz w:val="24"/>
+        </w:rPr>
+        <w:t xml:space="preserve">Cost-related or housing/installation-related constraints comprise reasons 2-5 (electricity costs, installation cost, housing structure, and inability to carry out construction work in rented housing); cost-related reasons comprise reasons 2 and 3; and housing/installation-related reasons comprise reasons 4 and 5. The cost-related and housing/installation-related categories were not mutually exclusive; therefore, their counts should not be summed to obtain the count for the combined category. Bars show the observed n/N (%) within each group. Confidence intervals are not shown, and no statistical tests of between-group differences were performed.</w:t>
       </w:r>
     </w:p>
     <w:bookmarkEnd w:id="30"/>
@@ -4954,7 +5017,7 @@
         </w:rPr>
         <w:drawing>
           <wp:inline>
-            <wp:extent cx="5334000" cy="2576429"/>
+            <wp:extent cx="5334000" cy="2711845"/>
             <wp:effectExtent b="0" l="0" r="0" t="0"/>
             <wp:docPr descr="deliverables/figures/onki_short_report_figure1_reasons_by_bathroom_coldness_en.png" title="" id="33" name="Picture"/>
             <a:graphic>
@@ -4975,7 +5038,7 @@
                   <pic:spPr bwMode="auto">
                     <a:xfrm>
                       <a:off x="0" y="0"/>
-                      <a:ext cx="5334000" cy="2576429"/>
+                      <a:ext cx="5334000" cy="2711845"/>
                     </a:xfrm>
                     <a:prstGeom prst="rect">
                       <a:avLst/>

--- a/deliverables/05_manuscript/onki_short_report_ja_submission.docx
+++ b/deliverables/05_manuscript/onki_short_report_ja_submission.docx
@@ -1191,7 +1191,7 @@
           <w:rFonts w:ascii="Times New Roman" w:hAnsi="Times New Roman" w:eastAsia="Yu Mincho"/>
           <w:sz w:val="24"/>
         </w:rPr>
-        <w:t xml:space="preserve">Objective: We used a convenience sample from a questionnaire survey in Goshogawara City, Aomori Prefecture, primarily to describe reasons reported by respondents who had not installed a bathroom heating dryer or had installed one but did not use it for heating (hereafter, non-users), stratified by perceived bathroom coldness in winter. Secondarily, we described central heating use and its concurrent use with a bathroom heating dryer. Methods: We conducted an anonymous cross-sectional questionnaire survey in Goshogawara City from March 11 to April 30, 2026. Of 190 distributed questionnaires, 154 were returned. We excluded three respondents with missing data on bathroom heating dryer installation and use and four non-users who did not report a reason for non-use, leaving 147 respondents for the primary analysis; 112 non-users were included in the analysis of reasons. Central heating analyses included 145 of 154 respondents with non-missing data on that item. Perceived thermal sensation in the bathroom during the coldest winter period (January-February) was rated on a 7-point scale from 1 (very warm) to 7 (very cold). Ratings were classified a priori into bathroom coldness score groups of 1-4 and 5-7. Reasons for non-installation or non-use were collected as multiple responses. After data collection, we created an exploratory post hoc category,</w:t>
+        <w:t xml:space="preserve">Objective: We used a convenience sample from a questionnaire survey in Goshogawara City, Aomori Prefecture, primarily to describe the distribution of reasons reported by respondents who had not installed a bathroom heating dryer or had installed one but did not use it for heating (hereafter, non-users), stratified by perceived bathroom coldness in winter. Secondarily, we described central heating use and its concurrent use with a bathroom heating dryer. Methods: We conducted an anonymous cross-sectional questionnaire survey in Goshogawara City from March 11 to April 30, 2026. Of 190 distributed questionnaires, 154 were returned. We excluded three respondents with missing data on bathroom heating dryer installation/use status and four non-users who did not report a reason for non-use, leaving 147 respondents for the primary analysis; 112 non-users were included in the analysis of reasons. Central heating analyses included 145 of 154 respondents with non-missing data on that item. Perceived thermal sensation in the bathroom during the coldest winter period (January-February) was rated on a 7-point scale from 1 (very warm) to 7 (very cold). Ratings were classified a priori into bathroom coldness score groups of 1-4 and 5-7. Reasons for non-installation or non-use were collected as multiple responses. After data collection, we created an exploratory post hoc category,</w:t>
       </w:r>
       <w:r>
         <w:rPr>
@@ -1219,7 +1219,7 @@
           <w:rFonts w:ascii="Times New Roman" w:hAnsi="Times New Roman" w:eastAsia="Yu Mincho"/>
           <w:sz w:val="24"/>
         </w:rPr>
-        <w:t xml:space="preserve">for respondents selecting at least one of four reasons: concern about electricity costs, high installation cost, difficulty of installation because of housing structure, or inability to undertake construction work in rented housing. Counts and percentages are reported. Results: Among 112 non-users, 62 were in the bathroom coldness score 5-7 group and 50 were in the bathroom coldness score 1-4 group. Cost-related or housing/installation-related constraints were selected by 51/62 respondents (82.3%) in the bathroom coldness score 5-7 group and by 15/50 (30.0%) in the bathroom coldness score 1-4 group. Central heating was used by 28/145 respondents (19.3%), of whom 19 (67.9%) also used a bathroom heating dryer for heating. Conclusions: In this convenience sample from Goshogawara City, some non-users of bathroom heating dryers who perceived their bathrooms as cold reported cost-related or housing/installation-related constraints as reasons for non-installation or non-use. Future investigations of measures to address bathroom coldness in cold regions should examine three issues: the need for such equipment, the specific constraints that impede its installation or use, and the heating configuration of the home.</w:t>
+        <w:t xml:space="preserve">for respondents selecting at least one of four reasons: concern about electricity costs, high installation cost, difficulty of installation because of housing structure, or inability to undertake construction work in rented housing. Counts and percentages are reported. Results: Among 112 non-users, 62 were in the bathroom coldness score 5-7 group and 50 were in the bathroom coldness score 1-4 group. Cost-related or housing/installation-related constraints were selected by 51/62 respondents (82.3%) in the bathroom coldness score 5-7 group and by 15/50 (30.0%) in the bathroom coldness score 1-4 group. Central heating was used by 28/145 respondents (19.3%), of whom 19 (67.9%) also used a bathroom heating dryer for heating. Conclusions: In this convenience sample from Goshogawara City, some non-users of bathroom heating dryers who perceived their bathrooms as cold reported cost-related or housing/installation-related constraints as reasons for non-installation or non-use. When measures to address bathroom coldness in cold regions are considered, understanding the specific constraints that impede equipment installation or use and the heating configuration of the home, in addition to the need for such equipment, remains a matter for future investigation.</w:t>
       </w:r>
     </w:p>
     <w:p>
@@ -4973,7 +4973,7 @@
           <w:rFonts w:ascii="Times New Roman" w:hAnsi="Times New Roman" w:eastAsia="Yu Mincho"/>
           <w:sz w:val="24"/>
         </w:rPr>
-        <w:t xml:space="preserve">Cost-related or housing/installation-related constraints comprise reasons 2-5 (electricity costs, installation cost, housing structure, and inability to carry out construction work in rented housing); cost-related reasons comprise reasons 2 and 3; and housing/installation-related reasons comprise reasons 4 and 5. The cost-related and housing/installation-related categories were not mutually exclusive; therefore, their counts should not be summed to obtain the count for the combined category. Bars show the observed n/N (%) within each group. Confidence intervals are not shown, and no statistical tests of between-group differences were performed.</w:t>
+        <w:t xml:space="preserve">Cost-related or housing/installation-related constraints comprise reasons 2-5 (electricity costs, installation cost, housing structure, and inability to carry out construction work in rented housing); cost-related reasons comprise reasons 2 and 3; and housing/installation-related reasons comprise reasons 4 and 5. Because the cost-related and housing/installation-related categories were not mutually exclusive, the sum of their counts does not equal the count for the combined category. Bars show the observed n/N (%) within each group. Confidence intervals are not shown, and no statistical tests of between-group differences were performed.</w:t>
       </w:r>
     </w:p>
     <w:bookmarkEnd w:id="30"/>

--- a/deliverables/05_manuscript/onki_short_report_ja_submission.docx
+++ b/deliverables/05_manuscript/onki_short_report_ja_submission.docx
@@ -1191,7 +1191,7 @@
           <w:rFonts w:ascii="Times New Roman" w:hAnsi="Times New Roman" w:eastAsia="Yu Mincho"/>
           <w:sz w:val="24"/>
         </w:rPr>
-        <w:t xml:space="preserve">Objective: We used a convenience sample from a questionnaire survey in Goshogawara City, Aomori Prefecture, primarily to describe the distribution of reasons reported by respondents who had not installed a bathroom heating dryer or had installed one but did not use it for heating (hereafter, non-users), stratified by perceived bathroom coldness in winter. Secondarily, we described central heating use and its concurrent use with a bathroom heating dryer. Methods: We conducted an anonymous cross-sectional questionnaire survey in Goshogawara City from March 11 to April 30, 2026. Of 190 distributed questionnaires, 154 were returned. We excluded three respondents with missing data on bathroom heating dryer installation/use status and four non-users who did not report a reason for non-use, leaving 147 respondents for the primary analysis; 112 non-users were included in the analysis of reasons. Central heating analyses included 145 of 154 respondents with non-missing data on that item. Perceived thermal sensation in the bathroom during the coldest winter period (January-February) was rated on a 7-point scale from 1 (very warm) to 7 (very cold). Ratings were classified a priori into bathroom coldness score groups of 1-4 and 5-7. Reasons for non-installation or non-use were collected as multiple responses. After data collection, we created an exploratory post hoc category,</w:t>
+        <w:t xml:space="preserve">Objective: We used a convenience sample from a questionnaire survey in Goshogawara City, Aomori Prefecture, primarily to describe the distribution of reasons reported by respondents who had not installed a bathroom heating dryer or had installed one but did not use it for heating (hereafter, non-users), stratified by perceived bathroom coldness in winter. Secondarily, we described central heating use and its concurrent use with a bathroom heating dryer. Methods: We conducted an anonymous cross-sectional questionnaire survey in Goshogawara City from March 11 to April 30, 2026. Of 190 distributed questionnaires, 154 were returned. We excluded three respondents with missing data on bathroom heating dryer installation/use status and four non-users who did not report a reason for non-use, leaving 147 respondents for the primary analysis; 112 non-users were included in the analysis of reasons. Of the 154 respondents, central heating use was analyzed for 145 with non-missing data. Perceived thermal sensation in the bathroom during the coldest winter period (January-February) was rated on a 7-point scale from 1 (very warm) to 7 (very cold). These ratings (hereafter, bathroom coldness scores) were classified a priori into groups of 1-4 and 5-7. Reasons for non-installation or non-use were collected as multiple responses. After data collection, we created an exploratory post hoc category,</w:t>
       </w:r>
       <w:r>
         <w:rPr>
@@ -1219,7 +1219,7 @@
           <w:rFonts w:ascii="Times New Roman" w:hAnsi="Times New Roman" w:eastAsia="Yu Mincho"/>
           <w:sz w:val="24"/>
         </w:rPr>
-        <w:t xml:space="preserve">for respondents selecting at least one of four reasons: concern about electricity costs, high installation cost, difficulty of installation because of housing structure, or inability to undertake construction work in rented housing. Counts and percentages are reported. Results: Among 112 non-users, 62 were in the bathroom coldness score 5-7 group and 50 were in the bathroom coldness score 1-4 group. Cost-related or housing/installation-related constraints were selected by 51/62 respondents (82.3%) in the bathroom coldness score 5-7 group and by 15/50 (30.0%) in the bathroom coldness score 1-4 group. Central heating was used by 28/145 respondents (19.3%), of whom 19 (67.9%) also used a bathroom heating dryer for heating. Conclusions: In this convenience sample from Goshogawara City, some non-users of bathroom heating dryers who perceived their bathrooms as cold reported cost-related or housing/installation-related constraints as reasons for non-installation or non-use. When measures to address bathroom coldness in cold regions are considered, understanding the specific constraints that impede equipment installation or use and the heating configuration of the home, in addition to the need for such equipment, remains a matter for future investigation.</w:t>
+        <w:t xml:space="preserve">for respondents selecting at least one of four reasons: concern about electricity costs, high installation cost, difficulty of installation because of housing structure, or inability to undertake construction work in rented housing. Counts and percentages are reported. Results: Among 112 non-users, 62 were in the bathroom coldness score 5-7 group and 50 were in the bathroom coldness score 1-4 group. Cost-related or housing/installation-related constraints were selected by 51/62 respondents (82.3%) in the bathroom coldness score 5-7 group and by 15/50 (30.0%) in the bathroom coldness score 1-4 group. Central heating was used by 28/145 respondents (19.3%), of whom 19 (67.9%) also used a bathroom heating dryer for heating. Conclusions: In this convenience sample from Goshogawara City, some non-users of bathroom heating dryers who perceived their bathrooms as cold reported cost-related or housing/installation-related constraints as reasons for non-installation or non-use. When measures to address bathroom coldness in cold regions are considered, understanding both the specific constraints that impede equipment installation or use and the heating configuration of the home, in addition to the need for such equipment, remains a matter for future investigation.</w:t>
       </w:r>
     </w:p>
     <w:p>
@@ -4876,7 +4876,7 @@
           <w:rFonts w:ascii="Times New Roman" w:hAnsi="Times New Roman" w:eastAsia="Yu Mincho"/>
           <w:sz w:val="18"/>
         </w:rPr>
-        <w:t xml:space="preserve">Values are n (%). For central heating use, 145 of the 154 returned questionnaires had non-missing data; the nine missing responses are shown separately. Percentages for all other characteristics were calculated with all 147 respondents in the primary analysis as the denominator. Use of other equipment to heat the dressing room or bathroom, excluding the bathroom heating dryer and central heating, was assessed with a multiple-response item; therefore, percentages do not sum to 100%, and missing responses are shown separately. Perceived thermal sensation in the bathroom and dressing room was rated on a 7-point scale from 1 (very warm) to 7 (very cold); for each room, only the derived coldness score 5-7 group is shown.</w:t>
+        <w:t xml:space="preserve">Values are n (%). For central heating use, 145 of the 154 returned questionnaires had non-missing data; the nine missing responses are shown in a separate row without a percentage. Percentages for all other characteristics were calculated with all 147 respondents in the primary analysis as the denominator. Use of other equipment to heat the dressing room or bathroom, excluding the bathroom heating dryer and central heating, was assessed with a multiple-response item; therefore, percentages do not sum to 100%. The eight missing responses to this item are shown in a separate row, with the percentage calculated using the 147 respondents as the denominator. For the bathroom and dressing room, perceived thermal sensation was rated on a 7-point scale from 1 (very warm) to 7 (very cold), and the ratings were treated as the respective coldness scores; only the coldness score 5-7 group is shown for each room.</w:t>
       </w:r>
     </w:p>
     <w:bookmarkEnd w:id="28"/>
@@ -4973,7 +4973,7 @@
           <w:rFonts w:ascii="Times New Roman" w:hAnsi="Times New Roman" w:eastAsia="Yu Mincho"/>
           <w:sz w:val="24"/>
         </w:rPr>
-        <w:t xml:space="preserve">Cost-related or housing/installation-related constraints comprise reasons 2-5 (electricity costs, installation cost, housing structure, and inability to carry out construction work in rented housing); cost-related reasons comprise reasons 2 and 3; and housing/installation-related reasons comprise reasons 4 and 5. Because the cost-related and housing/installation-related categories were not mutually exclusive, the sum of their counts does not equal the count for the combined category. Bars show the observed n/N (%) within each group. Confidence intervals are not shown, and no statistical tests of between-group differences were performed.</w:t>
+        <w:t xml:space="preserve">Cost-related or housing/installation-related constraints comprise reasons 2-5 (electricity costs, installation cost, housing structure, and inability to undertake construction work in rented housing); cost-related reasons comprise reasons 2 and 3; and housing/installation-related reasons comprise reasons 4 and 5. The categories shown are not mutually exclusive; accordingly, the sum of the counts for the cost-related and housing/installation-related categories can exceed the count for the combined category. Bars show n/N (%), where N is the number of respondents in the corresponding bathroom coldness score group. Confidence intervals are not shown, and no statistical tests of between-group differences were performed.</w:t>
       </w:r>
     </w:p>
     <w:bookmarkEnd w:id="30"/>

--- a/deliverables/05_manuscript/onki_short_report_ja_submission.docx
+++ b/deliverables/05_manuscript/onki_short_report_ja_submission.docx
@@ -1191,7 +1191,7 @@
           <w:rFonts w:ascii="Times New Roman" w:hAnsi="Times New Roman" w:eastAsia="Yu Mincho"/>
           <w:sz w:val="24"/>
         </w:rPr>
-        <w:t xml:space="preserve">Objective: We used a convenience sample from a questionnaire survey in Goshogawara City, Aomori Prefecture, primarily to describe the distribution of reasons reported by respondents who had not installed a bathroom heating dryer or had installed one but did not use it for heating (hereafter, non-users), stratified by perceived bathroom coldness in winter. Secondarily, we described central heating use and its concurrent use with a bathroom heating dryer. Methods: We conducted an anonymous cross-sectional questionnaire survey in Goshogawara City from March 11 to April 30, 2026. Of 190 distributed questionnaires, 154 were returned. We excluded three respondents with missing data on bathroom heating dryer installation/use status and four non-users who did not report a reason for non-use, leaving 147 respondents for the primary analysis; 112 non-users were included in the analysis of reasons. Of the 154 respondents, central heating use was analyzed for 145 with non-missing data. Perceived thermal sensation in the bathroom during the coldest winter period (January-February) was rated on a 7-point scale from 1 (very warm) to 7 (very cold). These ratings (hereafter, bathroom coldness scores) were classified a priori into groups of 1-4 and 5-7. Reasons for non-installation or non-use were collected as multiple responses. After data collection, we created an exploratory post hoc category,</w:t>
+        <w:t xml:space="preserve">Objective: We used a convenience sample from a questionnaire survey in Goshogawara City, Aomori Prefecture, primarily to describe the distribution of reasons reported by respondents who had not installed a bathroom heating dryer or had installed one but did not use it for heating (hereafter, non-users), stratified by perceived bathroom coldness in winter. Secondarily, we described central heating use and its concurrent use with a bathroom heating dryer. Methods: We conducted an anonymous cross-sectional questionnaire survey in Goshogawara City from March 11 to April 30, 2026. Of 190 distributed questionnaires, 154 were returned. We excluded three respondents with missing data on bathroom heating dryer installation/use status and four non-users who did not report a reason for non-use, leaving 147 respondents for the primary analysis; 112 non-users were included in the analysis of reasons. We analyzed non-missing data on central heating use from 145 of the 154 respondents. Perceived thermal sensation in the bathroom during the coldest winter period (January-February) was rated on a 7-point scale from 1 (very warm) to 7 (very cold). These ratings (hereafter, bathroom coldness scores) were classified a priori into groups of 1-4 and 5-7. Reasons for non-installation or non-use were collected as multiple responses. After data collection, we created an exploratory post hoc category,</w:t>
       </w:r>
       <w:r>
         <w:rPr>

--- a/deliverables/05_manuscript/onki_short_report_ja_submission.docx
+++ b/deliverables/05_manuscript/onki_short_report_ja_submission.docx
@@ -1116,7 +1116,7 @@
           <w:rFonts w:ascii="Times New Roman" w:hAnsi="Times New Roman" w:eastAsia="Yu Mincho"/>
           <w:sz w:val="24"/>
         </w:rPr>
-        <w:t xml:space="preserve">Reasons for Non-installation or Non-use of Bathroom Heating Dryers and Perceived Thermal Sensation in the Bathroom in Goshogawara City, Aomori Prefecture</w:t>
+        <w:t xml:space="preserve">Reasons for Non-installation or Non-use of Bathroom Heating Dryers and Perceived Thermal Sensation in Bathrooms in Goshogawara City, Aomori Prefecture</w:t>
       </w:r>
     </w:p>
     <w:p>
@@ -1191,7 +1191,7 @@
           <w:rFonts w:ascii="Times New Roman" w:hAnsi="Times New Roman" w:eastAsia="Yu Mincho"/>
           <w:sz w:val="24"/>
         </w:rPr>
-        <w:t xml:space="preserve">Objective: We used a convenience sample from a questionnaire survey in Goshogawara City, Aomori Prefecture, primarily to describe the distribution of reasons reported by respondents who had not installed a bathroom heating dryer or had installed one but did not use it for heating (hereafter, non-users), stratified by perceived bathroom coldness in winter. Secondarily, we described central heating use and its concurrent use with a bathroom heating dryer. Methods: We conducted an anonymous cross-sectional questionnaire survey in Goshogawara City from March 11 to April 30, 2026. Of 190 distributed questionnaires, 154 were returned. We excluded three respondents with missing data on bathroom heating dryer installation/use status and four non-users who did not report a reason for non-use, leaving 147 respondents for the primary analysis; 112 non-users were included in the analysis of reasons. We analyzed non-missing data on central heating use from 145 of the 154 respondents. Perceived thermal sensation in the bathroom during the coldest winter period (January-February) was rated on a 7-point scale from 1 (very warm) to 7 (very cold). These ratings (hereafter, bathroom coldness scores) were classified a priori into groups of 1-4 and 5-7. Reasons for non-installation or non-use were collected as multiple responses. After data collection, we created an exploratory post hoc category,</w:t>
+        <w:t>Objective: We primarily aimed to describe the distribution of self-reported reasons for not installing a bathroom heating dryer or, among those who had installed one, not using it for heating (hereafter, non-users), stratified by perceived bathroom coldness in winter, using a convenience sample from a questionnaire survey in Goshogawara City, Aomori Prefecture. Our secondary aim was to describe central heating use and its concurrent use with a bathroom heating dryer. Methods: We conducted an anonymous cross-sectional questionnaire survey in Goshogawara City between 11 March and 30 April 2026. Of the 190 questionnaires distributed, 154 were returned. We excluded three respondents with missing data on bathroom heating dryer installation/use status and four non-users who did not report a reason for non-use, leaving 147 for the primary analysis; 112 non-users were included in the analysis of reasons. We analysed non-missing data on central-heating use from 145 of the 154 respondents. The perceived thermal sensation in the bathroom during the coldest winter period (January–February) was rated on a 7-point scale, from 1 (very warm) to 7 (very cold). These ratings were classified a priori into the bathroom coldness score 1–4 and 5–7 groups. Reasons for non-installation or non-use were collected as multiple responses. Subsequently, we created an exploratory post hoc category,</w:t>
       </w:r>
       <w:r>
         <w:rPr>
@@ -1219,7 +1219,7 @@
           <w:rFonts w:ascii="Times New Roman" w:hAnsi="Times New Roman" w:eastAsia="Yu Mincho"/>
           <w:sz w:val="24"/>
         </w:rPr>
-        <w:t xml:space="preserve">for respondents selecting at least one of four reasons: concern about electricity costs, high installation cost, difficulty of installation because of housing structure, or inability to undertake construction work in rented housing. Counts and percentages are reported. Results: Among 112 non-users, 62 were in the bathroom coldness score 5-7 group and 50 were in the bathroom coldness score 1-4 group. Cost-related or housing/installation-related constraints were selected by 51/62 respondents (82.3%) in the bathroom coldness score 5-7 group and by 15/50 (30.0%) in the bathroom coldness score 1-4 group. Central heating was used by 28/145 respondents (19.3%), of whom 19 (67.9%) also used a bathroom heating dryer for heating. Conclusions: In this convenience sample from Goshogawara City, some non-users of bathroom heating dryers who perceived their bathrooms as cold reported cost-related or housing/installation-related constraints as reasons for non-installation or non-use. When measures to address bathroom coldness in cold regions are considered, understanding both the specific constraints that impede equipment installation or use and the heating configuration of the home, in addition to the need for such equipment, remains a matter for future investigation.</w:t>
+        <w:t>for respondents selecting any of four reasons: concern about electricity costs, high installation cost, difficulty of installation because of housing structure, or inability to undertake construction work in rented housing. Counts and percentages are reported. Results: Among 112 non-users, 62 and 50 were in the bathroom coldness score 5–7 and 1–4 groups, respectively. Cost-related or housing/installation-related constraints were selected by 51/62 respondents (82.3%) in the bathroom coldness score 5–7 group and 15/50 (30.0%) in the bathroom coldness score 1–4 group. Central heating was used by 28/145 respondents (19.3%), of whom 19 (67.9%) also used a bathroom heating dryer for heating. Conclusions: In this Goshogawara City convenience sample, some non-users of bathroom heating dryers who perceived their bathrooms as cold reported cost-related or housing/installation-related constraints as reasons for non-installation or non-use. When considering the measures to address bathroom coldness in cold regions, future studies are needed to understand the specific constraints that impede equipment installation or use and house heating configuration, in addition to the need for such equipment.</w:t>
       </w:r>
     </w:p>
     <w:p>
@@ -1236,7 +1236,7 @@
       </w:r>
     </w:p>
     <w:bookmarkEnd w:id="27"/>
-    <w:bookmarkStart w:id="29" w:name="tables"/>
+    <w:bookmarkStart w:id="29" w:name="table"/>
     <w:p>
       <w:pPr>
         <w:pStyle w:val="Heading2"/>
@@ -1247,7 +1247,7 @@
           <w:rFonts w:ascii="Times New Roman" w:hAnsi="Times New Roman" w:eastAsia="Yu Mincho"/>
           <w:sz w:val="24"/>
         </w:rPr>
-        <w:t xml:space="preserve">Tables</w:t>
+        <w:t xml:space="preserve">Table</w:t>
       </w:r>
     </w:p>
     <w:bookmarkStart w:id="28" w:name="Xf6f2493278bdb3deb0854306d48c39d7f9c13bc"/>
@@ -1537,7 +1537,7 @@
                 <w:rFonts w:ascii="Times New Roman" w:hAnsi="Times New Roman" w:eastAsia="Yu Mincho"/>
                 <w:sz w:val="18"/>
               </w:rPr>
-              <w:t xml:space="preserve">18-49 years</w:t>
+              <w:t>18–49 years</w:t>
             </w:r>
           </w:p>
         </w:tc>
@@ -1722,7 +1722,7 @@
                 <w:rFonts w:ascii="Times New Roman" w:hAnsi="Times New Roman" w:eastAsia="Yu Mincho"/>
                 <w:sz w:val="18"/>
               </w:rPr>
-              <w:t xml:space="preserve">50-59 years</w:t>
+              <w:t>50–59 years</w:t>
             </w:r>
           </w:p>
         </w:tc>
@@ -1899,7 +1899,7 @@
                 <w:rFonts w:ascii="Times New Roman" w:hAnsi="Times New Roman" w:eastAsia="Yu Mincho"/>
                 <w:sz w:val="18"/>
               </w:rPr>
-              <w:t xml:space="preserve">60-69 years</w:t>
+              <w:t>60–69 years</w:t>
             </w:r>
           </w:p>
         </w:tc>
@@ -3881,7 +3881,7 @@
                 <w:rFonts w:ascii="Times New Roman" w:hAnsi="Times New Roman" w:eastAsia="Yu Mincho"/>
                 <w:sz w:val="18"/>
               </w:rPr>
-              <w:t xml:space="preserve">4-6 times/week</w:t>
+              <w:t>4–6 times/week</w:t>
             </w:r>
           </w:p>
         </w:tc>
@@ -4058,7 +4058,7 @@
                 <w:rFonts w:ascii="Times New Roman" w:hAnsi="Times New Roman" w:eastAsia="Yu Mincho"/>
                 <w:sz w:val="18"/>
               </w:rPr>
-              <w:t xml:space="preserve">1-3 times/week</w:t>
+              <w:t>1–3 times/week</w:t>
             </w:r>
           </w:p>
         </w:tc>
@@ -4235,7 +4235,7 @@
                 <w:rFonts w:ascii="Times New Roman" w:hAnsi="Times New Roman" w:eastAsia="Yu Mincho"/>
                 <w:sz w:val="18"/>
               </w:rPr>
-              <w:t xml:space="preserve">1-3 times/month</w:t>
+              <w:t>1–3 times/month</w:t>
             </w:r>
           </w:p>
         </w:tc>
@@ -4664,7 +4664,7 @@
                 <w:rFonts w:ascii="Times New Roman" w:hAnsi="Times New Roman" w:eastAsia="Yu Mincho"/>
                 <w:sz w:val="18"/>
               </w:rPr>
-              <w:t xml:space="preserve">Coldness score 5-7</w:t>
+              <w:t>Coldness score 5–7</w:t>
             </w:r>
           </w:p>
         </w:tc>
@@ -4829,7 +4829,7 @@
                 <w:rFonts w:ascii="Times New Roman" w:hAnsi="Times New Roman" w:eastAsia="Yu Mincho"/>
                 <w:sz w:val="18"/>
               </w:rPr>
-              <w:t xml:space="preserve">Coldness score 5-7</w:t>
+              <w:t>Coldness score 5–7</w:t>
             </w:r>
           </w:p>
         </w:tc>
@@ -4876,12 +4876,12 @@
           <w:rFonts w:ascii="Times New Roman" w:hAnsi="Times New Roman" w:eastAsia="Yu Mincho"/>
           <w:sz w:val="18"/>
         </w:rPr>
-        <w:t xml:space="preserve">Values are n (%). For central heating use, 145 of the 154 returned questionnaires had non-missing data; the nine missing responses are shown in a separate row without a percentage. Percentages for all other characteristics were calculated with all 147 respondents in the primary analysis as the denominator. Use of other equipment to heat the dressing room or bathroom, excluding the bathroom heating dryer and central heating, was assessed with a multiple-response item; therefore, percentages do not sum to 100%. The eight missing responses to this item are shown in a separate row, with the percentage calculated using the 147 respondents as the denominator. For the bathroom and dressing room, perceived thermal sensation was rated on a 7-point scale from 1 (very warm) to 7 (very cold), and the ratings were treated as the respective coldness scores; only the coldness score 5-7 group is shown for each room.</w:t>
+        <w:t>Values are presented as n (%). For central-heating use, 145 of the 154 returned questionnaires had no missing data; the 9 missing responses are shown in a separate row without a percentage. Percentages for all other characteristics were calculated using the 147 respondents in the primary analysis as the denominator. The use of other equipment to heat the dressing room or bathroom, excluding the bathroom heating dryer and central heating, was assessed using a multiple-response item; therefore, the percentages do not sum to 100%. The 8 missing responses for this item are shown in a separate row, with the percentage calculated using the 147 respondents as the denominator. For the bathroom and dressing room, perceived thermal sensation was rated on a 7-point scale, from 1 (very warm) to 7 (very cold): the ratings were treated as the respective coldness scores; only the coldness score 5–7 group is shown for each room.</w:t>
       </w:r>
     </w:p>
     <w:bookmarkEnd w:id="28"/>
     <w:bookmarkEnd w:id="29"/>
-    <w:bookmarkStart w:id="31" w:name="figure-legends"/>
+    <w:bookmarkStart w:id="31" w:name="figure-legend"/>
     <w:p>
       <w:pPr>
         <w:pStyle w:val="Heading2"/>
@@ -4892,7 +4892,7 @@
           <w:rFonts w:ascii="Times New Roman" w:hAnsi="Times New Roman" w:eastAsia="Yu Mincho"/>
           <w:sz w:val="24"/>
         </w:rPr>
-        <w:t xml:space="preserve">Figure Legends</w:t>
+        <w:t xml:space="preserve">Figure Legend</w:t>
       </w:r>
     </w:p>
     <w:bookmarkStart w:id="30" w:name="Xb35c0bd38c3ce53c16310dd00e07ccdd38d877a"/>
@@ -4917,7 +4917,7 @@
           <w:rFonts w:ascii="Times New Roman" w:hAnsi="Times New Roman" w:eastAsia="Yu Mincho"/>
           <w:sz w:val="24"/>
         </w:rPr>
-        <w:t xml:space="preserve">The analysis included 112 respondents who had not installed a bathroom heating dryer or who had installed one but did not use it for heating. The left and right panels show the bathroom coldness score 1-4 group (n = 50) and the bathroom coldness score 5-7 group (n = 62), respectively; both panels use the same axis scale and bar style. Reasons were collected as multiple responses; therefore, percentages do not sum to 100%.</w:t>
+        <w:t>The analysis included 112 respondents who had not installed a bathroom heating dryer or had installed one but did not use it for heating. The left and right panels show the bathroom coldness score 1–4 (n = 50) and 5–7 groups (n = 62), respectively. Both panels use the same axis scale and bar style. Reasons were collected as multiple responses; therefore, the percentages do not sum to 100%.</w:t>
       </w:r>
       <w:r>
         <w:rPr>
@@ -4973,12 +4973,12 @@
           <w:rFonts w:ascii="Times New Roman" w:hAnsi="Times New Roman" w:eastAsia="Yu Mincho"/>
           <w:sz w:val="24"/>
         </w:rPr>
-        <w:t xml:space="preserve">Cost-related or housing/installation-related constraints comprise reasons 2-5 (electricity costs, installation cost, housing structure, and inability to undertake construction work in rented housing); cost-related reasons comprise reasons 2 and 3; and housing/installation-related reasons comprise reasons 4 and 5. The categories shown are not mutually exclusive; accordingly, the sum of the counts for the cost-related and housing/installation-related categories can exceed the count for the combined category. Bars show n/N (%), where N is the number of respondents in the corresponding bathroom coldness score group. Confidence intervals are not shown, and no statistical tests of between-group differences were performed.</w:t>
+        <w:t>Cost-related or housing/installation-related constraints comprise reasons 2–5 (electricity costs, installation cost, housing structure, and inability to undertake construction work in rented housing); cost-related reasons comprise reasons 2 and 3, and housing/installation-related reasons comprise reasons 4 and 5. The categories shown are not mutually exclusive. Accordingly, the sum of counts for the cost-related and housing/installation-related categories can exceed the count for the combined category. Bars show n/N (%), where N is the number of respondents in the corresponding bathroom coldness score group. Confidence intervals are not shown, and no statistical tests for between-group differences were performed.</w:t>
       </w:r>
     </w:p>
     <w:bookmarkEnd w:id="30"/>
     <w:bookmarkEnd w:id="31"/>
-    <w:bookmarkStart w:id="36" w:name="figures"/>
+    <w:bookmarkStart w:id="36" w:name="figure"/>
     <w:p>
       <w:pPr>
         <w:pStyle w:val="Heading2"/>
@@ -4989,7 +4989,7 @@
           <w:rFonts w:ascii="Times New Roman" w:hAnsi="Times New Roman" w:eastAsia="Yu Mincho"/>
           <w:sz w:val="24"/>
         </w:rPr>
-        <w:t xml:space="preserve">Figures</w:t>
+        <w:t xml:space="preserve">Figure</w:t>
       </w:r>
     </w:p>
     <w:bookmarkStart w:id="35" w:name="figure-1"/>
@@ -5008,7 +5008,7 @@
     <w:p>
       <w:pPr>
         <w:pStyle w:val="FirstParagraph"/>
-        <w:spacing w:line="240" w:lineRule="auto"/>
+        <w:spacing w:lineRule="atLeast" w:line="4252"/>
       </w:pPr>
       <w:r>
         <w:rPr>
@@ -5017,7 +5017,7 @@
         </w:rPr>
         <w:drawing>
           <wp:inline>
-            <wp:extent cx="5334000" cy="2711845"/>
+            <wp:extent cx="5334000" cy="2700271"/>
             <wp:effectExtent b="0" l="0" r="0" t="0"/>
             <wp:docPr descr="deliverables/figures/onki_short_report_figure1_reasons_by_bathroom_coldness_en.png" title="" id="33" name="Picture"/>
             <a:graphic>
@@ -5038,7 +5038,7 @@
                   <pic:spPr bwMode="auto">
                     <a:xfrm>
                       <a:off x="0" y="0"/>
-                      <a:ext cx="5334000" cy="2711845"/>
+                      <a:ext cx="5334000" cy="2700271"/>
                     </a:xfrm>
                     <a:prstGeom prst="rect">
                       <a:avLst/>

--- a/deliverables/05_manuscript/onki_short_report_ja_submission.docx
+++ b/deliverables/05_manuscript/onki_short_report_ja_submission.docx
@@ -2,23 +2,10 @@
 <file path=word/document.xml><?xml version="1.0" encoding="utf-8"?>
 <w:document xmlns:w="http://schemas.openxmlformats.org/wordprocessingml/2006/main" xmlns:m="http://schemas.openxmlformats.org/officeDocument/2006/math" xmlns:r="http://schemas.openxmlformats.org/officeDocument/2006/relationships" xmlns:o="urn:schemas-microsoft-com:office:office" xmlns:v="urn:schemas-microsoft-com:vml" xmlns:w10="urn:schemas-microsoft-com:office:word" xmlns:a="http://schemas.openxmlformats.org/drawingml/2006/main" xmlns:pic="http://schemas.openxmlformats.org/drawingml/2006/picture" xmlns:wp="http://schemas.openxmlformats.org/drawingml/2006/wordprocessingDrawing">
   <w:body>
-    <w:bookmarkStart w:id="37" w:name="青森県五所川原市における浴室暖房乾燥機の未設置未使用理由と浴室の温冷感"/>
+    <w:bookmarkStart w:id="36" w:name="title-page"/>
     <w:p>
       <w:pPr>
         <w:pStyle w:val="Heading1"/>
-      </w:pPr>
-      <w:r>
-        <w:rPr>
-          <w:rFonts w:hint="eastAsia" w:ascii="Times New Roman" w:hAnsi="Times New Roman" w:eastAsia="Yu Mincho"/>
-          <w:sz w:val="24"/>
-        </w:rPr>
-        <w:t xml:space="preserve">青森県五所川原市における浴室暖房乾燥機の未設置・未使用理由と浴室の温冷感</w:t>
-      </w:r>
-    </w:p>
-    <w:bookmarkStart w:id="9" w:name="title-page"/>
-    <w:p>
-      <w:pPr>
-        <w:pStyle w:val="Heading2"/>
       </w:pPr>
       <w:r>
         <w:rPr>
@@ -115,7 +102,21 @@
           <w:rFonts w:hint="eastAsia" w:ascii="Times New Roman" w:hAnsi="Times New Roman" w:eastAsia="Yu Mincho"/>
           <w:sz w:val="24"/>
         </w:rPr>
-        <w:t xml:space="preserve">［著者名を入力］</w:t>
+        <w:t xml:space="preserve">野城</w:t>
+      </w:r>
+      <w:r>
+        <w:rPr>
+          <w:rFonts w:ascii="Times New Roman" w:hAnsi="Times New Roman" w:eastAsia="Yu Mincho"/>
+          <w:sz w:val="24"/>
+        </w:rPr>
+        <w:t xml:space="preserve"> </w:t>
+      </w:r>
+      <w:r>
+        <w:rPr>
+          <w:rFonts w:hint="eastAsia" w:ascii="Times New Roman" w:hAnsi="Times New Roman" w:eastAsia="Yu Mincho"/>
+          <w:sz w:val="24"/>
+        </w:rPr>
+        <w:t xml:space="preserve">聡志1),2)＊</w:t>
       </w:r>
     </w:p>
     <w:p>
@@ -138,6 +139,20 @@
           <w:rFonts w:ascii="Times New Roman" w:hAnsi="Times New Roman" w:eastAsia="Yu Mincho"/>
           <w:sz w:val="24"/>
         </w:rPr>
+        <w:t xml:space="preserve"> 1) </w:t>
+      </w:r>
+      <w:r>
+        <w:rPr>
+          <w:rFonts w:hint="eastAsia" w:ascii="Times New Roman" w:hAnsi="Times New Roman" w:eastAsia="Yu Mincho"/>
+          <w:sz w:val="24"/>
+        </w:rPr>
+        <w:t xml:space="preserve">医療法人社団優青会</w:t>
+      </w:r>
+      <w:r>
+        <w:rPr>
+          <w:rFonts w:ascii="Times New Roman" w:hAnsi="Times New Roman" w:eastAsia="Yu Mincho"/>
+          <w:sz w:val="24"/>
+        </w:rPr>
         <w:t xml:space="preserve"> </w:t>
       </w:r>
       <w:r>
@@ -145,7 +160,35 @@
           <w:rFonts w:hint="eastAsia" w:ascii="Times New Roman" w:hAnsi="Times New Roman" w:eastAsia="Yu Mincho"/>
           <w:sz w:val="24"/>
         </w:rPr>
-        <w:t xml:space="preserve">［所属を入力］</w:t>
+        <w:t xml:space="preserve">あおぞらクリニック川越；2)</w:t>
+      </w:r>
+      <w:r>
+        <w:rPr>
+          <w:rFonts w:ascii="Times New Roman" w:hAnsi="Times New Roman" w:eastAsia="Yu Mincho"/>
+          <w:sz w:val="24"/>
+        </w:rPr>
+        <w:t xml:space="preserve"> </w:t>
+      </w:r>
+      <w:r>
+        <w:rPr>
+          <w:rFonts w:hint="eastAsia" w:ascii="Times New Roman" w:hAnsi="Times New Roman" w:eastAsia="Yu Mincho"/>
+          <w:sz w:val="24"/>
+        </w:rPr>
+        <w:t xml:space="preserve">一般社団法人</w:t>
+      </w:r>
+      <w:r>
+        <w:rPr>
+          <w:rFonts w:ascii="Times New Roman" w:hAnsi="Times New Roman" w:eastAsia="Yu Mincho"/>
+          <w:sz w:val="24"/>
+        </w:rPr>
+        <w:t xml:space="preserve"> </w:t>
+      </w:r>
+      <w:r>
+        <w:rPr>
+          <w:rFonts w:hint="eastAsia" w:ascii="Times New Roman" w:hAnsi="Times New Roman" w:eastAsia="Yu Mincho"/>
+          <w:sz w:val="24"/>
+        </w:rPr>
+        <w:t xml:space="preserve">高齢者入浴アドバイザー協会</w:t>
       </w:r>
     </w:p>
     <w:p>
@@ -175,7 +218,98 @@
           <w:rFonts w:hint="eastAsia" w:ascii="Times New Roman" w:hAnsi="Times New Roman" w:eastAsia="Yu Mincho"/>
           <w:sz w:val="24"/>
         </w:rPr>
-        <w:t xml:space="preserve">［氏名、所属、住所、電子メールアドレスを入力］</w:t>
+        <w:t xml:space="preserve">＊野城</w:t>
+      </w:r>
+      <w:r>
+        <w:rPr>
+          <w:rFonts w:ascii="Times New Roman" w:hAnsi="Times New Roman" w:eastAsia="Yu Mincho"/>
+          <w:sz w:val="24"/>
+        </w:rPr>
+        <w:t xml:space="preserve"> </w:t>
+      </w:r>
+      <w:r>
+        <w:rPr>
+          <w:rFonts w:hint="eastAsia" w:ascii="Times New Roman" w:hAnsi="Times New Roman" w:eastAsia="Yu Mincho"/>
+          <w:sz w:val="24"/>
+        </w:rPr>
+        <w:t xml:space="preserve">聡志：医療法人社団優青会</w:t>
+      </w:r>
+      <w:r>
+        <w:rPr>
+          <w:rFonts w:ascii="Times New Roman" w:hAnsi="Times New Roman" w:eastAsia="Yu Mincho"/>
+          <w:sz w:val="24"/>
+        </w:rPr>
+        <w:t xml:space="preserve"> </w:t>
+      </w:r>
+      <w:r>
+        <w:rPr>
+          <w:rFonts w:hint="eastAsia" w:ascii="Times New Roman" w:hAnsi="Times New Roman" w:eastAsia="Yu Mincho"/>
+          <w:sz w:val="24"/>
+        </w:rPr>
+        <w:t xml:space="preserve">あおぞらクリニック川越，〒350-0045</w:t>
+      </w:r>
+      <w:r>
+        <w:rPr>
+          <w:rFonts w:ascii="Times New Roman" w:hAnsi="Times New Roman" w:eastAsia="Yu Mincho"/>
+          <w:sz w:val="24"/>
+        </w:rPr>
+        <w:t xml:space="preserve"> </w:t>
+      </w:r>
+      <w:r>
+        <w:rPr>
+          <w:rFonts w:hint="eastAsia" w:ascii="Times New Roman" w:hAnsi="Times New Roman" w:eastAsia="Yu Mincho"/>
+          <w:sz w:val="24"/>
+        </w:rPr>
+        <w:t xml:space="preserve">埼玉県川越市南通町19-2</w:t>
+      </w:r>
+      <w:r>
+        <w:rPr>
+          <w:rFonts w:ascii="Times New Roman" w:hAnsi="Times New Roman" w:eastAsia="Yu Mincho"/>
+          <w:sz w:val="24"/>
+        </w:rPr>
+        <w:t xml:space="preserve"> </w:t>
+      </w:r>
+      <w:r>
+        <w:rPr>
+          <w:rFonts w:hint="eastAsia" w:ascii="Times New Roman" w:hAnsi="Times New Roman" w:eastAsia="Yu Mincho"/>
+          <w:sz w:val="24"/>
+        </w:rPr>
+        <w:t xml:space="preserve">307，電話</w:t>
+      </w:r>
+      <w:r>
+        <w:rPr>
+          <w:rFonts w:ascii="Times New Roman" w:hAnsi="Times New Roman" w:eastAsia="Yu Mincho"/>
+          <w:sz w:val="24"/>
+        </w:rPr>
+        <w:t xml:space="preserve"> </w:t>
+      </w:r>
+      <w:r>
+        <w:rPr>
+          <w:rFonts w:hint="eastAsia" w:ascii="Times New Roman" w:hAnsi="Times New Roman" w:eastAsia="Yu Mincho"/>
+          <w:sz w:val="24"/>
+        </w:rPr>
+        <w:t xml:space="preserve">049-227-3414，Fax</w:t>
+      </w:r>
+      <w:r>
+        <w:rPr>
+          <w:rFonts w:ascii="Times New Roman" w:hAnsi="Times New Roman" w:eastAsia="Yu Mincho"/>
+          <w:sz w:val="24"/>
+        </w:rPr>
+        <w:t xml:space="preserve"> </w:t>
+      </w:r>
+      <w:r>
+        <w:rPr>
+          <w:rFonts w:hint="eastAsia" w:ascii="Times New Roman" w:hAnsi="Times New Roman" w:eastAsia="Yu Mincho"/>
+          <w:sz w:val="24"/>
+        </w:rPr>
+        <w:t xml:space="preserve">049-227-3415，E-mail:</w:t>
+      </w:r>
+      <w:r>
+        <w:rPr>
+          <w:rFonts w:ascii="Times New Roman" w:hAnsi="Times New Roman" w:eastAsia="Yu Mincho"/>
+          <w:sz w:val="24"/>
+        </w:rPr>
+        <w:t xml:space="preserve"> nsatoshi.ebaa@gmail.com</w:t>
       </w:r>
     </w:p>
     <w:p>
@@ -188,6 +322,36 @@
       </w:pPr>
       <w:r>
         <w:rPr>
+          <w:rFonts w:hint="eastAsia" w:ascii="Times New Roman" w:hAnsi="Times New Roman" w:eastAsia="Yu Mincho"/>
+          <w:sz w:val="24"/>
+        </w:rPr>
+        <w:t xml:space="preserve">利益相反:</w:t>
+      </w:r>
+      <w:r>
+        <w:rPr>
+          <w:rFonts w:ascii="Times New Roman" w:hAnsi="Times New Roman" w:eastAsia="Yu Mincho"/>
+          <w:sz w:val="24"/>
+        </w:rPr>
+        <w:t xml:space="preserve"> </w:t>
+      </w:r>
+      <w:r>
+        <w:rPr>
+          <w:rFonts w:hint="eastAsia" w:ascii="Times New Roman" w:hAnsi="Times New Roman" w:eastAsia="Yu Mincho"/>
+          <w:sz w:val="24"/>
+        </w:rPr>
+        <w:t xml:space="preserve">開示すべき利益相反はない。</w:t>
+      </w:r>
+    </w:p>
+    <w:p>
+      <w:pPr>
+        <w:pStyle w:val="Compact"/>
+        <w:numPr>
+          <w:ilvl w:val="0"/>
+          <w:numId w:val="1001"/>
+        </w:numPr>
+      </w:pPr>
+      <w:r>
+        <w:rPr>
           <w:rFonts w:ascii="Times New Roman" w:hAnsi="Times New Roman" w:eastAsia="Yu Mincho"/>
           <w:sz w:val="24"/>
         </w:rPr>
@@ -201,18 +365,57 @@
         <w:t xml:space="preserve">浴室暖房乾燥機の未設置・未使用理由と浴室の温冷感</w:t>
       </w:r>
     </w:p>
+    <w:bookmarkStart w:id="9" w:name="和文抄録"/>
+    <w:p>
+      <w:pPr>
+        <w:pStyle w:val="Heading2"/>
+        <w:pageBreakBefore/>
+      </w:pPr>
+      <w:r>
+        <w:rPr>
+          <w:rFonts w:hint="eastAsia" w:ascii="Times New Roman" w:hAnsi="Times New Roman" w:eastAsia="Yu Mincho"/>
+          <w:sz w:val="24"/>
+        </w:rPr>
+        <w:t xml:space="preserve">和文抄録</w:t>
+      </w:r>
+    </w:p>
+    <w:p>
+      <w:pPr>
+        <w:pStyle w:val="FirstParagraph"/>
+      </w:pPr>
+      <w:r>
+        <w:rPr>
+          <w:rFonts w:hint="eastAsia" w:ascii="Times New Roman" w:hAnsi="Times New Roman" w:eastAsia="Yu Mincho"/>
+          <w:sz w:val="24"/>
+        </w:rPr>
+        <w:t xml:space="preserve">目的：青森県五所川原市内の質問紙調査から得た便宜抽出標本を用い、浴室暖房乾燥機を設置していない者、または設置しているが暖房として使用していない者（以下、不使用者）が挙げた理由の内訳を、冬季の浴室の寒さ体感別に記述することを主目的とし、副次的にセントラル暖房の使用状況と浴室暖房乾燥機との併用状況を記述した。方法：2026年3月11日-4月30日に五所川原市内で横断質問紙調査を行い、190部を配布し154部を回収した。同機の設置・使用状況が無回答の3人と、理由が無回答の不使用者4人を除く147人を主要解析対象とし、このうち不使用者112人を理由解析対象とした。セントラル暖房は154部中、同項目に回答した145人を対象とした。冬季（1-2月の最も寒い時期）の浴室の寒さ体感は、1「非常に暖かい」と7「非常に寒い」を両端とする7件法で尋ね、1-4群と5-7群に区分した。未設置・未使用理由（複数回答）は、「電気代」「設置費用」「住宅構造」「賃貸による工事制約」のいずれかを選択した者を、探索的に「費用または住宅・設置上の制約」と集約し、人数と割合を記述した。結果：不使用者112人は浴室寒さ5-7群62人、浴室寒さ1-4群50人であった。費用または住宅・設置上の制約を選択した者は、浴室寒さ5-7群で51/62人（82.3%）、浴室寒さ1-4群で15/50人（30.0%）であった。セントラル暖房使用者は28/145人（19.3%）で、そのうち19/28人（67.9%）が浴室暖房乾燥機を暖房として使用していた。結論：五所川原市内の便宜抽出標本では、浴室を寒いと感じる浴室暖房乾燥機の不使用者のうち、費用または住宅・設置上の制約を不使用理由として回答した者が観察された。寒冷地の浴室対策では、設備の必要性だけでなく、導入・使用を妨げる具体的制約と住宅の暖房構成を把握することも今後の検討課題となる。</w:t>
+      </w:r>
+    </w:p>
+    <w:p>
+      <w:pPr>
+        <w:pStyle w:val="BodyText"/>
+      </w:pPr>
+      <w:r>
+        <w:rPr>
+          <w:rFonts w:hint="eastAsia" w:ascii="Times New Roman" w:hAnsi="Times New Roman" w:eastAsia="Yu Mincho"/>
+          <w:sz w:val="24"/>
+        </w:rPr>
+        <w:t xml:space="preserve">キーワード：浴室暖房乾燥機、セントラル暖房、横断研究、寒冷地、青森県</w:t>
+      </w:r>
+    </w:p>
     <w:bookmarkEnd w:id="9"/>
-    <w:bookmarkStart w:id="10" w:name="和文抄録"/>
+    <w:bookmarkStart w:id="10" w:name="i-はじめに"/>
     <w:p>
       <w:pPr>
         <w:pStyle w:val="Heading2"/>
-      </w:pPr>
-      <w:r>
-        <w:rPr>
-          <w:rFonts w:hint="eastAsia" w:ascii="Times New Roman" w:hAnsi="Times New Roman" w:eastAsia="Yu Mincho"/>
-          <w:sz w:val="24"/>
-        </w:rPr>
-        <w:t xml:space="preserve">和文抄録</w:t>
+        <w:pageBreakBefore/>
+      </w:pPr>
+      <w:r>
+        <w:rPr>
+          <w:rFonts w:ascii="Times New Roman" w:hAnsi="Times New Roman" w:eastAsia="Yu Mincho"/>
+          <w:sz w:val="24"/>
+        </w:rPr>
+        <w:t xml:space="preserve">I はじめに</w:t>
       </w:r>
     </w:p>
     <w:p>
@@ -224,7 +427,66 @@
           <w:rFonts w:hint="eastAsia" w:ascii="Times New Roman" w:hAnsi="Times New Roman" w:eastAsia="Yu Mincho"/>
           <w:sz w:val="24"/>
         </w:rPr>
-        <w:t xml:space="preserve">目的：青森県五所川原市内で実施した質問紙調査から得た便宜抽出標本を用い、浴室暖房乾燥機を設置していない者、または設置しているが暖房として使用していない者（以下、不使用者）が挙げた理由の内訳を、冬季の浴室の寒さ体感別に記述することを主目的とした。副次的に、セントラル暖房の使用状況および浴室暖房乾燥機との併用状況を記述した。方法：2026年3月11日-4月30日に五所川原市内で無記名の横断質問紙調査を行った。190部を配布し154部を回収した。浴室暖房乾燥機の設置・使用状況が無回答の3人と、不使用者のうち理由が無回答の4人を除く147人を主要解析対象とし、このうち不使用者112人を理由解析対象とした。セントラル暖房については、回収した154部のうち同項目への回答が得られた145人を対象とした。冬季（1-2月の最も寒い時期）の浴室の寒さ体感は、1「非常に暖かい」と7「非常に寒い」を両端とする7件法で尋ね、解析前に1-4群と5-7群に区分した。未設置・未使用理由（複数回答）については、「電気代」「設置費用」「住宅構造」「賃貸による工事制約」のいずれかを選択した者を、回答回収後に探索的に「費用または住宅・設置上の制約」と集約し、人数と割合を記述した。結果：理由解析対象となった不使用者112人の内訳は、浴室寒さ5-7群62人、浴室寒さ1-4群50人であった。費用または住宅・設置上の制約を選択した者は、浴室寒さ5-7群で51/62人（82.3%）、浴室寒さ1-4群で15/50人（30.0%）であった。セントラル暖房使用者は28/145人（19.3%）で、そのうち19/28人（67.9%）が浴室暖房乾燥機を暖房として使用していた。結論：五所川原市内の便宜抽出標本では、浴室を寒いと感じる浴室暖房乾燥機の不使用者のうち、費用または住宅・設置上の制約を不使用理由として回答した者が観察された。寒冷地の浴室対策を検討する際には、設備の必要性だけでなく、導入・使用を妨げる具体的制約と住宅の暖房構成を把握することも、今後の検討課題となる。</w:t>
+        <w:t xml:space="preserve">本邦において、冬季に多発する入浴中の事故の防止は、公衆衛生上の重要な課題である</w:t>
+      </w:r>
+      <w:r>
+        <w:rPr>
+          <w:rFonts w:ascii="Times New Roman" w:hAnsi="Times New Roman" w:eastAsia="Yu Mincho"/>
+          <w:sz w:val="24"/>
+          <w:vertAlign w:val="superscript"/>
+        </w:rPr>
+        <w:t xml:space="preserve">1,2)</w:t>
+      </w:r>
+      <w:r>
+        <w:rPr>
+          <w:rFonts w:hint="eastAsia" w:ascii="Times New Roman" w:hAnsi="Times New Roman" w:eastAsia="Yu Mincho"/>
+          <w:sz w:val="24"/>
+        </w:rPr>
+        <w:t xml:space="preserve">。前報では、浴室暖房乾燥機設置率が高いほど、W65「浴槽内での溺死及び溺水」およびW66「浴槽への転落による溺死及び溺水」の死亡数が少ないという方向の関連が、非寒冷県よりも寒冷県で強い可能性が示唆された</w:t>
+      </w:r>
+      <w:r>
+        <w:rPr>
+          <w:rFonts w:ascii="Times New Roman" w:hAnsi="Times New Roman" w:eastAsia="Yu Mincho"/>
+          <w:sz w:val="24"/>
+          <w:vertAlign w:val="superscript"/>
+        </w:rPr>
+        <w:t xml:space="preserve">3)</w:t>
+      </w:r>
+      <w:r>
+        <w:rPr>
+          <w:rFonts w:hint="eastAsia" w:ascii="Times New Roman" w:hAnsi="Times New Roman" w:eastAsia="Yu Mincho"/>
+          <w:sz w:val="24"/>
+        </w:rPr>
+        <w:t xml:space="preserve">。探索的サブ解析では、浴室暖房乾燥機設置率が低く、標準化死亡比（SMR;</w:t>
+      </w:r>
+      <w:r>
+        <w:rPr>
+          <w:rFonts w:ascii="Times New Roman" w:hAnsi="Times New Roman" w:eastAsia="Yu Mincho"/>
+          <w:sz w:val="24"/>
+        </w:rPr>
+        <w:t xml:space="preserve"> </w:t>
+      </w:r>
+      <w:r>
+        <w:rPr>
+          <w:rFonts w:hint="eastAsia" w:ascii="Times New Roman" w:hAnsi="Times New Roman" w:eastAsia="Yu Mincho"/>
+          <w:sz w:val="24"/>
+        </w:rPr>
+        <w:t xml:space="preserve">観測死亡数/期待死亡数）が高い寒冷県の1つとして、青森県が抽出された</w:t>
+      </w:r>
+      <w:r>
+        <w:rPr>
+          <w:rFonts w:ascii="Times New Roman" w:hAnsi="Times New Roman" w:eastAsia="Yu Mincho"/>
+          <w:sz w:val="24"/>
+          <w:vertAlign w:val="superscript"/>
+        </w:rPr>
+        <w:t xml:space="preserve">3)</w:t>
+      </w:r>
+      <w:r>
+        <w:rPr>
+          <w:rFonts w:hint="eastAsia" w:ascii="Times New Roman" w:hAnsi="Times New Roman" w:eastAsia="Yu Mincho"/>
+          <w:sz w:val="24"/>
+        </w:rPr>
+        <w:t xml:space="preserve">。しかし、既存の広域集計からは、青森県における低設置率の背景、浴室の寒さ体感、および暖房設備の使用実態を把握することはできなかった。</w:t>
       </w:r>
     </w:p>
     <w:p>
@@ -236,11 +498,11 @@
           <w:rFonts w:hint="eastAsia" w:ascii="Times New Roman" w:hAnsi="Times New Roman" w:eastAsia="Yu Mincho"/>
           <w:sz w:val="24"/>
         </w:rPr>
-        <w:t xml:space="preserve">キーワード：浴室暖房乾燥機、セントラル暖房、横断研究、寒冷地、青森県</w:t>
+        <w:t xml:space="preserve">そこで本研究では、青森県五所川原市内で配布した質問紙の便宜抽出標本を用い、浴室暖房乾燥機を設置していない、または使用していない回答者が挙げた理由の内訳を、浴室の寒さ体感別に記述することを目的とした。副次的に、セントラル暖房の使用状況および浴室暖房乾燥機との併用状況を記述した。</w:t>
       </w:r>
     </w:p>
     <w:bookmarkEnd w:id="10"/>
-    <w:bookmarkStart w:id="11" w:name="i-はじめに"/>
+    <w:bookmarkStart w:id="15" w:name="ii-方法"/>
     <w:p>
       <w:pPr>
         <w:pStyle w:val="Heading2"/>
@@ -250,7 +512,34 @@
           <w:rFonts w:ascii="Times New Roman" w:hAnsi="Times New Roman" w:eastAsia="Yu Mincho"/>
           <w:sz w:val="24"/>
         </w:rPr>
-        <w:t xml:space="preserve">I はじめに</w:t>
+        <w:t xml:space="preserve">II </w:t>
+      </w:r>
+      <w:r>
+        <w:rPr>
+          <w:rFonts w:hint="eastAsia" w:ascii="Times New Roman" w:hAnsi="Times New Roman" w:eastAsia="Yu Mincho"/>
+          <w:sz w:val="24"/>
+        </w:rPr>
+        <w:t xml:space="preserve">方法</w:t>
+      </w:r>
+    </w:p>
+    <w:bookmarkStart w:id="11" w:name="研究デザインと対象"/>
+    <w:p>
+      <w:pPr>
+        <w:pStyle w:val="Heading3"/>
+      </w:pPr>
+      <w:r>
+        <w:rPr>
+          <w:rFonts w:ascii="Times New Roman" w:hAnsi="Times New Roman" w:eastAsia="Yu Mincho"/>
+          <w:sz w:val="24"/>
+        </w:rPr>
+        <w:t xml:space="preserve">1. </w:t>
+      </w:r>
+      <w:r>
+        <w:rPr>
+          <w:rFonts w:hint="eastAsia" w:ascii="Times New Roman" w:hAnsi="Times New Roman" w:eastAsia="Yu Mincho"/>
+          <w:sz w:val="24"/>
+        </w:rPr>
+        <w:t xml:space="preserve">研究デザインと対象</w:t>
       </w:r>
     </w:p>
     <w:p>
@@ -262,7 +551,140 @@
           <w:rFonts w:hint="eastAsia" w:ascii="Times New Roman" w:hAnsi="Times New Roman" w:eastAsia="Yu Mincho"/>
           <w:sz w:val="24"/>
         </w:rPr>
-        <w:t xml:space="preserve">本邦において、冬季に多発する入浴中の事故の防止は、公衆衛生上の重要な課題である[1,2]。前報では、浴室暖房乾燥機設置率が高いほど、W65「浴槽内での溺死及び溺水」およびW66「浴槽への転落による溺死及び溺水」の死亡数が少ないという方向の関連が、非寒冷県よりも寒冷県で強い可能性が示唆された[3]。探索的サブ解析では、浴室暖房乾燥機設置率が低く、標準化死亡比（SMR;</w:t>
+        <w:t xml:space="preserve">無記名自記式質問紙による横断研究を実施した。調査期間は2026年3月11日-4月30日で、五所川原市内の現地協力者1名の協力を得た。配布対象は五所川原市在住の18歳以上とし、原則として1世帯につき1人とした。現地協力者が自身の人的ネットワークを通じて、五所川原市内で質問紙を手渡しで配布・回収した。標本は便宜抽出であり、無作為抽出ではなかった。回答者の氏名、住所および連絡先は取得しなかった。居住地は質問項目に含めておらず、個票単位での居住地確認は行わなかった。</w:t>
+      </w:r>
+    </w:p>
+    <w:p>
+      <w:pPr>
+        <w:pStyle w:val="BodyText"/>
+      </w:pPr>
+      <w:r>
+        <w:rPr>
+          <w:rFonts w:hint="eastAsia" w:ascii="Times New Roman" w:hAnsi="Times New Roman" w:eastAsia="Yu Mincho"/>
+          <w:sz w:val="24"/>
+        </w:rPr>
+        <w:t xml:space="preserve">事前の運用計画では、有効回答80部以上を確保するため、目標回収数を100部とした。調査開始時に200部を準備して現地協力者へ渡し、そのうち190部が配布された。154部を回収し、配布票回収率は154/190（81.1%）であった。</w:t>
+      </w:r>
+    </w:p>
+    <w:bookmarkEnd w:id="11"/>
+    <w:bookmarkStart w:id="12" w:name="調査項目と変数"/>
+    <w:p>
+      <w:pPr>
+        <w:pStyle w:val="Heading3"/>
+      </w:pPr>
+      <w:r>
+        <w:rPr>
+          <w:rFonts w:ascii="Times New Roman" w:hAnsi="Times New Roman" w:eastAsia="Yu Mincho"/>
+          <w:sz w:val="24"/>
+        </w:rPr>
+        <w:t xml:space="preserve">2. </w:t>
+      </w:r>
+      <w:r>
+        <w:rPr>
+          <w:rFonts w:hint="eastAsia" w:ascii="Times New Roman" w:hAnsi="Times New Roman" w:eastAsia="Yu Mincho"/>
+          <w:sz w:val="24"/>
+        </w:rPr>
+        <w:t xml:space="preserve">調査項目と変数</w:t>
+      </w:r>
+    </w:p>
+    <w:p>
+      <w:pPr>
+        <w:pStyle w:val="FirstParagraph"/>
+      </w:pPr>
+      <w:r>
+        <w:rPr>
+          <w:rFonts w:hint="eastAsia" w:ascii="Times New Roman" w:hAnsi="Times New Roman" w:eastAsia="Yu Mincho"/>
+          <w:sz w:val="24"/>
+        </w:rPr>
+        <w:t xml:space="preserve">回答者の基本属性、住宅条件、冬季の自宅入浴頻度、暖房設備、ならびに冬季の脱衣所および浴室の寒さ体感を尋ねた。浴室暖房乾燥機の設置および暖房としての使用状況を「設置して使用」「設置しているが未使用」「未設置」で尋ね、後二者を合わせて「不使用者」と定義した。不使用者には未設置・未使用理由を複数回答で尋ねた。質問票では、セントラル暖房を「1か所の熱源で作った温水を配管で各室へ送り、パネルヒーター、ファンコンベクターまたは床暖房などで住宅全体を暖める方式」と説明し、使用状況を「24時間使用」「時間限定使用」「不使用」で尋ねた。また、浴室暖房乾燥機およびセントラル暖房以外に、脱衣所・浴室のその他暖房設備として、ストーブ、エアコン、セントラル暖房の一部ではない床暖房、その他、使用なしを複数回答で尋ねた。</w:t>
+      </w:r>
+    </w:p>
+    <w:p>
+      <w:pPr>
+        <w:pStyle w:val="BodyText"/>
+      </w:pPr>
+      <w:r>
+        <w:rPr>
+          <w:rFonts w:hint="eastAsia" w:ascii="Times New Roman" w:hAnsi="Times New Roman" w:eastAsia="Yu Mincho"/>
+          <w:sz w:val="24"/>
+        </w:rPr>
+        <w:t xml:space="preserve">浴室暖房乾燥機の未設置・未使用理由のうち、理由1「既に十分暖かいので必要がない」を「不要」とした。理由2「電気代が気になる」と理由3「設置費用が高い」を「費用系」、理由4「住宅の構造上、設置が難しい」と理由5「賃貸で工事できない」を「住宅・設置制約系」とした。理由6「使い方がわからない」、理由7「故障中で使えない」および理由8「その他」は、原選択肢別に記述した。回答回収後に設定した探索的な集約分類として、理由2-5のいずれかを選択した者を「費用または住宅・設置上の制約」、理由2-7のいずれかを選択した者を「障壁あり」とした。理由8のみを選択した者を「その他のみ」として記述した。複数回答であるため、「不要」と「障壁あり」の重複、および「費用系」と「住宅・設置制約系」の重複を許容した。未設置・未使用理由および脱衣所・浴室のその他暖房設備の「その他」に記載された自由記述は、内容分析または回答選択肢への再分類を行わなかった。</w:t>
+      </w:r>
+    </w:p>
+    <w:p>
+      <w:pPr>
+        <w:pStyle w:val="BodyText"/>
+      </w:pPr>
+      <w:r>
+        <w:rPr>
+          <w:rFonts w:hint="eastAsia" w:ascii="Times New Roman" w:hAnsi="Times New Roman" w:eastAsia="Yu Mincho"/>
+          <w:sz w:val="24"/>
+        </w:rPr>
+        <w:t xml:space="preserve">冬季（1-2月の最も寒い時期）の寒さ体感は、1「非常に暖かい」、4「どちらでもない」、7「非常に寒い」を両端と中立点とする7件法で尋ねた。解析前に定めた区分により、5-7を寒さ5-7群、1-4を寒さ1-4群とした。セントラル暖房は24時間使用または時間限定使用を「使用」、不使用を「不使用」とした。</w:t>
+      </w:r>
+    </w:p>
+    <w:bookmarkEnd w:id="12"/>
+    <w:bookmarkStart w:id="13" w:name="解析対象と統計解析"/>
+    <w:p>
+      <w:pPr>
+        <w:pStyle w:val="Heading3"/>
+      </w:pPr>
+      <w:r>
+        <w:rPr>
+          <w:rFonts w:ascii="Times New Roman" w:hAnsi="Times New Roman" w:eastAsia="Yu Mincho"/>
+          <w:sz w:val="24"/>
+        </w:rPr>
+        <w:t xml:space="preserve">3. </w:t>
+      </w:r>
+      <w:r>
+        <w:rPr>
+          <w:rFonts w:hint="eastAsia" w:ascii="Times New Roman" w:hAnsi="Times New Roman" w:eastAsia="Yu Mincho"/>
+          <w:sz w:val="24"/>
+        </w:rPr>
+        <w:t xml:space="preserve">解析対象と統計解析</w:t>
+      </w:r>
+    </w:p>
+    <w:p>
+      <w:pPr>
+        <w:pStyle w:val="FirstParagraph"/>
+      </w:pPr>
+      <w:r>
+        <w:rPr>
+          <w:rFonts w:hint="eastAsia" w:ascii="Times New Roman" w:hAnsi="Times New Roman" w:eastAsia="Yu Mincho"/>
+          <w:sz w:val="24"/>
+        </w:rPr>
+        <w:t xml:space="preserve">154部のうち、浴室暖房乾燥機の設置および暖房としての使用状況が無回答の3部と、不使用者のうち理由が無回答の4部を除いた147部を主要解析対象とした。このうち不使用者112部を理由解析の対象とした。浴室暖房乾燥機を暖房として使用しながら理由欄にも回答した4部は、使用状況を原回答のまま扱い、理由解析には含めなかった。セントラル暖房の使用状況は、回収した154部のうち同項目に回答した145部を対象に集計した。セントラル暖房使用者における浴室寒さおよび浴室暖房乾燥機との併用は、各項目が利用可能な回答を用いて記述した。欠測値の補完は行わなかった。</w:t>
+      </w:r>
+    </w:p>
+    <w:p>
+      <w:pPr>
+        <w:pStyle w:val="BodyText"/>
+      </w:pPr>
+      <w:r>
+        <w:rPr>
+          <w:rFonts w:ascii="Times New Roman" w:hAnsi="Times New Roman" w:eastAsia="Yu Mincho"/>
+          <w:sz w:val="24"/>
+        </w:rPr>
+        <w:t xml:space="preserve">Table </w:t>
+      </w:r>
+      <w:r>
+        <w:rPr>
+          <w:rFonts w:hint="eastAsia" w:ascii="Times New Roman" w:hAnsi="Times New Roman" w:eastAsia="Yu Mincho"/>
+          <w:sz w:val="24"/>
+        </w:rPr>
+        <w:t xml:space="preserve">1では、年齢を18-49歳、50-59歳、60-69歳、70歳以上、築年帯を30年未満、30年以上、不明に集約し、浴室窓の「わからない」と無回答を「不明・無回答」にまとめた。脱衣所・浴室のその他暖房設備は主要解析対象147人を分母とする複数回答として集計し、無回答を別に示した。</w:t>
+      </w:r>
+    </w:p>
+    <w:p>
+      <w:pPr>
+        <w:pStyle w:val="BodyText"/>
+      </w:pPr>
+      <w:r>
+        <w:rPr>
+          <w:rFonts w:hint="eastAsia" w:ascii="Times New Roman" w:hAnsi="Times New Roman" w:eastAsia="Yu Mincho"/>
+          <w:sz w:val="24"/>
+        </w:rPr>
+        <w:t xml:space="preserve">カテゴリ変数は人数と割合で示した。未設置・未使用理由は、不使用者112人を分母として8つの選択肢別および集約分類別に記述した。浴室寒さ1-4群と浴室寒さ5-7群別には、費用または住宅・設置上の制約、費用系、住宅・設置制約系および不要の4分類をFig.</w:t>
       </w:r>
       <w:r>
         <w:rPr>
@@ -276,7 +698,122 @@
           <w:rFonts w:hint="eastAsia" w:ascii="Times New Roman" w:hAnsi="Times New Roman" w:eastAsia="Yu Mincho"/>
           <w:sz w:val="24"/>
         </w:rPr>
-        <w:t xml:space="preserve">観測死亡数/期待死亡数）が高い寒冷県の1つとして、青森県が抽出された[3]。しかし、既存の広域集計からは、青森県における低設置率の背景、浴室の寒さ体感、および暖房設備の使用実態を把握することはできなかった。</w:t>
+        <w:t xml:space="preserve">1に示した。セントラル暖房使用者については、浴室寒さ5-7群の人数および浴室暖房乾燥機の併用人数を記述した。解析および作図にはPython</w:t>
+      </w:r>
+      <w:r>
+        <w:rPr>
+          <w:rFonts w:ascii="Times New Roman" w:hAnsi="Times New Roman" w:eastAsia="Yu Mincho"/>
+          <w:sz w:val="24"/>
+        </w:rPr>
+        <w:t xml:space="preserve"> </w:t>
+      </w:r>
+      <w:r>
+        <w:rPr>
+          <w:rFonts w:hint="eastAsia" w:ascii="Times New Roman" w:hAnsi="Times New Roman" w:eastAsia="Yu Mincho"/>
+          <w:sz w:val="24"/>
+        </w:rPr>
+        <w:t xml:space="preserve">3.11.3を用いた。</w:t>
+      </w:r>
+    </w:p>
+    <w:bookmarkEnd w:id="13"/>
+    <w:bookmarkStart w:id="14" w:name="倫理的配慮"/>
+    <w:p>
+      <w:pPr>
+        <w:pStyle w:val="Heading3"/>
+      </w:pPr>
+      <w:r>
+        <w:rPr>
+          <w:rFonts w:ascii="Times New Roman" w:hAnsi="Times New Roman" w:eastAsia="Yu Mincho"/>
+          <w:sz w:val="24"/>
+        </w:rPr>
+        <w:t xml:space="preserve">4. </w:t>
+      </w:r>
+      <w:r>
+        <w:rPr>
+          <w:rFonts w:hint="eastAsia" w:ascii="Times New Roman" w:hAnsi="Times New Roman" w:eastAsia="Yu Mincho"/>
+          <w:sz w:val="24"/>
+        </w:rPr>
+        <w:t xml:space="preserve">倫理的配慮</w:t>
+      </w:r>
+    </w:p>
+    <w:p>
+      <w:pPr>
+        <w:pStyle w:val="FirstParagraph"/>
+      </w:pPr>
+      <w:r>
+        <w:rPr>
+          <w:rFonts w:hint="eastAsia" w:ascii="Times New Roman" w:hAnsi="Times New Roman" w:eastAsia="Yu Mincho"/>
+          <w:sz w:val="24"/>
+        </w:rPr>
+        <w:t xml:space="preserve">回答は任意かつ無記名とし、調査の目的、回答の拒否または中断によって不利益が生じないこと、ならびにデータの利用・保管の方法を質問紙の表紙に記載した。回答済み質問紙の提出をもって研究参加への同意とした。本研究は日本温泉気候物理医学会倫理審査会の承認を受けた後に調査を開始した（承認日2026年3月11日、承認番号Onki26-01）。</w:t>
+      </w:r>
+    </w:p>
+    <w:bookmarkEnd w:id="14"/>
+    <w:bookmarkEnd w:id="15"/>
+    <w:bookmarkStart w:id="19" w:name="iii-結果"/>
+    <w:p>
+      <w:pPr>
+        <w:pStyle w:val="Heading2"/>
+      </w:pPr>
+      <w:r>
+        <w:rPr>
+          <w:rFonts w:ascii="Times New Roman" w:hAnsi="Times New Roman" w:eastAsia="Yu Mincho"/>
+          <w:sz w:val="24"/>
+        </w:rPr>
+        <w:t xml:space="preserve">III </w:t>
+      </w:r>
+      <w:r>
+        <w:rPr>
+          <w:rFonts w:hint="eastAsia" w:ascii="Times New Roman" w:hAnsi="Times New Roman" w:eastAsia="Yu Mincho"/>
+          <w:sz w:val="24"/>
+        </w:rPr>
+        <w:t xml:space="preserve">結果</w:t>
+      </w:r>
+    </w:p>
+    <w:bookmarkStart w:id="16" w:name="回答者と住環境"/>
+    <w:p>
+      <w:pPr>
+        <w:pStyle w:val="Heading3"/>
+      </w:pPr>
+      <w:r>
+        <w:rPr>
+          <w:rFonts w:ascii="Times New Roman" w:hAnsi="Times New Roman" w:eastAsia="Yu Mincho"/>
+          <w:sz w:val="24"/>
+        </w:rPr>
+        <w:t xml:space="preserve">1. </w:t>
+      </w:r>
+      <w:r>
+        <w:rPr>
+          <w:rFonts w:hint="eastAsia" w:ascii="Times New Roman" w:hAnsi="Times New Roman" w:eastAsia="Yu Mincho"/>
+          <w:sz w:val="24"/>
+        </w:rPr>
+        <w:t xml:space="preserve">回答者と住環境</w:t>
+      </w:r>
+    </w:p>
+    <w:p>
+      <w:pPr>
+        <w:pStyle w:val="FirstParagraph"/>
+      </w:pPr>
+      <w:r>
+        <w:rPr>
+          <w:rFonts w:hint="eastAsia" w:ascii="Times New Roman" w:hAnsi="Times New Roman" w:eastAsia="Yu Mincho"/>
+          <w:sz w:val="24"/>
+        </w:rPr>
+        <w:t xml:space="preserve">154部の回収票から7部を除外し、147人を主要解析対象とした。対象者の特性をTable</w:t>
+      </w:r>
+      <w:r>
+        <w:rPr>
+          <w:rFonts w:ascii="Times New Roman" w:hAnsi="Times New Roman" w:eastAsia="Yu Mincho"/>
+          <w:sz w:val="24"/>
+        </w:rPr>
+        <w:t xml:space="preserve"> </w:t>
+      </w:r>
+      <w:r>
+        <w:rPr>
+          <w:rFonts w:hint="eastAsia" w:ascii="Times New Roman" w:hAnsi="Times New Roman" w:eastAsia="Yu Mincho"/>
+          <w:sz w:val="24"/>
+        </w:rPr>
+        <w:t xml:space="preserve">1に示す。浴室寒さ5-7群は66人（44.9%）、脱衣所寒さ5-7群は77人（52.4%）であった。</w:t>
       </w:r>
     </w:p>
     <w:p>
@@ -285,14 +822,145 @@
       </w:pPr>
       <w:r>
         <w:rPr>
-          <w:rFonts w:hint="eastAsia" w:ascii="Times New Roman" w:hAnsi="Times New Roman" w:eastAsia="Yu Mincho"/>
-          <w:sz w:val="24"/>
-        </w:rPr>
-        <w:t xml:space="preserve">そこで本研究では、青森県五所川原市内で配布した質問紙の便宜抽出標本を用い、浴室暖房乾燥機を設置していない、または使用していない回答者が挙げた理由の内訳を、浴室の寒さ体感別に記述することを目的とした。副次的に、セントラル暖房の使用状況および浴室暖房乾燥機との併用状況を記述した。</w:t>
-      </w:r>
-    </w:p>
-    <w:bookmarkEnd w:id="11"/>
-    <w:bookmarkStart w:id="16" w:name="ii-方法"/>
+          <w:rFonts w:ascii="Times New Roman" w:hAnsi="Times New Roman" w:eastAsia="Yu Mincho"/>
+          <w:sz w:val="24"/>
+        </w:rPr>
+        <w:t xml:space="preserve">&lt;Table 1 here&gt;</w:t>
+      </w:r>
+    </w:p>
+    <w:bookmarkEnd w:id="16"/>
+    <w:bookmarkStart w:id="17" w:name="暖房設備の利用状況"/>
+    <w:p>
+      <w:pPr>
+        <w:pStyle w:val="Heading3"/>
+      </w:pPr>
+      <w:r>
+        <w:rPr>
+          <w:rFonts w:ascii="Times New Roman" w:hAnsi="Times New Roman" w:eastAsia="Yu Mincho"/>
+          <w:sz w:val="24"/>
+        </w:rPr>
+        <w:t xml:space="preserve">2. </w:t>
+      </w:r>
+      <w:r>
+        <w:rPr>
+          <w:rFonts w:hint="eastAsia" w:ascii="Times New Roman" w:hAnsi="Times New Roman" w:eastAsia="Yu Mincho"/>
+          <w:sz w:val="24"/>
+        </w:rPr>
+        <w:t xml:space="preserve">暖房設備の利用状況</w:t>
+      </w:r>
+    </w:p>
+    <w:p>
+      <w:pPr>
+        <w:pStyle w:val="FirstParagraph"/>
+      </w:pPr>
+      <w:r>
+        <w:rPr>
+          <w:rFonts w:hint="eastAsia" w:ascii="Times New Roman" w:hAnsi="Times New Roman" w:eastAsia="Yu Mincho"/>
+          <w:sz w:val="24"/>
+        </w:rPr>
+        <w:t xml:space="preserve">浴室暖房乾燥機、セントラル暖房および脱衣所・浴室のその他暖房設備の利用状況をTable</w:t>
+      </w:r>
+      <w:r>
+        <w:rPr>
+          <w:rFonts w:ascii="Times New Roman" w:hAnsi="Times New Roman" w:eastAsia="Yu Mincho"/>
+          <w:sz w:val="24"/>
+        </w:rPr>
+        <w:t xml:space="preserve"> </w:t>
+      </w:r>
+      <w:r>
+        <w:rPr>
+          <w:rFonts w:hint="eastAsia" w:ascii="Times New Roman" w:hAnsi="Times New Roman" w:eastAsia="Yu Mincho"/>
+          <w:sz w:val="24"/>
+        </w:rPr>
+        <w:t xml:space="preserve">1に示す。セントラル暖房の使用状況に回答した145人中28人（19.3%）が使用していた。この28人のうち、浴室寒さ5-7群は2人（7.1%）で、19人（67.9%）は浴室暖房乾燥機を暖房として使用していた。</w:t>
+      </w:r>
+    </w:p>
+    <w:bookmarkEnd w:id="17"/>
+    <w:bookmarkStart w:id="18" w:name="浴室暖房乾燥機の未設置未使用理由と浴室寒さ"/>
+    <w:p>
+      <w:pPr>
+        <w:pStyle w:val="Heading3"/>
+      </w:pPr>
+      <w:r>
+        <w:rPr>
+          <w:rFonts w:ascii="Times New Roman" w:hAnsi="Times New Roman" w:eastAsia="Yu Mincho"/>
+          <w:sz w:val="24"/>
+        </w:rPr>
+        <w:t xml:space="preserve">3. </w:t>
+      </w:r>
+      <w:r>
+        <w:rPr>
+          <w:rFonts w:hint="eastAsia" w:ascii="Times New Roman" w:hAnsi="Times New Roman" w:eastAsia="Yu Mincho"/>
+          <w:sz w:val="24"/>
+        </w:rPr>
+        <w:t xml:space="preserve">浴室暖房乾燥機の未設置・未使用理由と浴室寒さ</w:t>
+      </w:r>
+    </w:p>
+    <w:p>
+      <w:pPr>
+        <w:pStyle w:val="FirstParagraph"/>
+      </w:pPr>
+      <w:r>
+        <w:rPr>
+          <w:rFonts w:hint="eastAsia" w:ascii="Times New Roman" w:hAnsi="Times New Roman" w:eastAsia="Yu Mincho"/>
+          <w:sz w:val="24"/>
+        </w:rPr>
+        <w:t xml:space="preserve">不使用者112人のうち、障壁あり（理由2-7のいずれか）は69人（61.6%）、費用または住宅・設置上の制約（理由2-5のいずれか）は66人（58.9%）であった。</w:t>
+      </w:r>
+    </w:p>
+    <w:p>
+      <w:pPr>
+        <w:pStyle w:val="BodyText"/>
+      </w:pPr>
+      <w:r>
+        <w:rPr>
+          <w:rFonts w:hint="eastAsia" w:ascii="Times New Roman" w:hAnsi="Times New Roman" w:eastAsia="Yu Mincho"/>
+          <w:sz w:val="24"/>
+        </w:rPr>
+        <w:t xml:space="preserve">選択肢別の回答（複数回答）は、不要31人（27.7%）、電気代25人（22.3%）、設置費用22人（19.6%）であった。住宅構造上の制約は19人（17.0%）、賃貸による工事制約は8人（7.1%）、使用方法不明は2人（1.8%）、故障中は1人（0.9%）、その他は17人（15.2%）であった。理由8「その他」のみを選択した者は15人（13.4%）で、不要と障壁ありの両方を選択した者は3人（2.7%）であった。</w:t>
+      </w:r>
+    </w:p>
+    <w:p>
+      <w:pPr>
+        <w:pStyle w:val="BodyText"/>
+      </w:pPr>
+      <w:r>
+        <w:rPr>
+          <w:rFonts w:hint="eastAsia" w:ascii="Times New Roman" w:hAnsi="Times New Roman" w:eastAsia="Yu Mincho"/>
+          <w:sz w:val="24"/>
+        </w:rPr>
+        <w:t xml:space="preserve">費用または住宅・設置上の制約は、浴室寒さ5-7群で51/62人（82.3%）、浴室寒さ1-4群で15/50人（30.0%）が選択した。不要は、浴室寒さ5-7群で4/62人（6.5%）、浴室寒さ1-4群で27/50人（54.0%）が選択した。費用系および住宅・設置制約系の内訳を含め、Fig.</w:t>
+      </w:r>
+      <w:r>
+        <w:rPr>
+          <w:rFonts w:ascii="Times New Roman" w:hAnsi="Times New Roman" w:eastAsia="Yu Mincho"/>
+          <w:sz w:val="24"/>
+        </w:rPr>
+        <w:t xml:space="preserve"> </w:t>
+      </w:r>
+      <w:r>
+        <w:rPr>
+          <w:rFonts w:hint="eastAsia" w:ascii="Times New Roman" w:hAnsi="Times New Roman" w:eastAsia="Yu Mincho"/>
+          <w:sz w:val="24"/>
+        </w:rPr>
+        <w:t xml:space="preserve">1に示す。</w:t>
+      </w:r>
+    </w:p>
+    <w:p>
+      <w:pPr>
+        <w:pStyle w:val="BodyText"/>
+      </w:pPr>
+      <w:r>
+        <w:rPr>
+          <w:rFonts w:ascii="Times New Roman" w:hAnsi="Times New Roman" w:eastAsia="Yu Mincho"/>
+          <w:sz w:val="24"/>
+        </w:rPr>
+        <w:t xml:space="preserve">&lt;Fig. 1 here&gt;</w:t>
+      </w:r>
+    </w:p>
+    <w:bookmarkEnd w:id="18"/>
+    <w:bookmarkEnd w:id="19"/>
+    <w:bookmarkStart w:id="20" w:name="iv-考察"/>
     <w:p>
       <w:pPr>
         <w:pStyle w:val="Heading2"/>
@@ -302,34 +970,14 @@
           <w:rFonts w:ascii="Times New Roman" w:hAnsi="Times New Roman" w:eastAsia="Yu Mincho"/>
           <w:sz w:val="24"/>
         </w:rPr>
-        <w:t xml:space="preserve">II </w:t>
-      </w:r>
-      <w:r>
-        <w:rPr>
-          <w:rFonts w:hint="eastAsia" w:ascii="Times New Roman" w:hAnsi="Times New Roman" w:eastAsia="Yu Mincho"/>
-          <w:sz w:val="24"/>
-        </w:rPr>
-        <w:t xml:space="preserve">方法</w:t>
-      </w:r>
-    </w:p>
-    <w:bookmarkStart w:id="12" w:name="研究デザインと対象"/>
-    <w:p>
-      <w:pPr>
-        <w:pStyle w:val="Heading3"/>
-      </w:pPr>
-      <w:r>
-        <w:rPr>
-          <w:rFonts w:ascii="Times New Roman" w:hAnsi="Times New Roman" w:eastAsia="Yu Mincho"/>
-          <w:sz w:val="24"/>
-        </w:rPr>
-        <w:t xml:space="preserve">1. </w:t>
-      </w:r>
-      <w:r>
-        <w:rPr>
-          <w:rFonts w:hint="eastAsia" w:ascii="Times New Roman" w:hAnsi="Times New Roman" w:eastAsia="Yu Mincho"/>
-          <w:sz w:val="24"/>
-        </w:rPr>
-        <w:t xml:space="preserve">研究デザインと対象</w:t>
+        <w:t xml:space="preserve">IV </w:t>
+      </w:r>
+      <w:r>
+        <w:rPr>
+          <w:rFonts w:hint="eastAsia" w:ascii="Times New Roman" w:hAnsi="Times New Roman" w:eastAsia="Yu Mincho"/>
+          <w:sz w:val="24"/>
+        </w:rPr>
+        <w:t xml:space="preserve">考察</w:t>
       </w:r>
     </w:p>
     <w:p>
@@ -341,7 +989,7 @@
           <w:rFonts w:hint="eastAsia" w:ascii="Times New Roman" w:hAnsi="Times New Roman" w:eastAsia="Yu Mincho"/>
           <w:sz w:val="24"/>
         </w:rPr>
-        <w:t xml:space="preserve">無記名自記式質問紙による横断研究を実施した。調査期間は2026年3月11日-4月30日で、五所川原市内の現地協力者1名の協力を得た。配布対象は五所川原市在住の18歳以上とし、原則として1世帯につき1人とした。現地協力者が自身の人的ネットワークを通じて、五所川原市内で質問紙を手渡しで配布・回収した。標本は便宜抽出であり、無作為抽出ではなかった。回答者の氏名、住所および連絡先は取得しなかった。居住地は質問項目に含めておらず、個票単位での居住地確認は行わなかった。</w:t>
+        <w:t xml:space="preserve">本調査で注目された所見は、浴室を寒いと感じる不使用者62人のうち、51人（82.3%）が費用または住宅・設置上の制約を選択したことである。この51人のうち、費用系は31人、住宅・設置制約系は21人で、1人が両方を選択していた。このような回答が観察されたことから、浴室の寒さ対策を検討する際には、設備の必要性に関する周知に加えて、使用費、設置費および住宅側の工事制約を把握することも、今後の検討課題となる。</w:t>
       </w:r>
     </w:p>
     <w:p>
@@ -353,28 +1001,100 @@
           <w:rFonts w:hint="eastAsia" w:ascii="Times New Roman" w:hAnsi="Times New Roman" w:eastAsia="Yu Mincho"/>
           <w:sz w:val="24"/>
         </w:rPr>
-        <w:t xml:space="preserve">事前の運用計画では、有効回答80部以上を確保するため、目標回収数を100部とした。調査開始時に200部を準備して現地協力者へ渡し、そのうち190部が配布された。154部を回収し、配布票回収率は154/190（81.1%）であった。</w:t>
-      </w:r>
-    </w:p>
-    <w:bookmarkEnd w:id="12"/>
-    <w:bookmarkStart w:id="13" w:name="調査項目と変数"/>
-    <w:p>
-      <w:pPr>
-        <w:pStyle w:val="Heading3"/>
-      </w:pPr>
-      <w:r>
-        <w:rPr>
-          <w:rFonts w:ascii="Times New Roman" w:hAnsi="Times New Roman" w:eastAsia="Yu Mincho"/>
-          <w:sz w:val="24"/>
-        </w:rPr>
-        <w:t xml:space="preserve">2. </w:t>
-      </w:r>
-      <w:r>
-        <w:rPr>
-          <w:rFonts w:hint="eastAsia" w:ascii="Times New Roman" w:hAnsi="Times New Roman" w:eastAsia="Yu Mincho"/>
-          <w:sz w:val="24"/>
-        </w:rPr>
-        <w:t xml:space="preserve">調査項目と変数</w:t>
+        <w:t xml:space="preserve">前報において、環境省「令和5年度家庭部門のCO2排出実態統計調査」の公開表を用いて集計したセントラル暖房使用率は、北海道地域で24.6%であり、他地域の0.4-4.0%より高かった</w:t>
+      </w:r>
+      <w:r>
+        <w:rPr>
+          <w:rFonts w:ascii="Times New Roman" w:hAnsi="Times New Roman" w:eastAsia="Yu Mincho"/>
+          <w:sz w:val="24"/>
+          <w:vertAlign w:val="superscript"/>
+        </w:rPr>
+        <w:t xml:space="preserve">3)</w:t>
+      </w:r>
+      <w:r>
+        <w:rPr>
+          <w:rFonts w:hint="eastAsia" w:ascii="Times New Roman" w:hAnsi="Times New Roman" w:eastAsia="Yu Mincho"/>
+          <w:sz w:val="24"/>
+        </w:rPr>
+        <w:t xml:space="preserve">。北海道では浴室の寒さや室間温度差も他地域より小さく</w:t>
+      </w:r>
+      <w:r>
+        <w:rPr>
+          <w:rFonts w:ascii="Times New Roman" w:hAnsi="Times New Roman" w:eastAsia="Yu Mincho"/>
+          <w:sz w:val="24"/>
+          <w:vertAlign w:val="superscript"/>
+        </w:rPr>
+        <w:t xml:space="preserve">4,5)</w:t>
+      </w:r>
+      <w:r>
+        <w:rPr>
+          <w:rFonts w:hint="eastAsia" w:ascii="Times New Roman" w:hAnsi="Times New Roman" w:eastAsia="Yu Mincho"/>
+          <w:sz w:val="24"/>
+        </w:rPr>
+        <w:t xml:space="preserve">、前報では、セントラル暖房を含む全館暖房が浴室暖房乾燥機を代替し得る可能性に言及した</w:t>
+      </w:r>
+      <w:r>
+        <w:rPr>
+          <w:rFonts w:ascii="Times New Roman" w:hAnsi="Times New Roman" w:eastAsia="Yu Mincho"/>
+          <w:sz w:val="24"/>
+          <w:vertAlign w:val="superscript"/>
+        </w:rPr>
+        <w:t xml:space="preserve">3)</w:t>
+      </w:r>
+      <w:r>
+        <w:rPr>
+          <w:rFonts w:hint="eastAsia" w:ascii="Times New Roman" w:hAnsi="Times New Roman" w:eastAsia="Yu Mincho"/>
+          <w:sz w:val="24"/>
+        </w:rPr>
+        <w:t xml:space="preserve">。一方、青森県では、重臣らが入浴中心肺停止の地域差と寒冷期の脱衣場・浴室内低温との関連を指摘しているものの</w:t>
+      </w:r>
+      <w:r>
+        <w:rPr>
+          <w:rFonts w:ascii="Times New Roman" w:hAnsi="Times New Roman" w:eastAsia="Yu Mincho"/>
+          <w:sz w:val="24"/>
+          <w:vertAlign w:val="superscript"/>
+        </w:rPr>
+        <w:t xml:space="preserve">6)</w:t>
+      </w:r>
+      <w:r>
+        <w:rPr>
+          <w:rFonts w:hint="eastAsia" w:ascii="Times New Roman" w:hAnsi="Times New Roman" w:eastAsia="Yu Mincho"/>
+          <w:sz w:val="24"/>
+        </w:rPr>
+        <w:t xml:space="preserve">、浴室周辺の寒さ・室間温度差を県単位で示した報告や、浴室暖房乾燥機・セントラル暖房の設置・使用実態を調べた報告は、今回確認した公開情報の範囲では見当たらなかった。この情報不足を踏まえて実施した本調査では、セントラル暖房の使用状況に回答した145人中28人が使用しており、その28人のうち浴室寒さ5-7群は2人、浴室暖房乾燥機を併用していた者は19人であった。こうした観察事実から、少なくとも本標本の設備利用パターンは、「浴室が暖かいため不要」という理由や、セントラル暖房による単純な排他的代替だけでは説明しにくかった。</w:t>
+      </w:r>
+    </w:p>
+    <w:p>
+      <w:pPr>
+        <w:pStyle w:val="BodyText"/>
+      </w:pPr>
+      <w:r>
+        <w:rPr>
+          <w:rFonts w:hint="eastAsia" w:ascii="Times New Roman" w:hAnsi="Times New Roman" w:eastAsia="Yu Mincho"/>
+          <w:sz w:val="24"/>
+        </w:rPr>
+        <w:t xml:space="preserve">本研究には限界がある。理由1「既に十分暖かいので必要がない」は、それ自体が寒さ体感に関する判断を含む項目である。このため、寒さ体感群間の「不要」の割合差を独立した所見として解釈することはできない。「不要」を選択した者のうち3人は理由2-7のいずれかも選択しており、「不要」と「障壁あり」は相互排他的ではない。また、横断調査であるため、寒さ体感別の障壁回答割合から、障壁の認識と寒さ体感の前後関係は判断できない。逆に、寒さを感じる者ほど障壁を認識し、該当する理由を選択しやすかった可能性もある。標本は便宜抽出であり、五所川原市および青森県全体を代表するものではない。自己申告に伴う想起誤差や回答誤差が生じ得るほか、断熱性能、築年、所有形態などによる交絡も残る。さらに、セントラル暖房が浴室や脱衣所を実際に暖めていたかは確認しておらず、入浴中の事故の発生も調査していない。以上から、青森県全体における浴室暖房乾燥機とセントラル暖房の代替関係、暖房設備による寒さ体感の改善効果、および暖房設備と入浴中の事故との関連は評価できない。</w:t>
+      </w:r>
+    </w:p>
+    <w:bookmarkEnd w:id="20"/>
+    <w:bookmarkStart w:id="21" w:name="v-結論"/>
+    <w:p>
+      <w:pPr>
+        <w:pStyle w:val="Heading2"/>
+      </w:pPr>
+      <w:r>
+        <w:rPr>
+          <w:rFonts w:ascii="Times New Roman" w:hAnsi="Times New Roman" w:eastAsia="Yu Mincho"/>
+          <w:sz w:val="24"/>
+        </w:rPr>
+        <w:t xml:space="preserve">V </w:t>
+      </w:r>
+      <w:r>
+        <w:rPr>
+          <w:rFonts w:hint="eastAsia" w:ascii="Times New Roman" w:hAnsi="Times New Roman" w:eastAsia="Yu Mincho"/>
+          <w:sz w:val="24"/>
+        </w:rPr>
+        <w:t xml:space="preserve">結論</w:t>
       </w:r>
     </w:p>
     <w:p>
@@ -386,52 +1106,21 @@
           <w:rFonts w:hint="eastAsia" w:ascii="Times New Roman" w:hAnsi="Times New Roman" w:eastAsia="Yu Mincho"/>
           <w:sz w:val="24"/>
         </w:rPr>
-        <w:t xml:space="preserve">回答者の基本属性、住宅条件、冬季の自宅入浴頻度、暖房設備、ならびに冬季の脱衣所および浴室の寒さ体感を尋ねた。浴室暖房乾燥機の設置および暖房としての使用状況を「設置して使用」「設置しているが未使用」「未設置」で尋ね、後二者を合わせて「不使用者」と定義した。不使用者には未設置・未使用理由を複数回答で尋ねた。質問票では、セントラル暖房を「1か所の熱源で作った温水を配管で各室へ送り、パネルヒーター、ファンコンベクターまたは床暖房などで住宅全体を暖める方式」と説明し、使用状況を「24時間使用」「時間限定使用」「不使用」で尋ねた。また、浴室暖房乾燥機およびセントラル暖房以外に、脱衣所・浴室のその他暖房設備として、ストーブ、エアコン、セントラル暖房の一部ではない床暖房、その他、使用なしを複数回答で尋ねた。</w:t>
-      </w:r>
-    </w:p>
-    <w:p>
-      <w:pPr>
-        <w:pStyle w:val="BodyText"/>
-      </w:pPr>
-      <w:r>
-        <w:rPr>
-          <w:rFonts w:hint="eastAsia" w:ascii="Times New Roman" w:hAnsi="Times New Roman" w:eastAsia="Yu Mincho"/>
-          <w:sz w:val="24"/>
-        </w:rPr>
-        <w:t xml:space="preserve">浴室暖房乾燥機の未設置・未使用理由のうち、理由1「既に十分暖かいので必要がない」を「不要」とした。理由2「電気代が気になる」と理由3「設置費用が高い」を「費用系」、理由4「住宅の構造上、設置が難しい」と理由5「賃貸で工事できない」を「住宅・設置制約系」とした。理由6「使い方がわからない」、理由7「故障中で使えない」および理由8「その他」は、原選択肢別に記述した。回答回収後に設定した探索的な集約分類として、理由2-5のいずれかを選択した者を「費用または住宅・設置上の制約」、理由2-7のいずれかを選択した者を「障壁あり」とした。理由8のみを選択した者を「その他のみ」として記述した。複数回答であるため、「不要」と「障壁あり」の重複、および「費用系」と「住宅・設置制約系」の重複を許容した。未設置・未使用理由および脱衣所・浴室のその他暖房設備の「その他」に記載された自由記述は、内容分析または回答選択肢への再分類を行わなかった。</w:t>
-      </w:r>
-    </w:p>
-    <w:p>
-      <w:pPr>
-        <w:pStyle w:val="BodyText"/>
-      </w:pPr>
-      <w:r>
-        <w:rPr>
-          <w:rFonts w:hint="eastAsia" w:ascii="Times New Roman" w:hAnsi="Times New Roman" w:eastAsia="Yu Mincho"/>
-          <w:sz w:val="24"/>
-        </w:rPr>
-        <w:t xml:space="preserve">冬季（1-2月の最も寒い時期）の寒さ体感は、1「非常に暖かい」、4「どちらでもない」、7「非常に寒い」を両端と中立点とする7件法で尋ねた。解析前に定めた区分により、5-7を寒さ5-7群、1-4を寒さ1-4群とした。セントラル暖房は24時間使用または時間限定使用を「使用」、不使用を「不使用」とした。</w:t>
-      </w:r>
-    </w:p>
-    <w:bookmarkEnd w:id="13"/>
-    <w:bookmarkStart w:id="14" w:name="解析対象と統計解析"/>
-    <w:p>
-      <w:pPr>
-        <w:pStyle w:val="Heading3"/>
-      </w:pPr>
-      <w:r>
-        <w:rPr>
-          <w:rFonts w:ascii="Times New Roman" w:hAnsi="Times New Roman" w:eastAsia="Yu Mincho"/>
-          <w:sz w:val="24"/>
-        </w:rPr>
-        <w:t xml:space="preserve">3. </w:t>
-      </w:r>
-      <w:r>
-        <w:rPr>
-          <w:rFonts w:hint="eastAsia" w:ascii="Times New Roman" w:hAnsi="Times New Roman" w:eastAsia="Yu Mincho"/>
-          <w:sz w:val="24"/>
-        </w:rPr>
-        <w:t xml:space="preserve">解析対象と統計解析</w:t>
+        <w:t xml:space="preserve">五所川原市内の便宜抽出標本では、浴室を寒いと感じる浴室暖房乾燥機の不使用者のうち、費用または住宅・設置上の制約を不使用理由として回答した者が観察された。寒冷地の浴室対策を検討する際には、設備の必要性だけでなく、導入・使用を妨げる具体的制約と住宅の暖房構成を把握することも、今後の検討課題となる。</w:t>
+      </w:r>
+    </w:p>
+    <w:bookmarkEnd w:id="21"/>
+    <w:bookmarkStart w:id="22" w:name="謝辞"/>
+    <w:p>
+      <w:pPr>
+        <w:pStyle w:val="Heading2"/>
+      </w:pPr>
+      <w:r>
+        <w:rPr>
+          <w:rFonts w:hint="eastAsia" w:ascii="Times New Roman" w:hAnsi="Times New Roman" w:eastAsia="Yu Mincho"/>
+          <w:sz w:val="24"/>
+        </w:rPr>
+        <w:t xml:space="preserve">謝辞</w:t>
       </w:r>
     </w:p>
     <w:p>
@@ -443,87 +1132,21 @@
           <w:rFonts w:hint="eastAsia" w:ascii="Times New Roman" w:hAnsi="Times New Roman" w:eastAsia="Yu Mincho"/>
           <w:sz w:val="24"/>
         </w:rPr>
-        <w:t xml:space="preserve">154部のうち、浴室暖房乾燥機の設置および暖房としての使用状況が無回答の3部と、不使用者のうち理由が無回答の4部を除いた147部を主要解析対象とした。このうち不使用者112部を理由解析の対象とした。浴室暖房乾燥機を暖房として使用しながら理由欄にも回答した4部は、使用状況を原回答のまま扱い、理由解析には含めなかった。セントラル暖房の使用状況は、回収した154部のうち同項目に回答した145部を対象に集計した。セントラル暖房使用者における浴室寒さおよび浴室暖房乾燥機との併用は、各項目が利用可能な回答を用いて記述した。欠測値の補完は行わなかった。</w:t>
-      </w:r>
-    </w:p>
-    <w:p>
-      <w:pPr>
-        <w:pStyle w:val="BodyText"/>
-      </w:pPr>
-      <w:r>
-        <w:rPr>
-          <w:rFonts w:ascii="Times New Roman" w:hAnsi="Times New Roman" w:eastAsia="Yu Mincho"/>
-          <w:sz w:val="24"/>
-        </w:rPr>
-        <w:t xml:space="preserve">Table </w:t>
-      </w:r>
-      <w:r>
-        <w:rPr>
-          <w:rFonts w:hint="eastAsia" w:ascii="Times New Roman" w:hAnsi="Times New Roman" w:eastAsia="Yu Mincho"/>
-          <w:sz w:val="24"/>
-        </w:rPr>
-        <w:t xml:space="preserve">1では、年齢を18-49歳、50-59歳、60-69歳、70歳以上、築年帯を30年未満、30年以上、不明に集約し、浴室窓の「わからない」と無回答を「不明・無回答」にまとめた。脱衣所・浴室のその他暖房設備は主要解析対象147人を分母とする複数回答として集計し、無回答を別に示した。</w:t>
-      </w:r>
-    </w:p>
-    <w:p>
-      <w:pPr>
-        <w:pStyle w:val="BodyText"/>
-      </w:pPr>
-      <w:r>
-        <w:rPr>
-          <w:rFonts w:hint="eastAsia" w:ascii="Times New Roman" w:hAnsi="Times New Roman" w:eastAsia="Yu Mincho"/>
-          <w:sz w:val="24"/>
-        </w:rPr>
-        <w:t xml:space="preserve">カテゴリ変数は人数と割合で示した。未設置・未使用理由は、不使用者112人を分母として8つの選択肢別および集約分類別に記述した。浴室寒さ1-4群と浴室寒さ5-7群別には、費用または住宅・設置上の制約、費用系、住宅・設置制約系および不要の4分類をFig.</w:t>
-      </w:r>
-      <w:r>
-        <w:rPr>
-          <w:rFonts w:ascii="Times New Roman" w:hAnsi="Times New Roman" w:eastAsia="Yu Mincho"/>
-          <w:sz w:val="24"/>
-        </w:rPr>
-        <w:t xml:space="preserve"> </w:t>
-      </w:r>
-      <w:r>
-        <w:rPr>
-          <w:rFonts w:hint="eastAsia" w:ascii="Times New Roman" w:hAnsi="Times New Roman" w:eastAsia="Yu Mincho"/>
-          <w:sz w:val="24"/>
-        </w:rPr>
-        <w:t xml:space="preserve">1に示した。セントラル暖房使用者については、浴室寒さ5-7群の人数および浴室暖房乾燥機の併用人数を記述した。解析および作図にはPython</w:t>
-      </w:r>
-      <w:r>
-        <w:rPr>
-          <w:rFonts w:ascii="Times New Roman" w:hAnsi="Times New Roman" w:eastAsia="Yu Mincho"/>
-          <w:sz w:val="24"/>
-        </w:rPr>
-        <w:t xml:space="preserve"> </w:t>
-      </w:r>
-      <w:r>
-        <w:rPr>
-          <w:rFonts w:hint="eastAsia" w:ascii="Times New Roman" w:hAnsi="Times New Roman" w:eastAsia="Yu Mincho"/>
-          <w:sz w:val="24"/>
-        </w:rPr>
-        <w:t xml:space="preserve">3.11.3を用いた。</w:t>
-      </w:r>
-    </w:p>
-    <w:bookmarkEnd w:id="14"/>
-    <w:bookmarkStart w:id="15" w:name="倫理的配慮"/>
-    <w:p>
-      <w:pPr>
-        <w:pStyle w:val="Heading3"/>
-      </w:pPr>
-      <w:r>
-        <w:rPr>
-          <w:rFonts w:ascii="Times New Roman" w:hAnsi="Times New Roman" w:eastAsia="Yu Mincho"/>
-          <w:sz w:val="24"/>
-        </w:rPr>
-        <w:t xml:space="preserve">4. </w:t>
-      </w:r>
-      <w:r>
-        <w:rPr>
-          <w:rFonts w:hint="eastAsia" w:ascii="Times New Roman" w:hAnsi="Times New Roman" w:eastAsia="Yu Mincho"/>
-          <w:sz w:val="24"/>
-        </w:rPr>
-        <w:t xml:space="preserve">倫理的配慮</w:t>
+        <w:t xml:space="preserve">本調査に回答いただいた皆様、ならびに質問紙の配布・回収に協力いただいた現地協力者に深謝する。</w:t>
+      </w:r>
+    </w:p>
+    <w:bookmarkEnd w:id="22"/>
+    <w:bookmarkStart w:id="23" w:name="利益相反"/>
+    <w:p>
+      <w:pPr>
+        <w:pStyle w:val="Heading2"/>
+      </w:pPr>
+      <w:r>
+        <w:rPr>
+          <w:rFonts w:hint="eastAsia" w:ascii="Times New Roman" w:hAnsi="Times New Roman" w:eastAsia="Yu Mincho"/>
+          <w:sz w:val="24"/>
+        </w:rPr>
+        <w:t xml:space="preserve">利益相反</w:t>
       </w:r>
     </w:p>
     <w:p>
@@ -535,370 +1158,17 @@
           <w:rFonts w:hint="eastAsia" w:ascii="Times New Roman" w:hAnsi="Times New Roman" w:eastAsia="Yu Mincho"/>
           <w:sz w:val="24"/>
         </w:rPr>
-        <w:t xml:space="preserve">回答は任意かつ無記名とし、調査の目的、回答の拒否または中断によって不利益が生じないこと、ならびにデータの利用・保管の方法を質問紙の表紙に記載した。回答済み質問紙の提出をもって研究参加への同意とした。本研究は日本温泉気候物理医学会倫理審査会の承認を受けた後に調査を開始した（承認日2026年3月11日、承認番号Onki26-01）。</w:t>
-      </w:r>
-    </w:p>
-    <w:bookmarkEnd w:id="15"/>
-    <w:bookmarkEnd w:id="16"/>
-    <w:bookmarkStart w:id="20" w:name="iii-結果"/>
+        <w:t xml:space="preserve">開示すべき利益相反はない。本研究は実施責任者の自己負担で行われ、外部研究費の提供を受けていない。</w:t>
+      </w:r>
+    </w:p>
+    <w:bookmarkEnd w:id="23"/>
+    <w:bookmarkStart w:id="24" w:name="引用文献"/>
     <w:p>
       <w:pPr>
         <w:pStyle w:val="Heading2"/>
       </w:pPr>
       <w:r>
         <w:rPr>
-          <w:rFonts w:ascii="Times New Roman" w:hAnsi="Times New Roman" w:eastAsia="Yu Mincho"/>
-          <w:sz w:val="24"/>
-        </w:rPr>
-        <w:t xml:space="preserve">III </w:t>
-      </w:r>
-      <w:r>
-        <w:rPr>
-          <w:rFonts w:hint="eastAsia" w:ascii="Times New Roman" w:hAnsi="Times New Roman" w:eastAsia="Yu Mincho"/>
-          <w:sz w:val="24"/>
-        </w:rPr>
-        <w:t xml:space="preserve">結果</w:t>
-      </w:r>
-    </w:p>
-    <w:bookmarkStart w:id="17" w:name="回答者と住環境"/>
-    <w:p>
-      <w:pPr>
-        <w:pStyle w:val="Heading3"/>
-      </w:pPr>
-      <w:r>
-        <w:rPr>
-          <w:rFonts w:ascii="Times New Roman" w:hAnsi="Times New Roman" w:eastAsia="Yu Mincho"/>
-          <w:sz w:val="24"/>
-        </w:rPr>
-        <w:t xml:space="preserve">1. </w:t>
-      </w:r>
-      <w:r>
-        <w:rPr>
-          <w:rFonts w:hint="eastAsia" w:ascii="Times New Roman" w:hAnsi="Times New Roman" w:eastAsia="Yu Mincho"/>
-          <w:sz w:val="24"/>
-        </w:rPr>
-        <w:t xml:space="preserve">回答者と住環境</w:t>
-      </w:r>
-    </w:p>
-    <w:p>
-      <w:pPr>
-        <w:pStyle w:val="FirstParagraph"/>
-      </w:pPr>
-      <w:r>
-        <w:rPr>
-          <w:rFonts w:hint="eastAsia" w:ascii="Times New Roman" w:hAnsi="Times New Roman" w:eastAsia="Yu Mincho"/>
-          <w:sz w:val="24"/>
-        </w:rPr>
-        <w:t xml:space="preserve">154部の回収票から7部を除外し、147人を主要解析対象とした。対象者の特性をTable</w:t>
-      </w:r>
-      <w:r>
-        <w:rPr>
-          <w:rFonts w:ascii="Times New Roman" w:hAnsi="Times New Roman" w:eastAsia="Yu Mincho"/>
-          <w:sz w:val="24"/>
-        </w:rPr>
-        <w:t xml:space="preserve"> </w:t>
-      </w:r>
-      <w:r>
-        <w:rPr>
-          <w:rFonts w:hint="eastAsia" w:ascii="Times New Roman" w:hAnsi="Times New Roman" w:eastAsia="Yu Mincho"/>
-          <w:sz w:val="24"/>
-        </w:rPr>
-        <w:t xml:space="preserve">1に示す。浴室寒さ5-7群は66人（44.9%）、脱衣所寒さ5-7群は77人（52.4%）であった。</w:t>
-      </w:r>
-    </w:p>
-    <w:p>
-      <w:pPr>
-        <w:pStyle w:val="BodyText"/>
-      </w:pPr>
-      <w:r>
-        <w:rPr>
-          <w:rFonts w:ascii="Times New Roman" w:hAnsi="Times New Roman" w:eastAsia="Yu Mincho"/>
-          <w:sz w:val="24"/>
-        </w:rPr>
-        <w:t xml:space="preserve">&lt;Table 1 here&gt;</w:t>
-      </w:r>
-    </w:p>
-    <w:bookmarkEnd w:id="17"/>
-    <w:bookmarkStart w:id="18" w:name="暖房設備の利用状況"/>
-    <w:p>
-      <w:pPr>
-        <w:pStyle w:val="Heading3"/>
-      </w:pPr>
-      <w:r>
-        <w:rPr>
-          <w:rFonts w:ascii="Times New Roman" w:hAnsi="Times New Roman" w:eastAsia="Yu Mincho"/>
-          <w:sz w:val="24"/>
-        </w:rPr>
-        <w:t xml:space="preserve">2. </w:t>
-      </w:r>
-      <w:r>
-        <w:rPr>
-          <w:rFonts w:hint="eastAsia" w:ascii="Times New Roman" w:hAnsi="Times New Roman" w:eastAsia="Yu Mincho"/>
-          <w:sz w:val="24"/>
-        </w:rPr>
-        <w:t xml:space="preserve">暖房設備の利用状況</w:t>
-      </w:r>
-    </w:p>
-    <w:p>
-      <w:pPr>
-        <w:pStyle w:val="FirstParagraph"/>
-      </w:pPr>
-      <w:r>
-        <w:rPr>
-          <w:rFonts w:hint="eastAsia" w:ascii="Times New Roman" w:hAnsi="Times New Roman" w:eastAsia="Yu Mincho"/>
-          <w:sz w:val="24"/>
-        </w:rPr>
-        <w:t xml:space="preserve">浴室暖房乾燥機、セントラル暖房および脱衣所・浴室のその他暖房設備の利用状況をTable</w:t>
-      </w:r>
-      <w:r>
-        <w:rPr>
-          <w:rFonts w:ascii="Times New Roman" w:hAnsi="Times New Roman" w:eastAsia="Yu Mincho"/>
-          <w:sz w:val="24"/>
-        </w:rPr>
-        <w:t xml:space="preserve"> </w:t>
-      </w:r>
-      <w:r>
-        <w:rPr>
-          <w:rFonts w:hint="eastAsia" w:ascii="Times New Roman" w:hAnsi="Times New Roman" w:eastAsia="Yu Mincho"/>
-          <w:sz w:val="24"/>
-        </w:rPr>
-        <w:t xml:space="preserve">1に示す。セントラル暖房の使用状況に回答した145人中28人（19.3%）が使用していた。この28人のうち、浴室寒さ5-7群は2人（7.1%）で、19人（67.9%）は浴室暖房乾燥機を暖房として使用していた。</w:t>
-      </w:r>
-    </w:p>
-    <w:bookmarkEnd w:id="18"/>
-    <w:bookmarkStart w:id="19" w:name="浴室暖房乾燥機の未設置未使用理由と浴室寒さ"/>
-    <w:p>
-      <w:pPr>
-        <w:pStyle w:val="Heading3"/>
-      </w:pPr>
-      <w:r>
-        <w:rPr>
-          <w:rFonts w:ascii="Times New Roman" w:hAnsi="Times New Roman" w:eastAsia="Yu Mincho"/>
-          <w:sz w:val="24"/>
-        </w:rPr>
-        <w:t xml:space="preserve">3. </w:t>
-      </w:r>
-      <w:r>
-        <w:rPr>
-          <w:rFonts w:hint="eastAsia" w:ascii="Times New Roman" w:hAnsi="Times New Roman" w:eastAsia="Yu Mincho"/>
-          <w:sz w:val="24"/>
-        </w:rPr>
-        <w:t xml:space="preserve">浴室暖房乾燥機の未設置・未使用理由と浴室寒さ</w:t>
-      </w:r>
-    </w:p>
-    <w:p>
-      <w:pPr>
-        <w:pStyle w:val="FirstParagraph"/>
-      </w:pPr>
-      <w:r>
-        <w:rPr>
-          <w:rFonts w:hint="eastAsia" w:ascii="Times New Roman" w:hAnsi="Times New Roman" w:eastAsia="Yu Mincho"/>
-          <w:sz w:val="24"/>
-        </w:rPr>
-        <w:t xml:space="preserve">不使用者112人のうち、障壁あり（理由2-7のいずれか）は69人（61.6%）、費用または住宅・設置上の制約（理由2-5のいずれか）は66人（58.9%）であった。</w:t>
-      </w:r>
-    </w:p>
-    <w:p>
-      <w:pPr>
-        <w:pStyle w:val="BodyText"/>
-      </w:pPr>
-      <w:r>
-        <w:rPr>
-          <w:rFonts w:hint="eastAsia" w:ascii="Times New Roman" w:hAnsi="Times New Roman" w:eastAsia="Yu Mincho"/>
-          <w:sz w:val="24"/>
-        </w:rPr>
-        <w:t xml:space="preserve">選択肢別の回答（複数回答）は、不要31人（27.7%）、電気代25人（22.3%）、設置費用22人（19.6%）であった。住宅構造上の制約は19人（17.0%）、賃貸による工事制約は8人（7.1%）、使用方法不明は2人（1.8%）、故障中は1人（0.9%）、その他は17人（15.2%）であった。理由8「その他」のみを選択した者は15人（13.4%）で、不要と障壁ありの両方を選択した者は3人（2.7%）であった。</w:t>
-      </w:r>
-    </w:p>
-    <w:p>
-      <w:pPr>
-        <w:pStyle w:val="BodyText"/>
-      </w:pPr>
-      <w:r>
-        <w:rPr>
-          <w:rFonts w:hint="eastAsia" w:ascii="Times New Roman" w:hAnsi="Times New Roman" w:eastAsia="Yu Mincho"/>
-          <w:sz w:val="24"/>
-        </w:rPr>
-        <w:t xml:space="preserve">費用または住宅・設置上の制約は、浴室寒さ5-7群で51/62人（82.3%）、浴室寒さ1-4群で15/50人（30.0%）が選択した。不要は、浴室寒さ5-7群で4/62人（6.5%）、浴室寒さ1-4群で27/50人（54.0%）が選択した。費用系および住宅・設置制約系の内訳を含め、Fig.</w:t>
-      </w:r>
-      <w:r>
-        <w:rPr>
-          <w:rFonts w:ascii="Times New Roman" w:hAnsi="Times New Roman" w:eastAsia="Yu Mincho"/>
-          <w:sz w:val="24"/>
-        </w:rPr>
-        <w:t xml:space="preserve"> </w:t>
-      </w:r>
-      <w:r>
-        <w:rPr>
-          <w:rFonts w:hint="eastAsia" w:ascii="Times New Roman" w:hAnsi="Times New Roman" w:eastAsia="Yu Mincho"/>
-          <w:sz w:val="24"/>
-        </w:rPr>
-        <w:t xml:space="preserve">1に示す。</w:t>
-      </w:r>
-    </w:p>
-    <w:p>
-      <w:pPr>
-        <w:pStyle w:val="BodyText"/>
-      </w:pPr>
-      <w:r>
-        <w:rPr>
-          <w:rFonts w:ascii="Times New Roman" w:hAnsi="Times New Roman" w:eastAsia="Yu Mincho"/>
-          <w:sz w:val="24"/>
-        </w:rPr>
-        <w:t xml:space="preserve">&lt;Fig. 1 here&gt;</w:t>
-      </w:r>
-    </w:p>
-    <w:bookmarkEnd w:id="19"/>
-    <w:bookmarkEnd w:id="20"/>
-    <w:bookmarkStart w:id="21" w:name="iv-考察"/>
-    <w:p>
-      <w:pPr>
-        <w:pStyle w:val="Heading2"/>
-      </w:pPr>
-      <w:r>
-        <w:rPr>
-          <w:rFonts w:ascii="Times New Roman" w:hAnsi="Times New Roman" w:eastAsia="Yu Mincho"/>
-          <w:sz w:val="24"/>
-        </w:rPr>
-        <w:t xml:space="preserve">IV </w:t>
-      </w:r>
-      <w:r>
-        <w:rPr>
-          <w:rFonts w:hint="eastAsia" w:ascii="Times New Roman" w:hAnsi="Times New Roman" w:eastAsia="Yu Mincho"/>
-          <w:sz w:val="24"/>
-        </w:rPr>
-        <w:t xml:space="preserve">考察</w:t>
-      </w:r>
-    </w:p>
-    <w:p>
-      <w:pPr>
-        <w:pStyle w:val="FirstParagraph"/>
-      </w:pPr>
-      <w:r>
-        <w:rPr>
-          <w:rFonts w:hint="eastAsia" w:ascii="Times New Roman" w:hAnsi="Times New Roman" w:eastAsia="Yu Mincho"/>
-          <w:sz w:val="24"/>
-        </w:rPr>
-        <w:t xml:space="preserve">本調査で注目された所見は、浴室を寒いと感じる不使用者62人のうち、51人（82.3%）が費用または住宅・設置上の制約を選択したことである。この51人のうち、費用系は31人、住宅・設置制約系は21人で、1人が両方を選択していた。このような回答が観察されたことから、浴室の寒さ対策を検討する際には、設備の必要性に関する周知に加えて、使用費、設置費および住宅側の工事制約を把握することも、今後の検討課題となる。</w:t>
-      </w:r>
-    </w:p>
-    <w:p>
-      <w:pPr>
-        <w:pStyle w:val="BodyText"/>
-      </w:pPr>
-      <w:r>
-        <w:rPr>
-          <w:rFonts w:hint="eastAsia" w:ascii="Times New Roman" w:hAnsi="Times New Roman" w:eastAsia="Yu Mincho"/>
-          <w:sz w:val="24"/>
-        </w:rPr>
-        <w:t xml:space="preserve">前報において、環境省「令和5年度家庭部門のCO2排出実態統計調査」の公開表を用いて集計したセントラル暖房使用率は、北海道地域で24.6%であり、他地域の0.4-4.0%より高かった[3]。北海道では浴室の寒さや室間温度差も他地域より小さく[4,5]、前報では、セントラル暖房を含む全館暖房が浴室暖房乾燥機を代替し得る可能性に言及した[3]。一方、青森県では、重臣らが入浴中心肺停止の地域差と寒冷期の脱衣場・浴室内低温との関連を指摘しているものの[6]、浴室周辺の寒さ・室間温度差を県単位で示した報告や、浴室暖房乾燥機・セントラル暖房の設置・使用実態を調べた報告は、今回確認した公開情報の範囲では見当たらなかった。この情報不足を踏まえて実施した本調査では、セントラル暖房の使用状況に回答した145人中28人が使用しており、その28人のうち浴室寒さ5-7群は2人、浴室暖房乾燥機を併用していた者は19人であった。こうした観察事実から、少なくとも本標本の設備利用パターンは、「浴室が暖かいため不要」という理由や、セントラル暖房による単純な排他的代替だけでは説明しにくかった。</w:t>
-      </w:r>
-    </w:p>
-    <w:p>
-      <w:pPr>
-        <w:pStyle w:val="BodyText"/>
-      </w:pPr>
-      <w:r>
-        <w:rPr>
-          <w:rFonts w:hint="eastAsia" w:ascii="Times New Roman" w:hAnsi="Times New Roman" w:eastAsia="Yu Mincho"/>
-          <w:sz w:val="24"/>
-        </w:rPr>
-        <w:t xml:space="preserve">本研究には限界がある。理由1「既に十分暖かいので必要がない」は、それ自体が寒さ体感に関する判断を含む項目である。このため、寒さ体感群間の「不要」の割合差を独立した所見として解釈することはできない。「不要」を選択した者のうち3人は理由2-7のいずれかも選択しており、「不要」と「障壁あり」は相互排他的ではない。また、横断調査であるため、寒さ体感別の障壁回答割合から、障壁の認識と寒さ体感の前後関係は判断できない。逆に、寒さを感じる者ほど障壁を認識し、該当する理由を選択しやすかった可能性もある。標本は便宜抽出であり、五所川原市および青森県全体を代表するものではない。自己申告に伴う想起誤差や回答誤差が生じ得るほか、断熱性能、築年、所有形態などによる交絡も残る。さらに、セントラル暖房が浴室や脱衣所を実際に暖めていたかは確認しておらず、入浴中の事故の発生も調査していない。以上から、青森県全体における浴室暖房乾燥機とセントラル暖房の代替関係、暖房設備による寒さ体感の改善効果、および暖房設備と入浴中の事故との関連は評価できない。</w:t>
-      </w:r>
-    </w:p>
-    <w:bookmarkEnd w:id="21"/>
-    <w:bookmarkStart w:id="22" w:name="v-結論"/>
-    <w:p>
-      <w:pPr>
-        <w:pStyle w:val="Heading2"/>
-      </w:pPr>
-      <w:r>
-        <w:rPr>
-          <w:rFonts w:ascii="Times New Roman" w:hAnsi="Times New Roman" w:eastAsia="Yu Mincho"/>
-          <w:sz w:val="24"/>
-        </w:rPr>
-        <w:t xml:space="preserve">V </w:t>
-      </w:r>
-      <w:r>
-        <w:rPr>
-          <w:rFonts w:hint="eastAsia" w:ascii="Times New Roman" w:hAnsi="Times New Roman" w:eastAsia="Yu Mincho"/>
-          <w:sz w:val="24"/>
-        </w:rPr>
-        <w:t xml:space="preserve">結論</w:t>
-      </w:r>
-    </w:p>
-    <w:p>
-      <w:pPr>
-        <w:pStyle w:val="FirstParagraph"/>
-      </w:pPr>
-      <w:r>
-        <w:rPr>
-          <w:rFonts w:hint="eastAsia" w:ascii="Times New Roman" w:hAnsi="Times New Roman" w:eastAsia="Yu Mincho"/>
-          <w:sz w:val="24"/>
-        </w:rPr>
-        <w:t xml:space="preserve">五所川原市内の便宜抽出標本では、浴室を寒いと感じる浴室暖房乾燥機の不使用者のうち、費用または住宅・設置上の制約を不使用理由として回答した者が観察された。寒冷地の浴室対策を検討する際には、設備の必要性だけでなく、導入・使用を妨げる具体的制約と住宅の暖房構成を把握することも、今後の検討課題となる。</w:t>
-      </w:r>
-    </w:p>
-    <w:bookmarkEnd w:id="22"/>
-    <w:bookmarkStart w:id="23" w:name="謝辞"/>
-    <w:p>
-      <w:pPr>
-        <w:pStyle w:val="Heading2"/>
-      </w:pPr>
-      <w:r>
-        <w:rPr>
-          <w:rFonts w:hint="eastAsia" w:ascii="Times New Roman" w:hAnsi="Times New Roman" w:eastAsia="Yu Mincho"/>
-          <w:sz w:val="24"/>
-        </w:rPr>
-        <w:t xml:space="preserve">謝辞</w:t>
-      </w:r>
-    </w:p>
-    <w:p>
-      <w:pPr>
-        <w:pStyle w:val="FirstParagraph"/>
-      </w:pPr>
-      <w:r>
-        <w:rPr>
-          <w:rFonts w:hint="eastAsia" w:ascii="Times New Roman" w:hAnsi="Times New Roman" w:eastAsia="Yu Mincho"/>
-          <w:sz w:val="24"/>
-        </w:rPr>
-        <w:t xml:space="preserve">本調査に回答いただいた皆様、ならびに質問紙の配布・回収に協力いただいた現地協力者に深謝する。</w:t>
-      </w:r>
-    </w:p>
-    <w:bookmarkEnd w:id="23"/>
-    <w:bookmarkStart w:id="24" w:name="利益相反"/>
-    <w:p>
-      <w:pPr>
-        <w:pStyle w:val="Heading2"/>
-      </w:pPr>
-      <w:r>
-        <w:rPr>
-          <w:rFonts w:hint="eastAsia" w:ascii="Times New Roman" w:hAnsi="Times New Roman" w:eastAsia="Yu Mincho"/>
-          <w:sz w:val="24"/>
-        </w:rPr>
-        <w:t xml:space="preserve">利益相反</w:t>
-      </w:r>
-    </w:p>
-    <w:p>
-      <w:pPr>
-        <w:pStyle w:val="FirstParagraph"/>
-      </w:pPr>
-      <w:r>
-        <w:rPr>
-          <w:rFonts w:hint="eastAsia" w:ascii="Times New Roman" w:hAnsi="Times New Roman" w:eastAsia="Yu Mincho"/>
-          <w:sz w:val="24"/>
-        </w:rPr>
-        <w:t xml:space="preserve">開示すべき利益相反はない。本研究は実施責任者の自己負担で行われ、外部研究費の提供を受けていない。</w:t>
-      </w:r>
-    </w:p>
-    <w:bookmarkEnd w:id="24"/>
-    <w:bookmarkStart w:id="25" w:name="引用文献"/>
-    <w:p>
-      <w:pPr>
-        <w:pStyle w:val="Heading2"/>
-      </w:pPr>
-      <w:r>
-        <w:rPr>
           <w:rFonts w:hint="eastAsia" w:ascii="Times New Roman" w:hAnsi="Times New Roman" w:eastAsia="Yu Mincho"/>
           <w:sz w:val="24"/>
         </w:rPr>
@@ -907,62 +1177,27 @@
     </w:p>
     <w:p>
       <w:pPr>
-        <w:pStyle w:val="Compact"/>
         <w:numPr>
           <w:ilvl w:val="0"/>
           <w:numId w:val="1002"/>
         </w:numPr>
-      </w:pPr>
-      <w:r>
-        <w:rPr>
-          <w:rFonts w:ascii="Times New Roman" w:hAnsi="Times New Roman" w:eastAsia="Yu Mincho"/>
-          <w:sz w:val="24"/>
-        </w:rPr>
-        <w:t xml:space="preserve">Kiyohara K, Nishiyama C, Hayashida S, et </w:t>
-      </w:r>
-      <w:r>
-        <w:rPr>
-          <w:rFonts w:hint="eastAsia" w:ascii="Times New Roman" w:hAnsi="Times New Roman" w:eastAsia="Yu Mincho"/>
-          <w:sz w:val="24"/>
-        </w:rPr>
-        <w:t xml:space="preserve">al：Characteristics</w:t>
-      </w:r>
-      <w:r>
-        <w:rPr>
-          <w:rFonts w:ascii="Times New Roman" w:hAnsi="Times New Roman" w:eastAsia="Yu Mincho"/>
-          <w:sz w:val="24"/>
-        </w:rPr>
-        <w:t xml:space="preserve"> and outcomes of bath-related out-of-hospital cardiac arrest in </w:t>
-      </w:r>
-      <w:r>
-        <w:rPr>
-          <w:rFonts w:hint="eastAsia" w:ascii="Times New Roman" w:hAnsi="Times New Roman" w:eastAsia="Yu Mincho"/>
-          <w:sz w:val="24"/>
-        </w:rPr>
-        <w:t xml:space="preserve">Japan．Circ</w:t>
-      </w:r>
-      <w:r>
-        <w:rPr>
-          <w:rFonts w:ascii="Times New Roman" w:hAnsi="Times New Roman" w:eastAsia="Yu Mincho"/>
-          <w:sz w:val="24"/>
-        </w:rPr>
-        <w:t xml:space="preserve"> J </w:t>
-      </w:r>
-      <w:r>
-        <w:rPr>
-          <w:rFonts w:hint="eastAsia" w:ascii="Times New Roman" w:hAnsi="Times New Roman" w:eastAsia="Yu Mincho"/>
-          <w:sz w:val="24"/>
-        </w:rPr>
-        <w:t xml:space="preserve">80：1564-1570，2016．doi:10.1253/circj.CJ-16-0241</w:t>
-      </w:r>
-    </w:p>
-    <w:p>
-      <w:pPr>
-        <w:pStyle w:val="Compact"/>
+        <w:spacing w:lineRule="exact" w:line="430"/>
+      </w:pPr>
+      <w:r>
+        <w:rPr>
+          <w:rFonts w:ascii="Times New Roman" w:hAnsi="Times New Roman" w:eastAsia="Yu Mincho"/>
+          <w:sz w:val="24"/>
+        </w:rPr>
+        <w:t xml:space="preserve">Kiyohara K, Nishiyama C, Hayashida S, et al: Characteristics and outcomes of bath-related out-of-hospital cardiac arrest in Japan. Circ J 2016;80:1564-1570. doi:10.1253/circj.CJ-16-0241</w:t>
+      </w:r>
+    </w:p>
+    <w:p>
+      <w:pPr>
         <w:numPr>
           <w:ilvl w:val="0"/>
           <w:numId w:val="1002"/>
         </w:numPr>
+        <w:spacing w:lineRule="exact" w:line="430"/>
       </w:pPr>
       <w:r>
         <w:rPr>
@@ -974,18 +1209,18 @@
     </w:p>
     <w:p>
       <w:pPr>
-        <w:pStyle w:val="Compact"/>
         <w:numPr>
           <w:ilvl w:val="0"/>
           <w:numId w:val="1002"/>
         </w:numPr>
-      </w:pPr>
-      <w:r>
-        <w:rPr>
-          <w:rFonts w:hint="eastAsia" w:ascii="Times New Roman" w:hAnsi="Times New Roman" w:eastAsia="Yu Mincho"/>
-          <w:sz w:val="24"/>
-        </w:rPr>
-        <w:t xml:space="preserve">野城聡志：寒冷地における浴室暖房乾燥機設置率と浴槽内での溺死及び溺水の関連：生態学的パネル解析．日本温泉気候物理医学会雑誌</w:t>
+        <w:spacing w:lineRule="exact" w:line="430"/>
+      </w:pPr>
+      <w:r>
+        <w:rPr>
+          <w:rFonts w:hint="eastAsia" w:ascii="Times New Roman" w:hAnsi="Times New Roman" w:eastAsia="Yu Mincho"/>
+          <w:sz w:val="24"/>
+        </w:rPr>
+        <w:t xml:space="preserve">野城聡志：寒冷地における浴室暖房乾燥機設置率と浴槽内での溺死及び溺水の関連：生態学的パネル解析．日温気物医誌</w:t>
       </w:r>
       <w:r>
         <w:rPr>
@@ -999,16 +1234,16 @@
           <w:rFonts w:hint="eastAsia" w:ascii="Times New Roman" w:hAnsi="Times New Roman" w:eastAsia="Yu Mincho"/>
           <w:sz w:val="24"/>
         </w:rPr>
-        <w:t xml:space="preserve">89：66-76，2026．doi:10.11390/onki.2376</w:t>
-      </w:r>
-    </w:p>
-    <w:p>
-      <w:pPr>
-        <w:pStyle w:val="Compact"/>
+        <w:t xml:space="preserve">2026;89:66-76．doi:10.11390/onki.2376</w:t>
+      </w:r>
+    </w:p>
+    <w:p>
+      <w:pPr>
         <w:numPr>
           <w:ilvl w:val="0"/>
           <w:numId w:val="1002"/>
         </w:numPr>
+        <w:spacing w:lineRule="exact" w:line="430"/>
       </w:pPr>
       <w:r>
         <w:rPr>
@@ -1029,16 +1264,16 @@
           <w:rFonts w:hint="eastAsia" w:ascii="Times New Roman" w:hAnsi="Times New Roman" w:eastAsia="Yu Mincho"/>
           <w:sz w:val="24"/>
         </w:rPr>
-        <w:t xml:space="preserve">78：489-496，2013．doi:10.3130/aije.78.489</w:t>
-      </w:r>
-    </w:p>
-    <w:p>
-      <w:pPr>
-        <w:pStyle w:val="Compact"/>
+        <w:t xml:space="preserve">2013;78:489-496．doi:10.3130/aije.78.489</w:t>
+      </w:r>
+    </w:p>
+    <w:p>
+      <w:pPr>
         <w:numPr>
           <w:ilvl w:val="0"/>
           <w:numId w:val="1002"/>
         </w:numPr>
+        <w:spacing w:lineRule="exact" w:line="430"/>
       </w:pPr>
       <w:r>
         <w:rPr>
@@ -1059,16 +1294,16 @@
           <w:rFonts w:hint="eastAsia" w:ascii="Times New Roman" w:hAnsi="Times New Roman" w:eastAsia="Yu Mincho"/>
           <w:sz w:val="24"/>
         </w:rPr>
-        <w:t xml:space="preserve">14：11-16，2007．doi:10.24538/jhesj.14.1_11</w:t>
-      </w:r>
-    </w:p>
-    <w:p>
-      <w:pPr>
-        <w:pStyle w:val="Compact"/>
+        <w:t xml:space="preserve">2007;14:11-16．doi:10.24538/jhesj.14.1_11</w:t>
+      </w:r>
+    </w:p>
+    <w:p>
+      <w:pPr>
         <w:numPr>
           <w:ilvl w:val="0"/>
           <w:numId w:val="1002"/>
         </w:numPr>
+        <w:spacing w:lineRule="exact" w:line="430"/>
       </w:pPr>
       <w:r>
         <w:rPr>
@@ -1089,11 +1324,138 @@
           <w:rFonts w:hint="eastAsia" w:ascii="Times New Roman" w:hAnsi="Times New Roman" w:eastAsia="Yu Mincho"/>
           <w:sz w:val="24"/>
         </w:rPr>
-        <w:t xml:space="preserve">20：145-148，2001．doi:10.11414/jjreanimatology1983.20.145</w:t>
+        <w:t xml:space="preserve">2001;20:145-148．doi:10.11414/jjreanimatology1983.20.145</w:t>
+      </w:r>
+    </w:p>
+    <w:bookmarkEnd w:id="24"/>
+    <w:bookmarkStart w:id="25" w:name="english-title"/>
+    <w:p>
+      <w:pPr>
+        <w:pStyle w:val="Heading2"/>
+        <w:keepNext/>
+        <w:pageBreakBefore/>
+        <w:spacing w:line="240" w:lineRule="auto" w:before="0" w:after="240"/>
+      </w:pPr>
+      <w:r>
+        <w:rPr>
+          <w:rFonts w:ascii="Times New Roman" w:hAnsi="Times New Roman" w:eastAsia="Yu Mincho"/>
+          <w:sz w:val="24"/>
+        </w:rPr>
+        <w:t>Reasons for Non-installation or Non-use of Bathroom Heating Dryers and Perceived Thermal Sensation in Bathrooms in Goshogawara City, Aomori Prefecture</w:t>
+      </w:r>
+    </w:p>
+    <w:p>
+      <w:pPr>
+        <w:pStyle w:val="Compact"/>
+        <w:keepNext/>
+        <w:spacing w:line="240" w:lineRule="auto" w:before="0" w:after="240"/>
+      </w:pPr>
+      <w:r>
+        <w:rPr>
+          <w:rFonts w:ascii="Times New Roman" w:hAnsi="Times New Roman" w:eastAsia="Yu Mincho"/>
+          <w:sz w:val="24"/>
+        </w:rPr>
+        <w:t>Satoshi NOSHIRO1),2)*</w:t>
       </w:r>
     </w:p>
     <w:bookmarkEnd w:id="25"/>
-    <w:bookmarkStart w:id="26" w:name="english-title"/>
+    <w:bookmarkStart w:id="26" w:name="english-abstract"/>
+    <w:p>
+      <w:pPr>
+        <w:pStyle w:val="Heading2"/>
+      </w:pPr>
+      <w:r>
+        <w:rPr>
+          <w:rFonts w:ascii="Times New Roman" w:hAnsi="Times New Roman" w:eastAsia="Yu Mincho"/>
+          <w:sz w:val="24"/>
+        </w:rPr>
+        <w:t>Abstract</w:t>
+      </w:r>
+    </w:p>
+    <w:p>
+      <w:pPr>
+        <w:pStyle w:val="FirstParagraph"/>
+        <w:spacing w:line="480" w:lineRule="auto"/>
+      </w:pPr>
+      <w:r>
+        <w:rPr>
+          <w:rFonts w:ascii="Times New Roman" w:hAnsi="Times New Roman" w:eastAsia="Yu Mincho"/>
+          <w:sz w:val="24"/>
+        </w:rPr>
+        <w:t>Objective: We primarily aimed to describe the distribution of self-reported reasons for not installing a bathroom heating dryer or, among those who had installed one, not using it for heating (hereafter, non-users), stratified by perceived bathroom coldness in winter, using a convenience sample from a questionnaire survey in Goshogawara City, Aomori Prefecture. Our secondary aim was to describe central heating use and its concurrent use with a bathroom heating dryer. Methods: We conducted an anonymous cross-sectional questionnaire survey in Goshogawara City between 11 March and 30 April 2026. Of the 190 questionnaires distributed, 154 were returned. We excluded three respondents with missing data on bathroom heating dryer installation/use status and four non-users who did not report a reason for non-use, leaving 147 for the primary analysis; 112 non-users were included in the analysis of reasons. We analysed non-missing data on central-heating use from 145 of the 154 respondents. The perceived thermal sensation in the bathroom during the coldest winter period (January–February) was rated on a 7-point scale, from 1 (very warm) to 7 (very cold). These ratings were classified a priori into the bathroom coldness score 1–4 and 5–7 groups. Reasons for non-installation or non-use were collected as multiple responses. Subsequently, we created an exploratory post hoc category,</w:t>
+      </w:r>
+      <w:r>
+        <w:rPr>
+          <w:rFonts w:ascii="Times New Roman" w:hAnsi="Times New Roman" w:eastAsia="Yu Mincho"/>
+          <w:sz w:val="24"/>
+        </w:rPr>
+        <w:t xml:space="preserve"> </w:t>
+      </w:r>
+      <w:r>
+        <w:rPr>
+          <w:rFonts w:ascii="Times New Roman" w:hAnsi="Times New Roman" w:eastAsia="Yu Mincho"/>
+          <w:sz w:val="24"/>
+        </w:rPr>
+        <w:t xml:space="preserve">“cost-related or housing/installation-related constraints,”</w:t>
+      </w:r>
+      <w:r>
+        <w:rPr>
+          <w:rFonts w:ascii="Times New Roman" w:hAnsi="Times New Roman" w:eastAsia="Yu Mincho"/>
+          <w:sz w:val="24"/>
+        </w:rPr>
+        <w:t xml:space="preserve"> </w:t>
+      </w:r>
+      <w:r>
+        <w:rPr>
+          <w:rFonts w:ascii="Times New Roman" w:hAnsi="Times New Roman" w:eastAsia="Yu Mincho"/>
+          <w:sz w:val="24"/>
+        </w:rPr>
+        <w:t>for respondents selecting any of four reasons: concern about electricity costs, high installation cost, difficulty of installation because of housing structure, or inability to undertake construction work in rented housing. Counts and percentages are reported. Results: Among 112 non-users, 62 and 50 were in the bathroom coldness score 5–7 and 1–4 groups, respectively. Cost-related or housing/installation-related constraints were selected by 51/62 respondents (82.3%) in the bathroom coldness score 5–7 group and 15/50 (30.0%) in the bathroom coldness score 1–4 group. Central heating was used by 28/145 respondents (19.3%), of whom 19 (67.9%) also used a bathroom heating dryer for heating. Conclusions: In this Goshogawara City convenience sample, some non-users of bathroom heating dryers who perceived their bathrooms as cold reported cost-related or housing/installation-related constraints as reasons for non-installation or non-use. When considering the measures to address bathroom coldness in cold regions, future studies are needed to understand the specific constraints that impede equipment installation or use and house heating configuration, in addition to the need for such equipment.</w:t>
+      </w:r>
+    </w:p>
+    <w:p>
+      <w:pPr>
+        <w:pStyle w:val="BodyText"/>
+        <w:spacing w:line="480" w:lineRule="auto"/>
+      </w:pPr>
+      <w:r>
+        <w:rPr>
+          <w:rFonts w:ascii="Times New Roman" w:hAnsi="Times New Roman" w:eastAsia="Yu Mincho"/>
+          <w:sz w:val="24"/>
+        </w:rPr>
+        <w:t xml:space="preserve">Keywords: bathroom heating dryer; central heating; cross-sectional study; cold region; Aomori Prefecture</w:t>
+      </w:r>
+    </w:p>
+    <w:p>
+      <w:pPr>
+        <w:pStyle w:val="Compact"/>
+        <w:keepLines/>
+        <w:spacing w:line="240" w:lineRule="auto" w:before="60" w:after="0"/>
+      </w:pPr>
+      <w:r>
+        <w:rPr>
+          <w:rFonts w:ascii="Times New Roman" w:hAnsi="Times New Roman" w:eastAsia="Yu Mincho"/>
+          <w:sz w:val="20"/>
+        </w:rPr>
+        <w:t>1) Aozora Clinic Kawagoe, Medical Corporation Yuseikai, Room 307, 19-2 Minamidoori-machi, Kawagoe, Saitama 350-0045, Japan; 2) Elderly Bathing Advisers Association, DK Noa 4F, 1-13-1 Nihonbashi Muromachi, Chuo-ku, Tokyo 103-0022, Japan.</w:t>
+      </w:r>
+    </w:p>
+    <w:p>
+      <w:pPr>
+        <w:pStyle w:val="Compact"/>
+        <w:keepLines/>
+        <w:spacing w:line="240" w:lineRule="auto" w:before="60" w:after="0"/>
+      </w:pPr>
+      <w:r>
+        <w:rPr>
+          <w:rFonts w:ascii="Times New Roman" w:hAnsi="Times New Roman" w:eastAsia="Yu Mincho"/>
+          <w:sz w:val="20"/>
+        </w:rPr>
+        <w:t>*Corresponding author (S. NOSHIRO): Aozora Clinic Kawagoe, Medical Corporation Yuseikai, Room 307, 19-2 Minamidoori-machi, Kawagoe, Saitama 350-0045, Japan. Tel: +81-49-227-3414, Fax: +81-49-227-3415, Email: nsatoshi.ebaa@gmail.com</w:t>
+      </w:r>
+    </w:p>
+    <w:bookmarkEnd w:id="26"/>
+    <w:bookmarkStart w:id="28" w:name="figure-legend"/>
     <w:p>
       <w:pPr>
         <w:pStyle w:val="Heading2"/>
@@ -1104,7 +1466,20 @@
           <w:rFonts w:ascii="Times New Roman" w:hAnsi="Times New Roman" w:eastAsia="Yu Mincho"/>
           <w:sz w:val="24"/>
         </w:rPr>
-        <w:t xml:space="preserve">English Title</w:t>
+        <w:t xml:space="preserve">Figure Legend</w:t>
+      </w:r>
+    </w:p>
+    <w:bookmarkStart w:id="27" w:name="Xb35c0bd38c3ce53c16310dd00e07ccdd38d877a"/>
+    <w:p>
+      <w:pPr>
+        <w:pStyle w:val="Heading3"/>
+      </w:pPr>
+      <w:r>
+        <w:rPr>
+          <w:rFonts w:ascii="Times New Roman" w:hAnsi="Times New Roman" w:eastAsia="Yu Mincho"/>
+          <w:sz w:val="24"/>
+        </w:rPr>
+        <w:t xml:space="preserve">Fig. 1. Reasons for non-installation or non-use of a bathroom heating dryer, by perceived bathroom coldness</w:t>
       </w:r>
     </w:p>
     <w:p>
@@ -1116,82 +1491,7 @@
           <w:rFonts w:ascii="Times New Roman" w:hAnsi="Times New Roman" w:eastAsia="Yu Mincho"/>
           <w:sz w:val="24"/>
         </w:rPr>
-        <w:t xml:space="preserve">Reasons for Non-installation or Non-use of Bathroom Heating Dryers and Perceived Thermal Sensation in Bathrooms in Goshogawara City, Aomori Prefecture</w:t>
-      </w:r>
-    </w:p>
-    <w:p>
-      <w:pPr>
-        <w:pStyle w:val="Compact"/>
-        <w:numPr>
-          <w:ilvl w:val="0"/>
-          <w:numId w:val="1003"/>
-        </w:numPr>
-      </w:pPr>
-      <w:r>
-        <w:rPr>
-          <w:rFonts w:ascii="Times New Roman" w:hAnsi="Times New Roman" w:eastAsia="Yu Mincho"/>
-          <w:sz w:val="24"/>
-        </w:rPr>
-        <w:t xml:space="preserve">Authors: [Enter author names in Roman letters]</w:t>
-      </w:r>
-    </w:p>
-    <w:p>
-      <w:pPr>
-        <w:pStyle w:val="Compact"/>
-        <w:numPr>
-          <w:ilvl w:val="0"/>
-          <w:numId w:val="1003"/>
-        </w:numPr>
-      </w:pPr>
-      <w:r>
-        <w:rPr>
-          <w:rFonts w:ascii="Times New Roman" w:hAnsi="Times New Roman" w:eastAsia="Yu Mincho"/>
-          <w:sz w:val="24"/>
-        </w:rPr>
-        <w:t xml:space="preserve">Affiliations: [Enter affiliations in English]</w:t>
-      </w:r>
-    </w:p>
-    <w:p>
-      <w:pPr>
-        <w:pStyle w:val="Compact"/>
-        <w:numPr>
-          <w:ilvl w:val="0"/>
-          <w:numId w:val="1003"/>
-        </w:numPr>
-      </w:pPr>
-      <w:r>
-        <w:rPr>
-          <w:rFonts w:ascii="Times New Roman" w:hAnsi="Times New Roman" w:eastAsia="Yu Mincho"/>
-          <w:sz w:val="24"/>
-        </w:rPr>
-        <w:t xml:space="preserve">Corresponding author: [Enter name, affiliation, postal address, and email address]</w:t>
-      </w:r>
-    </w:p>
-    <w:bookmarkEnd w:id="26"/>
-    <w:bookmarkStart w:id="27" w:name="english-abstract"/>
-    <w:p>
-      <w:pPr>
-        <w:pStyle w:val="Heading2"/>
-      </w:pPr>
-      <w:r>
-        <w:rPr>
-          <w:rFonts w:ascii="Times New Roman" w:hAnsi="Times New Roman" w:eastAsia="Yu Mincho"/>
-          <w:sz w:val="24"/>
-        </w:rPr>
-        <w:t xml:space="preserve">English Abstract</w:t>
-      </w:r>
-    </w:p>
-    <w:p>
-      <w:pPr>
-        <w:pStyle w:val="FirstParagraph"/>
-        <w:spacing w:line="480" w:lineRule="auto"/>
-      </w:pPr>
-      <w:r>
-        <w:rPr>
-          <w:rFonts w:ascii="Times New Roman" w:hAnsi="Times New Roman" w:eastAsia="Yu Mincho"/>
-          <w:sz w:val="24"/>
-        </w:rPr>
-        <w:t>Objective: We primarily aimed to describe the distribution of self-reported reasons for not installing a bathroom heating dryer or, among those who had installed one, not using it for heating (hereafter, non-users), stratified by perceived bathroom coldness in winter, using a convenience sample from a questionnaire survey in Goshogawara City, Aomori Prefecture. Our secondary aim was to describe central heating use and its concurrent use with a bathroom heating dryer. Methods: We conducted an anonymous cross-sectional questionnaire survey in Goshogawara City between 11 March and 30 April 2026. Of the 190 questionnaires distributed, 154 were returned. We excluded three respondents with missing data on bathroom heating dryer installation/use status and four non-users who did not report a reason for non-use, leaving 147 for the primary analysis; 112 non-users were included in the analysis of reasons. We analysed non-missing data on central-heating use from 145 of the 154 respondents. The perceived thermal sensation in the bathroom during the coldest winter period (January–February) was rated on a 7-point scale, from 1 (very warm) to 7 (very cold). These ratings were classified a priori into the bathroom coldness score 1–4 and 5–7 groups. Reasons for non-installation or non-use were collected as multiple responses. Subsequently, we created an exploratory post hoc category,</w:t>
+        <w:t>The analysis included 112 respondents who had not installed a bathroom heating dryer or had installed one but did not use it for heating. The left and right panels show the bathroom coldness score 1–4 (n = 50) and 5–7 groups (n = 62), respectively. Both panels use the same axis scale and bar style. Reasons were collected as multiple responses; therefore, the percentages do not sum to 100%.</w:t>
       </w:r>
       <w:r>
         <w:rPr>
@@ -1205,7 +1505,7 @@
           <w:rFonts w:ascii="Times New Roman" w:hAnsi="Times New Roman" w:eastAsia="Yu Mincho"/>
           <w:sz w:val="24"/>
         </w:rPr>
-        <w:t xml:space="preserve">“cost-related or housing/installation-related constraints,”</w:t>
+        <w:t xml:space="preserve">“No need”</w:t>
       </w:r>
       <w:r>
         <w:rPr>
@@ -1219,24 +1519,40 @@
           <w:rFonts w:ascii="Times New Roman" w:hAnsi="Times New Roman" w:eastAsia="Yu Mincho"/>
           <w:sz w:val="24"/>
         </w:rPr>
-        <w:t>for respondents selecting any of four reasons: concern about electricity costs, high installation cost, difficulty of installation because of housing structure, or inability to undertake construction work in rented housing. Counts and percentages are reported. Results: Among 112 non-users, 62 and 50 were in the bathroom coldness score 5–7 and 1–4 groups, respectively. Cost-related or housing/installation-related constraints were selected by 51/62 respondents (82.3%) in the bathroom coldness score 5–7 group and 15/50 (30.0%) in the bathroom coldness score 1–4 group. Central heating was used by 28/145 respondents (19.3%), of whom 19 (67.9%) also used a bathroom heating dryer for heating. Conclusions: In this Goshogawara City convenience sample, some non-users of bathroom heating dryers who perceived their bathrooms as cold reported cost-related or housing/installation-related constraints as reasons for non-installation or non-use. When considering the measures to address bathroom coldness in cold regions, future studies are needed to understand the specific constraints that impede equipment installation or use and house heating configuration, in addition to the need for such equipment.</w:t>
-      </w:r>
-    </w:p>
-    <w:p>
-      <w:pPr>
-        <w:pStyle w:val="BodyText"/>
-        <w:spacing w:line="480" w:lineRule="auto"/>
-      </w:pPr>
-      <w:r>
-        <w:rPr>
-          <w:rFonts w:ascii="Times New Roman" w:hAnsi="Times New Roman" w:eastAsia="Yu Mincho"/>
-          <w:sz w:val="24"/>
-        </w:rPr>
-        <w:t xml:space="preserve">English keywords: bathroom heating dryer; central heating; cross-sectional study; cold region; Aomori Prefecture</w:t>
+        <w:t xml:space="preserve">(reason 1) corresponds to the response option</w:t>
+      </w:r>
+      <w:r>
+        <w:rPr>
+          <w:rFonts w:ascii="Times New Roman" w:hAnsi="Times New Roman" w:eastAsia="Yu Mincho"/>
+          <w:sz w:val="24"/>
+        </w:rPr>
+        <w:t xml:space="preserve"> </w:t>
+      </w:r>
+      <w:r>
+        <w:rPr>
+          <w:rFonts w:ascii="Times New Roman" w:hAnsi="Times New Roman" w:eastAsia="Yu Mincho"/>
+          <w:sz w:val="24"/>
+        </w:rPr>
+        <w:t xml:space="preserve">“The bathroom is already warm enough, so a bathroom heating dryer is not needed.”</w:t>
+      </w:r>
+      <w:r>
+        <w:rPr>
+          <w:rFonts w:ascii="Times New Roman" w:hAnsi="Times New Roman" w:eastAsia="Yu Mincho"/>
+          <w:sz w:val="24"/>
+        </w:rPr>
+        <w:t xml:space="preserve"> </w:t>
+      </w:r>
+      <w:r>
+        <w:rPr>
+          <w:rFonts w:ascii="Times New Roman" w:hAnsi="Times New Roman" w:eastAsia="Yu Mincho"/>
+          <w:sz w:val="24"/>
+        </w:rPr>
+        <w:t>Cost-related or housing/installation-related constraints comprise reasons 2–5 (electricity costs, installation cost, housing structure, and inability to undertake construction work in rented housing); cost-related reasons comprise reasons 2 and 3, and housing/installation-related reasons comprise reasons 4 and 5. The categories shown are not mutually exclusive. Accordingly, the sum of counts for the cost-related and housing/installation-related categories can exceed the count for the combined category. Bars show n/N (%), where N is the number of respondents in the corresponding bathroom coldness score group. Confidence intervals are not shown, and no statistical tests for between-group differences were performed.</w:t>
       </w:r>
     </w:p>
     <w:bookmarkEnd w:id="27"/>
-    <w:bookmarkStart w:id="29" w:name="table"/>
+    <w:bookmarkEnd w:id="28"/>
+    <w:bookmarkStart w:id="30" w:name="table"/>
     <w:p>
       <w:pPr>
         <w:pStyle w:val="Heading2"/>
@@ -1250,7 +1566,7 @@
         <w:t xml:space="preserve">Table</w:t>
       </w:r>
     </w:p>
-    <w:bookmarkStart w:id="28" w:name="Xf6f2493278bdb3deb0854306d48c39d7f9c13bc"/>
+    <w:bookmarkStart w:id="29" w:name="Xf6f2493278bdb3deb0854306d48c39d7f9c13bc"/>
     <w:p>
       <w:pPr>
         <w:pStyle w:val="Heading3"/>
@@ -4879,9 +5195,9 @@
         <w:t>Values are presented as n (%). For central-heating use, 145 of the 154 returned questionnaires had no missing data; the 9 missing responses are shown in a separate row without a percentage. Percentages for all other characteristics were calculated using the 147 respondents in the primary analysis as the denominator. The use of other equipment to heat the dressing room or bathroom, excluding the bathroom heating dryer and central heating, was assessed using a multiple-response item; therefore, the percentages do not sum to 100%. The 8 missing responses for this item are shown in a separate row, with the percentage calculated using the 147 respondents as the denominator. For the bathroom and dressing room, perceived thermal sensation was rated on a 7-point scale, from 1 (very warm) to 7 (very cold): the ratings were treated as the respective coldness scores; only the coldness score 5–7 group is shown for each room.</w:t>
       </w:r>
     </w:p>
-    <w:bookmarkEnd w:id="28"/>
     <w:bookmarkEnd w:id="29"/>
-    <w:bookmarkStart w:id="31" w:name="figure-legend"/>
+    <w:bookmarkEnd w:id="30"/>
+    <w:bookmarkStart w:id="35" w:name="figure"/>
     <w:p>
       <w:pPr>
         <w:pStyle w:val="Heading2"/>
@@ -4892,107 +5208,10 @@
           <w:rFonts w:ascii="Times New Roman" w:hAnsi="Times New Roman" w:eastAsia="Yu Mincho"/>
           <w:sz w:val="24"/>
         </w:rPr>
-        <w:t xml:space="preserve">Figure Legend</w:t>
-      </w:r>
-    </w:p>
-    <w:bookmarkStart w:id="30" w:name="Xb35c0bd38c3ce53c16310dd00e07ccdd38d877a"/>
-    <w:p>
-      <w:pPr>
-        <w:pStyle w:val="Heading3"/>
-      </w:pPr>
-      <w:r>
-        <w:rPr>
-          <w:rFonts w:ascii="Times New Roman" w:hAnsi="Times New Roman" w:eastAsia="Yu Mincho"/>
-          <w:sz w:val="24"/>
-        </w:rPr>
-        <w:t xml:space="preserve">Fig. 1. Reasons for non-installation or non-use of a bathroom heating dryer, by perceived bathroom coldness</w:t>
-      </w:r>
-    </w:p>
-    <w:p>
-      <w:pPr>
-        <w:pStyle w:val="FirstParagraph"/>
-      </w:pPr>
-      <w:r>
-        <w:rPr>
-          <w:rFonts w:ascii="Times New Roman" w:hAnsi="Times New Roman" w:eastAsia="Yu Mincho"/>
-          <w:sz w:val="24"/>
-        </w:rPr>
-        <w:t>The analysis included 112 respondents who had not installed a bathroom heating dryer or had installed one but did not use it for heating. The left and right panels show the bathroom coldness score 1–4 (n = 50) and 5–7 groups (n = 62), respectively. Both panels use the same axis scale and bar style. Reasons were collected as multiple responses; therefore, the percentages do not sum to 100%.</w:t>
-      </w:r>
-      <w:r>
-        <w:rPr>
-          <w:rFonts w:ascii="Times New Roman" w:hAnsi="Times New Roman" w:eastAsia="Yu Mincho"/>
-          <w:sz w:val="24"/>
-        </w:rPr>
-        <w:t xml:space="preserve"> </w:t>
-      </w:r>
-      <w:r>
-        <w:rPr>
-          <w:rFonts w:ascii="Times New Roman" w:hAnsi="Times New Roman" w:eastAsia="Yu Mincho"/>
-          <w:sz w:val="24"/>
-        </w:rPr>
-        <w:t xml:space="preserve">“No need”</w:t>
-      </w:r>
-      <w:r>
-        <w:rPr>
-          <w:rFonts w:ascii="Times New Roman" w:hAnsi="Times New Roman" w:eastAsia="Yu Mincho"/>
-          <w:sz w:val="24"/>
-        </w:rPr>
-        <w:t xml:space="preserve"> </w:t>
-      </w:r>
-      <w:r>
-        <w:rPr>
-          <w:rFonts w:ascii="Times New Roman" w:hAnsi="Times New Roman" w:eastAsia="Yu Mincho"/>
-          <w:sz w:val="24"/>
-        </w:rPr>
-        <w:t xml:space="preserve">(reason 1) corresponds to the response option</w:t>
-      </w:r>
-      <w:r>
-        <w:rPr>
-          <w:rFonts w:ascii="Times New Roman" w:hAnsi="Times New Roman" w:eastAsia="Yu Mincho"/>
-          <w:sz w:val="24"/>
-        </w:rPr>
-        <w:t xml:space="preserve"> </w:t>
-      </w:r>
-      <w:r>
-        <w:rPr>
-          <w:rFonts w:ascii="Times New Roman" w:hAnsi="Times New Roman" w:eastAsia="Yu Mincho"/>
-          <w:sz w:val="24"/>
-        </w:rPr>
-        <w:t xml:space="preserve">“The bathroom is already warm enough, so a bathroom heating dryer is not needed.”</w:t>
-      </w:r>
-      <w:r>
-        <w:rPr>
-          <w:rFonts w:ascii="Times New Roman" w:hAnsi="Times New Roman" w:eastAsia="Yu Mincho"/>
-          <w:sz w:val="24"/>
-        </w:rPr>
-        <w:t xml:space="preserve"> </w:t>
-      </w:r>
-      <w:r>
-        <w:rPr>
-          <w:rFonts w:ascii="Times New Roman" w:hAnsi="Times New Roman" w:eastAsia="Yu Mincho"/>
-          <w:sz w:val="24"/>
-        </w:rPr>
-        <w:t>Cost-related or housing/installation-related constraints comprise reasons 2–5 (electricity costs, installation cost, housing structure, and inability to undertake construction work in rented housing); cost-related reasons comprise reasons 2 and 3, and housing/installation-related reasons comprise reasons 4 and 5. The categories shown are not mutually exclusive. Accordingly, the sum of counts for the cost-related and housing/installation-related categories can exceed the count for the combined category. Bars show n/N (%), where N is the number of respondents in the corresponding bathroom coldness score group. Confidence intervals are not shown, and no statistical tests for between-group differences were performed.</w:t>
-      </w:r>
-    </w:p>
-    <w:bookmarkEnd w:id="30"/>
-    <w:bookmarkEnd w:id="31"/>
-    <w:bookmarkStart w:id="36" w:name="figure"/>
-    <w:p>
-      <w:pPr>
-        <w:pStyle w:val="Heading2"/>
-        <w:pageBreakBefore/>
-      </w:pPr>
-      <w:r>
-        <w:rPr>
-          <w:rFonts w:ascii="Times New Roman" w:hAnsi="Times New Roman" w:eastAsia="Yu Mincho"/>
-          <w:sz w:val="24"/>
-        </w:rPr>
         <w:t xml:space="preserve">Figure</w:t>
       </w:r>
     </w:p>
-    <w:bookmarkStart w:id="35" w:name="figure-1"/>
+    <w:bookmarkStart w:id="34" w:name="figure-1"/>
     <w:p>
       <w:pPr>
         <w:pStyle w:val="Heading3"/>
@@ -5019,18 +5238,18 @@
           <wp:inline>
             <wp:extent cx="5334000" cy="2700271"/>
             <wp:effectExtent b="0" l="0" r="0" t="0"/>
-            <wp:docPr descr="deliverables/figures/onki_short_report_figure1_reasons_by_bathroom_coldness_en.png" title="" id="33" name="Picture"/>
+            <wp:docPr descr="deliverables/figures/onki_short_report_figure1_reasons_by_bathroom_coldness_en.png" title="" id="32" name="Picture"/>
             <a:graphic>
               <a:graphicData uri="http://schemas.openxmlformats.org/drawingml/2006/picture">
                 <pic:pic>
                   <pic:nvPicPr>
-                    <pic:cNvPr descr="deliverables/figures/onki_short_report_figure1_reasons_by_bathroom_coldness_en.png" id="34" name="Picture"/>
+                    <pic:cNvPr descr="deliverables/figures/onki_short_report_figure1_reasons_by_bathroom_coldness_en.png" id="33" name="Picture"/>
                     <pic:cNvPicPr>
                       <a:picLocks noChangeArrowheads="1" noChangeAspect="1"/>
                     </pic:cNvPicPr>
                   </pic:nvPicPr>
                   <pic:blipFill>
-                    <a:blip r:embed="rId32"/>
+                    <a:blip r:embed="rId31"/>
                     <a:stretch>
                       <a:fillRect/>
                     </a:stretch>
@@ -5064,15 +5283,17 @@
         <w:t xml:space="preserve"> </w:t>
       </w:r>
     </w:p>
+    <w:bookmarkEnd w:id="34"/>
     <w:bookmarkEnd w:id="35"/>
     <w:bookmarkEnd w:id="36"/>
-    <w:bookmarkEnd w:id="37"/>
     <w:sectPr>
+      <w:footerReference w:type="default" r:id="rId9"/>
       <w:footnotePr>
         <w:numRestart w:val="eachSect"/>
       </w:footnotePr>
       <w:pgSz w:w="11906" w:h="16838"/>
-      <w:pgMar w:top="1417" w:bottom="1417" w:left="1701" w:right="1701"/>
+      <w:pgMar w:top="1417" w:bottom="1417" w:left="1701" w:right="1701" w:footer="720"/>
+      <w:lnNumType w:countBy="1"/>
     </w:sectPr>
   </w:body>
 </w:document>
@@ -5080,6 +5301,28 @@
 
 <file path=word/comments.xml><?xml version="1.0" encoding="utf-8"?>
 <w:comments xmlns:w="http://schemas.openxmlformats.org/wordprocessingml/2006/main" xmlns:m="http://schemas.openxmlformats.org/officeDocument/2006/math" xmlns:r="http://schemas.openxmlformats.org/officeDocument/2006/relationships" xmlns:o="urn:schemas-microsoft-com:office:office" xmlns:v="urn:schemas-microsoft-com:vml" xmlns:w10="urn:schemas-microsoft-com:office:word" xmlns:a="http://schemas.openxmlformats.org/drawingml/2006/main" xmlns:pic="http://schemas.openxmlformats.org/drawingml/2006/picture" xmlns:wp="http://schemas.openxmlformats.org/drawingml/2006/wordprocessingDrawing"/>
+</file>
+
+<file path=word/footer1.xml><?xml version="1.0" encoding="utf-8"?>
+<w:ftr xmlns:m="http://schemas.openxmlformats.org/officeDocument/2006/math" xmlns:mc="http://schemas.openxmlformats.org/markup-compatibility/2006" xmlns:mo="http://schemas.microsoft.com/office/mac/office/2008/main" xmlns:mv="urn:schemas-microsoft-com:mac:vml" xmlns:o="urn:schemas-microsoft-com:office:office" xmlns:r="http://schemas.openxmlformats.org/officeDocument/2006/relationships" xmlns:v="urn:schemas-microsoft-com:vml" xmlns:w10="urn:schemas-microsoft-com:office:word" xmlns:w14="http://schemas.microsoft.com/office/word/2010/wordml" xmlns:w="http://schemas.openxmlformats.org/wordprocessingml/2006/main" xmlns:wne="http://schemas.microsoft.com/office/word/2006/wordml" xmlns:wp14="http://schemas.microsoft.com/office/word/2010/wordprocessingDrawing" xmlns:wp="http://schemas.openxmlformats.org/drawingml/2006/wordprocessingDrawing" xmlns:wpc="http://schemas.microsoft.com/office/word/2010/wordprocessingCanvas" xmlns:wpg="http://schemas.microsoft.com/office/word/2010/wordprocessingGroup" xmlns:wpi="http://schemas.microsoft.com/office/word/2010/wordprocessingInk" xmlns:wps="http://schemas.microsoft.com/office/word/2010/wordprocessingShape" mc:Ignorable="w14 wp14">
+  <w:p>
+    <w:pPr>
+      <w:pStyle w:val="Footer"/>
+      <w:jc w:val="center"/>
+    </w:pPr>
+    <w:r>
+      <w:rPr>
+        <w:rFonts w:ascii="Times New Roman" w:hAnsi="Times New Roman" w:eastAsia="Yu Mincho"/>
+        <w:sz w:val="21"/>
+      </w:rPr>
+      <w:fldChar w:fldCharType="begin"/>
+      <w:instrText xml:space="preserve"> PAGE </w:instrText>
+      <w:fldChar w:fldCharType="separate"/>
+      <w:t>1</w:t>
+      <w:fldChar w:fldCharType="end"/>
+    </w:r>
+  </w:p>
+</w:ftr>
 </file>
 
 <file path=word/footnotes.xml><?xml version="1.0" encoding="utf-8"?>
@@ -5282,13 +5525,13 @@
       </w:rPr>
     </w:lvl>
   </w:abstractNum>
-  <w:abstractNum w:abstractNumId="99411">
-    <w:nsid w:val="00A99411"/>
+  <w:abstractNum w:abstractNumId="99421">
+    <w:nsid w:val="00A99421"/>
     <w:multiLevelType w:val="multilevel"/>
     <w:lvl w:ilvl="0">
       <w:start w:val="1"/>
       <w:numFmt w:val="decimal"/>
-      <w:lvlText w:val="%1."/>
+      <w:lvlText w:val="%1)"/>
       <w:lvlJc w:val="left"/>
       <w:pPr>
         <w:ind w:left="720" w:hanging="360"/>
@@ -5297,7 +5540,7 @@
     <w:lvl w:ilvl="1">
       <w:start w:val="1"/>
       <w:numFmt w:val="decimal"/>
-      <w:lvlText w:val="%2."/>
+      <w:lvlText w:val="%2)"/>
       <w:lvlJc w:val="left"/>
       <w:pPr>
         <w:ind w:left="1440" w:hanging="360"/>
@@ -5306,7 +5549,7 @@
     <w:lvl w:ilvl="2">
       <w:start w:val="1"/>
       <w:numFmt w:val="decimal"/>
-      <w:lvlText w:val="%3."/>
+      <w:lvlText w:val="%3)"/>
       <w:lvlJc w:val="left"/>
       <w:pPr>
         <w:ind w:left="2160" w:hanging="360"/>
@@ -5315,7 +5558,7 @@
     <w:lvl w:ilvl="3">
       <w:start w:val="1"/>
       <w:numFmt w:val="decimal"/>
-      <w:lvlText w:val="%4."/>
+      <w:lvlText w:val="%4)"/>
       <w:lvlJc w:val="left"/>
       <w:pPr>
         <w:ind w:left="2880" w:hanging="360"/>
@@ -5324,7 +5567,7 @@
     <w:lvl w:ilvl="4">
       <w:start w:val="1"/>
       <w:numFmt w:val="decimal"/>
-      <w:lvlText w:val="%5."/>
+      <w:lvlText w:val="%5)"/>
       <w:lvlJc w:val="left"/>
       <w:pPr>
         <w:ind w:left="3600" w:hanging="360"/>
@@ -5333,7 +5576,7 @@
     <w:lvl w:ilvl="5">
       <w:start w:val="1"/>
       <w:numFmt w:val="decimal"/>
-      <w:lvlText w:val="%6."/>
+      <w:lvlText w:val="%6)"/>
       <w:lvlJc w:val="left"/>
       <w:pPr>
         <w:ind w:left="4320" w:hanging="360"/>
@@ -5342,7 +5585,7 @@
     <w:lvl w:ilvl="6">
       <w:start w:val="1"/>
       <w:numFmt w:val="decimal"/>
-      <w:lvlText w:val="%7."/>
+      <w:lvlText w:val="%7)"/>
       <w:lvlJc w:val="left"/>
       <w:pPr>
         <w:ind w:left="5040" w:hanging="360"/>
@@ -5351,7 +5594,7 @@
     <w:lvl w:ilvl="7">
       <w:start w:val="1"/>
       <w:numFmt w:val="decimal"/>
-      <w:lvlText w:val="%8."/>
+      <w:lvlText w:val="%8)"/>
       <w:lvlJc w:val="left"/>
       <w:pPr>
         <w:ind w:left="5760" w:hanging="360"/>
@@ -5360,7 +5603,7 @@
     <w:lvl w:ilvl="8">
       <w:start w:val="1"/>
       <w:numFmt w:val="decimal"/>
-      <w:lvlText w:val="%9."/>
+      <w:lvlText w:val="%9)"/>
       <w:lvlJc w:val="left"/>
       <w:pPr>
         <w:ind w:left="6480" w:hanging="360"/>
@@ -5374,7 +5617,7 @@
     <w:abstractNumId w:val="991"/>
   </w:num>
   <w:num w:numId="1002">
-    <w:abstractNumId w:val="99411"/>
+    <w:abstractNumId w:val="99421"/>
     <w:lvlOverride w:ilvl="0">
       <w:startOverride w:val="1"/>
     </w:lvlOverride>
